--- a/backend/Projekt feladat.docx
+++ b/backend/Projekt feladat.docx
@@ -166,12 +166,7 @@
         <w:t xml:space="preserve">Illusztrátor: Ki(k) </w:t>
       </w:r>
       <w:r>
-        <w:t>a könyv illusztrátor</w:t>
-      </w:r>
-      <w:bookmarkStart w:id="0" w:name="_GoBack"/>
-      <w:bookmarkEnd w:id="0"/>
-      <w:r>
-        <w:t>ai</w:t>
+        <w:t>a könyv illusztrátorai</w:t>
       </w:r>
       <w:r>
         <w:t xml:space="preserve"> (VARCHAR(150)), egyedi azonosítóval (INT).</w:t>
@@ -330,6 +325,35 @@
         </w:rPr>
       </w:pPr>
       <w:r>
+        <w:t xml:space="preserve">Fizetési mód: Milyen módokon lehet fizetni. (VARCHAR(150)), Egyedi azonosítója az </w:t>
+      </w:r>
+      <w:proofErr w:type="spellStart"/>
+      <w:r>
+        <w:t>id</w:t>
+      </w:r>
+      <w:proofErr w:type="spellEnd"/>
+      <w:r>
+        <w:t xml:space="preserve"> (INT).</w:t>
+      </w:r>
+      <w:r>
+        <w:rPr>
+          <w:noProof/>
+        </w:rPr>
+        <w:t xml:space="preserve"> </w:t>
+      </w:r>
+    </w:p>
+    <w:p>
+      <w:pPr>
+        <w:pStyle w:val="Listaszerbekezds"/>
+        <w:numPr>
+          <w:ilvl w:val="0"/>
+          <w:numId w:val="1"/>
+        </w:numPr>
+        <w:rPr>
+          <w:noProof/>
+        </w:rPr>
+      </w:pPr>
+      <w:r>
         <w:rPr>
           <w:noProof/>
         </w:rPr>
@@ -337,10 +361,10 @@
           <wp:anchor distT="0" distB="0" distL="114300" distR="114300" simplePos="0" relativeHeight="251658240" behindDoc="1" locked="0" layoutInCell="1" allowOverlap="1" wp14:anchorId="1E0FCE13">
             <wp:simplePos x="0" y="0"/>
             <wp:positionH relativeFrom="column">
-              <wp:posOffset>3138805</wp:posOffset>
+              <wp:posOffset>3202416</wp:posOffset>
             </wp:positionH>
             <wp:positionV relativeFrom="paragraph">
-              <wp:posOffset>136525</wp:posOffset>
+              <wp:posOffset>207479</wp:posOffset>
             </wp:positionV>
             <wp:extent cx="2695575" cy="3620625"/>
             <wp:effectExtent l="0" t="0" r="0" b="0"/>
@@ -393,14 +417,34 @@
         <w:rPr>
           <w:noProof/>
         </w:rPr>
+        <w:t xml:space="preserve">Szállítás: Milyen szállítási módok vehetők igénybe (VARCHAR(150)), Egyedi azonosítója az id (INT) </w:t>
+      </w:r>
+    </w:p>
+    <w:p>
+      <w:pPr>
+        <w:rPr>
+          <w:noProof/>
+        </w:rPr>
+      </w:pPr>
+    </w:p>
+    <w:p>
+      <w:pPr>
+        <w:rPr>
+          <w:noProof/>
+        </w:rPr>
+      </w:pPr>
+      <w:r>
+        <w:rPr>
+          <w:noProof/>
+        </w:rPr>
         <w:drawing>
           <wp:anchor distT="0" distB="0" distL="114300" distR="114300" simplePos="0" relativeHeight="251659264" behindDoc="1" locked="0" layoutInCell="1" allowOverlap="1" wp14:anchorId="02DEFDFA">
             <wp:simplePos x="0" y="0"/>
-            <wp:positionH relativeFrom="column">
-              <wp:posOffset>43815</wp:posOffset>
+            <wp:positionH relativeFrom="margin">
+              <wp:posOffset>110546</wp:posOffset>
             </wp:positionH>
             <wp:positionV relativeFrom="paragraph">
-              <wp:posOffset>654685</wp:posOffset>
+              <wp:posOffset>33765</wp:posOffset>
             </wp:positionV>
             <wp:extent cx="3114205" cy="2488412"/>
             <wp:effectExtent l="0" t="0" r="0" b="7620"/>
@@ -449,56 +493,6 @@
           </wp:anchor>
         </w:drawing>
       </w:r>
-      <w:r>
-        <w:t xml:space="preserve">Fizetési mód: Milyen módokon </w:t>
-      </w:r>
-      <w:proofErr w:type="spellStart"/>
-      <w:r>
-        <w:t>leh</w:t>
-      </w:r>
-      <w:proofErr w:type="spellEnd"/>
-      <w:r>
-        <w:rPr>
-          <w:noProof/>
-        </w:rPr>
-        <w:t xml:space="preserve"> </w:t>
-      </w:r>
-      <w:proofErr w:type="spellStart"/>
-      <w:r>
-        <w:t>et</w:t>
-      </w:r>
-      <w:proofErr w:type="spellEnd"/>
-      <w:r>
-        <w:t xml:space="preserve"> fizetni. (VARCHAR(150)), Egyedi azonosítója az </w:t>
-      </w:r>
-      <w:proofErr w:type="spellStart"/>
-      <w:r>
-        <w:t>id</w:t>
-      </w:r>
-      <w:proofErr w:type="spellEnd"/>
-      <w:r>
-        <w:t xml:space="preserve"> (INT).</w:t>
-      </w:r>
-      <w:r>
-        <w:rPr>
-          <w:noProof/>
-        </w:rPr>
-        <w:t xml:space="preserve"> </w:t>
-      </w:r>
-    </w:p>
-    <w:p>
-      <w:pPr>
-        <w:rPr>
-          <w:noProof/>
-        </w:rPr>
-      </w:pPr>
-    </w:p>
-    <w:p>
-      <w:pPr>
-        <w:rPr>
-          <w:noProof/>
-        </w:rPr>
-      </w:pPr>
       <w:r>
         <w:rPr>
           <w:noProof/>
@@ -565,7 +559,13 @@
                         <w:txbxContent>
                           <w:p>
                             <w:r>
-                              <w:t xml:space="preserve">Az oldal végpontjai a következők: </w:t>
+                              <w:t>Az oldal</w:t>
+                            </w:r>
+                            <w:r>
+                              <w:t xml:space="preserve"> a felhasználó által használható</w:t>
+                            </w:r>
+                            <w:r>
+                              <w:t xml:space="preserve"> végpontjai a következők: </w:t>
                             </w:r>
                           </w:p>
                           <w:p>
@@ -637,20 +637,11 @@
                             </w:r>
                             <w:proofErr w:type="spellStart"/>
                             <w:r>
-                              <w:t>search?</w:t>
-                            </w:r>
-                            <w:r>
-                              <w:t>illusz</w:t>
+                              <w:t>search?illusz</w:t>
                             </w:r>
                             <w:proofErr w:type="spellEnd"/>
                             <w:r>
-                              <w:t>=’’ : A</w:t>
-                            </w:r>
-                            <w:r>
-                              <w:t>z illusztrátorok</w:t>
-                            </w:r>
-                            <w:r>
-                              <w:t xml:space="preserve"> neve alapján szűr. </w:t>
+                              <w:t xml:space="preserve">=’’ : Az illusztrátorok neve alapján szűr. </w:t>
                             </w:r>
                           </w:p>
                           <w:p>
@@ -674,20 +665,11 @@
                             </w:r>
                             <w:proofErr w:type="spellStart"/>
                             <w:r>
-                              <w:t>search?</w:t>
-                            </w:r>
-                            <w:r>
-                              <w:t>nyelv</w:t>
+                              <w:t>search?nyelv</w:t>
                             </w:r>
                             <w:proofErr w:type="spellEnd"/>
                             <w:r>
-                              <w:t xml:space="preserve">=’’ : A </w:t>
-                            </w:r>
-                            <w:r>
-                              <w:t xml:space="preserve">nyelv </w:t>
-                            </w:r>
-                            <w:r>
-                              <w:t xml:space="preserve">alapján szűr. </w:t>
+                              <w:t xml:space="preserve">=’’ : A nyelv alapján szűr. </w:t>
                             </w:r>
                           </w:p>
                           <w:p>
@@ -711,20 +693,11 @@
                             </w:r>
                             <w:proofErr w:type="spellStart"/>
                             <w:r>
-                              <w:t>search?</w:t>
-                            </w:r>
-                            <w:r>
-                              <w:t>kat</w:t>
+                              <w:t>search?kat</w:t>
                             </w:r>
                             <w:proofErr w:type="spellEnd"/>
                             <w:r>
-                              <w:t xml:space="preserve">=’’ : A </w:t>
-                            </w:r>
-                            <w:r>
-                              <w:t>kategóriák</w:t>
-                            </w:r>
-                            <w:r>
-                              <w:t xml:space="preserve"> alapján szűr. </w:t>
+                              <w:t xml:space="preserve">=’’ : A kategóriák alapján szűr. </w:t>
                             </w:r>
                           </w:p>
                           <w:p>
@@ -748,20 +721,11 @@
                             </w:r>
                             <w:proofErr w:type="spellStart"/>
                             <w:r>
-                              <w:t>search?</w:t>
-                            </w:r>
-                            <w:r>
-                              <w:t>kiado</w:t>
+                              <w:t>search?kiado</w:t>
                             </w:r>
                             <w:proofErr w:type="spellEnd"/>
                             <w:r>
-                              <w:t xml:space="preserve">=’’ : A </w:t>
-                            </w:r>
-                            <w:r>
-                              <w:t>kiadó</w:t>
-                            </w:r>
-                            <w:r>
-                              <w:t xml:space="preserve"> alapján szűr. </w:t>
+                              <w:t xml:space="preserve">=’’ : A kiadó alapján szűr. </w:t>
                             </w:r>
                           </w:p>
                           <w:p>
@@ -785,20 +749,31 @@
                             </w:r>
                             <w:proofErr w:type="spellStart"/>
                             <w:r>
-                              <w:t>search?</w:t>
-                            </w:r>
-                            <w:r>
-                              <w:t>cim</w:t>
+                              <w:t>search?cim</w:t>
                             </w:r>
                             <w:proofErr w:type="spellEnd"/>
                             <w:r>
-                              <w:t xml:space="preserve">=’’ : A </w:t>
-                            </w:r>
-                            <w:r>
-                              <w:t>cím</w:t>
-                            </w:r>
-                            <w:r>
-                              <w:t xml:space="preserve"> alapján szűr. </w:t>
+                              <w:t xml:space="preserve">=’’ : A cím alapján szűr. </w:t>
+                            </w:r>
+                          </w:p>
+                          <w:p>
+                            <w:pPr>
+                              <w:pStyle w:val="Listaszerbekezds"/>
+                              <w:numPr>
+                                <w:ilvl w:val="0"/>
+                                <w:numId w:val="2"/>
+                              </w:numPr>
+                            </w:pPr>
+                            <w:r>
+                              <w:t>/</w:t>
+                            </w:r>
+                            <w:proofErr w:type="spellStart"/>
+                            <w:r>
+                              <w:t>konyvek</w:t>
+                            </w:r>
+                            <w:proofErr w:type="spellEnd"/>
+                            <w:r>
+                              <w:t xml:space="preserve">/ISBN : Az adott ISBN-el rendelkező könyvet mutatja meg. </w:t>
                             </w:r>
                           </w:p>
                           <w:p>
@@ -850,7 +825,12 @@
                             </w:r>
                             <w:proofErr w:type="spellEnd"/>
                             <w:r>
-                              <w:t xml:space="preserve">, és a termék táblákból történik a törlés. </w:t>
+                              <w:t>,</w:t>
+                            </w:r>
+                            <w:bookmarkStart w:id="0" w:name="_GoBack"/>
+                            <w:bookmarkEnd w:id="0"/>
+                            <w:r>
+                              <w:t xml:space="preserve"> és a termék táblákból történik a törlés. </w:t>
                             </w:r>
                           </w:p>
                         </w:txbxContent>
@@ -881,7 +861,13 @@
                   <w:txbxContent>
                     <w:p>
                       <w:r>
-                        <w:t xml:space="preserve">Az oldal végpontjai a következők: </w:t>
+                        <w:t>Az oldal</w:t>
+                      </w:r>
+                      <w:r>
+                        <w:t xml:space="preserve"> a felhasználó által használható</w:t>
+                      </w:r>
+                      <w:r>
+                        <w:t xml:space="preserve"> végpontjai a következők: </w:t>
                       </w:r>
                     </w:p>
                     <w:p>
@@ -953,20 +939,11 @@
                       </w:r>
                       <w:proofErr w:type="spellStart"/>
                       <w:r>
-                        <w:t>search?</w:t>
-                      </w:r>
-                      <w:r>
-                        <w:t>illusz</w:t>
+                        <w:t>search?illusz</w:t>
                       </w:r>
                       <w:proofErr w:type="spellEnd"/>
                       <w:r>
-                        <w:t>=’’ : A</w:t>
-                      </w:r>
-                      <w:r>
-                        <w:t>z illusztrátorok</w:t>
-                      </w:r>
-                      <w:r>
-                        <w:t xml:space="preserve"> neve alapján szűr. </w:t>
+                        <w:t xml:space="preserve">=’’ : Az illusztrátorok neve alapján szűr. </w:t>
                       </w:r>
                     </w:p>
                     <w:p>
@@ -990,20 +967,11 @@
                       </w:r>
                       <w:proofErr w:type="spellStart"/>
                       <w:r>
-                        <w:t>search?</w:t>
-                      </w:r>
-                      <w:r>
-                        <w:t>nyelv</w:t>
+                        <w:t>search?nyelv</w:t>
                       </w:r>
                       <w:proofErr w:type="spellEnd"/>
                       <w:r>
-                        <w:t xml:space="preserve">=’’ : A </w:t>
-                      </w:r>
-                      <w:r>
-                        <w:t xml:space="preserve">nyelv </w:t>
-                      </w:r>
-                      <w:r>
-                        <w:t xml:space="preserve">alapján szűr. </w:t>
+                        <w:t xml:space="preserve">=’’ : A nyelv alapján szűr. </w:t>
                       </w:r>
                     </w:p>
                     <w:p>
@@ -1027,20 +995,11 @@
                       </w:r>
                       <w:proofErr w:type="spellStart"/>
                       <w:r>
-                        <w:t>search?</w:t>
-                      </w:r>
-                      <w:r>
-                        <w:t>kat</w:t>
+                        <w:t>search?kat</w:t>
                       </w:r>
                       <w:proofErr w:type="spellEnd"/>
                       <w:r>
-                        <w:t xml:space="preserve">=’’ : A </w:t>
-                      </w:r>
-                      <w:r>
-                        <w:t>kategóriák</w:t>
-                      </w:r>
-                      <w:r>
-                        <w:t xml:space="preserve"> alapján szűr. </w:t>
+                        <w:t xml:space="preserve">=’’ : A kategóriák alapján szűr. </w:t>
                       </w:r>
                     </w:p>
                     <w:p>
@@ -1064,20 +1023,11 @@
                       </w:r>
                       <w:proofErr w:type="spellStart"/>
                       <w:r>
-                        <w:t>search?</w:t>
-                      </w:r>
-                      <w:r>
-                        <w:t>kiado</w:t>
+                        <w:t>search?kiado</w:t>
                       </w:r>
                       <w:proofErr w:type="spellEnd"/>
                       <w:r>
-                        <w:t xml:space="preserve">=’’ : A </w:t>
-                      </w:r>
-                      <w:r>
-                        <w:t>kiadó</w:t>
-                      </w:r>
-                      <w:r>
-                        <w:t xml:space="preserve"> alapján szűr. </w:t>
+                        <w:t xml:space="preserve">=’’ : A kiadó alapján szűr. </w:t>
                       </w:r>
                     </w:p>
                     <w:p>
@@ -1101,20 +1051,31 @@
                       </w:r>
                       <w:proofErr w:type="spellStart"/>
                       <w:r>
-                        <w:t>search?</w:t>
-                      </w:r>
-                      <w:r>
-                        <w:t>cim</w:t>
+                        <w:t>search?cim</w:t>
                       </w:r>
                       <w:proofErr w:type="spellEnd"/>
                       <w:r>
-                        <w:t xml:space="preserve">=’’ : A </w:t>
-                      </w:r>
-                      <w:r>
-                        <w:t>cím</w:t>
-                      </w:r>
-                      <w:r>
-                        <w:t xml:space="preserve"> alapján szűr. </w:t>
+                        <w:t xml:space="preserve">=’’ : A cím alapján szűr. </w:t>
+                      </w:r>
+                    </w:p>
+                    <w:p>
+                      <w:pPr>
+                        <w:pStyle w:val="Listaszerbekezds"/>
+                        <w:numPr>
+                          <w:ilvl w:val="0"/>
+                          <w:numId w:val="2"/>
+                        </w:numPr>
+                      </w:pPr>
+                      <w:r>
+                        <w:t>/</w:t>
+                      </w:r>
+                      <w:proofErr w:type="spellStart"/>
+                      <w:r>
+                        <w:t>konyvek</w:t>
+                      </w:r>
+                      <w:proofErr w:type="spellEnd"/>
+                      <w:r>
+                        <w:t xml:space="preserve">/ISBN : Az adott ISBN-el rendelkező könyvet mutatja meg. </w:t>
                       </w:r>
                     </w:p>
                     <w:p>
@@ -1166,7 +1127,12 @@
                       </w:r>
                       <w:proofErr w:type="spellEnd"/>
                       <w:r>
-                        <w:t xml:space="preserve">, és a termék táblákból történik a törlés. </w:t>
+                        <w:t>,</w:t>
+                      </w:r>
+                      <w:bookmarkStart w:id="1" w:name="_GoBack"/>
+                      <w:bookmarkEnd w:id="1"/>
+                      <w:r>
+                        <w:t xml:space="preserve"> és a termék táblákból történik a törlés. </w:t>
                       </w:r>
                     </w:p>
                   </w:txbxContent>

--- a/backend/Projekt feladat.docx
+++ b/backend/Projekt feladat.docx
@@ -21,38 +21,6 @@
     <w:p>
       <w:r>
         <w:t xml:space="preserve">A projektünkben egy könyves boltot hoztunk létre. Egy valós webáruház alapján készítettünk el. Az adatbázisunk táblái és kapcsolatai a következők: </w:t>
-      </w:r>
-    </w:p>
-    <w:p>
-      <w:pPr>
-        <w:pStyle w:val="Listaszerbekezds"/>
-        <w:numPr>
-          <w:ilvl w:val="0"/>
-          <w:numId w:val="1"/>
-        </w:numPr>
-      </w:pPr>
-      <w:r>
-        <w:t>Borító: A könyv borító típusait tároljuk el (VARCHAR(150)), egyedi azonosítóval (INT).</w:t>
-      </w:r>
-    </w:p>
-    <w:p>
-      <w:pPr>
-        <w:pStyle w:val="Listaszerbekezds"/>
-        <w:numPr>
-          <w:ilvl w:val="0"/>
-          <w:numId w:val="1"/>
-        </w:numPr>
-      </w:pPr>
-      <w:r>
-        <w:t xml:space="preserve">Típus: Az árult termékek típusát tároljuk el </w:t>
-      </w:r>
-      <w:proofErr w:type="spellStart"/>
-      <w:r>
-        <w:t>pl</w:t>
-      </w:r>
-      <w:proofErr w:type="spellEnd"/>
-      <w:r>
-        <w:t>: Könyv (VARCHAR(150)), egyedi azonosítóval (INT).</w:t>
       </w:r>
     </w:p>
     <w:p>
@@ -499,649 +467,109 @@
         </w:rPr>
         <w:br w:type="page"/>
       </w:r>
-    </w:p>
-    <w:p>
-      <w:pPr>
-        <w:rPr>
-          <w:noProof/>
-        </w:rPr>
-      </w:pPr>
       <w:r>
         <w:rPr>
           <w:noProof/>
         </w:rPr>
         <w:lastRenderedPageBreak/>
-        <mc:AlternateContent>
-          <mc:Choice Requires="wps">
-            <w:drawing>
-              <wp:anchor distT="45720" distB="45720" distL="114300" distR="114300" simplePos="0" relativeHeight="251663360" behindDoc="0" locked="0" layoutInCell="1" allowOverlap="1">
-                <wp:simplePos x="0" y="0"/>
-                <wp:positionH relativeFrom="margin">
-                  <wp:align>left</wp:align>
-                </wp:positionH>
-                <wp:positionV relativeFrom="paragraph">
-                  <wp:posOffset>3174365</wp:posOffset>
-                </wp:positionV>
-                <wp:extent cx="5943600" cy="5686425"/>
-                <wp:effectExtent l="0" t="0" r="19050" b="28575"/>
-                <wp:wrapSquare wrapText="bothSides"/>
-                <wp:docPr id="217" name="Szövegdoboz 2"/>
-                <wp:cNvGraphicFramePr>
-                  <a:graphicFrameLocks xmlns:a="http://schemas.openxmlformats.org/drawingml/2006/main"/>
-                </wp:cNvGraphicFramePr>
-                <a:graphic xmlns:a="http://schemas.openxmlformats.org/drawingml/2006/main">
-                  <a:graphicData uri="http://schemas.microsoft.com/office/word/2010/wordprocessingShape">
-                    <wps:wsp>
-                      <wps:cNvSpPr txBox="1">
-                        <a:spLocks noChangeArrowheads="1"/>
-                      </wps:cNvSpPr>
-                      <wps:spPr bwMode="auto">
-                        <a:xfrm>
-                          <a:off x="0" y="0"/>
-                          <a:ext cx="5943600" cy="5686425"/>
-                        </a:xfrm>
-                        <a:prstGeom prst="rect">
-                          <a:avLst/>
-                        </a:prstGeom>
-                        <a:solidFill>
-                          <a:srgbClr val="FFFFFF"/>
-                        </a:solidFill>
-                        <a:ln w="9525">
-                          <a:solidFill>
-                            <a:schemeClr val="bg1"/>
-                          </a:solidFill>
-                          <a:miter lim="800000"/>
-                          <a:headEnd/>
-                          <a:tailEnd/>
-                        </a:ln>
-                      </wps:spPr>
-                      <wps:txbx>
-                        <w:txbxContent>
-                          <w:p>
-                            <w:r>
-                              <w:t>Az oldal</w:t>
-                            </w:r>
-                            <w:r>
-                              <w:t xml:space="preserve"> a felhasználó által használható</w:t>
-                            </w:r>
-                            <w:r>
-                              <w:t xml:space="preserve"> végpontjai a következők: </w:t>
-                            </w:r>
-                          </w:p>
-                          <w:p>
-                            <w:pPr>
-                              <w:pStyle w:val="Listaszerbekezds"/>
-                              <w:numPr>
-                                <w:ilvl w:val="0"/>
-                                <w:numId w:val="2"/>
-                              </w:numPr>
-                            </w:pPr>
-                            <w:r>
-                              <w:t>/</w:t>
-                            </w:r>
-                            <w:proofErr w:type="spellStart"/>
-                            <w:r>
-                              <w:t>konyvek</w:t>
-                            </w:r>
-                            <w:proofErr w:type="spellEnd"/>
-                            <w:r>
-                              <w:t>: Az összes terméket kiadja.</w:t>
-                            </w:r>
-                          </w:p>
-                          <w:p>
-                            <w:pPr>
-                              <w:pStyle w:val="Listaszerbekezds"/>
-                              <w:numPr>
-                                <w:ilvl w:val="0"/>
-                                <w:numId w:val="2"/>
-                              </w:numPr>
-                            </w:pPr>
-                            <w:r>
-                              <w:t>/</w:t>
-                            </w:r>
-                            <w:proofErr w:type="spellStart"/>
-                            <w:r>
-                              <w:t>konyvek</w:t>
-                            </w:r>
-                            <w:proofErr w:type="spellEnd"/>
-                            <w:r>
-                              <w:t>/</w:t>
-                            </w:r>
-                            <w:proofErr w:type="spellStart"/>
-                            <w:r>
-                              <w:t>search?szerz</w:t>
-                            </w:r>
-                            <w:proofErr w:type="spellEnd"/>
-                            <w:r>
-                              <w:t xml:space="preserve">=’’ : A szerzők neve alapján szűr. </w:t>
-                            </w:r>
-                          </w:p>
-                          <w:p>
-                            <w:pPr>
-                              <w:pStyle w:val="Listaszerbekezds"/>
-                              <w:numPr>
-                                <w:ilvl w:val="0"/>
-                                <w:numId w:val="2"/>
-                              </w:numPr>
-                            </w:pPr>
-                            <w:r>
-                              <w:t>/</w:t>
-                            </w:r>
-                            <w:proofErr w:type="spellStart"/>
-                            <w:r>
-                              <w:t>konyvek</w:t>
-                            </w:r>
-                            <w:proofErr w:type="spellEnd"/>
-                            <w:r>
-                              <w:t>/</w:t>
-                            </w:r>
-                            <w:proofErr w:type="spellStart"/>
-                            <w:r>
-                              <w:t>search?illusz</w:t>
-                            </w:r>
-                            <w:proofErr w:type="spellEnd"/>
-                            <w:r>
-                              <w:t xml:space="preserve">=’’ : Az illusztrátorok neve alapján szűr. </w:t>
-                            </w:r>
-                          </w:p>
-                          <w:p>
-                            <w:pPr>
-                              <w:pStyle w:val="Listaszerbekezds"/>
-                              <w:numPr>
-                                <w:ilvl w:val="0"/>
-                                <w:numId w:val="2"/>
-                              </w:numPr>
-                            </w:pPr>
-                            <w:r>
-                              <w:t>/</w:t>
-                            </w:r>
-                            <w:proofErr w:type="spellStart"/>
-                            <w:r>
-                              <w:t>konyvek</w:t>
-                            </w:r>
-                            <w:proofErr w:type="spellEnd"/>
-                            <w:r>
-                              <w:t>/</w:t>
-                            </w:r>
-                            <w:proofErr w:type="spellStart"/>
-                            <w:r>
-                              <w:t>search?nyelv</w:t>
-                            </w:r>
-                            <w:proofErr w:type="spellEnd"/>
-                            <w:r>
-                              <w:t xml:space="preserve">=’’ : A nyelv alapján szűr. </w:t>
-                            </w:r>
-                          </w:p>
-                          <w:p>
-                            <w:pPr>
-                              <w:pStyle w:val="Listaszerbekezds"/>
-                              <w:numPr>
-                                <w:ilvl w:val="0"/>
-                                <w:numId w:val="2"/>
-                              </w:numPr>
-                            </w:pPr>
-                            <w:r>
-                              <w:t>/</w:t>
-                            </w:r>
-                            <w:proofErr w:type="spellStart"/>
-                            <w:r>
-                              <w:t>konyvek</w:t>
-                            </w:r>
-                            <w:proofErr w:type="spellEnd"/>
-                            <w:r>
-                              <w:t>/</w:t>
-                            </w:r>
-                            <w:proofErr w:type="spellStart"/>
-                            <w:r>
-                              <w:t>search?kat</w:t>
-                            </w:r>
-                            <w:proofErr w:type="spellEnd"/>
-                            <w:r>
-                              <w:t xml:space="preserve">=’’ : A kategóriák alapján szűr. </w:t>
-                            </w:r>
-                          </w:p>
-                          <w:p>
-                            <w:pPr>
-                              <w:pStyle w:val="Listaszerbekezds"/>
-                              <w:numPr>
-                                <w:ilvl w:val="0"/>
-                                <w:numId w:val="2"/>
-                              </w:numPr>
-                            </w:pPr>
-                            <w:r>
-                              <w:t>/</w:t>
-                            </w:r>
-                            <w:proofErr w:type="spellStart"/>
-                            <w:r>
-                              <w:t>konyvek</w:t>
-                            </w:r>
-                            <w:proofErr w:type="spellEnd"/>
-                            <w:r>
-                              <w:t>/</w:t>
-                            </w:r>
-                            <w:proofErr w:type="spellStart"/>
-                            <w:r>
-                              <w:t>search?kiado</w:t>
-                            </w:r>
-                            <w:proofErr w:type="spellEnd"/>
-                            <w:r>
-                              <w:t xml:space="preserve">=’’ : A kiadó alapján szűr. </w:t>
-                            </w:r>
-                          </w:p>
-                          <w:p>
-                            <w:pPr>
-                              <w:pStyle w:val="Listaszerbekezds"/>
-                              <w:numPr>
-                                <w:ilvl w:val="0"/>
-                                <w:numId w:val="2"/>
-                              </w:numPr>
-                            </w:pPr>
-                            <w:r>
-                              <w:t>/</w:t>
-                            </w:r>
-                            <w:proofErr w:type="spellStart"/>
-                            <w:r>
-                              <w:t>konyvek</w:t>
-                            </w:r>
-                            <w:proofErr w:type="spellEnd"/>
-                            <w:r>
-                              <w:t>/</w:t>
-                            </w:r>
-                            <w:proofErr w:type="spellStart"/>
-                            <w:r>
-                              <w:t>search?cim</w:t>
-                            </w:r>
-                            <w:proofErr w:type="spellEnd"/>
-                            <w:r>
-                              <w:t xml:space="preserve">=’’ : A cím alapján szűr. </w:t>
-                            </w:r>
-                          </w:p>
-                          <w:p>
-                            <w:pPr>
-                              <w:pStyle w:val="Listaszerbekezds"/>
-                              <w:numPr>
-                                <w:ilvl w:val="0"/>
-                                <w:numId w:val="2"/>
-                              </w:numPr>
-                            </w:pPr>
-                            <w:r>
-                              <w:t>/</w:t>
-                            </w:r>
-                            <w:proofErr w:type="spellStart"/>
-                            <w:r>
-                              <w:t>konyvek</w:t>
-                            </w:r>
-                            <w:proofErr w:type="spellEnd"/>
-                            <w:r>
-                              <w:t xml:space="preserve">/ISBN : Az adott ISBN-el rendelkező könyvet mutatja meg. </w:t>
-                            </w:r>
-                          </w:p>
-                          <w:p>
-                            <w:pPr>
-                              <w:ind w:left="360"/>
-                            </w:pPr>
-                            <w:r>
-                              <w:t xml:space="preserve">A szűrések együtt is működnek. </w:t>
-                            </w:r>
-                          </w:p>
-                          <w:p>
-                            <w:pPr>
-                              <w:pStyle w:val="Listaszerbekezds"/>
-                              <w:numPr>
-                                <w:ilvl w:val="0"/>
-                                <w:numId w:val="4"/>
-                              </w:numPr>
-                            </w:pPr>
-                            <w:r>
-                              <w:t>/</w:t>
-                            </w:r>
-                            <w:proofErr w:type="spellStart"/>
-                            <w:r>
-                              <w:t>konyvek</w:t>
-                            </w:r>
-                            <w:proofErr w:type="spellEnd"/>
-                            <w:r>
-                              <w:t xml:space="preserve">/:ISBN : Az ISBN alapján tudunk törölni az adatbázisból adatot. A </w:t>
-                            </w:r>
-                            <w:proofErr w:type="spellStart"/>
-                            <w:r>
-                              <w:t>kapcsolo_fordito</w:t>
-                            </w:r>
-                            <w:proofErr w:type="spellEnd"/>
-                            <w:r>
-                              <w:t xml:space="preserve">, </w:t>
-                            </w:r>
-                            <w:proofErr w:type="spellStart"/>
-                            <w:r>
-                              <w:t>kapcsolo_szerzo</w:t>
-                            </w:r>
-                            <w:proofErr w:type="spellEnd"/>
-                            <w:r>
-                              <w:t xml:space="preserve">, </w:t>
-                            </w:r>
-                            <w:proofErr w:type="spellStart"/>
-                            <w:r>
-                              <w:t>kapcsolo_illusztrator</w:t>
-                            </w:r>
-                            <w:proofErr w:type="spellEnd"/>
-                            <w:r>
-                              <w:t>,</w:t>
-                            </w:r>
-                            <w:bookmarkStart w:id="0" w:name="_GoBack"/>
-                            <w:bookmarkEnd w:id="0"/>
-                            <w:r>
-                              <w:t xml:space="preserve"> és a termék táblákból történik a törlés. </w:t>
-                            </w:r>
-                          </w:p>
-                        </w:txbxContent>
-                      </wps:txbx>
-                      <wps:bodyPr rot="0" vert="horz" wrap="square" lIns="91440" tIns="45720" rIns="91440" bIns="45720" anchor="t" anchorCtr="0">
-                        <a:noAutofit/>
-                      </wps:bodyPr>
-                    </wps:wsp>
-                  </a:graphicData>
-                </a:graphic>
-                <wp14:sizeRelH relativeFrom="margin">
-                  <wp14:pctWidth>0</wp14:pctWidth>
-                </wp14:sizeRelH>
-                <wp14:sizeRelV relativeFrom="margin">
-                  <wp14:pctHeight>0</wp14:pctHeight>
-                </wp14:sizeRelV>
-              </wp:anchor>
-            </w:drawing>
-          </mc:Choice>
-          <mc:Fallback>
-            <w:pict>
-              <v:shapetype id="_x0000_t202" coordsize="21600,21600" o:spt="202" path="m,l,21600r21600,l21600,xe">
-                <v:stroke joinstyle="miter"/>
-                <v:path gradientshapeok="t" o:connecttype="rect"/>
-              </v:shapetype>
-              <v:shape id="Szövegdoboz 2" o:spid="_x0000_s1026" type="#_x0000_t202" style="position:absolute;margin-left:0;margin-top:249.95pt;width:468pt;height:447.75pt;z-index:251663360;visibility:visible;mso-wrap-style:square;mso-width-percent:0;mso-height-percent:0;mso-wrap-distance-left:9pt;mso-wrap-distance-top:3.6pt;mso-wrap-distance-right:9pt;mso-wrap-distance-bottom:3.6pt;mso-position-horizontal:left;mso-position-horizontal-relative:margin;mso-position-vertical:absolute;mso-position-vertical-relative:text;mso-width-percent:0;mso-height-percent:0;mso-width-relative:margin;mso-height-relative:margin;v-text-anchor:top" o:gfxdata="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" strokecolor="white [3212]">
-                <v:textbox>
-                  <w:txbxContent>
-                    <w:p>
-                      <w:r>
-                        <w:t>Az oldal</w:t>
-                      </w:r>
-                      <w:r>
-                        <w:t xml:space="preserve"> a felhasználó által használható</w:t>
-                      </w:r>
-                      <w:r>
-                        <w:t xml:space="preserve"> végpontjai a következők: </w:t>
-                      </w:r>
-                    </w:p>
-                    <w:p>
-                      <w:pPr>
-                        <w:pStyle w:val="Listaszerbekezds"/>
-                        <w:numPr>
-                          <w:ilvl w:val="0"/>
-                          <w:numId w:val="2"/>
-                        </w:numPr>
-                      </w:pPr>
-                      <w:r>
-                        <w:t>/</w:t>
-                      </w:r>
-                      <w:proofErr w:type="spellStart"/>
-                      <w:r>
-                        <w:t>konyvek</w:t>
-                      </w:r>
-                      <w:proofErr w:type="spellEnd"/>
-                      <w:r>
-                        <w:t>: Az összes terméket kiadja.</w:t>
-                      </w:r>
-                    </w:p>
-                    <w:p>
-                      <w:pPr>
-                        <w:pStyle w:val="Listaszerbekezds"/>
-                        <w:numPr>
-                          <w:ilvl w:val="0"/>
-                          <w:numId w:val="2"/>
-                        </w:numPr>
-                      </w:pPr>
-                      <w:r>
-                        <w:t>/</w:t>
-                      </w:r>
-                      <w:proofErr w:type="spellStart"/>
-                      <w:r>
-                        <w:t>konyvek</w:t>
-                      </w:r>
-                      <w:proofErr w:type="spellEnd"/>
-                      <w:r>
-                        <w:t>/</w:t>
-                      </w:r>
-                      <w:proofErr w:type="spellStart"/>
-                      <w:r>
-                        <w:t>search?szerz</w:t>
-                      </w:r>
-                      <w:proofErr w:type="spellEnd"/>
-                      <w:r>
-                        <w:t xml:space="preserve">=’’ : A szerzők neve alapján szűr. </w:t>
-                      </w:r>
-                    </w:p>
-                    <w:p>
-                      <w:pPr>
-                        <w:pStyle w:val="Listaszerbekezds"/>
-                        <w:numPr>
-                          <w:ilvl w:val="0"/>
-                          <w:numId w:val="2"/>
-                        </w:numPr>
-                      </w:pPr>
-                      <w:r>
-                        <w:t>/</w:t>
-                      </w:r>
-                      <w:proofErr w:type="spellStart"/>
-                      <w:r>
-                        <w:t>konyvek</w:t>
-                      </w:r>
-                      <w:proofErr w:type="spellEnd"/>
-                      <w:r>
-                        <w:t>/</w:t>
-                      </w:r>
-                      <w:proofErr w:type="spellStart"/>
-                      <w:r>
-                        <w:t>search?illusz</w:t>
-                      </w:r>
-                      <w:proofErr w:type="spellEnd"/>
-                      <w:r>
-                        <w:t xml:space="preserve">=’’ : Az illusztrátorok neve alapján szűr. </w:t>
-                      </w:r>
-                    </w:p>
-                    <w:p>
-                      <w:pPr>
-                        <w:pStyle w:val="Listaszerbekezds"/>
-                        <w:numPr>
-                          <w:ilvl w:val="0"/>
-                          <w:numId w:val="2"/>
-                        </w:numPr>
-                      </w:pPr>
-                      <w:r>
-                        <w:t>/</w:t>
-                      </w:r>
-                      <w:proofErr w:type="spellStart"/>
-                      <w:r>
-                        <w:t>konyvek</w:t>
-                      </w:r>
-                      <w:proofErr w:type="spellEnd"/>
-                      <w:r>
-                        <w:t>/</w:t>
-                      </w:r>
-                      <w:proofErr w:type="spellStart"/>
-                      <w:r>
-                        <w:t>search?nyelv</w:t>
-                      </w:r>
-                      <w:proofErr w:type="spellEnd"/>
-                      <w:r>
-                        <w:t xml:space="preserve">=’’ : A nyelv alapján szűr. </w:t>
-                      </w:r>
-                    </w:p>
-                    <w:p>
-                      <w:pPr>
-                        <w:pStyle w:val="Listaszerbekezds"/>
-                        <w:numPr>
-                          <w:ilvl w:val="0"/>
-                          <w:numId w:val="2"/>
-                        </w:numPr>
-                      </w:pPr>
-                      <w:r>
-                        <w:t>/</w:t>
-                      </w:r>
-                      <w:proofErr w:type="spellStart"/>
-                      <w:r>
-                        <w:t>konyvek</w:t>
-                      </w:r>
-                      <w:proofErr w:type="spellEnd"/>
-                      <w:r>
-                        <w:t>/</w:t>
-                      </w:r>
-                      <w:proofErr w:type="spellStart"/>
-                      <w:r>
-                        <w:t>search?kat</w:t>
-                      </w:r>
-                      <w:proofErr w:type="spellEnd"/>
-                      <w:r>
-                        <w:t xml:space="preserve">=’’ : A kategóriák alapján szűr. </w:t>
-                      </w:r>
-                    </w:p>
-                    <w:p>
-                      <w:pPr>
-                        <w:pStyle w:val="Listaszerbekezds"/>
-                        <w:numPr>
-                          <w:ilvl w:val="0"/>
-                          <w:numId w:val="2"/>
-                        </w:numPr>
-                      </w:pPr>
-                      <w:r>
-                        <w:t>/</w:t>
-                      </w:r>
-                      <w:proofErr w:type="spellStart"/>
-                      <w:r>
-                        <w:t>konyvek</w:t>
-                      </w:r>
-                      <w:proofErr w:type="spellEnd"/>
-                      <w:r>
-                        <w:t>/</w:t>
-                      </w:r>
-                      <w:proofErr w:type="spellStart"/>
-                      <w:r>
-                        <w:t>search?kiado</w:t>
-                      </w:r>
-                      <w:proofErr w:type="spellEnd"/>
-                      <w:r>
-                        <w:t xml:space="preserve">=’’ : A kiadó alapján szűr. </w:t>
-                      </w:r>
-                    </w:p>
-                    <w:p>
-                      <w:pPr>
-                        <w:pStyle w:val="Listaszerbekezds"/>
-                        <w:numPr>
-                          <w:ilvl w:val="0"/>
-                          <w:numId w:val="2"/>
-                        </w:numPr>
-                      </w:pPr>
-                      <w:r>
-                        <w:t>/</w:t>
-                      </w:r>
-                      <w:proofErr w:type="spellStart"/>
-                      <w:r>
-                        <w:t>konyvek</w:t>
-                      </w:r>
-                      <w:proofErr w:type="spellEnd"/>
-                      <w:r>
-                        <w:t>/</w:t>
-                      </w:r>
-                      <w:proofErr w:type="spellStart"/>
-                      <w:r>
-                        <w:t>search?cim</w:t>
-                      </w:r>
-                      <w:proofErr w:type="spellEnd"/>
-                      <w:r>
-                        <w:t xml:space="preserve">=’’ : A cím alapján szűr. </w:t>
-                      </w:r>
-                    </w:p>
-                    <w:p>
-                      <w:pPr>
-                        <w:pStyle w:val="Listaszerbekezds"/>
-                        <w:numPr>
-                          <w:ilvl w:val="0"/>
-                          <w:numId w:val="2"/>
-                        </w:numPr>
-                      </w:pPr>
-                      <w:r>
-                        <w:t>/</w:t>
-                      </w:r>
-                      <w:proofErr w:type="spellStart"/>
-                      <w:r>
-                        <w:t>konyvek</w:t>
-                      </w:r>
-                      <w:proofErr w:type="spellEnd"/>
-                      <w:r>
-                        <w:t xml:space="preserve">/ISBN : Az adott ISBN-el rendelkező könyvet mutatja meg. </w:t>
-                      </w:r>
-                    </w:p>
-                    <w:p>
-                      <w:pPr>
-                        <w:ind w:left="360"/>
-                      </w:pPr>
-                      <w:r>
-                        <w:t xml:space="preserve">A szűrések együtt is működnek. </w:t>
-                      </w:r>
-                    </w:p>
-                    <w:p>
-                      <w:pPr>
-                        <w:pStyle w:val="Listaszerbekezds"/>
-                        <w:numPr>
-                          <w:ilvl w:val="0"/>
-                          <w:numId w:val="4"/>
-                        </w:numPr>
-                      </w:pPr>
-                      <w:r>
-                        <w:t>/</w:t>
-                      </w:r>
-                      <w:proofErr w:type="spellStart"/>
-                      <w:r>
-                        <w:t>konyvek</w:t>
-                      </w:r>
-                      <w:proofErr w:type="spellEnd"/>
-                      <w:r>
-                        <w:t xml:space="preserve">/:ISBN : Az ISBN alapján tudunk törölni az adatbázisból adatot. A </w:t>
-                      </w:r>
-                      <w:proofErr w:type="spellStart"/>
-                      <w:r>
-                        <w:t>kapcsolo_fordito</w:t>
-                      </w:r>
-                      <w:proofErr w:type="spellEnd"/>
-                      <w:r>
-                        <w:t xml:space="preserve">, </w:t>
-                      </w:r>
-                      <w:proofErr w:type="spellStart"/>
-                      <w:r>
-                        <w:t>kapcsolo_szerzo</w:t>
-                      </w:r>
-                      <w:proofErr w:type="spellEnd"/>
-                      <w:r>
-                        <w:t xml:space="preserve">, </w:t>
-                      </w:r>
-                      <w:proofErr w:type="spellStart"/>
-                      <w:r>
-                        <w:t>kapcsolo_illusztrator</w:t>
-                      </w:r>
-                      <w:proofErr w:type="spellEnd"/>
-                      <w:r>
-                        <w:t>,</w:t>
-                      </w:r>
-                      <w:bookmarkStart w:id="1" w:name="_GoBack"/>
-                      <w:bookmarkEnd w:id="1"/>
-                      <w:r>
-                        <w:t xml:space="preserve"> és a termék táblákból történik a törlés. </w:t>
-                      </w:r>
-                    </w:p>
-                  </w:txbxContent>
-                </v:textbox>
-                <w10:wrap type="square" anchorx="margin"/>
-              </v:shape>
-            </w:pict>
-          </mc:Fallback>
-        </mc:AlternateContent>
+        <w:br/>
+      </w:r>
+      <w:r>
+        <w:rPr>
+          <w:noProof/>
+        </w:rPr>
+        <w:br/>
+      </w:r>
+      <w:r>
+        <w:rPr>
+          <w:noProof/>
+        </w:rPr>
+        <w:br/>
+      </w:r>
+      <w:r>
+        <w:rPr>
+          <w:noProof/>
+        </w:rPr>
+        <w:br/>
+      </w:r>
+      <w:r>
+        <w:rPr>
+          <w:noProof/>
+        </w:rPr>
+        <w:br/>
+      </w:r>
+      <w:r>
+        <w:rPr>
+          <w:noProof/>
+        </w:rPr>
+        <w:br/>
+      </w:r>
+      <w:r>
+        <w:rPr>
+          <w:noProof/>
+        </w:rPr>
+        <w:br/>
+      </w:r>
+      <w:r>
+        <w:rPr>
+          <w:noProof/>
+        </w:rPr>
+        <w:br/>
+      </w:r>
+      <w:r>
+        <w:rPr>
+          <w:noProof/>
+        </w:rPr>
+        <w:br/>
+      </w:r>
+      <w:r>
+        <w:rPr>
+          <w:noProof/>
+        </w:rPr>
+        <w:br/>
+      </w:r>
+      <w:r>
+        <w:rPr>
+          <w:noProof/>
+        </w:rPr>
+        <w:br/>
+      </w:r>
+      <w:r>
+        <w:rPr>
+          <w:noProof/>
+        </w:rPr>
+        <w:br/>
+      </w:r>
+      <w:r>
+        <w:rPr>
+          <w:noProof/>
+        </w:rPr>
+        <w:br/>
+      </w:r>
+      <w:r>
+        <w:rPr>
+          <w:noProof/>
+        </w:rPr>
+        <w:br/>
+      </w:r>
+      <w:r>
+        <w:rPr>
+          <w:noProof/>
+        </w:rPr>
+        <w:br/>
+      </w:r>
+      <w:r>
+        <w:rPr>
+          <w:noProof/>
+        </w:rPr>
+        <w:br/>
+        <w:t>1.1. Borító tábla:</w:t>
+      </w:r>
+      <w:r>
+        <w:rPr>
+          <w:noProof/>
+        </w:rPr>
+        <w:br/>
       </w:r>
       <w:r>
         <w:rPr>
@@ -1151,10 +579,10 @@
           <wp:anchor distT="0" distB="0" distL="114300" distR="114300" simplePos="0" relativeHeight="251661312" behindDoc="1" locked="0" layoutInCell="1" allowOverlap="1" wp14:anchorId="6F05E83B">
             <wp:simplePos x="0" y="0"/>
             <wp:positionH relativeFrom="margin">
-              <wp:align>right</wp:align>
+              <wp:posOffset>-101407</wp:posOffset>
             </wp:positionH>
             <wp:positionV relativeFrom="paragraph">
-              <wp:posOffset>-509270</wp:posOffset>
+              <wp:posOffset>-833617</wp:posOffset>
             </wp:positionV>
             <wp:extent cx="5760720" cy="3640455"/>
             <wp:effectExtent l="0" t="0" r="0" b="0"/>
@@ -1194,9 +622,4617 @@
                 </pic:pic>
               </a:graphicData>
             </a:graphic>
+            <wp14:sizeRelH relativeFrom="margin">
+              <wp14:pctWidth>0</wp14:pctWidth>
+            </wp14:sizeRelH>
+            <wp14:sizeRelV relativeFrom="margin">
+              <wp14:pctHeight>0</wp14:pctHeight>
+            </wp14:sizeRelV>
           </wp:anchor>
         </w:drawing>
       </w:r>
+      <w:r>
+        <w:t xml:space="preserve"> </w:t>
+      </w:r>
+    </w:p>
+    <w:tbl>
+      <w:tblPr>
+        <w:tblStyle w:val="Rcsostblzat"/>
+        <w:tblW w:w="0" w:type="auto"/>
+        <w:tblLook w:val="04A0" w:firstRow="1" w:lastRow="0" w:firstColumn="1" w:lastColumn="0" w:noHBand="0" w:noVBand="1"/>
+      </w:tblPr>
+      <w:tblGrid>
+        <w:gridCol w:w="4531"/>
+        <w:gridCol w:w="4531"/>
+      </w:tblGrid>
+      <w:tr>
+        <w:tc>
+          <w:tcPr>
+            <w:tcW w:w="4531" w:type="dxa"/>
+          </w:tcPr>
+          <w:p>
+            <w:r>
+              <w:t>Borító tábla:</w:t>
+            </w:r>
+          </w:p>
+        </w:tc>
+        <w:tc>
+          <w:tcPr>
+            <w:tcW w:w="4531" w:type="dxa"/>
+          </w:tcPr>
+          <w:p>
+            <w:r>
+              <w:t>Adatai:</w:t>
+            </w:r>
+          </w:p>
+        </w:tc>
+      </w:tr>
+      <w:tr>
+        <w:tc>
+          <w:tcPr>
+            <w:tcW w:w="4531" w:type="dxa"/>
+          </w:tcPr>
+          <w:p>
+            <w:pPr>
+              <w:jc w:val="center"/>
+            </w:pPr>
+            <w:r>
+              <w:drawing>
+                <wp:inline distT="0" distB="0" distL="0" distR="0" wp14:anchorId="70E0D199" wp14:editId="52884D2F">
+                  <wp:extent cx="2133898" cy="1505160"/>
+                  <wp:effectExtent l="0" t="0" r="0" b="0"/>
+                  <wp:docPr id="6" name="Kép 6"/>
+                  <wp:cNvGraphicFramePr>
+                    <a:graphicFrameLocks xmlns:a="http://schemas.openxmlformats.org/drawingml/2006/main" noChangeAspect="1"/>
+                  </wp:cNvGraphicFramePr>
+                  <a:graphic xmlns:a="http://schemas.openxmlformats.org/drawingml/2006/main">
+                    <a:graphicData uri="http://schemas.openxmlformats.org/drawingml/2006/picture">
+                      <pic:pic xmlns:pic="http://schemas.openxmlformats.org/drawingml/2006/picture">
+                        <pic:nvPicPr>
+                          <pic:cNvPr id="1" name=""/>
+                          <pic:cNvPicPr/>
+                        </pic:nvPicPr>
+                        <pic:blipFill>
+                          <a:blip r:embed="rId8"/>
+                          <a:stretch>
+                            <a:fillRect/>
+                          </a:stretch>
+                        </pic:blipFill>
+                        <pic:spPr>
+                          <a:xfrm>
+                            <a:off x="0" y="0"/>
+                            <a:ext cx="2133898" cy="1505160"/>
+                          </a:xfrm>
+                          <a:prstGeom prst="rect">
+                            <a:avLst/>
+                          </a:prstGeom>
+                        </pic:spPr>
+                      </pic:pic>
+                    </a:graphicData>
+                  </a:graphic>
+                </wp:inline>
+              </w:drawing>
+            </w:r>
+          </w:p>
+        </w:tc>
+        <w:tc>
+          <w:tcPr>
+            <w:tcW w:w="4531" w:type="dxa"/>
+          </w:tcPr>
+          <w:p/>
+          <w:p>
+            <w:r>
+              <w:t>Borító tábla:</w:t>
+            </w:r>
+          </w:p>
+          <w:p>
+            <w:pPr>
+              <w:pStyle w:val="Listaszerbekezds"/>
+              <w:numPr>
+                <w:ilvl w:val="0"/>
+                <w:numId w:val="5"/>
+              </w:numPr>
+            </w:pPr>
+            <w:proofErr w:type="spellStart"/>
+            <w:r>
+              <w:t>id</w:t>
+            </w:r>
+            <w:proofErr w:type="spellEnd"/>
+            <w:r>
+              <w:t xml:space="preserve"> </w:t>
+            </w:r>
+            <w:r>
+              <w:t>(INT)</w:t>
+            </w:r>
+            <w:r>
+              <w:t xml:space="preserve">: egyedi azonosító </w:t>
+            </w:r>
+            <w:proofErr w:type="spellStart"/>
+            <w:r>
+              <w:t>Auto</w:t>
+            </w:r>
+            <w:proofErr w:type="spellEnd"/>
+            <w:r>
+              <w:t xml:space="preserve"> </w:t>
+            </w:r>
+            <w:proofErr w:type="spellStart"/>
+            <w:r>
+              <w:t>incrementel</w:t>
+            </w:r>
+            <w:proofErr w:type="spellEnd"/>
+            <w:r>
+              <w:t xml:space="preserve"> növekszik.</w:t>
+            </w:r>
+          </w:p>
+          <w:p>
+            <w:pPr>
+              <w:pStyle w:val="Listaszerbekezds"/>
+              <w:numPr>
+                <w:ilvl w:val="0"/>
+                <w:numId w:val="5"/>
+              </w:numPr>
+            </w:pPr>
+            <w:proofErr w:type="spellStart"/>
+            <w:r>
+              <w:t>borito_nev</w:t>
+            </w:r>
+            <w:proofErr w:type="spellEnd"/>
+            <w:r>
+              <w:t xml:space="preserve"> VARCHAR(150): A borító nevét tárolja el. </w:t>
+            </w:r>
+          </w:p>
+        </w:tc>
+      </w:tr>
+    </w:tbl>
+    <w:p/>
+    <w:p>
+      <w:r>
+        <w:t>1.2. Típus tábla:</w:t>
+      </w:r>
+    </w:p>
+    <w:tbl>
+      <w:tblPr>
+        <w:tblStyle w:val="Rcsostblzat"/>
+        <w:tblW w:w="0" w:type="auto"/>
+        <w:tblLook w:val="04A0" w:firstRow="1" w:lastRow="0" w:firstColumn="1" w:lastColumn="0" w:noHBand="0" w:noVBand="1"/>
+      </w:tblPr>
+      <w:tblGrid>
+        <w:gridCol w:w="4531"/>
+        <w:gridCol w:w="4531"/>
+      </w:tblGrid>
+      <w:tr>
+        <w:tc>
+          <w:tcPr>
+            <w:tcW w:w="4531" w:type="dxa"/>
+          </w:tcPr>
+          <w:p>
+            <w:r>
+              <w:t>Típus</w:t>
+            </w:r>
+            <w:r>
+              <w:t xml:space="preserve"> tábla:</w:t>
+            </w:r>
+          </w:p>
+        </w:tc>
+        <w:tc>
+          <w:tcPr>
+            <w:tcW w:w="4531" w:type="dxa"/>
+          </w:tcPr>
+          <w:p>
+            <w:r>
+              <w:t>Adatai:</w:t>
+            </w:r>
+          </w:p>
+        </w:tc>
+      </w:tr>
+      <w:tr>
+        <w:tc>
+          <w:tcPr>
+            <w:tcW w:w="4531" w:type="dxa"/>
+          </w:tcPr>
+          <w:p>
+            <w:pPr>
+              <w:jc w:val="center"/>
+            </w:pPr>
+            <w:r>
+              <w:drawing>
+                <wp:inline distT="0" distB="0" distL="0" distR="0" wp14:anchorId="156648DF" wp14:editId="2500FD2C">
+                  <wp:extent cx="2086266" cy="1505160"/>
+                  <wp:effectExtent l="0" t="0" r="9525" b="0"/>
+                  <wp:docPr id="8" name="Kép 8"/>
+                  <wp:cNvGraphicFramePr>
+                    <a:graphicFrameLocks xmlns:a="http://schemas.openxmlformats.org/drawingml/2006/main" noChangeAspect="1"/>
+                  </wp:cNvGraphicFramePr>
+                  <a:graphic xmlns:a="http://schemas.openxmlformats.org/drawingml/2006/main">
+                    <a:graphicData uri="http://schemas.openxmlformats.org/drawingml/2006/picture">
+                      <pic:pic xmlns:pic="http://schemas.openxmlformats.org/drawingml/2006/picture">
+                        <pic:nvPicPr>
+                          <pic:cNvPr id="1" name=""/>
+                          <pic:cNvPicPr/>
+                        </pic:nvPicPr>
+                        <pic:blipFill>
+                          <a:blip r:embed="rId9"/>
+                          <a:stretch>
+                            <a:fillRect/>
+                          </a:stretch>
+                        </pic:blipFill>
+                        <pic:spPr>
+                          <a:xfrm>
+                            <a:off x="0" y="0"/>
+                            <a:ext cx="2086266" cy="1505160"/>
+                          </a:xfrm>
+                          <a:prstGeom prst="rect">
+                            <a:avLst/>
+                          </a:prstGeom>
+                        </pic:spPr>
+                      </pic:pic>
+                    </a:graphicData>
+                  </a:graphic>
+                </wp:inline>
+              </w:drawing>
+            </w:r>
+          </w:p>
+        </w:tc>
+        <w:tc>
+          <w:tcPr>
+            <w:tcW w:w="4531" w:type="dxa"/>
+          </w:tcPr>
+          <w:p/>
+          <w:p>
+            <w:r>
+              <w:t>Típus</w:t>
+            </w:r>
+            <w:r>
+              <w:t xml:space="preserve"> tábla:</w:t>
+            </w:r>
+          </w:p>
+          <w:p>
+            <w:pPr>
+              <w:pStyle w:val="Listaszerbekezds"/>
+              <w:numPr>
+                <w:ilvl w:val="0"/>
+                <w:numId w:val="5"/>
+              </w:numPr>
+            </w:pPr>
+            <w:proofErr w:type="spellStart"/>
+            <w:r>
+              <w:t>id</w:t>
+            </w:r>
+            <w:proofErr w:type="spellEnd"/>
+            <w:r>
+              <w:t xml:space="preserve"> (INT): egyedi azonosító </w:t>
+            </w:r>
+            <w:proofErr w:type="spellStart"/>
+            <w:r>
+              <w:t>Auto</w:t>
+            </w:r>
+            <w:proofErr w:type="spellEnd"/>
+            <w:r>
+              <w:t xml:space="preserve"> </w:t>
+            </w:r>
+            <w:proofErr w:type="spellStart"/>
+            <w:r>
+              <w:t>incrementel</w:t>
+            </w:r>
+            <w:proofErr w:type="spellEnd"/>
+            <w:r>
+              <w:t xml:space="preserve"> növekszik.</w:t>
+            </w:r>
+          </w:p>
+          <w:p>
+            <w:pPr>
+              <w:pStyle w:val="Listaszerbekezds"/>
+              <w:numPr>
+                <w:ilvl w:val="0"/>
+                <w:numId w:val="5"/>
+              </w:numPr>
+            </w:pPr>
+            <w:proofErr w:type="spellStart"/>
+            <w:r>
+              <w:t>tipus</w:t>
+            </w:r>
+            <w:r>
+              <w:t>_nev</w:t>
+            </w:r>
+            <w:proofErr w:type="spellEnd"/>
+            <w:r>
+              <w:t xml:space="preserve"> VARCHAR(150): A </w:t>
+            </w:r>
+            <w:r>
+              <w:t xml:space="preserve">különböző típusú könyvek </w:t>
+            </w:r>
+            <w:r>
+              <w:t>nevét tárolja el.</w:t>
+            </w:r>
+            <w:r>
+              <w:t xml:space="preserve"> (</w:t>
+            </w:r>
+            <w:proofErr w:type="spellStart"/>
+            <w:r>
+              <w:t>pl</w:t>
+            </w:r>
+            <w:proofErr w:type="spellEnd"/>
+            <w:r>
+              <w:t xml:space="preserve">: fizikai könyv, e-könyv, </w:t>
+            </w:r>
+            <w:proofErr w:type="spellStart"/>
+            <w:r>
+              <w:t>antkvárium</w:t>
+            </w:r>
+            <w:proofErr w:type="spellEnd"/>
+            <w:r>
+              <w:t>)</w:t>
+            </w:r>
+            <w:r>
+              <w:t xml:space="preserve"> </w:t>
+            </w:r>
+          </w:p>
+        </w:tc>
+      </w:tr>
+    </w:tbl>
+    <w:p/>
+    <w:p>
+      <w:r>
+        <w:t>1.3. Nyelv tábla:</w:t>
+      </w:r>
+    </w:p>
+    <w:tbl>
+      <w:tblPr>
+        <w:tblStyle w:val="Rcsostblzat"/>
+        <w:tblW w:w="0" w:type="auto"/>
+        <w:tblLook w:val="04A0" w:firstRow="1" w:lastRow="0" w:firstColumn="1" w:lastColumn="0" w:noHBand="0" w:noVBand="1"/>
+      </w:tblPr>
+      <w:tblGrid>
+        <w:gridCol w:w="4531"/>
+        <w:gridCol w:w="4531"/>
+      </w:tblGrid>
+      <w:tr>
+        <w:tc>
+          <w:tcPr>
+            <w:tcW w:w="4531" w:type="dxa"/>
+          </w:tcPr>
+          <w:p>
+            <w:r>
+              <w:t>Nyelv</w:t>
+            </w:r>
+            <w:r>
+              <w:t xml:space="preserve"> tábla:</w:t>
+            </w:r>
+          </w:p>
+        </w:tc>
+        <w:tc>
+          <w:tcPr>
+            <w:tcW w:w="4531" w:type="dxa"/>
+          </w:tcPr>
+          <w:p>
+            <w:r>
+              <w:t>Adatai:</w:t>
+            </w:r>
+          </w:p>
+        </w:tc>
+      </w:tr>
+      <w:tr>
+        <w:tc>
+          <w:tcPr>
+            <w:tcW w:w="4531" w:type="dxa"/>
+          </w:tcPr>
+          <w:p>
+            <w:pPr>
+              <w:jc w:val="center"/>
+            </w:pPr>
+            <w:r>
+              <w:lastRenderedPageBreak/>
+              <w:drawing>
+                <wp:inline distT="0" distB="0" distL="0" distR="0" wp14:anchorId="232DDB79" wp14:editId="6A24EFDB">
+                  <wp:extent cx="2029108" cy="1428949"/>
+                  <wp:effectExtent l="0" t="0" r="9525" b="0"/>
+                  <wp:docPr id="11" name="Kép 11"/>
+                  <wp:cNvGraphicFramePr>
+                    <a:graphicFrameLocks xmlns:a="http://schemas.openxmlformats.org/drawingml/2006/main" noChangeAspect="1"/>
+                  </wp:cNvGraphicFramePr>
+                  <a:graphic xmlns:a="http://schemas.openxmlformats.org/drawingml/2006/main">
+                    <a:graphicData uri="http://schemas.openxmlformats.org/drawingml/2006/picture">
+                      <pic:pic xmlns:pic="http://schemas.openxmlformats.org/drawingml/2006/picture">
+                        <pic:nvPicPr>
+                          <pic:cNvPr id="1" name=""/>
+                          <pic:cNvPicPr/>
+                        </pic:nvPicPr>
+                        <pic:blipFill>
+                          <a:blip r:embed="rId10"/>
+                          <a:stretch>
+                            <a:fillRect/>
+                          </a:stretch>
+                        </pic:blipFill>
+                        <pic:spPr>
+                          <a:xfrm>
+                            <a:off x="0" y="0"/>
+                            <a:ext cx="2029108" cy="1428949"/>
+                          </a:xfrm>
+                          <a:prstGeom prst="rect">
+                            <a:avLst/>
+                          </a:prstGeom>
+                        </pic:spPr>
+                      </pic:pic>
+                    </a:graphicData>
+                  </a:graphic>
+                </wp:inline>
+              </w:drawing>
+            </w:r>
+          </w:p>
+        </w:tc>
+        <w:tc>
+          <w:tcPr>
+            <w:tcW w:w="4531" w:type="dxa"/>
+          </w:tcPr>
+          <w:p/>
+          <w:p>
+            <w:r>
+              <w:t>Nyelv</w:t>
+            </w:r>
+            <w:r>
+              <w:t xml:space="preserve"> tábla:</w:t>
+            </w:r>
+          </w:p>
+          <w:p>
+            <w:pPr>
+              <w:pStyle w:val="Listaszerbekezds"/>
+              <w:numPr>
+                <w:ilvl w:val="0"/>
+                <w:numId w:val="5"/>
+              </w:numPr>
+            </w:pPr>
+            <w:proofErr w:type="spellStart"/>
+            <w:r>
+              <w:t>id</w:t>
+            </w:r>
+            <w:proofErr w:type="spellEnd"/>
+            <w:r>
+              <w:t xml:space="preserve"> (INT): egyedi azonosító </w:t>
+            </w:r>
+            <w:proofErr w:type="spellStart"/>
+            <w:r>
+              <w:t>Auto</w:t>
+            </w:r>
+            <w:proofErr w:type="spellEnd"/>
+            <w:r>
+              <w:t xml:space="preserve"> </w:t>
+            </w:r>
+            <w:proofErr w:type="spellStart"/>
+            <w:r>
+              <w:t>incrementel</w:t>
+            </w:r>
+            <w:proofErr w:type="spellEnd"/>
+            <w:r>
+              <w:t xml:space="preserve"> növekszik.</w:t>
+            </w:r>
+          </w:p>
+          <w:p>
+            <w:pPr>
+              <w:pStyle w:val="Listaszerbekezds"/>
+              <w:numPr>
+                <w:ilvl w:val="0"/>
+                <w:numId w:val="5"/>
+              </w:numPr>
+            </w:pPr>
+            <w:proofErr w:type="spellStart"/>
+            <w:r>
+              <w:t>nyelv</w:t>
+            </w:r>
+            <w:r>
+              <w:t>_nev</w:t>
+            </w:r>
+            <w:proofErr w:type="spellEnd"/>
+            <w:r>
+              <w:t xml:space="preserve"> VARCHAR(150): A </w:t>
+            </w:r>
+            <w:r>
+              <w:t>nyelv</w:t>
+            </w:r>
+            <w:r>
+              <w:t xml:space="preserve"> nevét tárolja el. </w:t>
+            </w:r>
+          </w:p>
+        </w:tc>
+      </w:tr>
+    </w:tbl>
+    <w:p/>
+    <w:p>
+      <w:r>
+        <w:t>1.4. Kiadó tábla:</w:t>
+      </w:r>
+    </w:p>
+    <w:tbl>
+      <w:tblPr>
+        <w:tblStyle w:val="Rcsostblzat"/>
+        <w:tblW w:w="0" w:type="auto"/>
+        <w:tblLook w:val="04A0" w:firstRow="1" w:lastRow="0" w:firstColumn="1" w:lastColumn="0" w:noHBand="0" w:noVBand="1"/>
+      </w:tblPr>
+      <w:tblGrid>
+        <w:gridCol w:w="4531"/>
+        <w:gridCol w:w="4531"/>
+      </w:tblGrid>
+      <w:tr>
+        <w:tc>
+          <w:tcPr>
+            <w:tcW w:w="4531" w:type="dxa"/>
+          </w:tcPr>
+          <w:p>
+            <w:r>
+              <w:t>Kiadó</w:t>
+            </w:r>
+            <w:r>
+              <w:t xml:space="preserve"> tábla:</w:t>
+            </w:r>
+          </w:p>
+        </w:tc>
+        <w:tc>
+          <w:tcPr>
+            <w:tcW w:w="4531" w:type="dxa"/>
+          </w:tcPr>
+          <w:p>
+            <w:r>
+              <w:t>Adatai:</w:t>
+            </w:r>
+          </w:p>
+        </w:tc>
+      </w:tr>
+      <w:tr>
+        <w:tc>
+          <w:tcPr>
+            <w:tcW w:w="4531" w:type="dxa"/>
+          </w:tcPr>
+          <w:p>
+            <w:pPr>
+              <w:jc w:val="center"/>
+            </w:pPr>
+            <w:r>
+              <w:drawing>
+                <wp:inline distT="0" distB="0" distL="0" distR="0" wp14:anchorId="7A5D7023" wp14:editId="15D8A5EC">
+                  <wp:extent cx="2048161" cy="1428949"/>
+                  <wp:effectExtent l="0" t="0" r="9525" b="0"/>
+                  <wp:docPr id="13" name="Kép 13"/>
+                  <wp:cNvGraphicFramePr>
+                    <a:graphicFrameLocks xmlns:a="http://schemas.openxmlformats.org/drawingml/2006/main" noChangeAspect="1"/>
+                  </wp:cNvGraphicFramePr>
+                  <a:graphic xmlns:a="http://schemas.openxmlformats.org/drawingml/2006/main">
+                    <a:graphicData uri="http://schemas.openxmlformats.org/drawingml/2006/picture">
+                      <pic:pic xmlns:pic="http://schemas.openxmlformats.org/drawingml/2006/picture">
+                        <pic:nvPicPr>
+                          <pic:cNvPr id="1" name=""/>
+                          <pic:cNvPicPr/>
+                        </pic:nvPicPr>
+                        <pic:blipFill>
+                          <a:blip r:embed="rId11"/>
+                          <a:stretch>
+                            <a:fillRect/>
+                          </a:stretch>
+                        </pic:blipFill>
+                        <pic:spPr>
+                          <a:xfrm>
+                            <a:off x="0" y="0"/>
+                            <a:ext cx="2048161" cy="1428949"/>
+                          </a:xfrm>
+                          <a:prstGeom prst="rect">
+                            <a:avLst/>
+                          </a:prstGeom>
+                        </pic:spPr>
+                      </pic:pic>
+                    </a:graphicData>
+                  </a:graphic>
+                </wp:inline>
+              </w:drawing>
+            </w:r>
+          </w:p>
+        </w:tc>
+        <w:tc>
+          <w:tcPr>
+            <w:tcW w:w="4531" w:type="dxa"/>
+          </w:tcPr>
+          <w:p/>
+          <w:p>
+            <w:r>
+              <w:t>Kiadó</w:t>
+            </w:r>
+            <w:r>
+              <w:t xml:space="preserve"> tábla:</w:t>
+            </w:r>
+          </w:p>
+          <w:p>
+            <w:pPr>
+              <w:pStyle w:val="Listaszerbekezds"/>
+              <w:numPr>
+                <w:ilvl w:val="0"/>
+                <w:numId w:val="5"/>
+              </w:numPr>
+            </w:pPr>
+            <w:proofErr w:type="spellStart"/>
+            <w:r>
+              <w:t>id</w:t>
+            </w:r>
+            <w:proofErr w:type="spellEnd"/>
+            <w:r>
+              <w:t xml:space="preserve"> (INT): egyedi azonosító </w:t>
+            </w:r>
+            <w:proofErr w:type="spellStart"/>
+            <w:r>
+              <w:t>Auto</w:t>
+            </w:r>
+            <w:proofErr w:type="spellEnd"/>
+            <w:r>
+              <w:t xml:space="preserve"> </w:t>
+            </w:r>
+            <w:proofErr w:type="spellStart"/>
+            <w:r>
+              <w:t>incrementel</w:t>
+            </w:r>
+            <w:proofErr w:type="spellEnd"/>
+            <w:r>
+              <w:t xml:space="preserve"> növekszik.</w:t>
+            </w:r>
+          </w:p>
+          <w:p>
+            <w:pPr>
+              <w:pStyle w:val="Listaszerbekezds"/>
+              <w:numPr>
+                <w:ilvl w:val="0"/>
+                <w:numId w:val="5"/>
+              </w:numPr>
+            </w:pPr>
+            <w:proofErr w:type="spellStart"/>
+            <w:r>
+              <w:t>kiado</w:t>
+            </w:r>
+            <w:r>
+              <w:t>_nev</w:t>
+            </w:r>
+            <w:proofErr w:type="spellEnd"/>
+            <w:r>
+              <w:t xml:space="preserve"> VARCHAR(150): A </w:t>
+            </w:r>
+            <w:r>
+              <w:t>kiadók</w:t>
+            </w:r>
+            <w:r>
+              <w:t xml:space="preserve"> nevét tárolja el. </w:t>
+            </w:r>
+          </w:p>
+        </w:tc>
+      </w:tr>
+    </w:tbl>
+    <w:p/>
+    <w:p>
+      <w:r>
+        <w:t>1.5. Illusztráció:</w:t>
+      </w:r>
+    </w:p>
+    <w:tbl>
+      <w:tblPr>
+        <w:tblStyle w:val="Rcsostblzat"/>
+        <w:tblW w:w="0" w:type="auto"/>
+        <w:tblLook w:val="04A0" w:firstRow="1" w:lastRow="0" w:firstColumn="1" w:lastColumn="0" w:noHBand="0" w:noVBand="1"/>
+      </w:tblPr>
+      <w:tblGrid>
+        <w:gridCol w:w="4531"/>
+        <w:gridCol w:w="4531"/>
+      </w:tblGrid>
+      <w:tr>
+        <w:tc>
+          <w:tcPr>
+            <w:tcW w:w="4531" w:type="dxa"/>
+          </w:tcPr>
+          <w:p>
+            <w:r>
+              <w:t>Illusztráció</w:t>
+            </w:r>
+            <w:r>
+              <w:t xml:space="preserve"> tábla:</w:t>
+            </w:r>
+          </w:p>
+        </w:tc>
+        <w:tc>
+          <w:tcPr>
+            <w:tcW w:w="4531" w:type="dxa"/>
+          </w:tcPr>
+          <w:p>
+            <w:r>
+              <w:t>Adatai:</w:t>
+            </w:r>
+          </w:p>
+        </w:tc>
+      </w:tr>
+      <w:tr>
+        <w:tc>
+          <w:tcPr>
+            <w:tcW w:w="4531" w:type="dxa"/>
+          </w:tcPr>
+          <w:p>
+            <w:pPr>
+              <w:jc w:val="center"/>
+            </w:pPr>
+            <w:r>
+              <w:drawing>
+                <wp:inline distT="0" distB="0" distL="0" distR="0" wp14:anchorId="4D205622" wp14:editId="5E151AE0">
+                  <wp:extent cx="2067213" cy="1495634"/>
+                  <wp:effectExtent l="0" t="0" r="0" b="9525"/>
+                  <wp:docPr id="15" name="Kép 15"/>
+                  <wp:cNvGraphicFramePr>
+                    <a:graphicFrameLocks xmlns:a="http://schemas.openxmlformats.org/drawingml/2006/main" noChangeAspect="1"/>
+                  </wp:cNvGraphicFramePr>
+                  <a:graphic xmlns:a="http://schemas.openxmlformats.org/drawingml/2006/main">
+                    <a:graphicData uri="http://schemas.openxmlformats.org/drawingml/2006/picture">
+                      <pic:pic xmlns:pic="http://schemas.openxmlformats.org/drawingml/2006/picture">
+                        <pic:nvPicPr>
+                          <pic:cNvPr id="1" name=""/>
+                          <pic:cNvPicPr/>
+                        </pic:nvPicPr>
+                        <pic:blipFill>
+                          <a:blip r:embed="rId12"/>
+                          <a:stretch>
+                            <a:fillRect/>
+                          </a:stretch>
+                        </pic:blipFill>
+                        <pic:spPr>
+                          <a:xfrm>
+                            <a:off x="0" y="0"/>
+                            <a:ext cx="2067213" cy="1495634"/>
+                          </a:xfrm>
+                          <a:prstGeom prst="rect">
+                            <a:avLst/>
+                          </a:prstGeom>
+                        </pic:spPr>
+                      </pic:pic>
+                    </a:graphicData>
+                  </a:graphic>
+                </wp:inline>
+              </w:drawing>
+            </w:r>
+          </w:p>
+        </w:tc>
+        <w:tc>
+          <w:tcPr>
+            <w:tcW w:w="4531" w:type="dxa"/>
+          </w:tcPr>
+          <w:p>
+            <w:r>
+              <w:t>Illusztráció</w:t>
+            </w:r>
+            <w:r>
+              <w:t xml:space="preserve"> </w:t>
+            </w:r>
+            <w:r>
+              <w:t>tábla:</w:t>
+            </w:r>
+          </w:p>
+          <w:p>
+            <w:pPr>
+              <w:pStyle w:val="Listaszerbekezds"/>
+              <w:numPr>
+                <w:ilvl w:val="0"/>
+                <w:numId w:val="5"/>
+              </w:numPr>
+            </w:pPr>
+            <w:proofErr w:type="spellStart"/>
+            <w:r>
+              <w:t>id</w:t>
+            </w:r>
+            <w:proofErr w:type="spellEnd"/>
+            <w:r>
+              <w:t xml:space="preserve"> (INT): egyedi azonosító </w:t>
+            </w:r>
+            <w:proofErr w:type="spellStart"/>
+            <w:r>
+              <w:t>Auto</w:t>
+            </w:r>
+            <w:proofErr w:type="spellEnd"/>
+            <w:r>
+              <w:t xml:space="preserve"> </w:t>
+            </w:r>
+            <w:proofErr w:type="spellStart"/>
+            <w:r>
+              <w:t>incrementel</w:t>
+            </w:r>
+            <w:proofErr w:type="spellEnd"/>
+            <w:r>
+              <w:t xml:space="preserve"> növekszik.</w:t>
+            </w:r>
+          </w:p>
+          <w:p>
+            <w:pPr>
+              <w:pStyle w:val="Listaszerbekezds"/>
+              <w:numPr>
+                <w:ilvl w:val="0"/>
+                <w:numId w:val="5"/>
+              </w:numPr>
+            </w:pPr>
+            <w:proofErr w:type="spellStart"/>
+            <w:r>
+              <w:t>Illusztr</w:t>
+            </w:r>
+            <w:r>
+              <w:t>a</w:t>
+            </w:r>
+            <w:r>
+              <w:t>ci</w:t>
+            </w:r>
+            <w:r>
+              <w:t>o</w:t>
+            </w:r>
+            <w:r>
+              <w:t>_nev</w:t>
+            </w:r>
+            <w:proofErr w:type="spellEnd"/>
+            <w:r>
+              <w:t xml:space="preserve"> VARCHAR(150): A </w:t>
+            </w:r>
+            <w:r>
+              <w:t xml:space="preserve">illusztrációk </w:t>
+            </w:r>
+            <w:r>
+              <w:t xml:space="preserve">nevét tárolja el. </w:t>
+            </w:r>
+          </w:p>
+        </w:tc>
+      </w:tr>
+    </w:tbl>
+    <w:p/>
+    <w:p>
+      <w:r>
+        <w:t xml:space="preserve">1.6. </w:t>
+      </w:r>
+      <w:r>
+        <w:t>Kategória</w:t>
+      </w:r>
+      <w:r>
+        <w:t>:</w:t>
+      </w:r>
+    </w:p>
+    <w:tbl>
+      <w:tblPr>
+        <w:tblStyle w:val="Rcsostblzat"/>
+        <w:tblW w:w="0" w:type="auto"/>
+        <w:tblLook w:val="04A0" w:firstRow="1" w:lastRow="0" w:firstColumn="1" w:lastColumn="0" w:noHBand="0" w:noVBand="1"/>
+      </w:tblPr>
+      <w:tblGrid>
+        <w:gridCol w:w="4531"/>
+        <w:gridCol w:w="4531"/>
+      </w:tblGrid>
+      <w:tr>
+        <w:tc>
+          <w:tcPr>
+            <w:tcW w:w="4531" w:type="dxa"/>
+          </w:tcPr>
+          <w:p>
+            <w:r>
+              <w:t>Kategória</w:t>
+            </w:r>
+            <w:r>
+              <w:t xml:space="preserve"> </w:t>
+            </w:r>
+            <w:r>
+              <w:t>tábla:</w:t>
+            </w:r>
+          </w:p>
+        </w:tc>
+        <w:tc>
+          <w:tcPr>
+            <w:tcW w:w="4531" w:type="dxa"/>
+          </w:tcPr>
+          <w:p>
+            <w:r>
+              <w:t>Adatai:</w:t>
+            </w:r>
+          </w:p>
+        </w:tc>
+      </w:tr>
+      <w:tr>
+        <w:tc>
+          <w:tcPr>
+            <w:tcW w:w="4531" w:type="dxa"/>
+          </w:tcPr>
+          <w:p>
+            <w:pPr>
+              <w:jc w:val="center"/>
+            </w:pPr>
+            <w:r>
+              <w:drawing>
+                <wp:inline distT="0" distB="0" distL="0" distR="0" wp14:anchorId="3A398EC6" wp14:editId="0D88E408">
+                  <wp:extent cx="1914792" cy="1800476"/>
+                  <wp:effectExtent l="0" t="0" r="9525" b="9525"/>
+                  <wp:docPr id="17" name="Kép 17"/>
+                  <wp:cNvGraphicFramePr>
+                    <a:graphicFrameLocks xmlns:a="http://schemas.openxmlformats.org/drawingml/2006/main" noChangeAspect="1"/>
+                  </wp:cNvGraphicFramePr>
+                  <a:graphic xmlns:a="http://schemas.openxmlformats.org/drawingml/2006/main">
+                    <a:graphicData uri="http://schemas.openxmlformats.org/drawingml/2006/picture">
+                      <pic:pic xmlns:pic="http://schemas.openxmlformats.org/drawingml/2006/picture">
+                        <pic:nvPicPr>
+                          <pic:cNvPr id="1" name=""/>
+                          <pic:cNvPicPr/>
+                        </pic:nvPicPr>
+                        <pic:blipFill>
+                          <a:blip r:embed="rId13"/>
+                          <a:stretch>
+                            <a:fillRect/>
+                          </a:stretch>
+                        </pic:blipFill>
+                        <pic:spPr>
+                          <a:xfrm>
+                            <a:off x="0" y="0"/>
+                            <a:ext cx="1914792" cy="1800476"/>
+                          </a:xfrm>
+                          <a:prstGeom prst="rect">
+                            <a:avLst/>
+                          </a:prstGeom>
+                        </pic:spPr>
+                      </pic:pic>
+                    </a:graphicData>
+                  </a:graphic>
+                </wp:inline>
+              </w:drawing>
+            </w:r>
+          </w:p>
+        </w:tc>
+        <w:tc>
+          <w:tcPr>
+            <w:tcW w:w="4531" w:type="dxa"/>
+          </w:tcPr>
+          <w:p>
+            <w:r>
+              <w:t>Kategória</w:t>
+            </w:r>
+            <w:r>
+              <w:t xml:space="preserve"> </w:t>
+            </w:r>
+            <w:r>
+              <w:t>tábla:</w:t>
+            </w:r>
+          </w:p>
+          <w:p>
+            <w:pPr>
+              <w:pStyle w:val="Listaszerbekezds"/>
+              <w:numPr>
+                <w:ilvl w:val="0"/>
+                <w:numId w:val="5"/>
+              </w:numPr>
+            </w:pPr>
+            <w:proofErr w:type="spellStart"/>
+            <w:r>
+              <w:t>id</w:t>
+            </w:r>
+            <w:proofErr w:type="spellEnd"/>
+            <w:r>
+              <w:t xml:space="preserve"> (INT): egyedi azonosító </w:t>
+            </w:r>
+            <w:proofErr w:type="spellStart"/>
+            <w:r>
+              <w:t>Auto</w:t>
+            </w:r>
+            <w:proofErr w:type="spellEnd"/>
+            <w:r>
+              <w:t xml:space="preserve"> </w:t>
+            </w:r>
+            <w:proofErr w:type="spellStart"/>
+            <w:r>
+              <w:t>incrementel</w:t>
+            </w:r>
+            <w:proofErr w:type="spellEnd"/>
+            <w:r>
+              <w:t xml:space="preserve"> növekszik.</w:t>
+            </w:r>
+          </w:p>
+          <w:p>
+            <w:pPr>
+              <w:pStyle w:val="Listaszerbekezds"/>
+              <w:numPr>
+                <w:ilvl w:val="0"/>
+                <w:numId w:val="5"/>
+              </w:numPr>
+            </w:pPr>
+            <w:proofErr w:type="spellStart"/>
+            <w:r>
+              <w:t>kat_nev</w:t>
+            </w:r>
+            <w:proofErr w:type="spellEnd"/>
+            <w:r>
+              <w:t xml:space="preserve"> VARCHAR(150): A kategória nevét tárolja el.</w:t>
+            </w:r>
+          </w:p>
+          <w:p>
+            <w:pPr>
+              <w:pStyle w:val="Listaszerbekezds"/>
+              <w:numPr>
+                <w:ilvl w:val="0"/>
+                <w:numId w:val="5"/>
+              </w:numPr>
+            </w:pPr>
+            <w:proofErr w:type="spellStart"/>
+            <w:r>
+              <w:t>katazon</w:t>
+            </w:r>
+            <w:proofErr w:type="spellEnd"/>
+            <w:r>
+              <w:t xml:space="preserve"> INT</w:t>
+            </w:r>
+            <w:r>
+              <w:t xml:space="preserve">: </w:t>
+            </w:r>
+            <w:r>
+              <w:t xml:space="preserve">Ha </w:t>
+            </w:r>
+            <w:r>
+              <w:t xml:space="preserve">egy alkategória nevét mentjük el a </w:t>
+            </w:r>
+            <w:proofErr w:type="spellStart"/>
+            <w:r>
+              <w:t>katazon</w:t>
+            </w:r>
+            <w:proofErr w:type="spellEnd"/>
+            <w:r>
+              <w:t xml:space="preserve"> segítségével tudjuk eldönteni melyik fő/nagy kategóriába tartozik.</w:t>
+            </w:r>
+          </w:p>
+        </w:tc>
+      </w:tr>
+    </w:tbl>
+    <w:p/>
+    <w:p>
+      <w:r>
+        <w:lastRenderedPageBreak/>
+        <w:t>1.7:</w:t>
+      </w:r>
+      <w:r>
+        <w:t xml:space="preserve"> </w:t>
+      </w:r>
+      <w:r>
+        <w:t>Szerző</w:t>
+      </w:r>
+      <w:r>
+        <w:t>:</w:t>
+      </w:r>
+    </w:p>
+    <w:tbl>
+      <w:tblPr>
+        <w:tblStyle w:val="Rcsostblzat"/>
+        <w:tblW w:w="0" w:type="auto"/>
+        <w:tblLook w:val="04A0" w:firstRow="1" w:lastRow="0" w:firstColumn="1" w:lastColumn="0" w:noHBand="0" w:noVBand="1"/>
+      </w:tblPr>
+      <w:tblGrid>
+        <w:gridCol w:w="4531"/>
+        <w:gridCol w:w="4531"/>
+      </w:tblGrid>
+      <w:tr>
+        <w:tc>
+          <w:tcPr>
+            <w:tcW w:w="4531" w:type="dxa"/>
+          </w:tcPr>
+          <w:p>
+            <w:r>
+              <w:t>Szerző</w:t>
+            </w:r>
+            <w:r>
+              <w:t xml:space="preserve"> tábla:</w:t>
+            </w:r>
+          </w:p>
+        </w:tc>
+        <w:tc>
+          <w:tcPr>
+            <w:tcW w:w="4531" w:type="dxa"/>
+          </w:tcPr>
+          <w:p>
+            <w:r>
+              <w:t>Adatai:</w:t>
+            </w:r>
+          </w:p>
+        </w:tc>
+      </w:tr>
+      <w:tr>
+        <w:tc>
+          <w:tcPr>
+            <w:tcW w:w="4531" w:type="dxa"/>
+          </w:tcPr>
+          <w:p>
+            <w:pPr>
+              <w:jc w:val="center"/>
+            </w:pPr>
+            <w:r>
+              <w:drawing>
+                <wp:inline distT="0" distB="0" distL="0" distR="0" wp14:anchorId="77CF2E66" wp14:editId="7EAC45F7">
+                  <wp:extent cx="2038635" cy="1400370"/>
+                  <wp:effectExtent l="0" t="0" r="0" b="0"/>
+                  <wp:docPr id="19" name="Kép 19"/>
+                  <wp:cNvGraphicFramePr>
+                    <a:graphicFrameLocks xmlns:a="http://schemas.openxmlformats.org/drawingml/2006/main" noChangeAspect="1"/>
+                  </wp:cNvGraphicFramePr>
+                  <a:graphic xmlns:a="http://schemas.openxmlformats.org/drawingml/2006/main">
+                    <a:graphicData uri="http://schemas.openxmlformats.org/drawingml/2006/picture">
+                      <pic:pic xmlns:pic="http://schemas.openxmlformats.org/drawingml/2006/picture">
+                        <pic:nvPicPr>
+                          <pic:cNvPr id="1" name=""/>
+                          <pic:cNvPicPr/>
+                        </pic:nvPicPr>
+                        <pic:blipFill>
+                          <a:blip r:embed="rId14"/>
+                          <a:stretch>
+                            <a:fillRect/>
+                          </a:stretch>
+                        </pic:blipFill>
+                        <pic:spPr>
+                          <a:xfrm>
+                            <a:off x="0" y="0"/>
+                            <a:ext cx="2038635" cy="1400370"/>
+                          </a:xfrm>
+                          <a:prstGeom prst="rect">
+                            <a:avLst/>
+                          </a:prstGeom>
+                        </pic:spPr>
+                      </pic:pic>
+                    </a:graphicData>
+                  </a:graphic>
+                </wp:inline>
+              </w:drawing>
+            </w:r>
+          </w:p>
+        </w:tc>
+        <w:tc>
+          <w:tcPr>
+            <w:tcW w:w="4531" w:type="dxa"/>
+          </w:tcPr>
+          <w:p>
+            <w:r>
+              <w:t>Szerző</w:t>
+            </w:r>
+            <w:r>
+              <w:t xml:space="preserve"> tábla:</w:t>
+            </w:r>
+          </w:p>
+          <w:p>
+            <w:pPr>
+              <w:pStyle w:val="Listaszerbekezds"/>
+              <w:numPr>
+                <w:ilvl w:val="0"/>
+                <w:numId w:val="5"/>
+              </w:numPr>
+            </w:pPr>
+            <w:proofErr w:type="spellStart"/>
+            <w:r>
+              <w:t>id</w:t>
+            </w:r>
+            <w:proofErr w:type="spellEnd"/>
+            <w:r>
+              <w:t xml:space="preserve"> (INT): egyedi azonosító </w:t>
+            </w:r>
+            <w:proofErr w:type="spellStart"/>
+            <w:r>
+              <w:t>Auto</w:t>
+            </w:r>
+            <w:proofErr w:type="spellEnd"/>
+            <w:r>
+              <w:t xml:space="preserve"> </w:t>
+            </w:r>
+            <w:proofErr w:type="spellStart"/>
+            <w:r>
+              <w:t>incrementel</w:t>
+            </w:r>
+            <w:proofErr w:type="spellEnd"/>
+            <w:r>
+              <w:t xml:space="preserve"> növekszik.</w:t>
+            </w:r>
+          </w:p>
+          <w:p>
+            <w:pPr>
+              <w:pStyle w:val="Listaszerbekezds"/>
+              <w:numPr>
+                <w:ilvl w:val="0"/>
+                <w:numId w:val="5"/>
+              </w:numPr>
+            </w:pPr>
+            <w:proofErr w:type="spellStart"/>
+            <w:r>
+              <w:t>szerzo</w:t>
+            </w:r>
+            <w:r>
+              <w:t>_nev</w:t>
+            </w:r>
+            <w:proofErr w:type="spellEnd"/>
+            <w:r>
+              <w:t xml:space="preserve"> VARCHAR(150): A </w:t>
+            </w:r>
+            <w:r>
+              <w:t>szerző</w:t>
+            </w:r>
+            <w:r>
+              <w:t xml:space="preserve"> nevét tárolja el.</w:t>
+            </w:r>
+          </w:p>
+        </w:tc>
+      </w:tr>
+    </w:tbl>
+    <w:p/>
+    <w:p>
+      <w:r>
+        <w:t>1.8:</w:t>
+      </w:r>
+      <w:r>
+        <w:t xml:space="preserve"> </w:t>
+      </w:r>
+      <w:r>
+        <w:t>Fordító</w:t>
+      </w:r>
+      <w:r>
+        <w:t xml:space="preserve"> tábla:</w:t>
+      </w:r>
+    </w:p>
+    <w:tbl>
+      <w:tblPr>
+        <w:tblStyle w:val="Rcsostblzat"/>
+        <w:tblW w:w="0" w:type="auto"/>
+        <w:tblLook w:val="04A0" w:firstRow="1" w:lastRow="0" w:firstColumn="1" w:lastColumn="0" w:noHBand="0" w:noVBand="1"/>
+      </w:tblPr>
+      <w:tblGrid>
+        <w:gridCol w:w="4531"/>
+        <w:gridCol w:w="4531"/>
+      </w:tblGrid>
+      <w:tr>
+        <w:tc>
+          <w:tcPr>
+            <w:tcW w:w="4531" w:type="dxa"/>
+          </w:tcPr>
+          <w:p>
+            <w:r>
+              <w:t>Fordító</w:t>
+            </w:r>
+            <w:r>
+              <w:t xml:space="preserve"> tábla:</w:t>
+            </w:r>
+          </w:p>
+        </w:tc>
+        <w:tc>
+          <w:tcPr>
+            <w:tcW w:w="4531" w:type="dxa"/>
+          </w:tcPr>
+          <w:p>
+            <w:r>
+              <w:t>Adatai:</w:t>
+            </w:r>
+          </w:p>
+        </w:tc>
+      </w:tr>
+      <w:tr>
+        <w:tc>
+          <w:tcPr>
+            <w:tcW w:w="4531" w:type="dxa"/>
+          </w:tcPr>
+          <w:p>
+            <w:pPr>
+              <w:jc w:val="center"/>
+            </w:pPr>
+            <w:r>
+              <w:drawing>
+                <wp:inline distT="0" distB="0" distL="0" distR="0" wp14:anchorId="0E8E4477" wp14:editId="2B4A7F80">
+                  <wp:extent cx="2105319" cy="1409897"/>
+                  <wp:effectExtent l="0" t="0" r="9525" b="0"/>
+                  <wp:docPr id="21" name="Kép 21"/>
+                  <wp:cNvGraphicFramePr>
+                    <a:graphicFrameLocks xmlns:a="http://schemas.openxmlformats.org/drawingml/2006/main" noChangeAspect="1"/>
+                  </wp:cNvGraphicFramePr>
+                  <a:graphic xmlns:a="http://schemas.openxmlformats.org/drawingml/2006/main">
+                    <a:graphicData uri="http://schemas.openxmlformats.org/drawingml/2006/picture">
+                      <pic:pic xmlns:pic="http://schemas.openxmlformats.org/drawingml/2006/picture">
+                        <pic:nvPicPr>
+                          <pic:cNvPr id="1" name=""/>
+                          <pic:cNvPicPr/>
+                        </pic:nvPicPr>
+                        <pic:blipFill>
+                          <a:blip r:embed="rId15"/>
+                          <a:stretch>
+                            <a:fillRect/>
+                          </a:stretch>
+                        </pic:blipFill>
+                        <pic:spPr>
+                          <a:xfrm>
+                            <a:off x="0" y="0"/>
+                            <a:ext cx="2105319" cy="1409897"/>
+                          </a:xfrm>
+                          <a:prstGeom prst="rect">
+                            <a:avLst/>
+                          </a:prstGeom>
+                        </pic:spPr>
+                      </pic:pic>
+                    </a:graphicData>
+                  </a:graphic>
+                </wp:inline>
+              </w:drawing>
+            </w:r>
+          </w:p>
+        </w:tc>
+        <w:tc>
+          <w:tcPr>
+            <w:tcW w:w="4531" w:type="dxa"/>
+          </w:tcPr>
+          <w:p>
+            <w:r>
+              <w:t>Fordító</w:t>
+            </w:r>
+            <w:r>
+              <w:t xml:space="preserve"> tábla:</w:t>
+            </w:r>
+          </w:p>
+          <w:p>
+            <w:pPr>
+              <w:pStyle w:val="Listaszerbekezds"/>
+              <w:numPr>
+                <w:ilvl w:val="0"/>
+                <w:numId w:val="5"/>
+              </w:numPr>
+            </w:pPr>
+            <w:proofErr w:type="spellStart"/>
+            <w:r>
+              <w:t>id</w:t>
+            </w:r>
+            <w:proofErr w:type="spellEnd"/>
+            <w:r>
+              <w:t xml:space="preserve"> (INT): egyedi azonosító </w:t>
+            </w:r>
+            <w:proofErr w:type="spellStart"/>
+            <w:r>
+              <w:t>Auto</w:t>
+            </w:r>
+            <w:proofErr w:type="spellEnd"/>
+            <w:r>
+              <w:t xml:space="preserve"> </w:t>
+            </w:r>
+            <w:proofErr w:type="spellStart"/>
+            <w:r>
+              <w:t>incrementel</w:t>
+            </w:r>
+            <w:proofErr w:type="spellEnd"/>
+            <w:r>
+              <w:t xml:space="preserve"> növekszik.</w:t>
+            </w:r>
+          </w:p>
+          <w:p>
+            <w:pPr>
+              <w:pStyle w:val="Listaszerbekezds"/>
+              <w:numPr>
+                <w:ilvl w:val="0"/>
+                <w:numId w:val="5"/>
+              </w:numPr>
+            </w:pPr>
+            <w:proofErr w:type="spellStart"/>
+            <w:r>
+              <w:t>fordito</w:t>
+            </w:r>
+            <w:r>
+              <w:t>_nev</w:t>
+            </w:r>
+            <w:proofErr w:type="spellEnd"/>
+            <w:r>
+              <w:t xml:space="preserve"> VARCHAR(150): A </w:t>
+            </w:r>
+            <w:r>
+              <w:t>fordító</w:t>
+            </w:r>
+            <w:r>
+              <w:t xml:space="preserve"> nevét tárolja el.</w:t>
+            </w:r>
+          </w:p>
+        </w:tc>
+      </w:tr>
+    </w:tbl>
+    <w:p/>
+    <w:p>
+      <w:r>
+        <w:t xml:space="preserve">1.9: </w:t>
+      </w:r>
+      <w:r>
+        <w:t>Illusztrátor</w:t>
+      </w:r>
+      <w:r>
+        <w:t>:</w:t>
+      </w:r>
+    </w:p>
+    <w:tbl>
+      <w:tblPr>
+        <w:tblStyle w:val="Rcsostblzat"/>
+        <w:tblW w:w="0" w:type="auto"/>
+        <w:tblLook w:val="04A0" w:firstRow="1" w:lastRow="0" w:firstColumn="1" w:lastColumn="0" w:noHBand="0" w:noVBand="1"/>
+      </w:tblPr>
+      <w:tblGrid>
+        <w:gridCol w:w="4531"/>
+        <w:gridCol w:w="4531"/>
+      </w:tblGrid>
+      <w:tr>
+        <w:tc>
+          <w:tcPr>
+            <w:tcW w:w="4531" w:type="dxa"/>
+          </w:tcPr>
+          <w:p>
+            <w:r>
+              <w:t>Illusztrátor</w:t>
+            </w:r>
+            <w:r>
+              <w:t xml:space="preserve"> </w:t>
+            </w:r>
+            <w:r>
+              <w:t>tábla:</w:t>
+            </w:r>
+          </w:p>
+        </w:tc>
+        <w:tc>
+          <w:tcPr>
+            <w:tcW w:w="4531" w:type="dxa"/>
+          </w:tcPr>
+          <w:p>
+            <w:r>
+              <w:t>Adatai:</w:t>
+            </w:r>
+          </w:p>
+        </w:tc>
+      </w:tr>
+      <w:tr>
+        <w:tc>
+          <w:tcPr>
+            <w:tcW w:w="4531" w:type="dxa"/>
+          </w:tcPr>
+          <w:p>
+            <w:pPr>
+              <w:jc w:val="center"/>
+            </w:pPr>
+            <w:r>
+              <w:drawing>
+                <wp:inline distT="0" distB="0" distL="0" distR="0" wp14:anchorId="7053B90C" wp14:editId="25A01DAA">
+                  <wp:extent cx="2019582" cy="1438476"/>
+                  <wp:effectExtent l="0" t="0" r="0" b="9525"/>
+                  <wp:docPr id="23" name="Kép 23"/>
+                  <wp:cNvGraphicFramePr>
+                    <a:graphicFrameLocks xmlns:a="http://schemas.openxmlformats.org/drawingml/2006/main" noChangeAspect="1"/>
+                  </wp:cNvGraphicFramePr>
+                  <a:graphic xmlns:a="http://schemas.openxmlformats.org/drawingml/2006/main">
+                    <a:graphicData uri="http://schemas.openxmlformats.org/drawingml/2006/picture">
+                      <pic:pic xmlns:pic="http://schemas.openxmlformats.org/drawingml/2006/picture">
+                        <pic:nvPicPr>
+                          <pic:cNvPr id="1" name=""/>
+                          <pic:cNvPicPr/>
+                        </pic:nvPicPr>
+                        <pic:blipFill>
+                          <a:blip r:embed="rId16"/>
+                          <a:stretch>
+                            <a:fillRect/>
+                          </a:stretch>
+                        </pic:blipFill>
+                        <pic:spPr>
+                          <a:xfrm>
+                            <a:off x="0" y="0"/>
+                            <a:ext cx="2019582" cy="1438476"/>
+                          </a:xfrm>
+                          <a:prstGeom prst="rect">
+                            <a:avLst/>
+                          </a:prstGeom>
+                        </pic:spPr>
+                      </pic:pic>
+                    </a:graphicData>
+                  </a:graphic>
+                </wp:inline>
+              </w:drawing>
+            </w:r>
+          </w:p>
+        </w:tc>
+        <w:tc>
+          <w:tcPr>
+            <w:tcW w:w="4531" w:type="dxa"/>
+          </w:tcPr>
+          <w:p>
+            <w:r>
+              <w:t>Illusztrátor</w:t>
+            </w:r>
+            <w:r>
+              <w:t xml:space="preserve"> </w:t>
+            </w:r>
+            <w:r>
+              <w:t>tábla:</w:t>
+            </w:r>
+          </w:p>
+          <w:p>
+            <w:pPr>
+              <w:pStyle w:val="Listaszerbekezds"/>
+              <w:numPr>
+                <w:ilvl w:val="0"/>
+                <w:numId w:val="5"/>
+              </w:numPr>
+            </w:pPr>
+            <w:proofErr w:type="spellStart"/>
+            <w:r>
+              <w:t>id</w:t>
+            </w:r>
+            <w:proofErr w:type="spellEnd"/>
+            <w:r>
+              <w:t xml:space="preserve"> (INT): egyedi azonosító </w:t>
+            </w:r>
+            <w:proofErr w:type="spellStart"/>
+            <w:r>
+              <w:t>Auto</w:t>
+            </w:r>
+            <w:proofErr w:type="spellEnd"/>
+            <w:r>
+              <w:t xml:space="preserve"> </w:t>
+            </w:r>
+            <w:proofErr w:type="spellStart"/>
+            <w:r>
+              <w:t>incrementel</w:t>
+            </w:r>
+            <w:proofErr w:type="spellEnd"/>
+            <w:r>
+              <w:t xml:space="preserve"> növekszik.</w:t>
+            </w:r>
+          </w:p>
+          <w:p>
+            <w:pPr>
+              <w:pStyle w:val="Listaszerbekezds"/>
+              <w:numPr>
+                <w:ilvl w:val="0"/>
+                <w:numId w:val="5"/>
+              </w:numPr>
+            </w:pPr>
+            <w:proofErr w:type="spellStart"/>
+            <w:r>
+              <w:t>i</w:t>
+            </w:r>
+            <w:r>
+              <w:t>llusztr</w:t>
+            </w:r>
+            <w:r>
+              <w:t>a</w:t>
+            </w:r>
+            <w:r>
+              <w:t>tor_nev</w:t>
+            </w:r>
+            <w:proofErr w:type="spellEnd"/>
+            <w:r>
+              <w:t xml:space="preserve"> VARCHAR(150): A</w:t>
+            </w:r>
+            <w:r>
+              <w:t xml:space="preserve">z Illusztrátor </w:t>
+            </w:r>
+            <w:r>
+              <w:t>nevét tárolja el.</w:t>
+            </w:r>
+          </w:p>
+        </w:tc>
+      </w:tr>
+    </w:tbl>
+    <w:p>
+      <w:r>
+        <w:t xml:space="preserve">1.10: </w:t>
+      </w:r>
+      <w:r>
+        <w:t>Kapcsoló fordító</w:t>
+      </w:r>
+      <w:r>
+        <w:t>:</w:t>
+      </w:r>
+    </w:p>
+    <w:tbl>
+      <w:tblPr>
+        <w:tblStyle w:val="Rcsostblzat"/>
+        <w:tblW w:w="0" w:type="auto"/>
+        <w:tblLook w:val="04A0" w:firstRow="1" w:lastRow="0" w:firstColumn="1" w:lastColumn="0" w:noHBand="0" w:noVBand="1"/>
+      </w:tblPr>
+      <w:tblGrid>
+        <w:gridCol w:w="4531"/>
+        <w:gridCol w:w="4531"/>
+      </w:tblGrid>
+      <w:tr>
+        <w:tc>
+          <w:tcPr>
+            <w:tcW w:w="4531" w:type="dxa"/>
+          </w:tcPr>
+          <w:p>
+            <w:r>
+              <w:t>Kapcsoló fordító:</w:t>
+            </w:r>
+          </w:p>
+        </w:tc>
+        <w:tc>
+          <w:tcPr>
+            <w:tcW w:w="4531" w:type="dxa"/>
+          </w:tcPr>
+          <w:p>
+            <w:r>
+              <w:t>Adatai:</w:t>
+            </w:r>
+          </w:p>
+        </w:tc>
+      </w:tr>
+      <w:tr>
+        <w:tc>
+          <w:tcPr>
+            <w:tcW w:w="4531" w:type="dxa"/>
+          </w:tcPr>
+          <w:p>
+            <w:pPr>
+              <w:jc w:val="center"/>
+            </w:pPr>
+            <w:r>
+              <w:drawing>
+                <wp:inline distT="0" distB="0" distL="0" distR="0" wp14:anchorId="7D77C159" wp14:editId="45C0FA1F">
+                  <wp:extent cx="1867161" cy="2133898"/>
+                  <wp:effectExtent l="0" t="0" r="0" b="0"/>
+                  <wp:docPr id="25" name="Kép 25"/>
+                  <wp:cNvGraphicFramePr>
+                    <a:graphicFrameLocks xmlns:a="http://schemas.openxmlformats.org/drawingml/2006/main" noChangeAspect="1"/>
+                  </wp:cNvGraphicFramePr>
+                  <a:graphic xmlns:a="http://schemas.openxmlformats.org/drawingml/2006/main">
+                    <a:graphicData uri="http://schemas.openxmlformats.org/drawingml/2006/picture">
+                      <pic:pic xmlns:pic="http://schemas.openxmlformats.org/drawingml/2006/picture">
+                        <pic:nvPicPr>
+                          <pic:cNvPr id="1" name=""/>
+                          <pic:cNvPicPr/>
+                        </pic:nvPicPr>
+                        <pic:blipFill>
+                          <a:blip r:embed="rId17"/>
+                          <a:stretch>
+                            <a:fillRect/>
+                          </a:stretch>
+                        </pic:blipFill>
+                        <pic:spPr>
+                          <a:xfrm>
+                            <a:off x="0" y="0"/>
+                            <a:ext cx="1867161" cy="2133898"/>
+                          </a:xfrm>
+                          <a:prstGeom prst="rect">
+                            <a:avLst/>
+                          </a:prstGeom>
+                        </pic:spPr>
+                      </pic:pic>
+                    </a:graphicData>
+                  </a:graphic>
+                </wp:inline>
+              </w:drawing>
+            </w:r>
+          </w:p>
+        </w:tc>
+        <w:tc>
+          <w:tcPr>
+            <w:tcW w:w="4531" w:type="dxa"/>
+          </w:tcPr>
+          <w:p>
+            <w:proofErr w:type="spellStart"/>
+            <w:r>
+              <w:t>Kapcsoló_fordító</w:t>
+            </w:r>
+            <w:proofErr w:type="spellEnd"/>
+            <w:r>
+              <w:t xml:space="preserve"> tábla:</w:t>
+            </w:r>
+          </w:p>
+          <w:p>
+            <w:pPr>
+              <w:pStyle w:val="Listaszerbekezds"/>
+              <w:numPr>
+                <w:ilvl w:val="0"/>
+                <w:numId w:val="5"/>
+              </w:numPr>
+            </w:pPr>
+            <w:proofErr w:type="spellStart"/>
+            <w:r>
+              <w:t>id</w:t>
+            </w:r>
+            <w:proofErr w:type="spellEnd"/>
+            <w:r>
+              <w:t xml:space="preserve"> (INT): egyedi azonosító </w:t>
+            </w:r>
+            <w:proofErr w:type="spellStart"/>
+            <w:r>
+              <w:t>Auto</w:t>
+            </w:r>
+            <w:proofErr w:type="spellEnd"/>
+            <w:r>
+              <w:t xml:space="preserve"> </w:t>
+            </w:r>
+            <w:proofErr w:type="spellStart"/>
+            <w:r>
+              <w:t>incrementel</w:t>
+            </w:r>
+            <w:proofErr w:type="spellEnd"/>
+            <w:r>
+              <w:t xml:space="preserve"> növekszik.</w:t>
+            </w:r>
+          </w:p>
+          <w:p>
+            <w:pPr>
+              <w:pStyle w:val="Listaszerbekezds"/>
+              <w:numPr>
+                <w:ilvl w:val="0"/>
+                <w:numId w:val="5"/>
+              </w:numPr>
+            </w:pPr>
+            <w:r>
+              <w:t>ISBN</w:t>
+            </w:r>
+            <w:r>
+              <w:t xml:space="preserve"> </w:t>
+            </w:r>
+            <w:r>
+              <w:t>BIGINT</w:t>
+            </w:r>
+            <w:r>
+              <w:t xml:space="preserve">: </w:t>
+            </w:r>
+            <w:r>
+              <w:t>A termék táblából származik. Így tudjuk azonosítani melyik könyv tartozik az adott fordító(k)hoz.</w:t>
+            </w:r>
+          </w:p>
+          <w:p>
+            <w:pPr>
+              <w:pStyle w:val="Listaszerbekezds"/>
+              <w:numPr>
+                <w:ilvl w:val="0"/>
+                <w:numId w:val="5"/>
+              </w:numPr>
+            </w:pPr>
+            <w:proofErr w:type="spellStart"/>
+            <w:r>
+              <w:t>fordito_id</w:t>
+            </w:r>
+            <w:proofErr w:type="spellEnd"/>
+            <w:r>
+              <w:t xml:space="preserve"> INT: A fordító táblából származik. A fordítónak az </w:t>
+            </w:r>
+            <w:proofErr w:type="spellStart"/>
+            <w:r>
+              <w:t>id</w:t>
+            </w:r>
+            <w:proofErr w:type="spellEnd"/>
+            <w:r>
+              <w:t>-je így tudjuk azonosítani ki írta.</w:t>
+            </w:r>
+          </w:p>
+        </w:tc>
+      </w:tr>
+    </w:tbl>
+    <w:p>
+      <w:r>
+        <w:lastRenderedPageBreak/>
+        <w:t xml:space="preserve">1.11: </w:t>
+      </w:r>
+      <w:r>
+        <w:t>Kapcsoló Szerző</w:t>
+      </w:r>
+    </w:p>
+    <w:tbl>
+      <w:tblPr>
+        <w:tblStyle w:val="Rcsostblzat"/>
+        <w:tblW w:w="0" w:type="auto"/>
+        <w:tblLook w:val="04A0" w:firstRow="1" w:lastRow="0" w:firstColumn="1" w:lastColumn="0" w:noHBand="0" w:noVBand="1"/>
+      </w:tblPr>
+      <w:tblGrid>
+        <w:gridCol w:w="4531"/>
+        <w:gridCol w:w="4531"/>
+      </w:tblGrid>
+      <w:tr>
+        <w:tc>
+          <w:tcPr>
+            <w:tcW w:w="4531" w:type="dxa"/>
+          </w:tcPr>
+          <w:p>
+            <w:r>
+              <w:t xml:space="preserve">Kapcsoló </w:t>
+            </w:r>
+            <w:proofErr w:type="spellStart"/>
+            <w:r>
+              <w:t>s</w:t>
+            </w:r>
+            <w:r>
+              <w:t>zerz</w:t>
+            </w:r>
+            <w:r>
+              <w:t>o</w:t>
+            </w:r>
+            <w:proofErr w:type="spellEnd"/>
+            <w:r>
+              <w:t>:</w:t>
+            </w:r>
+          </w:p>
+        </w:tc>
+        <w:tc>
+          <w:tcPr>
+            <w:tcW w:w="4531" w:type="dxa"/>
+          </w:tcPr>
+          <w:p>
+            <w:r>
+              <w:t>Adatai:</w:t>
+            </w:r>
+          </w:p>
+        </w:tc>
+      </w:tr>
+      <w:tr>
+        <w:tc>
+          <w:tcPr>
+            <w:tcW w:w="4531" w:type="dxa"/>
+          </w:tcPr>
+          <w:p>
+            <w:pPr>
+              <w:jc w:val="center"/>
+            </w:pPr>
+            <w:r>
+              <w:drawing>
+                <wp:inline distT="0" distB="0" distL="0" distR="0" wp14:anchorId="6E49B7DC" wp14:editId="5720CBF2">
+                  <wp:extent cx="1867161" cy="2067213"/>
+                  <wp:effectExtent l="0" t="0" r="0" b="0"/>
+                  <wp:docPr id="27" name="Kép 27"/>
+                  <wp:cNvGraphicFramePr>
+                    <a:graphicFrameLocks xmlns:a="http://schemas.openxmlformats.org/drawingml/2006/main" noChangeAspect="1"/>
+                  </wp:cNvGraphicFramePr>
+                  <a:graphic xmlns:a="http://schemas.openxmlformats.org/drawingml/2006/main">
+                    <a:graphicData uri="http://schemas.openxmlformats.org/drawingml/2006/picture">
+                      <pic:pic xmlns:pic="http://schemas.openxmlformats.org/drawingml/2006/picture">
+                        <pic:nvPicPr>
+                          <pic:cNvPr id="1" name=""/>
+                          <pic:cNvPicPr/>
+                        </pic:nvPicPr>
+                        <pic:blipFill>
+                          <a:blip r:embed="rId18"/>
+                          <a:stretch>
+                            <a:fillRect/>
+                          </a:stretch>
+                        </pic:blipFill>
+                        <pic:spPr>
+                          <a:xfrm>
+                            <a:off x="0" y="0"/>
+                            <a:ext cx="1867161" cy="2067213"/>
+                          </a:xfrm>
+                          <a:prstGeom prst="rect">
+                            <a:avLst/>
+                          </a:prstGeom>
+                        </pic:spPr>
+                      </pic:pic>
+                    </a:graphicData>
+                  </a:graphic>
+                </wp:inline>
+              </w:drawing>
+            </w:r>
+          </w:p>
+        </w:tc>
+        <w:tc>
+          <w:tcPr>
+            <w:tcW w:w="4531" w:type="dxa"/>
+          </w:tcPr>
+          <w:p>
+            <w:r>
+              <w:t>Kapcsoló Szerző</w:t>
+            </w:r>
+            <w:r>
+              <w:t xml:space="preserve"> </w:t>
+            </w:r>
+            <w:r>
+              <w:t>tábla:</w:t>
+            </w:r>
+          </w:p>
+          <w:p>
+            <w:pPr>
+              <w:pStyle w:val="Listaszerbekezds"/>
+              <w:numPr>
+                <w:ilvl w:val="0"/>
+                <w:numId w:val="5"/>
+              </w:numPr>
+            </w:pPr>
+            <w:proofErr w:type="spellStart"/>
+            <w:r>
+              <w:t>id</w:t>
+            </w:r>
+            <w:proofErr w:type="spellEnd"/>
+            <w:r>
+              <w:t xml:space="preserve"> (INT): egyedi azonosító </w:t>
+            </w:r>
+            <w:proofErr w:type="spellStart"/>
+            <w:r>
+              <w:t>Auto</w:t>
+            </w:r>
+            <w:proofErr w:type="spellEnd"/>
+            <w:r>
+              <w:t xml:space="preserve"> </w:t>
+            </w:r>
+            <w:proofErr w:type="spellStart"/>
+            <w:r>
+              <w:t>incrementel</w:t>
+            </w:r>
+            <w:proofErr w:type="spellEnd"/>
+            <w:r>
+              <w:t xml:space="preserve"> növekszik.</w:t>
+            </w:r>
+          </w:p>
+          <w:p>
+            <w:pPr>
+              <w:pStyle w:val="Listaszerbekezds"/>
+              <w:numPr>
+                <w:ilvl w:val="0"/>
+                <w:numId w:val="5"/>
+              </w:numPr>
+            </w:pPr>
+            <w:r>
+              <w:t>ISBN BIGINT: A termék táblából származik. Így tudjuk azonosítani melyik könyv tartozik az adott író(k)hoz.</w:t>
+            </w:r>
+          </w:p>
+          <w:p>
+            <w:pPr>
+              <w:pStyle w:val="Listaszerbekezds"/>
+              <w:numPr>
+                <w:ilvl w:val="0"/>
+                <w:numId w:val="5"/>
+              </w:numPr>
+            </w:pPr>
+            <w:proofErr w:type="spellStart"/>
+            <w:r>
+              <w:t>szerzo</w:t>
+            </w:r>
+            <w:r>
+              <w:t>_id</w:t>
+            </w:r>
+            <w:proofErr w:type="spellEnd"/>
+            <w:r>
+              <w:t xml:space="preserve"> INT: A fordító táblából származik. A fordítónak az </w:t>
+            </w:r>
+            <w:proofErr w:type="spellStart"/>
+            <w:r>
+              <w:t>id</w:t>
+            </w:r>
+            <w:proofErr w:type="spellEnd"/>
+            <w:r>
+              <w:t>-je így tudjuk azonosítani ki írta.</w:t>
+            </w:r>
+          </w:p>
+        </w:tc>
+      </w:tr>
+    </w:tbl>
+    <w:p/>
+    <w:p>
+      <w:r>
+        <w:t>1.12:</w:t>
+      </w:r>
+    </w:p>
+    <w:tbl>
+      <w:tblPr>
+        <w:tblStyle w:val="Rcsostblzat"/>
+        <w:tblW w:w="0" w:type="auto"/>
+        <w:tblLook w:val="04A0" w:firstRow="1" w:lastRow="0" w:firstColumn="1" w:lastColumn="0" w:noHBand="0" w:noVBand="1"/>
+      </w:tblPr>
+      <w:tblGrid>
+        <w:gridCol w:w="4531"/>
+        <w:gridCol w:w="4531"/>
+      </w:tblGrid>
+      <w:tr>
+        <w:tc>
+          <w:tcPr>
+            <w:tcW w:w="4531" w:type="dxa"/>
+          </w:tcPr>
+          <w:p>
+            <w:r>
+              <w:t xml:space="preserve">Kapcsoló </w:t>
+            </w:r>
+            <w:proofErr w:type="spellStart"/>
+            <w:r>
+              <w:t>illusztrator</w:t>
+            </w:r>
+            <w:proofErr w:type="spellEnd"/>
+            <w:r>
+              <w:t>:</w:t>
+            </w:r>
+          </w:p>
+        </w:tc>
+        <w:tc>
+          <w:tcPr>
+            <w:tcW w:w="4531" w:type="dxa"/>
+          </w:tcPr>
+          <w:p>
+            <w:r>
+              <w:t>Adatai:</w:t>
+            </w:r>
+          </w:p>
+        </w:tc>
+      </w:tr>
+      <w:tr>
+        <w:tc>
+          <w:tcPr>
+            <w:tcW w:w="4531" w:type="dxa"/>
+          </w:tcPr>
+          <w:p>
+            <w:pPr>
+              <w:jc w:val="center"/>
+            </w:pPr>
+            <w:r>
+              <w:drawing>
+                <wp:inline distT="0" distB="0" distL="0" distR="0" wp14:anchorId="011B27DF" wp14:editId="5677271E">
+                  <wp:extent cx="2086266" cy="2162477"/>
+                  <wp:effectExtent l="0" t="0" r="9525" b="9525"/>
+                  <wp:docPr id="29" name="Kép 29"/>
+                  <wp:cNvGraphicFramePr>
+                    <a:graphicFrameLocks xmlns:a="http://schemas.openxmlformats.org/drawingml/2006/main" noChangeAspect="1"/>
+                  </wp:cNvGraphicFramePr>
+                  <a:graphic xmlns:a="http://schemas.openxmlformats.org/drawingml/2006/main">
+                    <a:graphicData uri="http://schemas.openxmlformats.org/drawingml/2006/picture">
+                      <pic:pic xmlns:pic="http://schemas.openxmlformats.org/drawingml/2006/picture">
+                        <pic:nvPicPr>
+                          <pic:cNvPr id="1" name=""/>
+                          <pic:cNvPicPr/>
+                        </pic:nvPicPr>
+                        <pic:blipFill>
+                          <a:blip r:embed="rId19"/>
+                          <a:stretch>
+                            <a:fillRect/>
+                          </a:stretch>
+                        </pic:blipFill>
+                        <pic:spPr>
+                          <a:xfrm>
+                            <a:off x="0" y="0"/>
+                            <a:ext cx="2086266" cy="2162477"/>
+                          </a:xfrm>
+                          <a:prstGeom prst="rect">
+                            <a:avLst/>
+                          </a:prstGeom>
+                        </pic:spPr>
+                      </pic:pic>
+                    </a:graphicData>
+                  </a:graphic>
+                </wp:inline>
+              </w:drawing>
+            </w:r>
+          </w:p>
+        </w:tc>
+        <w:tc>
+          <w:tcPr>
+            <w:tcW w:w="4531" w:type="dxa"/>
+          </w:tcPr>
+          <w:p>
+            <w:r>
+              <w:t xml:space="preserve">Kapcsoló </w:t>
+            </w:r>
+            <w:proofErr w:type="spellStart"/>
+            <w:r>
+              <w:t>illusztrator</w:t>
+            </w:r>
+            <w:proofErr w:type="spellEnd"/>
+            <w:r>
+              <w:t xml:space="preserve"> </w:t>
+            </w:r>
+            <w:r>
+              <w:t>tábla:</w:t>
+            </w:r>
+          </w:p>
+          <w:p>
+            <w:pPr>
+              <w:pStyle w:val="Listaszerbekezds"/>
+              <w:numPr>
+                <w:ilvl w:val="0"/>
+                <w:numId w:val="5"/>
+              </w:numPr>
+            </w:pPr>
+            <w:proofErr w:type="spellStart"/>
+            <w:r>
+              <w:t>id</w:t>
+            </w:r>
+            <w:proofErr w:type="spellEnd"/>
+            <w:r>
+              <w:t xml:space="preserve"> (INT): egyedi azonosító </w:t>
+            </w:r>
+            <w:proofErr w:type="spellStart"/>
+            <w:r>
+              <w:t>Auto</w:t>
+            </w:r>
+            <w:proofErr w:type="spellEnd"/>
+            <w:r>
+              <w:t xml:space="preserve"> </w:t>
+            </w:r>
+            <w:proofErr w:type="spellStart"/>
+            <w:r>
+              <w:t>incrementel</w:t>
+            </w:r>
+            <w:proofErr w:type="spellEnd"/>
+            <w:r>
+              <w:t xml:space="preserve"> növekszik.</w:t>
+            </w:r>
+          </w:p>
+          <w:p>
+            <w:pPr>
+              <w:pStyle w:val="Listaszerbekezds"/>
+              <w:numPr>
+                <w:ilvl w:val="0"/>
+                <w:numId w:val="5"/>
+              </w:numPr>
+            </w:pPr>
+            <w:r>
+              <w:t>ISBN BIGINT: A termék táblából származik. Így tudjuk azonosítani melyik könyv tartozik az adott író(k)ho</w:t>
+            </w:r>
+            <w:bookmarkStart w:id="0" w:name="_GoBack"/>
+            <w:bookmarkEnd w:id="0"/>
+            <w:r>
+              <w:t>z.</w:t>
+            </w:r>
+          </w:p>
+          <w:p>
+            <w:pPr>
+              <w:pStyle w:val="Listaszerbekezds"/>
+              <w:numPr>
+                <w:ilvl w:val="0"/>
+                <w:numId w:val="5"/>
+              </w:numPr>
+            </w:pPr>
+            <w:proofErr w:type="spellStart"/>
+            <w:r>
+              <w:t>illusztrator</w:t>
+            </w:r>
+            <w:r>
+              <w:t>_id</w:t>
+            </w:r>
+            <w:proofErr w:type="spellEnd"/>
+            <w:r>
+              <w:t xml:space="preserve"> INT: A fordító táblából származik. A fordítónak az </w:t>
+            </w:r>
+            <w:proofErr w:type="spellStart"/>
+            <w:r>
+              <w:t>id</w:t>
+            </w:r>
+            <w:proofErr w:type="spellEnd"/>
+            <w:r>
+              <w:t>-je így tudjuk azonosítani ki írta.</w:t>
+            </w:r>
+          </w:p>
+        </w:tc>
+      </w:tr>
+    </w:tbl>
+    <w:p/>
+    <w:p>
+      <w:r>
+        <w:t>Az oldal termékeihez kapcsolódó végpontjai a következők:</w:t>
+      </w:r>
+    </w:p>
+    <w:tbl>
+      <w:tblPr>
+        <w:tblW w:w="0" w:type="auto"/>
+        <w:tblCellSpacing w:w="15" w:type="dxa"/>
+        <w:tblBorders>
+          <w:top w:val="single" w:sz="4" w:space="0" w:color="auto"/>
+          <w:left w:val="single" w:sz="4" w:space="0" w:color="auto"/>
+          <w:bottom w:val="single" w:sz="4" w:space="0" w:color="auto"/>
+          <w:right w:val="single" w:sz="4" w:space="0" w:color="auto"/>
+          <w:insideH w:val="single" w:sz="4" w:space="0" w:color="auto"/>
+          <w:insideV w:val="single" w:sz="4" w:space="0" w:color="auto"/>
+        </w:tblBorders>
+        <w:tblCellMar>
+          <w:top w:w="15" w:type="dxa"/>
+          <w:left w:w="15" w:type="dxa"/>
+          <w:bottom w:w="15" w:type="dxa"/>
+          <w:right w:w="15" w:type="dxa"/>
+        </w:tblCellMar>
+        <w:tblLook w:val="04A0" w:firstRow="1" w:lastRow="0" w:firstColumn="1" w:lastColumn="0" w:noHBand="0" w:noVBand="1"/>
+      </w:tblPr>
+      <w:tblGrid>
+        <w:gridCol w:w="1656"/>
+        <w:gridCol w:w="814"/>
+        <w:gridCol w:w="2813"/>
+        <w:gridCol w:w="1227"/>
+        <w:gridCol w:w="2218"/>
+      </w:tblGrid>
+      <w:tr>
+        <w:trPr>
+          <w:tblHeader/>
+          <w:tblCellSpacing w:w="15" w:type="dxa"/>
+        </w:trPr>
+        <w:tc>
+          <w:tcPr>
+            <w:tcW w:w="0" w:type="auto"/>
+            <w:vAlign w:val="center"/>
+            <w:hideMark/>
+          </w:tcPr>
+          <w:p>
+            <w:pPr>
+              <w:jc w:val="center"/>
+              <w:rPr>
+                <w:b/>
+                <w:bCs/>
+              </w:rPr>
+            </w:pPr>
+            <w:r>
+              <w:rPr>
+                <w:b/>
+                <w:bCs/>
+              </w:rPr>
+              <w:t>Végpont</w:t>
+            </w:r>
+          </w:p>
+        </w:tc>
+        <w:tc>
+          <w:tcPr>
+            <w:tcW w:w="0" w:type="auto"/>
+            <w:vAlign w:val="center"/>
+            <w:hideMark/>
+          </w:tcPr>
+          <w:p>
+            <w:pPr>
+              <w:jc w:val="center"/>
+              <w:rPr>
+                <w:b/>
+                <w:bCs/>
+              </w:rPr>
+            </w:pPr>
+            <w:proofErr w:type="spellStart"/>
+            <w:r>
+              <w:rPr>
+                <w:b/>
+                <w:bCs/>
+              </w:rPr>
+              <w:t>Method</w:t>
+            </w:r>
+            <w:proofErr w:type="spellEnd"/>
+          </w:p>
+        </w:tc>
+        <w:tc>
+          <w:tcPr>
+            <w:tcW w:w="0" w:type="auto"/>
+            <w:vAlign w:val="center"/>
+            <w:hideMark/>
+          </w:tcPr>
+          <w:p>
+            <w:pPr>
+              <w:jc w:val="center"/>
+              <w:rPr>
+                <w:b/>
+                <w:bCs/>
+              </w:rPr>
+            </w:pPr>
+            <w:r>
+              <w:rPr>
+                <w:b/>
+                <w:bCs/>
+              </w:rPr>
+              <w:t>Leírás</w:t>
+            </w:r>
+          </w:p>
+        </w:tc>
+        <w:tc>
+          <w:tcPr>
+            <w:tcW w:w="0" w:type="auto"/>
+            <w:vAlign w:val="center"/>
+            <w:hideMark/>
+          </w:tcPr>
+          <w:p>
+            <w:pPr>
+              <w:jc w:val="center"/>
+              <w:rPr>
+                <w:b/>
+                <w:bCs/>
+              </w:rPr>
+            </w:pPr>
+            <w:r>
+              <w:rPr>
+                <w:b/>
+                <w:bCs/>
+              </w:rPr>
+              <w:t>Bemenet</w:t>
+            </w:r>
+          </w:p>
+        </w:tc>
+        <w:tc>
+          <w:tcPr>
+            <w:tcW w:w="0" w:type="auto"/>
+            <w:vAlign w:val="center"/>
+            <w:hideMark/>
+          </w:tcPr>
+          <w:p>
+            <w:pPr>
+              <w:jc w:val="center"/>
+              <w:rPr>
+                <w:b/>
+                <w:bCs/>
+              </w:rPr>
+            </w:pPr>
+            <w:r>
+              <w:rPr>
+                <w:b/>
+                <w:bCs/>
+              </w:rPr>
+              <w:t>Kimenet</w:t>
+            </w:r>
+          </w:p>
+        </w:tc>
+      </w:tr>
+      <w:tr>
+        <w:trPr>
+          <w:tblCellSpacing w:w="15" w:type="dxa"/>
+        </w:trPr>
+        <w:tc>
+          <w:tcPr>
+            <w:tcW w:w="0" w:type="auto"/>
+            <w:vAlign w:val="center"/>
+            <w:hideMark/>
+          </w:tcPr>
+          <w:p>
+            <w:r>
+              <w:rPr>
+                <w:rStyle w:val="HTML-kd"/>
+                <w:rFonts w:eastAsiaTheme="minorHAnsi"/>
+              </w:rPr>
+              <w:t>/</w:t>
+            </w:r>
+            <w:proofErr w:type="spellStart"/>
+            <w:r>
+              <w:rPr>
+                <w:rStyle w:val="HTML-kd"/>
+                <w:rFonts w:eastAsiaTheme="minorHAnsi"/>
+              </w:rPr>
+              <w:t>konyvek</w:t>
+            </w:r>
+            <w:proofErr w:type="spellEnd"/>
+          </w:p>
+        </w:tc>
+        <w:tc>
+          <w:tcPr>
+            <w:tcW w:w="0" w:type="auto"/>
+            <w:vAlign w:val="center"/>
+            <w:hideMark/>
+          </w:tcPr>
+          <w:p>
+            <w:r>
+              <w:t>GET</w:t>
+            </w:r>
+          </w:p>
+        </w:tc>
+        <w:tc>
+          <w:tcPr>
+            <w:tcW w:w="0" w:type="auto"/>
+            <w:vAlign w:val="center"/>
+            <w:hideMark/>
+          </w:tcPr>
+          <w:p>
+            <w:r>
+              <w:t>Összes termék listázása</w:t>
+            </w:r>
+          </w:p>
+        </w:tc>
+        <w:tc>
+          <w:tcPr>
+            <w:tcW w:w="0" w:type="auto"/>
+            <w:vAlign w:val="center"/>
+            <w:hideMark/>
+          </w:tcPr>
+          <w:p>
+            <w:r>
+              <w:t>-</w:t>
+            </w:r>
+          </w:p>
+        </w:tc>
+        <w:tc>
+          <w:tcPr>
+            <w:tcW w:w="0" w:type="auto"/>
+            <w:vAlign w:val="center"/>
+            <w:hideMark/>
+          </w:tcPr>
+          <w:p>
+            <w:r>
+              <w:t>Terméklista</w:t>
+            </w:r>
+          </w:p>
+        </w:tc>
+      </w:tr>
+      <w:tr>
+        <w:trPr>
+          <w:tblCellSpacing w:w="15" w:type="dxa"/>
+        </w:trPr>
+        <w:tc>
+          <w:tcPr>
+            <w:tcW w:w="0" w:type="auto"/>
+            <w:vAlign w:val="center"/>
+            <w:hideMark/>
+          </w:tcPr>
+          <w:p>
+            <w:r>
+              <w:rPr>
+                <w:rStyle w:val="HTML-kd"/>
+                <w:rFonts w:eastAsiaTheme="minorHAnsi"/>
+              </w:rPr>
+              <w:t>/</w:t>
+            </w:r>
+            <w:proofErr w:type="spellStart"/>
+            <w:r>
+              <w:rPr>
+                <w:rStyle w:val="HTML-kd"/>
+                <w:rFonts w:eastAsiaTheme="minorHAnsi"/>
+              </w:rPr>
+              <w:t>konyvek</w:t>
+            </w:r>
+            <w:proofErr w:type="spellEnd"/>
+            <w:r>
+              <w:rPr>
+                <w:rStyle w:val="HTML-kd"/>
+                <w:rFonts w:eastAsiaTheme="minorHAnsi"/>
+              </w:rPr>
+              <w:t>/ISBN</w:t>
+            </w:r>
+          </w:p>
+        </w:tc>
+        <w:tc>
+          <w:tcPr>
+            <w:tcW w:w="0" w:type="auto"/>
+            <w:vAlign w:val="center"/>
+            <w:hideMark/>
+          </w:tcPr>
+          <w:p>
+            <w:r>
+              <w:t>GET</w:t>
+            </w:r>
+          </w:p>
+        </w:tc>
+        <w:tc>
+          <w:tcPr>
+            <w:tcW w:w="0" w:type="auto"/>
+            <w:vAlign w:val="center"/>
+            <w:hideMark/>
+          </w:tcPr>
+          <w:p>
+            <w:r>
+              <w:t>Egy termék adatainak lekérése</w:t>
+            </w:r>
+          </w:p>
+        </w:tc>
+        <w:tc>
+          <w:tcPr>
+            <w:tcW w:w="0" w:type="auto"/>
+            <w:vAlign w:val="center"/>
+            <w:hideMark/>
+          </w:tcPr>
+          <w:p>
+            <w:r>
+              <w:t>Termék ISBN</w:t>
+            </w:r>
+          </w:p>
+        </w:tc>
+        <w:tc>
+          <w:tcPr>
+            <w:tcW w:w="0" w:type="auto"/>
+            <w:vAlign w:val="center"/>
+            <w:hideMark/>
+          </w:tcPr>
+          <w:p>
+            <w:r>
+              <w:t>Termék részletes adatai</w:t>
+            </w:r>
+          </w:p>
+        </w:tc>
+      </w:tr>
+    </w:tbl>
+    <w:p/>
+    <w:p>
+      <w:r>
+        <w:t>Az oldal felhasználóhoz tartozó végpontjai a következők:</w:t>
+      </w:r>
+    </w:p>
+    <w:tbl>
+      <w:tblPr>
+        <w:tblpPr w:leftFromText="141" w:rightFromText="141" w:vertAnchor="text" w:tblpY="1"/>
+        <w:tblOverlap w:val="never"/>
+        <w:tblW w:w="0" w:type="auto"/>
+        <w:tblCellSpacing w:w="15" w:type="dxa"/>
+        <w:tblBorders>
+          <w:top w:val="single" w:sz="4" w:space="0" w:color="auto"/>
+          <w:left w:val="single" w:sz="4" w:space="0" w:color="auto"/>
+          <w:bottom w:val="single" w:sz="4" w:space="0" w:color="auto"/>
+          <w:right w:val="single" w:sz="4" w:space="0" w:color="auto"/>
+          <w:insideH w:val="single" w:sz="4" w:space="0" w:color="auto"/>
+          <w:insideV w:val="single" w:sz="4" w:space="0" w:color="auto"/>
+        </w:tblBorders>
+        <w:tblCellMar>
+          <w:top w:w="15" w:type="dxa"/>
+          <w:left w:w="15" w:type="dxa"/>
+          <w:bottom w:w="15" w:type="dxa"/>
+          <w:right w:w="15" w:type="dxa"/>
+        </w:tblCellMar>
+        <w:tblLook w:val="04A0" w:firstRow="1" w:lastRow="0" w:firstColumn="1" w:lastColumn="0" w:noHBand="0" w:noVBand="1"/>
+      </w:tblPr>
+      <w:tblGrid>
+        <w:gridCol w:w="1896"/>
+        <w:gridCol w:w="814"/>
+        <w:gridCol w:w="2481"/>
+        <w:gridCol w:w="1746"/>
+        <w:gridCol w:w="2125"/>
+      </w:tblGrid>
+      <w:tr>
+        <w:trPr>
+          <w:tblHeader/>
+          <w:tblCellSpacing w:w="15" w:type="dxa"/>
+        </w:trPr>
+        <w:tc>
+          <w:tcPr>
+            <w:tcW w:w="0" w:type="auto"/>
+            <w:vAlign w:val="center"/>
+            <w:hideMark/>
+          </w:tcPr>
+          <w:p>
+            <w:pPr>
+              <w:jc w:val="center"/>
+              <w:rPr>
+                <w:b/>
+                <w:bCs/>
+              </w:rPr>
+            </w:pPr>
+            <w:r>
+              <w:rPr>
+                <w:b/>
+                <w:bCs/>
+              </w:rPr>
+              <w:t>Végpont</w:t>
+            </w:r>
+          </w:p>
+        </w:tc>
+        <w:tc>
+          <w:tcPr>
+            <w:tcW w:w="0" w:type="auto"/>
+            <w:vAlign w:val="center"/>
+            <w:hideMark/>
+          </w:tcPr>
+          <w:p>
+            <w:pPr>
+              <w:jc w:val="center"/>
+              <w:rPr>
+                <w:b/>
+                <w:bCs/>
+              </w:rPr>
+            </w:pPr>
+            <w:proofErr w:type="spellStart"/>
+            <w:r>
+              <w:rPr>
+                <w:b/>
+                <w:bCs/>
+              </w:rPr>
+              <w:t>Method</w:t>
+            </w:r>
+            <w:proofErr w:type="spellEnd"/>
+          </w:p>
+        </w:tc>
+        <w:tc>
+          <w:tcPr>
+            <w:tcW w:w="0" w:type="auto"/>
+            <w:vAlign w:val="center"/>
+            <w:hideMark/>
+          </w:tcPr>
+          <w:p>
+            <w:pPr>
+              <w:jc w:val="center"/>
+              <w:rPr>
+                <w:b/>
+                <w:bCs/>
+              </w:rPr>
+            </w:pPr>
+            <w:r>
+              <w:rPr>
+                <w:b/>
+                <w:bCs/>
+              </w:rPr>
+              <w:t>Leírás</w:t>
+            </w:r>
+          </w:p>
+        </w:tc>
+        <w:tc>
+          <w:tcPr>
+            <w:tcW w:w="0" w:type="auto"/>
+            <w:vAlign w:val="center"/>
+            <w:hideMark/>
+          </w:tcPr>
+          <w:p>
+            <w:pPr>
+              <w:jc w:val="center"/>
+              <w:rPr>
+                <w:b/>
+                <w:bCs/>
+              </w:rPr>
+            </w:pPr>
+            <w:r>
+              <w:rPr>
+                <w:b/>
+                <w:bCs/>
+              </w:rPr>
+              <w:t>Bemenet</w:t>
+            </w:r>
+          </w:p>
+        </w:tc>
+        <w:tc>
+          <w:tcPr>
+            <w:tcW w:w="0" w:type="auto"/>
+            <w:vAlign w:val="center"/>
+            <w:hideMark/>
+          </w:tcPr>
+          <w:p>
+            <w:pPr>
+              <w:jc w:val="center"/>
+              <w:rPr>
+                <w:b/>
+                <w:bCs/>
+              </w:rPr>
+            </w:pPr>
+            <w:r>
+              <w:rPr>
+                <w:b/>
+                <w:bCs/>
+              </w:rPr>
+              <w:t>Kimenet</w:t>
+            </w:r>
+          </w:p>
+        </w:tc>
+      </w:tr>
+      <w:tr>
+        <w:trPr>
+          <w:tblCellSpacing w:w="15" w:type="dxa"/>
+        </w:trPr>
+        <w:tc>
+          <w:tcPr>
+            <w:tcW w:w="0" w:type="auto"/>
+            <w:vAlign w:val="center"/>
+            <w:hideMark/>
+          </w:tcPr>
+          <w:p>
+            <w:r>
+              <w:rPr>
+                <w:rStyle w:val="HTML-kd"/>
+                <w:rFonts w:eastAsiaTheme="minorHAnsi"/>
+              </w:rPr>
+              <w:t>/</w:t>
+            </w:r>
+            <w:proofErr w:type="spellStart"/>
+            <w:r>
+              <w:rPr>
+                <w:rStyle w:val="HTML-kd"/>
+                <w:rFonts w:eastAsiaTheme="minorHAnsi"/>
+              </w:rPr>
+              <w:t>auth</w:t>
+            </w:r>
+            <w:proofErr w:type="spellEnd"/>
+            <w:r>
+              <w:rPr>
+                <w:rStyle w:val="HTML-kd"/>
+                <w:rFonts w:eastAsiaTheme="minorHAnsi"/>
+              </w:rPr>
+              <w:t>/</w:t>
+            </w:r>
+            <w:proofErr w:type="spellStart"/>
+            <w:r>
+              <w:rPr>
+                <w:rStyle w:val="HTML-kd"/>
+                <w:rFonts w:eastAsiaTheme="minorHAnsi"/>
+              </w:rPr>
+              <w:t>register</w:t>
+            </w:r>
+            <w:proofErr w:type="spellEnd"/>
+          </w:p>
+        </w:tc>
+        <w:tc>
+          <w:tcPr>
+            <w:tcW w:w="0" w:type="auto"/>
+            <w:vAlign w:val="center"/>
+            <w:hideMark/>
+          </w:tcPr>
+          <w:p>
+            <w:r>
+              <w:t>POST</w:t>
+            </w:r>
+          </w:p>
+        </w:tc>
+        <w:tc>
+          <w:tcPr>
+            <w:tcW w:w="0" w:type="auto"/>
+            <w:vAlign w:val="center"/>
+            <w:hideMark/>
+          </w:tcPr>
+          <w:p>
+            <w:r>
+              <w:t>Új felhasználó regisztrálása</w:t>
+            </w:r>
+          </w:p>
+        </w:tc>
+        <w:tc>
+          <w:tcPr>
+            <w:tcW w:w="0" w:type="auto"/>
+            <w:vAlign w:val="center"/>
+            <w:hideMark/>
+          </w:tcPr>
+          <w:p>
+            <w:r>
+              <w:rPr>
+                <w:rStyle w:val="HTML-kd"/>
+                <w:rFonts w:eastAsiaTheme="minorHAnsi"/>
+              </w:rPr>
+              <w:t>email</w:t>
+            </w:r>
+            <w:r>
+              <w:t xml:space="preserve">, </w:t>
+            </w:r>
+            <w:proofErr w:type="spellStart"/>
+            <w:r>
+              <w:rPr>
+                <w:rStyle w:val="HTML-kd"/>
+                <w:rFonts w:eastAsiaTheme="minorHAnsi"/>
+              </w:rPr>
+              <w:t>password</w:t>
+            </w:r>
+            <w:proofErr w:type="spellEnd"/>
+            <w:r>
+              <w:t xml:space="preserve">, </w:t>
+            </w:r>
+            <w:proofErr w:type="spellStart"/>
+            <w:r>
+              <w:rPr>
+                <w:rStyle w:val="HTML-kd"/>
+                <w:rFonts w:eastAsiaTheme="minorHAnsi"/>
+              </w:rPr>
+              <w:t>name</w:t>
+            </w:r>
+            <w:proofErr w:type="spellEnd"/>
+          </w:p>
+        </w:tc>
+        <w:tc>
+          <w:tcPr>
+            <w:tcW w:w="0" w:type="auto"/>
+            <w:vAlign w:val="center"/>
+            <w:hideMark/>
+          </w:tcPr>
+          <w:p>
+            <w:r>
+              <w:t>Új felhasználó adatai</w:t>
+            </w:r>
+          </w:p>
+        </w:tc>
+      </w:tr>
+      <w:tr>
+        <w:trPr>
+          <w:tblCellSpacing w:w="15" w:type="dxa"/>
+        </w:trPr>
+        <w:tc>
+          <w:tcPr>
+            <w:tcW w:w="0" w:type="auto"/>
+            <w:vAlign w:val="center"/>
+            <w:hideMark/>
+          </w:tcPr>
+          <w:p>
+            <w:r>
+              <w:rPr>
+                <w:rStyle w:val="HTML-kd"/>
+                <w:rFonts w:eastAsiaTheme="minorHAnsi"/>
+              </w:rPr>
+              <w:lastRenderedPageBreak/>
+              <w:t>/</w:t>
+            </w:r>
+            <w:proofErr w:type="spellStart"/>
+            <w:r>
+              <w:rPr>
+                <w:rStyle w:val="HTML-kd"/>
+                <w:rFonts w:eastAsiaTheme="minorHAnsi"/>
+              </w:rPr>
+              <w:t>auth</w:t>
+            </w:r>
+            <w:proofErr w:type="spellEnd"/>
+            <w:r>
+              <w:rPr>
+                <w:rStyle w:val="HTML-kd"/>
+                <w:rFonts w:eastAsiaTheme="minorHAnsi"/>
+              </w:rPr>
+              <w:t>/login</w:t>
+            </w:r>
+          </w:p>
+        </w:tc>
+        <w:tc>
+          <w:tcPr>
+            <w:tcW w:w="0" w:type="auto"/>
+            <w:vAlign w:val="center"/>
+            <w:hideMark/>
+          </w:tcPr>
+          <w:p>
+            <w:r>
+              <w:t>POST</w:t>
+            </w:r>
+          </w:p>
+        </w:tc>
+        <w:tc>
+          <w:tcPr>
+            <w:tcW w:w="0" w:type="auto"/>
+            <w:vAlign w:val="center"/>
+            <w:hideMark/>
+          </w:tcPr>
+          <w:p>
+            <w:r>
+              <w:t>Bejelentkezés</w:t>
+            </w:r>
+          </w:p>
+        </w:tc>
+        <w:tc>
+          <w:tcPr>
+            <w:tcW w:w="0" w:type="auto"/>
+            <w:vAlign w:val="center"/>
+            <w:hideMark/>
+          </w:tcPr>
+          <w:p>
+            <w:r>
+              <w:rPr>
+                <w:rStyle w:val="HTML-kd"/>
+                <w:rFonts w:eastAsiaTheme="minorHAnsi"/>
+              </w:rPr>
+              <w:t>email</w:t>
+            </w:r>
+            <w:r>
+              <w:t xml:space="preserve">, </w:t>
+            </w:r>
+            <w:proofErr w:type="spellStart"/>
+            <w:r>
+              <w:rPr>
+                <w:rStyle w:val="HTML-kd"/>
+                <w:rFonts w:eastAsiaTheme="minorHAnsi"/>
+              </w:rPr>
+              <w:t>password</w:t>
+            </w:r>
+            <w:proofErr w:type="spellEnd"/>
+          </w:p>
+        </w:tc>
+        <w:tc>
+          <w:tcPr>
+            <w:tcW w:w="0" w:type="auto"/>
+            <w:vAlign w:val="center"/>
+            <w:hideMark/>
+          </w:tcPr>
+          <w:p>
+            <w:r>
+              <w:t xml:space="preserve">JWT </w:t>
+            </w:r>
+            <w:proofErr w:type="spellStart"/>
+            <w:r>
+              <w:t>token</w:t>
+            </w:r>
+            <w:proofErr w:type="spellEnd"/>
+            <w:r>
+              <w:t xml:space="preserve"> + felhasználói adatok</w:t>
+            </w:r>
+          </w:p>
+        </w:tc>
+      </w:tr>
+      <w:tr>
+        <w:trPr>
+          <w:tblCellSpacing w:w="15" w:type="dxa"/>
+        </w:trPr>
+        <w:tc>
+          <w:tcPr>
+            <w:tcW w:w="0" w:type="auto"/>
+            <w:vAlign w:val="center"/>
+            <w:hideMark/>
+          </w:tcPr>
+          <w:p>
+            <w:r>
+              <w:rPr>
+                <w:rStyle w:val="HTML-kd"/>
+                <w:rFonts w:eastAsiaTheme="minorHAnsi"/>
+              </w:rPr>
+              <w:t>/</w:t>
+            </w:r>
+            <w:proofErr w:type="spellStart"/>
+            <w:r>
+              <w:rPr>
+                <w:rStyle w:val="HTML-kd"/>
+                <w:rFonts w:eastAsiaTheme="minorHAnsi"/>
+              </w:rPr>
+              <w:t>auth</w:t>
+            </w:r>
+            <w:proofErr w:type="spellEnd"/>
+            <w:r>
+              <w:rPr>
+                <w:rStyle w:val="HTML-kd"/>
+                <w:rFonts w:eastAsiaTheme="minorHAnsi"/>
+              </w:rPr>
+              <w:t>/</w:t>
+            </w:r>
+            <w:proofErr w:type="spellStart"/>
+            <w:r>
+              <w:rPr>
+                <w:rStyle w:val="HTML-kd"/>
+                <w:rFonts w:eastAsiaTheme="minorHAnsi"/>
+              </w:rPr>
+              <w:t>refresh</w:t>
+            </w:r>
+            <w:proofErr w:type="spellEnd"/>
+          </w:p>
+        </w:tc>
+        <w:tc>
+          <w:tcPr>
+            <w:tcW w:w="0" w:type="auto"/>
+            <w:vAlign w:val="center"/>
+            <w:hideMark/>
+          </w:tcPr>
+          <w:p>
+            <w:r>
+              <w:t>POST</w:t>
+            </w:r>
+          </w:p>
+        </w:tc>
+        <w:tc>
+          <w:tcPr>
+            <w:tcW w:w="0" w:type="auto"/>
+            <w:vAlign w:val="center"/>
+            <w:hideMark/>
+          </w:tcPr>
+          <w:p>
+            <w:r>
+              <w:t xml:space="preserve">JWT </w:t>
+            </w:r>
+            <w:proofErr w:type="spellStart"/>
+            <w:r>
+              <w:t>token</w:t>
+            </w:r>
+            <w:proofErr w:type="spellEnd"/>
+            <w:r>
+              <w:t xml:space="preserve"> újbóli kiosztása </w:t>
+            </w:r>
+          </w:p>
+        </w:tc>
+        <w:tc>
+          <w:tcPr>
+            <w:tcW w:w="0" w:type="auto"/>
+            <w:vAlign w:val="center"/>
+            <w:hideMark/>
+          </w:tcPr>
+          <w:p>
+            <w:proofErr w:type="spellStart"/>
+            <w:r>
+              <w:t>Token</w:t>
+            </w:r>
+            <w:proofErr w:type="spellEnd"/>
+          </w:p>
+        </w:tc>
+        <w:tc>
+          <w:tcPr>
+            <w:tcW w:w="0" w:type="auto"/>
+            <w:vAlign w:val="center"/>
+            <w:hideMark/>
+          </w:tcPr>
+          <w:p>
+            <w:r>
+              <w:t>-</w:t>
+            </w:r>
+          </w:p>
+        </w:tc>
+      </w:tr>
+      <w:tr>
+        <w:trPr>
+          <w:tblCellSpacing w:w="15" w:type="dxa"/>
+        </w:trPr>
+        <w:tc>
+          <w:tcPr>
+            <w:tcW w:w="0" w:type="auto"/>
+            <w:vAlign w:val="center"/>
+            <w:hideMark/>
+          </w:tcPr>
+          <w:p>
+            <w:r>
+              <w:rPr>
+                <w:rStyle w:val="HTML-kd"/>
+                <w:rFonts w:eastAsiaTheme="minorHAnsi"/>
+              </w:rPr>
+              <w:t>/</w:t>
+            </w:r>
+            <w:proofErr w:type="spellStart"/>
+            <w:r>
+              <w:rPr>
+                <w:rStyle w:val="HTML-kd"/>
+                <w:rFonts w:eastAsiaTheme="minorHAnsi"/>
+              </w:rPr>
+              <w:t>auth</w:t>
+            </w:r>
+            <w:proofErr w:type="spellEnd"/>
+            <w:r>
+              <w:rPr>
+                <w:rStyle w:val="HTML-kd"/>
+                <w:rFonts w:eastAsiaTheme="minorHAnsi"/>
+              </w:rPr>
+              <w:t>/logout</w:t>
+            </w:r>
+          </w:p>
+        </w:tc>
+        <w:tc>
+          <w:tcPr>
+            <w:tcW w:w="0" w:type="auto"/>
+            <w:vAlign w:val="center"/>
+            <w:hideMark/>
+          </w:tcPr>
+          <w:p>
+            <w:r>
+              <w:t>POST</w:t>
+            </w:r>
+          </w:p>
+        </w:tc>
+        <w:tc>
+          <w:tcPr>
+            <w:tcW w:w="0" w:type="auto"/>
+            <w:vAlign w:val="center"/>
+            <w:hideMark/>
+          </w:tcPr>
+          <w:p>
+            <w:r>
+              <w:t>Kijelentkezés</w:t>
+            </w:r>
+          </w:p>
+        </w:tc>
+        <w:tc>
+          <w:tcPr>
+            <w:tcW w:w="0" w:type="auto"/>
+            <w:vAlign w:val="center"/>
+            <w:hideMark/>
+          </w:tcPr>
+          <w:p>
+            <w:proofErr w:type="spellStart"/>
+            <w:r>
+              <w:t>Token</w:t>
+            </w:r>
+            <w:proofErr w:type="spellEnd"/>
+          </w:p>
+        </w:tc>
+        <w:tc>
+          <w:tcPr>
+            <w:tcW w:w="0" w:type="auto"/>
+            <w:vAlign w:val="center"/>
+            <w:hideMark/>
+          </w:tcPr>
+          <w:p>
+            <w:r>
+              <w:t>Sikeresség státusz</w:t>
+            </w:r>
+          </w:p>
+        </w:tc>
+      </w:tr>
+      <w:tr>
+        <w:trPr>
+          <w:tblCellSpacing w:w="15" w:type="dxa"/>
+        </w:trPr>
+        <w:tc>
+          <w:tcPr>
+            <w:tcW w:w="0" w:type="auto"/>
+            <w:vAlign w:val="center"/>
+          </w:tcPr>
+          <w:p>
+            <w:pPr>
+              <w:rPr>
+                <w:rStyle w:val="HTML-kd"/>
+                <w:rFonts w:eastAsiaTheme="minorHAnsi"/>
+              </w:rPr>
+            </w:pPr>
+            <w:r>
+              <w:rPr>
+                <w:rStyle w:val="HTML-kd"/>
+                <w:rFonts w:eastAsiaTheme="minorHAnsi"/>
+              </w:rPr>
+              <w:t>/</w:t>
+            </w:r>
+            <w:proofErr w:type="spellStart"/>
+            <w:r>
+              <w:rPr>
+                <w:rStyle w:val="HTML-kd"/>
+                <w:rFonts w:eastAsiaTheme="minorHAnsi"/>
+              </w:rPr>
+              <w:t>konyvek</w:t>
+            </w:r>
+            <w:proofErr w:type="spellEnd"/>
+            <w:r>
+              <w:rPr>
+                <w:rStyle w:val="HTML-kd"/>
+                <w:rFonts w:eastAsiaTheme="minorHAnsi"/>
+              </w:rPr>
+              <w:t>/profil</w:t>
+            </w:r>
+          </w:p>
+        </w:tc>
+        <w:tc>
+          <w:tcPr>
+            <w:tcW w:w="0" w:type="auto"/>
+            <w:vAlign w:val="center"/>
+          </w:tcPr>
+          <w:p>
+            <w:r>
+              <w:t>GET</w:t>
+            </w:r>
+          </w:p>
+        </w:tc>
+        <w:tc>
+          <w:tcPr>
+            <w:tcW w:w="0" w:type="auto"/>
+            <w:vAlign w:val="center"/>
+          </w:tcPr>
+          <w:p>
+            <w:r>
+              <w:t>A profilhoz tartozó adatok lekérdezése</w:t>
+            </w:r>
+          </w:p>
+        </w:tc>
+        <w:tc>
+          <w:tcPr>
+            <w:tcW w:w="0" w:type="auto"/>
+            <w:vAlign w:val="center"/>
+          </w:tcPr>
+          <w:p>
+            <w:r>
+              <w:t>email</w:t>
+            </w:r>
+          </w:p>
+        </w:tc>
+        <w:tc>
+          <w:tcPr>
+            <w:tcW w:w="0" w:type="auto"/>
+            <w:vAlign w:val="center"/>
+          </w:tcPr>
+          <w:p>
+            <w:r>
+              <w:t>Felhasználói profil</w:t>
+            </w:r>
+          </w:p>
+        </w:tc>
+      </w:tr>
+    </w:tbl>
+    <w:p>
+      <w:r>
+        <w:t xml:space="preserve">Az oldal </w:t>
+      </w:r>
+      <w:r>
+        <w:t xml:space="preserve">kategóriáihoz </w:t>
+      </w:r>
+      <w:r>
+        <w:t>tartozó végpontjai a következők:</w:t>
+      </w:r>
+    </w:p>
+    <w:tbl>
+      <w:tblPr>
+        <w:tblW w:w="0" w:type="auto"/>
+        <w:tblCellSpacing w:w="15" w:type="dxa"/>
+        <w:tblBorders>
+          <w:top w:val="single" w:sz="4" w:space="0" w:color="auto"/>
+          <w:left w:val="single" w:sz="4" w:space="0" w:color="auto"/>
+          <w:bottom w:val="single" w:sz="4" w:space="0" w:color="auto"/>
+          <w:right w:val="single" w:sz="4" w:space="0" w:color="auto"/>
+          <w:insideH w:val="single" w:sz="4" w:space="0" w:color="auto"/>
+          <w:insideV w:val="single" w:sz="4" w:space="0" w:color="auto"/>
+        </w:tblBorders>
+        <w:tblCellMar>
+          <w:top w:w="15" w:type="dxa"/>
+          <w:left w:w="15" w:type="dxa"/>
+          <w:bottom w:w="15" w:type="dxa"/>
+          <w:right w:w="15" w:type="dxa"/>
+        </w:tblCellMar>
+        <w:tblLook w:val="04A0" w:firstRow="1" w:lastRow="0" w:firstColumn="1" w:lastColumn="0" w:noHBand="0" w:noVBand="1"/>
+      </w:tblPr>
+      <w:tblGrid>
+        <w:gridCol w:w="2256"/>
+        <w:gridCol w:w="814"/>
+        <w:gridCol w:w="3669"/>
+        <w:gridCol w:w="909"/>
+        <w:gridCol w:w="1317"/>
+      </w:tblGrid>
+      <w:tr>
+        <w:trPr>
+          <w:tblHeader/>
+          <w:tblCellSpacing w:w="15" w:type="dxa"/>
+        </w:trPr>
+        <w:tc>
+          <w:tcPr>
+            <w:tcW w:w="0" w:type="auto"/>
+            <w:vAlign w:val="center"/>
+            <w:hideMark/>
+          </w:tcPr>
+          <w:p>
+            <w:pPr>
+              <w:jc w:val="center"/>
+              <w:rPr>
+                <w:b/>
+                <w:bCs/>
+              </w:rPr>
+            </w:pPr>
+            <w:r>
+              <w:rPr>
+                <w:b/>
+                <w:bCs/>
+              </w:rPr>
+              <w:t>Végpont</w:t>
+            </w:r>
+          </w:p>
+        </w:tc>
+        <w:tc>
+          <w:tcPr>
+            <w:tcW w:w="0" w:type="auto"/>
+            <w:vAlign w:val="center"/>
+            <w:hideMark/>
+          </w:tcPr>
+          <w:p>
+            <w:pPr>
+              <w:jc w:val="center"/>
+              <w:rPr>
+                <w:b/>
+                <w:bCs/>
+              </w:rPr>
+            </w:pPr>
+            <w:proofErr w:type="spellStart"/>
+            <w:r>
+              <w:rPr>
+                <w:b/>
+                <w:bCs/>
+              </w:rPr>
+              <w:t>Method</w:t>
+            </w:r>
+            <w:proofErr w:type="spellEnd"/>
+          </w:p>
+        </w:tc>
+        <w:tc>
+          <w:tcPr>
+            <w:tcW w:w="0" w:type="auto"/>
+            <w:vAlign w:val="center"/>
+            <w:hideMark/>
+          </w:tcPr>
+          <w:p>
+            <w:pPr>
+              <w:jc w:val="center"/>
+              <w:rPr>
+                <w:b/>
+                <w:bCs/>
+              </w:rPr>
+            </w:pPr>
+            <w:r>
+              <w:rPr>
+                <w:b/>
+                <w:bCs/>
+              </w:rPr>
+              <w:t>Leírás</w:t>
+            </w:r>
+          </w:p>
+        </w:tc>
+        <w:tc>
+          <w:tcPr>
+            <w:tcW w:w="0" w:type="auto"/>
+            <w:vAlign w:val="center"/>
+            <w:hideMark/>
+          </w:tcPr>
+          <w:p>
+            <w:pPr>
+              <w:jc w:val="center"/>
+              <w:rPr>
+                <w:b/>
+                <w:bCs/>
+              </w:rPr>
+            </w:pPr>
+            <w:r>
+              <w:rPr>
+                <w:b/>
+                <w:bCs/>
+              </w:rPr>
+              <w:t>Bemenet</w:t>
+            </w:r>
+          </w:p>
+        </w:tc>
+        <w:tc>
+          <w:tcPr>
+            <w:tcW w:w="0" w:type="auto"/>
+            <w:vAlign w:val="center"/>
+            <w:hideMark/>
+          </w:tcPr>
+          <w:p>
+            <w:pPr>
+              <w:jc w:val="center"/>
+              <w:rPr>
+                <w:b/>
+                <w:bCs/>
+              </w:rPr>
+            </w:pPr>
+            <w:r>
+              <w:rPr>
+                <w:b/>
+                <w:bCs/>
+              </w:rPr>
+              <w:t>Kimenet</w:t>
+            </w:r>
+          </w:p>
+        </w:tc>
+      </w:tr>
+      <w:tr>
+        <w:trPr>
+          <w:tblCellSpacing w:w="15" w:type="dxa"/>
+        </w:trPr>
+        <w:tc>
+          <w:tcPr>
+            <w:tcW w:w="0" w:type="auto"/>
+            <w:vAlign w:val="center"/>
+            <w:hideMark/>
+          </w:tcPr>
+          <w:p>
+            <w:r>
+              <w:rPr>
+                <w:rStyle w:val="HTML-kd"/>
+                <w:rFonts w:eastAsiaTheme="minorHAnsi"/>
+              </w:rPr>
+              <w:t>/</w:t>
+            </w:r>
+            <w:proofErr w:type="spellStart"/>
+            <w:r>
+              <w:rPr>
+                <w:rStyle w:val="HTML-kd"/>
+                <w:rFonts w:eastAsiaTheme="minorHAnsi"/>
+              </w:rPr>
+              <w:t>konyvek</w:t>
+            </w:r>
+            <w:proofErr w:type="spellEnd"/>
+            <w:r>
+              <w:rPr>
+                <w:rStyle w:val="HTML-kd"/>
+                <w:rFonts w:eastAsiaTheme="minorHAnsi"/>
+              </w:rPr>
+              <w:t>/</w:t>
+            </w:r>
+            <w:proofErr w:type="spellStart"/>
+            <w:r>
+              <w:rPr>
+                <w:rStyle w:val="HTML-kd"/>
+                <w:rFonts w:eastAsiaTheme="minorHAnsi"/>
+              </w:rPr>
+              <w:t>kategoria</w:t>
+            </w:r>
+            <w:proofErr w:type="spellEnd"/>
+          </w:p>
+        </w:tc>
+        <w:tc>
+          <w:tcPr>
+            <w:tcW w:w="0" w:type="auto"/>
+            <w:vAlign w:val="center"/>
+            <w:hideMark/>
+          </w:tcPr>
+          <w:p>
+            <w:r>
+              <w:t>GET</w:t>
+            </w:r>
+          </w:p>
+        </w:tc>
+        <w:tc>
+          <w:tcPr>
+            <w:tcW w:w="0" w:type="auto"/>
+            <w:vAlign w:val="center"/>
+            <w:hideMark/>
+          </w:tcPr>
+          <w:p>
+            <w:r>
+              <w:t>Kategóriák</w:t>
+            </w:r>
+            <w:r>
+              <w:t xml:space="preserve"> lekérdezése az oldal számára</w:t>
+            </w:r>
+          </w:p>
+        </w:tc>
+        <w:tc>
+          <w:tcPr>
+            <w:tcW w:w="0" w:type="auto"/>
+            <w:vAlign w:val="center"/>
+            <w:hideMark/>
+          </w:tcPr>
+          <w:p>
+            <w:r>
+              <w:t>-</w:t>
+            </w:r>
+          </w:p>
+        </w:tc>
+        <w:tc>
+          <w:tcPr>
+            <w:tcW w:w="0" w:type="auto"/>
+            <w:vAlign w:val="center"/>
+            <w:hideMark/>
+          </w:tcPr>
+          <w:p>
+            <w:r>
+              <w:t>Kategórialista</w:t>
+            </w:r>
+          </w:p>
+        </w:tc>
+      </w:tr>
+    </w:tbl>
+    <w:p/>
+    <w:p>
+      <w:r>
+        <w:t xml:space="preserve">Az oldal </w:t>
+      </w:r>
+      <w:r>
+        <w:t xml:space="preserve">rendelésekhez </w:t>
+      </w:r>
+      <w:r>
+        <w:t>tartozó végpontjai a következők:</w:t>
+      </w:r>
+    </w:p>
+    <w:tbl>
+      <w:tblPr>
+        <w:tblW w:w="0" w:type="auto"/>
+        <w:tblCellSpacing w:w="15" w:type="dxa"/>
+        <w:tblBorders>
+          <w:insideH w:val="single" w:sz="4" w:space="0" w:color="auto"/>
+          <w:insideV w:val="single" w:sz="4" w:space="0" w:color="auto"/>
+        </w:tblBorders>
+        <w:tblCellMar>
+          <w:top w:w="15" w:type="dxa"/>
+          <w:left w:w="15" w:type="dxa"/>
+          <w:bottom w:w="15" w:type="dxa"/>
+          <w:right w:w="15" w:type="dxa"/>
+        </w:tblCellMar>
+        <w:tblLook w:val="04A0" w:firstRow="1" w:lastRow="0" w:firstColumn="1" w:lastColumn="0" w:noHBand="0" w:noVBand="1"/>
+      </w:tblPr>
+      <w:tblGrid>
+        <w:gridCol w:w="2366"/>
+        <w:gridCol w:w="873"/>
+        <w:gridCol w:w="2006"/>
+        <w:gridCol w:w="2393"/>
+        <w:gridCol w:w="1434"/>
+      </w:tblGrid>
+      <w:tr>
+        <w:trPr>
+          <w:tblHeader/>
+          <w:tblCellSpacing w:w="15" w:type="dxa"/>
+        </w:trPr>
+        <w:tc>
+          <w:tcPr>
+            <w:tcW w:w="0" w:type="auto"/>
+            <w:vAlign w:val="center"/>
+            <w:hideMark/>
+          </w:tcPr>
+          <w:p>
+            <w:pPr>
+              <w:jc w:val="center"/>
+              <w:rPr>
+                <w:b/>
+                <w:bCs/>
+              </w:rPr>
+            </w:pPr>
+            <w:bookmarkStart w:id="1" w:name="_Hlk220063673"/>
+            <w:r>
+              <w:rPr>
+                <w:b/>
+                <w:bCs/>
+              </w:rPr>
+              <w:t>Végpont</w:t>
+            </w:r>
+          </w:p>
+        </w:tc>
+        <w:tc>
+          <w:tcPr>
+            <w:tcW w:w="0" w:type="auto"/>
+            <w:vAlign w:val="center"/>
+            <w:hideMark/>
+          </w:tcPr>
+          <w:p>
+            <w:pPr>
+              <w:jc w:val="center"/>
+              <w:rPr>
+                <w:b/>
+                <w:bCs/>
+              </w:rPr>
+            </w:pPr>
+            <w:r>
+              <w:rPr>
+                <w:b/>
+                <w:bCs/>
+              </w:rPr>
+              <w:t>Módszer</w:t>
+            </w:r>
+          </w:p>
+        </w:tc>
+        <w:tc>
+          <w:tcPr>
+            <w:tcW w:w="0" w:type="auto"/>
+            <w:vAlign w:val="center"/>
+            <w:hideMark/>
+          </w:tcPr>
+          <w:p>
+            <w:pPr>
+              <w:jc w:val="center"/>
+              <w:rPr>
+                <w:b/>
+                <w:bCs/>
+              </w:rPr>
+            </w:pPr>
+            <w:r>
+              <w:rPr>
+                <w:b/>
+                <w:bCs/>
+              </w:rPr>
+              <w:t>Leírás</w:t>
+            </w:r>
+          </w:p>
+        </w:tc>
+        <w:tc>
+          <w:tcPr>
+            <w:tcW w:w="0" w:type="auto"/>
+            <w:vAlign w:val="center"/>
+            <w:hideMark/>
+          </w:tcPr>
+          <w:p>
+            <w:pPr>
+              <w:jc w:val="center"/>
+              <w:rPr>
+                <w:b/>
+                <w:bCs/>
+              </w:rPr>
+            </w:pPr>
+            <w:r>
+              <w:rPr>
+                <w:b/>
+                <w:bCs/>
+              </w:rPr>
+              <w:t>Bemenet</w:t>
+            </w:r>
+          </w:p>
+        </w:tc>
+        <w:tc>
+          <w:tcPr>
+            <w:tcW w:w="0" w:type="auto"/>
+            <w:vAlign w:val="center"/>
+            <w:hideMark/>
+          </w:tcPr>
+          <w:p>
+            <w:pPr>
+              <w:jc w:val="center"/>
+              <w:rPr>
+                <w:b/>
+                <w:bCs/>
+              </w:rPr>
+            </w:pPr>
+            <w:r>
+              <w:rPr>
+                <w:b/>
+                <w:bCs/>
+              </w:rPr>
+              <w:t>Kimenet</w:t>
+            </w:r>
+          </w:p>
+        </w:tc>
+      </w:tr>
+      <w:tr>
+        <w:trPr>
+          <w:tblCellSpacing w:w="15" w:type="dxa"/>
+        </w:trPr>
+        <w:tc>
+          <w:tcPr>
+            <w:tcW w:w="0" w:type="auto"/>
+            <w:vAlign w:val="center"/>
+            <w:hideMark/>
+          </w:tcPr>
+          <w:p>
+            <w:r>
+              <w:rPr>
+                <w:rStyle w:val="HTML-kd"/>
+                <w:rFonts w:eastAsiaTheme="minorHAnsi"/>
+              </w:rPr>
+              <w:t>/</w:t>
+            </w:r>
+            <w:proofErr w:type="spellStart"/>
+            <w:r>
+              <w:rPr>
+                <w:rStyle w:val="HTML-kd"/>
+                <w:rFonts w:eastAsiaTheme="minorHAnsi"/>
+              </w:rPr>
+              <w:t>konyvek</w:t>
+            </w:r>
+            <w:proofErr w:type="spellEnd"/>
+            <w:r>
+              <w:rPr>
+                <w:rStyle w:val="HTML-kd"/>
+                <w:rFonts w:eastAsiaTheme="minorHAnsi"/>
+              </w:rPr>
+              <w:t>/</w:t>
+            </w:r>
+            <w:proofErr w:type="spellStart"/>
+            <w:r>
+              <w:rPr>
+                <w:rStyle w:val="HTML-kd"/>
+                <w:rFonts w:eastAsiaTheme="minorHAnsi"/>
+              </w:rPr>
+              <w:t>rendelesek</w:t>
+            </w:r>
+            <w:proofErr w:type="spellEnd"/>
+          </w:p>
+        </w:tc>
+        <w:tc>
+          <w:tcPr>
+            <w:tcW w:w="0" w:type="auto"/>
+            <w:vAlign w:val="center"/>
+            <w:hideMark/>
+          </w:tcPr>
+          <w:p>
+            <w:r>
+              <w:t>GET</w:t>
+            </w:r>
+          </w:p>
+        </w:tc>
+        <w:tc>
+          <w:tcPr>
+            <w:tcW w:w="0" w:type="auto"/>
+            <w:vAlign w:val="center"/>
+            <w:hideMark/>
+          </w:tcPr>
+          <w:p>
+            <w:r>
+              <w:t>Előző rendelések megjelenése</w:t>
+            </w:r>
+          </w:p>
+        </w:tc>
+        <w:tc>
+          <w:tcPr>
+            <w:tcW w:w="0" w:type="auto"/>
+            <w:vAlign w:val="center"/>
+            <w:hideMark/>
+          </w:tcPr>
+          <w:p>
+            <w:r>
+              <w:t>email</w:t>
+            </w:r>
+          </w:p>
+        </w:tc>
+        <w:tc>
+          <w:tcPr>
+            <w:tcW w:w="0" w:type="auto"/>
+            <w:vAlign w:val="center"/>
+            <w:hideMark/>
+          </w:tcPr>
+          <w:p>
+            <w:r>
+              <w:t>Előző rendelések</w:t>
+            </w:r>
+          </w:p>
+        </w:tc>
+      </w:tr>
+      <w:tr>
+        <w:trPr>
+          <w:tblCellSpacing w:w="15" w:type="dxa"/>
+        </w:trPr>
+        <w:tc>
+          <w:tcPr>
+            <w:tcW w:w="0" w:type="auto"/>
+            <w:vAlign w:val="center"/>
+            <w:hideMark/>
+          </w:tcPr>
+          <w:p>
+            <w:r>
+              <w:rPr>
+                <w:rStyle w:val="HTML-kd"/>
+                <w:rFonts w:eastAsiaTheme="minorHAnsi"/>
+              </w:rPr>
+              <w:t>/</w:t>
+            </w:r>
+            <w:proofErr w:type="spellStart"/>
+            <w:r>
+              <w:rPr>
+                <w:rStyle w:val="HTML-kd"/>
+                <w:rFonts w:eastAsiaTheme="minorHAnsi"/>
+              </w:rPr>
+              <w:t>kon</w:t>
+            </w:r>
+            <w:r>
+              <w:rPr>
+                <w:rStyle w:val="HTML-kd"/>
+                <w:rFonts w:eastAsiaTheme="minorHAnsi"/>
+              </w:rPr>
+              <w:t>y</w:t>
+            </w:r>
+            <w:r>
+              <w:rPr>
+                <w:rStyle w:val="HTML-kd"/>
+                <w:rFonts w:eastAsiaTheme="minorHAnsi"/>
+              </w:rPr>
+              <w:t>vek</w:t>
+            </w:r>
+            <w:proofErr w:type="spellEnd"/>
+            <w:r>
+              <w:rPr>
+                <w:rStyle w:val="HTML-kd"/>
+                <w:rFonts w:eastAsiaTheme="minorHAnsi"/>
+              </w:rPr>
+              <w:t>/</w:t>
+            </w:r>
+            <w:proofErr w:type="spellStart"/>
+            <w:r>
+              <w:rPr>
+                <w:rStyle w:val="HTML-kd"/>
+                <w:rFonts w:eastAsiaTheme="minorHAnsi"/>
+              </w:rPr>
+              <w:t>szamla</w:t>
+            </w:r>
+            <w:proofErr w:type="spellEnd"/>
+          </w:p>
+        </w:tc>
+        <w:tc>
+          <w:tcPr>
+            <w:tcW w:w="0" w:type="auto"/>
+            <w:vAlign w:val="center"/>
+            <w:hideMark/>
+          </w:tcPr>
+          <w:p>
+            <w:r>
+              <w:t>POST</w:t>
+            </w:r>
+          </w:p>
+        </w:tc>
+        <w:tc>
+          <w:tcPr>
+            <w:tcW w:w="0" w:type="auto"/>
+            <w:vAlign w:val="center"/>
+            <w:hideMark/>
+          </w:tcPr>
+          <w:p>
+            <w:r>
+              <w:t>Rendelés leadása</w:t>
+            </w:r>
+          </w:p>
+        </w:tc>
+        <w:tc>
+          <w:tcPr>
+            <w:tcW w:w="0" w:type="auto"/>
+            <w:vAlign w:val="center"/>
+            <w:hideMark/>
+          </w:tcPr>
+          <w:p>
+            <w:r>
+              <w:t>Email, fizetési mód, szállítási mód, termék</w:t>
+            </w:r>
+          </w:p>
+        </w:tc>
+        <w:tc>
+          <w:tcPr>
+            <w:tcW w:w="0" w:type="auto"/>
+            <w:vAlign w:val="center"/>
+            <w:hideMark/>
+          </w:tcPr>
+          <w:p>
+            <w:r>
+              <w:t>Rendeléslista</w:t>
+            </w:r>
+          </w:p>
+        </w:tc>
+      </w:tr>
+      <w:bookmarkEnd w:id="1"/>
+    </w:tbl>
+    <w:p/>
+    <w:p>
+      <w:r>
+        <w:t xml:space="preserve">Az oldal </w:t>
+      </w:r>
+      <w:r>
+        <w:t>szűréséhez</w:t>
+      </w:r>
+      <w:r>
+        <w:t xml:space="preserve"> tartozó végpontjai a következők:</w:t>
+      </w:r>
+    </w:p>
+    <w:tbl>
+      <w:tblPr>
+        <w:tblW w:w="0" w:type="auto"/>
+        <w:tblCellSpacing w:w="15" w:type="dxa"/>
+        <w:tblBorders>
+          <w:insideH w:val="single" w:sz="4" w:space="0" w:color="auto"/>
+          <w:insideV w:val="single" w:sz="4" w:space="0" w:color="auto"/>
+        </w:tblBorders>
+        <w:tblCellMar>
+          <w:top w:w="15" w:type="dxa"/>
+          <w:left w:w="15" w:type="dxa"/>
+          <w:bottom w:w="15" w:type="dxa"/>
+          <w:right w:w="15" w:type="dxa"/>
+        </w:tblCellMar>
+        <w:tblLook w:val="04A0" w:firstRow="1" w:lastRow="0" w:firstColumn="1" w:lastColumn="0" w:noHBand="0" w:noVBand="1"/>
+      </w:tblPr>
+      <w:tblGrid>
+        <w:gridCol w:w="2390"/>
+        <w:gridCol w:w="873"/>
+        <w:gridCol w:w="3177"/>
+        <w:gridCol w:w="909"/>
+        <w:gridCol w:w="1594"/>
+      </w:tblGrid>
+      <w:tr>
+        <w:trPr>
+          <w:tblHeader/>
+          <w:tblCellSpacing w:w="15" w:type="dxa"/>
+        </w:trPr>
+        <w:tc>
+          <w:tcPr>
+            <w:tcW w:w="0" w:type="auto"/>
+            <w:vAlign w:val="center"/>
+            <w:hideMark/>
+          </w:tcPr>
+          <w:p>
+            <w:pPr>
+              <w:jc w:val="center"/>
+              <w:rPr>
+                <w:b/>
+                <w:bCs/>
+              </w:rPr>
+            </w:pPr>
+            <w:r>
+              <w:rPr>
+                <w:b/>
+                <w:bCs/>
+              </w:rPr>
+              <w:t>Végpont</w:t>
+            </w:r>
+          </w:p>
+        </w:tc>
+        <w:tc>
+          <w:tcPr>
+            <w:tcW w:w="0" w:type="auto"/>
+            <w:vAlign w:val="center"/>
+            <w:hideMark/>
+          </w:tcPr>
+          <w:p>
+            <w:pPr>
+              <w:jc w:val="center"/>
+              <w:rPr>
+                <w:b/>
+                <w:bCs/>
+              </w:rPr>
+            </w:pPr>
+            <w:r>
+              <w:rPr>
+                <w:b/>
+                <w:bCs/>
+              </w:rPr>
+              <w:t>Módszer</w:t>
+            </w:r>
+          </w:p>
+        </w:tc>
+        <w:tc>
+          <w:tcPr>
+            <w:tcW w:w="0" w:type="auto"/>
+            <w:vAlign w:val="center"/>
+            <w:hideMark/>
+          </w:tcPr>
+          <w:p>
+            <w:pPr>
+              <w:jc w:val="center"/>
+              <w:rPr>
+                <w:b/>
+                <w:bCs/>
+              </w:rPr>
+            </w:pPr>
+            <w:r>
+              <w:rPr>
+                <w:b/>
+                <w:bCs/>
+              </w:rPr>
+              <w:t>Leírás</w:t>
+            </w:r>
+          </w:p>
+        </w:tc>
+        <w:tc>
+          <w:tcPr>
+            <w:tcW w:w="0" w:type="auto"/>
+            <w:vAlign w:val="center"/>
+            <w:hideMark/>
+          </w:tcPr>
+          <w:p>
+            <w:pPr>
+              <w:jc w:val="center"/>
+              <w:rPr>
+                <w:b/>
+                <w:bCs/>
+              </w:rPr>
+            </w:pPr>
+            <w:r>
+              <w:rPr>
+                <w:b/>
+                <w:bCs/>
+              </w:rPr>
+              <w:t>Bemenet</w:t>
+            </w:r>
+          </w:p>
+        </w:tc>
+        <w:tc>
+          <w:tcPr>
+            <w:tcW w:w="0" w:type="auto"/>
+            <w:vAlign w:val="center"/>
+            <w:hideMark/>
+          </w:tcPr>
+          <w:p>
+            <w:pPr>
+              <w:jc w:val="center"/>
+              <w:rPr>
+                <w:b/>
+                <w:bCs/>
+              </w:rPr>
+            </w:pPr>
+            <w:r>
+              <w:rPr>
+                <w:b/>
+                <w:bCs/>
+              </w:rPr>
+              <w:t>Kimenet</w:t>
+            </w:r>
+          </w:p>
+        </w:tc>
+      </w:tr>
+      <w:tr>
+        <w:trPr>
+          <w:tblCellSpacing w:w="15" w:type="dxa"/>
+        </w:trPr>
+        <w:tc>
+          <w:tcPr>
+            <w:tcW w:w="0" w:type="auto"/>
+            <w:vAlign w:val="center"/>
+            <w:hideMark/>
+          </w:tcPr>
+          <w:p>
+            <w:r>
+              <w:rPr>
+                <w:rStyle w:val="HTML-kd"/>
+                <w:rFonts w:eastAsiaTheme="minorHAnsi"/>
+              </w:rPr>
+              <w:t>/</w:t>
+            </w:r>
+            <w:proofErr w:type="spellStart"/>
+            <w:r>
+              <w:rPr>
+                <w:rStyle w:val="HTML-kd"/>
+                <w:rFonts w:eastAsiaTheme="minorHAnsi"/>
+              </w:rPr>
+              <w:t>konyvek</w:t>
+            </w:r>
+            <w:proofErr w:type="spellEnd"/>
+            <w:r>
+              <w:rPr>
+                <w:rStyle w:val="HTML-kd"/>
+                <w:rFonts w:eastAsiaTheme="minorHAnsi"/>
+              </w:rPr>
+              <w:t>/</w:t>
+            </w:r>
+            <w:proofErr w:type="spellStart"/>
+            <w:r>
+              <w:rPr>
+                <w:rStyle w:val="HTML-kd"/>
+                <w:rFonts w:eastAsiaTheme="minorHAnsi"/>
+              </w:rPr>
+              <w:t>search</w:t>
+            </w:r>
+            <w:proofErr w:type="spellEnd"/>
+          </w:p>
+        </w:tc>
+        <w:tc>
+          <w:tcPr>
+            <w:tcW w:w="0" w:type="auto"/>
+            <w:vAlign w:val="center"/>
+            <w:hideMark/>
+          </w:tcPr>
+          <w:p>
+            <w:r>
+              <w:t>GET</w:t>
+            </w:r>
+          </w:p>
+        </w:tc>
+        <w:tc>
+          <w:tcPr>
+            <w:tcW w:w="0" w:type="auto"/>
+            <w:vAlign w:val="center"/>
+            <w:hideMark/>
+          </w:tcPr>
+          <w:p>
+            <w:r>
+              <w:t>-</w:t>
+            </w:r>
+          </w:p>
+        </w:tc>
+        <w:tc>
+          <w:tcPr>
+            <w:tcW w:w="0" w:type="auto"/>
+            <w:vAlign w:val="center"/>
+            <w:hideMark/>
+          </w:tcPr>
+          <w:p>
+            <w:r>
+              <w:t>email</w:t>
+            </w:r>
+          </w:p>
+        </w:tc>
+        <w:tc>
+          <w:tcPr>
+            <w:tcW w:w="0" w:type="auto"/>
+            <w:vAlign w:val="center"/>
+            <w:hideMark/>
+          </w:tcPr>
+          <w:p>
+            <w:r>
+              <w:t>Előző rendelések</w:t>
+            </w:r>
+          </w:p>
+        </w:tc>
+      </w:tr>
+      <w:tr>
+        <w:trPr>
+          <w:tblCellSpacing w:w="15" w:type="dxa"/>
+        </w:trPr>
+        <w:tc>
+          <w:tcPr>
+            <w:tcW w:w="0" w:type="auto"/>
+            <w:vAlign w:val="center"/>
+          </w:tcPr>
+          <w:p>
+            <w:pPr>
+              <w:rPr>
+                <w:rStyle w:val="HTML-kd"/>
+                <w:rFonts w:eastAsiaTheme="minorHAnsi"/>
+              </w:rPr>
+            </w:pPr>
+            <w:r>
+              <w:t>/</w:t>
+            </w:r>
+            <w:proofErr w:type="spellStart"/>
+            <w:r>
+              <w:t>konyvek</w:t>
+            </w:r>
+            <w:proofErr w:type="spellEnd"/>
+            <w:r>
+              <w:t>/</w:t>
+            </w:r>
+            <w:proofErr w:type="spellStart"/>
+            <w:r>
+              <w:t>search?szerz</w:t>
+            </w:r>
+            <w:proofErr w:type="spellEnd"/>
+            <w:r>
+              <w:t>=’’</w:t>
+            </w:r>
+          </w:p>
+        </w:tc>
+        <w:tc>
+          <w:tcPr>
+            <w:tcW w:w="0" w:type="auto"/>
+            <w:vAlign w:val="center"/>
+          </w:tcPr>
+          <w:p>
+            <w:r>
+              <w:t>GET</w:t>
+            </w:r>
+          </w:p>
+        </w:tc>
+        <w:tc>
+          <w:tcPr>
+            <w:tcW w:w="0" w:type="auto"/>
+            <w:vAlign w:val="center"/>
+          </w:tcPr>
+          <w:p>
+            <w:r>
+              <w:t xml:space="preserve">Az illusztrátorok neve alapján szűr. </w:t>
+            </w:r>
+          </w:p>
+        </w:tc>
+        <w:tc>
+          <w:tcPr>
+            <w:tcW w:w="0" w:type="auto"/>
+            <w:vAlign w:val="center"/>
+          </w:tcPr>
+          <w:p/>
+        </w:tc>
+        <w:tc>
+          <w:tcPr>
+            <w:tcW w:w="0" w:type="auto"/>
+            <w:vAlign w:val="center"/>
+          </w:tcPr>
+          <w:p/>
+        </w:tc>
+      </w:tr>
+      <w:tr>
+        <w:trPr>
+          <w:tblCellSpacing w:w="15" w:type="dxa"/>
+        </w:trPr>
+        <w:tc>
+          <w:tcPr>
+            <w:tcW w:w="0" w:type="auto"/>
+            <w:vAlign w:val="center"/>
+          </w:tcPr>
+          <w:p>
+            <w:pPr>
+              <w:rPr>
+                <w:rStyle w:val="HTML-kd"/>
+                <w:rFonts w:eastAsiaTheme="minorHAnsi"/>
+              </w:rPr>
+            </w:pPr>
+            <w:r>
+              <w:t>/</w:t>
+            </w:r>
+            <w:proofErr w:type="spellStart"/>
+            <w:r>
+              <w:t>konyvek</w:t>
+            </w:r>
+            <w:proofErr w:type="spellEnd"/>
+            <w:r>
+              <w:t>/</w:t>
+            </w:r>
+            <w:proofErr w:type="spellStart"/>
+            <w:r>
+              <w:t>search?illusz</w:t>
+            </w:r>
+            <w:proofErr w:type="spellEnd"/>
+            <w:r>
+              <w:t>=’’</w:t>
+            </w:r>
+          </w:p>
+        </w:tc>
+        <w:tc>
+          <w:tcPr>
+            <w:tcW w:w="0" w:type="auto"/>
+            <w:vAlign w:val="center"/>
+          </w:tcPr>
+          <w:p>
+            <w:r>
+              <w:t>GET</w:t>
+            </w:r>
+          </w:p>
+        </w:tc>
+        <w:tc>
+          <w:tcPr>
+            <w:tcW w:w="0" w:type="auto"/>
+            <w:vAlign w:val="center"/>
+          </w:tcPr>
+          <w:p>
+            <w:r>
+              <w:t xml:space="preserve">Az illusztrátorok neve alapján szűr. </w:t>
+            </w:r>
+          </w:p>
+        </w:tc>
+        <w:tc>
+          <w:tcPr>
+            <w:tcW w:w="0" w:type="auto"/>
+            <w:vAlign w:val="center"/>
+          </w:tcPr>
+          <w:p/>
+        </w:tc>
+        <w:tc>
+          <w:tcPr>
+            <w:tcW w:w="0" w:type="auto"/>
+            <w:vAlign w:val="center"/>
+          </w:tcPr>
+          <w:p/>
+        </w:tc>
+      </w:tr>
+      <w:tr>
+        <w:trPr>
+          <w:tblCellSpacing w:w="15" w:type="dxa"/>
+        </w:trPr>
+        <w:tc>
+          <w:tcPr>
+            <w:tcW w:w="0" w:type="auto"/>
+            <w:vAlign w:val="center"/>
+          </w:tcPr>
+          <w:p>
+            <w:pPr>
+              <w:rPr>
+                <w:rStyle w:val="HTML-kd"/>
+                <w:rFonts w:eastAsiaTheme="minorHAnsi"/>
+              </w:rPr>
+            </w:pPr>
+            <w:r>
+              <w:t>/</w:t>
+            </w:r>
+            <w:proofErr w:type="spellStart"/>
+            <w:r>
+              <w:t>konyvek</w:t>
+            </w:r>
+            <w:proofErr w:type="spellEnd"/>
+            <w:r>
+              <w:t>/</w:t>
+            </w:r>
+            <w:proofErr w:type="spellStart"/>
+            <w:r>
+              <w:t>search?nyelv</w:t>
+            </w:r>
+            <w:proofErr w:type="spellEnd"/>
+            <w:r>
+              <w:t>=’’</w:t>
+            </w:r>
+          </w:p>
+        </w:tc>
+        <w:tc>
+          <w:tcPr>
+            <w:tcW w:w="0" w:type="auto"/>
+            <w:vAlign w:val="center"/>
+          </w:tcPr>
+          <w:p>
+            <w:r>
+              <w:t>GET</w:t>
+            </w:r>
+          </w:p>
+        </w:tc>
+        <w:tc>
+          <w:tcPr>
+            <w:tcW w:w="0" w:type="auto"/>
+            <w:vAlign w:val="center"/>
+          </w:tcPr>
+          <w:p>
+            <w:r>
+              <w:t>A nyelv alapján szűr.</w:t>
+            </w:r>
+          </w:p>
+        </w:tc>
+        <w:tc>
+          <w:tcPr>
+            <w:tcW w:w="0" w:type="auto"/>
+            <w:vAlign w:val="center"/>
+          </w:tcPr>
+          <w:p/>
+        </w:tc>
+        <w:tc>
+          <w:tcPr>
+            <w:tcW w:w="0" w:type="auto"/>
+            <w:vAlign w:val="center"/>
+          </w:tcPr>
+          <w:p/>
+        </w:tc>
+      </w:tr>
+      <w:tr>
+        <w:trPr>
+          <w:tblCellSpacing w:w="15" w:type="dxa"/>
+        </w:trPr>
+        <w:tc>
+          <w:tcPr>
+            <w:tcW w:w="0" w:type="auto"/>
+            <w:vAlign w:val="center"/>
+          </w:tcPr>
+          <w:p>
+            <w:pPr>
+              <w:rPr>
+                <w:rStyle w:val="HTML-kd"/>
+                <w:rFonts w:eastAsiaTheme="minorHAnsi"/>
+              </w:rPr>
+            </w:pPr>
+            <w:r>
+              <w:t>/</w:t>
+            </w:r>
+            <w:proofErr w:type="spellStart"/>
+            <w:r>
+              <w:t>konyvek</w:t>
+            </w:r>
+            <w:proofErr w:type="spellEnd"/>
+            <w:r>
+              <w:t>/</w:t>
+            </w:r>
+            <w:proofErr w:type="spellStart"/>
+            <w:r>
+              <w:t>search?kat</w:t>
+            </w:r>
+            <w:proofErr w:type="spellEnd"/>
+            <w:r>
+              <w:t>=’’</w:t>
+            </w:r>
+          </w:p>
+        </w:tc>
+        <w:tc>
+          <w:tcPr>
+            <w:tcW w:w="0" w:type="auto"/>
+            <w:vAlign w:val="center"/>
+          </w:tcPr>
+          <w:p>
+            <w:r>
+              <w:t>GET</w:t>
+            </w:r>
+          </w:p>
+        </w:tc>
+        <w:tc>
+          <w:tcPr>
+            <w:tcW w:w="0" w:type="auto"/>
+            <w:vAlign w:val="center"/>
+          </w:tcPr>
+          <w:p>
+            <w:r>
+              <w:t xml:space="preserve">A kategóriák alapján szűr. </w:t>
+            </w:r>
+          </w:p>
+        </w:tc>
+        <w:tc>
+          <w:tcPr>
+            <w:tcW w:w="0" w:type="auto"/>
+            <w:vAlign w:val="center"/>
+          </w:tcPr>
+          <w:p/>
+        </w:tc>
+        <w:tc>
+          <w:tcPr>
+            <w:tcW w:w="0" w:type="auto"/>
+            <w:vAlign w:val="center"/>
+          </w:tcPr>
+          <w:p/>
+        </w:tc>
+      </w:tr>
+      <w:tr>
+        <w:trPr>
+          <w:tblCellSpacing w:w="15" w:type="dxa"/>
+        </w:trPr>
+        <w:tc>
+          <w:tcPr>
+            <w:tcW w:w="0" w:type="auto"/>
+            <w:vAlign w:val="center"/>
+          </w:tcPr>
+          <w:p>
+            <w:pPr>
+              <w:rPr>
+                <w:rStyle w:val="HTML-kd"/>
+                <w:rFonts w:eastAsiaTheme="minorHAnsi"/>
+              </w:rPr>
+            </w:pPr>
+            <w:r>
+              <w:t>/</w:t>
+            </w:r>
+            <w:proofErr w:type="spellStart"/>
+            <w:r>
+              <w:t>konyvek</w:t>
+            </w:r>
+            <w:proofErr w:type="spellEnd"/>
+            <w:r>
+              <w:t>/</w:t>
+            </w:r>
+            <w:proofErr w:type="spellStart"/>
+            <w:r>
+              <w:t>search?kiado</w:t>
+            </w:r>
+            <w:proofErr w:type="spellEnd"/>
+            <w:r>
+              <w:t>=’’</w:t>
+            </w:r>
+          </w:p>
+        </w:tc>
+        <w:tc>
+          <w:tcPr>
+            <w:tcW w:w="0" w:type="auto"/>
+            <w:vAlign w:val="center"/>
+          </w:tcPr>
+          <w:p>
+            <w:r>
+              <w:t>GET</w:t>
+            </w:r>
+          </w:p>
+        </w:tc>
+        <w:tc>
+          <w:tcPr>
+            <w:tcW w:w="0" w:type="auto"/>
+            <w:vAlign w:val="center"/>
+          </w:tcPr>
+          <w:p>
+            <w:r>
+              <w:t xml:space="preserve">A kiadó alapján szűr. </w:t>
+            </w:r>
+          </w:p>
+        </w:tc>
+        <w:tc>
+          <w:tcPr>
+            <w:tcW w:w="0" w:type="auto"/>
+            <w:vAlign w:val="center"/>
+          </w:tcPr>
+          <w:p/>
+        </w:tc>
+        <w:tc>
+          <w:tcPr>
+            <w:tcW w:w="0" w:type="auto"/>
+            <w:vAlign w:val="center"/>
+          </w:tcPr>
+          <w:p/>
+        </w:tc>
+      </w:tr>
+      <w:tr>
+        <w:trPr>
+          <w:tblCellSpacing w:w="15" w:type="dxa"/>
+        </w:trPr>
+        <w:tc>
+          <w:tcPr>
+            <w:tcW w:w="0" w:type="auto"/>
+            <w:vAlign w:val="center"/>
+          </w:tcPr>
+          <w:p>
+            <w:r>
+              <w:t>/</w:t>
+            </w:r>
+            <w:proofErr w:type="spellStart"/>
+            <w:r>
+              <w:t>konyvek</w:t>
+            </w:r>
+            <w:proofErr w:type="spellEnd"/>
+            <w:r>
+              <w:t>/</w:t>
+            </w:r>
+            <w:proofErr w:type="spellStart"/>
+            <w:r>
+              <w:t>search?cim</w:t>
+            </w:r>
+            <w:proofErr w:type="spellEnd"/>
+            <w:r>
+              <w:t>=’’</w:t>
+            </w:r>
+          </w:p>
+        </w:tc>
+        <w:tc>
+          <w:tcPr>
+            <w:tcW w:w="0" w:type="auto"/>
+            <w:vAlign w:val="center"/>
+          </w:tcPr>
+          <w:p>
+            <w:r>
+              <w:t>GET</w:t>
+            </w:r>
+          </w:p>
+        </w:tc>
+        <w:tc>
+          <w:tcPr>
+            <w:tcW w:w="0" w:type="auto"/>
+            <w:vAlign w:val="center"/>
+          </w:tcPr>
+          <w:p>
+            <w:r>
+              <w:t xml:space="preserve"> A cím alapján szűr. </w:t>
+            </w:r>
+          </w:p>
+        </w:tc>
+        <w:tc>
+          <w:tcPr>
+            <w:tcW w:w="0" w:type="auto"/>
+            <w:vAlign w:val="center"/>
+          </w:tcPr>
+          <w:p/>
+        </w:tc>
+        <w:tc>
+          <w:tcPr>
+            <w:tcW w:w="0" w:type="auto"/>
+            <w:vAlign w:val="center"/>
+          </w:tcPr>
+          <w:p/>
+        </w:tc>
+      </w:tr>
+    </w:tbl>
+    <w:p/>
+    <w:p/>
+    <w:p/>
+    <w:p>
+      <w:pPr>
+        <w:rPr>
+          <w:noProof/>
+        </w:rPr>
+      </w:pPr>
+      <w:r>
+        <w:rPr>
+          <w:noProof/>
+        </w:rPr>
+        <w:lastRenderedPageBreak/>
+        <w:br/>
+      </w:r>
+      <w:r>
+        <w:rPr>
+          <w:noProof/>
+        </w:rPr>
+        <w:br/>
+      </w:r>
+      <w:r>
+        <w:rPr>
+          <w:noProof/>
+        </w:rPr>
+        <w:br/>
+      </w:r>
+      <w:r>
+        <w:rPr>
+          <w:noProof/>
+        </w:rPr>
+        <w:br/>
+      </w:r>
+      <w:r>
+        <w:rPr>
+          <w:noProof/>
+        </w:rPr>
+        <w:br/>
+      </w:r>
+      <w:r>
+        <w:rPr>
+          <w:noProof/>
+        </w:rPr>
+        <w:br/>
+      </w:r>
+      <w:r>
+        <w:rPr>
+          <w:noProof/>
+        </w:rPr>
+        <w:br/>
+      </w:r>
+      <w:r>
+        <w:rPr>
+          <w:noProof/>
+        </w:rPr>
+        <w:br/>
+      </w:r>
+      <w:r>
+        <w:rPr>
+          <w:noProof/>
+        </w:rPr>
+        <w:br/>
+      </w:r>
+      <w:r>
+        <w:rPr>
+          <w:noProof/>
+        </w:rPr>
+        <w:br/>
+      </w:r>
+      <w:r>
+        <w:rPr>
+          <w:noProof/>
+        </w:rPr>
+        <w:br/>
+      </w:r>
+      <w:r>
+        <w:rPr>
+          <w:noProof/>
+        </w:rPr>
+        <w:br/>
+      </w:r>
+      <w:r>
+        <w:rPr>
+          <w:noProof/>
+        </w:rPr>
+        <w:br/>
+      </w:r>
+      <w:r>
+        <w:rPr>
+          <w:noProof/>
+        </w:rPr>
+        <w:br/>
+      </w:r>
+      <w:r>
+        <w:rPr>
+          <w:noProof/>
+        </w:rPr>
+        <w:br/>
+      </w:r>
+      <w:r>
+        <w:rPr>
+          <w:noProof/>
+        </w:rPr>
+        <w:br/>
+      </w:r>
+      <w:r>
+        <w:rPr>
+          <w:noProof/>
+        </w:rPr>
+        <w:br/>
+      </w:r>
+      <w:r>
+        <w:rPr>
+          <w:noProof/>
+        </w:rPr>
+        <w:br/>
+      </w:r>
+      <w:r>
+        <w:rPr>
+          <w:noProof/>
+        </w:rPr>
+        <w:br/>
+      </w:r>
+      <w:r>
+        <w:rPr>
+          <w:noProof/>
+        </w:rPr>
+        <w:br/>
+      </w:r>
+      <w:r>
+        <w:rPr>
+          <w:noProof/>
+        </w:rPr>
+        <w:br/>
+      </w:r>
+    </w:p>
+    <w:p>
+      <w:pPr>
+        <w:rPr>
+          <w:noProof/>
+        </w:rPr>
+      </w:pPr>
+    </w:p>
+    <w:p>
+      <w:pPr>
+        <w:rPr>
+          <w:noProof/>
+        </w:rPr>
+      </w:pPr>
+    </w:p>
+    <w:p>
+      <w:pPr>
+        <w:rPr>
+          <w:noProof/>
+        </w:rPr>
+      </w:pPr>
     </w:p>
     <w:sectPr>
       <w:pgSz w:w="11906" w:h="16838"/>
@@ -1437,9 +5473,9 @@
     </w:lvl>
   </w:abstractNum>
   <w:abstractNum w:abstractNumId="2" w15:restartNumberingAfterBreak="0">
-    <w:nsid w:val="3A2861D8"/>
+    <w:nsid w:val="29F13D62"/>
     <w:multiLevelType w:val="hybridMultilevel"/>
-    <w:tmpl w:val="BA5ABD70"/>
+    <w:tmpl w:val="B3A09E12"/>
     <w:lvl w:ilvl="0" w:tplc="040E0001">
       <w:start w:val="1"/>
       <w:numFmt w:val="bullet"/>
@@ -1550,9 +5586,9 @@
     </w:lvl>
   </w:abstractNum>
   <w:abstractNum w:abstractNumId="3" w15:restartNumberingAfterBreak="0">
-    <w:nsid w:val="61B24309"/>
+    <w:nsid w:val="3A2861D8"/>
     <w:multiLevelType w:val="hybridMultilevel"/>
-    <w:tmpl w:val="C08E8202"/>
+    <w:tmpl w:val="BA5ABD70"/>
     <w:lvl w:ilvl="0" w:tplc="040E0001">
       <w:start w:val="1"/>
       <w:numFmt w:val="bullet"/>
@@ -1662,8 +5698,234 @@
       </w:rPr>
     </w:lvl>
   </w:abstractNum>
+  <w:abstractNum w:abstractNumId="4" w15:restartNumberingAfterBreak="0">
+    <w:nsid w:val="484846FF"/>
+    <w:multiLevelType w:val="hybridMultilevel"/>
+    <w:tmpl w:val="E21CF6A6"/>
+    <w:lvl w:ilvl="0" w:tplc="040E0001">
+      <w:start w:val="1"/>
+      <w:numFmt w:val="bullet"/>
+      <w:lvlText w:val=""/>
+      <w:lvlJc w:val="left"/>
+      <w:pPr>
+        <w:ind w:left="720" w:hanging="360"/>
+      </w:pPr>
+      <w:rPr>
+        <w:rFonts w:ascii="Symbol" w:hAnsi="Symbol" w:hint="default"/>
+      </w:rPr>
+    </w:lvl>
+    <w:lvl w:ilvl="1" w:tplc="040E0003" w:tentative="1">
+      <w:start w:val="1"/>
+      <w:numFmt w:val="bullet"/>
+      <w:lvlText w:val="o"/>
+      <w:lvlJc w:val="left"/>
+      <w:pPr>
+        <w:ind w:left="1440" w:hanging="360"/>
+      </w:pPr>
+      <w:rPr>
+        <w:rFonts w:ascii="Courier New" w:hAnsi="Courier New" w:cs="Courier New" w:hint="default"/>
+      </w:rPr>
+    </w:lvl>
+    <w:lvl w:ilvl="2" w:tplc="040E0005" w:tentative="1">
+      <w:start w:val="1"/>
+      <w:numFmt w:val="bullet"/>
+      <w:lvlText w:val=""/>
+      <w:lvlJc w:val="left"/>
+      <w:pPr>
+        <w:ind w:left="2160" w:hanging="360"/>
+      </w:pPr>
+      <w:rPr>
+        <w:rFonts w:ascii="Wingdings" w:hAnsi="Wingdings" w:hint="default"/>
+      </w:rPr>
+    </w:lvl>
+    <w:lvl w:ilvl="3" w:tplc="040E0001" w:tentative="1">
+      <w:start w:val="1"/>
+      <w:numFmt w:val="bullet"/>
+      <w:lvlText w:val=""/>
+      <w:lvlJc w:val="left"/>
+      <w:pPr>
+        <w:ind w:left="2880" w:hanging="360"/>
+      </w:pPr>
+      <w:rPr>
+        <w:rFonts w:ascii="Symbol" w:hAnsi="Symbol" w:hint="default"/>
+      </w:rPr>
+    </w:lvl>
+    <w:lvl w:ilvl="4" w:tplc="040E0003" w:tentative="1">
+      <w:start w:val="1"/>
+      <w:numFmt w:val="bullet"/>
+      <w:lvlText w:val="o"/>
+      <w:lvlJc w:val="left"/>
+      <w:pPr>
+        <w:ind w:left="3600" w:hanging="360"/>
+      </w:pPr>
+      <w:rPr>
+        <w:rFonts w:ascii="Courier New" w:hAnsi="Courier New" w:cs="Courier New" w:hint="default"/>
+      </w:rPr>
+    </w:lvl>
+    <w:lvl w:ilvl="5" w:tplc="040E0005" w:tentative="1">
+      <w:start w:val="1"/>
+      <w:numFmt w:val="bullet"/>
+      <w:lvlText w:val=""/>
+      <w:lvlJc w:val="left"/>
+      <w:pPr>
+        <w:ind w:left="4320" w:hanging="360"/>
+      </w:pPr>
+      <w:rPr>
+        <w:rFonts w:ascii="Wingdings" w:hAnsi="Wingdings" w:hint="default"/>
+      </w:rPr>
+    </w:lvl>
+    <w:lvl w:ilvl="6" w:tplc="040E0001" w:tentative="1">
+      <w:start w:val="1"/>
+      <w:numFmt w:val="bullet"/>
+      <w:lvlText w:val=""/>
+      <w:lvlJc w:val="left"/>
+      <w:pPr>
+        <w:ind w:left="5040" w:hanging="360"/>
+      </w:pPr>
+      <w:rPr>
+        <w:rFonts w:ascii="Symbol" w:hAnsi="Symbol" w:hint="default"/>
+      </w:rPr>
+    </w:lvl>
+    <w:lvl w:ilvl="7" w:tplc="040E0003" w:tentative="1">
+      <w:start w:val="1"/>
+      <w:numFmt w:val="bullet"/>
+      <w:lvlText w:val="o"/>
+      <w:lvlJc w:val="left"/>
+      <w:pPr>
+        <w:ind w:left="5760" w:hanging="360"/>
+      </w:pPr>
+      <w:rPr>
+        <w:rFonts w:ascii="Courier New" w:hAnsi="Courier New" w:cs="Courier New" w:hint="default"/>
+      </w:rPr>
+    </w:lvl>
+    <w:lvl w:ilvl="8" w:tplc="040E0005" w:tentative="1">
+      <w:start w:val="1"/>
+      <w:numFmt w:val="bullet"/>
+      <w:lvlText w:val=""/>
+      <w:lvlJc w:val="left"/>
+      <w:pPr>
+        <w:ind w:left="6480" w:hanging="360"/>
+      </w:pPr>
+      <w:rPr>
+        <w:rFonts w:ascii="Wingdings" w:hAnsi="Wingdings" w:hint="default"/>
+      </w:rPr>
+    </w:lvl>
+  </w:abstractNum>
+  <w:abstractNum w:abstractNumId="5" w15:restartNumberingAfterBreak="0">
+    <w:nsid w:val="61B24309"/>
+    <w:multiLevelType w:val="hybridMultilevel"/>
+    <w:tmpl w:val="C08E8202"/>
+    <w:lvl w:ilvl="0" w:tplc="040E0001">
+      <w:start w:val="1"/>
+      <w:numFmt w:val="bullet"/>
+      <w:lvlText w:val=""/>
+      <w:lvlJc w:val="left"/>
+      <w:pPr>
+        <w:ind w:left="720" w:hanging="360"/>
+      </w:pPr>
+      <w:rPr>
+        <w:rFonts w:ascii="Symbol" w:hAnsi="Symbol" w:hint="default"/>
+      </w:rPr>
+    </w:lvl>
+    <w:lvl w:ilvl="1" w:tplc="040E0003" w:tentative="1">
+      <w:start w:val="1"/>
+      <w:numFmt w:val="bullet"/>
+      <w:lvlText w:val="o"/>
+      <w:lvlJc w:val="left"/>
+      <w:pPr>
+        <w:ind w:left="1440" w:hanging="360"/>
+      </w:pPr>
+      <w:rPr>
+        <w:rFonts w:ascii="Courier New" w:hAnsi="Courier New" w:cs="Courier New" w:hint="default"/>
+      </w:rPr>
+    </w:lvl>
+    <w:lvl w:ilvl="2" w:tplc="040E0005" w:tentative="1">
+      <w:start w:val="1"/>
+      <w:numFmt w:val="bullet"/>
+      <w:lvlText w:val=""/>
+      <w:lvlJc w:val="left"/>
+      <w:pPr>
+        <w:ind w:left="2160" w:hanging="360"/>
+      </w:pPr>
+      <w:rPr>
+        <w:rFonts w:ascii="Wingdings" w:hAnsi="Wingdings" w:hint="default"/>
+      </w:rPr>
+    </w:lvl>
+    <w:lvl w:ilvl="3" w:tplc="040E0001" w:tentative="1">
+      <w:start w:val="1"/>
+      <w:numFmt w:val="bullet"/>
+      <w:lvlText w:val=""/>
+      <w:lvlJc w:val="left"/>
+      <w:pPr>
+        <w:ind w:left="2880" w:hanging="360"/>
+      </w:pPr>
+      <w:rPr>
+        <w:rFonts w:ascii="Symbol" w:hAnsi="Symbol" w:hint="default"/>
+      </w:rPr>
+    </w:lvl>
+    <w:lvl w:ilvl="4" w:tplc="040E0003" w:tentative="1">
+      <w:start w:val="1"/>
+      <w:numFmt w:val="bullet"/>
+      <w:lvlText w:val="o"/>
+      <w:lvlJc w:val="left"/>
+      <w:pPr>
+        <w:ind w:left="3600" w:hanging="360"/>
+      </w:pPr>
+      <w:rPr>
+        <w:rFonts w:ascii="Courier New" w:hAnsi="Courier New" w:cs="Courier New" w:hint="default"/>
+      </w:rPr>
+    </w:lvl>
+    <w:lvl w:ilvl="5" w:tplc="040E0005" w:tentative="1">
+      <w:start w:val="1"/>
+      <w:numFmt w:val="bullet"/>
+      <w:lvlText w:val=""/>
+      <w:lvlJc w:val="left"/>
+      <w:pPr>
+        <w:ind w:left="4320" w:hanging="360"/>
+      </w:pPr>
+      <w:rPr>
+        <w:rFonts w:ascii="Wingdings" w:hAnsi="Wingdings" w:hint="default"/>
+      </w:rPr>
+    </w:lvl>
+    <w:lvl w:ilvl="6" w:tplc="040E0001" w:tentative="1">
+      <w:start w:val="1"/>
+      <w:numFmt w:val="bullet"/>
+      <w:lvlText w:val=""/>
+      <w:lvlJc w:val="left"/>
+      <w:pPr>
+        <w:ind w:left="5040" w:hanging="360"/>
+      </w:pPr>
+      <w:rPr>
+        <w:rFonts w:ascii="Symbol" w:hAnsi="Symbol" w:hint="default"/>
+      </w:rPr>
+    </w:lvl>
+    <w:lvl w:ilvl="7" w:tplc="040E0003" w:tentative="1">
+      <w:start w:val="1"/>
+      <w:numFmt w:val="bullet"/>
+      <w:lvlText w:val="o"/>
+      <w:lvlJc w:val="left"/>
+      <w:pPr>
+        <w:ind w:left="5760" w:hanging="360"/>
+      </w:pPr>
+      <w:rPr>
+        <w:rFonts w:ascii="Courier New" w:hAnsi="Courier New" w:cs="Courier New" w:hint="default"/>
+      </w:rPr>
+    </w:lvl>
+    <w:lvl w:ilvl="8" w:tplc="040E0005" w:tentative="1">
+      <w:start w:val="1"/>
+      <w:numFmt w:val="bullet"/>
+      <w:lvlText w:val=""/>
+      <w:lvlJc w:val="left"/>
+      <w:pPr>
+        <w:ind w:left="6480" w:hanging="360"/>
+      </w:pPr>
+      <w:rPr>
+        <w:rFonts w:ascii="Wingdings" w:hAnsi="Wingdings" w:hint="default"/>
+      </w:rPr>
+    </w:lvl>
+  </w:abstractNum>
   <w:num w:numId="1">
-    <w:abstractNumId w:val="2"/>
+    <w:abstractNumId w:val="3"/>
   </w:num>
   <w:num w:numId="2">
     <w:abstractNumId w:val="0"/>
@@ -1672,7 +5934,13 @@
     <w:abstractNumId w:val="1"/>
   </w:num>
   <w:num w:numId="4">
-    <w:abstractNumId w:val="3"/>
+    <w:abstractNumId w:val="5"/>
+  </w:num>
+  <w:num w:numId="5">
+    <w:abstractNumId w:val="2"/>
+  </w:num>
+  <w:num w:numId="6">
+    <w:abstractNumId w:val="4"/>
   </w:num>
 </w:numbering>
 </file>
@@ -2113,6 +6381,38 @@
       <w:contextualSpacing/>
     </w:pPr>
   </w:style>
+  <w:style w:type="character" w:styleId="HTML-kd">
+    <w:name w:val="HTML Code"/>
+    <w:basedOn w:val="Bekezdsalapbettpusa"/>
+    <w:uiPriority w:val="99"/>
+    <w:semiHidden/>
+    <w:unhideWhenUsed/>
+    <w:rsid w:val="00422CAC"/>
+    <w:rPr>
+      <w:rFonts w:ascii="Courier New" w:eastAsia="Times New Roman" w:hAnsi="Courier New" w:cs="Courier New"/>
+      <w:sz w:val="20"/>
+      <w:szCs w:val="20"/>
+    </w:rPr>
+  </w:style>
+  <w:style w:type="table" w:styleId="Rcsostblzat">
+    <w:name w:val="Table Grid"/>
+    <w:basedOn w:val="Normltblzat"/>
+    <w:uiPriority w:val="39"/>
+    <w:rsid w:val="00DD1AA6"/>
+    <w:pPr>
+      <w:spacing w:after="0" w:line="240" w:lineRule="auto"/>
+    </w:pPr>
+    <w:tblPr>
+      <w:tblBorders>
+        <w:top w:val="single" w:sz="4" w:space="0" w:color="auto"/>
+        <w:left w:val="single" w:sz="4" w:space="0" w:color="auto"/>
+        <w:bottom w:val="single" w:sz="4" w:space="0" w:color="auto"/>
+        <w:right w:val="single" w:sz="4" w:space="0" w:color="auto"/>
+        <w:insideH w:val="single" w:sz="4" w:space="0" w:color="auto"/>
+        <w:insideV w:val="single" w:sz="4" w:space="0" w:color="auto"/>
+      </w:tblBorders>
+    </w:tblPr>
+  </w:style>
 </w:styles>
 </file>
 

--- a/backend/Projekt feladat.docx
+++ b/backend/Projekt feladat.docx
@@ -1,6 +1,6 @@
 
 <file path=word/document.xml><?xml version="1.0" encoding="utf-8"?>
-<w:document xmlns:wpc="http://schemas.microsoft.com/office/word/2010/wordprocessingCanvas" xmlns:cx="http://schemas.microsoft.com/office/drawing/2014/chartex" xmlns:cx1="http://schemas.microsoft.com/office/drawing/2015/9/8/chartex" xmlns:cx2="http://schemas.microsoft.com/office/drawing/2015/10/21/chartex" xmlns:cx3="http://schemas.microsoft.com/office/drawing/2016/5/9/chartex" xmlns:cx4="http://schemas.microsoft.com/office/drawing/2016/5/10/chartex" xmlns:cx5="http://schemas.microsoft.com/office/drawing/2016/5/11/chartex" xmlns:cx6="http://schemas.microsoft.com/office/drawing/2016/5/12/chartex" xmlns:cx7="http://schemas.microsoft.com/office/drawing/2016/5/13/chartex" xmlns:cx8="http://schemas.microsoft.com/office/drawing/2016/5/14/chartex" xmlns:mc="http://schemas.openxmlformats.org/markup-compatibility/2006" xmlns:aink="http://schemas.microsoft.com/office/drawing/2016/ink" xmlns:am3d="http://schemas.microsoft.com/office/drawing/2017/model3d" xmlns:o="urn:schemas-microsoft-com:office:office" xmlns:r="http://schemas.openxmlformats.org/officeDocument/2006/relationships" xmlns:m="http://schemas.openxmlformats.org/officeDocument/2006/math" xmlns:v="urn:schemas-microsoft-com:vml" xmlns:wp14="http://schemas.microsoft.com/office/word/2010/wordprocessingDrawing" xmlns:wp="http://schemas.openxmlformats.org/drawingml/2006/wordprocessingDrawing" xmlns:w10="urn:schemas-microsoft-com:office:word" xmlns:w="http://schemas.openxmlformats.org/wordprocessingml/2006/main" xmlns:w14="http://schemas.microsoft.com/office/word/2010/wordml" xmlns:w15="http://schemas.microsoft.com/office/word/2012/wordml" xmlns:w16cid="http://schemas.microsoft.com/office/word/2016/wordml/cid" xmlns:w16se="http://schemas.microsoft.com/office/word/2015/wordml/symex" xmlns:wpg="http://schemas.microsoft.com/office/word/2010/wordprocessingGroup" xmlns:wpi="http://schemas.microsoft.com/office/word/2010/wordprocessingInk" xmlns:wne="http://schemas.microsoft.com/office/word/2006/wordml" xmlns:wps="http://schemas.microsoft.com/office/word/2010/wordprocessingShape" mc:Ignorable="w14 w15 w16se w16cid wp14">
+<w:document xmlns:wpc="http://schemas.microsoft.com/office/word/2010/wordprocessingCanvas" xmlns:cx="http://schemas.microsoft.com/office/drawing/2014/chartex" xmlns:mc="http://schemas.openxmlformats.org/markup-compatibility/2006" xmlns:o="urn:schemas-microsoft-com:office:office" xmlns:r="http://schemas.openxmlformats.org/officeDocument/2006/relationships" xmlns:m="http://schemas.openxmlformats.org/officeDocument/2006/math" xmlns:v="urn:schemas-microsoft-com:vml" xmlns:wp14="http://schemas.microsoft.com/office/word/2010/wordprocessingDrawing" xmlns:wp="http://schemas.openxmlformats.org/drawingml/2006/wordprocessingDrawing" xmlns:w10="urn:schemas-microsoft-com:office:word" xmlns:w="http://schemas.openxmlformats.org/wordprocessingml/2006/main" xmlns:w14="http://schemas.microsoft.com/office/word/2010/wordml" xmlns:w15="http://schemas.microsoft.com/office/word/2012/wordml" xmlns:w16se="http://schemas.microsoft.com/office/word/2015/wordml/symex" xmlns:wpg="http://schemas.microsoft.com/office/word/2010/wordprocessingGroup" xmlns:wpi="http://schemas.microsoft.com/office/word/2010/wordprocessingInk" xmlns:wne="http://schemas.microsoft.com/office/word/2006/wordml" xmlns:wps="http://schemas.microsoft.com/office/word/2010/wordprocessingShape" mc:Ignorable="w14 w15 w16se wp14">
   <w:body>
     <w:p>
       <w:pPr>
@@ -32,7 +32,21 @@
         </w:numPr>
       </w:pPr>
       <w:r>
-        <w:t>Borító: A könyv borító típusait tároljuk el (VARCHAR(150)), egyedi azonosítóval (INT).</w:t>
+        <w:t>Nyelv: Milyen nyelven áruljuk a könyvet (</w:t>
+      </w:r>
+      <w:proofErr w:type="gramStart"/>
+      <w:r>
+        <w:t>VARCHAR(</w:t>
+      </w:r>
+      <w:proofErr w:type="gramEnd"/>
+      <w:r>
+        <w:t>150)),</w:t>
+      </w:r>
+      <w:r>
+        <w:t xml:space="preserve"> </w:t>
+      </w:r>
+      <w:r>
+        <w:t>egyedi azonosítóval (INT).</w:t>
       </w:r>
     </w:p>
     <w:p>
@@ -44,15 +58,21 @@
         </w:numPr>
       </w:pPr>
       <w:r>
-        <w:t xml:space="preserve">Típus: Az árult termékek típusát tároljuk el </w:t>
-      </w:r>
-      <w:proofErr w:type="spellStart"/>
-      <w:r>
-        <w:t>pl</w:t>
-      </w:r>
-      <w:proofErr w:type="spellEnd"/>
-      <w:r>
-        <w:t>: Könyv (VARCHAR(150)), egyedi azonosítóval (INT).</w:t>
+        <w:t>Kiadó: Ki adta ki a könyvet (</w:t>
+      </w:r>
+      <w:proofErr w:type="gramStart"/>
+      <w:r>
+        <w:t>VARCHAR(</w:t>
+      </w:r>
+      <w:proofErr w:type="gramEnd"/>
+      <w:r>
+        <w:t>150)),</w:t>
+      </w:r>
+      <w:r>
+        <w:t xml:space="preserve"> </w:t>
+      </w:r>
+      <w:r>
+        <w:t>egyedi azonosítóval (INT).</w:t>
       </w:r>
     </w:p>
     <w:p>
@@ -63,14 +83,16 @@
           <w:numId w:val="1"/>
         </w:numPr>
       </w:pPr>
-      <w:r>
-        <w:t>Nyelv: Milyen nyelven áruljuk a könyvet (VARCHAR(150)),</w:t>
-      </w:r>
-      <w:r>
-        <w:t xml:space="preserve"> </w:t>
-      </w:r>
-      <w:r>
-        <w:t>egyedi azonosítóval (INT).</w:t>
+      <w:proofErr w:type="gramStart"/>
+      <w:r>
+        <w:t>Illusztráció</w:t>
+      </w:r>
+      <w:proofErr w:type="gramEnd"/>
+      <w:r>
+        <w:t xml:space="preserve">: Milyen </w:t>
+      </w:r>
+      <w:r>
+        <w:t>illusztrációk találhatók a könyvben (VARCHAR(150)), egyedi azonosítóval (INT).</w:t>
       </w:r>
     </w:p>
     <w:p>
@@ -81,14 +103,13 @@
           <w:numId w:val="1"/>
         </w:numPr>
       </w:pPr>
-      <w:r>
-        <w:t>Kiadó: Ki adta ki a könyvet (VARCHAR(150)),</w:t>
-      </w:r>
-      <w:r>
-        <w:t xml:space="preserve"> </w:t>
-      </w:r>
-      <w:r>
-        <w:t>egyedi azonosítóval (INT).</w:t>
+      <w:proofErr w:type="gramStart"/>
+      <w:r>
+        <w:t>Kategória</w:t>
+      </w:r>
+      <w:proofErr w:type="gramEnd"/>
+      <w:r>
+        <w:t xml:space="preserve">: Milyen kategóriában található a könyv (VARCHAR(150)) egyedi azonosítóval (INT) és önmagára mutató azonosítóval (INT). </w:t>
       </w:r>
     </w:p>
     <w:p>
@@ -100,10 +121,21 @@
         </w:numPr>
       </w:pPr>
       <w:r>
-        <w:t xml:space="preserve">Illusztráció: Milyen </w:t>
-      </w:r>
-      <w:r>
-        <w:t>illusztrációk találhatók a könyvben (VARCHAR(150)), egyedi azonosítóval (INT).</w:t>
+        <w:t xml:space="preserve">Szerző: </w:t>
+      </w:r>
+      <w:proofErr w:type="gramStart"/>
+      <w:r>
+        <w:t>Ki(</w:t>
+      </w:r>
+      <w:proofErr w:type="gramEnd"/>
+      <w:r>
+        <w:t xml:space="preserve">k) </w:t>
+      </w:r>
+      <w:r>
+        <w:t xml:space="preserve">a könyv szerzői </w:t>
+      </w:r>
+      <w:r>
+        <w:t>(VARCHAR(150)), egyedi azonosítóval (INT).</w:t>
       </w:r>
     </w:p>
     <w:p>
@@ -115,7 +147,21 @@
         </w:numPr>
       </w:pPr>
       <w:r>
-        <w:t xml:space="preserve">Kategória: Milyen kategóriában található a könyv (VARCHAR(150)) egyedi azonosítóval (INT) és önmagára mutató azonosítóval (INT). </w:t>
+        <w:t xml:space="preserve">Fordító: </w:t>
+      </w:r>
+      <w:proofErr w:type="gramStart"/>
+      <w:r>
+        <w:t>Ki(</w:t>
+      </w:r>
+      <w:proofErr w:type="gramEnd"/>
+      <w:r>
+        <w:t xml:space="preserve">k) </w:t>
+      </w:r>
+      <w:r>
+        <w:t xml:space="preserve">a könyv fordítói </w:t>
+      </w:r>
+      <w:r>
+        <w:t>(VARCHAR(150)), egyedi azonosítóval (INT).</w:t>
       </w:r>
     </w:p>
     <w:p>
@@ -127,13 +173,21 @@
         </w:numPr>
       </w:pPr>
       <w:r>
-        <w:t xml:space="preserve">Szerző: Ki(k) </w:t>
-      </w:r>
-      <w:r>
-        <w:t xml:space="preserve">a könyv szerzői </w:t>
-      </w:r>
-      <w:r>
-        <w:t>(VARCHAR(150)), egyedi azonosítóval (INT).</w:t>
+        <w:t xml:space="preserve">Illusztrátor: </w:t>
+      </w:r>
+      <w:proofErr w:type="gramStart"/>
+      <w:r>
+        <w:t>Ki(</w:t>
+      </w:r>
+      <w:proofErr w:type="gramEnd"/>
+      <w:r>
+        <w:t xml:space="preserve">k) </w:t>
+      </w:r>
+      <w:r>
+        <w:t>a könyv illusztrátorai</w:t>
+      </w:r>
+      <w:r>
+        <w:t xml:space="preserve"> (VARCHAR(150)), egyedi azonosítóval (INT).</w:t>
       </w:r>
     </w:p>
     <w:p>
@@ -145,13 +199,10 @@
         </w:numPr>
       </w:pPr>
       <w:r>
-        <w:t xml:space="preserve">Fordító: Ki(k) </w:t>
-      </w:r>
-      <w:r>
-        <w:t xml:space="preserve">a könyv fordítói </w:t>
-      </w:r>
-      <w:r>
-        <w:t>(VARCHAR(150)), egyedi azonosítóval (INT).</w:t>
+        <w:t>Kapcsoló fordító: Egy fordító több művet is fordíthat és többen is fordíthatnak egy művet.</w:t>
+      </w:r>
+      <w:r>
+        <w:t xml:space="preserve"> A termék ISBN-jével kötjük fordító azonosítóját.</w:t>
       </w:r>
     </w:p>
     <w:p>
@@ -163,18 +214,7 @@
         </w:numPr>
       </w:pPr>
       <w:r>
-        <w:t xml:space="preserve">Illusztrátor: Ki(k) </w:t>
-      </w:r>
-      <w:r>
-        <w:t>a könyv illusztrátor</w:t>
-      </w:r>
-      <w:bookmarkStart w:id="0" w:name="_GoBack"/>
-      <w:bookmarkEnd w:id="0"/>
-      <w:r>
-        <w:t>ai</w:t>
-      </w:r>
-      <w:r>
-        <w:t xml:space="preserve"> (VARCHAR(150)), egyedi azonosítóval (INT).</w:t>
+        <w:t>Kapcsoló Szerző: Egy szerző több művet is írhatott és egy művet több szerző is írhatott. A termék ISBN-jével kötjük a szerző azonosítóját.</w:t>
       </w:r>
     </w:p>
     <w:p>
@@ -186,18 +226,15 @@
         </w:numPr>
       </w:pPr>
       <w:r>
-        <w:t>Kapcsoló fordító: Egy fordító több művet is fordíthat és többen is fordíthatnak egy művet.</w:t>
-      </w:r>
-      <w:r>
-        <w:t xml:space="preserve"> A termék ISBN-</w:t>
-      </w:r>
-      <w:proofErr w:type="spellStart"/>
-      <w:r>
-        <w:t>jével</w:t>
-      </w:r>
-      <w:proofErr w:type="spellEnd"/>
-      <w:r>
-        <w:t xml:space="preserve"> kötjük fordító azonosítóját.</w:t>
+        <w:t xml:space="preserve">Kapcsoló Illusztrátor: Egy illusztrátor több művet is </w:t>
+      </w:r>
+      <w:proofErr w:type="gramStart"/>
+      <w:r>
+        <w:t>illusztrálhatott</w:t>
+      </w:r>
+      <w:proofErr w:type="gramEnd"/>
+      <w:r>
+        <w:t xml:space="preserve"> és egy művet több illusztrátor is illusztrálhatott. A termék ISBN-jével kötjük az illusztrátor azonosítóját.</w:t>
       </w:r>
     </w:p>
     <w:p>
@@ -209,15 +246,7 @@
         </w:numPr>
       </w:pPr>
       <w:r>
-        <w:t>Kapcsoló Szerző: Egy szerző több művet is írhatott és egy művet több szerző is írhatott. A termék ISBN-</w:t>
-      </w:r>
-      <w:proofErr w:type="spellStart"/>
-      <w:r>
-        <w:t>jével</w:t>
-      </w:r>
-      <w:proofErr w:type="spellEnd"/>
-      <w:r>
-        <w:t xml:space="preserve"> kötjük a szerző azonosítóját.</w:t>
+        <w:t xml:space="preserve">Termék: Egy könyv adatait tároljuk el a táblában. Egyedi azonosítója az ISBN (BIGINT). </w:t>
       </w:r>
     </w:p>
     <w:p>
@@ -229,15 +258,10 @@
         </w:numPr>
       </w:pPr>
       <w:r>
-        <w:t>Kapcsoló Illusztrátor: Egy illusztrátor több művet is illusztrálhatott és egy művet több illusztrátor is illusztrálhatott. A termék ISBN-</w:t>
-      </w:r>
-      <w:proofErr w:type="spellStart"/>
-      <w:r>
-        <w:t>jével</w:t>
-      </w:r>
-      <w:proofErr w:type="spellEnd"/>
-      <w:r>
-        <w:t xml:space="preserve"> kötjük az illusztrátor azonosítóját.</w:t>
+        <w:t>Kapcsoló számla: Egy vevő több terméket is vehet és egy terméket több vevő is vásárolhat. A termék ISBN-jével kötjük a számla azonosítóját</w:t>
+      </w:r>
+      <w:r>
+        <w:t>.</w:t>
       </w:r>
     </w:p>
     <w:p>
@@ -249,7 +273,18 @@
         </w:numPr>
       </w:pPr>
       <w:r>
-        <w:t xml:space="preserve">Termék: Egy könyv adatait tároljuk el a táblában. Egyedi azonosítója az ISBN (BIGINT). </w:t>
+        <w:t xml:space="preserve">Számla: A számla adatait tároljuk el. Egyedi azonosítója a </w:t>
+      </w:r>
+      <w:proofErr w:type="spellStart"/>
+      <w:r>
+        <w:t>Számla_id</w:t>
+      </w:r>
+      <w:proofErr w:type="spellEnd"/>
+      <w:r>
+        <w:t xml:space="preserve"> (INT). Számlaszám (VARCHAR) mivel </w:t>
+      </w:r>
+      <w:r>
+        <w:t>a formátuma DÁTUM/SZÁMLA_ID.</w:t>
       </w:r>
     </w:p>
     <w:p>
@@ -261,61 +296,23 @@
         </w:numPr>
       </w:pPr>
       <w:r>
-        <w:t>Kapcsoló számla: Egy vevő több terméket is vehet és egy terméket több vevő is vásárolhat. A termék ISBN-</w:t>
+        <w:t xml:space="preserve">Vevő: A vásárló adatait tároljuk el. Egyedi azonosítója </w:t>
       </w:r>
       <w:proofErr w:type="spellStart"/>
       <w:r>
-        <w:t>jével</w:t>
+        <w:t>az_id</w:t>
       </w:r>
       <w:proofErr w:type="spellEnd"/>
       <w:r>
-        <w:t xml:space="preserve"> kötjük a számla azonosítóját</w:t>
-      </w:r>
-      <w:r>
-        <w:t>.</w:t>
-      </w:r>
-    </w:p>
-    <w:p>
-      <w:pPr>
-        <w:pStyle w:val="Listaszerbekezds"/>
-        <w:numPr>
-          <w:ilvl w:val="0"/>
-          <w:numId w:val="1"/>
-        </w:numPr>
-      </w:pPr>
-      <w:r>
-        <w:t xml:space="preserve">Számla: A számla adatait tároljuk el. Egyedi azonosítója a </w:t>
-      </w:r>
-      <w:proofErr w:type="spellStart"/>
-      <w:r>
-        <w:t>Számla_id</w:t>
-      </w:r>
-      <w:proofErr w:type="spellEnd"/>
-      <w:r>
-        <w:t xml:space="preserve"> (INT). Számlaszám (VARCHAR) mivel </w:t>
-      </w:r>
-      <w:r>
-        <w:t>a formátuma DÁTUM/SZÁMLA_ID.</w:t>
-      </w:r>
-    </w:p>
-    <w:p>
-      <w:pPr>
-        <w:pStyle w:val="Listaszerbekezds"/>
-        <w:numPr>
-          <w:ilvl w:val="0"/>
-          <w:numId w:val="1"/>
-        </w:numPr>
-      </w:pPr>
-      <w:r>
-        <w:t xml:space="preserve">Vevő: A vásárló adatait tároljuk el. Egyedi azonosítója </w:t>
-      </w:r>
-      <w:proofErr w:type="spellStart"/>
-      <w:r>
-        <w:t>az_id</w:t>
-      </w:r>
-      <w:proofErr w:type="spellEnd"/>
-      <w:r>
-        <w:t xml:space="preserve"> (INT). Az adószám lehet NULL mivel magánszemélynek nem kell megadni az adószámát.</w:t>
+        <w:t xml:space="preserve"> (INT). Az adószám </w:t>
+      </w:r>
+      <w:proofErr w:type="gramStart"/>
+      <w:r>
+        <w:t>lehet</w:t>
+      </w:r>
+      <w:proofErr w:type="gramEnd"/>
+      <w:r>
+        <w:t xml:space="preserve"> NULL mivel magánszemélynek nem kell megadni az adószámát.</w:t>
       </w:r>
     </w:p>
     <w:p>
@@ -330,17 +327,55 @@
         </w:rPr>
       </w:pPr>
       <w:r>
+        <w:t>Fizetési mód: Milyen módokon lehet fizetni. (</w:t>
+      </w:r>
+      <w:proofErr w:type="gramStart"/>
+      <w:r>
+        <w:t>VARCHAR(</w:t>
+      </w:r>
+      <w:proofErr w:type="gramEnd"/>
+      <w:r>
+        <w:t xml:space="preserve">150)), Egyedi azonosítója az </w:t>
+      </w:r>
+      <w:proofErr w:type="spellStart"/>
+      <w:r>
+        <w:t>id</w:t>
+      </w:r>
+      <w:proofErr w:type="spellEnd"/>
+      <w:r>
+        <w:t xml:space="preserve"> (INT).</w:t>
+      </w:r>
+      <w:r>
         <w:rPr>
           <w:noProof/>
+        </w:rPr>
+        <w:t xml:space="preserve"> </w:t>
+      </w:r>
+    </w:p>
+    <w:p>
+      <w:pPr>
+        <w:pStyle w:val="Listaszerbekezds"/>
+        <w:numPr>
+          <w:ilvl w:val="0"/>
+          <w:numId w:val="1"/>
+        </w:numPr>
+        <w:rPr>
+          <w:noProof/>
+        </w:rPr>
+      </w:pPr>
+      <w:r>
+        <w:rPr>
+          <w:noProof/>
+          <w:lang w:eastAsia="hu-HU"/>
         </w:rPr>
         <w:drawing>
           <wp:anchor distT="0" distB="0" distL="114300" distR="114300" simplePos="0" relativeHeight="251658240" behindDoc="1" locked="0" layoutInCell="1" allowOverlap="1" wp14:anchorId="1E0FCE13">
             <wp:simplePos x="0" y="0"/>
             <wp:positionH relativeFrom="column">
-              <wp:posOffset>3138805</wp:posOffset>
+              <wp:posOffset>3202416</wp:posOffset>
             </wp:positionH>
             <wp:positionV relativeFrom="paragraph">
-              <wp:posOffset>136525</wp:posOffset>
+              <wp:posOffset>207479</wp:posOffset>
             </wp:positionV>
             <wp:extent cx="2695575" cy="3620625"/>
             <wp:effectExtent l="0" t="0" r="0" b="0"/>
@@ -393,14 +428,35 @@
         <w:rPr>
           <w:noProof/>
         </w:rPr>
+        <w:t xml:space="preserve">Szállítás: Milyen szállítási módok vehetők igénybe (VARCHAR(150)), Egyedi azonosítója az id (INT) </w:t>
+      </w:r>
+    </w:p>
+    <w:p>
+      <w:pPr>
+        <w:rPr>
+          <w:noProof/>
+        </w:rPr>
+      </w:pPr>
+    </w:p>
+    <w:p>
+      <w:pPr>
+        <w:rPr>
+          <w:noProof/>
+        </w:rPr>
+      </w:pPr>
+      <w:r>
+        <w:rPr>
+          <w:noProof/>
+          <w:lang w:eastAsia="hu-HU"/>
+        </w:rPr>
         <w:drawing>
           <wp:anchor distT="0" distB="0" distL="114300" distR="114300" simplePos="0" relativeHeight="251659264" behindDoc="1" locked="0" layoutInCell="1" allowOverlap="1" wp14:anchorId="02DEFDFA">
             <wp:simplePos x="0" y="0"/>
-            <wp:positionH relativeFrom="column">
-              <wp:posOffset>43815</wp:posOffset>
+            <wp:positionH relativeFrom="margin">
+              <wp:posOffset>110546</wp:posOffset>
             </wp:positionH>
             <wp:positionV relativeFrom="paragraph">
-              <wp:posOffset>654685</wp:posOffset>
+              <wp:posOffset>33765</wp:posOffset>
             </wp:positionV>
             <wp:extent cx="3114205" cy="2488412"/>
             <wp:effectExtent l="0" t="0" r="0" b="7620"/>
@@ -450,745 +506,128 @@
         </w:drawing>
       </w:r>
       <w:r>
-        <w:t xml:space="preserve">Fizetési mód: Milyen módokon </w:t>
-      </w:r>
-      <w:proofErr w:type="spellStart"/>
-      <w:r>
-        <w:t>leh</w:t>
-      </w:r>
-      <w:proofErr w:type="spellEnd"/>
-      <w:r>
-        <w:rPr>
-          <w:noProof/>
-        </w:rPr>
-        <w:t xml:space="preserve"> </w:t>
-      </w:r>
-      <w:proofErr w:type="spellStart"/>
-      <w:r>
-        <w:t>et</w:t>
-      </w:r>
-      <w:proofErr w:type="spellEnd"/>
-      <w:r>
-        <w:t xml:space="preserve"> fizetni. (VARCHAR(150)), Egyedi azonosítója az </w:t>
-      </w:r>
-      <w:proofErr w:type="spellStart"/>
-      <w:r>
-        <w:t>id</w:t>
-      </w:r>
-      <w:proofErr w:type="spellEnd"/>
-      <w:r>
-        <w:t xml:space="preserve"> (INT).</w:t>
-      </w:r>
-      <w:r>
-        <w:rPr>
-          <w:noProof/>
-        </w:rPr>
-        <w:t xml:space="preserve"> </w:t>
-      </w:r>
-    </w:p>
-    <w:p>
-      <w:pPr>
-        <w:rPr>
-          <w:noProof/>
-        </w:rPr>
-      </w:pPr>
-    </w:p>
-    <w:p>
-      <w:pPr>
-        <w:rPr>
-          <w:noProof/>
-        </w:rPr>
-      </w:pPr>
-      <w:r>
         <w:rPr>
           <w:noProof/>
         </w:rPr>
         <w:br w:type="page"/>
       </w:r>
-    </w:p>
-    <w:p>
-      <w:pPr>
-        <w:rPr>
-          <w:noProof/>
-        </w:rPr>
-      </w:pPr>
       <w:r>
         <w:rPr>
           <w:noProof/>
         </w:rPr>
         <w:lastRenderedPageBreak/>
-        <mc:AlternateContent>
-          <mc:Choice Requires="wps">
-            <w:drawing>
-              <wp:anchor distT="45720" distB="45720" distL="114300" distR="114300" simplePos="0" relativeHeight="251663360" behindDoc="0" locked="0" layoutInCell="1" allowOverlap="1">
-                <wp:simplePos x="0" y="0"/>
-                <wp:positionH relativeFrom="margin">
-                  <wp:align>left</wp:align>
-                </wp:positionH>
-                <wp:positionV relativeFrom="paragraph">
-                  <wp:posOffset>3174365</wp:posOffset>
-                </wp:positionV>
-                <wp:extent cx="5943600" cy="5686425"/>
-                <wp:effectExtent l="0" t="0" r="19050" b="28575"/>
-                <wp:wrapSquare wrapText="bothSides"/>
-                <wp:docPr id="217" name="Szövegdoboz 2"/>
-                <wp:cNvGraphicFramePr>
-                  <a:graphicFrameLocks xmlns:a="http://schemas.openxmlformats.org/drawingml/2006/main"/>
-                </wp:cNvGraphicFramePr>
-                <a:graphic xmlns:a="http://schemas.openxmlformats.org/drawingml/2006/main">
-                  <a:graphicData uri="http://schemas.microsoft.com/office/word/2010/wordprocessingShape">
-                    <wps:wsp>
-                      <wps:cNvSpPr txBox="1">
-                        <a:spLocks noChangeArrowheads="1"/>
-                      </wps:cNvSpPr>
-                      <wps:spPr bwMode="auto">
-                        <a:xfrm>
-                          <a:off x="0" y="0"/>
-                          <a:ext cx="5943600" cy="5686425"/>
-                        </a:xfrm>
-                        <a:prstGeom prst="rect">
-                          <a:avLst/>
-                        </a:prstGeom>
-                        <a:solidFill>
-                          <a:srgbClr val="FFFFFF"/>
-                        </a:solidFill>
-                        <a:ln w="9525">
-                          <a:solidFill>
-                            <a:schemeClr val="bg1"/>
-                          </a:solidFill>
-                          <a:miter lim="800000"/>
-                          <a:headEnd/>
-                          <a:tailEnd/>
-                        </a:ln>
-                      </wps:spPr>
-                      <wps:txbx>
-                        <w:txbxContent>
-                          <w:p>
-                            <w:r>
-                              <w:t xml:space="preserve">Az oldal végpontjai a következők: </w:t>
-                            </w:r>
-                          </w:p>
-                          <w:p>
-                            <w:pPr>
-                              <w:pStyle w:val="Listaszerbekezds"/>
-                              <w:numPr>
-                                <w:ilvl w:val="0"/>
-                                <w:numId w:val="2"/>
-                              </w:numPr>
-                            </w:pPr>
-                            <w:r>
-                              <w:t>/</w:t>
-                            </w:r>
-                            <w:proofErr w:type="spellStart"/>
-                            <w:r>
-                              <w:t>konyvek</w:t>
-                            </w:r>
-                            <w:proofErr w:type="spellEnd"/>
-                            <w:r>
-                              <w:t>: Az összes terméket kiadja.</w:t>
-                            </w:r>
-                          </w:p>
-                          <w:p>
-                            <w:pPr>
-                              <w:pStyle w:val="Listaszerbekezds"/>
-                              <w:numPr>
-                                <w:ilvl w:val="0"/>
-                                <w:numId w:val="2"/>
-                              </w:numPr>
-                            </w:pPr>
-                            <w:r>
-                              <w:t>/</w:t>
-                            </w:r>
-                            <w:proofErr w:type="spellStart"/>
-                            <w:r>
-                              <w:t>konyvek</w:t>
-                            </w:r>
-                            <w:proofErr w:type="spellEnd"/>
-                            <w:r>
-                              <w:t>/</w:t>
-                            </w:r>
-                            <w:proofErr w:type="spellStart"/>
-                            <w:r>
-                              <w:t>search?szerz</w:t>
-                            </w:r>
-                            <w:proofErr w:type="spellEnd"/>
-                            <w:r>
-                              <w:t xml:space="preserve">=’’ : A szerzők neve alapján szűr. </w:t>
-                            </w:r>
-                          </w:p>
-                          <w:p>
-                            <w:pPr>
-                              <w:pStyle w:val="Listaszerbekezds"/>
-                              <w:numPr>
-                                <w:ilvl w:val="0"/>
-                                <w:numId w:val="2"/>
-                              </w:numPr>
-                            </w:pPr>
-                            <w:r>
-                              <w:t>/</w:t>
-                            </w:r>
-                            <w:proofErr w:type="spellStart"/>
-                            <w:r>
-                              <w:t>konyvek</w:t>
-                            </w:r>
-                            <w:proofErr w:type="spellEnd"/>
-                            <w:r>
-                              <w:t>/</w:t>
-                            </w:r>
-                            <w:proofErr w:type="spellStart"/>
-                            <w:r>
-                              <w:t>search?</w:t>
-                            </w:r>
-                            <w:r>
-                              <w:t>illusz</w:t>
-                            </w:r>
-                            <w:proofErr w:type="spellEnd"/>
-                            <w:r>
-                              <w:t>=’’ : A</w:t>
-                            </w:r>
-                            <w:r>
-                              <w:t>z illusztrátorok</w:t>
-                            </w:r>
-                            <w:r>
-                              <w:t xml:space="preserve"> neve alapján szűr. </w:t>
-                            </w:r>
-                          </w:p>
-                          <w:p>
-                            <w:pPr>
-                              <w:pStyle w:val="Listaszerbekezds"/>
-                              <w:numPr>
-                                <w:ilvl w:val="0"/>
-                                <w:numId w:val="2"/>
-                              </w:numPr>
-                            </w:pPr>
-                            <w:r>
-                              <w:t>/</w:t>
-                            </w:r>
-                            <w:proofErr w:type="spellStart"/>
-                            <w:r>
-                              <w:t>konyvek</w:t>
-                            </w:r>
-                            <w:proofErr w:type="spellEnd"/>
-                            <w:r>
-                              <w:t>/</w:t>
-                            </w:r>
-                            <w:proofErr w:type="spellStart"/>
-                            <w:r>
-                              <w:t>search?</w:t>
-                            </w:r>
-                            <w:r>
-                              <w:t>nyelv</w:t>
-                            </w:r>
-                            <w:proofErr w:type="spellEnd"/>
-                            <w:r>
-                              <w:t xml:space="preserve">=’’ : A </w:t>
-                            </w:r>
-                            <w:r>
-                              <w:t xml:space="preserve">nyelv </w:t>
-                            </w:r>
-                            <w:r>
-                              <w:t xml:space="preserve">alapján szűr. </w:t>
-                            </w:r>
-                          </w:p>
-                          <w:p>
-                            <w:pPr>
-                              <w:pStyle w:val="Listaszerbekezds"/>
-                              <w:numPr>
-                                <w:ilvl w:val="0"/>
-                                <w:numId w:val="2"/>
-                              </w:numPr>
-                            </w:pPr>
-                            <w:r>
-                              <w:t>/</w:t>
-                            </w:r>
-                            <w:proofErr w:type="spellStart"/>
-                            <w:r>
-                              <w:t>konyvek</w:t>
-                            </w:r>
-                            <w:proofErr w:type="spellEnd"/>
-                            <w:r>
-                              <w:t>/</w:t>
-                            </w:r>
-                            <w:proofErr w:type="spellStart"/>
-                            <w:r>
-                              <w:t>search?</w:t>
-                            </w:r>
-                            <w:r>
-                              <w:t>kat</w:t>
-                            </w:r>
-                            <w:proofErr w:type="spellEnd"/>
-                            <w:r>
-                              <w:t xml:space="preserve">=’’ : A </w:t>
-                            </w:r>
-                            <w:r>
-                              <w:t>kategóriák</w:t>
-                            </w:r>
-                            <w:r>
-                              <w:t xml:space="preserve"> alapján szűr. </w:t>
-                            </w:r>
-                          </w:p>
-                          <w:p>
-                            <w:pPr>
-                              <w:pStyle w:val="Listaszerbekezds"/>
-                              <w:numPr>
-                                <w:ilvl w:val="0"/>
-                                <w:numId w:val="2"/>
-                              </w:numPr>
-                            </w:pPr>
-                            <w:r>
-                              <w:t>/</w:t>
-                            </w:r>
-                            <w:proofErr w:type="spellStart"/>
-                            <w:r>
-                              <w:t>konyvek</w:t>
-                            </w:r>
-                            <w:proofErr w:type="spellEnd"/>
-                            <w:r>
-                              <w:t>/</w:t>
-                            </w:r>
-                            <w:proofErr w:type="spellStart"/>
-                            <w:r>
-                              <w:t>search?</w:t>
-                            </w:r>
-                            <w:r>
-                              <w:t>kiado</w:t>
-                            </w:r>
-                            <w:proofErr w:type="spellEnd"/>
-                            <w:r>
-                              <w:t xml:space="preserve">=’’ : A </w:t>
-                            </w:r>
-                            <w:r>
-                              <w:t>kiadó</w:t>
-                            </w:r>
-                            <w:r>
-                              <w:t xml:space="preserve"> alapján szűr. </w:t>
-                            </w:r>
-                          </w:p>
-                          <w:p>
-                            <w:pPr>
-                              <w:pStyle w:val="Listaszerbekezds"/>
-                              <w:numPr>
-                                <w:ilvl w:val="0"/>
-                                <w:numId w:val="2"/>
-                              </w:numPr>
-                            </w:pPr>
-                            <w:r>
-                              <w:t>/</w:t>
-                            </w:r>
-                            <w:proofErr w:type="spellStart"/>
-                            <w:r>
-                              <w:t>konyvek</w:t>
-                            </w:r>
-                            <w:proofErr w:type="spellEnd"/>
-                            <w:r>
-                              <w:t>/</w:t>
-                            </w:r>
-                            <w:proofErr w:type="spellStart"/>
-                            <w:r>
-                              <w:t>search?</w:t>
-                            </w:r>
-                            <w:r>
-                              <w:t>cim</w:t>
-                            </w:r>
-                            <w:proofErr w:type="spellEnd"/>
-                            <w:r>
-                              <w:t xml:space="preserve">=’’ : A </w:t>
-                            </w:r>
-                            <w:r>
-                              <w:t>cím</w:t>
-                            </w:r>
-                            <w:r>
-                              <w:t xml:space="preserve"> alapján szűr. </w:t>
-                            </w:r>
-                          </w:p>
-                          <w:p>
-                            <w:pPr>
-                              <w:ind w:left="360"/>
-                            </w:pPr>
-                            <w:r>
-                              <w:t xml:space="preserve">A szűrések együtt is működnek. </w:t>
-                            </w:r>
-                          </w:p>
-                          <w:p>
-                            <w:pPr>
-                              <w:pStyle w:val="Listaszerbekezds"/>
-                              <w:numPr>
-                                <w:ilvl w:val="0"/>
-                                <w:numId w:val="4"/>
-                              </w:numPr>
-                            </w:pPr>
-                            <w:r>
-                              <w:t>/</w:t>
-                            </w:r>
-                            <w:proofErr w:type="spellStart"/>
-                            <w:r>
-                              <w:t>konyvek</w:t>
-                            </w:r>
-                            <w:proofErr w:type="spellEnd"/>
-                            <w:r>
-                              <w:t xml:space="preserve">/:ISBN : Az ISBN alapján tudunk törölni az adatbázisból adatot. A </w:t>
-                            </w:r>
-                            <w:proofErr w:type="spellStart"/>
-                            <w:r>
-                              <w:t>kapcsolo_fordito</w:t>
-                            </w:r>
-                            <w:proofErr w:type="spellEnd"/>
-                            <w:r>
-                              <w:t xml:space="preserve">, </w:t>
-                            </w:r>
-                            <w:proofErr w:type="spellStart"/>
-                            <w:r>
-                              <w:t>kapcsolo_szerzo</w:t>
-                            </w:r>
-                            <w:proofErr w:type="spellEnd"/>
-                            <w:r>
-                              <w:t xml:space="preserve">, </w:t>
-                            </w:r>
-                            <w:proofErr w:type="spellStart"/>
-                            <w:r>
-                              <w:t>kapcsolo_illusztrator</w:t>
-                            </w:r>
-                            <w:proofErr w:type="spellEnd"/>
-                            <w:r>
-                              <w:t xml:space="preserve">, és a termék táblákból történik a törlés. </w:t>
-                            </w:r>
-                          </w:p>
-                        </w:txbxContent>
-                      </wps:txbx>
-                      <wps:bodyPr rot="0" vert="horz" wrap="square" lIns="91440" tIns="45720" rIns="91440" bIns="45720" anchor="t" anchorCtr="0">
-                        <a:noAutofit/>
-                      </wps:bodyPr>
-                    </wps:wsp>
-                  </a:graphicData>
-                </a:graphic>
-                <wp14:sizeRelH relativeFrom="margin">
-                  <wp14:pctWidth>0</wp14:pctWidth>
-                </wp14:sizeRelH>
-                <wp14:sizeRelV relativeFrom="margin">
-                  <wp14:pctHeight>0</wp14:pctHeight>
-                </wp14:sizeRelV>
-              </wp:anchor>
-            </w:drawing>
-          </mc:Choice>
-          <mc:Fallback>
-            <w:pict>
-              <v:shapetype id="_x0000_t202" coordsize="21600,21600" o:spt="202" path="m,l,21600r21600,l21600,xe">
-                <v:stroke joinstyle="miter"/>
-                <v:path gradientshapeok="t" o:connecttype="rect"/>
-              </v:shapetype>
-              <v:shape id="Szövegdoboz 2" o:spid="_x0000_s1026" type="#_x0000_t202" style="position:absolute;margin-left:0;margin-top:249.95pt;width:468pt;height:447.75pt;z-index:251663360;visibility:visible;mso-wrap-style:square;mso-width-percent:0;mso-height-percent:0;mso-wrap-distance-left:9pt;mso-wrap-distance-top:3.6pt;mso-wrap-distance-right:9pt;mso-wrap-distance-bottom:3.6pt;mso-position-horizontal:left;mso-position-horizontal-relative:margin;mso-position-vertical:absolute;mso-position-vertical-relative:text;mso-width-percent:0;mso-height-percent:0;mso-width-relative:margin;mso-height-relative:margin;v-text-anchor:top" o:gfxdata="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" strokecolor="white [3212]">
-                <v:textbox>
-                  <w:txbxContent>
-                    <w:p>
-                      <w:r>
-                        <w:t xml:space="preserve">Az oldal végpontjai a következők: </w:t>
-                      </w:r>
-                    </w:p>
-                    <w:p>
-                      <w:pPr>
-                        <w:pStyle w:val="Listaszerbekezds"/>
-                        <w:numPr>
-                          <w:ilvl w:val="0"/>
-                          <w:numId w:val="2"/>
-                        </w:numPr>
-                      </w:pPr>
-                      <w:r>
-                        <w:t>/</w:t>
-                      </w:r>
-                      <w:proofErr w:type="spellStart"/>
-                      <w:r>
-                        <w:t>konyvek</w:t>
-                      </w:r>
-                      <w:proofErr w:type="spellEnd"/>
-                      <w:r>
-                        <w:t>: Az összes terméket kiadja.</w:t>
-                      </w:r>
-                    </w:p>
-                    <w:p>
-                      <w:pPr>
-                        <w:pStyle w:val="Listaszerbekezds"/>
-                        <w:numPr>
-                          <w:ilvl w:val="0"/>
-                          <w:numId w:val="2"/>
-                        </w:numPr>
-                      </w:pPr>
-                      <w:r>
-                        <w:t>/</w:t>
-                      </w:r>
-                      <w:proofErr w:type="spellStart"/>
-                      <w:r>
-                        <w:t>konyvek</w:t>
-                      </w:r>
-                      <w:proofErr w:type="spellEnd"/>
-                      <w:r>
-                        <w:t>/</w:t>
-                      </w:r>
-                      <w:proofErr w:type="spellStart"/>
-                      <w:r>
-                        <w:t>search?szerz</w:t>
-                      </w:r>
-                      <w:proofErr w:type="spellEnd"/>
-                      <w:r>
-                        <w:t xml:space="preserve">=’’ : A szerzők neve alapján szűr. </w:t>
-                      </w:r>
-                    </w:p>
-                    <w:p>
-                      <w:pPr>
-                        <w:pStyle w:val="Listaszerbekezds"/>
-                        <w:numPr>
-                          <w:ilvl w:val="0"/>
-                          <w:numId w:val="2"/>
-                        </w:numPr>
-                      </w:pPr>
-                      <w:r>
-                        <w:t>/</w:t>
-                      </w:r>
-                      <w:proofErr w:type="spellStart"/>
-                      <w:r>
-                        <w:t>konyvek</w:t>
-                      </w:r>
-                      <w:proofErr w:type="spellEnd"/>
-                      <w:r>
-                        <w:t>/</w:t>
-                      </w:r>
-                      <w:proofErr w:type="spellStart"/>
-                      <w:r>
-                        <w:t>search?</w:t>
-                      </w:r>
-                      <w:r>
-                        <w:t>illusz</w:t>
-                      </w:r>
-                      <w:proofErr w:type="spellEnd"/>
-                      <w:r>
-                        <w:t>=’’ : A</w:t>
-                      </w:r>
-                      <w:r>
-                        <w:t>z illusztrátorok</w:t>
-                      </w:r>
-                      <w:r>
-                        <w:t xml:space="preserve"> neve alapján szűr. </w:t>
-                      </w:r>
-                    </w:p>
-                    <w:p>
-                      <w:pPr>
-                        <w:pStyle w:val="Listaszerbekezds"/>
-                        <w:numPr>
-                          <w:ilvl w:val="0"/>
-                          <w:numId w:val="2"/>
-                        </w:numPr>
-                      </w:pPr>
-                      <w:r>
-                        <w:t>/</w:t>
-                      </w:r>
-                      <w:proofErr w:type="spellStart"/>
-                      <w:r>
-                        <w:t>konyvek</w:t>
-                      </w:r>
-                      <w:proofErr w:type="spellEnd"/>
-                      <w:r>
-                        <w:t>/</w:t>
-                      </w:r>
-                      <w:proofErr w:type="spellStart"/>
-                      <w:r>
-                        <w:t>search?</w:t>
-                      </w:r>
-                      <w:r>
-                        <w:t>nyelv</w:t>
-                      </w:r>
-                      <w:proofErr w:type="spellEnd"/>
-                      <w:r>
-                        <w:t xml:space="preserve">=’’ : A </w:t>
-                      </w:r>
-                      <w:r>
-                        <w:t xml:space="preserve">nyelv </w:t>
-                      </w:r>
-                      <w:r>
-                        <w:t xml:space="preserve">alapján szűr. </w:t>
-                      </w:r>
-                    </w:p>
-                    <w:p>
-                      <w:pPr>
-                        <w:pStyle w:val="Listaszerbekezds"/>
-                        <w:numPr>
-                          <w:ilvl w:val="0"/>
-                          <w:numId w:val="2"/>
-                        </w:numPr>
-                      </w:pPr>
-                      <w:r>
-                        <w:t>/</w:t>
-                      </w:r>
-                      <w:proofErr w:type="spellStart"/>
-                      <w:r>
-                        <w:t>konyvek</w:t>
-                      </w:r>
-                      <w:proofErr w:type="spellEnd"/>
-                      <w:r>
-                        <w:t>/</w:t>
-                      </w:r>
-                      <w:proofErr w:type="spellStart"/>
-                      <w:r>
-                        <w:t>search?</w:t>
-                      </w:r>
-                      <w:r>
-                        <w:t>kat</w:t>
-                      </w:r>
-                      <w:proofErr w:type="spellEnd"/>
-                      <w:r>
-                        <w:t xml:space="preserve">=’’ : A </w:t>
-                      </w:r>
-                      <w:r>
-                        <w:t>kategóriák</w:t>
-                      </w:r>
-                      <w:r>
-                        <w:t xml:space="preserve"> alapján szűr. </w:t>
-                      </w:r>
-                    </w:p>
-                    <w:p>
-                      <w:pPr>
-                        <w:pStyle w:val="Listaszerbekezds"/>
-                        <w:numPr>
-                          <w:ilvl w:val="0"/>
-                          <w:numId w:val="2"/>
-                        </w:numPr>
-                      </w:pPr>
-                      <w:r>
-                        <w:t>/</w:t>
-                      </w:r>
-                      <w:proofErr w:type="spellStart"/>
-                      <w:r>
-                        <w:t>konyvek</w:t>
-                      </w:r>
-                      <w:proofErr w:type="spellEnd"/>
-                      <w:r>
-                        <w:t>/</w:t>
-                      </w:r>
-                      <w:proofErr w:type="spellStart"/>
-                      <w:r>
-                        <w:t>search?</w:t>
-                      </w:r>
-                      <w:r>
-                        <w:t>kiado</w:t>
-                      </w:r>
-                      <w:proofErr w:type="spellEnd"/>
-                      <w:r>
-                        <w:t xml:space="preserve">=’’ : A </w:t>
-                      </w:r>
-                      <w:r>
-                        <w:t>kiadó</w:t>
-                      </w:r>
-                      <w:r>
-                        <w:t xml:space="preserve"> alapján szűr. </w:t>
-                      </w:r>
-                    </w:p>
-                    <w:p>
-                      <w:pPr>
-                        <w:pStyle w:val="Listaszerbekezds"/>
-                        <w:numPr>
-                          <w:ilvl w:val="0"/>
-                          <w:numId w:val="2"/>
-                        </w:numPr>
-                      </w:pPr>
-                      <w:r>
-                        <w:t>/</w:t>
-                      </w:r>
-                      <w:proofErr w:type="spellStart"/>
-                      <w:r>
-                        <w:t>konyvek</w:t>
-                      </w:r>
-                      <w:proofErr w:type="spellEnd"/>
-                      <w:r>
-                        <w:t>/</w:t>
-                      </w:r>
-                      <w:proofErr w:type="spellStart"/>
-                      <w:r>
-                        <w:t>search?</w:t>
-                      </w:r>
-                      <w:r>
-                        <w:t>cim</w:t>
-                      </w:r>
-                      <w:proofErr w:type="spellEnd"/>
-                      <w:r>
-                        <w:t xml:space="preserve">=’’ : A </w:t>
-                      </w:r>
-                      <w:r>
-                        <w:t>cím</w:t>
-                      </w:r>
-                      <w:r>
-                        <w:t xml:space="preserve"> alapján szűr. </w:t>
-                      </w:r>
-                    </w:p>
-                    <w:p>
-                      <w:pPr>
-                        <w:ind w:left="360"/>
-                      </w:pPr>
-                      <w:r>
-                        <w:t xml:space="preserve">A szűrések együtt is működnek. </w:t>
-                      </w:r>
-                    </w:p>
-                    <w:p>
-                      <w:pPr>
-                        <w:pStyle w:val="Listaszerbekezds"/>
-                        <w:numPr>
-                          <w:ilvl w:val="0"/>
-                          <w:numId w:val="4"/>
-                        </w:numPr>
-                      </w:pPr>
-                      <w:r>
-                        <w:t>/</w:t>
-                      </w:r>
-                      <w:proofErr w:type="spellStart"/>
-                      <w:r>
-                        <w:t>konyvek</w:t>
-                      </w:r>
-                      <w:proofErr w:type="spellEnd"/>
-                      <w:r>
-                        <w:t xml:space="preserve">/:ISBN : Az ISBN alapján tudunk törölni az adatbázisból adatot. A </w:t>
-                      </w:r>
-                      <w:proofErr w:type="spellStart"/>
-                      <w:r>
-                        <w:t>kapcsolo_fordito</w:t>
-                      </w:r>
-                      <w:proofErr w:type="spellEnd"/>
-                      <w:r>
-                        <w:t xml:space="preserve">, </w:t>
-                      </w:r>
-                      <w:proofErr w:type="spellStart"/>
-                      <w:r>
-                        <w:t>kapcsolo_szerzo</w:t>
-                      </w:r>
-                      <w:proofErr w:type="spellEnd"/>
-                      <w:r>
-                        <w:t xml:space="preserve">, </w:t>
-                      </w:r>
-                      <w:proofErr w:type="spellStart"/>
-                      <w:r>
-                        <w:t>kapcsolo_illusztrator</w:t>
-                      </w:r>
-                      <w:proofErr w:type="spellEnd"/>
-                      <w:r>
-                        <w:t xml:space="preserve">, és a termék táblákból történik a törlés. </w:t>
-                      </w:r>
-                    </w:p>
-                  </w:txbxContent>
-                </v:textbox>
-                <w10:wrap type="square" anchorx="margin"/>
-              </v:shape>
-            </w:pict>
-          </mc:Fallback>
-        </mc:AlternateContent>
+        <w:br/>
       </w:r>
       <w:r>
         <w:rPr>
           <w:noProof/>
+        </w:rPr>
+        <w:br/>
+      </w:r>
+      <w:r>
+        <w:rPr>
+          <w:noProof/>
+        </w:rPr>
+        <w:br/>
+      </w:r>
+      <w:r>
+        <w:rPr>
+          <w:noProof/>
+        </w:rPr>
+        <w:br/>
+      </w:r>
+      <w:r>
+        <w:rPr>
+          <w:noProof/>
+        </w:rPr>
+        <w:br/>
+      </w:r>
+      <w:r>
+        <w:rPr>
+          <w:noProof/>
+        </w:rPr>
+        <w:br/>
+      </w:r>
+      <w:r>
+        <w:rPr>
+          <w:noProof/>
+        </w:rPr>
+        <w:br/>
+      </w:r>
+      <w:r>
+        <w:rPr>
+          <w:noProof/>
+        </w:rPr>
+        <w:br/>
+      </w:r>
+      <w:r>
+        <w:rPr>
+          <w:noProof/>
+        </w:rPr>
+        <w:br/>
+      </w:r>
+      <w:r>
+        <w:rPr>
+          <w:noProof/>
+        </w:rPr>
+        <w:br/>
+      </w:r>
+      <w:r>
+        <w:rPr>
+          <w:noProof/>
+        </w:rPr>
+        <w:br/>
+      </w:r>
+      <w:r>
+        <w:rPr>
+          <w:noProof/>
+        </w:rPr>
+        <w:br/>
+      </w:r>
+      <w:r>
+        <w:rPr>
+          <w:noProof/>
+        </w:rPr>
+        <w:br/>
+      </w:r>
+      <w:r>
+        <w:rPr>
+          <w:noProof/>
+        </w:rPr>
+        <w:br/>
+      </w:r>
+      <w:r>
+        <w:rPr>
+          <w:noProof/>
+        </w:rPr>
+        <w:br/>
+      </w:r>
+      <w:r>
+        <w:rPr>
+          <w:noProof/>
+        </w:rPr>
+        <w:br/>
+        <w:t>1.1. Borító tábla:</w:t>
+      </w:r>
+      <w:r>
+        <w:rPr>
+          <w:noProof/>
+        </w:rPr>
+        <w:br/>
+      </w:r>
+      <w:r>
+        <w:rPr>
+          <w:noProof/>
+          <w:lang w:eastAsia="hu-HU"/>
         </w:rPr>
         <w:drawing>
           <wp:anchor distT="0" distB="0" distL="114300" distR="114300" simplePos="0" relativeHeight="251661312" behindDoc="1" locked="0" layoutInCell="1" allowOverlap="1" wp14:anchorId="6F05E83B">
             <wp:simplePos x="0" y="0"/>
             <wp:positionH relativeFrom="margin">
-              <wp:align>right</wp:align>
+              <wp:posOffset>-101407</wp:posOffset>
             </wp:positionH>
             <wp:positionV relativeFrom="paragraph">
-              <wp:posOffset>-509270</wp:posOffset>
+              <wp:posOffset>-833617</wp:posOffset>
             </wp:positionV>
             <wp:extent cx="5760720" cy="3640455"/>
             <wp:effectExtent l="0" t="0" r="0" b="0"/>
@@ -1228,9 +667,6275 @@
                 </pic:pic>
               </a:graphicData>
             </a:graphic>
+            <wp14:sizeRelH relativeFrom="margin">
+              <wp14:pctWidth>0</wp14:pctWidth>
+            </wp14:sizeRelH>
+            <wp14:sizeRelV relativeFrom="margin">
+              <wp14:pctHeight>0</wp14:pctHeight>
+            </wp14:sizeRelV>
           </wp:anchor>
         </w:drawing>
       </w:r>
+      <w:r>
+        <w:t xml:space="preserve"> </w:t>
+      </w:r>
+    </w:p>
+    <w:tbl>
+      <w:tblPr>
+        <w:tblStyle w:val="Rcsostblzat"/>
+        <w:tblW w:w="0" w:type="auto"/>
+        <w:tblLook w:val="04A0" w:firstRow="1" w:lastRow="0" w:firstColumn="1" w:lastColumn="0" w:noHBand="0" w:noVBand="1"/>
+      </w:tblPr>
+      <w:tblGrid>
+        <w:gridCol w:w="4531"/>
+        <w:gridCol w:w="4531"/>
+      </w:tblGrid>
+      <w:tr>
+        <w:tc>
+          <w:tcPr>
+            <w:tcW w:w="4531" w:type="dxa"/>
+          </w:tcPr>
+          <w:p>
+            <w:r>
+              <w:t>Borító tábla:</w:t>
+            </w:r>
+          </w:p>
+        </w:tc>
+        <w:tc>
+          <w:tcPr>
+            <w:tcW w:w="4531" w:type="dxa"/>
+          </w:tcPr>
+          <w:p>
+            <w:r>
+              <w:t>Adatai:</w:t>
+            </w:r>
+          </w:p>
+        </w:tc>
+      </w:tr>
+      <w:tr>
+        <w:tc>
+          <w:tcPr>
+            <w:tcW w:w="4531" w:type="dxa"/>
+          </w:tcPr>
+          <w:p>
+            <w:pPr>
+              <w:jc w:val="center"/>
+            </w:pPr>
+            <w:r>
+              <w:rPr>
+                <w:noProof/>
+                <w:lang w:eastAsia="hu-HU"/>
+              </w:rPr>
+              <w:drawing>
+                <wp:inline distT="0" distB="0" distL="0" distR="0" wp14:anchorId="70E0D199" wp14:editId="52884D2F">
+                  <wp:extent cx="2133898" cy="1505160"/>
+                  <wp:effectExtent l="0" t="0" r="0" b="0"/>
+                  <wp:docPr id="6" name="Kép 6"/>
+                  <wp:cNvGraphicFramePr>
+                    <a:graphicFrameLocks xmlns:a="http://schemas.openxmlformats.org/drawingml/2006/main" noChangeAspect="1"/>
+                  </wp:cNvGraphicFramePr>
+                  <a:graphic xmlns:a="http://schemas.openxmlformats.org/drawingml/2006/main">
+                    <a:graphicData uri="http://schemas.openxmlformats.org/drawingml/2006/picture">
+                      <pic:pic xmlns:pic="http://schemas.openxmlformats.org/drawingml/2006/picture">
+                        <pic:nvPicPr>
+                          <pic:cNvPr id="1" name=""/>
+                          <pic:cNvPicPr/>
+                        </pic:nvPicPr>
+                        <pic:blipFill>
+                          <a:blip r:embed="rId8"/>
+                          <a:stretch>
+                            <a:fillRect/>
+                          </a:stretch>
+                        </pic:blipFill>
+                        <pic:spPr>
+                          <a:xfrm>
+                            <a:off x="0" y="0"/>
+                            <a:ext cx="2133898" cy="1505160"/>
+                          </a:xfrm>
+                          <a:prstGeom prst="rect">
+                            <a:avLst/>
+                          </a:prstGeom>
+                        </pic:spPr>
+                      </pic:pic>
+                    </a:graphicData>
+                  </a:graphic>
+                </wp:inline>
+              </w:drawing>
+            </w:r>
+          </w:p>
+        </w:tc>
+        <w:tc>
+          <w:tcPr>
+            <w:tcW w:w="4531" w:type="dxa"/>
+          </w:tcPr>
+          <w:p/>
+          <w:p>
+            <w:r>
+              <w:t>Borító tábla:</w:t>
+            </w:r>
+          </w:p>
+          <w:p>
+            <w:pPr>
+              <w:pStyle w:val="Listaszerbekezds"/>
+              <w:numPr>
+                <w:ilvl w:val="0"/>
+                <w:numId w:val="5"/>
+              </w:numPr>
+            </w:pPr>
+            <w:proofErr w:type="spellStart"/>
+            <w:r>
+              <w:t>id</w:t>
+            </w:r>
+            <w:proofErr w:type="spellEnd"/>
+            <w:r>
+              <w:t xml:space="preserve"> (INT): egyedi azonosító </w:t>
+            </w:r>
+            <w:proofErr w:type="spellStart"/>
+            <w:r>
+              <w:t>Auto</w:t>
+            </w:r>
+            <w:proofErr w:type="spellEnd"/>
+            <w:r>
+              <w:t xml:space="preserve"> </w:t>
+            </w:r>
+            <w:proofErr w:type="spellStart"/>
+            <w:r>
+              <w:t>incrementel</w:t>
+            </w:r>
+            <w:proofErr w:type="spellEnd"/>
+            <w:r>
+              <w:t xml:space="preserve"> növekszik.</w:t>
+            </w:r>
+          </w:p>
+          <w:p>
+            <w:pPr>
+              <w:pStyle w:val="Listaszerbekezds"/>
+              <w:numPr>
+                <w:ilvl w:val="0"/>
+                <w:numId w:val="5"/>
+              </w:numPr>
+            </w:pPr>
+            <w:proofErr w:type="spellStart"/>
+            <w:r>
+              <w:t>borito_nev</w:t>
+            </w:r>
+            <w:proofErr w:type="spellEnd"/>
+            <w:r>
+              <w:t xml:space="preserve"> </w:t>
+            </w:r>
+            <w:proofErr w:type="gramStart"/>
+            <w:r>
+              <w:t>VARCHAR(</w:t>
+            </w:r>
+            <w:proofErr w:type="gramEnd"/>
+            <w:r>
+              <w:t xml:space="preserve">150): A borító nevét tárolja el. </w:t>
+            </w:r>
+          </w:p>
+        </w:tc>
+      </w:tr>
+    </w:tbl>
+    <w:p/>
+    <w:p>
+      <w:r>
+        <w:t>1.2. Típus tábla:</w:t>
+      </w:r>
+    </w:p>
+    <w:tbl>
+      <w:tblPr>
+        <w:tblStyle w:val="Rcsostblzat"/>
+        <w:tblW w:w="0" w:type="auto"/>
+        <w:tblLook w:val="04A0" w:firstRow="1" w:lastRow="0" w:firstColumn="1" w:lastColumn="0" w:noHBand="0" w:noVBand="1"/>
+      </w:tblPr>
+      <w:tblGrid>
+        <w:gridCol w:w="4531"/>
+        <w:gridCol w:w="4531"/>
+      </w:tblGrid>
+      <w:tr>
+        <w:tc>
+          <w:tcPr>
+            <w:tcW w:w="4531" w:type="dxa"/>
+          </w:tcPr>
+          <w:p>
+            <w:r>
+              <w:t>Típus tábla:</w:t>
+            </w:r>
+          </w:p>
+        </w:tc>
+        <w:tc>
+          <w:tcPr>
+            <w:tcW w:w="4531" w:type="dxa"/>
+          </w:tcPr>
+          <w:p>
+            <w:r>
+              <w:t>Adatai:</w:t>
+            </w:r>
+          </w:p>
+        </w:tc>
+      </w:tr>
+      <w:tr>
+        <w:tc>
+          <w:tcPr>
+            <w:tcW w:w="4531" w:type="dxa"/>
+          </w:tcPr>
+          <w:p>
+            <w:pPr>
+              <w:jc w:val="center"/>
+            </w:pPr>
+            <w:r>
+              <w:rPr>
+                <w:noProof/>
+                <w:lang w:eastAsia="hu-HU"/>
+              </w:rPr>
+              <w:drawing>
+                <wp:inline distT="0" distB="0" distL="0" distR="0" wp14:anchorId="156648DF" wp14:editId="2500FD2C">
+                  <wp:extent cx="2085975" cy="1466850"/>
+                  <wp:effectExtent l="0" t="0" r="9525" b="0"/>
+                  <wp:docPr id="8" name="Kép 8"/>
+                  <wp:cNvGraphicFramePr>
+                    <a:graphicFrameLocks xmlns:a="http://schemas.openxmlformats.org/drawingml/2006/main" noChangeAspect="1"/>
+                  </wp:cNvGraphicFramePr>
+                  <a:graphic xmlns:a="http://schemas.openxmlformats.org/drawingml/2006/main">
+                    <a:graphicData uri="http://schemas.openxmlformats.org/drawingml/2006/picture">
+                      <pic:pic xmlns:pic="http://schemas.openxmlformats.org/drawingml/2006/picture">
+                        <pic:nvPicPr>
+                          <pic:cNvPr id="1" name=""/>
+                          <pic:cNvPicPr/>
+                        </pic:nvPicPr>
+                        <pic:blipFill>
+                          <a:blip r:embed="rId9"/>
+                          <a:stretch>
+                            <a:fillRect/>
+                          </a:stretch>
+                        </pic:blipFill>
+                        <pic:spPr>
+                          <a:xfrm>
+                            <a:off x="0" y="0"/>
+                            <a:ext cx="2086268" cy="1467056"/>
+                          </a:xfrm>
+                          <a:prstGeom prst="rect">
+                            <a:avLst/>
+                          </a:prstGeom>
+                        </pic:spPr>
+                      </pic:pic>
+                    </a:graphicData>
+                  </a:graphic>
+                </wp:inline>
+              </w:drawing>
+            </w:r>
+          </w:p>
+        </w:tc>
+        <w:tc>
+          <w:tcPr>
+            <w:tcW w:w="4531" w:type="dxa"/>
+          </w:tcPr>
+          <w:p/>
+          <w:p>
+            <w:r>
+              <w:t>Típus tábla:</w:t>
+            </w:r>
+          </w:p>
+          <w:p>
+            <w:pPr>
+              <w:pStyle w:val="Listaszerbekezds"/>
+              <w:numPr>
+                <w:ilvl w:val="0"/>
+                <w:numId w:val="5"/>
+              </w:numPr>
+            </w:pPr>
+            <w:proofErr w:type="spellStart"/>
+            <w:r>
+              <w:t>id</w:t>
+            </w:r>
+            <w:proofErr w:type="spellEnd"/>
+            <w:r>
+              <w:t xml:space="preserve"> (INT): egyedi azonosító </w:t>
+            </w:r>
+            <w:proofErr w:type="spellStart"/>
+            <w:r>
+              <w:t>Auto</w:t>
+            </w:r>
+            <w:proofErr w:type="spellEnd"/>
+            <w:r>
+              <w:t xml:space="preserve"> </w:t>
+            </w:r>
+            <w:proofErr w:type="spellStart"/>
+            <w:r>
+              <w:t>incrementel</w:t>
+            </w:r>
+            <w:proofErr w:type="spellEnd"/>
+            <w:r>
+              <w:t xml:space="preserve"> növekszik.</w:t>
+            </w:r>
+          </w:p>
+          <w:p>
+            <w:pPr>
+              <w:pStyle w:val="Listaszerbekezds"/>
+              <w:numPr>
+                <w:ilvl w:val="0"/>
+                <w:numId w:val="5"/>
+              </w:numPr>
+            </w:pPr>
+            <w:proofErr w:type="spellStart"/>
+            <w:r>
+              <w:t>tipus_nev</w:t>
+            </w:r>
+            <w:proofErr w:type="spellEnd"/>
+            <w:r>
+              <w:t xml:space="preserve"> </w:t>
+            </w:r>
+            <w:proofErr w:type="gramStart"/>
+            <w:r>
+              <w:t>VARCHAR(</w:t>
+            </w:r>
+            <w:proofErr w:type="gramEnd"/>
+            <w:r>
+              <w:t>150): A különböző típusú könyvek nevét tárolja el. (</w:t>
+            </w:r>
+            <w:proofErr w:type="spellStart"/>
+            <w:r>
+              <w:t>pl</w:t>
+            </w:r>
+            <w:proofErr w:type="spellEnd"/>
+            <w:r>
+              <w:t xml:space="preserve">: fizikai könyv, e-könyv, </w:t>
+            </w:r>
+            <w:proofErr w:type="spellStart"/>
+            <w:r>
+              <w:t>antkvárium</w:t>
+            </w:r>
+            <w:proofErr w:type="spellEnd"/>
+            <w:r>
+              <w:t xml:space="preserve">) </w:t>
+            </w:r>
+          </w:p>
+        </w:tc>
+      </w:tr>
+    </w:tbl>
+    <w:p/>
+    <w:p>
+      <w:r>
+        <w:t>1.3. Nyelv tábla:</w:t>
+      </w:r>
+    </w:p>
+    <w:tbl>
+      <w:tblPr>
+        <w:tblStyle w:val="Rcsostblzat"/>
+        <w:tblW w:w="0" w:type="auto"/>
+        <w:tblLook w:val="04A0" w:firstRow="1" w:lastRow="0" w:firstColumn="1" w:lastColumn="0" w:noHBand="0" w:noVBand="1"/>
+      </w:tblPr>
+      <w:tblGrid>
+        <w:gridCol w:w="4531"/>
+        <w:gridCol w:w="4531"/>
+      </w:tblGrid>
+      <w:tr>
+        <w:tc>
+          <w:tcPr>
+            <w:tcW w:w="4531" w:type="dxa"/>
+          </w:tcPr>
+          <w:p>
+            <w:r>
+              <w:t>Nyelv tábla:</w:t>
+            </w:r>
+          </w:p>
+        </w:tc>
+        <w:tc>
+          <w:tcPr>
+            <w:tcW w:w="4531" w:type="dxa"/>
+          </w:tcPr>
+          <w:p>
+            <w:r>
+              <w:t>Adatai:</w:t>
+            </w:r>
+          </w:p>
+        </w:tc>
+      </w:tr>
+      <w:tr>
+        <w:tc>
+          <w:tcPr>
+            <w:tcW w:w="4531" w:type="dxa"/>
+          </w:tcPr>
+          <w:p>
+            <w:pPr>
+              <w:jc w:val="center"/>
+            </w:pPr>
+            <w:r>
+              <w:rPr>
+                <w:noProof/>
+                <w:lang w:eastAsia="hu-HU"/>
+              </w:rPr>
+              <w:lastRenderedPageBreak/>
+              <w:drawing>
+                <wp:inline distT="0" distB="0" distL="0" distR="0" wp14:anchorId="232DDB79" wp14:editId="6A24EFDB">
+                  <wp:extent cx="2029108" cy="1428949"/>
+                  <wp:effectExtent l="0" t="0" r="9525" b="0"/>
+                  <wp:docPr id="11" name="Kép 11"/>
+                  <wp:cNvGraphicFramePr>
+                    <a:graphicFrameLocks xmlns:a="http://schemas.openxmlformats.org/drawingml/2006/main" noChangeAspect="1"/>
+                  </wp:cNvGraphicFramePr>
+                  <a:graphic xmlns:a="http://schemas.openxmlformats.org/drawingml/2006/main">
+                    <a:graphicData uri="http://schemas.openxmlformats.org/drawingml/2006/picture">
+                      <pic:pic xmlns:pic="http://schemas.openxmlformats.org/drawingml/2006/picture">
+                        <pic:nvPicPr>
+                          <pic:cNvPr id="1" name=""/>
+                          <pic:cNvPicPr/>
+                        </pic:nvPicPr>
+                        <pic:blipFill>
+                          <a:blip r:embed="rId10"/>
+                          <a:stretch>
+                            <a:fillRect/>
+                          </a:stretch>
+                        </pic:blipFill>
+                        <pic:spPr>
+                          <a:xfrm>
+                            <a:off x="0" y="0"/>
+                            <a:ext cx="2029108" cy="1428949"/>
+                          </a:xfrm>
+                          <a:prstGeom prst="rect">
+                            <a:avLst/>
+                          </a:prstGeom>
+                        </pic:spPr>
+                      </pic:pic>
+                    </a:graphicData>
+                  </a:graphic>
+                </wp:inline>
+              </w:drawing>
+            </w:r>
+          </w:p>
+        </w:tc>
+        <w:tc>
+          <w:tcPr>
+            <w:tcW w:w="4531" w:type="dxa"/>
+          </w:tcPr>
+          <w:p/>
+          <w:p>
+            <w:r>
+              <w:t>Nyelv tábla:</w:t>
+            </w:r>
+          </w:p>
+          <w:p>
+            <w:pPr>
+              <w:pStyle w:val="Listaszerbekezds"/>
+              <w:numPr>
+                <w:ilvl w:val="0"/>
+                <w:numId w:val="5"/>
+              </w:numPr>
+            </w:pPr>
+            <w:proofErr w:type="spellStart"/>
+            <w:r>
+              <w:t>id</w:t>
+            </w:r>
+            <w:proofErr w:type="spellEnd"/>
+            <w:r>
+              <w:t xml:space="preserve"> (INT): egyedi azonosító </w:t>
+            </w:r>
+            <w:proofErr w:type="spellStart"/>
+            <w:r>
+              <w:t>Auto</w:t>
+            </w:r>
+            <w:proofErr w:type="spellEnd"/>
+            <w:r>
+              <w:t xml:space="preserve"> </w:t>
+            </w:r>
+            <w:proofErr w:type="spellStart"/>
+            <w:r>
+              <w:t>incrementel</w:t>
+            </w:r>
+            <w:proofErr w:type="spellEnd"/>
+            <w:r>
+              <w:t xml:space="preserve"> növekszik.</w:t>
+            </w:r>
+          </w:p>
+          <w:p>
+            <w:pPr>
+              <w:pStyle w:val="Listaszerbekezds"/>
+              <w:numPr>
+                <w:ilvl w:val="0"/>
+                <w:numId w:val="5"/>
+              </w:numPr>
+            </w:pPr>
+            <w:proofErr w:type="spellStart"/>
+            <w:r>
+              <w:t>nyelv_nev</w:t>
+            </w:r>
+            <w:proofErr w:type="spellEnd"/>
+            <w:r>
+              <w:t xml:space="preserve"> </w:t>
+            </w:r>
+            <w:proofErr w:type="gramStart"/>
+            <w:r>
+              <w:t>VARCHAR(</w:t>
+            </w:r>
+            <w:proofErr w:type="gramEnd"/>
+            <w:r>
+              <w:t xml:space="preserve">150): A nyelv nevét tárolja el. </w:t>
+            </w:r>
+          </w:p>
+        </w:tc>
+      </w:tr>
+    </w:tbl>
+    <w:p/>
+    <w:p>
+      <w:r>
+        <w:t>1.4. Kiadó tábla:</w:t>
+      </w:r>
+    </w:p>
+    <w:tbl>
+      <w:tblPr>
+        <w:tblStyle w:val="Rcsostblzat"/>
+        <w:tblW w:w="0" w:type="auto"/>
+        <w:tblLook w:val="04A0" w:firstRow="1" w:lastRow="0" w:firstColumn="1" w:lastColumn="0" w:noHBand="0" w:noVBand="1"/>
+      </w:tblPr>
+      <w:tblGrid>
+        <w:gridCol w:w="4531"/>
+        <w:gridCol w:w="4531"/>
+      </w:tblGrid>
+      <w:tr>
+        <w:tc>
+          <w:tcPr>
+            <w:tcW w:w="4531" w:type="dxa"/>
+          </w:tcPr>
+          <w:p>
+            <w:r>
+              <w:t>Kiadó tábla:</w:t>
+            </w:r>
+          </w:p>
+        </w:tc>
+        <w:tc>
+          <w:tcPr>
+            <w:tcW w:w="4531" w:type="dxa"/>
+          </w:tcPr>
+          <w:p>
+            <w:r>
+              <w:t>Adatai:</w:t>
+            </w:r>
+          </w:p>
+        </w:tc>
+      </w:tr>
+      <w:tr>
+        <w:tc>
+          <w:tcPr>
+            <w:tcW w:w="4531" w:type="dxa"/>
+          </w:tcPr>
+          <w:p>
+            <w:pPr>
+              <w:jc w:val="center"/>
+            </w:pPr>
+            <w:r>
+              <w:rPr>
+                <w:noProof/>
+                <w:lang w:eastAsia="hu-HU"/>
+              </w:rPr>
+              <w:drawing>
+                <wp:inline distT="0" distB="0" distL="0" distR="0" wp14:anchorId="7A5D7023" wp14:editId="15D8A5EC">
+                  <wp:extent cx="2048161" cy="1428949"/>
+                  <wp:effectExtent l="0" t="0" r="9525" b="0"/>
+                  <wp:docPr id="13" name="Kép 13"/>
+                  <wp:cNvGraphicFramePr>
+                    <a:graphicFrameLocks xmlns:a="http://schemas.openxmlformats.org/drawingml/2006/main" noChangeAspect="1"/>
+                  </wp:cNvGraphicFramePr>
+                  <a:graphic xmlns:a="http://schemas.openxmlformats.org/drawingml/2006/main">
+                    <a:graphicData uri="http://schemas.openxmlformats.org/drawingml/2006/picture">
+                      <pic:pic xmlns:pic="http://schemas.openxmlformats.org/drawingml/2006/picture">
+                        <pic:nvPicPr>
+                          <pic:cNvPr id="1" name=""/>
+                          <pic:cNvPicPr/>
+                        </pic:nvPicPr>
+                        <pic:blipFill>
+                          <a:blip r:embed="rId11"/>
+                          <a:stretch>
+                            <a:fillRect/>
+                          </a:stretch>
+                        </pic:blipFill>
+                        <pic:spPr>
+                          <a:xfrm>
+                            <a:off x="0" y="0"/>
+                            <a:ext cx="2048161" cy="1428949"/>
+                          </a:xfrm>
+                          <a:prstGeom prst="rect">
+                            <a:avLst/>
+                          </a:prstGeom>
+                        </pic:spPr>
+                      </pic:pic>
+                    </a:graphicData>
+                  </a:graphic>
+                </wp:inline>
+              </w:drawing>
+            </w:r>
+          </w:p>
+        </w:tc>
+        <w:tc>
+          <w:tcPr>
+            <w:tcW w:w="4531" w:type="dxa"/>
+          </w:tcPr>
+          <w:p/>
+          <w:p>
+            <w:r>
+              <w:t>Kiadó tábla:</w:t>
+            </w:r>
+          </w:p>
+          <w:p>
+            <w:pPr>
+              <w:pStyle w:val="Listaszerbekezds"/>
+              <w:numPr>
+                <w:ilvl w:val="0"/>
+                <w:numId w:val="5"/>
+              </w:numPr>
+            </w:pPr>
+            <w:proofErr w:type="spellStart"/>
+            <w:r>
+              <w:t>id</w:t>
+            </w:r>
+            <w:proofErr w:type="spellEnd"/>
+            <w:r>
+              <w:t xml:space="preserve"> (INT): egyedi azonosító </w:t>
+            </w:r>
+            <w:proofErr w:type="spellStart"/>
+            <w:r>
+              <w:t>Auto</w:t>
+            </w:r>
+            <w:proofErr w:type="spellEnd"/>
+            <w:r>
+              <w:t xml:space="preserve"> </w:t>
+            </w:r>
+            <w:proofErr w:type="spellStart"/>
+            <w:r>
+              <w:t>incrementel</w:t>
+            </w:r>
+            <w:proofErr w:type="spellEnd"/>
+            <w:r>
+              <w:t xml:space="preserve"> növekszik.</w:t>
+            </w:r>
+          </w:p>
+          <w:p>
+            <w:pPr>
+              <w:pStyle w:val="Listaszerbekezds"/>
+              <w:numPr>
+                <w:ilvl w:val="0"/>
+                <w:numId w:val="5"/>
+              </w:numPr>
+            </w:pPr>
+            <w:proofErr w:type="spellStart"/>
+            <w:r>
+              <w:t>kiado_nev</w:t>
+            </w:r>
+            <w:proofErr w:type="spellEnd"/>
+            <w:r>
+              <w:t xml:space="preserve"> </w:t>
+            </w:r>
+            <w:proofErr w:type="gramStart"/>
+            <w:r>
+              <w:t>VARCHAR(</w:t>
+            </w:r>
+            <w:proofErr w:type="gramEnd"/>
+            <w:r>
+              <w:t xml:space="preserve">150): A kiadók nevét tárolja el. </w:t>
+            </w:r>
+          </w:p>
+        </w:tc>
+      </w:tr>
+    </w:tbl>
+    <w:p/>
+    <w:p>
+      <w:r>
+        <w:t xml:space="preserve">1.5. </w:t>
+      </w:r>
+      <w:proofErr w:type="gramStart"/>
+      <w:r>
+        <w:t>Illusztráció</w:t>
+      </w:r>
+      <w:proofErr w:type="gramEnd"/>
+      <w:r>
+        <w:t>:</w:t>
+      </w:r>
+    </w:p>
+    <w:tbl>
+      <w:tblPr>
+        <w:tblStyle w:val="Rcsostblzat"/>
+        <w:tblW w:w="0" w:type="auto"/>
+        <w:tblLook w:val="04A0" w:firstRow="1" w:lastRow="0" w:firstColumn="1" w:lastColumn="0" w:noHBand="0" w:noVBand="1"/>
+      </w:tblPr>
+      <w:tblGrid>
+        <w:gridCol w:w="4531"/>
+        <w:gridCol w:w="4531"/>
+      </w:tblGrid>
+      <w:tr>
+        <w:tc>
+          <w:tcPr>
+            <w:tcW w:w="4531" w:type="dxa"/>
+          </w:tcPr>
+          <w:p>
+            <w:proofErr w:type="gramStart"/>
+            <w:r>
+              <w:t>Illusztráció</w:t>
+            </w:r>
+            <w:proofErr w:type="gramEnd"/>
+            <w:r>
+              <w:t xml:space="preserve"> tábla:</w:t>
+            </w:r>
+          </w:p>
+        </w:tc>
+        <w:tc>
+          <w:tcPr>
+            <w:tcW w:w="4531" w:type="dxa"/>
+          </w:tcPr>
+          <w:p>
+            <w:r>
+              <w:t>Adatai:</w:t>
+            </w:r>
+          </w:p>
+        </w:tc>
+      </w:tr>
+      <w:tr>
+        <w:tc>
+          <w:tcPr>
+            <w:tcW w:w="4531" w:type="dxa"/>
+          </w:tcPr>
+          <w:p>
+            <w:pPr>
+              <w:jc w:val="center"/>
+            </w:pPr>
+            <w:r>
+              <w:rPr>
+                <w:noProof/>
+                <w:lang w:eastAsia="hu-HU"/>
+              </w:rPr>
+              <w:drawing>
+                <wp:inline distT="0" distB="0" distL="0" distR="0" wp14:anchorId="4D205622" wp14:editId="5E151AE0">
+                  <wp:extent cx="2067213" cy="1495634"/>
+                  <wp:effectExtent l="0" t="0" r="0" b="9525"/>
+                  <wp:docPr id="15" name="Kép 15"/>
+                  <wp:cNvGraphicFramePr>
+                    <a:graphicFrameLocks xmlns:a="http://schemas.openxmlformats.org/drawingml/2006/main" noChangeAspect="1"/>
+                  </wp:cNvGraphicFramePr>
+                  <a:graphic xmlns:a="http://schemas.openxmlformats.org/drawingml/2006/main">
+                    <a:graphicData uri="http://schemas.openxmlformats.org/drawingml/2006/picture">
+                      <pic:pic xmlns:pic="http://schemas.openxmlformats.org/drawingml/2006/picture">
+                        <pic:nvPicPr>
+                          <pic:cNvPr id="1" name=""/>
+                          <pic:cNvPicPr/>
+                        </pic:nvPicPr>
+                        <pic:blipFill>
+                          <a:blip r:embed="rId12"/>
+                          <a:stretch>
+                            <a:fillRect/>
+                          </a:stretch>
+                        </pic:blipFill>
+                        <pic:spPr>
+                          <a:xfrm>
+                            <a:off x="0" y="0"/>
+                            <a:ext cx="2067213" cy="1495634"/>
+                          </a:xfrm>
+                          <a:prstGeom prst="rect">
+                            <a:avLst/>
+                          </a:prstGeom>
+                        </pic:spPr>
+                      </pic:pic>
+                    </a:graphicData>
+                  </a:graphic>
+                </wp:inline>
+              </w:drawing>
+            </w:r>
+          </w:p>
+        </w:tc>
+        <w:tc>
+          <w:tcPr>
+            <w:tcW w:w="4531" w:type="dxa"/>
+          </w:tcPr>
+          <w:p>
+            <w:proofErr w:type="gramStart"/>
+            <w:r>
+              <w:t>Illusztráció</w:t>
+            </w:r>
+            <w:proofErr w:type="gramEnd"/>
+            <w:r>
+              <w:t xml:space="preserve"> tábla:</w:t>
+            </w:r>
+          </w:p>
+          <w:p>
+            <w:pPr>
+              <w:pStyle w:val="Listaszerbekezds"/>
+              <w:numPr>
+                <w:ilvl w:val="0"/>
+                <w:numId w:val="5"/>
+              </w:numPr>
+            </w:pPr>
+            <w:proofErr w:type="spellStart"/>
+            <w:r>
+              <w:t>id</w:t>
+            </w:r>
+            <w:proofErr w:type="spellEnd"/>
+            <w:r>
+              <w:t xml:space="preserve"> (INT): egyedi azonosító </w:t>
+            </w:r>
+            <w:proofErr w:type="spellStart"/>
+            <w:r>
+              <w:t>Auto</w:t>
+            </w:r>
+            <w:proofErr w:type="spellEnd"/>
+            <w:r>
+              <w:t xml:space="preserve"> </w:t>
+            </w:r>
+            <w:proofErr w:type="spellStart"/>
+            <w:r>
+              <w:t>incrementel</w:t>
+            </w:r>
+            <w:proofErr w:type="spellEnd"/>
+            <w:r>
+              <w:t xml:space="preserve"> növekszik.</w:t>
+            </w:r>
+          </w:p>
+          <w:p>
+            <w:pPr>
+              <w:pStyle w:val="Listaszerbekezds"/>
+              <w:numPr>
+                <w:ilvl w:val="0"/>
+                <w:numId w:val="5"/>
+              </w:numPr>
+            </w:pPr>
+            <w:proofErr w:type="spellStart"/>
+            <w:r>
+              <w:t>Illusztracio_nev</w:t>
+            </w:r>
+            <w:proofErr w:type="spellEnd"/>
+            <w:r>
+              <w:t xml:space="preserve"> VARCHAR(150): A </w:t>
+            </w:r>
+            <w:proofErr w:type="gramStart"/>
+            <w:r>
+              <w:t>illusztrációk</w:t>
+            </w:r>
+            <w:proofErr w:type="gramEnd"/>
+            <w:r>
+              <w:t xml:space="preserve"> nevét tárolja el. </w:t>
+            </w:r>
+          </w:p>
+        </w:tc>
+      </w:tr>
+    </w:tbl>
+    <w:p/>
+    <w:p>
+      <w:r>
+        <w:t xml:space="preserve">1.6. </w:t>
+      </w:r>
+      <w:proofErr w:type="gramStart"/>
+      <w:r>
+        <w:t>Kategória</w:t>
+      </w:r>
+      <w:proofErr w:type="gramEnd"/>
+      <w:r>
+        <w:t>:</w:t>
+      </w:r>
+    </w:p>
+    <w:tbl>
+      <w:tblPr>
+        <w:tblStyle w:val="Rcsostblzat"/>
+        <w:tblW w:w="0" w:type="auto"/>
+        <w:tblLook w:val="04A0" w:firstRow="1" w:lastRow="0" w:firstColumn="1" w:lastColumn="0" w:noHBand="0" w:noVBand="1"/>
+      </w:tblPr>
+      <w:tblGrid>
+        <w:gridCol w:w="4531"/>
+        <w:gridCol w:w="4531"/>
+      </w:tblGrid>
+      <w:tr>
+        <w:tc>
+          <w:tcPr>
+            <w:tcW w:w="4531" w:type="dxa"/>
+          </w:tcPr>
+          <w:p>
+            <w:proofErr w:type="gramStart"/>
+            <w:r>
+              <w:t>Kategória</w:t>
+            </w:r>
+            <w:proofErr w:type="gramEnd"/>
+            <w:r>
+              <w:t xml:space="preserve"> tábla:</w:t>
+            </w:r>
+          </w:p>
+        </w:tc>
+        <w:tc>
+          <w:tcPr>
+            <w:tcW w:w="4531" w:type="dxa"/>
+          </w:tcPr>
+          <w:p>
+            <w:r>
+              <w:t>Adatai:</w:t>
+            </w:r>
+          </w:p>
+        </w:tc>
+      </w:tr>
+      <w:tr>
+        <w:tc>
+          <w:tcPr>
+            <w:tcW w:w="4531" w:type="dxa"/>
+          </w:tcPr>
+          <w:p>
+            <w:pPr>
+              <w:jc w:val="center"/>
+            </w:pPr>
+            <w:r>
+              <w:rPr>
+                <w:noProof/>
+                <w:lang w:eastAsia="hu-HU"/>
+              </w:rPr>
+              <w:drawing>
+                <wp:inline distT="0" distB="0" distL="0" distR="0" wp14:anchorId="3A398EC6" wp14:editId="0D88E408">
+                  <wp:extent cx="1914792" cy="1800476"/>
+                  <wp:effectExtent l="0" t="0" r="9525" b="9525"/>
+                  <wp:docPr id="17" name="Kép 17"/>
+                  <wp:cNvGraphicFramePr>
+                    <a:graphicFrameLocks xmlns:a="http://schemas.openxmlformats.org/drawingml/2006/main" noChangeAspect="1"/>
+                  </wp:cNvGraphicFramePr>
+                  <a:graphic xmlns:a="http://schemas.openxmlformats.org/drawingml/2006/main">
+                    <a:graphicData uri="http://schemas.openxmlformats.org/drawingml/2006/picture">
+                      <pic:pic xmlns:pic="http://schemas.openxmlformats.org/drawingml/2006/picture">
+                        <pic:nvPicPr>
+                          <pic:cNvPr id="1" name=""/>
+                          <pic:cNvPicPr/>
+                        </pic:nvPicPr>
+                        <pic:blipFill>
+                          <a:blip r:embed="rId13"/>
+                          <a:stretch>
+                            <a:fillRect/>
+                          </a:stretch>
+                        </pic:blipFill>
+                        <pic:spPr>
+                          <a:xfrm>
+                            <a:off x="0" y="0"/>
+                            <a:ext cx="1914792" cy="1800476"/>
+                          </a:xfrm>
+                          <a:prstGeom prst="rect">
+                            <a:avLst/>
+                          </a:prstGeom>
+                        </pic:spPr>
+                      </pic:pic>
+                    </a:graphicData>
+                  </a:graphic>
+                </wp:inline>
+              </w:drawing>
+            </w:r>
+          </w:p>
+        </w:tc>
+        <w:tc>
+          <w:tcPr>
+            <w:tcW w:w="4531" w:type="dxa"/>
+          </w:tcPr>
+          <w:p>
+            <w:proofErr w:type="gramStart"/>
+            <w:r>
+              <w:t>Kategória</w:t>
+            </w:r>
+            <w:proofErr w:type="gramEnd"/>
+            <w:r>
+              <w:t xml:space="preserve"> tábla:</w:t>
+            </w:r>
+          </w:p>
+          <w:p>
+            <w:pPr>
+              <w:pStyle w:val="Listaszerbekezds"/>
+              <w:numPr>
+                <w:ilvl w:val="0"/>
+                <w:numId w:val="5"/>
+              </w:numPr>
+            </w:pPr>
+            <w:proofErr w:type="spellStart"/>
+            <w:r>
+              <w:t>id</w:t>
+            </w:r>
+            <w:proofErr w:type="spellEnd"/>
+            <w:r>
+              <w:t xml:space="preserve"> (INT): egyedi azonosító </w:t>
+            </w:r>
+            <w:proofErr w:type="spellStart"/>
+            <w:r>
+              <w:t>Auto</w:t>
+            </w:r>
+            <w:proofErr w:type="spellEnd"/>
+            <w:r>
+              <w:t xml:space="preserve"> </w:t>
+            </w:r>
+            <w:proofErr w:type="spellStart"/>
+            <w:r>
+              <w:t>incrementel</w:t>
+            </w:r>
+            <w:proofErr w:type="spellEnd"/>
+            <w:r>
+              <w:t xml:space="preserve"> növekszik.</w:t>
+            </w:r>
+          </w:p>
+          <w:p>
+            <w:pPr>
+              <w:pStyle w:val="Listaszerbekezds"/>
+              <w:numPr>
+                <w:ilvl w:val="0"/>
+                <w:numId w:val="5"/>
+              </w:numPr>
+            </w:pPr>
+            <w:proofErr w:type="spellStart"/>
+            <w:r>
+              <w:t>kat_nev</w:t>
+            </w:r>
+            <w:proofErr w:type="spellEnd"/>
+            <w:r>
+              <w:t xml:space="preserve"> VARCHAR(150): A </w:t>
+            </w:r>
+            <w:proofErr w:type="gramStart"/>
+            <w:r>
+              <w:t>kategória</w:t>
+            </w:r>
+            <w:proofErr w:type="gramEnd"/>
+            <w:r>
+              <w:t xml:space="preserve"> nevét tárolja el.</w:t>
+            </w:r>
+          </w:p>
+          <w:p>
+            <w:pPr>
+              <w:pStyle w:val="Listaszerbekezds"/>
+              <w:numPr>
+                <w:ilvl w:val="0"/>
+                <w:numId w:val="5"/>
+              </w:numPr>
+            </w:pPr>
+            <w:proofErr w:type="spellStart"/>
+            <w:r>
+              <w:t>katazon</w:t>
+            </w:r>
+            <w:proofErr w:type="spellEnd"/>
+            <w:r>
+              <w:t xml:space="preserve"> INT: Ha </w:t>
+            </w:r>
+            <w:r>
+              <w:t xml:space="preserve">egy alkategória nevét mentjük el a </w:t>
+            </w:r>
+            <w:proofErr w:type="spellStart"/>
+            <w:r>
+              <w:t>katazon</w:t>
+            </w:r>
+            <w:proofErr w:type="spellEnd"/>
+            <w:r>
+              <w:t xml:space="preserve"> segítségével tudjuk eldönteni melyik fő/nagy </w:t>
+            </w:r>
+            <w:proofErr w:type="gramStart"/>
+            <w:r>
+              <w:t>kategóriába</w:t>
+            </w:r>
+            <w:proofErr w:type="gramEnd"/>
+            <w:r>
+              <w:t xml:space="preserve"> tartozik.</w:t>
+            </w:r>
+          </w:p>
+        </w:tc>
+      </w:tr>
+    </w:tbl>
+    <w:p/>
+    <w:p>
+      <w:r>
+        <w:lastRenderedPageBreak/>
+        <w:t>1.7:</w:t>
+      </w:r>
+      <w:r>
+        <w:t xml:space="preserve"> </w:t>
+      </w:r>
+      <w:r>
+        <w:t>Szerző:</w:t>
+      </w:r>
+    </w:p>
+    <w:tbl>
+      <w:tblPr>
+        <w:tblStyle w:val="Rcsostblzat"/>
+        <w:tblW w:w="0" w:type="auto"/>
+        <w:tblLook w:val="04A0" w:firstRow="1" w:lastRow="0" w:firstColumn="1" w:lastColumn="0" w:noHBand="0" w:noVBand="1"/>
+      </w:tblPr>
+      <w:tblGrid>
+        <w:gridCol w:w="4531"/>
+        <w:gridCol w:w="4531"/>
+      </w:tblGrid>
+      <w:tr>
+        <w:tc>
+          <w:tcPr>
+            <w:tcW w:w="4531" w:type="dxa"/>
+          </w:tcPr>
+          <w:p>
+            <w:r>
+              <w:t>Szerző tábla:</w:t>
+            </w:r>
+          </w:p>
+        </w:tc>
+        <w:tc>
+          <w:tcPr>
+            <w:tcW w:w="4531" w:type="dxa"/>
+          </w:tcPr>
+          <w:p>
+            <w:r>
+              <w:t>Adatai:</w:t>
+            </w:r>
+          </w:p>
+        </w:tc>
+      </w:tr>
+      <w:tr>
+        <w:tc>
+          <w:tcPr>
+            <w:tcW w:w="4531" w:type="dxa"/>
+          </w:tcPr>
+          <w:p>
+            <w:pPr>
+              <w:jc w:val="center"/>
+            </w:pPr>
+            <w:r>
+              <w:rPr>
+                <w:noProof/>
+                <w:lang w:eastAsia="hu-HU"/>
+              </w:rPr>
+              <w:drawing>
+                <wp:inline distT="0" distB="0" distL="0" distR="0" wp14:anchorId="77CF2E66" wp14:editId="7EAC45F7">
+                  <wp:extent cx="2038635" cy="1400370"/>
+                  <wp:effectExtent l="0" t="0" r="0" b="0"/>
+                  <wp:docPr id="19" name="Kép 19"/>
+                  <wp:cNvGraphicFramePr>
+                    <a:graphicFrameLocks xmlns:a="http://schemas.openxmlformats.org/drawingml/2006/main" noChangeAspect="1"/>
+                  </wp:cNvGraphicFramePr>
+                  <a:graphic xmlns:a="http://schemas.openxmlformats.org/drawingml/2006/main">
+                    <a:graphicData uri="http://schemas.openxmlformats.org/drawingml/2006/picture">
+                      <pic:pic xmlns:pic="http://schemas.openxmlformats.org/drawingml/2006/picture">
+                        <pic:nvPicPr>
+                          <pic:cNvPr id="1" name=""/>
+                          <pic:cNvPicPr/>
+                        </pic:nvPicPr>
+                        <pic:blipFill>
+                          <a:blip r:embed="rId14"/>
+                          <a:stretch>
+                            <a:fillRect/>
+                          </a:stretch>
+                        </pic:blipFill>
+                        <pic:spPr>
+                          <a:xfrm>
+                            <a:off x="0" y="0"/>
+                            <a:ext cx="2038635" cy="1400370"/>
+                          </a:xfrm>
+                          <a:prstGeom prst="rect">
+                            <a:avLst/>
+                          </a:prstGeom>
+                        </pic:spPr>
+                      </pic:pic>
+                    </a:graphicData>
+                  </a:graphic>
+                </wp:inline>
+              </w:drawing>
+            </w:r>
+          </w:p>
+        </w:tc>
+        <w:tc>
+          <w:tcPr>
+            <w:tcW w:w="4531" w:type="dxa"/>
+          </w:tcPr>
+          <w:p>
+            <w:r>
+              <w:t>Szerző tábla:</w:t>
+            </w:r>
+          </w:p>
+          <w:p>
+            <w:pPr>
+              <w:pStyle w:val="Listaszerbekezds"/>
+              <w:numPr>
+                <w:ilvl w:val="0"/>
+                <w:numId w:val="5"/>
+              </w:numPr>
+            </w:pPr>
+            <w:proofErr w:type="spellStart"/>
+            <w:r>
+              <w:t>id</w:t>
+            </w:r>
+            <w:proofErr w:type="spellEnd"/>
+            <w:r>
+              <w:t xml:space="preserve"> (INT): egyedi azonosító </w:t>
+            </w:r>
+            <w:proofErr w:type="spellStart"/>
+            <w:r>
+              <w:t>Auto</w:t>
+            </w:r>
+            <w:proofErr w:type="spellEnd"/>
+            <w:r>
+              <w:t xml:space="preserve"> </w:t>
+            </w:r>
+            <w:proofErr w:type="spellStart"/>
+            <w:r>
+              <w:t>incrementel</w:t>
+            </w:r>
+            <w:proofErr w:type="spellEnd"/>
+            <w:r>
+              <w:t xml:space="preserve"> növekszik.</w:t>
+            </w:r>
+          </w:p>
+          <w:p>
+            <w:pPr>
+              <w:pStyle w:val="Listaszerbekezds"/>
+              <w:numPr>
+                <w:ilvl w:val="0"/>
+                <w:numId w:val="5"/>
+              </w:numPr>
+            </w:pPr>
+            <w:proofErr w:type="spellStart"/>
+            <w:r>
+              <w:t>szerzo_nev</w:t>
+            </w:r>
+            <w:proofErr w:type="spellEnd"/>
+            <w:r>
+              <w:t xml:space="preserve"> </w:t>
+            </w:r>
+            <w:proofErr w:type="gramStart"/>
+            <w:r>
+              <w:t>VARCHAR(</w:t>
+            </w:r>
+            <w:proofErr w:type="gramEnd"/>
+            <w:r>
+              <w:t>150): A szerző nevét tárolja el.</w:t>
+            </w:r>
+          </w:p>
+        </w:tc>
+      </w:tr>
+    </w:tbl>
+    <w:p/>
+    <w:p>
+      <w:r>
+        <w:t>1.8:</w:t>
+      </w:r>
+      <w:r>
+        <w:t xml:space="preserve"> </w:t>
+      </w:r>
+      <w:r>
+        <w:t>Fordító tábla:</w:t>
+      </w:r>
+    </w:p>
+    <w:tbl>
+      <w:tblPr>
+        <w:tblStyle w:val="Rcsostblzat"/>
+        <w:tblW w:w="0" w:type="auto"/>
+        <w:tblLook w:val="04A0" w:firstRow="1" w:lastRow="0" w:firstColumn="1" w:lastColumn="0" w:noHBand="0" w:noVBand="1"/>
+      </w:tblPr>
+      <w:tblGrid>
+        <w:gridCol w:w="4531"/>
+        <w:gridCol w:w="4531"/>
+      </w:tblGrid>
+      <w:tr>
+        <w:tc>
+          <w:tcPr>
+            <w:tcW w:w="4531" w:type="dxa"/>
+          </w:tcPr>
+          <w:p>
+            <w:r>
+              <w:t>Fordító tábla:</w:t>
+            </w:r>
+          </w:p>
+        </w:tc>
+        <w:tc>
+          <w:tcPr>
+            <w:tcW w:w="4531" w:type="dxa"/>
+          </w:tcPr>
+          <w:p>
+            <w:r>
+              <w:t>Adatai:</w:t>
+            </w:r>
+          </w:p>
+        </w:tc>
+      </w:tr>
+      <w:tr>
+        <w:tc>
+          <w:tcPr>
+            <w:tcW w:w="4531" w:type="dxa"/>
+          </w:tcPr>
+          <w:p>
+            <w:pPr>
+              <w:jc w:val="center"/>
+            </w:pPr>
+            <w:r>
+              <w:rPr>
+                <w:noProof/>
+                <w:lang w:eastAsia="hu-HU"/>
+              </w:rPr>
+              <w:drawing>
+                <wp:inline distT="0" distB="0" distL="0" distR="0" wp14:anchorId="0E8E4477" wp14:editId="2B4A7F80">
+                  <wp:extent cx="2105319" cy="1409897"/>
+                  <wp:effectExtent l="0" t="0" r="9525" b="0"/>
+                  <wp:docPr id="21" name="Kép 21"/>
+                  <wp:cNvGraphicFramePr>
+                    <a:graphicFrameLocks xmlns:a="http://schemas.openxmlformats.org/drawingml/2006/main" noChangeAspect="1"/>
+                  </wp:cNvGraphicFramePr>
+                  <a:graphic xmlns:a="http://schemas.openxmlformats.org/drawingml/2006/main">
+                    <a:graphicData uri="http://schemas.openxmlformats.org/drawingml/2006/picture">
+                      <pic:pic xmlns:pic="http://schemas.openxmlformats.org/drawingml/2006/picture">
+                        <pic:nvPicPr>
+                          <pic:cNvPr id="1" name=""/>
+                          <pic:cNvPicPr/>
+                        </pic:nvPicPr>
+                        <pic:blipFill>
+                          <a:blip r:embed="rId15"/>
+                          <a:stretch>
+                            <a:fillRect/>
+                          </a:stretch>
+                        </pic:blipFill>
+                        <pic:spPr>
+                          <a:xfrm>
+                            <a:off x="0" y="0"/>
+                            <a:ext cx="2105319" cy="1409897"/>
+                          </a:xfrm>
+                          <a:prstGeom prst="rect">
+                            <a:avLst/>
+                          </a:prstGeom>
+                        </pic:spPr>
+                      </pic:pic>
+                    </a:graphicData>
+                  </a:graphic>
+                </wp:inline>
+              </w:drawing>
+            </w:r>
+          </w:p>
+        </w:tc>
+        <w:tc>
+          <w:tcPr>
+            <w:tcW w:w="4531" w:type="dxa"/>
+          </w:tcPr>
+          <w:p>
+            <w:r>
+              <w:t>Fordító tábla:</w:t>
+            </w:r>
+          </w:p>
+          <w:p>
+            <w:pPr>
+              <w:pStyle w:val="Listaszerbekezds"/>
+              <w:numPr>
+                <w:ilvl w:val="0"/>
+                <w:numId w:val="5"/>
+              </w:numPr>
+            </w:pPr>
+            <w:proofErr w:type="spellStart"/>
+            <w:r>
+              <w:t>id</w:t>
+            </w:r>
+            <w:proofErr w:type="spellEnd"/>
+            <w:r>
+              <w:t xml:space="preserve"> (INT): egyedi azonosító </w:t>
+            </w:r>
+            <w:proofErr w:type="spellStart"/>
+            <w:r>
+              <w:t>Auto</w:t>
+            </w:r>
+            <w:proofErr w:type="spellEnd"/>
+            <w:r>
+              <w:t xml:space="preserve"> </w:t>
+            </w:r>
+            <w:proofErr w:type="spellStart"/>
+            <w:r>
+              <w:t>incrementel</w:t>
+            </w:r>
+            <w:proofErr w:type="spellEnd"/>
+            <w:r>
+              <w:t xml:space="preserve"> növekszik.</w:t>
+            </w:r>
+          </w:p>
+          <w:p>
+            <w:pPr>
+              <w:pStyle w:val="Listaszerbekezds"/>
+              <w:numPr>
+                <w:ilvl w:val="0"/>
+                <w:numId w:val="5"/>
+              </w:numPr>
+            </w:pPr>
+            <w:proofErr w:type="spellStart"/>
+            <w:r>
+              <w:t>fordito_nev</w:t>
+            </w:r>
+            <w:proofErr w:type="spellEnd"/>
+            <w:r>
+              <w:t xml:space="preserve"> </w:t>
+            </w:r>
+            <w:proofErr w:type="gramStart"/>
+            <w:r>
+              <w:t>VARCHAR(</w:t>
+            </w:r>
+            <w:proofErr w:type="gramEnd"/>
+            <w:r>
+              <w:t>150): A fordító nevét tárolja el.</w:t>
+            </w:r>
+          </w:p>
+        </w:tc>
+      </w:tr>
+    </w:tbl>
+    <w:p/>
+    <w:p>
+      <w:r>
+        <w:t>1.9: Illusztrátor:</w:t>
+      </w:r>
+    </w:p>
+    <w:tbl>
+      <w:tblPr>
+        <w:tblStyle w:val="Rcsostblzat"/>
+        <w:tblW w:w="0" w:type="auto"/>
+        <w:tblLook w:val="04A0" w:firstRow="1" w:lastRow="0" w:firstColumn="1" w:lastColumn="0" w:noHBand="0" w:noVBand="1"/>
+      </w:tblPr>
+      <w:tblGrid>
+        <w:gridCol w:w="4531"/>
+        <w:gridCol w:w="4531"/>
+      </w:tblGrid>
+      <w:tr>
+        <w:tc>
+          <w:tcPr>
+            <w:tcW w:w="4531" w:type="dxa"/>
+          </w:tcPr>
+          <w:p>
+            <w:r>
+              <w:t>Illusztrátor tábla:</w:t>
+            </w:r>
+          </w:p>
+        </w:tc>
+        <w:tc>
+          <w:tcPr>
+            <w:tcW w:w="4531" w:type="dxa"/>
+          </w:tcPr>
+          <w:p>
+            <w:r>
+              <w:t>Adatai:</w:t>
+            </w:r>
+          </w:p>
+        </w:tc>
+      </w:tr>
+      <w:tr>
+        <w:tc>
+          <w:tcPr>
+            <w:tcW w:w="4531" w:type="dxa"/>
+          </w:tcPr>
+          <w:p>
+            <w:pPr>
+              <w:jc w:val="center"/>
+            </w:pPr>
+            <w:r>
+              <w:rPr>
+                <w:noProof/>
+                <w:lang w:eastAsia="hu-HU"/>
+              </w:rPr>
+              <w:drawing>
+                <wp:inline distT="0" distB="0" distL="0" distR="0" wp14:anchorId="7053B90C" wp14:editId="25A01DAA">
+                  <wp:extent cx="2019582" cy="1438476"/>
+                  <wp:effectExtent l="0" t="0" r="0" b="9525"/>
+                  <wp:docPr id="23" name="Kép 23"/>
+                  <wp:cNvGraphicFramePr>
+                    <a:graphicFrameLocks xmlns:a="http://schemas.openxmlformats.org/drawingml/2006/main" noChangeAspect="1"/>
+                  </wp:cNvGraphicFramePr>
+                  <a:graphic xmlns:a="http://schemas.openxmlformats.org/drawingml/2006/main">
+                    <a:graphicData uri="http://schemas.openxmlformats.org/drawingml/2006/picture">
+                      <pic:pic xmlns:pic="http://schemas.openxmlformats.org/drawingml/2006/picture">
+                        <pic:nvPicPr>
+                          <pic:cNvPr id="1" name=""/>
+                          <pic:cNvPicPr/>
+                        </pic:nvPicPr>
+                        <pic:blipFill>
+                          <a:blip r:embed="rId16"/>
+                          <a:stretch>
+                            <a:fillRect/>
+                          </a:stretch>
+                        </pic:blipFill>
+                        <pic:spPr>
+                          <a:xfrm>
+                            <a:off x="0" y="0"/>
+                            <a:ext cx="2019582" cy="1438476"/>
+                          </a:xfrm>
+                          <a:prstGeom prst="rect">
+                            <a:avLst/>
+                          </a:prstGeom>
+                        </pic:spPr>
+                      </pic:pic>
+                    </a:graphicData>
+                  </a:graphic>
+                </wp:inline>
+              </w:drawing>
+            </w:r>
+          </w:p>
+        </w:tc>
+        <w:tc>
+          <w:tcPr>
+            <w:tcW w:w="4531" w:type="dxa"/>
+          </w:tcPr>
+          <w:p>
+            <w:r>
+              <w:t>Illusztrátor tábla:</w:t>
+            </w:r>
+          </w:p>
+          <w:p>
+            <w:pPr>
+              <w:pStyle w:val="Listaszerbekezds"/>
+              <w:numPr>
+                <w:ilvl w:val="0"/>
+                <w:numId w:val="5"/>
+              </w:numPr>
+            </w:pPr>
+            <w:proofErr w:type="spellStart"/>
+            <w:r>
+              <w:t>id</w:t>
+            </w:r>
+            <w:proofErr w:type="spellEnd"/>
+            <w:r>
+              <w:t xml:space="preserve"> (INT): egyedi azonosító </w:t>
+            </w:r>
+            <w:proofErr w:type="spellStart"/>
+            <w:r>
+              <w:t>Auto</w:t>
+            </w:r>
+            <w:proofErr w:type="spellEnd"/>
+            <w:r>
+              <w:t xml:space="preserve"> </w:t>
+            </w:r>
+            <w:proofErr w:type="spellStart"/>
+            <w:r>
+              <w:t>incrementel</w:t>
+            </w:r>
+            <w:proofErr w:type="spellEnd"/>
+            <w:r>
+              <w:t xml:space="preserve"> növekszik.</w:t>
+            </w:r>
+          </w:p>
+          <w:p>
+            <w:pPr>
+              <w:pStyle w:val="Listaszerbekezds"/>
+              <w:numPr>
+                <w:ilvl w:val="0"/>
+                <w:numId w:val="5"/>
+              </w:numPr>
+            </w:pPr>
+            <w:proofErr w:type="spellStart"/>
+            <w:r>
+              <w:t>illusztrator_nev</w:t>
+            </w:r>
+            <w:proofErr w:type="spellEnd"/>
+            <w:r>
+              <w:t xml:space="preserve"> </w:t>
+            </w:r>
+            <w:proofErr w:type="gramStart"/>
+            <w:r>
+              <w:t>VARCHAR(</w:t>
+            </w:r>
+            <w:proofErr w:type="gramEnd"/>
+            <w:r>
+              <w:t>150): Az Illusztrátor nevét tárolja el.</w:t>
+            </w:r>
+          </w:p>
+        </w:tc>
+      </w:tr>
+    </w:tbl>
+    <w:p>
+      <w:r>
+        <w:t>1.10: Kapcsoló fordító:</w:t>
+      </w:r>
+    </w:p>
+    <w:tbl>
+      <w:tblPr>
+        <w:tblStyle w:val="Rcsostblzat"/>
+        <w:tblW w:w="0" w:type="auto"/>
+        <w:tblLook w:val="04A0" w:firstRow="1" w:lastRow="0" w:firstColumn="1" w:lastColumn="0" w:noHBand="0" w:noVBand="1"/>
+      </w:tblPr>
+      <w:tblGrid>
+        <w:gridCol w:w="4531"/>
+        <w:gridCol w:w="4531"/>
+      </w:tblGrid>
+      <w:tr>
+        <w:tc>
+          <w:tcPr>
+            <w:tcW w:w="4531" w:type="dxa"/>
+          </w:tcPr>
+          <w:p>
+            <w:r>
+              <w:t>Kapcsoló fordító:</w:t>
+            </w:r>
+          </w:p>
+        </w:tc>
+        <w:tc>
+          <w:tcPr>
+            <w:tcW w:w="4531" w:type="dxa"/>
+          </w:tcPr>
+          <w:p>
+            <w:r>
+              <w:t>Adatai:</w:t>
+            </w:r>
+          </w:p>
+        </w:tc>
+      </w:tr>
+      <w:tr>
+        <w:tc>
+          <w:tcPr>
+            <w:tcW w:w="4531" w:type="dxa"/>
+          </w:tcPr>
+          <w:p>
+            <w:pPr>
+              <w:jc w:val="center"/>
+            </w:pPr>
+            <w:r>
+              <w:rPr>
+                <w:noProof/>
+                <w:lang w:eastAsia="hu-HU"/>
+              </w:rPr>
+              <w:drawing>
+                <wp:inline distT="0" distB="0" distL="0" distR="0" wp14:anchorId="7D77C159" wp14:editId="45C0FA1F">
+                  <wp:extent cx="1867161" cy="2133898"/>
+                  <wp:effectExtent l="0" t="0" r="0" b="0"/>
+                  <wp:docPr id="25" name="Kép 25"/>
+                  <wp:cNvGraphicFramePr>
+                    <a:graphicFrameLocks xmlns:a="http://schemas.openxmlformats.org/drawingml/2006/main" noChangeAspect="1"/>
+                  </wp:cNvGraphicFramePr>
+                  <a:graphic xmlns:a="http://schemas.openxmlformats.org/drawingml/2006/main">
+                    <a:graphicData uri="http://schemas.openxmlformats.org/drawingml/2006/picture">
+                      <pic:pic xmlns:pic="http://schemas.openxmlformats.org/drawingml/2006/picture">
+                        <pic:nvPicPr>
+                          <pic:cNvPr id="1" name=""/>
+                          <pic:cNvPicPr/>
+                        </pic:nvPicPr>
+                        <pic:blipFill>
+                          <a:blip r:embed="rId17"/>
+                          <a:stretch>
+                            <a:fillRect/>
+                          </a:stretch>
+                        </pic:blipFill>
+                        <pic:spPr>
+                          <a:xfrm>
+                            <a:off x="0" y="0"/>
+                            <a:ext cx="1867161" cy="2133898"/>
+                          </a:xfrm>
+                          <a:prstGeom prst="rect">
+                            <a:avLst/>
+                          </a:prstGeom>
+                        </pic:spPr>
+                      </pic:pic>
+                    </a:graphicData>
+                  </a:graphic>
+                </wp:inline>
+              </w:drawing>
+            </w:r>
+          </w:p>
+        </w:tc>
+        <w:tc>
+          <w:tcPr>
+            <w:tcW w:w="4531" w:type="dxa"/>
+          </w:tcPr>
+          <w:p>
+            <w:proofErr w:type="spellStart"/>
+            <w:r>
+              <w:t>Kapcsoló_fordító</w:t>
+            </w:r>
+            <w:proofErr w:type="spellEnd"/>
+            <w:r>
+              <w:t xml:space="preserve"> tábla:</w:t>
+            </w:r>
+          </w:p>
+          <w:p>
+            <w:pPr>
+              <w:pStyle w:val="Listaszerbekezds"/>
+              <w:numPr>
+                <w:ilvl w:val="0"/>
+                <w:numId w:val="5"/>
+              </w:numPr>
+            </w:pPr>
+            <w:proofErr w:type="spellStart"/>
+            <w:r>
+              <w:t>id</w:t>
+            </w:r>
+            <w:proofErr w:type="spellEnd"/>
+            <w:r>
+              <w:t xml:space="preserve"> (INT): egyedi azonosító </w:t>
+            </w:r>
+            <w:proofErr w:type="spellStart"/>
+            <w:r>
+              <w:t>Auto</w:t>
+            </w:r>
+            <w:proofErr w:type="spellEnd"/>
+            <w:r>
+              <w:t xml:space="preserve"> </w:t>
+            </w:r>
+            <w:proofErr w:type="spellStart"/>
+            <w:r>
+              <w:t>incrementel</w:t>
+            </w:r>
+            <w:proofErr w:type="spellEnd"/>
+            <w:r>
+              <w:t xml:space="preserve"> növekszik.</w:t>
+            </w:r>
+          </w:p>
+          <w:p>
+            <w:pPr>
+              <w:pStyle w:val="Listaszerbekezds"/>
+              <w:numPr>
+                <w:ilvl w:val="0"/>
+                <w:numId w:val="5"/>
+              </w:numPr>
+            </w:pPr>
+            <w:r>
+              <w:t xml:space="preserve">ISBN BIGINT: A termék táblából származik. Így tudjuk azonosítani melyik </w:t>
+            </w:r>
+            <w:proofErr w:type="gramStart"/>
+            <w:r>
+              <w:t>könyv</w:t>
+            </w:r>
+            <w:proofErr w:type="gramEnd"/>
+            <w:r>
+              <w:t xml:space="preserve"> tartozik az adott fordító(k)hoz.</w:t>
+            </w:r>
+          </w:p>
+          <w:p>
+            <w:pPr>
+              <w:pStyle w:val="Listaszerbekezds"/>
+              <w:numPr>
+                <w:ilvl w:val="0"/>
+                <w:numId w:val="5"/>
+              </w:numPr>
+            </w:pPr>
+            <w:proofErr w:type="spellStart"/>
+            <w:r>
+              <w:t>fordito_id</w:t>
+            </w:r>
+            <w:proofErr w:type="spellEnd"/>
+            <w:r>
+              <w:t xml:space="preserve"> INT: A fordító táblából származik. A fordítónak az </w:t>
+            </w:r>
+            <w:proofErr w:type="spellStart"/>
+            <w:r>
+              <w:t>id</w:t>
+            </w:r>
+            <w:proofErr w:type="spellEnd"/>
+            <w:r>
+              <w:t xml:space="preserve">-je így tudjuk azonosítani ki </w:t>
+            </w:r>
+            <w:r>
+              <w:t>fordította</w:t>
+            </w:r>
+            <w:r>
+              <w:t>.</w:t>
+            </w:r>
+          </w:p>
+        </w:tc>
+      </w:tr>
+    </w:tbl>
+    <w:p>
+      <w:r>
+        <w:lastRenderedPageBreak/>
+        <w:t>1.11: Kapcsoló Szerző</w:t>
+      </w:r>
+    </w:p>
+    <w:tbl>
+      <w:tblPr>
+        <w:tblStyle w:val="Rcsostblzat"/>
+        <w:tblW w:w="0" w:type="auto"/>
+        <w:tblLook w:val="04A0" w:firstRow="1" w:lastRow="0" w:firstColumn="1" w:lastColumn="0" w:noHBand="0" w:noVBand="1"/>
+      </w:tblPr>
+      <w:tblGrid>
+        <w:gridCol w:w="4531"/>
+        <w:gridCol w:w="4531"/>
+      </w:tblGrid>
+      <w:tr>
+        <w:tc>
+          <w:tcPr>
+            <w:tcW w:w="4531" w:type="dxa"/>
+          </w:tcPr>
+          <w:p>
+            <w:r>
+              <w:t xml:space="preserve">Kapcsoló </w:t>
+            </w:r>
+            <w:proofErr w:type="spellStart"/>
+            <w:r>
+              <w:t>s</w:t>
+            </w:r>
+            <w:r>
+              <w:t>zerzo</w:t>
+            </w:r>
+            <w:proofErr w:type="spellEnd"/>
+            <w:r>
+              <w:t>:</w:t>
+            </w:r>
+          </w:p>
+        </w:tc>
+        <w:tc>
+          <w:tcPr>
+            <w:tcW w:w="4531" w:type="dxa"/>
+          </w:tcPr>
+          <w:p>
+            <w:r>
+              <w:t>Adatai:</w:t>
+            </w:r>
+          </w:p>
+        </w:tc>
+      </w:tr>
+      <w:tr>
+        <w:tc>
+          <w:tcPr>
+            <w:tcW w:w="4531" w:type="dxa"/>
+          </w:tcPr>
+          <w:p>
+            <w:pPr>
+              <w:jc w:val="center"/>
+            </w:pPr>
+            <w:r>
+              <w:rPr>
+                <w:noProof/>
+                <w:lang w:eastAsia="hu-HU"/>
+              </w:rPr>
+              <w:drawing>
+                <wp:inline distT="0" distB="0" distL="0" distR="0" wp14:anchorId="6E49B7DC" wp14:editId="5720CBF2">
+                  <wp:extent cx="1867161" cy="2067213"/>
+                  <wp:effectExtent l="0" t="0" r="0" b="0"/>
+                  <wp:docPr id="27" name="Kép 27"/>
+                  <wp:cNvGraphicFramePr>
+                    <a:graphicFrameLocks xmlns:a="http://schemas.openxmlformats.org/drawingml/2006/main" noChangeAspect="1"/>
+                  </wp:cNvGraphicFramePr>
+                  <a:graphic xmlns:a="http://schemas.openxmlformats.org/drawingml/2006/main">
+                    <a:graphicData uri="http://schemas.openxmlformats.org/drawingml/2006/picture">
+                      <pic:pic xmlns:pic="http://schemas.openxmlformats.org/drawingml/2006/picture">
+                        <pic:nvPicPr>
+                          <pic:cNvPr id="1" name=""/>
+                          <pic:cNvPicPr/>
+                        </pic:nvPicPr>
+                        <pic:blipFill>
+                          <a:blip r:embed="rId18"/>
+                          <a:stretch>
+                            <a:fillRect/>
+                          </a:stretch>
+                        </pic:blipFill>
+                        <pic:spPr>
+                          <a:xfrm>
+                            <a:off x="0" y="0"/>
+                            <a:ext cx="1867161" cy="2067213"/>
+                          </a:xfrm>
+                          <a:prstGeom prst="rect">
+                            <a:avLst/>
+                          </a:prstGeom>
+                        </pic:spPr>
+                      </pic:pic>
+                    </a:graphicData>
+                  </a:graphic>
+                </wp:inline>
+              </w:drawing>
+            </w:r>
+          </w:p>
+        </w:tc>
+        <w:tc>
+          <w:tcPr>
+            <w:tcW w:w="4531" w:type="dxa"/>
+          </w:tcPr>
+          <w:p>
+            <w:r>
+              <w:t>Kapcsoló Szerző tábla:</w:t>
+            </w:r>
+          </w:p>
+          <w:p>
+            <w:pPr>
+              <w:pStyle w:val="Listaszerbekezds"/>
+              <w:numPr>
+                <w:ilvl w:val="0"/>
+                <w:numId w:val="5"/>
+              </w:numPr>
+            </w:pPr>
+            <w:proofErr w:type="spellStart"/>
+            <w:r>
+              <w:t>id</w:t>
+            </w:r>
+            <w:proofErr w:type="spellEnd"/>
+            <w:r>
+              <w:t xml:space="preserve"> (INT): egyedi azonosító </w:t>
+            </w:r>
+            <w:proofErr w:type="spellStart"/>
+            <w:r>
+              <w:t>Auto</w:t>
+            </w:r>
+            <w:proofErr w:type="spellEnd"/>
+            <w:r>
+              <w:t xml:space="preserve"> </w:t>
+            </w:r>
+            <w:proofErr w:type="spellStart"/>
+            <w:r>
+              <w:t>incrementel</w:t>
+            </w:r>
+            <w:proofErr w:type="spellEnd"/>
+            <w:r>
+              <w:t xml:space="preserve"> növekszik.</w:t>
+            </w:r>
+          </w:p>
+          <w:p>
+            <w:pPr>
+              <w:pStyle w:val="Listaszerbekezds"/>
+              <w:numPr>
+                <w:ilvl w:val="0"/>
+                <w:numId w:val="5"/>
+              </w:numPr>
+            </w:pPr>
+            <w:r>
+              <w:t xml:space="preserve">ISBN BIGINT: A termék táblából származik. Így tudjuk azonosítani melyik </w:t>
+            </w:r>
+            <w:proofErr w:type="gramStart"/>
+            <w:r>
+              <w:t>könyv</w:t>
+            </w:r>
+            <w:proofErr w:type="gramEnd"/>
+            <w:r>
+              <w:t xml:space="preserve"> tartozik az adott író(k)hoz.</w:t>
+            </w:r>
+          </w:p>
+          <w:p>
+            <w:pPr>
+              <w:pStyle w:val="Listaszerbekezds"/>
+              <w:numPr>
+                <w:ilvl w:val="0"/>
+                <w:numId w:val="5"/>
+              </w:numPr>
+            </w:pPr>
+            <w:proofErr w:type="spellStart"/>
+            <w:r>
+              <w:t>szerzo_id</w:t>
+            </w:r>
+            <w:proofErr w:type="spellEnd"/>
+            <w:r>
+              <w:t xml:space="preserve"> INT: A szerzők </w:t>
+            </w:r>
+            <w:r>
+              <w:t xml:space="preserve">táblából származik. A </w:t>
+            </w:r>
+            <w:proofErr w:type="spellStart"/>
+            <w:r>
+              <w:t>szerzőnekaz</w:t>
+            </w:r>
+            <w:proofErr w:type="spellEnd"/>
+            <w:r>
+              <w:t xml:space="preserve"> </w:t>
+            </w:r>
+            <w:proofErr w:type="spellStart"/>
+            <w:r>
+              <w:t>id</w:t>
+            </w:r>
+            <w:proofErr w:type="spellEnd"/>
+            <w:r>
+              <w:t>-jével tudjuk</w:t>
+            </w:r>
+            <w:r>
+              <w:t xml:space="preserve"> azonosítani ki írta.</w:t>
+            </w:r>
+          </w:p>
+        </w:tc>
+      </w:tr>
+    </w:tbl>
+    <w:p/>
+    <w:p>
+      <w:r>
+        <w:t>1.12:</w:t>
+      </w:r>
+      <w:r>
+        <w:t xml:space="preserve"> </w:t>
+      </w:r>
+      <w:r>
+        <w:t>Kapcsoló illusztrá</w:t>
+      </w:r>
+      <w:r>
+        <w:t>tor</w:t>
+      </w:r>
+    </w:p>
+    <w:tbl>
+      <w:tblPr>
+        <w:tblStyle w:val="Rcsostblzat"/>
+        <w:tblW w:w="0" w:type="auto"/>
+        <w:tblLook w:val="04A0" w:firstRow="1" w:lastRow="0" w:firstColumn="1" w:lastColumn="0" w:noHBand="0" w:noVBand="1"/>
+      </w:tblPr>
+      <w:tblGrid>
+        <w:gridCol w:w="4531"/>
+        <w:gridCol w:w="4531"/>
+      </w:tblGrid>
+      <w:tr>
+        <w:tc>
+          <w:tcPr>
+            <w:tcW w:w="4531" w:type="dxa"/>
+          </w:tcPr>
+          <w:p>
+            <w:r>
+              <w:t xml:space="preserve">Kapcsoló </w:t>
+            </w:r>
+            <w:proofErr w:type="spellStart"/>
+            <w:r>
+              <w:t>illusztrator</w:t>
+            </w:r>
+            <w:proofErr w:type="spellEnd"/>
+            <w:r>
+              <w:t>:</w:t>
+            </w:r>
+          </w:p>
+        </w:tc>
+        <w:tc>
+          <w:tcPr>
+            <w:tcW w:w="4531" w:type="dxa"/>
+          </w:tcPr>
+          <w:p>
+            <w:r>
+              <w:t>Adatai:</w:t>
+            </w:r>
+          </w:p>
+        </w:tc>
+      </w:tr>
+      <w:tr>
+        <w:tc>
+          <w:tcPr>
+            <w:tcW w:w="4531" w:type="dxa"/>
+          </w:tcPr>
+          <w:p>
+            <w:pPr>
+              <w:jc w:val="center"/>
+            </w:pPr>
+            <w:r>
+              <w:rPr>
+                <w:noProof/>
+                <w:lang w:eastAsia="hu-HU"/>
+              </w:rPr>
+              <w:drawing>
+                <wp:inline distT="0" distB="0" distL="0" distR="0" wp14:anchorId="011B27DF" wp14:editId="5677271E">
+                  <wp:extent cx="2086266" cy="2162477"/>
+                  <wp:effectExtent l="0" t="0" r="9525" b="9525"/>
+                  <wp:docPr id="29" name="Kép 29"/>
+                  <wp:cNvGraphicFramePr>
+                    <a:graphicFrameLocks xmlns:a="http://schemas.openxmlformats.org/drawingml/2006/main" noChangeAspect="1"/>
+                  </wp:cNvGraphicFramePr>
+                  <a:graphic xmlns:a="http://schemas.openxmlformats.org/drawingml/2006/main">
+                    <a:graphicData uri="http://schemas.openxmlformats.org/drawingml/2006/picture">
+                      <pic:pic xmlns:pic="http://schemas.openxmlformats.org/drawingml/2006/picture">
+                        <pic:nvPicPr>
+                          <pic:cNvPr id="1" name=""/>
+                          <pic:cNvPicPr/>
+                        </pic:nvPicPr>
+                        <pic:blipFill>
+                          <a:blip r:embed="rId19"/>
+                          <a:stretch>
+                            <a:fillRect/>
+                          </a:stretch>
+                        </pic:blipFill>
+                        <pic:spPr>
+                          <a:xfrm>
+                            <a:off x="0" y="0"/>
+                            <a:ext cx="2086266" cy="2162477"/>
+                          </a:xfrm>
+                          <a:prstGeom prst="rect">
+                            <a:avLst/>
+                          </a:prstGeom>
+                        </pic:spPr>
+                      </pic:pic>
+                    </a:graphicData>
+                  </a:graphic>
+                </wp:inline>
+              </w:drawing>
+            </w:r>
+          </w:p>
+        </w:tc>
+        <w:tc>
+          <w:tcPr>
+            <w:tcW w:w="4531" w:type="dxa"/>
+          </w:tcPr>
+          <w:p>
+            <w:r>
+              <w:t xml:space="preserve">Kapcsoló </w:t>
+            </w:r>
+            <w:proofErr w:type="spellStart"/>
+            <w:r>
+              <w:t>illusztrator</w:t>
+            </w:r>
+            <w:proofErr w:type="spellEnd"/>
+            <w:r>
+              <w:t xml:space="preserve"> </w:t>
+            </w:r>
+            <w:r>
+              <w:t>tábla:</w:t>
+            </w:r>
+          </w:p>
+          <w:p>
+            <w:pPr>
+              <w:pStyle w:val="Listaszerbekezds"/>
+              <w:numPr>
+                <w:ilvl w:val="0"/>
+                <w:numId w:val="5"/>
+              </w:numPr>
+            </w:pPr>
+            <w:proofErr w:type="spellStart"/>
+            <w:r>
+              <w:t>id</w:t>
+            </w:r>
+            <w:proofErr w:type="spellEnd"/>
+            <w:r>
+              <w:t xml:space="preserve"> (INT): egyedi azonosító </w:t>
+            </w:r>
+            <w:proofErr w:type="spellStart"/>
+            <w:r>
+              <w:t>Auto</w:t>
+            </w:r>
+            <w:proofErr w:type="spellEnd"/>
+            <w:r>
+              <w:t xml:space="preserve"> </w:t>
+            </w:r>
+            <w:proofErr w:type="spellStart"/>
+            <w:r>
+              <w:t>incrementel</w:t>
+            </w:r>
+            <w:proofErr w:type="spellEnd"/>
+            <w:r>
+              <w:t xml:space="preserve"> növekszik.</w:t>
+            </w:r>
+          </w:p>
+          <w:p>
+            <w:pPr>
+              <w:pStyle w:val="Listaszerbekezds"/>
+              <w:numPr>
+                <w:ilvl w:val="0"/>
+                <w:numId w:val="5"/>
+              </w:numPr>
+            </w:pPr>
+            <w:r>
+              <w:t xml:space="preserve">ISBN BIGINT: A termék táblából származik. Így tudjuk azonosítani melyik </w:t>
+            </w:r>
+            <w:proofErr w:type="gramStart"/>
+            <w:r>
+              <w:t>könyv</w:t>
+            </w:r>
+            <w:proofErr w:type="gramEnd"/>
+            <w:r>
+              <w:t xml:space="preserve"> tartozik az adott </w:t>
+            </w:r>
+            <w:r>
+              <w:t>illusztrátor</w:t>
+            </w:r>
+            <w:r>
+              <w:t>(</w:t>
+            </w:r>
+            <w:r>
+              <w:t>o</w:t>
+            </w:r>
+            <w:r>
+              <w:t>k)hoz.</w:t>
+            </w:r>
+          </w:p>
+          <w:p>
+            <w:pPr>
+              <w:pStyle w:val="Listaszerbekezds"/>
+              <w:numPr>
+                <w:ilvl w:val="0"/>
+                <w:numId w:val="5"/>
+              </w:numPr>
+            </w:pPr>
+            <w:proofErr w:type="spellStart"/>
+            <w:r>
+              <w:t>illusztrator</w:t>
+            </w:r>
+            <w:r>
+              <w:t>_id</w:t>
+            </w:r>
+            <w:proofErr w:type="spellEnd"/>
+            <w:r>
+              <w:t xml:space="preserve"> INT: Az illusztrátor táblából származik. A</w:t>
+            </w:r>
+            <w:r>
+              <w:t>z</w:t>
+            </w:r>
+            <w:r>
+              <w:t xml:space="preserve"> illusztrátor </w:t>
+            </w:r>
+            <w:proofErr w:type="spellStart"/>
+            <w:r>
+              <w:t>id</w:t>
+            </w:r>
+            <w:proofErr w:type="spellEnd"/>
+            <w:r>
+              <w:t>-jével</w:t>
+            </w:r>
+            <w:r>
+              <w:t xml:space="preserve"> tudjuk azonosítani ki </w:t>
+            </w:r>
+            <w:proofErr w:type="gramStart"/>
+            <w:r>
+              <w:t>illusztrálta</w:t>
+            </w:r>
+            <w:proofErr w:type="gramEnd"/>
+            <w:r>
+              <w:t>.</w:t>
+            </w:r>
+          </w:p>
+        </w:tc>
+      </w:tr>
+    </w:tbl>
+    <w:p/>
+    <w:p>
+      <w:r>
+        <w:t>1.13: Termék</w:t>
+      </w:r>
+    </w:p>
+    <w:tbl>
+      <w:tblPr>
+        <w:tblStyle w:val="Rcsostblzat"/>
+        <w:tblW w:w="0" w:type="auto"/>
+        <w:tblLook w:val="04A0" w:firstRow="1" w:lastRow="0" w:firstColumn="1" w:lastColumn="0" w:noHBand="0" w:noVBand="1"/>
+      </w:tblPr>
+      <w:tblGrid>
+        <w:gridCol w:w="4531"/>
+        <w:gridCol w:w="4531"/>
+      </w:tblGrid>
+      <w:tr>
+        <w:tc>
+          <w:tcPr>
+            <w:tcW w:w="4531" w:type="dxa"/>
+          </w:tcPr>
+          <w:p>
+            <w:r>
+              <w:t xml:space="preserve">Kapcsoló </w:t>
+            </w:r>
+            <w:proofErr w:type="spellStart"/>
+            <w:r>
+              <w:t>illusztrator</w:t>
+            </w:r>
+            <w:proofErr w:type="spellEnd"/>
+            <w:r>
+              <w:t>:</w:t>
+            </w:r>
+          </w:p>
+        </w:tc>
+        <w:tc>
+          <w:tcPr>
+            <w:tcW w:w="4531" w:type="dxa"/>
+          </w:tcPr>
+          <w:p>
+            <w:r>
+              <w:t>Adatai:</w:t>
+            </w:r>
+          </w:p>
+        </w:tc>
+      </w:tr>
+      <w:tr>
+        <w:tc>
+          <w:tcPr>
+            <w:tcW w:w="4531" w:type="dxa"/>
+          </w:tcPr>
+          <w:p>
+            <w:pPr>
+              <w:jc w:val="center"/>
+            </w:pPr>
+            <w:r>
+              <w:lastRenderedPageBreak/>
+              <w:drawing>
+                <wp:inline distT="0" distB="0" distL="0" distR="0" wp14:anchorId="67AB0B22" wp14:editId="185A7C37">
+                  <wp:extent cx="1991003" cy="5010849"/>
+                  <wp:effectExtent l="0" t="0" r="9525" b="0"/>
+                  <wp:docPr id="5" name="Kép 5"/>
+                  <wp:cNvGraphicFramePr>
+                    <a:graphicFrameLocks xmlns:a="http://schemas.openxmlformats.org/drawingml/2006/main" noChangeAspect="1"/>
+                  </wp:cNvGraphicFramePr>
+                  <a:graphic xmlns:a="http://schemas.openxmlformats.org/drawingml/2006/main">
+                    <a:graphicData uri="http://schemas.openxmlformats.org/drawingml/2006/picture">
+                      <pic:pic xmlns:pic="http://schemas.openxmlformats.org/drawingml/2006/picture">
+                        <pic:nvPicPr>
+                          <pic:cNvPr id="1" name=""/>
+                          <pic:cNvPicPr/>
+                        </pic:nvPicPr>
+                        <pic:blipFill>
+                          <a:blip r:embed="rId20"/>
+                          <a:stretch>
+                            <a:fillRect/>
+                          </a:stretch>
+                        </pic:blipFill>
+                        <pic:spPr>
+                          <a:xfrm>
+                            <a:off x="0" y="0"/>
+                            <a:ext cx="1991003" cy="5010849"/>
+                          </a:xfrm>
+                          <a:prstGeom prst="rect">
+                            <a:avLst/>
+                          </a:prstGeom>
+                        </pic:spPr>
+                      </pic:pic>
+                    </a:graphicData>
+                  </a:graphic>
+                </wp:inline>
+              </w:drawing>
+            </w:r>
+          </w:p>
+        </w:tc>
+        <w:tc>
+          <w:tcPr>
+            <w:tcW w:w="4531" w:type="dxa"/>
+          </w:tcPr>
+          <w:p>
+            <w:r>
+              <w:t>Termék</w:t>
+            </w:r>
+            <w:r>
+              <w:t xml:space="preserve"> tábla:</w:t>
+            </w:r>
+          </w:p>
+          <w:p>
+            <w:pPr>
+              <w:pStyle w:val="Listaszerbekezds"/>
+              <w:numPr>
+                <w:ilvl w:val="0"/>
+                <w:numId w:val="5"/>
+              </w:numPr>
+            </w:pPr>
+            <w:r>
+              <w:t>ISBN</w:t>
+            </w:r>
+            <w:r>
+              <w:t xml:space="preserve"> (</w:t>
+            </w:r>
+            <w:r>
+              <w:t>BIGINT): E</w:t>
+            </w:r>
+            <w:r>
+              <w:t>gyedi azonosító</w:t>
+            </w:r>
+            <w:r>
+              <w:t xml:space="preserve"> minden könyv számára</w:t>
+            </w:r>
+            <w:r>
+              <w:t>.</w:t>
+            </w:r>
+          </w:p>
+          <w:p>
+            <w:pPr>
+              <w:pStyle w:val="Listaszerbekezds"/>
+              <w:numPr>
+                <w:ilvl w:val="0"/>
+                <w:numId w:val="5"/>
+              </w:numPr>
+            </w:pPr>
+            <w:r>
+              <w:t>cím (VARCHAR): A könyv címe.</w:t>
+            </w:r>
+          </w:p>
+          <w:p>
+            <w:pPr>
+              <w:pStyle w:val="Listaszerbekezds"/>
+              <w:numPr>
+                <w:ilvl w:val="0"/>
+                <w:numId w:val="5"/>
+              </w:numPr>
+            </w:pPr>
+            <w:proofErr w:type="spellStart"/>
+            <w:r>
+              <w:t>kiado_id</w:t>
+            </w:r>
+            <w:proofErr w:type="spellEnd"/>
+            <w:r>
+              <w:t xml:space="preserve"> (INT): A kiadó táblából származik. Így </w:t>
+            </w:r>
+            <w:proofErr w:type="gramStart"/>
+            <w:r>
+              <w:t>azonosítjuk</w:t>
+            </w:r>
+            <w:proofErr w:type="gramEnd"/>
+            <w:r>
+              <w:t xml:space="preserve"> hogy ki a mű kiadója.</w:t>
+            </w:r>
+          </w:p>
+          <w:p>
+            <w:pPr>
+              <w:pStyle w:val="Listaszerbekezds"/>
+              <w:numPr>
+                <w:ilvl w:val="0"/>
+                <w:numId w:val="5"/>
+              </w:numPr>
+            </w:pPr>
+            <w:proofErr w:type="spellStart"/>
+            <w:r>
+              <w:t>kiadas_eve</w:t>
+            </w:r>
+            <w:proofErr w:type="spellEnd"/>
+            <w:r>
+              <w:t xml:space="preserve"> (YEAR): Melyik évben adták ki a könyvet.</w:t>
+            </w:r>
+          </w:p>
+          <w:p>
+            <w:pPr>
+              <w:pStyle w:val="Listaszerbekezds"/>
+              <w:numPr>
+                <w:ilvl w:val="0"/>
+                <w:numId w:val="5"/>
+              </w:numPr>
+            </w:pPr>
+            <w:proofErr w:type="spellStart"/>
+            <w:r>
+              <w:t>nyelv_id</w:t>
+            </w:r>
+            <w:proofErr w:type="spellEnd"/>
+            <w:r>
+              <w:t xml:space="preserve"> (INT): A nyelv táblából származik. Így </w:t>
+            </w:r>
+            <w:proofErr w:type="gramStart"/>
+            <w:r>
+              <w:t>azonosítjuk</w:t>
+            </w:r>
+            <w:proofErr w:type="gramEnd"/>
+            <w:r>
+              <w:t xml:space="preserve"> hogy milyen nyelven érhető el a könyv.</w:t>
+            </w:r>
+          </w:p>
+          <w:p>
+            <w:pPr>
+              <w:pStyle w:val="Listaszerbekezds"/>
+              <w:numPr>
+                <w:ilvl w:val="0"/>
+                <w:numId w:val="5"/>
+              </w:numPr>
+            </w:pPr>
+            <w:proofErr w:type="spellStart"/>
+            <w:r>
+              <w:t>oldalak_szama</w:t>
+            </w:r>
+            <w:proofErr w:type="spellEnd"/>
+            <w:r>
+              <w:t xml:space="preserve"> (INT): Hány oldalas a könyv.</w:t>
+            </w:r>
+          </w:p>
+          <w:p>
+            <w:pPr>
+              <w:pStyle w:val="Listaszerbekezds"/>
+              <w:numPr>
+                <w:ilvl w:val="0"/>
+                <w:numId w:val="5"/>
+              </w:numPr>
+            </w:pPr>
+            <w:proofErr w:type="spellStart"/>
+            <w:r>
+              <w:t>borito_id</w:t>
+            </w:r>
+            <w:proofErr w:type="spellEnd"/>
+            <w:r>
+              <w:t xml:space="preserve"> (INT): A borító táblából származik. Így </w:t>
+            </w:r>
+            <w:proofErr w:type="gramStart"/>
+            <w:r>
+              <w:t>azonosítjuk</w:t>
+            </w:r>
+            <w:proofErr w:type="gramEnd"/>
+            <w:r>
+              <w:t xml:space="preserve"> hogy milyen borítóval rendelkezik a könyv.</w:t>
+            </w:r>
+          </w:p>
+          <w:p>
+            <w:pPr>
+              <w:pStyle w:val="Listaszerbekezds"/>
+              <w:numPr>
+                <w:ilvl w:val="0"/>
+                <w:numId w:val="5"/>
+              </w:numPr>
+            </w:pPr>
+            <w:proofErr w:type="spellStart"/>
+            <w:r>
+              <w:t>ar</w:t>
+            </w:r>
+            <w:proofErr w:type="spellEnd"/>
+            <w:r>
+              <w:t xml:space="preserve"> (INT): Mennyi forintba kerül a könyv</w:t>
+            </w:r>
+          </w:p>
+          <w:p>
+            <w:pPr>
+              <w:pStyle w:val="Listaszerbekezds"/>
+              <w:numPr>
+                <w:ilvl w:val="0"/>
+                <w:numId w:val="5"/>
+              </w:numPr>
+            </w:pPr>
+            <w:proofErr w:type="spellStart"/>
+            <w:r>
+              <w:t>raktar</w:t>
+            </w:r>
+            <w:proofErr w:type="spellEnd"/>
+            <w:r>
+              <w:t xml:space="preserve"> (INT): Mennyi könyv van raktáron</w:t>
+            </w:r>
+          </w:p>
+          <w:p>
+            <w:pPr>
+              <w:pStyle w:val="Listaszerbekezds"/>
+              <w:numPr>
+                <w:ilvl w:val="0"/>
+                <w:numId w:val="5"/>
+              </w:numPr>
+            </w:pPr>
+            <w:proofErr w:type="spellStart"/>
+            <w:r>
+              <w:t>Kategoria_id</w:t>
+            </w:r>
+            <w:proofErr w:type="spellEnd"/>
+            <w:r>
+              <w:t xml:space="preserve"> (INT): Kategória táblából származik. Így </w:t>
+            </w:r>
+            <w:proofErr w:type="gramStart"/>
+            <w:r>
+              <w:t>azonosítjuk</w:t>
+            </w:r>
+            <w:proofErr w:type="gramEnd"/>
+            <w:r>
+              <w:t xml:space="preserve"> hogy milyen kategóriából tartozik a könyv.</w:t>
+            </w:r>
+          </w:p>
+          <w:p>
+            <w:pPr>
+              <w:pStyle w:val="Listaszerbekezds"/>
+              <w:numPr>
+                <w:ilvl w:val="0"/>
+                <w:numId w:val="5"/>
+              </w:numPr>
+            </w:pPr>
+            <w:proofErr w:type="spellStart"/>
+            <w:r>
+              <w:t>tipus_id</w:t>
+            </w:r>
+            <w:proofErr w:type="spellEnd"/>
+            <w:r>
+              <w:t xml:space="preserve"> (INT): Típus táblából származik. Így </w:t>
+            </w:r>
+            <w:proofErr w:type="gramStart"/>
+            <w:r>
+              <w:t>azonosítjuk</w:t>
+            </w:r>
+            <w:proofErr w:type="gramEnd"/>
+            <w:r>
+              <w:t xml:space="preserve"> hogy milyen könyvet árulunk (E-könyv, antikvárium stb.)</w:t>
+            </w:r>
+          </w:p>
+          <w:p>
+            <w:pPr>
+              <w:pStyle w:val="Listaszerbekezds"/>
+              <w:numPr>
+                <w:ilvl w:val="0"/>
+                <w:numId w:val="5"/>
+              </w:numPr>
+            </w:pPr>
+            <w:proofErr w:type="spellStart"/>
+            <w:r>
+              <w:t>leiras</w:t>
+            </w:r>
+            <w:proofErr w:type="spellEnd"/>
+            <w:r>
+              <w:t xml:space="preserve"> (LONGTEXT): A könyv leírása.</w:t>
+            </w:r>
+          </w:p>
+          <w:p>
+            <w:pPr>
+              <w:pStyle w:val="Listaszerbekezds"/>
+              <w:numPr>
+                <w:ilvl w:val="0"/>
+                <w:numId w:val="5"/>
+              </w:numPr>
+            </w:pPr>
+            <w:proofErr w:type="spellStart"/>
+            <w:r>
+              <w:t>Illusztracio</w:t>
+            </w:r>
+            <w:proofErr w:type="spellEnd"/>
+            <w:r>
+              <w:t xml:space="preserve"> (INT): Illusztráció táblából származik. Milyen </w:t>
+            </w:r>
+            <w:proofErr w:type="gramStart"/>
+            <w:r>
+              <w:t>illusztráció</w:t>
+            </w:r>
+            <w:proofErr w:type="gramEnd"/>
+            <w:r>
+              <w:t xml:space="preserve"> található a könyvben. </w:t>
+            </w:r>
+          </w:p>
+        </w:tc>
+      </w:tr>
+    </w:tbl>
+    <w:p/>
+    <w:p>
+      <w:r>
+        <w:t>1.14:</w:t>
+      </w:r>
+      <w:r>
+        <w:t xml:space="preserve"> </w:t>
+      </w:r>
+      <w:r>
+        <w:t>Kapcsoló szá</w:t>
+      </w:r>
+      <w:r>
+        <w:t>mla</w:t>
+      </w:r>
+      <w:r>
+        <w:t>:</w:t>
+      </w:r>
+    </w:p>
+    <w:tbl>
+      <w:tblPr>
+        <w:tblStyle w:val="Rcsostblzat"/>
+        <w:tblW w:w="0" w:type="auto"/>
+        <w:tblLook w:val="04A0" w:firstRow="1" w:lastRow="0" w:firstColumn="1" w:lastColumn="0" w:noHBand="0" w:noVBand="1"/>
+      </w:tblPr>
+      <w:tblGrid>
+        <w:gridCol w:w="4531"/>
+        <w:gridCol w:w="4531"/>
+      </w:tblGrid>
+      <w:tr>
+        <w:tc>
+          <w:tcPr>
+            <w:tcW w:w="4531" w:type="dxa"/>
+          </w:tcPr>
+          <w:p>
+            <w:r>
+              <w:t xml:space="preserve">Kapcsoló </w:t>
+            </w:r>
+            <w:r>
+              <w:t>számla</w:t>
+            </w:r>
+            <w:r>
+              <w:t>:</w:t>
+            </w:r>
+          </w:p>
+        </w:tc>
+        <w:tc>
+          <w:tcPr>
+            <w:tcW w:w="4531" w:type="dxa"/>
+          </w:tcPr>
+          <w:p>
+            <w:r>
+              <w:t>Adatai:</w:t>
+            </w:r>
+          </w:p>
+        </w:tc>
+      </w:tr>
+      <w:tr>
+        <w:tc>
+          <w:tcPr>
+            <w:tcW w:w="4531" w:type="dxa"/>
+          </w:tcPr>
+          <w:p>
+            <w:pPr>
+              <w:jc w:val="center"/>
+            </w:pPr>
+            <w:r>
+              <w:rPr>
+                <w:noProof/>
+                <w:lang w:eastAsia="hu-HU"/>
+              </w:rPr>
+              <w:drawing>
+                <wp:inline distT="0" distB="0" distL="0" distR="0" wp14:anchorId="73E77F7D" wp14:editId="5529C7D5">
+                  <wp:extent cx="1638529" cy="2229161"/>
+                  <wp:effectExtent l="0" t="0" r="0" b="0"/>
+                  <wp:docPr id="9" name="Kép 9"/>
+                  <wp:cNvGraphicFramePr>
+                    <a:graphicFrameLocks xmlns:a="http://schemas.openxmlformats.org/drawingml/2006/main" noChangeAspect="1"/>
+                  </wp:cNvGraphicFramePr>
+                  <a:graphic xmlns:a="http://schemas.openxmlformats.org/drawingml/2006/main">
+                    <a:graphicData uri="http://schemas.openxmlformats.org/drawingml/2006/picture">
+                      <pic:pic xmlns:pic="http://schemas.openxmlformats.org/drawingml/2006/picture">
+                        <pic:nvPicPr>
+                          <pic:cNvPr id="1" name=""/>
+                          <pic:cNvPicPr/>
+                        </pic:nvPicPr>
+                        <pic:blipFill>
+                          <a:blip r:embed="rId21"/>
+                          <a:stretch>
+                            <a:fillRect/>
+                          </a:stretch>
+                        </pic:blipFill>
+                        <pic:spPr>
+                          <a:xfrm>
+                            <a:off x="0" y="0"/>
+                            <a:ext cx="1638529" cy="2229161"/>
+                          </a:xfrm>
+                          <a:prstGeom prst="rect">
+                            <a:avLst/>
+                          </a:prstGeom>
+                        </pic:spPr>
+                      </pic:pic>
+                    </a:graphicData>
+                  </a:graphic>
+                </wp:inline>
+              </w:drawing>
+            </w:r>
+          </w:p>
+        </w:tc>
+        <w:tc>
+          <w:tcPr>
+            <w:tcW w:w="4531" w:type="dxa"/>
+          </w:tcPr>
+          <w:p>
+            <w:r>
+              <w:t xml:space="preserve">Kapcsoló </w:t>
+            </w:r>
+            <w:r>
+              <w:t>számla</w:t>
+            </w:r>
+            <w:r>
+              <w:t xml:space="preserve"> tábla:</w:t>
+            </w:r>
+          </w:p>
+          <w:p>
+            <w:pPr>
+              <w:pStyle w:val="Listaszerbekezds"/>
+              <w:numPr>
+                <w:ilvl w:val="0"/>
+                <w:numId w:val="5"/>
+              </w:numPr>
+            </w:pPr>
+            <w:proofErr w:type="spellStart"/>
+            <w:r>
+              <w:t>id</w:t>
+            </w:r>
+            <w:proofErr w:type="spellEnd"/>
+            <w:r>
+              <w:t xml:space="preserve"> (INT): egyedi azonosító </w:t>
+            </w:r>
+            <w:proofErr w:type="spellStart"/>
+            <w:r>
+              <w:t>Auto</w:t>
+            </w:r>
+            <w:proofErr w:type="spellEnd"/>
+            <w:r>
+              <w:t xml:space="preserve"> </w:t>
+            </w:r>
+            <w:proofErr w:type="spellStart"/>
+            <w:r>
+              <w:t>incrementel</w:t>
+            </w:r>
+            <w:proofErr w:type="spellEnd"/>
+            <w:r>
+              <w:t xml:space="preserve"> növekszik.</w:t>
+            </w:r>
+          </w:p>
+          <w:p>
+            <w:pPr>
+              <w:pStyle w:val="Listaszerbekezds"/>
+              <w:numPr>
+                <w:ilvl w:val="0"/>
+                <w:numId w:val="5"/>
+              </w:numPr>
+            </w:pPr>
+            <w:r>
+              <w:t xml:space="preserve">ISBN BIGINT: A termék táblából származik. Így tudjuk azonosítani melyik </w:t>
+            </w:r>
+            <w:proofErr w:type="gramStart"/>
+            <w:r>
+              <w:t>könyv</w:t>
+            </w:r>
+            <w:proofErr w:type="gramEnd"/>
+            <w:r>
+              <w:t xml:space="preserve"> tartozik az adott </w:t>
+            </w:r>
+            <w:r>
+              <w:t>számláh</w:t>
+            </w:r>
+            <w:r>
+              <w:t>o</w:t>
+            </w:r>
+            <w:r>
+              <w:t>z.</w:t>
+            </w:r>
+          </w:p>
+          <w:p>
+            <w:pPr>
+              <w:pStyle w:val="Listaszerbekezds"/>
+              <w:numPr>
+                <w:ilvl w:val="0"/>
+                <w:numId w:val="5"/>
+              </w:numPr>
+            </w:pPr>
+            <w:proofErr w:type="spellStart"/>
+            <w:r>
+              <w:t>szamla</w:t>
+            </w:r>
+            <w:r>
+              <w:t>_id</w:t>
+            </w:r>
+            <w:proofErr w:type="spellEnd"/>
+            <w:r>
+              <w:t xml:space="preserve"> INT: </w:t>
+            </w:r>
+            <w:proofErr w:type="gramStart"/>
+            <w:r>
+              <w:t>Az</w:t>
+            </w:r>
+            <w:proofErr w:type="gramEnd"/>
+            <w:r>
+              <w:t xml:space="preserve"> </w:t>
+            </w:r>
+            <w:r>
+              <w:t>számla</w:t>
+            </w:r>
+            <w:r>
+              <w:t xml:space="preserve"> táblából származik. </w:t>
+            </w:r>
+            <w:proofErr w:type="gramStart"/>
+            <w:r>
+              <w:t>Az</w:t>
+            </w:r>
+            <w:proofErr w:type="gramEnd"/>
+            <w:r>
+              <w:t xml:space="preserve"> </w:t>
+            </w:r>
+            <w:r>
+              <w:t>számla</w:t>
+            </w:r>
+            <w:r>
+              <w:t xml:space="preserve"> </w:t>
+            </w:r>
+            <w:proofErr w:type="spellStart"/>
+            <w:r>
+              <w:t>id</w:t>
+            </w:r>
+            <w:proofErr w:type="spellEnd"/>
+            <w:r>
+              <w:t>-jével tudjuk azonosítani</w:t>
+            </w:r>
+            <w:r>
+              <w:t xml:space="preserve"> a számlát</w:t>
+            </w:r>
+            <w:r>
+              <w:t>.</w:t>
+            </w:r>
+          </w:p>
+          <w:p>
+            <w:pPr>
+              <w:pStyle w:val="Listaszerbekezds"/>
+              <w:numPr>
+                <w:ilvl w:val="0"/>
+                <w:numId w:val="5"/>
+              </w:numPr>
+            </w:pPr>
+            <w:r>
+              <w:t>darab (INT): Hány darabot vásároltunk az adott könyvből.</w:t>
+            </w:r>
+          </w:p>
+        </w:tc>
+      </w:tr>
+    </w:tbl>
+    <w:p/>
+    <w:p>
+      <w:r>
+        <w:t>1.15: Számla:</w:t>
+      </w:r>
+    </w:p>
+    <w:tbl>
+      <w:tblPr>
+        <w:tblStyle w:val="Rcsostblzat"/>
+        <w:tblW w:w="0" w:type="auto"/>
+        <w:tblLook w:val="04A0" w:firstRow="1" w:lastRow="0" w:firstColumn="1" w:lastColumn="0" w:noHBand="0" w:noVBand="1"/>
+      </w:tblPr>
+      <w:tblGrid>
+        <w:gridCol w:w="4531"/>
+        <w:gridCol w:w="4531"/>
+      </w:tblGrid>
+      <w:tr>
+        <w:tc>
+          <w:tcPr>
+            <w:tcW w:w="4531" w:type="dxa"/>
+          </w:tcPr>
+          <w:p>
+            <w:r>
+              <w:t>S</w:t>
+            </w:r>
+            <w:r>
+              <w:t>zámla</w:t>
+            </w:r>
+            <w:r>
+              <w:t>:</w:t>
+            </w:r>
+          </w:p>
+        </w:tc>
+        <w:tc>
+          <w:tcPr>
+            <w:tcW w:w="4531" w:type="dxa"/>
+          </w:tcPr>
+          <w:p>
+            <w:r>
+              <w:t>Adatai:</w:t>
+            </w:r>
+          </w:p>
+        </w:tc>
+      </w:tr>
+      <w:tr>
+        <w:tc>
+          <w:tcPr>
+            <w:tcW w:w="4531" w:type="dxa"/>
+          </w:tcPr>
+          <w:p>
+            <w:pPr>
+              <w:jc w:val="center"/>
+            </w:pPr>
+            <w:r>
+              <w:lastRenderedPageBreak/>
+              <w:drawing>
+                <wp:inline distT="0" distB="0" distL="0" distR="0" wp14:anchorId="6577FEF1" wp14:editId="22705461">
+                  <wp:extent cx="2038635" cy="2734057"/>
+                  <wp:effectExtent l="0" t="0" r="0" b="9525"/>
+                  <wp:docPr id="12" name="Kép 12"/>
+                  <wp:cNvGraphicFramePr>
+                    <a:graphicFrameLocks xmlns:a="http://schemas.openxmlformats.org/drawingml/2006/main" noChangeAspect="1"/>
+                  </wp:cNvGraphicFramePr>
+                  <a:graphic xmlns:a="http://schemas.openxmlformats.org/drawingml/2006/main">
+                    <a:graphicData uri="http://schemas.openxmlformats.org/drawingml/2006/picture">
+                      <pic:pic xmlns:pic="http://schemas.openxmlformats.org/drawingml/2006/picture">
+                        <pic:nvPicPr>
+                          <pic:cNvPr id="1" name=""/>
+                          <pic:cNvPicPr/>
+                        </pic:nvPicPr>
+                        <pic:blipFill>
+                          <a:blip r:embed="rId22"/>
+                          <a:stretch>
+                            <a:fillRect/>
+                          </a:stretch>
+                        </pic:blipFill>
+                        <pic:spPr>
+                          <a:xfrm>
+                            <a:off x="0" y="0"/>
+                            <a:ext cx="2038635" cy="2734057"/>
+                          </a:xfrm>
+                          <a:prstGeom prst="rect">
+                            <a:avLst/>
+                          </a:prstGeom>
+                        </pic:spPr>
+                      </pic:pic>
+                    </a:graphicData>
+                  </a:graphic>
+                </wp:inline>
+              </w:drawing>
+            </w:r>
+          </w:p>
+        </w:tc>
+        <w:tc>
+          <w:tcPr>
+            <w:tcW w:w="4531" w:type="dxa"/>
+          </w:tcPr>
+          <w:p>
+            <w:r>
+              <w:t>S</w:t>
+            </w:r>
+            <w:r>
+              <w:t>zámla tábla:</w:t>
+            </w:r>
+          </w:p>
+          <w:p>
+            <w:pPr>
+              <w:pStyle w:val="Listaszerbekezds"/>
+              <w:numPr>
+                <w:ilvl w:val="0"/>
+                <w:numId w:val="5"/>
+              </w:numPr>
+            </w:pPr>
+            <w:proofErr w:type="spellStart"/>
+            <w:r>
+              <w:t>szamla_</w:t>
+            </w:r>
+            <w:r>
+              <w:t>id</w:t>
+            </w:r>
+            <w:proofErr w:type="spellEnd"/>
+            <w:r>
+              <w:t xml:space="preserve"> (INT): egyedi azonosító </w:t>
+            </w:r>
+            <w:proofErr w:type="spellStart"/>
+            <w:r>
+              <w:t>Auto</w:t>
+            </w:r>
+            <w:proofErr w:type="spellEnd"/>
+            <w:r>
+              <w:t xml:space="preserve"> </w:t>
+            </w:r>
+            <w:proofErr w:type="spellStart"/>
+            <w:r>
+              <w:t>incrementel</w:t>
+            </w:r>
+            <w:proofErr w:type="spellEnd"/>
+            <w:r>
+              <w:t xml:space="preserve"> növekszik.</w:t>
+            </w:r>
+          </w:p>
+          <w:p>
+            <w:pPr>
+              <w:pStyle w:val="Listaszerbekezds"/>
+              <w:numPr>
+                <w:ilvl w:val="0"/>
+                <w:numId w:val="5"/>
+              </w:numPr>
+            </w:pPr>
+            <w:proofErr w:type="spellStart"/>
+            <w:r>
+              <w:t>fizetési_mód</w:t>
+            </w:r>
+            <w:proofErr w:type="spellEnd"/>
+            <w:r>
+              <w:t xml:space="preserve"> (INT): A fizetési mód táblából származik. Így tudjuk </w:t>
+            </w:r>
+            <w:proofErr w:type="gramStart"/>
+            <w:r>
+              <w:t>azonosítani</w:t>
+            </w:r>
+            <w:proofErr w:type="gramEnd"/>
+            <w:r>
+              <w:t xml:space="preserve"> hogy a vevő milyen fizetési </w:t>
+            </w:r>
+            <w:proofErr w:type="spellStart"/>
+            <w:r>
+              <w:t>móddot</w:t>
+            </w:r>
+            <w:proofErr w:type="spellEnd"/>
+            <w:r>
+              <w:t xml:space="preserve"> választott.</w:t>
+            </w:r>
+          </w:p>
+          <w:p>
+            <w:pPr>
+              <w:pStyle w:val="Listaszerbekezds"/>
+              <w:numPr>
+                <w:ilvl w:val="0"/>
+                <w:numId w:val="5"/>
+              </w:numPr>
+            </w:pPr>
+            <w:proofErr w:type="spellStart"/>
+            <w:r>
+              <w:t>teljesítés_kelte</w:t>
+            </w:r>
+            <w:proofErr w:type="spellEnd"/>
+            <w:r>
+              <w:t xml:space="preserve"> (DATE): Mikor teljesítették a fizetést.</w:t>
+            </w:r>
+          </w:p>
+          <w:p>
+            <w:pPr>
+              <w:pStyle w:val="Listaszerbekezds"/>
+              <w:numPr>
+                <w:ilvl w:val="0"/>
+                <w:numId w:val="5"/>
+              </w:numPr>
+            </w:pPr>
+            <w:proofErr w:type="spellStart"/>
+            <w:r>
+              <w:t>szamla</w:t>
+            </w:r>
+            <w:r>
+              <w:t>_kelte</w:t>
+            </w:r>
+            <w:proofErr w:type="spellEnd"/>
+            <w:r>
+              <w:t xml:space="preserve"> (DATE): Mikor </w:t>
+            </w:r>
+            <w:r>
+              <w:t xml:space="preserve">adták le </w:t>
+            </w:r>
+            <w:r>
+              <w:t xml:space="preserve">a </w:t>
+            </w:r>
+            <w:r>
+              <w:t>rendelést</w:t>
+            </w:r>
+            <w:r>
+              <w:t>.</w:t>
+            </w:r>
+          </w:p>
+          <w:p>
+            <w:pPr>
+              <w:pStyle w:val="Listaszerbekezds"/>
+              <w:numPr>
+                <w:ilvl w:val="0"/>
+                <w:numId w:val="5"/>
+              </w:numPr>
+            </w:pPr>
+            <w:proofErr w:type="spellStart"/>
+            <w:r>
+              <w:t>Fizetési</w:t>
+            </w:r>
+            <w:r>
+              <w:t>_</w:t>
+            </w:r>
+            <w:r>
+              <w:t>határido</w:t>
+            </w:r>
+            <w:proofErr w:type="spellEnd"/>
+            <w:r>
+              <w:t xml:space="preserve"> (DATE): M</w:t>
+            </w:r>
+            <w:r>
+              <w:t>eddig kell a fizetést végbe vinni</w:t>
+            </w:r>
+            <w:r>
+              <w:t>.</w:t>
+            </w:r>
+          </w:p>
+          <w:p>
+            <w:pPr>
+              <w:pStyle w:val="Listaszerbekezds"/>
+              <w:numPr>
+                <w:ilvl w:val="0"/>
+                <w:numId w:val="5"/>
+              </w:numPr>
+            </w:pPr>
+            <w:proofErr w:type="spellStart"/>
+            <w:r>
+              <w:t>vevo_id</w:t>
+            </w:r>
+            <w:proofErr w:type="spellEnd"/>
+            <w:r>
+              <w:t xml:space="preserve"> (INT): A vevő táblából származik. Így tudjuk </w:t>
+            </w:r>
+            <w:proofErr w:type="gramStart"/>
+            <w:r>
+              <w:t>azonosítani</w:t>
+            </w:r>
+            <w:proofErr w:type="gramEnd"/>
+            <w:r>
+              <w:t xml:space="preserve"> hogy melyik vevőhöz tartozik a  számla.</w:t>
+            </w:r>
+          </w:p>
+          <w:p>
+            <w:pPr>
+              <w:pStyle w:val="Listaszerbekezds"/>
+              <w:numPr>
+                <w:ilvl w:val="0"/>
+                <w:numId w:val="5"/>
+              </w:numPr>
+            </w:pPr>
+            <w:r>
+              <w:t xml:space="preserve">számlaszám (VARCHAR): </w:t>
+            </w:r>
+            <w:proofErr w:type="gramStart"/>
+            <w:r>
+              <w:t>Az</w:t>
+            </w:r>
+            <w:proofErr w:type="gramEnd"/>
+            <w:r>
+              <w:t xml:space="preserve"> számla azonosítója így tudjuk azonosítani ha valaki több könyvet rendelt egy rendelésben. Felépítése: ÉV/VEVO_ID/HANYADIK SZÁMLA.</w:t>
+            </w:r>
+          </w:p>
+        </w:tc>
+      </w:tr>
+    </w:tbl>
+    <w:p/>
+    <w:p>
+      <w:r>
+        <w:t>1.16: Vevő:</w:t>
+      </w:r>
+    </w:p>
+    <w:tbl>
+      <w:tblPr>
+        <w:tblStyle w:val="Rcsostblzat"/>
+        <w:tblW w:w="0" w:type="auto"/>
+        <w:tblLook w:val="04A0" w:firstRow="1" w:lastRow="0" w:firstColumn="1" w:lastColumn="0" w:noHBand="0" w:noVBand="1"/>
+      </w:tblPr>
+      <w:tblGrid>
+        <w:gridCol w:w="4531"/>
+        <w:gridCol w:w="4531"/>
+      </w:tblGrid>
+      <w:tr>
+        <w:tc>
+          <w:tcPr>
+            <w:tcW w:w="4531" w:type="dxa"/>
+          </w:tcPr>
+          <w:p>
+            <w:r>
+              <w:t>Vevő</w:t>
+            </w:r>
+            <w:r>
+              <w:t>:</w:t>
+            </w:r>
+          </w:p>
+        </w:tc>
+        <w:tc>
+          <w:tcPr>
+            <w:tcW w:w="4531" w:type="dxa"/>
+          </w:tcPr>
+          <w:p>
+            <w:r>
+              <w:t>Adatai:</w:t>
+            </w:r>
+          </w:p>
+        </w:tc>
+      </w:tr>
+      <w:tr>
+        <w:tc>
+          <w:tcPr>
+            <w:tcW w:w="4531" w:type="dxa"/>
+          </w:tcPr>
+          <w:p>
+            <w:pPr>
+              <w:jc w:val="center"/>
+            </w:pPr>
+            <w:r>
+              <w:drawing>
+                <wp:inline distT="0" distB="0" distL="0" distR="0" wp14:anchorId="11E4943E" wp14:editId="2F7FD457">
+                  <wp:extent cx="1800476" cy="2276793"/>
+                  <wp:effectExtent l="0" t="0" r="9525" b="9525"/>
+                  <wp:docPr id="16" name="Kép 16"/>
+                  <wp:cNvGraphicFramePr>
+                    <a:graphicFrameLocks xmlns:a="http://schemas.openxmlformats.org/drawingml/2006/main" noChangeAspect="1"/>
+                  </wp:cNvGraphicFramePr>
+                  <a:graphic xmlns:a="http://schemas.openxmlformats.org/drawingml/2006/main">
+                    <a:graphicData uri="http://schemas.openxmlformats.org/drawingml/2006/picture">
+                      <pic:pic xmlns:pic="http://schemas.openxmlformats.org/drawingml/2006/picture">
+                        <pic:nvPicPr>
+                          <pic:cNvPr id="1" name=""/>
+                          <pic:cNvPicPr/>
+                        </pic:nvPicPr>
+                        <pic:blipFill>
+                          <a:blip r:embed="rId23"/>
+                          <a:stretch>
+                            <a:fillRect/>
+                          </a:stretch>
+                        </pic:blipFill>
+                        <pic:spPr>
+                          <a:xfrm>
+                            <a:off x="0" y="0"/>
+                            <a:ext cx="1800476" cy="2276793"/>
+                          </a:xfrm>
+                          <a:prstGeom prst="rect">
+                            <a:avLst/>
+                          </a:prstGeom>
+                        </pic:spPr>
+                      </pic:pic>
+                    </a:graphicData>
+                  </a:graphic>
+                </wp:inline>
+              </w:drawing>
+            </w:r>
+          </w:p>
+        </w:tc>
+        <w:tc>
+          <w:tcPr>
+            <w:tcW w:w="4531" w:type="dxa"/>
+          </w:tcPr>
+          <w:p>
+            <w:r>
+              <w:t>Vevő</w:t>
+            </w:r>
+            <w:r>
+              <w:t xml:space="preserve"> tábla:</w:t>
+            </w:r>
+          </w:p>
+          <w:p>
+            <w:pPr>
+              <w:pStyle w:val="Listaszerbekezds"/>
+              <w:numPr>
+                <w:ilvl w:val="0"/>
+                <w:numId w:val="5"/>
+              </w:numPr>
+            </w:pPr>
+            <w:proofErr w:type="spellStart"/>
+            <w:r>
+              <w:t>id</w:t>
+            </w:r>
+            <w:proofErr w:type="spellEnd"/>
+            <w:r>
+              <w:t xml:space="preserve"> (INT): egyedi azonosító </w:t>
+            </w:r>
+            <w:proofErr w:type="spellStart"/>
+            <w:r>
+              <w:t>Auto</w:t>
+            </w:r>
+            <w:proofErr w:type="spellEnd"/>
+            <w:r>
+              <w:t xml:space="preserve"> </w:t>
+            </w:r>
+            <w:proofErr w:type="spellStart"/>
+            <w:r>
+              <w:t>incrementel</w:t>
+            </w:r>
+            <w:proofErr w:type="spellEnd"/>
+            <w:r>
+              <w:t xml:space="preserve"> növekszik.</w:t>
+            </w:r>
+          </w:p>
+          <w:p>
+            <w:pPr>
+              <w:pStyle w:val="Listaszerbekezds"/>
+              <w:numPr>
+                <w:ilvl w:val="0"/>
+                <w:numId w:val="5"/>
+              </w:numPr>
+            </w:pPr>
+            <w:r>
+              <w:t>Vevő Név (VARCHAR)</w:t>
+            </w:r>
+            <w:r>
+              <w:t xml:space="preserve">: </w:t>
+            </w:r>
+            <w:r>
+              <w:t>A vevő neve.</w:t>
+            </w:r>
+          </w:p>
+          <w:p>
+            <w:pPr>
+              <w:pStyle w:val="Listaszerbekezds"/>
+              <w:numPr>
+                <w:ilvl w:val="0"/>
+                <w:numId w:val="5"/>
+              </w:numPr>
+            </w:pPr>
+            <w:r>
+              <w:t>Lakcím</w:t>
+            </w:r>
+            <w:r>
+              <w:t xml:space="preserve"> (VARCHAR): </w:t>
+            </w:r>
+            <w:r>
+              <w:t>A vevő lakcíme.</w:t>
+            </w:r>
+          </w:p>
+          <w:p>
+            <w:pPr>
+              <w:pStyle w:val="Listaszerbekezds"/>
+              <w:numPr>
+                <w:ilvl w:val="0"/>
+                <w:numId w:val="5"/>
+              </w:numPr>
+            </w:pPr>
+            <w:r>
+              <w:t>Email</w:t>
+            </w:r>
+            <w:r>
+              <w:t xml:space="preserve"> (VARCHAR):</w:t>
+            </w:r>
+            <w:r>
+              <w:t xml:space="preserve"> A vevő email címe. Nem lehet kettő ugyanolyan email cím az adatbázisban.</w:t>
+            </w:r>
+          </w:p>
+          <w:p>
+            <w:pPr>
+              <w:pStyle w:val="Listaszerbekezds"/>
+              <w:numPr>
+                <w:ilvl w:val="0"/>
+                <w:numId w:val="5"/>
+              </w:numPr>
+            </w:pPr>
+            <w:r>
+              <w:t>Adószám</w:t>
+            </w:r>
+            <w:r>
+              <w:t xml:space="preserve"> (VARCHAR):</w:t>
+            </w:r>
+            <w:r>
+              <w:t xml:space="preserve"> Ha a vásárló egy cég </w:t>
+            </w:r>
+            <w:r>
+              <w:t>akkor itt táróljuk az adószámát.</w:t>
+            </w:r>
+          </w:p>
+          <w:p>
+            <w:pPr>
+              <w:pStyle w:val="Listaszerbekezds"/>
+              <w:numPr>
+                <w:ilvl w:val="0"/>
+                <w:numId w:val="5"/>
+              </w:numPr>
+            </w:pPr>
+            <w:r>
+              <w:t xml:space="preserve">jelszó (VARCHAR): A felhasználó jelszava </w:t>
+            </w:r>
+            <w:proofErr w:type="spellStart"/>
+            <w:r>
+              <w:t>elkódoltan</w:t>
+            </w:r>
+            <w:proofErr w:type="spellEnd"/>
+            <w:r>
+              <w:t xml:space="preserve">. </w:t>
+            </w:r>
+          </w:p>
+          <w:p>
+            <w:pPr>
+              <w:pStyle w:val="Listaszerbekezds"/>
+              <w:numPr>
+                <w:ilvl w:val="0"/>
+                <w:numId w:val="5"/>
+              </w:numPr>
+            </w:pPr>
+            <w:proofErr w:type="spellStart"/>
+            <w:r>
+              <w:t>jogosultsag</w:t>
+            </w:r>
+            <w:proofErr w:type="spellEnd"/>
+            <w:r>
+              <w:t xml:space="preserve"> (INT): Milyen jogosultsággal rendelkezik a felhasználó (</w:t>
+            </w:r>
+            <w:proofErr w:type="spellStart"/>
+            <w:r>
+              <w:t>Admin</w:t>
+            </w:r>
+            <w:proofErr w:type="spellEnd"/>
+            <w:r>
+              <w:t xml:space="preserve">, </w:t>
+            </w:r>
+            <w:proofErr w:type="spellStart"/>
+            <w:r>
+              <w:t>user</w:t>
+            </w:r>
+            <w:proofErr w:type="spellEnd"/>
+            <w:r>
+              <w:t>)</w:t>
+            </w:r>
+          </w:p>
+        </w:tc>
+      </w:tr>
+    </w:tbl>
+    <w:p/>
+    <w:p>
+      <w:r>
+        <w:t>1.17: Fizetési mód:</w:t>
+      </w:r>
+    </w:p>
+    <w:tbl>
+      <w:tblPr>
+        <w:tblStyle w:val="Rcsostblzat"/>
+        <w:tblW w:w="0" w:type="auto"/>
+        <w:tblLook w:val="04A0" w:firstRow="1" w:lastRow="0" w:firstColumn="1" w:lastColumn="0" w:noHBand="0" w:noVBand="1"/>
+      </w:tblPr>
+      <w:tblGrid>
+        <w:gridCol w:w="4531"/>
+        <w:gridCol w:w="4531"/>
+      </w:tblGrid>
+      <w:tr>
+        <w:tc>
+          <w:tcPr>
+            <w:tcW w:w="4531" w:type="dxa"/>
+          </w:tcPr>
+          <w:p>
+            <w:r>
+              <w:t>Fizetési mód:</w:t>
+            </w:r>
+          </w:p>
+        </w:tc>
+        <w:tc>
+          <w:tcPr>
+            <w:tcW w:w="4531" w:type="dxa"/>
+          </w:tcPr>
+          <w:p>
+            <w:r>
+              <w:t>Adatai:</w:t>
+            </w:r>
+          </w:p>
+        </w:tc>
+      </w:tr>
+      <w:tr>
+        <w:tc>
+          <w:tcPr>
+            <w:tcW w:w="4531" w:type="dxa"/>
+          </w:tcPr>
+          <w:p>
+            <w:pPr>
+              <w:jc w:val="center"/>
+            </w:pPr>
+            <w:r>
+              <w:lastRenderedPageBreak/>
+              <w:drawing>
+                <wp:inline distT="0" distB="0" distL="0" distR="0" wp14:anchorId="2F744834" wp14:editId="55FAF45F">
+                  <wp:extent cx="1733792" cy="1533739"/>
+                  <wp:effectExtent l="0" t="0" r="0" b="9525"/>
+                  <wp:docPr id="20" name="Kép 20"/>
+                  <wp:cNvGraphicFramePr>
+                    <a:graphicFrameLocks xmlns:a="http://schemas.openxmlformats.org/drawingml/2006/main" noChangeAspect="1"/>
+                  </wp:cNvGraphicFramePr>
+                  <a:graphic xmlns:a="http://schemas.openxmlformats.org/drawingml/2006/main">
+                    <a:graphicData uri="http://schemas.openxmlformats.org/drawingml/2006/picture">
+                      <pic:pic xmlns:pic="http://schemas.openxmlformats.org/drawingml/2006/picture">
+                        <pic:nvPicPr>
+                          <pic:cNvPr id="1" name=""/>
+                          <pic:cNvPicPr/>
+                        </pic:nvPicPr>
+                        <pic:blipFill>
+                          <a:blip r:embed="rId24"/>
+                          <a:stretch>
+                            <a:fillRect/>
+                          </a:stretch>
+                        </pic:blipFill>
+                        <pic:spPr>
+                          <a:xfrm>
+                            <a:off x="0" y="0"/>
+                            <a:ext cx="1733792" cy="1533739"/>
+                          </a:xfrm>
+                          <a:prstGeom prst="rect">
+                            <a:avLst/>
+                          </a:prstGeom>
+                        </pic:spPr>
+                      </pic:pic>
+                    </a:graphicData>
+                  </a:graphic>
+                </wp:inline>
+              </w:drawing>
+            </w:r>
+          </w:p>
+        </w:tc>
+        <w:tc>
+          <w:tcPr>
+            <w:tcW w:w="4531" w:type="dxa"/>
+          </w:tcPr>
+          <w:p>
+            <w:r>
+              <w:t xml:space="preserve">Fizetési mód </w:t>
+            </w:r>
+            <w:r>
+              <w:t>tábla:</w:t>
+            </w:r>
+          </w:p>
+          <w:p>
+            <w:pPr>
+              <w:pStyle w:val="Listaszerbekezds"/>
+              <w:numPr>
+                <w:ilvl w:val="0"/>
+                <w:numId w:val="5"/>
+              </w:numPr>
+            </w:pPr>
+            <w:proofErr w:type="spellStart"/>
+            <w:r>
+              <w:t>id</w:t>
+            </w:r>
+            <w:proofErr w:type="spellEnd"/>
+            <w:r>
+              <w:t xml:space="preserve"> (INT): egyedi azonosító </w:t>
+            </w:r>
+            <w:proofErr w:type="spellStart"/>
+            <w:r>
+              <w:t>Auto</w:t>
+            </w:r>
+            <w:proofErr w:type="spellEnd"/>
+            <w:r>
+              <w:t xml:space="preserve"> </w:t>
+            </w:r>
+            <w:proofErr w:type="spellStart"/>
+            <w:r>
+              <w:t>incrementel</w:t>
+            </w:r>
+            <w:proofErr w:type="spellEnd"/>
+            <w:r>
+              <w:t xml:space="preserve"> növekszik.</w:t>
+            </w:r>
+          </w:p>
+          <w:p>
+            <w:pPr>
+              <w:pStyle w:val="Listaszerbekezds"/>
+              <w:numPr>
+                <w:ilvl w:val="0"/>
+                <w:numId w:val="5"/>
+              </w:numPr>
+            </w:pPr>
+            <w:r>
+              <w:t>Fizetési név</w:t>
+            </w:r>
+            <w:r>
+              <w:t xml:space="preserve"> (VARCHAR):</w:t>
+            </w:r>
+            <w:r>
+              <w:t xml:space="preserve"> A fizetési mód neve (Kártya, utánvét stb.)</w:t>
+            </w:r>
+          </w:p>
+          <w:p>
+            <w:pPr>
+              <w:pStyle w:val="Listaszerbekezds"/>
+            </w:pPr>
+          </w:p>
+        </w:tc>
+      </w:tr>
+    </w:tbl>
+    <w:p/>
+    <w:p>
+      <w:pPr>
+        <w:rPr>
+          <w:noProof/>
+        </w:rPr>
+      </w:pPr>
+      <w:r>
+        <w:t xml:space="preserve">1.18: </w:t>
+      </w:r>
+      <w:r>
+        <w:rPr>
+          <w:noProof/>
+        </w:rPr>
+        <w:t>Szállítás</w:t>
+      </w:r>
+    </w:p>
+    <w:tbl>
+      <w:tblPr>
+        <w:tblStyle w:val="Rcsostblzat"/>
+        <w:tblW w:w="0" w:type="auto"/>
+        <w:tblLook w:val="04A0" w:firstRow="1" w:lastRow="0" w:firstColumn="1" w:lastColumn="0" w:noHBand="0" w:noVBand="1"/>
+      </w:tblPr>
+      <w:tblGrid>
+        <w:gridCol w:w="4531"/>
+        <w:gridCol w:w="4531"/>
+      </w:tblGrid>
+      <w:tr>
+        <w:tc>
+          <w:tcPr>
+            <w:tcW w:w="4531" w:type="dxa"/>
+          </w:tcPr>
+          <w:p>
+            <w:r>
+              <w:t>Szállítás</w:t>
+            </w:r>
+            <w:r>
+              <w:t>:</w:t>
+            </w:r>
+          </w:p>
+        </w:tc>
+        <w:tc>
+          <w:tcPr>
+            <w:tcW w:w="4531" w:type="dxa"/>
+          </w:tcPr>
+          <w:p>
+            <w:r>
+              <w:t>Adatai:</w:t>
+            </w:r>
+          </w:p>
+        </w:tc>
+      </w:tr>
+      <w:tr>
+        <w:tc>
+          <w:tcPr>
+            <w:tcW w:w="4531" w:type="dxa"/>
+          </w:tcPr>
+          <w:p>
+            <w:pPr>
+              <w:jc w:val="center"/>
+            </w:pPr>
+            <w:r>
+              <w:drawing>
+                <wp:inline distT="0" distB="0" distL="0" distR="0" wp14:anchorId="4CC24D4A" wp14:editId="551BDD5C">
+                  <wp:extent cx="1733792" cy="1533739"/>
+                  <wp:effectExtent l="0" t="0" r="0" b="9525"/>
+                  <wp:docPr id="22" name="Kép 22"/>
+                  <wp:cNvGraphicFramePr>
+                    <a:graphicFrameLocks xmlns:a="http://schemas.openxmlformats.org/drawingml/2006/main" noChangeAspect="1"/>
+                  </wp:cNvGraphicFramePr>
+                  <a:graphic xmlns:a="http://schemas.openxmlformats.org/drawingml/2006/main">
+                    <a:graphicData uri="http://schemas.openxmlformats.org/drawingml/2006/picture">
+                      <pic:pic xmlns:pic="http://schemas.openxmlformats.org/drawingml/2006/picture">
+                        <pic:nvPicPr>
+                          <pic:cNvPr id="1" name=""/>
+                          <pic:cNvPicPr/>
+                        </pic:nvPicPr>
+                        <pic:blipFill>
+                          <a:blip r:embed="rId24"/>
+                          <a:stretch>
+                            <a:fillRect/>
+                          </a:stretch>
+                        </pic:blipFill>
+                        <pic:spPr>
+                          <a:xfrm>
+                            <a:off x="0" y="0"/>
+                            <a:ext cx="1733792" cy="1533739"/>
+                          </a:xfrm>
+                          <a:prstGeom prst="rect">
+                            <a:avLst/>
+                          </a:prstGeom>
+                        </pic:spPr>
+                      </pic:pic>
+                    </a:graphicData>
+                  </a:graphic>
+                </wp:inline>
+              </w:drawing>
+            </w:r>
+          </w:p>
+        </w:tc>
+        <w:tc>
+          <w:tcPr>
+            <w:tcW w:w="4531" w:type="dxa"/>
+          </w:tcPr>
+          <w:p>
+            <w:r>
+              <w:t>Szállítás</w:t>
+            </w:r>
+            <w:r>
+              <w:t xml:space="preserve"> tábla:</w:t>
+            </w:r>
+          </w:p>
+          <w:p>
+            <w:pPr>
+              <w:pStyle w:val="Listaszerbekezds"/>
+              <w:numPr>
+                <w:ilvl w:val="0"/>
+                <w:numId w:val="5"/>
+              </w:numPr>
+            </w:pPr>
+            <w:proofErr w:type="spellStart"/>
+            <w:r>
+              <w:t>id</w:t>
+            </w:r>
+            <w:proofErr w:type="spellEnd"/>
+            <w:r>
+              <w:t xml:space="preserve"> (INT): egyedi azonosító </w:t>
+            </w:r>
+            <w:proofErr w:type="spellStart"/>
+            <w:r>
+              <w:t>Auto</w:t>
+            </w:r>
+            <w:proofErr w:type="spellEnd"/>
+            <w:r>
+              <w:t xml:space="preserve"> </w:t>
+            </w:r>
+            <w:proofErr w:type="spellStart"/>
+            <w:r>
+              <w:t>incrementel</w:t>
+            </w:r>
+            <w:proofErr w:type="spellEnd"/>
+            <w:r>
+              <w:t xml:space="preserve"> növekszik.</w:t>
+            </w:r>
+          </w:p>
+          <w:p>
+            <w:pPr>
+              <w:pStyle w:val="Listaszerbekezds"/>
+              <w:numPr>
+                <w:ilvl w:val="0"/>
+                <w:numId w:val="5"/>
+              </w:numPr>
+            </w:pPr>
+            <w:proofErr w:type="spellStart"/>
+            <w:r>
+              <w:t>Szállytás</w:t>
+            </w:r>
+            <w:proofErr w:type="spellEnd"/>
+            <w:r>
+              <w:t xml:space="preserve"> név (</w:t>
+            </w:r>
+            <w:bookmarkStart w:id="0" w:name="_GoBack"/>
+            <w:bookmarkEnd w:id="0"/>
+            <w:r>
+              <w:t xml:space="preserve">VARCHAR): A </w:t>
+            </w:r>
+            <w:r>
+              <w:t>szállítási</w:t>
+            </w:r>
+            <w:r>
+              <w:t xml:space="preserve"> mód neve (</w:t>
+            </w:r>
+            <w:r>
+              <w:t>Házhoz szállítás</w:t>
+            </w:r>
+            <w:r>
+              <w:t xml:space="preserve">, </w:t>
+            </w:r>
+            <w:r>
+              <w:t>Személyes átvétel</w:t>
+            </w:r>
+            <w:r>
+              <w:t>)</w:t>
+            </w:r>
+          </w:p>
+          <w:p>
+            <w:pPr>
+              <w:pStyle w:val="Listaszerbekezds"/>
+            </w:pPr>
+          </w:p>
+        </w:tc>
+      </w:tr>
+    </w:tbl>
+    <w:p/>
+    <w:p>
+      <w:r>
+        <w:t>Az oldal termékeihez kapcsolódó végpontjai a következők:</w:t>
+      </w:r>
+    </w:p>
+    <w:tbl>
+      <w:tblPr>
+        <w:tblW w:w="0" w:type="auto"/>
+        <w:tblCellSpacing w:w="15" w:type="dxa"/>
+        <w:tblBorders>
+          <w:top w:val="single" w:sz="4" w:space="0" w:color="auto"/>
+          <w:left w:val="single" w:sz="4" w:space="0" w:color="auto"/>
+          <w:bottom w:val="single" w:sz="4" w:space="0" w:color="auto"/>
+          <w:right w:val="single" w:sz="4" w:space="0" w:color="auto"/>
+          <w:insideH w:val="single" w:sz="4" w:space="0" w:color="auto"/>
+          <w:insideV w:val="single" w:sz="4" w:space="0" w:color="auto"/>
+        </w:tblBorders>
+        <w:tblCellMar>
+          <w:top w:w="15" w:type="dxa"/>
+          <w:left w:w="15" w:type="dxa"/>
+          <w:bottom w:w="15" w:type="dxa"/>
+          <w:right w:w="15" w:type="dxa"/>
+        </w:tblCellMar>
+        <w:tblLook w:val="04A0" w:firstRow="1" w:lastRow="0" w:firstColumn="1" w:lastColumn="0" w:noHBand="0" w:noVBand="1"/>
+      </w:tblPr>
+      <w:tblGrid>
+        <w:gridCol w:w="1656"/>
+        <w:gridCol w:w="814"/>
+        <w:gridCol w:w="2813"/>
+        <w:gridCol w:w="1227"/>
+        <w:gridCol w:w="2218"/>
+      </w:tblGrid>
+      <w:tr>
+        <w:trPr>
+          <w:tblHeader/>
+          <w:tblCellSpacing w:w="15" w:type="dxa"/>
+        </w:trPr>
+        <w:tc>
+          <w:tcPr>
+            <w:tcW w:w="0" w:type="auto"/>
+            <w:vAlign w:val="center"/>
+            <w:hideMark/>
+          </w:tcPr>
+          <w:p>
+            <w:pPr>
+              <w:jc w:val="center"/>
+              <w:rPr>
+                <w:b/>
+                <w:bCs/>
+              </w:rPr>
+            </w:pPr>
+            <w:r>
+              <w:rPr>
+                <w:b/>
+                <w:bCs/>
+              </w:rPr>
+              <w:t>Végpont</w:t>
+            </w:r>
+          </w:p>
+        </w:tc>
+        <w:tc>
+          <w:tcPr>
+            <w:tcW w:w="0" w:type="auto"/>
+            <w:vAlign w:val="center"/>
+            <w:hideMark/>
+          </w:tcPr>
+          <w:p>
+            <w:pPr>
+              <w:jc w:val="center"/>
+              <w:rPr>
+                <w:b/>
+                <w:bCs/>
+              </w:rPr>
+            </w:pPr>
+            <w:proofErr w:type="spellStart"/>
+            <w:r>
+              <w:rPr>
+                <w:b/>
+                <w:bCs/>
+              </w:rPr>
+              <w:t>Method</w:t>
+            </w:r>
+            <w:proofErr w:type="spellEnd"/>
+          </w:p>
+        </w:tc>
+        <w:tc>
+          <w:tcPr>
+            <w:tcW w:w="0" w:type="auto"/>
+            <w:vAlign w:val="center"/>
+            <w:hideMark/>
+          </w:tcPr>
+          <w:p>
+            <w:pPr>
+              <w:jc w:val="center"/>
+              <w:rPr>
+                <w:b/>
+                <w:bCs/>
+              </w:rPr>
+            </w:pPr>
+            <w:r>
+              <w:rPr>
+                <w:b/>
+                <w:bCs/>
+              </w:rPr>
+              <w:t>Leírás</w:t>
+            </w:r>
+          </w:p>
+        </w:tc>
+        <w:tc>
+          <w:tcPr>
+            <w:tcW w:w="0" w:type="auto"/>
+            <w:vAlign w:val="center"/>
+            <w:hideMark/>
+          </w:tcPr>
+          <w:p>
+            <w:pPr>
+              <w:jc w:val="center"/>
+              <w:rPr>
+                <w:b/>
+                <w:bCs/>
+              </w:rPr>
+            </w:pPr>
+            <w:r>
+              <w:rPr>
+                <w:b/>
+                <w:bCs/>
+              </w:rPr>
+              <w:t>Bemenet</w:t>
+            </w:r>
+          </w:p>
+        </w:tc>
+        <w:tc>
+          <w:tcPr>
+            <w:tcW w:w="0" w:type="auto"/>
+            <w:vAlign w:val="center"/>
+            <w:hideMark/>
+          </w:tcPr>
+          <w:p>
+            <w:pPr>
+              <w:jc w:val="center"/>
+              <w:rPr>
+                <w:b/>
+                <w:bCs/>
+              </w:rPr>
+            </w:pPr>
+            <w:r>
+              <w:rPr>
+                <w:b/>
+                <w:bCs/>
+              </w:rPr>
+              <w:t>Kimenet</w:t>
+            </w:r>
+          </w:p>
+        </w:tc>
+      </w:tr>
+      <w:tr>
+        <w:trPr>
+          <w:tblCellSpacing w:w="15" w:type="dxa"/>
+        </w:trPr>
+        <w:tc>
+          <w:tcPr>
+            <w:tcW w:w="0" w:type="auto"/>
+            <w:vAlign w:val="center"/>
+            <w:hideMark/>
+          </w:tcPr>
+          <w:p>
+            <w:r>
+              <w:rPr>
+                <w:rStyle w:val="HTML-kd"/>
+                <w:rFonts w:eastAsiaTheme="minorHAnsi"/>
+              </w:rPr>
+              <w:t>/</w:t>
+            </w:r>
+            <w:proofErr w:type="spellStart"/>
+            <w:r>
+              <w:rPr>
+                <w:rStyle w:val="HTML-kd"/>
+                <w:rFonts w:eastAsiaTheme="minorHAnsi"/>
+              </w:rPr>
+              <w:t>konyvek</w:t>
+            </w:r>
+            <w:proofErr w:type="spellEnd"/>
+          </w:p>
+        </w:tc>
+        <w:tc>
+          <w:tcPr>
+            <w:tcW w:w="0" w:type="auto"/>
+            <w:vAlign w:val="center"/>
+            <w:hideMark/>
+          </w:tcPr>
+          <w:p>
+            <w:r>
+              <w:t>GET</w:t>
+            </w:r>
+          </w:p>
+        </w:tc>
+        <w:tc>
+          <w:tcPr>
+            <w:tcW w:w="0" w:type="auto"/>
+            <w:vAlign w:val="center"/>
+            <w:hideMark/>
+          </w:tcPr>
+          <w:p>
+            <w:r>
+              <w:t>Összes termék listázása</w:t>
+            </w:r>
+          </w:p>
+        </w:tc>
+        <w:tc>
+          <w:tcPr>
+            <w:tcW w:w="0" w:type="auto"/>
+            <w:vAlign w:val="center"/>
+            <w:hideMark/>
+          </w:tcPr>
+          <w:p>
+            <w:r>
+              <w:t>-</w:t>
+            </w:r>
+          </w:p>
+        </w:tc>
+        <w:tc>
+          <w:tcPr>
+            <w:tcW w:w="0" w:type="auto"/>
+            <w:vAlign w:val="center"/>
+            <w:hideMark/>
+          </w:tcPr>
+          <w:p>
+            <w:r>
+              <w:t>Terméklista</w:t>
+            </w:r>
+          </w:p>
+        </w:tc>
+      </w:tr>
+      <w:tr>
+        <w:trPr>
+          <w:tblCellSpacing w:w="15" w:type="dxa"/>
+        </w:trPr>
+        <w:tc>
+          <w:tcPr>
+            <w:tcW w:w="0" w:type="auto"/>
+            <w:vAlign w:val="center"/>
+            <w:hideMark/>
+          </w:tcPr>
+          <w:p>
+            <w:r>
+              <w:rPr>
+                <w:rStyle w:val="HTML-kd"/>
+                <w:rFonts w:eastAsiaTheme="minorHAnsi"/>
+              </w:rPr>
+              <w:t>/</w:t>
+            </w:r>
+            <w:proofErr w:type="spellStart"/>
+            <w:r>
+              <w:rPr>
+                <w:rStyle w:val="HTML-kd"/>
+                <w:rFonts w:eastAsiaTheme="minorHAnsi"/>
+              </w:rPr>
+              <w:t>konyvek</w:t>
+            </w:r>
+            <w:proofErr w:type="spellEnd"/>
+            <w:r>
+              <w:rPr>
+                <w:rStyle w:val="HTML-kd"/>
+                <w:rFonts w:eastAsiaTheme="minorHAnsi"/>
+              </w:rPr>
+              <w:t>/ISBN</w:t>
+            </w:r>
+          </w:p>
+        </w:tc>
+        <w:tc>
+          <w:tcPr>
+            <w:tcW w:w="0" w:type="auto"/>
+            <w:vAlign w:val="center"/>
+            <w:hideMark/>
+          </w:tcPr>
+          <w:p>
+            <w:r>
+              <w:t>GET</w:t>
+            </w:r>
+          </w:p>
+        </w:tc>
+        <w:tc>
+          <w:tcPr>
+            <w:tcW w:w="0" w:type="auto"/>
+            <w:vAlign w:val="center"/>
+            <w:hideMark/>
+          </w:tcPr>
+          <w:p>
+            <w:r>
+              <w:t>Egy termék adatainak lekérése</w:t>
+            </w:r>
+          </w:p>
+        </w:tc>
+        <w:tc>
+          <w:tcPr>
+            <w:tcW w:w="0" w:type="auto"/>
+            <w:vAlign w:val="center"/>
+            <w:hideMark/>
+          </w:tcPr>
+          <w:p>
+            <w:r>
+              <w:t>Termék ISBN</w:t>
+            </w:r>
+          </w:p>
+        </w:tc>
+        <w:tc>
+          <w:tcPr>
+            <w:tcW w:w="0" w:type="auto"/>
+            <w:vAlign w:val="center"/>
+            <w:hideMark/>
+          </w:tcPr>
+          <w:p>
+            <w:r>
+              <w:t>Termék részletes adatai</w:t>
+            </w:r>
+          </w:p>
+        </w:tc>
+      </w:tr>
+    </w:tbl>
+    <w:p/>
+    <w:p>
+      <w:r>
+        <w:t>Az oldal felhasználóhoz tartozó végpontjai a következők:</w:t>
+      </w:r>
+    </w:p>
+    <w:tbl>
+      <w:tblPr>
+        <w:tblpPr w:leftFromText="141" w:rightFromText="141" w:vertAnchor="text" w:tblpY="1"/>
+        <w:tblOverlap w:val="never"/>
+        <w:tblW w:w="0" w:type="auto"/>
+        <w:tblCellSpacing w:w="15" w:type="dxa"/>
+        <w:tblBorders>
+          <w:top w:val="single" w:sz="4" w:space="0" w:color="auto"/>
+          <w:left w:val="single" w:sz="4" w:space="0" w:color="auto"/>
+          <w:bottom w:val="single" w:sz="4" w:space="0" w:color="auto"/>
+          <w:right w:val="single" w:sz="4" w:space="0" w:color="auto"/>
+          <w:insideH w:val="single" w:sz="4" w:space="0" w:color="auto"/>
+          <w:insideV w:val="single" w:sz="4" w:space="0" w:color="auto"/>
+        </w:tblBorders>
+        <w:tblCellMar>
+          <w:top w:w="15" w:type="dxa"/>
+          <w:left w:w="15" w:type="dxa"/>
+          <w:bottom w:w="15" w:type="dxa"/>
+          <w:right w:w="15" w:type="dxa"/>
+        </w:tblCellMar>
+        <w:tblLook w:val="04A0" w:firstRow="1" w:lastRow="0" w:firstColumn="1" w:lastColumn="0" w:noHBand="0" w:noVBand="1"/>
+      </w:tblPr>
+      <w:tblGrid>
+        <w:gridCol w:w="1896"/>
+        <w:gridCol w:w="814"/>
+        <w:gridCol w:w="2481"/>
+        <w:gridCol w:w="1746"/>
+        <w:gridCol w:w="2125"/>
+      </w:tblGrid>
+      <w:tr>
+        <w:trPr>
+          <w:tblHeader/>
+          <w:tblCellSpacing w:w="15" w:type="dxa"/>
+        </w:trPr>
+        <w:tc>
+          <w:tcPr>
+            <w:tcW w:w="0" w:type="auto"/>
+            <w:vAlign w:val="center"/>
+            <w:hideMark/>
+          </w:tcPr>
+          <w:p>
+            <w:pPr>
+              <w:jc w:val="center"/>
+              <w:rPr>
+                <w:b/>
+                <w:bCs/>
+              </w:rPr>
+            </w:pPr>
+            <w:r>
+              <w:rPr>
+                <w:b/>
+                <w:bCs/>
+              </w:rPr>
+              <w:t>Végpont</w:t>
+            </w:r>
+          </w:p>
+        </w:tc>
+        <w:tc>
+          <w:tcPr>
+            <w:tcW w:w="0" w:type="auto"/>
+            <w:vAlign w:val="center"/>
+            <w:hideMark/>
+          </w:tcPr>
+          <w:p>
+            <w:pPr>
+              <w:jc w:val="center"/>
+              <w:rPr>
+                <w:b/>
+                <w:bCs/>
+              </w:rPr>
+            </w:pPr>
+            <w:proofErr w:type="spellStart"/>
+            <w:r>
+              <w:rPr>
+                <w:b/>
+                <w:bCs/>
+              </w:rPr>
+              <w:t>Method</w:t>
+            </w:r>
+            <w:proofErr w:type="spellEnd"/>
+          </w:p>
+        </w:tc>
+        <w:tc>
+          <w:tcPr>
+            <w:tcW w:w="0" w:type="auto"/>
+            <w:vAlign w:val="center"/>
+            <w:hideMark/>
+          </w:tcPr>
+          <w:p>
+            <w:pPr>
+              <w:jc w:val="center"/>
+              <w:rPr>
+                <w:b/>
+                <w:bCs/>
+              </w:rPr>
+            </w:pPr>
+            <w:r>
+              <w:rPr>
+                <w:b/>
+                <w:bCs/>
+              </w:rPr>
+              <w:t>Leírás</w:t>
+            </w:r>
+          </w:p>
+        </w:tc>
+        <w:tc>
+          <w:tcPr>
+            <w:tcW w:w="0" w:type="auto"/>
+            <w:vAlign w:val="center"/>
+            <w:hideMark/>
+          </w:tcPr>
+          <w:p>
+            <w:pPr>
+              <w:jc w:val="center"/>
+              <w:rPr>
+                <w:b/>
+                <w:bCs/>
+              </w:rPr>
+            </w:pPr>
+            <w:r>
+              <w:rPr>
+                <w:b/>
+                <w:bCs/>
+              </w:rPr>
+              <w:t>Bemenet</w:t>
+            </w:r>
+          </w:p>
+        </w:tc>
+        <w:tc>
+          <w:tcPr>
+            <w:tcW w:w="0" w:type="auto"/>
+            <w:vAlign w:val="center"/>
+            <w:hideMark/>
+          </w:tcPr>
+          <w:p>
+            <w:pPr>
+              <w:jc w:val="center"/>
+              <w:rPr>
+                <w:b/>
+                <w:bCs/>
+              </w:rPr>
+            </w:pPr>
+            <w:r>
+              <w:rPr>
+                <w:b/>
+                <w:bCs/>
+              </w:rPr>
+              <w:t>Kimenet</w:t>
+            </w:r>
+          </w:p>
+        </w:tc>
+      </w:tr>
+      <w:tr>
+        <w:trPr>
+          <w:tblCellSpacing w:w="15" w:type="dxa"/>
+        </w:trPr>
+        <w:tc>
+          <w:tcPr>
+            <w:tcW w:w="0" w:type="auto"/>
+            <w:vAlign w:val="center"/>
+            <w:hideMark/>
+          </w:tcPr>
+          <w:p>
+            <w:r>
+              <w:rPr>
+                <w:rStyle w:val="HTML-kd"/>
+                <w:rFonts w:eastAsiaTheme="minorHAnsi"/>
+              </w:rPr>
+              <w:t>/</w:t>
+            </w:r>
+            <w:proofErr w:type="spellStart"/>
+            <w:r>
+              <w:rPr>
+                <w:rStyle w:val="HTML-kd"/>
+                <w:rFonts w:eastAsiaTheme="minorHAnsi"/>
+              </w:rPr>
+              <w:t>auth</w:t>
+            </w:r>
+            <w:proofErr w:type="spellEnd"/>
+            <w:r>
+              <w:rPr>
+                <w:rStyle w:val="HTML-kd"/>
+                <w:rFonts w:eastAsiaTheme="minorHAnsi"/>
+              </w:rPr>
+              <w:t>/</w:t>
+            </w:r>
+            <w:proofErr w:type="spellStart"/>
+            <w:r>
+              <w:rPr>
+                <w:rStyle w:val="HTML-kd"/>
+                <w:rFonts w:eastAsiaTheme="minorHAnsi"/>
+              </w:rPr>
+              <w:t>register</w:t>
+            </w:r>
+            <w:proofErr w:type="spellEnd"/>
+          </w:p>
+        </w:tc>
+        <w:tc>
+          <w:tcPr>
+            <w:tcW w:w="0" w:type="auto"/>
+            <w:vAlign w:val="center"/>
+            <w:hideMark/>
+          </w:tcPr>
+          <w:p>
+            <w:r>
+              <w:t>POST</w:t>
+            </w:r>
+          </w:p>
+        </w:tc>
+        <w:tc>
+          <w:tcPr>
+            <w:tcW w:w="0" w:type="auto"/>
+            <w:vAlign w:val="center"/>
+            <w:hideMark/>
+          </w:tcPr>
+          <w:p>
+            <w:r>
+              <w:t>Új felhasználó regisztrálása</w:t>
+            </w:r>
+          </w:p>
+        </w:tc>
+        <w:tc>
+          <w:tcPr>
+            <w:tcW w:w="0" w:type="auto"/>
+            <w:vAlign w:val="center"/>
+            <w:hideMark/>
+          </w:tcPr>
+          <w:p>
+            <w:r>
+              <w:rPr>
+                <w:rStyle w:val="HTML-kd"/>
+                <w:rFonts w:eastAsiaTheme="minorHAnsi"/>
+              </w:rPr>
+              <w:t>email</w:t>
+            </w:r>
+            <w:r>
+              <w:t xml:space="preserve">, </w:t>
+            </w:r>
+            <w:proofErr w:type="spellStart"/>
+            <w:r>
+              <w:rPr>
+                <w:rStyle w:val="HTML-kd"/>
+                <w:rFonts w:eastAsiaTheme="minorHAnsi"/>
+              </w:rPr>
+              <w:t>password</w:t>
+            </w:r>
+            <w:proofErr w:type="spellEnd"/>
+            <w:r>
+              <w:t xml:space="preserve">, </w:t>
+            </w:r>
+            <w:proofErr w:type="spellStart"/>
+            <w:r>
+              <w:rPr>
+                <w:rStyle w:val="HTML-kd"/>
+                <w:rFonts w:eastAsiaTheme="minorHAnsi"/>
+              </w:rPr>
+              <w:t>name</w:t>
+            </w:r>
+            <w:proofErr w:type="spellEnd"/>
+          </w:p>
+        </w:tc>
+        <w:tc>
+          <w:tcPr>
+            <w:tcW w:w="0" w:type="auto"/>
+            <w:vAlign w:val="center"/>
+            <w:hideMark/>
+          </w:tcPr>
+          <w:p>
+            <w:r>
+              <w:t>Új felhasználó adatai</w:t>
+            </w:r>
+          </w:p>
+        </w:tc>
+      </w:tr>
+      <w:tr>
+        <w:trPr>
+          <w:tblCellSpacing w:w="15" w:type="dxa"/>
+        </w:trPr>
+        <w:tc>
+          <w:tcPr>
+            <w:tcW w:w="0" w:type="auto"/>
+            <w:vAlign w:val="center"/>
+            <w:hideMark/>
+          </w:tcPr>
+          <w:p>
+            <w:r>
+              <w:rPr>
+                <w:rStyle w:val="HTML-kd"/>
+                <w:rFonts w:eastAsiaTheme="minorHAnsi"/>
+              </w:rPr>
+              <w:t>/</w:t>
+            </w:r>
+            <w:proofErr w:type="spellStart"/>
+            <w:r>
+              <w:rPr>
+                <w:rStyle w:val="HTML-kd"/>
+                <w:rFonts w:eastAsiaTheme="minorHAnsi"/>
+              </w:rPr>
+              <w:t>auth</w:t>
+            </w:r>
+            <w:proofErr w:type="spellEnd"/>
+            <w:r>
+              <w:rPr>
+                <w:rStyle w:val="HTML-kd"/>
+                <w:rFonts w:eastAsiaTheme="minorHAnsi"/>
+              </w:rPr>
+              <w:t>/login</w:t>
+            </w:r>
+          </w:p>
+        </w:tc>
+        <w:tc>
+          <w:tcPr>
+            <w:tcW w:w="0" w:type="auto"/>
+            <w:vAlign w:val="center"/>
+            <w:hideMark/>
+          </w:tcPr>
+          <w:p>
+            <w:r>
+              <w:t>POST</w:t>
+            </w:r>
+          </w:p>
+        </w:tc>
+        <w:tc>
+          <w:tcPr>
+            <w:tcW w:w="0" w:type="auto"/>
+            <w:vAlign w:val="center"/>
+            <w:hideMark/>
+          </w:tcPr>
+          <w:p>
+            <w:r>
+              <w:t>Bejelentkezés</w:t>
+            </w:r>
+          </w:p>
+        </w:tc>
+        <w:tc>
+          <w:tcPr>
+            <w:tcW w:w="0" w:type="auto"/>
+            <w:vAlign w:val="center"/>
+            <w:hideMark/>
+          </w:tcPr>
+          <w:p>
+            <w:r>
+              <w:rPr>
+                <w:rStyle w:val="HTML-kd"/>
+                <w:rFonts w:eastAsiaTheme="minorHAnsi"/>
+              </w:rPr>
+              <w:t>email</w:t>
+            </w:r>
+            <w:r>
+              <w:t xml:space="preserve">, </w:t>
+            </w:r>
+            <w:proofErr w:type="spellStart"/>
+            <w:r>
+              <w:rPr>
+                <w:rStyle w:val="HTML-kd"/>
+                <w:rFonts w:eastAsiaTheme="minorHAnsi"/>
+              </w:rPr>
+              <w:t>password</w:t>
+            </w:r>
+            <w:proofErr w:type="spellEnd"/>
+          </w:p>
+        </w:tc>
+        <w:tc>
+          <w:tcPr>
+            <w:tcW w:w="0" w:type="auto"/>
+            <w:vAlign w:val="center"/>
+            <w:hideMark/>
+          </w:tcPr>
+          <w:p>
+            <w:r>
+              <w:t xml:space="preserve">JWT </w:t>
+            </w:r>
+            <w:proofErr w:type="spellStart"/>
+            <w:r>
+              <w:t>token</w:t>
+            </w:r>
+            <w:proofErr w:type="spellEnd"/>
+            <w:r>
+              <w:t xml:space="preserve"> + felhasználói adatok</w:t>
+            </w:r>
+          </w:p>
+        </w:tc>
+      </w:tr>
+      <w:tr>
+        <w:trPr>
+          <w:tblCellSpacing w:w="15" w:type="dxa"/>
+        </w:trPr>
+        <w:tc>
+          <w:tcPr>
+            <w:tcW w:w="0" w:type="auto"/>
+            <w:vAlign w:val="center"/>
+            <w:hideMark/>
+          </w:tcPr>
+          <w:p>
+            <w:r>
+              <w:rPr>
+                <w:rStyle w:val="HTML-kd"/>
+                <w:rFonts w:eastAsiaTheme="minorHAnsi"/>
+              </w:rPr>
+              <w:t>/</w:t>
+            </w:r>
+            <w:proofErr w:type="spellStart"/>
+            <w:r>
+              <w:rPr>
+                <w:rStyle w:val="HTML-kd"/>
+                <w:rFonts w:eastAsiaTheme="minorHAnsi"/>
+              </w:rPr>
+              <w:t>auth</w:t>
+            </w:r>
+            <w:proofErr w:type="spellEnd"/>
+            <w:r>
+              <w:rPr>
+                <w:rStyle w:val="HTML-kd"/>
+                <w:rFonts w:eastAsiaTheme="minorHAnsi"/>
+              </w:rPr>
+              <w:t>/</w:t>
+            </w:r>
+            <w:proofErr w:type="spellStart"/>
+            <w:r>
+              <w:rPr>
+                <w:rStyle w:val="HTML-kd"/>
+                <w:rFonts w:eastAsiaTheme="minorHAnsi"/>
+              </w:rPr>
+              <w:t>refresh</w:t>
+            </w:r>
+            <w:proofErr w:type="spellEnd"/>
+          </w:p>
+        </w:tc>
+        <w:tc>
+          <w:tcPr>
+            <w:tcW w:w="0" w:type="auto"/>
+            <w:vAlign w:val="center"/>
+            <w:hideMark/>
+          </w:tcPr>
+          <w:p>
+            <w:r>
+              <w:t>POST</w:t>
+            </w:r>
+          </w:p>
+        </w:tc>
+        <w:tc>
+          <w:tcPr>
+            <w:tcW w:w="0" w:type="auto"/>
+            <w:vAlign w:val="center"/>
+            <w:hideMark/>
+          </w:tcPr>
+          <w:p>
+            <w:r>
+              <w:t xml:space="preserve">JWT </w:t>
+            </w:r>
+            <w:proofErr w:type="spellStart"/>
+            <w:r>
+              <w:t>token</w:t>
+            </w:r>
+            <w:proofErr w:type="spellEnd"/>
+            <w:r>
+              <w:t xml:space="preserve"> újbóli kiosztása </w:t>
+            </w:r>
+          </w:p>
+        </w:tc>
+        <w:tc>
+          <w:tcPr>
+            <w:tcW w:w="0" w:type="auto"/>
+            <w:vAlign w:val="center"/>
+            <w:hideMark/>
+          </w:tcPr>
+          <w:p>
+            <w:proofErr w:type="spellStart"/>
+            <w:r>
+              <w:t>Token</w:t>
+            </w:r>
+            <w:proofErr w:type="spellEnd"/>
+          </w:p>
+        </w:tc>
+        <w:tc>
+          <w:tcPr>
+            <w:tcW w:w="0" w:type="auto"/>
+            <w:vAlign w:val="center"/>
+            <w:hideMark/>
+          </w:tcPr>
+          <w:p>
+            <w:r>
+              <w:t>-</w:t>
+            </w:r>
+          </w:p>
+        </w:tc>
+      </w:tr>
+      <w:tr>
+        <w:trPr>
+          <w:tblCellSpacing w:w="15" w:type="dxa"/>
+        </w:trPr>
+        <w:tc>
+          <w:tcPr>
+            <w:tcW w:w="0" w:type="auto"/>
+            <w:vAlign w:val="center"/>
+            <w:hideMark/>
+          </w:tcPr>
+          <w:p>
+            <w:r>
+              <w:rPr>
+                <w:rStyle w:val="HTML-kd"/>
+                <w:rFonts w:eastAsiaTheme="minorHAnsi"/>
+              </w:rPr>
+              <w:t>/</w:t>
+            </w:r>
+            <w:proofErr w:type="spellStart"/>
+            <w:r>
+              <w:rPr>
+                <w:rStyle w:val="HTML-kd"/>
+                <w:rFonts w:eastAsiaTheme="minorHAnsi"/>
+              </w:rPr>
+              <w:t>auth</w:t>
+            </w:r>
+            <w:proofErr w:type="spellEnd"/>
+            <w:r>
+              <w:rPr>
+                <w:rStyle w:val="HTML-kd"/>
+                <w:rFonts w:eastAsiaTheme="minorHAnsi"/>
+              </w:rPr>
+              <w:t>/logout</w:t>
+            </w:r>
+          </w:p>
+        </w:tc>
+        <w:tc>
+          <w:tcPr>
+            <w:tcW w:w="0" w:type="auto"/>
+            <w:vAlign w:val="center"/>
+            <w:hideMark/>
+          </w:tcPr>
+          <w:p>
+            <w:r>
+              <w:t>POST</w:t>
+            </w:r>
+          </w:p>
+        </w:tc>
+        <w:tc>
+          <w:tcPr>
+            <w:tcW w:w="0" w:type="auto"/>
+            <w:vAlign w:val="center"/>
+            <w:hideMark/>
+          </w:tcPr>
+          <w:p>
+            <w:r>
+              <w:t>Kijelentkezés</w:t>
+            </w:r>
+          </w:p>
+        </w:tc>
+        <w:tc>
+          <w:tcPr>
+            <w:tcW w:w="0" w:type="auto"/>
+            <w:vAlign w:val="center"/>
+            <w:hideMark/>
+          </w:tcPr>
+          <w:p>
+            <w:proofErr w:type="spellStart"/>
+            <w:r>
+              <w:t>Token</w:t>
+            </w:r>
+            <w:proofErr w:type="spellEnd"/>
+          </w:p>
+        </w:tc>
+        <w:tc>
+          <w:tcPr>
+            <w:tcW w:w="0" w:type="auto"/>
+            <w:vAlign w:val="center"/>
+            <w:hideMark/>
+          </w:tcPr>
+          <w:p>
+            <w:r>
+              <w:t xml:space="preserve">Sikeresség </w:t>
+            </w:r>
+            <w:proofErr w:type="gramStart"/>
+            <w:r>
+              <w:t>státusz</w:t>
+            </w:r>
+            <w:proofErr w:type="gramEnd"/>
+          </w:p>
+        </w:tc>
+      </w:tr>
+      <w:tr>
+        <w:trPr>
+          <w:tblCellSpacing w:w="15" w:type="dxa"/>
+        </w:trPr>
+        <w:tc>
+          <w:tcPr>
+            <w:tcW w:w="0" w:type="auto"/>
+            <w:vAlign w:val="center"/>
+          </w:tcPr>
+          <w:p>
+            <w:pPr>
+              <w:rPr>
+                <w:rStyle w:val="HTML-kd"/>
+                <w:rFonts w:eastAsiaTheme="minorHAnsi"/>
+              </w:rPr>
+            </w:pPr>
+            <w:r>
+              <w:rPr>
+                <w:rStyle w:val="HTML-kd"/>
+                <w:rFonts w:eastAsiaTheme="minorHAnsi"/>
+              </w:rPr>
+              <w:t>/</w:t>
+            </w:r>
+            <w:proofErr w:type="spellStart"/>
+            <w:r>
+              <w:rPr>
+                <w:rStyle w:val="HTML-kd"/>
+                <w:rFonts w:eastAsiaTheme="minorHAnsi"/>
+              </w:rPr>
+              <w:t>konyvek</w:t>
+            </w:r>
+            <w:proofErr w:type="spellEnd"/>
+            <w:r>
+              <w:rPr>
+                <w:rStyle w:val="HTML-kd"/>
+                <w:rFonts w:eastAsiaTheme="minorHAnsi"/>
+              </w:rPr>
+              <w:t>/</w:t>
+            </w:r>
+            <w:proofErr w:type="gramStart"/>
+            <w:r>
+              <w:rPr>
+                <w:rStyle w:val="HTML-kd"/>
+                <w:rFonts w:eastAsiaTheme="minorHAnsi"/>
+              </w:rPr>
+              <w:t>profil</w:t>
+            </w:r>
+            <w:proofErr w:type="gramEnd"/>
+          </w:p>
+        </w:tc>
+        <w:tc>
+          <w:tcPr>
+            <w:tcW w:w="0" w:type="auto"/>
+            <w:vAlign w:val="center"/>
+          </w:tcPr>
+          <w:p>
+            <w:r>
+              <w:t>GET</w:t>
+            </w:r>
+          </w:p>
+        </w:tc>
+        <w:tc>
+          <w:tcPr>
+            <w:tcW w:w="0" w:type="auto"/>
+            <w:vAlign w:val="center"/>
+          </w:tcPr>
+          <w:p>
+            <w:r>
+              <w:t xml:space="preserve">A </w:t>
+            </w:r>
+            <w:proofErr w:type="gramStart"/>
+            <w:r>
+              <w:t>profilhoz</w:t>
+            </w:r>
+            <w:proofErr w:type="gramEnd"/>
+            <w:r>
+              <w:t xml:space="preserve"> tartozó adatok lekérdezése</w:t>
+            </w:r>
+          </w:p>
+        </w:tc>
+        <w:tc>
+          <w:tcPr>
+            <w:tcW w:w="0" w:type="auto"/>
+            <w:vAlign w:val="center"/>
+          </w:tcPr>
+          <w:p>
+            <w:r>
+              <w:t>email</w:t>
+            </w:r>
+          </w:p>
+        </w:tc>
+        <w:tc>
+          <w:tcPr>
+            <w:tcW w:w="0" w:type="auto"/>
+            <w:vAlign w:val="center"/>
+          </w:tcPr>
+          <w:p>
+            <w:r>
+              <w:t xml:space="preserve">Felhasználói </w:t>
+            </w:r>
+            <w:proofErr w:type="gramStart"/>
+            <w:r>
+              <w:t>profil</w:t>
+            </w:r>
+            <w:proofErr w:type="gramEnd"/>
+          </w:p>
+        </w:tc>
+      </w:tr>
+    </w:tbl>
+    <w:p>
+      <w:r>
+        <w:t xml:space="preserve">Az oldal </w:t>
+      </w:r>
+      <w:proofErr w:type="gramStart"/>
+      <w:r>
+        <w:t>kategóriáihoz</w:t>
+      </w:r>
+      <w:proofErr w:type="gramEnd"/>
+      <w:r>
+        <w:t xml:space="preserve"> tartozó végpontjai a következők:</w:t>
+      </w:r>
+    </w:p>
+    <w:tbl>
+      <w:tblPr>
+        <w:tblW w:w="0" w:type="auto"/>
+        <w:tblCellSpacing w:w="15" w:type="dxa"/>
+        <w:tblBorders>
+          <w:top w:val="single" w:sz="4" w:space="0" w:color="auto"/>
+          <w:left w:val="single" w:sz="4" w:space="0" w:color="auto"/>
+          <w:bottom w:val="single" w:sz="4" w:space="0" w:color="auto"/>
+          <w:right w:val="single" w:sz="4" w:space="0" w:color="auto"/>
+          <w:insideH w:val="single" w:sz="4" w:space="0" w:color="auto"/>
+          <w:insideV w:val="single" w:sz="4" w:space="0" w:color="auto"/>
+        </w:tblBorders>
+        <w:tblCellMar>
+          <w:top w:w="15" w:type="dxa"/>
+          <w:left w:w="15" w:type="dxa"/>
+          <w:bottom w:w="15" w:type="dxa"/>
+          <w:right w:w="15" w:type="dxa"/>
+        </w:tblCellMar>
+        <w:tblLook w:val="04A0" w:firstRow="1" w:lastRow="0" w:firstColumn="1" w:lastColumn="0" w:noHBand="0" w:noVBand="1"/>
+      </w:tblPr>
+      <w:tblGrid>
+        <w:gridCol w:w="2256"/>
+        <w:gridCol w:w="814"/>
+        <w:gridCol w:w="3669"/>
+        <w:gridCol w:w="909"/>
+        <w:gridCol w:w="1317"/>
+      </w:tblGrid>
+      <w:tr>
+        <w:trPr>
+          <w:tblHeader/>
+          <w:tblCellSpacing w:w="15" w:type="dxa"/>
+        </w:trPr>
+        <w:tc>
+          <w:tcPr>
+            <w:tcW w:w="0" w:type="auto"/>
+            <w:vAlign w:val="center"/>
+            <w:hideMark/>
+          </w:tcPr>
+          <w:p>
+            <w:pPr>
+              <w:jc w:val="center"/>
+              <w:rPr>
+                <w:b/>
+                <w:bCs/>
+              </w:rPr>
+            </w:pPr>
+            <w:r>
+              <w:rPr>
+                <w:b/>
+                <w:bCs/>
+              </w:rPr>
+              <w:lastRenderedPageBreak/>
+              <w:t>Végpont</w:t>
+            </w:r>
+          </w:p>
+        </w:tc>
+        <w:tc>
+          <w:tcPr>
+            <w:tcW w:w="0" w:type="auto"/>
+            <w:vAlign w:val="center"/>
+            <w:hideMark/>
+          </w:tcPr>
+          <w:p>
+            <w:pPr>
+              <w:jc w:val="center"/>
+              <w:rPr>
+                <w:b/>
+                <w:bCs/>
+              </w:rPr>
+            </w:pPr>
+            <w:proofErr w:type="spellStart"/>
+            <w:r>
+              <w:rPr>
+                <w:b/>
+                <w:bCs/>
+              </w:rPr>
+              <w:t>Method</w:t>
+            </w:r>
+            <w:proofErr w:type="spellEnd"/>
+          </w:p>
+        </w:tc>
+        <w:tc>
+          <w:tcPr>
+            <w:tcW w:w="0" w:type="auto"/>
+            <w:vAlign w:val="center"/>
+            <w:hideMark/>
+          </w:tcPr>
+          <w:p>
+            <w:pPr>
+              <w:jc w:val="center"/>
+              <w:rPr>
+                <w:b/>
+                <w:bCs/>
+              </w:rPr>
+            </w:pPr>
+            <w:r>
+              <w:rPr>
+                <w:b/>
+                <w:bCs/>
+              </w:rPr>
+              <w:t>Leírás</w:t>
+            </w:r>
+          </w:p>
+        </w:tc>
+        <w:tc>
+          <w:tcPr>
+            <w:tcW w:w="0" w:type="auto"/>
+            <w:vAlign w:val="center"/>
+            <w:hideMark/>
+          </w:tcPr>
+          <w:p>
+            <w:pPr>
+              <w:jc w:val="center"/>
+              <w:rPr>
+                <w:b/>
+                <w:bCs/>
+              </w:rPr>
+            </w:pPr>
+            <w:r>
+              <w:rPr>
+                <w:b/>
+                <w:bCs/>
+              </w:rPr>
+              <w:t>Bemenet</w:t>
+            </w:r>
+          </w:p>
+        </w:tc>
+        <w:tc>
+          <w:tcPr>
+            <w:tcW w:w="0" w:type="auto"/>
+            <w:vAlign w:val="center"/>
+            <w:hideMark/>
+          </w:tcPr>
+          <w:p>
+            <w:pPr>
+              <w:jc w:val="center"/>
+              <w:rPr>
+                <w:b/>
+                <w:bCs/>
+              </w:rPr>
+            </w:pPr>
+            <w:r>
+              <w:rPr>
+                <w:b/>
+                <w:bCs/>
+              </w:rPr>
+              <w:t>Kimenet</w:t>
+            </w:r>
+          </w:p>
+        </w:tc>
+      </w:tr>
+      <w:tr>
+        <w:trPr>
+          <w:tblCellSpacing w:w="15" w:type="dxa"/>
+        </w:trPr>
+        <w:tc>
+          <w:tcPr>
+            <w:tcW w:w="0" w:type="auto"/>
+            <w:vAlign w:val="center"/>
+            <w:hideMark/>
+          </w:tcPr>
+          <w:p>
+            <w:r>
+              <w:rPr>
+                <w:rStyle w:val="HTML-kd"/>
+                <w:rFonts w:eastAsiaTheme="minorHAnsi"/>
+              </w:rPr>
+              <w:t>/</w:t>
+            </w:r>
+            <w:proofErr w:type="spellStart"/>
+            <w:r>
+              <w:rPr>
+                <w:rStyle w:val="HTML-kd"/>
+                <w:rFonts w:eastAsiaTheme="minorHAnsi"/>
+              </w:rPr>
+              <w:t>konyvek</w:t>
+            </w:r>
+            <w:proofErr w:type="spellEnd"/>
+            <w:r>
+              <w:rPr>
+                <w:rStyle w:val="HTML-kd"/>
+                <w:rFonts w:eastAsiaTheme="minorHAnsi"/>
+              </w:rPr>
+              <w:t>/</w:t>
+            </w:r>
+            <w:proofErr w:type="spellStart"/>
+            <w:r>
+              <w:rPr>
+                <w:rStyle w:val="HTML-kd"/>
+                <w:rFonts w:eastAsiaTheme="minorHAnsi"/>
+              </w:rPr>
+              <w:t>kategoria</w:t>
+            </w:r>
+            <w:proofErr w:type="spellEnd"/>
+          </w:p>
+        </w:tc>
+        <w:tc>
+          <w:tcPr>
+            <w:tcW w:w="0" w:type="auto"/>
+            <w:vAlign w:val="center"/>
+            <w:hideMark/>
+          </w:tcPr>
+          <w:p>
+            <w:r>
+              <w:t>GET</w:t>
+            </w:r>
+          </w:p>
+        </w:tc>
+        <w:tc>
+          <w:tcPr>
+            <w:tcW w:w="0" w:type="auto"/>
+            <w:vAlign w:val="center"/>
+            <w:hideMark/>
+          </w:tcPr>
+          <w:p>
+            <w:proofErr w:type="gramStart"/>
+            <w:r>
+              <w:t>Kategóriák</w:t>
+            </w:r>
+            <w:proofErr w:type="gramEnd"/>
+            <w:r>
+              <w:t xml:space="preserve"> lekérdezése az oldal számára</w:t>
+            </w:r>
+          </w:p>
+        </w:tc>
+        <w:tc>
+          <w:tcPr>
+            <w:tcW w:w="0" w:type="auto"/>
+            <w:vAlign w:val="center"/>
+            <w:hideMark/>
+          </w:tcPr>
+          <w:p>
+            <w:r>
+              <w:t>-</w:t>
+            </w:r>
+          </w:p>
+        </w:tc>
+        <w:tc>
+          <w:tcPr>
+            <w:tcW w:w="0" w:type="auto"/>
+            <w:vAlign w:val="center"/>
+            <w:hideMark/>
+          </w:tcPr>
+          <w:p>
+            <w:r>
+              <w:t>Kategórialista</w:t>
+            </w:r>
+          </w:p>
+        </w:tc>
+      </w:tr>
+    </w:tbl>
+    <w:p/>
+    <w:p>
+      <w:r>
+        <w:t xml:space="preserve">Az </w:t>
+      </w:r>
+      <w:proofErr w:type="gramStart"/>
+      <w:r>
+        <w:t>oldal rendelésekhez</w:t>
+      </w:r>
+      <w:proofErr w:type="gramEnd"/>
+      <w:r>
+        <w:t xml:space="preserve"> tartozó végpontjai a következők:</w:t>
+      </w:r>
+    </w:p>
+    <w:tbl>
+      <w:tblPr>
+        <w:tblW w:w="0" w:type="auto"/>
+        <w:tblCellSpacing w:w="15" w:type="dxa"/>
+        <w:tblBorders>
+          <w:insideH w:val="single" w:sz="4" w:space="0" w:color="auto"/>
+          <w:insideV w:val="single" w:sz="4" w:space="0" w:color="auto"/>
+        </w:tblBorders>
+        <w:tblCellMar>
+          <w:top w:w="15" w:type="dxa"/>
+          <w:left w:w="15" w:type="dxa"/>
+          <w:bottom w:w="15" w:type="dxa"/>
+          <w:right w:w="15" w:type="dxa"/>
+        </w:tblCellMar>
+        <w:tblLook w:val="04A0" w:firstRow="1" w:lastRow="0" w:firstColumn="1" w:lastColumn="0" w:noHBand="0" w:noVBand="1"/>
+      </w:tblPr>
+      <w:tblGrid>
+        <w:gridCol w:w="2366"/>
+        <w:gridCol w:w="873"/>
+        <w:gridCol w:w="2006"/>
+        <w:gridCol w:w="2393"/>
+        <w:gridCol w:w="1434"/>
+      </w:tblGrid>
+      <w:tr>
+        <w:trPr>
+          <w:tblHeader/>
+          <w:tblCellSpacing w:w="15" w:type="dxa"/>
+        </w:trPr>
+        <w:tc>
+          <w:tcPr>
+            <w:tcW w:w="0" w:type="auto"/>
+            <w:vAlign w:val="center"/>
+            <w:hideMark/>
+          </w:tcPr>
+          <w:p>
+            <w:pPr>
+              <w:jc w:val="center"/>
+              <w:rPr>
+                <w:b/>
+                <w:bCs/>
+              </w:rPr>
+            </w:pPr>
+            <w:bookmarkStart w:id="1" w:name="_Hlk220063673"/>
+            <w:r>
+              <w:rPr>
+                <w:b/>
+                <w:bCs/>
+              </w:rPr>
+              <w:t>Végpont</w:t>
+            </w:r>
+          </w:p>
+        </w:tc>
+        <w:tc>
+          <w:tcPr>
+            <w:tcW w:w="0" w:type="auto"/>
+            <w:vAlign w:val="center"/>
+            <w:hideMark/>
+          </w:tcPr>
+          <w:p>
+            <w:pPr>
+              <w:jc w:val="center"/>
+              <w:rPr>
+                <w:b/>
+                <w:bCs/>
+              </w:rPr>
+            </w:pPr>
+            <w:r>
+              <w:rPr>
+                <w:b/>
+                <w:bCs/>
+              </w:rPr>
+              <w:t>Módszer</w:t>
+            </w:r>
+          </w:p>
+        </w:tc>
+        <w:tc>
+          <w:tcPr>
+            <w:tcW w:w="0" w:type="auto"/>
+            <w:vAlign w:val="center"/>
+            <w:hideMark/>
+          </w:tcPr>
+          <w:p>
+            <w:pPr>
+              <w:jc w:val="center"/>
+              <w:rPr>
+                <w:b/>
+                <w:bCs/>
+              </w:rPr>
+            </w:pPr>
+            <w:r>
+              <w:rPr>
+                <w:b/>
+                <w:bCs/>
+              </w:rPr>
+              <w:t>Leírás</w:t>
+            </w:r>
+          </w:p>
+        </w:tc>
+        <w:tc>
+          <w:tcPr>
+            <w:tcW w:w="0" w:type="auto"/>
+            <w:vAlign w:val="center"/>
+            <w:hideMark/>
+          </w:tcPr>
+          <w:p>
+            <w:pPr>
+              <w:jc w:val="center"/>
+              <w:rPr>
+                <w:b/>
+                <w:bCs/>
+              </w:rPr>
+            </w:pPr>
+            <w:r>
+              <w:rPr>
+                <w:b/>
+                <w:bCs/>
+              </w:rPr>
+              <w:t>Bemenet</w:t>
+            </w:r>
+          </w:p>
+        </w:tc>
+        <w:tc>
+          <w:tcPr>
+            <w:tcW w:w="0" w:type="auto"/>
+            <w:vAlign w:val="center"/>
+            <w:hideMark/>
+          </w:tcPr>
+          <w:p>
+            <w:pPr>
+              <w:jc w:val="center"/>
+              <w:rPr>
+                <w:b/>
+                <w:bCs/>
+              </w:rPr>
+            </w:pPr>
+            <w:r>
+              <w:rPr>
+                <w:b/>
+                <w:bCs/>
+              </w:rPr>
+              <w:t>Kimenet</w:t>
+            </w:r>
+          </w:p>
+        </w:tc>
+      </w:tr>
+      <w:tr>
+        <w:trPr>
+          <w:tblCellSpacing w:w="15" w:type="dxa"/>
+        </w:trPr>
+        <w:tc>
+          <w:tcPr>
+            <w:tcW w:w="0" w:type="auto"/>
+            <w:vAlign w:val="center"/>
+            <w:hideMark/>
+          </w:tcPr>
+          <w:p>
+            <w:r>
+              <w:rPr>
+                <w:rStyle w:val="HTML-kd"/>
+                <w:rFonts w:eastAsiaTheme="minorHAnsi"/>
+              </w:rPr>
+              <w:t>/</w:t>
+            </w:r>
+            <w:proofErr w:type="spellStart"/>
+            <w:r>
+              <w:rPr>
+                <w:rStyle w:val="HTML-kd"/>
+                <w:rFonts w:eastAsiaTheme="minorHAnsi"/>
+              </w:rPr>
+              <w:t>konyvek</w:t>
+            </w:r>
+            <w:proofErr w:type="spellEnd"/>
+            <w:r>
+              <w:rPr>
+                <w:rStyle w:val="HTML-kd"/>
+                <w:rFonts w:eastAsiaTheme="minorHAnsi"/>
+              </w:rPr>
+              <w:t>/</w:t>
+            </w:r>
+            <w:proofErr w:type="spellStart"/>
+            <w:r>
+              <w:rPr>
+                <w:rStyle w:val="HTML-kd"/>
+                <w:rFonts w:eastAsiaTheme="minorHAnsi"/>
+              </w:rPr>
+              <w:t>rendelesek</w:t>
+            </w:r>
+            <w:proofErr w:type="spellEnd"/>
+          </w:p>
+        </w:tc>
+        <w:tc>
+          <w:tcPr>
+            <w:tcW w:w="0" w:type="auto"/>
+            <w:vAlign w:val="center"/>
+            <w:hideMark/>
+          </w:tcPr>
+          <w:p>
+            <w:r>
+              <w:t>GET</w:t>
+            </w:r>
+          </w:p>
+        </w:tc>
+        <w:tc>
+          <w:tcPr>
+            <w:tcW w:w="0" w:type="auto"/>
+            <w:vAlign w:val="center"/>
+            <w:hideMark/>
+          </w:tcPr>
+          <w:p>
+            <w:r>
+              <w:t>Előző rendelések megjelenése</w:t>
+            </w:r>
+          </w:p>
+        </w:tc>
+        <w:tc>
+          <w:tcPr>
+            <w:tcW w:w="0" w:type="auto"/>
+            <w:vAlign w:val="center"/>
+            <w:hideMark/>
+          </w:tcPr>
+          <w:p>
+            <w:r>
+              <w:t>email</w:t>
+            </w:r>
+          </w:p>
+        </w:tc>
+        <w:tc>
+          <w:tcPr>
+            <w:tcW w:w="0" w:type="auto"/>
+            <w:vAlign w:val="center"/>
+            <w:hideMark/>
+          </w:tcPr>
+          <w:p>
+            <w:r>
+              <w:t>Előző rendelések</w:t>
+            </w:r>
+          </w:p>
+        </w:tc>
+      </w:tr>
+      <w:tr>
+        <w:trPr>
+          <w:tblCellSpacing w:w="15" w:type="dxa"/>
+        </w:trPr>
+        <w:tc>
+          <w:tcPr>
+            <w:tcW w:w="0" w:type="auto"/>
+            <w:vAlign w:val="center"/>
+            <w:hideMark/>
+          </w:tcPr>
+          <w:p>
+            <w:r>
+              <w:rPr>
+                <w:rStyle w:val="HTML-kd"/>
+                <w:rFonts w:eastAsiaTheme="minorHAnsi"/>
+              </w:rPr>
+              <w:t>/</w:t>
+            </w:r>
+            <w:proofErr w:type="spellStart"/>
+            <w:r>
+              <w:rPr>
+                <w:rStyle w:val="HTML-kd"/>
+                <w:rFonts w:eastAsiaTheme="minorHAnsi"/>
+              </w:rPr>
+              <w:t>kon</w:t>
+            </w:r>
+            <w:r>
+              <w:rPr>
+                <w:rStyle w:val="HTML-kd"/>
+                <w:rFonts w:eastAsiaTheme="minorHAnsi"/>
+              </w:rPr>
+              <w:t>y</w:t>
+            </w:r>
+            <w:r>
+              <w:rPr>
+                <w:rStyle w:val="HTML-kd"/>
+                <w:rFonts w:eastAsiaTheme="minorHAnsi"/>
+              </w:rPr>
+              <w:t>vek</w:t>
+            </w:r>
+            <w:proofErr w:type="spellEnd"/>
+            <w:r>
+              <w:rPr>
+                <w:rStyle w:val="HTML-kd"/>
+                <w:rFonts w:eastAsiaTheme="minorHAnsi"/>
+              </w:rPr>
+              <w:t>/</w:t>
+            </w:r>
+            <w:proofErr w:type="spellStart"/>
+            <w:r>
+              <w:rPr>
+                <w:rStyle w:val="HTML-kd"/>
+                <w:rFonts w:eastAsiaTheme="minorHAnsi"/>
+              </w:rPr>
+              <w:t>szamla</w:t>
+            </w:r>
+            <w:proofErr w:type="spellEnd"/>
+          </w:p>
+        </w:tc>
+        <w:tc>
+          <w:tcPr>
+            <w:tcW w:w="0" w:type="auto"/>
+            <w:vAlign w:val="center"/>
+            <w:hideMark/>
+          </w:tcPr>
+          <w:p>
+            <w:r>
+              <w:t>POST</w:t>
+            </w:r>
+          </w:p>
+        </w:tc>
+        <w:tc>
+          <w:tcPr>
+            <w:tcW w:w="0" w:type="auto"/>
+            <w:vAlign w:val="center"/>
+            <w:hideMark/>
+          </w:tcPr>
+          <w:p>
+            <w:r>
+              <w:t>Rendelés leadása</w:t>
+            </w:r>
+          </w:p>
+        </w:tc>
+        <w:tc>
+          <w:tcPr>
+            <w:tcW w:w="0" w:type="auto"/>
+            <w:vAlign w:val="center"/>
+            <w:hideMark/>
+          </w:tcPr>
+          <w:p>
+            <w:r>
+              <w:t>Email, fizetési mód, szállítási mód, termék</w:t>
+            </w:r>
+          </w:p>
+        </w:tc>
+        <w:tc>
+          <w:tcPr>
+            <w:tcW w:w="0" w:type="auto"/>
+            <w:vAlign w:val="center"/>
+            <w:hideMark/>
+          </w:tcPr>
+          <w:p>
+            <w:r>
+              <w:t>Rendeléslista</w:t>
+            </w:r>
+          </w:p>
+        </w:tc>
+      </w:tr>
+      <w:bookmarkEnd w:id="1"/>
+    </w:tbl>
+    <w:p/>
+    <w:p>
+      <w:r>
+        <w:t>Az oldal szűréséhez tartozó végpontjai a következők:</w:t>
+      </w:r>
+    </w:p>
+    <w:tbl>
+      <w:tblPr>
+        <w:tblW w:w="0" w:type="auto"/>
+        <w:tblCellSpacing w:w="15" w:type="dxa"/>
+        <w:tblBorders>
+          <w:insideH w:val="single" w:sz="4" w:space="0" w:color="auto"/>
+          <w:insideV w:val="single" w:sz="4" w:space="0" w:color="auto"/>
+        </w:tblBorders>
+        <w:tblCellMar>
+          <w:top w:w="15" w:type="dxa"/>
+          <w:left w:w="15" w:type="dxa"/>
+          <w:bottom w:w="15" w:type="dxa"/>
+          <w:right w:w="15" w:type="dxa"/>
+        </w:tblCellMar>
+        <w:tblLook w:val="04A0" w:firstRow="1" w:lastRow="0" w:firstColumn="1" w:lastColumn="0" w:noHBand="0" w:noVBand="1"/>
+      </w:tblPr>
+      <w:tblGrid>
+        <w:gridCol w:w="2390"/>
+        <w:gridCol w:w="873"/>
+        <w:gridCol w:w="3177"/>
+        <w:gridCol w:w="909"/>
+        <w:gridCol w:w="1594"/>
+      </w:tblGrid>
+      <w:tr>
+        <w:trPr>
+          <w:tblHeader/>
+          <w:tblCellSpacing w:w="15" w:type="dxa"/>
+        </w:trPr>
+        <w:tc>
+          <w:tcPr>
+            <w:tcW w:w="0" w:type="auto"/>
+            <w:vAlign w:val="center"/>
+            <w:hideMark/>
+          </w:tcPr>
+          <w:p>
+            <w:pPr>
+              <w:jc w:val="center"/>
+              <w:rPr>
+                <w:b/>
+                <w:bCs/>
+              </w:rPr>
+            </w:pPr>
+            <w:r>
+              <w:rPr>
+                <w:b/>
+                <w:bCs/>
+              </w:rPr>
+              <w:t>Végpont</w:t>
+            </w:r>
+          </w:p>
+        </w:tc>
+        <w:tc>
+          <w:tcPr>
+            <w:tcW w:w="0" w:type="auto"/>
+            <w:vAlign w:val="center"/>
+            <w:hideMark/>
+          </w:tcPr>
+          <w:p>
+            <w:pPr>
+              <w:jc w:val="center"/>
+              <w:rPr>
+                <w:b/>
+                <w:bCs/>
+              </w:rPr>
+            </w:pPr>
+            <w:r>
+              <w:rPr>
+                <w:b/>
+                <w:bCs/>
+              </w:rPr>
+              <w:t>Módszer</w:t>
+            </w:r>
+          </w:p>
+        </w:tc>
+        <w:tc>
+          <w:tcPr>
+            <w:tcW w:w="0" w:type="auto"/>
+            <w:vAlign w:val="center"/>
+            <w:hideMark/>
+          </w:tcPr>
+          <w:p>
+            <w:pPr>
+              <w:jc w:val="center"/>
+              <w:rPr>
+                <w:b/>
+                <w:bCs/>
+              </w:rPr>
+            </w:pPr>
+            <w:r>
+              <w:rPr>
+                <w:b/>
+                <w:bCs/>
+              </w:rPr>
+              <w:t>Leírás</w:t>
+            </w:r>
+          </w:p>
+        </w:tc>
+        <w:tc>
+          <w:tcPr>
+            <w:tcW w:w="0" w:type="auto"/>
+            <w:vAlign w:val="center"/>
+            <w:hideMark/>
+          </w:tcPr>
+          <w:p>
+            <w:pPr>
+              <w:jc w:val="center"/>
+              <w:rPr>
+                <w:b/>
+                <w:bCs/>
+              </w:rPr>
+            </w:pPr>
+            <w:r>
+              <w:rPr>
+                <w:b/>
+                <w:bCs/>
+              </w:rPr>
+              <w:t>Bemenet</w:t>
+            </w:r>
+          </w:p>
+        </w:tc>
+        <w:tc>
+          <w:tcPr>
+            <w:tcW w:w="0" w:type="auto"/>
+            <w:vAlign w:val="center"/>
+            <w:hideMark/>
+          </w:tcPr>
+          <w:p>
+            <w:pPr>
+              <w:jc w:val="center"/>
+              <w:rPr>
+                <w:b/>
+                <w:bCs/>
+              </w:rPr>
+            </w:pPr>
+            <w:r>
+              <w:rPr>
+                <w:b/>
+                <w:bCs/>
+              </w:rPr>
+              <w:t>Kimenet</w:t>
+            </w:r>
+          </w:p>
+        </w:tc>
+      </w:tr>
+      <w:tr>
+        <w:trPr>
+          <w:tblCellSpacing w:w="15" w:type="dxa"/>
+        </w:trPr>
+        <w:tc>
+          <w:tcPr>
+            <w:tcW w:w="0" w:type="auto"/>
+            <w:vAlign w:val="center"/>
+            <w:hideMark/>
+          </w:tcPr>
+          <w:p>
+            <w:r>
+              <w:rPr>
+                <w:rStyle w:val="HTML-kd"/>
+                <w:rFonts w:eastAsiaTheme="minorHAnsi"/>
+              </w:rPr>
+              <w:t>/</w:t>
+            </w:r>
+            <w:proofErr w:type="spellStart"/>
+            <w:r>
+              <w:rPr>
+                <w:rStyle w:val="HTML-kd"/>
+                <w:rFonts w:eastAsiaTheme="minorHAnsi"/>
+              </w:rPr>
+              <w:t>konyvek</w:t>
+            </w:r>
+            <w:proofErr w:type="spellEnd"/>
+            <w:r>
+              <w:rPr>
+                <w:rStyle w:val="HTML-kd"/>
+                <w:rFonts w:eastAsiaTheme="minorHAnsi"/>
+              </w:rPr>
+              <w:t>/</w:t>
+            </w:r>
+            <w:proofErr w:type="spellStart"/>
+            <w:r>
+              <w:rPr>
+                <w:rStyle w:val="HTML-kd"/>
+                <w:rFonts w:eastAsiaTheme="minorHAnsi"/>
+              </w:rPr>
+              <w:t>search</w:t>
+            </w:r>
+            <w:proofErr w:type="spellEnd"/>
+          </w:p>
+        </w:tc>
+        <w:tc>
+          <w:tcPr>
+            <w:tcW w:w="0" w:type="auto"/>
+            <w:vAlign w:val="center"/>
+            <w:hideMark/>
+          </w:tcPr>
+          <w:p>
+            <w:r>
+              <w:t>GET</w:t>
+            </w:r>
+          </w:p>
+        </w:tc>
+        <w:tc>
+          <w:tcPr>
+            <w:tcW w:w="0" w:type="auto"/>
+            <w:vAlign w:val="center"/>
+            <w:hideMark/>
+          </w:tcPr>
+          <w:p>
+            <w:r>
+              <w:t>-</w:t>
+            </w:r>
+          </w:p>
+        </w:tc>
+        <w:tc>
+          <w:tcPr>
+            <w:tcW w:w="0" w:type="auto"/>
+            <w:vAlign w:val="center"/>
+            <w:hideMark/>
+          </w:tcPr>
+          <w:p>
+            <w:r>
+              <w:t>email</w:t>
+            </w:r>
+          </w:p>
+        </w:tc>
+        <w:tc>
+          <w:tcPr>
+            <w:tcW w:w="0" w:type="auto"/>
+            <w:vAlign w:val="center"/>
+            <w:hideMark/>
+          </w:tcPr>
+          <w:p>
+            <w:r>
+              <w:t>Előző rendelések</w:t>
+            </w:r>
+          </w:p>
+        </w:tc>
+      </w:tr>
+      <w:tr>
+        <w:trPr>
+          <w:tblCellSpacing w:w="15" w:type="dxa"/>
+        </w:trPr>
+        <w:tc>
+          <w:tcPr>
+            <w:tcW w:w="0" w:type="auto"/>
+            <w:vAlign w:val="center"/>
+          </w:tcPr>
+          <w:p>
+            <w:pPr>
+              <w:rPr>
+                <w:rStyle w:val="HTML-kd"/>
+                <w:rFonts w:eastAsiaTheme="minorHAnsi"/>
+              </w:rPr>
+            </w:pPr>
+            <w:r>
+              <w:t>/</w:t>
+            </w:r>
+            <w:proofErr w:type="spellStart"/>
+            <w:r>
+              <w:t>konyvek</w:t>
+            </w:r>
+            <w:proofErr w:type="spellEnd"/>
+            <w:r>
+              <w:t>/</w:t>
+            </w:r>
+            <w:proofErr w:type="spellStart"/>
+            <w:r>
+              <w:t>search</w:t>
+            </w:r>
+            <w:proofErr w:type="gramStart"/>
+            <w:r>
+              <w:t>?szerz</w:t>
+            </w:r>
+            <w:proofErr w:type="spellEnd"/>
+            <w:proofErr w:type="gramEnd"/>
+            <w:r>
+              <w:t>=’’</w:t>
+            </w:r>
+          </w:p>
+        </w:tc>
+        <w:tc>
+          <w:tcPr>
+            <w:tcW w:w="0" w:type="auto"/>
+            <w:vAlign w:val="center"/>
+          </w:tcPr>
+          <w:p>
+            <w:r>
+              <w:t>GET</w:t>
+            </w:r>
+          </w:p>
+        </w:tc>
+        <w:tc>
+          <w:tcPr>
+            <w:tcW w:w="0" w:type="auto"/>
+            <w:vAlign w:val="center"/>
+          </w:tcPr>
+          <w:p>
+            <w:r>
+              <w:t xml:space="preserve">Az illusztrátorok neve alapján szűr. </w:t>
+            </w:r>
+          </w:p>
+        </w:tc>
+        <w:tc>
+          <w:tcPr>
+            <w:tcW w:w="0" w:type="auto"/>
+            <w:vAlign w:val="center"/>
+          </w:tcPr>
+          <w:p/>
+        </w:tc>
+        <w:tc>
+          <w:tcPr>
+            <w:tcW w:w="0" w:type="auto"/>
+            <w:vAlign w:val="center"/>
+          </w:tcPr>
+          <w:p/>
+        </w:tc>
+      </w:tr>
+      <w:tr>
+        <w:trPr>
+          <w:tblCellSpacing w:w="15" w:type="dxa"/>
+        </w:trPr>
+        <w:tc>
+          <w:tcPr>
+            <w:tcW w:w="0" w:type="auto"/>
+            <w:vAlign w:val="center"/>
+          </w:tcPr>
+          <w:p>
+            <w:pPr>
+              <w:rPr>
+                <w:rStyle w:val="HTML-kd"/>
+                <w:rFonts w:eastAsiaTheme="minorHAnsi"/>
+              </w:rPr>
+            </w:pPr>
+            <w:r>
+              <w:t>/</w:t>
+            </w:r>
+            <w:proofErr w:type="spellStart"/>
+            <w:r>
+              <w:t>konyvek</w:t>
+            </w:r>
+            <w:proofErr w:type="spellEnd"/>
+            <w:r>
+              <w:t>/</w:t>
+            </w:r>
+            <w:proofErr w:type="spellStart"/>
+            <w:r>
+              <w:t>search</w:t>
+            </w:r>
+            <w:proofErr w:type="gramStart"/>
+            <w:r>
+              <w:t>?illusz</w:t>
+            </w:r>
+            <w:proofErr w:type="spellEnd"/>
+            <w:proofErr w:type="gramEnd"/>
+            <w:r>
+              <w:t>=’’</w:t>
+            </w:r>
+          </w:p>
+        </w:tc>
+        <w:tc>
+          <w:tcPr>
+            <w:tcW w:w="0" w:type="auto"/>
+            <w:vAlign w:val="center"/>
+          </w:tcPr>
+          <w:p>
+            <w:r>
+              <w:t>GET</w:t>
+            </w:r>
+          </w:p>
+        </w:tc>
+        <w:tc>
+          <w:tcPr>
+            <w:tcW w:w="0" w:type="auto"/>
+            <w:vAlign w:val="center"/>
+          </w:tcPr>
+          <w:p>
+            <w:r>
+              <w:t xml:space="preserve">Az illusztrátorok neve alapján szűr. </w:t>
+            </w:r>
+          </w:p>
+        </w:tc>
+        <w:tc>
+          <w:tcPr>
+            <w:tcW w:w="0" w:type="auto"/>
+            <w:vAlign w:val="center"/>
+          </w:tcPr>
+          <w:p/>
+        </w:tc>
+        <w:tc>
+          <w:tcPr>
+            <w:tcW w:w="0" w:type="auto"/>
+            <w:vAlign w:val="center"/>
+          </w:tcPr>
+          <w:p/>
+        </w:tc>
+      </w:tr>
+      <w:tr>
+        <w:trPr>
+          <w:tblCellSpacing w:w="15" w:type="dxa"/>
+        </w:trPr>
+        <w:tc>
+          <w:tcPr>
+            <w:tcW w:w="0" w:type="auto"/>
+            <w:vAlign w:val="center"/>
+          </w:tcPr>
+          <w:p>
+            <w:pPr>
+              <w:rPr>
+                <w:rStyle w:val="HTML-kd"/>
+                <w:rFonts w:eastAsiaTheme="minorHAnsi"/>
+              </w:rPr>
+            </w:pPr>
+            <w:r>
+              <w:t>/</w:t>
+            </w:r>
+            <w:proofErr w:type="spellStart"/>
+            <w:r>
+              <w:t>konyvek</w:t>
+            </w:r>
+            <w:proofErr w:type="spellEnd"/>
+            <w:r>
+              <w:t>/</w:t>
+            </w:r>
+            <w:proofErr w:type="spellStart"/>
+            <w:r>
+              <w:t>search</w:t>
+            </w:r>
+            <w:proofErr w:type="gramStart"/>
+            <w:r>
+              <w:t>?nyelv</w:t>
+            </w:r>
+            <w:proofErr w:type="spellEnd"/>
+            <w:proofErr w:type="gramEnd"/>
+            <w:r>
+              <w:t>=’’</w:t>
+            </w:r>
+          </w:p>
+        </w:tc>
+        <w:tc>
+          <w:tcPr>
+            <w:tcW w:w="0" w:type="auto"/>
+            <w:vAlign w:val="center"/>
+          </w:tcPr>
+          <w:p>
+            <w:r>
+              <w:t>GET</w:t>
+            </w:r>
+          </w:p>
+        </w:tc>
+        <w:tc>
+          <w:tcPr>
+            <w:tcW w:w="0" w:type="auto"/>
+            <w:vAlign w:val="center"/>
+          </w:tcPr>
+          <w:p>
+            <w:r>
+              <w:t>A nyelv alapján szűr.</w:t>
+            </w:r>
+          </w:p>
+        </w:tc>
+        <w:tc>
+          <w:tcPr>
+            <w:tcW w:w="0" w:type="auto"/>
+            <w:vAlign w:val="center"/>
+          </w:tcPr>
+          <w:p/>
+        </w:tc>
+        <w:tc>
+          <w:tcPr>
+            <w:tcW w:w="0" w:type="auto"/>
+            <w:vAlign w:val="center"/>
+          </w:tcPr>
+          <w:p/>
+        </w:tc>
+      </w:tr>
+      <w:tr>
+        <w:trPr>
+          <w:tblCellSpacing w:w="15" w:type="dxa"/>
+        </w:trPr>
+        <w:tc>
+          <w:tcPr>
+            <w:tcW w:w="0" w:type="auto"/>
+            <w:vAlign w:val="center"/>
+          </w:tcPr>
+          <w:p>
+            <w:pPr>
+              <w:rPr>
+                <w:rStyle w:val="HTML-kd"/>
+                <w:rFonts w:eastAsiaTheme="minorHAnsi"/>
+              </w:rPr>
+            </w:pPr>
+            <w:r>
+              <w:t>/</w:t>
+            </w:r>
+            <w:proofErr w:type="spellStart"/>
+            <w:r>
+              <w:t>konyvek</w:t>
+            </w:r>
+            <w:proofErr w:type="spellEnd"/>
+            <w:r>
+              <w:t>/</w:t>
+            </w:r>
+            <w:proofErr w:type="spellStart"/>
+            <w:r>
+              <w:t>search</w:t>
+            </w:r>
+            <w:proofErr w:type="gramStart"/>
+            <w:r>
+              <w:t>?kat</w:t>
+            </w:r>
+            <w:proofErr w:type="spellEnd"/>
+            <w:proofErr w:type="gramEnd"/>
+            <w:r>
+              <w:t>=’’</w:t>
+            </w:r>
+          </w:p>
+        </w:tc>
+        <w:tc>
+          <w:tcPr>
+            <w:tcW w:w="0" w:type="auto"/>
+            <w:vAlign w:val="center"/>
+          </w:tcPr>
+          <w:p>
+            <w:r>
+              <w:t>GET</w:t>
+            </w:r>
+          </w:p>
+        </w:tc>
+        <w:tc>
+          <w:tcPr>
+            <w:tcW w:w="0" w:type="auto"/>
+            <w:vAlign w:val="center"/>
+          </w:tcPr>
+          <w:p>
+            <w:r>
+              <w:t xml:space="preserve">A </w:t>
+            </w:r>
+            <w:proofErr w:type="gramStart"/>
+            <w:r>
+              <w:t>kategóriák</w:t>
+            </w:r>
+            <w:proofErr w:type="gramEnd"/>
+            <w:r>
+              <w:t xml:space="preserve"> alapján szűr. </w:t>
+            </w:r>
+          </w:p>
+        </w:tc>
+        <w:tc>
+          <w:tcPr>
+            <w:tcW w:w="0" w:type="auto"/>
+            <w:vAlign w:val="center"/>
+          </w:tcPr>
+          <w:p/>
+        </w:tc>
+        <w:tc>
+          <w:tcPr>
+            <w:tcW w:w="0" w:type="auto"/>
+            <w:vAlign w:val="center"/>
+          </w:tcPr>
+          <w:p/>
+        </w:tc>
+      </w:tr>
+      <w:tr>
+        <w:trPr>
+          <w:tblCellSpacing w:w="15" w:type="dxa"/>
+        </w:trPr>
+        <w:tc>
+          <w:tcPr>
+            <w:tcW w:w="0" w:type="auto"/>
+            <w:vAlign w:val="center"/>
+          </w:tcPr>
+          <w:p>
+            <w:pPr>
+              <w:rPr>
+                <w:rStyle w:val="HTML-kd"/>
+                <w:rFonts w:eastAsiaTheme="minorHAnsi"/>
+              </w:rPr>
+            </w:pPr>
+            <w:r>
+              <w:t>/</w:t>
+            </w:r>
+            <w:proofErr w:type="spellStart"/>
+            <w:r>
+              <w:t>konyvek</w:t>
+            </w:r>
+            <w:proofErr w:type="spellEnd"/>
+            <w:r>
+              <w:t>/</w:t>
+            </w:r>
+            <w:proofErr w:type="spellStart"/>
+            <w:r>
+              <w:t>search</w:t>
+            </w:r>
+            <w:proofErr w:type="gramStart"/>
+            <w:r>
+              <w:t>?kiado</w:t>
+            </w:r>
+            <w:proofErr w:type="spellEnd"/>
+            <w:proofErr w:type="gramEnd"/>
+            <w:r>
+              <w:t>=’’</w:t>
+            </w:r>
+          </w:p>
+        </w:tc>
+        <w:tc>
+          <w:tcPr>
+            <w:tcW w:w="0" w:type="auto"/>
+            <w:vAlign w:val="center"/>
+          </w:tcPr>
+          <w:p>
+            <w:r>
+              <w:t>GET</w:t>
+            </w:r>
+          </w:p>
+        </w:tc>
+        <w:tc>
+          <w:tcPr>
+            <w:tcW w:w="0" w:type="auto"/>
+            <w:vAlign w:val="center"/>
+          </w:tcPr>
+          <w:p>
+            <w:r>
+              <w:t xml:space="preserve">A kiadó alapján szűr. </w:t>
+            </w:r>
+          </w:p>
+        </w:tc>
+        <w:tc>
+          <w:tcPr>
+            <w:tcW w:w="0" w:type="auto"/>
+            <w:vAlign w:val="center"/>
+          </w:tcPr>
+          <w:p/>
+        </w:tc>
+        <w:tc>
+          <w:tcPr>
+            <w:tcW w:w="0" w:type="auto"/>
+            <w:vAlign w:val="center"/>
+          </w:tcPr>
+          <w:p/>
+        </w:tc>
+      </w:tr>
+      <w:tr>
+        <w:trPr>
+          <w:tblCellSpacing w:w="15" w:type="dxa"/>
+        </w:trPr>
+        <w:tc>
+          <w:tcPr>
+            <w:tcW w:w="0" w:type="auto"/>
+            <w:vAlign w:val="center"/>
+          </w:tcPr>
+          <w:p>
+            <w:r>
+              <w:t>/</w:t>
+            </w:r>
+            <w:proofErr w:type="spellStart"/>
+            <w:r>
+              <w:t>konyvek</w:t>
+            </w:r>
+            <w:proofErr w:type="spellEnd"/>
+            <w:r>
+              <w:t>/</w:t>
+            </w:r>
+            <w:proofErr w:type="spellStart"/>
+            <w:r>
+              <w:t>search</w:t>
+            </w:r>
+            <w:proofErr w:type="gramStart"/>
+            <w:r>
+              <w:t>?cim</w:t>
+            </w:r>
+            <w:proofErr w:type="spellEnd"/>
+            <w:proofErr w:type="gramEnd"/>
+            <w:r>
+              <w:t>=’’</w:t>
+            </w:r>
+          </w:p>
+        </w:tc>
+        <w:tc>
+          <w:tcPr>
+            <w:tcW w:w="0" w:type="auto"/>
+            <w:vAlign w:val="center"/>
+          </w:tcPr>
+          <w:p>
+            <w:r>
+              <w:t>GET</w:t>
+            </w:r>
+          </w:p>
+        </w:tc>
+        <w:tc>
+          <w:tcPr>
+            <w:tcW w:w="0" w:type="auto"/>
+            <w:vAlign w:val="center"/>
+          </w:tcPr>
+          <w:p>
+            <w:r>
+              <w:t xml:space="preserve"> A cím alapján szűr. </w:t>
+            </w:r>
+          </w:p>
+        </w:tc>
+        <w:tc>
+          <w:tcPr>
+            <w:tcW w:w="0" w:type="auto"/>
+            <w:vAlign w:val="center"/>
+          </w:tcPr>
+          <w:p/>
+        </w:tc>
+        <w:tc>
+          <w:tcPr>
+            <w:tcW w:w="0" w:type="auto"/>
+            <w:vAlign w:val="center"/>
+          </w:tcPr>
+          <w:p/>
+        </w:tc>
+      </w:tr>
+    </w:tbl>
+    <w:p/>
+    <w:p/>
+    <w:p/>
+    <w:p>
+      <w:pPr>
+        <w:rPr>
+          <w:noProof/>
+        </w:rPr>
+      </w:pPr>
+      <w:r>
+        <w:rPr>
+          <w:noProof/>
+        </w:rPr>
+        <w:br/>
+      </w:r>
+      <w:r>
+        <w:rPr>
+          <w:noProof/>
+        </w:rPr>
+        <w:br/>
+      </w:r>
+      <w:r>
+        <w:rPr>
+          <w:noProof/>
+        </w:rPr>
+        <w:br/>
+      </w:r>
+      <w:r>
+        <w:rPr>
+          <w:noProof/>
+        </w:rPr>
+        <w:br/>
+      </w:r>
+      <w:r>
+        <w:rPr>
+          <w:noProof/>
+        </w:rPr>
+        <w:br/>
+      </w:r>
+      <w:r>
+        <w:rPr>
+          <w:noProof/>
+        </w:rPr>
+        <w:br/>
+      </w:r>
+      <w:r>
+        <w:rPr>
+          <w:noProof/>
+        </w:rPr>
+        <w:br/>
+      </w:r>
+      <w:r>
+        <w:rPr>
+          <w:noProof/>
+        </w:rPr>
+        <w:br/>
+      </w:r>
+      <w:r>
+        <w:rPr>
+          <w:noProof/>
+        </w:rPr>
+        <w:br/>
+      </w:r>
+      <w:r>
+        <w:rPr>
+          <w:noProof/>
+        </w:rPr>
+        <w:br/>
+      </w:r>
+      <w:r>
+        <w:rPr>
+          <w:noProof/>
+        </w:rPr>
+        <w:br/>
+      </w:r>
+      <w:r>
+        <w:rPr>
+          <w:noProof/>
+        </w:rPr>
+        <w:lastRenderedPageBreak/>
+        <w:br/>
+      </w:r>
+      <w:r>
+        <w:rPr>
+          <w:noProof/>
+        </w:rPr>
+        <w:br/>
+      </w:r>
+      <w:r>
+        <w:rPr>
+          <w:noProof/>
+        </w:rPr>
+        <w:br/>
+      </w:r>
+      <w:r>
+        <w:rPr>
+          <w:noProof/>
+        </w:rPr>
+        <w:br/>
+      </w:r>
+      <w:r>
+        <w:rPr>
+          <w:noProof/>
+        </w:rPr>
+        <w:br/>
+      </w:r>
+      <w:r>
+        <w:rPr>
+          <w:noProof/>
+        </w:rPr>
+        <w:br/>
+      </w:r>
+      <w:r>
+        <w:rPr>
+          <w:noProof/>
+        </w:rPr>
+        <w:br/>
+      </w:r>
+      <w:r>
+        <w:rPr>
+          <w:noProof/>
+        </w:rPr>
+        <w:br/>
+      </w:r>
+      <w:r>
+        <w:rPr>
+          <w:noProof/>
+        </w:rPr>
+        <w:br/>
+      </w:r>
+      <w:r>
+        <w:rPr>
+          <w:noProof/>
+        </w:rPr>
+        <w:br/>
+      </w:r>
+    </w:p>
+    <w:p>
+      <w:pPr>
+        <w:rPr>
+          <w:noProof/>
+        </w:rPr>
+      </w:pPr>
+    </w:p>
+    <w:p>
+      <w:pPr>
+        <w:rPr>
+          <w:noProof/>
+        </w:rPr>
+      </w:pPr>
+    </w:p>
+    <w:p>
+      <w:pPr>
+        <w:rPr>
+          <w:noProof/>
+        </w:rPr>
+      </w:pPr>
     </w:p>
     <w:sectPr>
       <w:pgSz w:w="11906" w:h="16838"/>
@@ -1243,7 +6948,7 @@
 </file>
 
 <file path=word/numbering.xml><?xml version="1.0" encoding="utf-8"?>
-<w:numbering xmlns:wpc="http://schemas.microsoft.com/office/word/2010/wordprocessingCanvas" xmlns:cx="http://schemas.microsoft.com/office/drawing/2014/chartex" xmlns:cx1="http://schemas.microsoft.com/office/drawing/2015/9/8/chartex" xmlns:cx2="http://schemas.microsoft.com/office/drawing/2015/10/21/chartex" xmlns:cx3="http://schemas.microsoft.com/office/drawing/2016/5/9/chartex" xmlns:cx4="http://schemas.microsoft.com/office/drawing/2016/5/10/chartex" xmlns:cx5="http://schemas.microsoft.com/office/drawing/2016/5/11/chartex" xmlns:cx6="http://schemas.microsoft.com/office/drawing/2016/5/12/chartex" xmlns:cx7="http://schemas.microsoft.com/office/drawing/2016/5/13/chartex" xmlns:cx8="http://schemas.microsoft.com/office/drawing/2016/5/14/chartex" xmlns:mc="http://schemas.openxmlformats.org/markup-compatibility/2006" xmlns:aink="http://schemas.microsoft.com/office/drawing/2016/ink" xmlns:am3d="http://schemas.microsoft.com/office/drawing/2017/model3d" xmlns:o="urn:schemas-microsoft-com:office:office" xmlns:r="http://schemas.openxmlformats.org/officeDocument/2006/relationships" xmlns:m="http://schemas.openxmlformats.org/officeDocument/2006/math" xmlns:v="urn:schemas-microsoft-com:vml" xmlns:wp14="http://schemas.microsoft.com/office/word/2010/wordprocessingDrawing" xmlns:wp="http://schemas.openxmlformats.org/drawingml/2006/wordprocessingDrawing" xmlns:w10="urn:schemas-microsoft-com:office:word" xmlns:w="http://schemas.openxmlformats.org/wordprocessingml/2006/main" xmlns:w14="http://schemas.microsoft.com/office/word/2010/wordml" xmlns:w15="http://schemas.microsoft.com/office/word/2012/wordml" xmlns:w16cid="http://schemas.microsoft.com/office/word/2016/wordml/cid" xmlns:w16se="http://schemas.microsoft.com/office/word/2015/wordml/symex" xmlns:wpg="http://schemas.microsoft.com/office/word/2010/wordprocessingGroup" xmlns:wpi="http://schemas.microsoft.com/office/word/2010/wordprocessingInk" xmlns:wne="http://schemas.microsoft.com/office/word/2006/wordml" xmlns:wps="http://schemas.microsoft.com/office/word/2010/wordprocessingShape" mc:Ignorable="w14 w15 w16se w16cid wp14">
+<w:numbering xmlns:wpc="http://schemas.microsoft.com/office/word/2010/wordprocessingCanvas" xmlns:cx="http://schemas.microsoft.com/office/drawing/2014/chartex" xmlns:mc="http://schemas.openxmlformats.org/markup-compatibility/2006" xmlns:o="urn:schemas-microsoft-com:office:office" xmlns:r="http://schemas.openxmlformats.org/officeDocument/2006/relationships" xmlns:m="http://schemas.openxmlformats.org/officeDocument/2006/math" xmlns:v="urn:schemas-microsoft-com:vml" xmlns:wp14="http://schemas.microsoft.com/office/word/2010/wordprocessingDrawing" xmlns:wp="http://schemas.openxmlformats.org/drawingml/2006/wordprocessingDrawing" xmlns:w10="urn:schemas-microsoft-com:office:word" xmlns:w="http://schemas.openxmlformats.org/wordprocessingml/2006/main" xmlns:w14="http://schemas.microsoft.com/office/word/2010/wordml" xmlns:w15="http://schemas.microsoft.com/office/word/2012/wordml" xmlns:w16se="http://schemas.microsoft.com/office/word/2015/wordml/symex" xmlns:wpg="http://schemas.microsoft.com/office/word/2010/wordprocessingGroup" xmlns:wpi="http://schemas.microsoft.com/office/word/2010/wordprocessingInk" xmlns:wne="http://schemas.microsoft.com/office/word/2006/wordml" xmlns:wps="http://schemas.microsoft.com/office/word/2010/wordprocessingShape" mc:Ignorable="w14 w15 w16se wp14">
   <w:abstractNum w:abstractNumId="0" w15:restartNumberingAfterBreak="0">
     <w:nsid w:val="0247155A"/>
     <w:multiLevelType w:val="hybridMultilevel"/>
@@ -1471,6 +7176,119 @@
     </w:lvl>
   </w:abstractNum>
   <w:abstractNum w:abstractNumId="2" w15:restartNumberingAfterBreak="0">
+    <w:nsid w:val="29F13D62"/>
+    <w:multiLevelType w:val="hybridMultilevel"/>
+    <w:tmpl w:val="B3A09E12"/>
+    <w:lvl w:ilvl="0" w:tplc="040E0001">
+      <w:start w:val="1"/>
+      <w:numFmt w:val="bullet"/>
+      <w:lvlText w:val=""/>
+      <w:lvlJc w:val="left"/>
+      <w:pPr>
+        <w:ind w:left="720" w:hanging="360"/>
+      </w:pPr>
+      <w:rPr>
+        <w:rFonts w:ascii="Symbol" w:hAnsi="Symbol" w:hint="default"/>
+      </w:rPr>
+    </w:lvl>
+    <w:lvl w:ilvl="1" w:tplc="040E0003" w:tentative="1">
+      <w:start w:val="1"/>
+      <w:numFmt w:val="bullet"/>
+      <w:lvlText w:val="o"/>
+      <w:lvlJc w:val="left"/>
+      <w:pPr>
+        <w:ind w:left="1440" w:hanging="360"/>
+      </w:pPr>
+      <w:rPr>
+        <w:rFonts w:ascii="Courier New" w:hAnsi="Courier New" w:cs="Courier New" w:hint="default"/>
+      </w:rPr>
+    </w:lvl>
+    <w:lvl w:ilvl="2" w:tplc="040E0005" w:tentative="1">
+      <w:start w:val="1"/>
+      <w:numFmt w:val="bullet"/>
+      <w:lvlText w:val=""/>
+      <w:lvlJc w:val="left"/>
+      <w:pPr>
+        <w:ind w:left="2160" w:hanging="360"/>
+      </w:pPr>
+      <w:rPr>
+        <w:rFonts w:ascii="Wingdings" w:hAnsi="Wingdings" w:hint="default"/>
+      </w:rPr>
+    </w:lvl>
+    <w:lvl w:ilvl="3" w:tplc="040E0001" w:tentative="1">
+      <w:start w:val="1"/>
+      <w:numFmt w:val="bullet"/>
+      <w:lvlText w:val=""/>
+      <w:lvlJc w:val="left"/>
+      <w:pPr>
+        <w:ind w:left="2880" w:hanging="360"/>
+      </w:pPr>
+      <w:rPr>
+        <w:rFonts w:ascii="Symbol" w:hAnsi="Symbol" w:hint="default"/>
+      </w:rPr>
+    </w:lvl>
+    <w:lvl w:ilvl="4" w:tplc="040E0003" w:tentative="1">
+      <w:start w:val="1"/>
+      <w:numFmt w:val="bullet"/>
+      <w:lvlText w:val="o"/>
+      <w:lvlJc w:val="left"/>
+      <w:pPr>
+        <w:ind w:left="3600" w:hanging="360"/>
+      </w:pPr>
+      <w:rPr>
+        <w:rFonts w:ascii="Courier New" w:hAnsi="Courier New" w:cs="Courier New" w:hint="default"/>
+      </w:rPr>
+    </w:lvl>
+    <w:lvl w:ilvl="5" w:tplc="040E0005" w:tentative="1">
+      <w:start w:val="1"/>
+      <w:numFmt w:val="bullet"/>
+      <w:lvlText w:val=""/>
+      <w:lvlJc w:val="left"/>
+      <w:pPr>
+        <w:ind w:left="4320" w:hanging="360"/>
+      </w:pPr>
+      <w:rPr>
+        <w:rFonts w:ascii="Wingdings" w:hAnsi="Wingdings" w:hint="default"/>
+      </w:rPr>
+    </w:lvl>
+    <w:lvl w:ilvl="6" w:tplc="040E0001" w:tentative="1">
+      <w:start w:val="1"/>
+      <w:numFmt w:val="bullet"/>
+      <w:lvlText w:val=""/>
+      <w:lvlJc w:val="left"/>
+      <w:pPr>
+        <w:ind w:left="5040" w:hanging="360"/>
+      </w:pPr>
+      <w:rPr>
+        <w:rFonts w:ascii="Symbol" w:hAnsi="Symbol" w:hint="default"/>
+      </w:rPr>
+    </w:lvl>
+    <w:lvl w:ilvl="7" w:tplc="040E0003" w:tentative="1">
+      <w:start w:val="1"/>
+      <w:numFmt w:val="bullet"/>
+      <w:lvlText w:val="o"/>
+      <w:lvlJc w:val="left"/>
+      <w:pPr>
+        <w:ind w:left="5760" w:hanging="360"/>
+      </w:pPr>
+      <w:rPr>
+        <w:rFonts w:ascii="Courier New" w:hAnsi="Courier New" w:cs="Courier New" w:hint="default"/>
+      </w:rPr>
+    </w:lvl>
+    <w:lvl w:ilvl="8" w:tplc="040E0005" w:tentative="1">
+      <w:start w:val="1"/>
+      <w:numFmt w:val="bullet"/>
+      <w:lvlText w:val=""/>
+      <w:lvlJc w:val="left"/>
+      <w:pPr>
+        <w:ind w:left="6480" w:hanging="360"/>
+      </w:pPr>
+      <w:rPr>
+        <w:rFonts w:ascii="Wingdings" w:hAnsi="Wingdings" w:hint="default"/>
+      </w:rPr>
+    </w:lvl>
+  </w:abstractNum>
+  <w:abstractNum w:abstractNumId="3" w15:restartNumberingAfterBreak="0">
     <w:nsid w:val="3A2861D8"/>
     <w:multiLevelType w:val="hybridMultilevel"/>
     <w:tmpl w:val="BA5ABD70"/>
@@ -1583,7 +7401,120 @@
       </w:rPr>
     </w:lvl>
   </w:abstractNum>
-  <w:abstractNum w:abstractNumId="3" w15:restartNumberingAfterBreak="0">
+  <w:abstractNum w:abstractNumId="4" w15:restartNumberingAfterBreak="0">
+    <w:nsid w:val="484846FF"/>
+    <w:multiLevelType w:val="hybridMultilevel"/>
+    <w:tmpl w:val="E21CF6A6"/>
+    <w:lvl w:ilvl="0" w:tplc="040E0001">
+      <w:start w:val="1"/>
+      <w:numFmt w:val="bullet"/>
+      <w:lvlText w:val=""/>
+      <w:lvlJc w:val="left"/>
+      <w:pPr>
+        <w:ind w:left="720" w:hanging="360"/>
+      </w:pPr>
+      <w:rPr>
+        <w:rFonts w:ascii="Symbol" w:hAnsi="Symbol" w:hint="default"/>
+      </w:rPr>
+    </w:lvl>
+    <w:lvl w:ilvl="1" w:tplc="040E0003" w:tentative="1">
+      <w:start w:val="1"/>
+      <w:numFmt w:val="bullet"/>
+      <w:lvlText w:val="o"/>
+      <w:lvlJc w:val="left"/>
+      <w:pPr>
+        <w:ind w:left="1440" w:hanging="360"/>
+      </w:pPr>
+      <w:rPr>
+        <w:rFonts w:ascii="Courier New" w:hAnsi="Courier New" w:cs="Courier New" w:hint="default"/>
+      </w:rPr>
+    </w:lvl>
+    <w:lvl w:ilvl="2" w:tplc="040E0005" w:tentative="1">
+      <w:start w:val="1"/>
+      <w:numFmt w:val="bullet"/>
+      <w:lvlText w:val=""/>
+      <w:lvlJc w:val="left"/>
+      <w:pPr>
+        <w:ind w:left="2160" w:hanging="360"/>
+      </w:pPr>
+      <w:rPr>
+        <w:rFonts w:ascii="Wingdings" w:hAnsi="Wingdings" w:hint="default"/>
+      </w:rPr>
+    </w:lvl>
+    <w:lvl w:ilvl="3" w:tplc="040E0001" w:tentative="1">
+      <w:start w:val="1"/>
+      <w:numFmt w:val="bullet"/>
+      <w:lvlText w:val=""/>
+      <w:lvlJc w:val="left"/>
+      <w:pPr>
+        <w:ind w:left="2880" w:hanging="360"/>
+      </w:pPr>
+      <w:rPr>
+        <w:rFonts w:ascii="Symbol" w:hAnsi="Symbol" w:hint="default"/>
+      </w:rPr>
+    </w:lvl>
+    <w:lvl w:ilvl="4" w:tplc="040E0003" w:tentative="1">
+      <w:start w:val="1"/>
+      <w:numFmt w:val="bullet"/>
+      <w:lvlText w:val="o"/>
+      <w:lvlJc w:val="left"/>
+      <w:pPr>
+        <w:ind w:left="3600" w:hanging="360"/>
+      </w:pPr>
+      <w:rPr>
+        <w:rFonts w:ascii="Courier New" w:hAnsi="Courier New" w:cs="Courier New" w:hint="default"/>
+      </w:rPr>
+    </w:lvl>
+    <w:lvl w:ilvl="5" w:tplc="040E0005" w:tentative="1">
+      <w:start w:val="1"/>
+      <w:numFmt w:val="bullet"/>
+      <w:lvlText w:val=""/>
+      <w:lvlJc w:val="left"/>
+      <w:pPr>
+        <w:ind w:left="4320" w:hanging="360"/>
+      </w:pPr>
+      <w:rPr>
+        <w:rFonts w:ascii="Wingdings" w:hAnsi="Wingdings" w:hint="default"/>
+      </w:rPr>
+    </w:lvl>
+    <w:lvl w:ilvl="6" w:tplc="040E0001" w:tentative="1">
+      <w:start w:val="1"/>
+      <w:numFmt w:val="bullet"/>
+      <w:lvlText w:val=""/>
+      <w:lvlJc w:val="left"/>
+      <w:pPr>
+        <w:ind w:left="5040" w:hanging="360"/>
+      </w:pPr>
+      <w:rPr>
+        <w:rFonts w:ascii="Symbol" w:hAnsi="Symbol" w:hint="default"/>
+      </w:rPr>
+    </w:lvl>
+    <w:lvl w:ilvl="7" w:tplc="040E0003" w:tentative="1">
+      <w:start w:val="1"/>
+      <w:numFmt w:val="bullet"/>
+      <w:lvlText w:val="o"/>
+      <w:lvlJc w:val="left"/>
+      <w:pPr>
+        <w:ind w:left="5760" w:hanging="360"/>
+      </w:pPr>
+      <w:rPr>
+        <w:rFonts w:ascii="Courier New" w:hAnsi="Courier New" w:cs="Courier New" w:hint="default"/>
+      </w:rPr>
+    </w:lvl>
+    <w:lvl w:ilvl="8" w:tplc="040E0005" w:tentative="1">
+      <w:start w:val="1"/>
+      <w:numFmt w:val="bullet"/>
+      <w:lvlText w:val=""/>
+      <w:lvlJc w:val="left"/>
+      <w:pPr>
+        <w:ind w:left="6480" w:hanging="360"/>
+      </w:pPr>
+      <w:rPr>
+        <w:rFonts w:ascii="Wingdings" w:hAnsi="Wingdings" w:hint="default"/>
+      </w:rPr>
+    </w:lvl>
+  </w:abstractNum>
+  <w:abstractNum w:abstractNumId="5" w15:restartNumberingAfterBreak="0">
     <w:nsid w:val="61B24309"/>
     <w:multiLevelType w:val="hybridMultilevel"/>
     <w:tmpl w:val="C08E8202"/>
@@ -1697,7 +7628,7 @@
     </w:lvl>
   </w:abstractNum>
   <w:num w:numId="1">
-    <w:abstractNumId w:val="2"/>
+    <w:abstractNumId w:val="3"/>
   </w:num>
   <w:num w:numId="2">
     <w:abstractNumId w:val="0"/>
@@ -1706,13 +7637,19 @@
     <w:abstractNumId w:val="1"/>
   </w:num>
   <w:num w:numId="4">
-    <w:abstractNumId w:val="3"/>
+    <w:abstractNumId w:val="5"/>
+  </w:num>
+  <w:num w:numId="5">
+    <w:abstractNumId w:val="2"/>
+  </w:num>
+  <w:num w:numId="6">
+    <w:abstractNumId w:val="4"/>
   </w:num>
 </w:numbering>
 </file>
 
 <file path=word/styles.xml><?xml version="1.0" encoding="utf-8"?>
-<w:styles xmlns:mc="http://schemas.openxmlformats.org/markup-compatibility/2006" xmlns:r="http://schemas.openxmlformats.org/officeDocument/2006/relationships" xmlns:w="http://schemas.openxmlformats.org/wordprocessingml/2006/main" xmlns:w14="http://schemas.microsoft.com/office/word/2010/wordml" xmlns:w15="http://schemas.microsoft.com/office/word/2012/wordml" xmlns:w16cid="http://schemas.microsoft.com/office/word/2016/wordml/cid" xmlns:w16se="http://schemas.microsoft.com/office/word/2015/wordml/symex" mc:Ignorable="w14 w15 w16se w16cid">
+<w:styles xmlns:mc="http://schemas.openxmlformats.org/markup-compatibility/2006" xmlns:r="http://schemas.openxmlformats.org/officeDocument/2006/relationships" xmlns:w="http://schemas.openxmlformats.org/wordprocessingml/2006/main" xmlns:w14="http://schemas.microsoft.com/office/word/2010/wordml" xmlns:w15="http://schemas.microsoft.com/office/word/2012/wordml" xmlns:w16se="http://schemas.microsoft.com/office/word/2015/wordml/symex" mc:Ignorable="w14 w15 w16se">
   <w:docDefaults>
     <w:rPrDefault>
       <w:rPr>
@@ -1728,7 +7665,7 @@
       </w:pPr>
     </w:pPrDefault>
   </w:docDefaults>
-  <w:latentStyles w:defLockedState="0" w:defUIPriority="99" w:defSemiHidden="0" w:defUnhideWhenUsed="0" w:defQFormat="0" w:count="375">
+  <w:latentStyles w:defLockedState="0" w:defUIPriority="99" w:defSemiHidden="0" w:defUnhideWhenUsed="0" w:defQFormat="0" w:count="371">
     <w:lsdException w:name="Normal" w:uiPriority="0" w:qFormat="1"/>
     <w:lsdException w:name="heading 1" w:uiPriority="9" w:qFormat="1"/>
     <w:lsdException w:name="heading 2" w:semiHidden="1" w:uiPriority="9" w:unhideWhenUsed="1" w:qFormat="1"/>
@@ -2100,10 +8037,6 @@
     <w:lsdException w:name="List Table 5 Dark Accent 6" w:uiPriority="50"/>
     <w:lsdException w:name="List Table 6 Colorful Accent 6" w:uiPriority="51"/>
     <w:lsdException w:name="List Table 7 Colorful Accent 6" w:uiPriority="52"/>
-    <w:lsdException w:name="Mention" w:semiHidden="1" w:unhideWhenUsed="1"/>
-    <w:lsdException w:name="Smart Hyperlink" w:semiHidden="1" w:unhideWhenUsed="1"/>
-    <w:lsdException w:name="Hashtag" w:semiHidden="1" w:unhideWhenUsed="1"/>
-    <w:lsdException w:name="Unresolved Mention" w:semiHidden="1" w:unhideWhenUsed="1"/>
   </w:latentStyles>
   <w:style w:type="paragraph" w:default="1" w:styleId="Norml">
     <w:name w:val="Normal"/>
@@ -2146,6 +8079,38 @@
       <w:ind w:left="720"/>
       <w:contextualSpacing/>
     </w:pPr>
+  </w:style>
+  <w:style w:type="character" w:styleId="HTML-kd">
+    <w:name w:val="HTML Code"/>
+    <w:basedOn w:val="Bekezdsalapbettpusa"/>
+    <w:uiPriority w:val="99"/>
+    <w:semiHidden/>
+    <w:unhideWhenUsed/>
+    <w:rsid w:val="00422CAC"/>
+    <w:rPr>
+      <w:rFonts w:ascii="Courier New" w:eastAsia="Times New Roman" w:hAnsi="Courier New" w:cs="Courier New"/>
+      <w:sz w:val="20"/>
+      <w:szCs w:val="20"/>
+    </w:rPr>
+  </w:style>
+  <w:style w:type="table" w:styleId="Rcsostblzat">
+    <w:name w:val="Table Grid"/>
+    <w:basedOn w:val="Normltblzat"/>
+    <w:uiPriority w:val="39"/>
+    <w:rsid w:val="00DD1AA6"/>
+    <w:pPr>
+      <w:spacing w:after="0" w:line="240" w:lineRule="auto"/>
+    </w:pPr>
+    <w:tblPr>
+      <w:tblBorders>
+        <w:top w:val="single" w:sz="4" w:space="0" w:color="auto"/>
+        <w:left w:val="single" w:sz="4" w:space="0" w:color="auto"/>
+        <w:bottom w:val="single" w:sz="4" w:space="0" w:color="auto"/>
+        <w:right w:val="single" w:sz="4" w:space="0" w:color="auto"/>
+        <w:insideH w:val="single" w:sz="4" w:space="0" w:color="auto"/>
+        <w:insideV w:val="single" w:sz="4" w:space="0" w:color="auto"/>
+      </w:tblBorders>
+    </w:tblPr>
   </w:style>
 </w:styles>
 </file>

--- a/backend/Projekt feladat.docx
+++ b/backend/Projekt feladat.docx
@@ -1,6 +1,6 @@
 
 <file path=word/document.xml><?xml version="1.0" encoding="utf-8"?>
-<w:document xmlns:wpc="http://schemas.microsoft.com/office/word/2010/wordprocessingCanvas" xmlns:cx="http://schemas.microsoft.com/office/drawing/2014/chartex" xmlns:mc="http://schemas.openxmlformats.org/markup-compatibility/2006" xmlns:o="urn:schemas-microsoft-com:office:office" xmlns:r="http://schemas.openxmlformats.org/officeDocument/2006/relationships" xmlns:m="http://schemas.openxmlformats.org/officeDocument/2006/math" xmlns:v="urn:schemas-microsoft-com:vml" xmlns:wp14="http://schemas.microsoft.com/office/word/2010/wordprocessingDrawing" xmlns:wp="http://schemas.openxmlformats.org/drawingml/2006/wordprocessingDrawing" xmlns:w10="urn:schemas-microsoft-com:office:word" xmlns:w="http://schemas.openxmlformats.org/wordprocessingml/2006/main" xmlns:w14="http://schemas.microsoft.com/office/word/2010/wordml" xmlns:w15="http://schemas.microsoft.com/office/word/2012/wordml" xmlns:w16se="http://schemas.microsoft.com/office/word/2015/wordml/symex" xmlns:wpg="http://schemas.microsoft.com/office/word/2010/wordprocessingGroup" xmlns:wpi="http://schemas.microsoft.com/office/word/2010/wordprocessingInk" xmlns:wne="http://schemas.microsoft.com/office/word/2006/wordml" xmlns:wps="http://schemas.microsoft.com/office/word/2010/wordprocessingShape" mc:Ignorable="w14 w15 w16se wp14">
+<w:document xmlns:wpc="http://schemas.microsoft.com/office/word/2010/wordprocessingCanvas" xmlns:cx="http://schemas.microsoft.com/office/drawing/2014/chartex" xmlns:cx1="http://schemas.microsoft.com/office/drawing/2015/9/8/chartex" xmlns:cx2="http://schemas.microsoft.com/office/drawing/2015/10/21/chartex" xmlns:cx3="http://schemas.microsoft.com/office/drawing/2016/5/9/chartex" xmlns:cx4="http://schemas.microsoft.com/office/drawing/2016/5/10/chartex" xmlns:cx5="http://schemas.microsoft.com/office/drawing/2016/5/11/chartex" xmlns:cx6="http://schemas.microsoft.com/office/drawing/2016/5/12/chartex" xmlns:cx7="http://schemas.microsoft.com/office/drawing/2016/5/13/chartex" xmlns:cx8="http://schemas.microsoft.com/office/drawing/2016/5/14/chartex" xmlns:mc="http://schemas.openxmlformats.org/markup-compatibility/2006" xmlns:aink="http://schemas.microsoft.com/office/drawing/2016/ink" xmlns:am3d="http://schemas.microsoft.com/office/drawing/2017/model3d" xmlns:o="urn:schemas-microsoft-com:office:office" xmlns:r="http://schemas.openxmlformats.org/officeDocument/2006/relationships" xmlns:m="http://schemas.openxmlformats.org/officeDocument/2006/math" xmlns:v="urn:schemas-microsoft-com:vml" xmlns:wp14="http://schemas.microsoft.com/office/word/2010/wordprocessingDrawing" xmlns:wp="http://schemas.openxmlformats.org/drawingml/2006/wordprocessingDrawing" xmlns:w10="urn:schemas-microsoft-com:office:word" xmlns:w="http://schemas.openxmlformats.org/wordprocessingml/2006/main" xmlns:w14="http://schemas.microsoft.com/office/word/2010/wordml" xmlns:w15="http://schemas.microsoft.com/office/word/2012/wordml" xmlns:w16cid="http://schemas.microsoft.com/office/word/2016/wordml/cid" xmlns:w16se="http://schemas.microsoft.com/office/word/2015/wordml/symex" xmlns:wpg="http://schemas.microsoft.com/office/word/2010/wordprocessingGroup" xmlns:wpi="http://schemas.microsoft.com/office/word/2010/wordprocessingInk" xmlns:wne="http://schemas.microsoft.com/office/word/2006/wordml" xmlns:wps="http://schemas.microsoft.com/office/word/2010/wordprocessingShape" mc:Ignorable="w14 w15 w16se w16cid wp14">
   <w:body>
     <w:p>
       <w:pPr>
@@ -32,15 +32,7 @@
         </w:numPr>
       </w:pPr>
       <w:r>
-        <w:t>Nyelv: Milyen nyelven áruljuk a könyvet (</w:t>
-      </w:r>
-      <w:proofErr w:type="gramStart"/>
-      <w:r>
-        <w:t>VARCHAR(</w:t>
-      </w:r>
-      <w:proofErr w:type="gramEnd"/>
-      <w:r>
-        <w:t>150)),</w:t>
+        <w:t>Nyelv: Milyen nyelven áruljuk a könyvet (VARCHAR(150)),</w:t>
       </w:r>
       <w:r>
         <w:t xml:space="preserve"> </w:t>
@@ -58,15 +50,7 @@
         </w:numPr>
       </w:pPr>
       <w:r>
-        <w:t>Kiadó: Ki adta ki a könyvet (</w:t>
-      </w:r>
-      <w:proofErr w:type="gramStart"/>
-      <w:r>
-        <w:t>VARCHAR(</w:t>
-      </w:r>
-      <w:proofErr w:type="gramEnd"/>
-      <w:r>
-        <w:t>150)),</w:t>
+        <w:t>Kiadó: Ki adta ki a könyvet (VARCHAR(150)),</w:t>
       </w:r>
       <w:r>
         <w:t xml:space="preserve"> </w:t>
@@ -83,13 +67,8 @@
           <w:numId w:val="1"/>
         </w:numPr>
       </w:pPr>
-      <w:proofErr w:type="gramStart"/>
-      <w:r>
-        <w:t>Illusztráció</w:t>
-      </w:r>
-      <w:proofErr w:type="gramEnd"/>
-      <w:r>
-        <w:t xml:space="preserve">: Milyen </w:t>
+      <w:r>
+        <w:t xml:space="preserve">Illusztráció: Milyen </w:t>
       </w:r>
       <w:r>
         <w:t>illusztrációk találhatók a könyvben (VARCHAR(150)), egyedi azonosítóval (INT).</w:t>
@@ -103,13 +82,8 @@
           <w:numId w:val="1"/>
         </w:numPr>
       </w:pPr>
-      <w:proofErr w:type="gramStart"/>
-      <w:r>
-        <w:t>Kategória</w:t>
-      </w:r>
-      <w:proofErr w:type="gramEnd"/>
-      <w:r>
-        <w:t xml:space="preserve">: Milyen kategóriában található a könyv (VARCHAR(150)) egyedi azonosítóval (INT) és önmagára mutató azonosítóval (INT). </w:t>
+      <w:r>
+        <w:t xml:space="preserve">Kategória: Milyen kategóriában található a könyv (VARCHAR(150)) egyedi azonosítóval (INT) és önmagára mutató azonosítóval (INT). </w:t>
       </w:r>
     </w:p>
     <w:p>
@@ -121,15 +95,7 @@
         </w:numPr>
       </w:pPr>
       <w:r>
-        <w:t xml:space="preserve">Szerző: </w:t>
-      </w:r>
-      <w:proofErr w:type="gramStart"/>
-      <w:r>
-        <w:t>Ki(</w:t>
-      </w:r>
-      <w:proofErr w:type="gramEnd"/>
-      <w:r>
-        <w:t xml:space="preserve">k) </w:t>
+        <w:t xml:space="preserve">Szerző: Ki(k) </w:t>
       </w:r>
       <w:r>
         <w:t xml:space="preserve">a könyv szerzői </w:t>
@@ -147,15 +113,7 @@
         </w:numPr>
       </w:pPr>
       <w:r>
-        <w:t xml:space="preserve">Fordító: </w:t>
-      </w:r>
-      <w:proofErr w:type="gramStart"/>
-      <w:r>
-        <w:t>Ki(</w:t>
-      </w:r>
-      <w:proofErr w:type="gramEnd"/>
-      <w:r>
-        <w:t xml:space="preserve">k) </w:t>
+        <w:t xml:space="preserve">Fordító: Ki(k) </w:t>
       </w:r>
       <w:r>
         <w:t xml:space="preserve">a könyv fordítói </w:t>
@@ -173,15 +131,7 @@
         </w:numPr>
       </w:pPr>
       <w:r>
-        <w:t xml:space="preserve">Illusztrátor: </w:t>
-      </w:r>
-      <w:proofErr w:type="gramStart"/>
-      <w:r>
-        <w:t>Ki(</w:t>
-      </w:r>
-      <w:proofErr w:type="gramEnd"/>
-      <w:r>
-        <w:t xml:space="preserve">k) </w:t>
+        <w:t xml:space="preserve">Illusztrátor: Ki(k) </w:t>
       </w:r>
       <w:r>
         <w:t>a könyv illusztrátorai</w:t>
@@ -226,15 +176,7 @@
         </w:numPr>
       </w:pPr>
       <w:r>
-        <w:t xml:space="preserve">Kapcsoló Illusztrátor: Egy illusztrátor több művet is </w:t>
-      </w:r>
-      <w:proofErr w:type="gramStart"/>
-      <w:r>
-        <w:t>illusztrálhatott</w:t>
-      </w:r>
-      <w:proofErr w:type="gramEnd"/>
-      <w:r>
-        <w:t xml:space="preserve"> és egy művet több illusztrátor is illusztrálhatott. A termék ISBN-jével kötjük az illusztrátor azonosítóját.</w:t>
+        <w:t>Kapcsoló Illusztrátor: Egy illusztrátor több művet is illusztrálhatott és egy művet több illusztrátor is illusztrálhatott. A termék ISBN-jével kötjük az illusztrátor azonosítóját.</w:t>
       </w:r>
     </w:p>
     <w:p>
@@ -304,15 +246,7 @@
       </w:r>
       <w:proofErr w:type="spellEnd"/>
       <w:r>
-        <w:t xml:space="preserve"> (INT). Az adószám </w:t>
-      </w:r>
-      <w:proofErr w:type="gramStart"/>
-      <w:r>
-        <w:t>lehet</w:t>
-      </w:r>
-      <w:proofErr w:type="gramEnd"/>
-      <w:r>
-        <w:t xml:space="preserve"> NULL mivel magánszemélynek nem kell megadni az adószámát.</w:t>
+        <w:t xml:space="preserve"> (INT). Az adószám lehet NULL mivel magánszemélynek nem kell megadni az adószámát.</w:t>
       </w:r>
     </w:p>
     <w:p>
@@ -327,15 +261,7 @@
         </w:rPr>
       </w:pPr>
       <w:r>
-        <w:t>Fizetési mód: Milyen módokon lehet fizetni. (</w:t>
-      </w:r>
-      <w:proofErr w:type="gramStart"/>
-      <w:r>
-        <w:t>VARCHAR(</w:t>
-      </w:r>
-      <w:proofErr w:type="gramEnd"/>
-      <w:r>
-        <w:t xml:space="preserve">150)), Egyedi azonosítója az </w:t>
+        <w:t xml:space="preserve">Fizetési mód: Milyen módokon lehet fizetni. (VARCHAR(150)), Egyedi azonosítója az </w:t>
       </w:r>
       <w:proofErr w:type="spellStart"/>
       <w:r>
@@ -821,15 +747,7 @@
             </w:r>
             <w:proofErr w:type="spellEnd"/>
             <w:r>
-              <w:t xml:space="preserve"> </w:t>
-            </w:r>
-            <w:proofErr w:type="gramStart"/>
-            <w:r>
-              <w:t>VARCHAR(</w:t>
-            </w:r>
-            <w:proofErr w:type="gramEnd"/>
-            <w:r>
-              <w:t xml:space="preserve">150): A borító nevét tárolja el. </w:t>
+              <w:t xml:space="preserve"> VARCHAR(150): A borító nevét tárolja el. </w:t>
             </w:r>
           </w:p>
         </w:tc>
@@ -982,15 +900,7 @@
             </w:r>
             <w:proofErr w:type="spellEnd"/>
             <w:r>
-              <w:t xml:space="preserve"> </w:t>
-            </w:r>
-            <w:proofErr w:type="gramStart"/>
-            <w:r>
-              <w:t>VARCHAR(</w:t>
-            </w:r>
-            <w:proofErr w:type="gramEnd"/>
-            <w:r>
-              <w:t>150): A különböző típusú könyvek nevét tárolja el. (</w:t>
+              <w:t xml:space="preserve"> VARCHAR(150): A különböző típusú könyvek nevét tárolja el. (</w:t>
             </w:r>
             <w:proofErr w:type="spellStart"/>
             <w:r>
@@ -1160,15 +1070,7 @@
             </w:r>
             <w:proofErr w:type="spellEnd"/>
             <w:r>
-              <w:t xml:space="preserve"> </w:t>
-            </w:r>
-            <w:proofErr w:type="gramStart"/>
-            <w:r>
-              <w:t>VARCHAR(</w:t>
-            </w:r>
-            <w:proofErr w:type="gramEnd"/>
-            <w:r>
-              <w:t xml:space="preserve">150): A nyelv nevét tárolja el. </w:t>
+              <w:t xml:space="preserve"> VARCHAR(150): A nyelv nevét tárolja el. </w:t>
             </w:r>
           </w:p>
         </w:tc>
@@ -1321,15 +1223,7 @@
             </w:r>
             <w:proofErr w:type="spellEnd"/>
             <w:r>
-              <w:t xml:space="preserve"> </w:t>
-            </w:r>
-            <w:proofErr w:type="gramStart"/>
-            <w:r>
-              <w:t>VARCHAR(</w:t>
-            </w:r>
-            <w:proofErr w:type="gramEnd"/>
-            <w:r>
-              <w:t xml:space="preserve">150): A kiadók nevét tárolja el. </w:t>
+              <w:t xml:space="preserve"> VARCHAR(150): A kiadók nevét tárolja el. </w:t>
             </w:r>
           </w:p>
         </w:tc>
@@ -1338,15 +1232,7 @@
     <w:p/>
     <w:p>
       <w:r>
-        <w:t xml:space="preserve">1.5. </w:t>
-      </w:r>
-      <w:proofErr w:type="gramStart"/>
-      <w:r>
-        <w:t>Illusztráció</w:t>
-      </w:r>
-      <w:proofErr w:type="gramEnd"/>
-      <w:r>
-        <w:t>:</w:t>
+        <w:t>1.5. Illusztráció:</w:t>
       </w:r>
     </w:p>
     <w:tbl>
@@ -1365,13 +1251,8 @@
             <w:tcW w:w="4531" w:type="dxa"/>
           </w:tcPr>
           <w:p>
-            <w:proofErr w:type="gramStart"/>
-            <w:r>
-              <w:t>Illusztráció</w:t>
-            </w:r>
-            <w:proofErr w:type="gramEnd"/>
-            <w:r>
-              <w:t xml:space="preserve"> tábla:</w:t>
+            <w:r>
+              <w:t>Illusztráció tábla:</w:t>
             </w:r>
           </w:p>
         </w:tc>
@@ -1443,13 +1324,8 @@
             <w:tcW w:w="4531" w:type="dxa"/>
           </w:tcPr>
           <w:p>
-            <w:proofErr w:type="gramStart"/>
-            <w:r>
-              <w:t>Illusztráció</w:t>
-            </w:r>
-            <w:proofErr w:type="gramEnd"/>
-            <w:r>
-              <w:t xml:space="preserve"> tábla:</w:t>
+            <w:r>
+              <w:t>Illusztráció tábla:</w:t>
             </w:r>
           </w:p>
           <w:p>
@@ -1499,15 +1375,7 @@
             </w:r>
             <w:proofErr w:type="spellEnd"/>
             <w:r>
-              <w:t xml:space="preserve"> VARCHAR(150): A </w:t>
-            </w:r>
-            <w:proofErr w:type="gramStart"/>
-            <w:r>
-              <w:t>illusztrációk</w:t>
-            </w:r>
-            <w:proofErr w:type="gramEnd"/>
-            <w:r>
-              <w:t xml:space="preserve"> nevét tárolja el. </w:t>
+              <w:t xml:space="preserve"> VARCHAR(150): A illusztrációk nevét tárolja el. </w:t>
             </w:r>
           </w:p>
         </w:tc>
@@ -1516,15 +1384,7 @@
     <w:p/>
     <w:p>
       <w:r>
-        <w:t xml:space="preserve">1.6. </w:t>
-      </w:r>
-      <w:proofErr w:type="gramStart"/>
-      <w:r>
-        <w:t>Kategória</w:t>
-      </w:r>
-      <w:proofErr w:type="gramEnd"/>
-      <w:r>
-        <w:t>:</w:t>
+        <w:t>1.6. Kategória:</w:t>
       </w:r>
     </w:p>
     <w:tbl>
@@ -1543,13 +1403,8 @@
             <w:tcW w:w="4531" w:type="dxa"/>
           </w:tcPr>
           <w:p>
-            <w:proofErr w:type="gramStart"/>
-            <w:r>
-              <w:t>Kategória</w:t>
-            </w:r>
-            <w:proofErr w:type="gramEnd"/>
-            <w:r>
-              <w:t xml:space="preserve"> tábla:</w:t>
+            <w:r>
+              <w:t>Kategória tábla:</w:t>
             </w:r>
           </w:p>
         </w:tc>
@@ -1621,13 +1476,8 @@
             <w:tcW w:w="4531" w:type="dxa"/>
           </w:tcPr>
           <w:p>
-            <w:proofErr w:type="gramStart"/>
-            <w:r>
-              <w:t>Kategória</w:t>
-            </w:r>
-            <w:proofErr w:type="gramEnd"/>
-            <w:r>
-              <w:t xml:space="preserve"> tábla:</w:t>
+            <w:r>
+              <w:t>Kategória tábla:</w:t>
             </w:r>
           </w:p>
           <w:p>
@@ -1677,15 +1527,7 @@
             </w:r>
             <w:proofErr w:type="spellEnd"/>
             <w:r>
-              <w:t xml:space="preserve"> VARCHAR(150): A </w:t>
-            </w:r>
-            <w:proofErr w:type="gramStart"/>
-            <w:r>
-              <w:t>kategória</w:t>
-            </w:r>
-            <w:proofErr w:type="gramEnd"/>
-            <w:r>
-              <w:t xml:space="preserve"> nevét tárolja el.</w:t>
+              <w:t xml:space="preserve"> VARCHAR(150): A kategória nevét tárolja el.</w:t>
             </w:r>
           </w:p>
           <w:p>
@@ -1713,15 +1555,7 @@
             </w:r>
             <w:proofErr w:type="spellEnd"/>
             <w:r>
-              <w:t xml:space="preserve"> segítségével tudjuk eldönteni melyik fő/nagy </w:t>
-            </w:r>
-            <w:proofErr w:type="gramStart"/>
-            <w:r>
-              <w:t>kategóriába</w:t>
-            </w:r>
-            <w:proofErr w:type="gramEnd"/>
-            <w:r>
-              <w:t xml:space="preserve"> tartozik.</w:t>
+              <w:t xml:space="preserve"> segítségével tudjuk eldönteni melyik fő/nagy kategóriába tartozik.</w:t>
             </w:r>
           </w:p>
         </w:tc>
@@ -1880,15 +1714,7 @@
             </w:r>
             <w:proofErr w:type="spellEnd"/>
             <w:r>
-              <w:t xml:space="preserve"> </w:t>
-            </w:r>
-            <w:proofErr w:type="gramStart"/>
-            <w:r>
-              <w:t>VARCHAR(</w:t>
-            </w:r>
-            <w:proofErr w:type="gramEnd"/>
-            <w:r>
-              <w:t>150): A szerző nevét tárolja el.</w:t>
+              <w:t xml:space="preserve"> VARCHAR(150): A szerző nevét tárolja el.</w:t>
             </w:r>
           </w:p>
         </w:tc>
@@ -2046,15 +1872,7 @@
             </w:r>
             <w:proofErr w:type="spellEnd"/>
             <w:r>
-              <w:t xml:space="preserve"> </w:t>
-            </w:r>
-            <w:proofErr w:type="gramStart"/>
-            <w:r>
-              <w:t>VARCHAR(</w:t>
-            </w:r>
-            <w:proofErr w:type="gramEnd"/>
-            <w:r>
-              <w:t>150): A fordító nevét tárolja el.</w:t>
+              <w:t xml:space="preserve"> VARCHAR(150): A fordító nevét tárolja el.</w:t>
             </w:r>
           </w:p>
         </w:tc>
@@ -2206,15 +2024,7 @@
             </w:r>
             <w:proofErr w:type="spellEnd"/>
             <w:r>
-              <w:t xml:space="preserve"> </w:t>
-            </w:r>
-            <w:proofErr w:type="gramStart"/>
-            <w:r>
-              <w:t>VARCHAR(</w:t>
-            </w:r>
-            <w:proofErr w:type="gramEnd"/>
-            <w:r>
-              <w:t>150): Az Illusztrátor nevét tárolja el.</w:t>
+              <w:t xml:space="preserve"> VARCHAR(150): Az Illusztrátor nevét tárolja el.</w:t>
             </w:r>
           </w:p>
         </w:tc>
@@ -2365,15 +2175,7 @@
               </w:numPr>
             </w:pPr>
             <w:r>
-              <w:t xml:space="preserve">ISBN BIGINT: A termék táblából származik. Így tudjuk azonosítani melyik </w:t>
-            </w:r>
-            <w:proofErr w:type="gramStart"/>
-            <w:r>
-              <w:t>könyv</w:t>
-            </w:r>
-            <w:proofErr w:type="gramEnd"/>
-            <w:r>
-              <w:t xml:space="preserve"> tartozik az adott fordító(k)hoz.</w:t>
+              <w:t>ISBN BIGINT: A termék táblából származik. Így tudjuk azonosítani melyik könyv tartozik az adott fordító(k)hoz.</w:t>
             </w:r>
           </w:p>
           <w:p>
@@ -2562,15 +2364,7 @@
               </w:numPr>
             </w:pPr>
             <w:r>
-              <w:t xml:space="preserve">ISBN BIGINT: A termék táblából származik. Így tudjuk azonosítani melyik </w:t>
-            </w:r>
-            <w:proofErr w:type="gramStart"/>
-            <w:r>
-              <w:t>könyv</w:t>
-            </w:r>
-            <w:proofErr w:type="gramEnd"/>
-            <w:r>
-              <w:t xml:space="preserve"> tartozik az adott író(k)hoz.</w:t>
+              <w:t>ISBN BIGINT: A termék táblából származik. Így tudjuk azonosítani melyik könyv tartozik az adott író(k)hoz.</w:t>
             </w:r>
           </w:p>
           <w:p>
@@ -2602,11 +2396,11 @@
             </w:r>
             <w:proofErr w:type="spellStart"/>
             <w:r>
-              <w:t>id</w:t>
-            </w:r>
-            <w:proofErr w:type="spellEnd"/>
-            <w:r>
-              <w:t>-jével tudjuk</w:t>
+              <w:t>id-jével</w:t>
+            </w:r>
+            <w:proofErr w:type="spellEnd"/>
+            <w:r>
+              <w:t xml:space="preserve"> tudjuk</w:t>
             </w:r>
             <w:r>
               <w:t xml:space="preserve"> azonosítani ki írta.</w:t>
@@ -2624,10 +2418,7 @@
         <w:t xml:space="preserve"> </w:t>
       </w:r>
       <w:r>
-        <w:t>Kapcsoló illusztrá</w:t>
-      </w:r>
-      <w:r>
-        <w:t>tor</w:t>
+        <w:t>Kapcsoló illusztrátor</w:t>
       </w:r>
     </w:p>
     <w:tbl>
@@ -2784,15 +2575,7 @@
               </w:numPr>
             </w:pPr>
             <w:r>
-              <w:t xml:space="preserve">ISBN BIGINT: A termék táblából származik. Így tudjuk azonosítani melyik </w:t>
-            </w:r>
-            <w:proofErr w:type="gramStart"/>
-            <w:r>
-              <w:t>könyv</w:t>
-            </w:r>
-            <w:proofErr w:type="gramEnd"/>
-            <w:r>
-              <w:t xml:space="preserve"> tartozik az adott </w:t>
+              <w:t xml:space="preserve">ISBN BIGINT: A termék táblából származik. Így tudjuk azonosítani melyik könyv tartozik az adott </w:t>
             </w:r>
             <w:r>
               <w:t>illusztrátor</w:t>
@@ -2834,20 +2617,15 @@
             </w:r>
             <w:proofErr w:type="spellStart"/>
             <w:r>
-              <w:t>id</w:t>
-            </w:r>
-            <w:proofErr w:type="spellEnd"/>
-            <w:r>
-              <w:t>-jével</w:t>
-            </w:r>
+              <w:t>id-jével</w:t>
+            </w:r>
+            <w:proofErr w:type="spellEnd"/>
             <w:r>
               <w:t xml:space="preserve"> tudjuk azonosítani ki </w:t>
             </w:r>
-            <w:proofErr w:type="gramStart"/>
             <w:r>
               <w:t>illusztrálta</w:t>
             </w:r>
-            <w:proofErr w:type="gramEnd"/>
             <w:r>
               <w:t>.</w:t>
             </w:r>
@@ -2911,6 +2689,9 @@
               <w:jc w:val="center"/>
             </w:pPr>
             <w:r>
+              <w:rPr>
+                <w:noProof/>
+              </w:rPr>
               <w:lastRenderedPageBreak/>
               <w:drawing>
                 <wp:inline distT="0" distB="0" distL="0" distR="0" wp14:anchorId="67AB0B22" wp14:editId="185A7C37">
@@ -2956,10 +2737,7 @@
           </w:tcPr>
           <w:p>
             <w:r>
-              <w:t>Termék</w:t>
-            </w:r>
-            <w:r>
-              <w:t xml:space="preserve"> tábla:</w:t>
+              <w:t>Termék tábla:</w:t>
             </w:r>
           </w:p>
           <w:p>
@@ -2971,22 +2749,7 @@
               </w:numPr>
             </w:pPr>
             <w:r>
-              <w:t>ISBN</w:t>
-            </w:r>
-            <w:r>
-              <w:t xml:space="preserve"> (</w:t>
-            </w:r>
-            <w:r>
-              <w:t>BIGINT): E</w:t>
-            </w:r>
-            <w:r>
-              <w:t>gyedi azonosító</w:t>
-            </w:r>
-            <w:r>
-              <w:t xml:space="preserve"> minden könyv számára</w:t>
-            </w:r>
-            <w:r>
-              <w:t>.</w:t>
+              <w:t>ISBN (BIGINT): Egyedi azonosító minden könyv számára.</w:t>
             </w:r>
           </w:p>
           <w:p>
@@ -3015,15 +2778,7 @@
             </w:r>
             <w:proofErr w:type="spellEnd"/>
             <w:r>
-              <w:t xml:space="preserve"> (INT): A kiadó táblából származik. Így </w:t>
-            </w:r>
-            <w:proofErr w:type="gramStart"/>
-            <w:r>
-              <w:t>azonosítjuk</w:t>
-            </w:r>
-            <w:proofErr w:type="gramEnd"/>
-            <w:r>
-              <w:t xml:space="preserve"> hogy ki a mű kiadója.</w:t>
+              <w:t xml:space="preserve"> (INT): A kiadó táblából származik. Így azonosítjuk hogy ki a mű kiadója.</w:t>
             </w:r>
           </w:p>
           <w:p>
@@ -3057,15 +2812,7 @@
             </w:r>
             <w:proofErr w:type="spellEnd"/>
             <w:r>
-              <w:t xml:space="preserve"> (INT): A nyelv táblából származik. Így </w:t>
-            </w:r>
-            <w:proofErr w:type="gramStart"/>
-            <w:r>
-              <w:t>azonosítjuk</w:t>
-            </w:r>
-            <w:proofErr w:type="gramEnd"/>
-            <w:r>
-              <w:t xml:space="preserve"> hogy milyen nyelven érhető el a könyv.</w:t>
+              <w:t xml:space="preserve"> (INT): A nyelv táblából származik. Így azonosítjuk hogy milyen nyelven érhető el a könyv.</w:t>
             </w:r>
           </w:p>
           <w:p>
@@ -3099,15 +2846,7 @@
             </w:r>
             <w:proofErr w:type="spellEnd"/>
             <w:r>
-              <w:t xml:space="preserve"> (INT): A borító táblából származik. Így </w:t>
-            </w:r>
-            <w:proofErr w:type="gramStart"/>
-            <w:r>
-              <w:t>azonosítjuk</w:t>
-            </w:r>
-            <w:proofErr w:type="gramEnd"/>
-            <w:r>
-              <w:t xml:space="preserve"> hogy milyen borítóval rendelkezik a könyv.</w:t>
+              <w:t xml:space="preserve"> (INT): A borító táblából származik. Így azonosítjuk hogy milyen borítóval rendelkezik a könyv.</w:t>
             </w:r>
           </w:p>
           <w:p>
@@ -3158,15 +2897,7 @@
             </w:r>
             <w:proofErr w:type="spellEnd"/>
             <w:r>
-              <w:t xml:space="preserve"> (INT): Kategória táblából származik. Így </w:t>
-            </w:r>
-            <w:proofErr w:type="gramStart"/>
-            <w:r>
-              <w:t>azonosítjuk</w:t>
-            </w:r>
-            <w:proofErr w:type="gramEnd"/>
-            <w:r>
-              <w:t xml:space="preserve"> hogy milyen kategóriából tartozik a könyv.</w:t>
+              <w:t xml:space="preserve"> (INT): Kategória táblából származik. Így azonosítjuk hogy milyen kategóriából tartozik a könyv.</w:t>
             </w:r>
           </w:p>
           <w:p>
@@ -3183,15 +2914,7 @@
             </w:r>
             <w:proofErr w:type="spellEnd"/>
             <w:r>
-              <w:t xml:space="preserve"> (INT): Típus táblából származik. Így </w:t>
-            </w:r>
-            <w:proofErr w:type="gramStart"/>
-            <w:r>
-              <w:t>azonosítjuk</w:t>
-            </w:r>
-            <w:proofErr w:type="gramEnd"/>
-            <w:r>
-              <w:t xml:space="preserve"> hogy milyen könyvet árulunk (E-könyv, antikvárium stb.)</w:t>
+              <w:t xml:space="preserve"> (INT): Típus táblából származik. Így azonosítjuk hogy milyen könyvet árulunk (E-könyv, antikvárium stb.)</w:t>
             </w:r>
           </w:p>
           <w:p>
@@ -3225,15 +2948,7 @@
             </w:r>
             <w:proofErr w:type="spellEnd"/>
             <w:r>
-              <w:t xml:space="preserve"> (INT): Illusztráció táblából származik. Milyen </w:t>
-            </w:r>
-            <w:proofErr w:type="gramStart"/>
-            <w:r>
-              <w:t>illusztráció</w:t>
-            </w:r>
-            <w:proofErr w:type="gramEnd"/>
-            <w:r>
-              <w:t xml:space="preserve"> található a könyvben. </w:t>
+              <w:t xml:space="preserve"> (INT): Illusztráció táblából származik. Milyen illusztráció található a könyvben. </w:t>
             </w:r>
           </w:p>
         </w:tc>
@@ -3274,10 +2989,7 @@
           </w:tcPr>
           <w:p>
             <w:r>
-              <w:t xml:space="preserve">Kapcsoló </w:t>
-            </w:r>
-            <w:r>
-              <w:t>számla</w:t>
+              <w:t>Kapcsoló számla</w:t>
             </w:r>
             <w:r>
               <w:t>:</w:t>
@@ -3353,13 +3065,7 @@
           </w:tcPr>
           <w:p>
             <w:r>
-              <w:t xml:space="preserve">Kapcsoló </w:t>
-            </w:r>
-            <w:r>
-              <w:t>számla</w:t>
-            </w:r>
-            <w:r>
-              <w:t xml:space="preserve"> tábla:</w:t>
+              <w:t>Kapcsoló számla tábla:</w:t>
             </w:r>
           </w:p>
           <w:p>
@@ -3404,24 +3110,7 @@
               </w:numPr>
             </w:pPr>
             <w:r>
-              <w:t xml:space="preserve">ISBN BIGINT: A termék táblából származik. Így tudjuk azonosítani melyik </w:t>
-            </w:r>
-            <w:proofErr w:type="gramStart"/>
-            <w:r>
-              <w:t>könyv</w:t>
-            </w:r>
-            <w:proofErr w:type="gramEnd"/>
-            <w:r>
-              <w:t xml:space="preserve"> tartozik az adott </w:t>
-            </w:r>
-            <w:r>
-              <w:t>számláh</w:t>
-            </w:r>
-            <w:r>
-              <w:t>o</w:t>
-            </w:r>
-            <w:r>
-              <w:t>z.</w:t>
+              <w:t>ISBN BIGINT: A termék táblából származik. Így tudjuk azonosítani melyik könyv tartozik az adott számlához.</w:t>
             </w:r>
           </w:p>
           <w:p>
@@ -3434,56 +3123,19 @@
             </w:pPr>
             <w:proofErr w:type="spellStart"/>
             <w:r>
-              <w:t>szamla</w:t>
-            </w:r>
-            <w:r>
-              <w:t>_id</w:t>
-            </w:r>
-            <w:proofErr w:type="spellEnd"/>
-            <w:r>
-              <w:t xml:space="preserve"> INT: </w:t>
-            </w:r>
-            <w:proofErr w:type="gramStart"/>
-            <w:r>
-              <w:t>Az</w:t>
-            </w:r>
-            <w:proofErr w:type="gramEnd"/>
-            <w:r>
-              <w:t xml:space="preserve"> </w:t>
-            </w:r>
-            <w:r>
-              <w:t>számla</w:t>
-            </w:r>
-            <w:r>
-              <w:t xml:space="preserve"> táblából származik. </w:t>
-            </w:r>
-            <w:proofErr w:type="gramStart"/>
-            <w:r>
-              <w:t>Az</w:t>
-            </w:r>
-            <w:proofErr w:type="gramEnd"/>
-            <w:r>
-              <w:t xml:space="preserve"> </w:t>
-            </w:r>
-            <w:r>
-              <w:t>számla</w:t>
-            </w:r>
-            <w:r>
-              <w:t xml:space="preserve"> </w:t>
-            </w:r>
-            <w:proofErr w:type="spellStart"/>
-            <w:r>
-              <w:t>id</w:t>
-            </w:r>
-            <w:proofErr w:type="spellEnd"/>
-            <w:r>
-              <w:t>-jével tudjuk azonosítani</w:t>
-            </w:r>
-            <w:r>
-              <w:t xml:space="preserve"> a számlát</w:t>
-            </w:r>
-            <w:r>
-              <w:t>.</w:t>
+              <w:t>szamla_id</w:t>
+            </w:r>
+            <w:proofErr w:type="spellEnd"/>
+            <w:r>
+              <w:t xml:space="preserve"> INT: Az számla táblából származik. Az számla </w:t>
+            </w:r>
+            <w:proofErr w:type="spellStart"/>
+            <w:r>
+              <w:t>id-jével</w:t>
+            </w:r>
+            <w:proofErr w:type="spellEnd"/>
+            <w:r>
+              <w:t xml:space="preserve"> tudjuk azonosítani a számlát.</w:t>
             </w:r>
           </w:p>
           <w:p>
@@ -3524,10 +3176,7 @@
           </w:tcPr>
           <w:p>
             <w:r>
-              <w:t>S</w:t>
-            </w:r>
-            <w:r>
-              <w:t>zámla</w:t>
+              <w:t>Számla</w:t>
             </w:r>
             <w:r>
               <w:t>:</w:t>
@@ -3555,6 +3204,9 @@
               <w:jc w:val="center"/>
             </w:pPr>
             <w:r>
+              <w:rPr>
+                <w:noProof/>
+              </w:rPr>
               <w:lastRenderedPageBreak/>
               <w:drawing>
                 <wp:inline distT="0" distB="0" distL="0" distR="0" wp14:anchorId="6577FEF1" wp14:editId="22705461">
@@ -3600,10 +3252,7 @@
           </w:tcPr>
           <w:p>
             <w:r>
-              <w:t>S</w:t>
-            </w:r>
-            <w:r>
-              <w:t>zámla tábla:</w:t>
+              <w:t>Számla tábla:</w:t>
             </w:r>
           </w:p>
           <w:p>
@@ -3616,10 +3265,7 @@
             </w:pPr>
             <w:proofErr w:type="spellStart"/>
             <w:r>
-              <w:t>szamla_</w:t>
-            </w:r>
-            <w:r>
-              <w:t>id</w:t>
+              <w:t>szamla_id</w:t>
             </w:r>
             <w:proofErr w:type="spellEnd"/>
             <w:r>
@@ -3656,15 +3302,7 @@
             </w:r>
             <w:proofErr w:type="spellEnd"/>
             <w:r>
-              <w:t xml:space="preserve"> (INT): A fizetési mód táblából származik. Így tudjuk </w:t>
-            </w:r>
-            <w:proofErr w:type="gramStart"/>
-            <w:r>
-              <w:t>azonosítani</w:t>
-            </w:r>
-            <w:proofErr w:type="gramEnd"/>
-            <w:r>
-              <w:t xml:space="preserve"> hogy a vevő milyen fizetési </w:t>
+              <w:t xml:space="preserve"> (INT): A fizetési mód táblából származik. Így tudjuk azonosítani hogy a vevő milyen fizetési </w:t>
             </w:r>
             <w:proofErr w:type="spellStart"/>
             <w:r>
@@ -3767,15 +3405,7 @@
             </w:r>
             <w:proofErr w:type="spellEnd"/>
             <w:r>
-              <w:t xml:space="preserve"> (INT): A vevő táblából származik. Így tudjuk </w:t>
-            </w:r>
-            <w:proofErr w:type="gramStart"/>
-            <w:r>
-              <w:t>azonosítani</w:t>
-            </w:r>
-            <w:proofErr w:type="gramEnd"/>
-            <w:r>
-              <w:t xml:space="preserve"> hogy melyik vevőhöz tartozik a  számla.</w:t>
+              <w:t xml:space="preserve"> (INT): A vevő táblából származik. Így tudjuk azonosítani hogy melyik vevőhöz tartozik a  számla.</w:t>
             </w:r>
           </w:p>
           <w:p>
@@ -3787,15 +3417,7 @@
               </w:numPr>
             </w:pPr>
             <w:r>
-              <w:t xml:space="preserve">számlaszám (VARCHAR): </w:t>
-            </w:r>
-            <w:proofErr w:type="gramStart"/>
-            <w:r>
-              <w:t>Az</w:t>
-            </w:r>
-            <w:proofErr w:type="gramEnd"/>
-            <w:r>
-              <w:t xml:space="preserve"> számla azonosítója így tudjuk azonosítani ha valaki több könyvet rendelt egy rendelésben. Felépítése: ÉV/VEVO_ID/HANYADIK SZÁMLA.</w:t>
+              <w:t>számlaszám (VARCHAR): Az számla azonosítója így tudjuk azonosítani ha valaki több könyvet rendelt egy rendelésben. Felépítése: ÉV/VEVO_ID/HANYADIK SZÁMLA.</w:t>
             </w:r>
           </w:p>
         </w:tc>
@@ -3852,6 +3474,9 @@
               <w:jc w:val="center"/>
             </w:pPr>
             <w:r>
+              <w:rPr>
+                <w:noProof/>
+              </w:rPr>
               <w:drawing>
                 <wp:inline distT="0" distB="0" distL="0" distR="0" wp14:anchorId="11E4943E" wp14:editId="2F7FD457">
                   <wp:extent cx="1800476" cy="2276793"/>
@@ -3896,10 +3521,7 @@
           </w:tcPr>
           <w:p>
             <w:r>
-              <w:t>Vevő</w:t>
-            </w:r>
-            <w:r>
-              <w:t xml:space="preserve"> tábla:</w:t>
+              <w:t>Vevő tábla:</w:t>
             </w:r>
           </w:p>
           <w:p>
@@ -3944,13 +3566,7 @@
               </w:numPr>
             </w:pPr>
             <w:r>
-              <w:t>Vevő Név (VARCHAR)</w:t>
-            </w:r>
-            <w:r>
-              <w:t xml:space="preserve">: </w:t>
-            </w:r>
-            <w:r>
-              <w:t>A vevő neve.</w:t>
+              <w:t>Vevő Név (VARCHAR): A vevő neve.</w:t>
             </w:r>
           </w:p>
           <w:p>
@@ -3962,13 +3578,7 @@
               </w:numPr>
             </w:pPr>
             <w:r>
-              <w:t>Lakcím</w:t>
-            </w:r>
-            <w:r>
-              <w:t xml:space="preserve"> (VARCHAR): </w:t>
-            </w:r>
-            <w:r>
-              <w:t>A vevő lakcíme.</w:t>
+              <w:t>Lakcím (VARCHAR): A vevő lakcíme.</w:t>
             </w:r>
           </w:p>
           <w:p>
@@ -3980,13 +3590,7 @@
               </w:numPr>
             </w:pPr>
             <w:r>
-              <w:t>Email</w:t>
-            </w:r>
-            <w:r>
-              <w:t xml:space="preserve"> (VARCHAR):</w:t>
-            </w:r>
-            <w:r>
-              <w:t xml:space="preserve"> A vevő email címe. Nem lehet kettő ugyanolyan email cím az adatbázisban.</w:t>
+              <w:t>Email (VARCHAR): A vevő email címe. Nem lehet kettő ugyanolyan email cím az adatbázisban.</w:t>
             </w:r>
           </w:p>
           <w:p>
@@ -3998,13 +3602,7 @@
               </w:numPr>
             </w:pPr>
             <w:r>
-              <w:t>Adószám</w:t>
-            </w:r>
-            <w:r>
-              <w:t xml:space="preserve"> (VARCHAR):</w:t>
-            </w:r>
-            <w:r>
-              <w:t xml:space="preserve"> Ha a vásárló egy cég </w:t>
+              <w:t xml:space="preserve">Adószám (VARCHAR): Ha a vásárló egy cég </w:t>
             </w:r>
             <w:r>
               <w:t>akkor itt táróljuk az adószámát.</w:t>
@@ -4019,7 +3617,15 @@
               </w:numPr>
             </w:pPr>
             <w:r>
-              <w:t xml:space="preserve">jelszó (VARCHAR): A felhasználó jelszava </w:t>
+              <w:t xml:space="preserve">jelszó (VARCHAR): A felhasználó </w:t>
+            </w:r>
+            <w:proofErr w:type="spellStart"/>
+            <w:r>
+              <w:t>jelszava</w:t>
+            </w:r>
+            <w:proofErr w:type="spellEnd"/>
+            <w:r>
+              <w:t xml:space="preserve"> </w:t>
             </w:r>
             <w:proofErr w:type="spellStart"/>
             <w:r>
@@ -4091,6 +3697,8 @@
             <w:r>
               <w:t>Fizetési mód:</w:t>
             </w:r>
+            <w:bookmarkStart w:id="0" w:name="_GoBack"/>
+            <w:bookmarkEnd w:id="0"/>
           </w:p>
         </w:tc>
         <w:tc>
@@ -4114,6 +3722,9 @@
               <w:jc w:val="center"/>
             </w:pPr>
             <w:r>
+              <w:rPr>
+                <w:noProof/>
+              </w:rPr>
               <w:lastRenderedPageBreak/>
               <w:drawing>
                 <wp:inline distT="0" distB="0" distL="0" distR="0" wp14:anchorId="2F744834" wp14:editId="55FAF45F">
@@ -4159,10 +3770,7 @@
           </w:tcPr>
           <w:p>
             <w:r>
-              <w:t xml:space="preserve">Fizetési mód </w:t>
-            </w:r>
-            <w:r>
-              <w:t>tábla:</w:t>
+              <w:t>Fizetési mód tábla:</w:t>
             </w:r>
           </w:p>
           <w:p>
@@ -4207,13 +3815,7 @@
               </w:numPr>
             </w:pPr>
             <w:r>
-              <w:t>Fizetési név</w:t>
-            </w:r>
-            <w:r>
-              <w:t xml:space="preserve"> (VARCHAR):</w:t>
-            </w:r>
-            <w:r>
-              <w:t xml:space="preserve"> A fizetési mód neve (Kártya, utánvét stb.)</w:t>
+              <w:t>Fizetési név (VARCHAR): A fizetési mód neve (Kártya, utánvét stb.)</w:t>
             </w:r>
           </w:p>
           <w:p>
@@ -4258,10 +3860,7 @@
           </w:tcPr>
           <w:p>
             <w:r>
-              <w:t>Szállítás</w:t>
-            </w:r>
-            <w:r>
-              <w:t>:</w:t>
+              <w:t>Szállítás:</w:t>
             </w:r>
           </w:p>
         </w:tc>
@@ -4287,10 +3886,10 @@
             </w:pPr>
             <w:r>
               <w:drawing>
-                <wp:inline distT="0" distB="0" distL="0" distR="0" wp14:anchorId="4CC24D4A" wp14:editId="551BDD5C">
-                  <wp:extent cx="1733792" cy="1533739"/>
-                  <wp:effectExtent l="0" t="0" r="0" b="9525"/>
-                  <wp:docPr id="22" name="Kép 22"/>
+                <wp:inline distT="0" distB="0" distL="0" distR="0" wp14:anchorId="179E66F8" wp14:editId="78ABDDDD">
+                  <wp:extent cx="2210108" cy="1066949"/>
+                  <wp:effectExtent l="0" t="0" r="0" b="0"/>
+                  <wp:docPr id="3" name="Kép 3"/>
                   <wp:cNvGraphicFramePr>
                     <a:graphicFrameLocks xmlns:a="http://schemas.openxmlformats.org/drawingml/2006/main" noChangeAspect="1"/>
                   </wp:cNvGraphicFramePr>
@@ -4302,7 +3901,7 @@
                           <pic:cNvPicPr/>
                         </pic:nvPicPr>
                         <pic:blipFill>
-                          <a:blip r:embed="rId24"/>
+                          <a:blip r:embed="rId25"/>
                           <a:stretch>
                             <a:fillRect/>
                           </a:stretch>
@@ -4310,7 +3909,7 @@
                         <pic:spPr>
                           <a:xfrm>
                             <a:off x="0" y="0"/>
-                            <a:ext cx="1733792" cy="1533739"/>
+                            <a:ext cx="2210108" cy="1066949"/>
                           </a:xfrm>
                           <a:prstGeom prst="rect">
                             <a:avLst/>
@@ -4330,10 +3929,7 @@
           </w:tcPr>
           <w:p>
             <w:r>
-              <w:t>Szállítás</w:t>
-            </w:r>
-            <w:r>
-              <w:t xml:space="preserve"> tábla:</w:t>
+              <w:t>Szállítás tábla:</w:t>
             </w:r>
           </w:p>
           <w:p>
@@ -4379,34 +3975,11 @@
             </w:pPr>
             <w:proofErr w:type="spellStart"/>
             <w:r>
-              <w:t>Szállytás</w:t>
-            </w:r>
-            <w:proofErr w:type="spellEnd"/>
-            <w:r>
-              <w:t xml:space="preserve"> név (</w:t>
-            </w:r>
-            <w:bookmarkStart w:id="0" w:name="_GoBack"/>
-            <w:bookmarkEnd w:id="0"/>
-            <w:r>
-              <w:t xml:space="preserve">VARCHAR): A </w:t>
-            </w:r>
-            <w:r>
-              <w:t>szállítási</w:t>
-            </w:r>
-            <w:r>
-              <w:t xml:space="preserve"> mód neve (</w:t>
-            </w:r>
-            <w:r>
-              <w:t>Házhoz szállítás</w:t>
-            </w:r>
-            <w:r>
-              <w:t xml:space="preserve">, </w:t>
-            </w:r>
-            <w:r>
-              <w:t>Személyes átvétel</w:t>
-            </w:r>
-            <w:r>
-              <w:t>)</w:t>
+              <w:t>szállítási_mód</w:t>
+            </w:r>
+            <w:proofErr w:type="spellEnd"/>
+            <w:r>
+              <w:t xml:space="preserve"> (VARCHAR): A szállítási mód neve (Házhoz szállítás, Személyes átvétel)</w:t>
             </w:r>
           </w:p>
           <w:p>
@@ -5312,13 +4885,8 @@
           </w:tcPr>
           <w:p>
             <w:r>
-              <w:t xml:space="preserve">Sikeresség </w:t>
-            </w:r>
-            <w:proofErr w:type="gramStart"/>
-            <w:r>
-              <w:t>státusz</w:t>
-            </w:r>
-            <w:proofErr w:type="gramEnd"/>
+              <w:t>Sikeresség státusz</w:t>
+            </w:r>
           </w:p>
         </w:tc>
       </w:tr>
@@ -5359,17 +4927,8 @@
                 <w:rStyle w:val="HTML-kd"/>
                 <w:rFonts w:eastAsiaTheme="minorHAnsi"/>
               </w:rPr>
-              <w:t>/</w:t>
-            </w:r>
-            <w:proofErr w:type="gramStart"/>
-            <w:r>
-              <w:rPr>
-                <w:rStyle w:val="HTML-kd"/>
-                <w:rFonts w:eastAsiaTheme="minorHAnsi"/>
-              </w:rPr>
-              <w:t>profil</w:t>
-            </w:r>
-            <w:proofErr w:type="gramEnd"/>
+              <w:t>/profil</w:t>
+            </w:r>
           </w:p>
         </w:tc>
         <w:tc>
@@ -5390,15 +4949,7 @@
           </w:tcPr>
           <w:p>
             <w:r>
-              <w:t xml:space="preserve">A </w:t>
-            </w:r>
-            <w:proofErr w:type="gramStart"/>
-            <w:r>
-              <w:t>profilhoz</w:t>
-            </w:r>
-            <w:proofErr w:type="gramEnd"/>
-            <w:r>
-              <w:t xml:space="preserve"> tartozó adatok lekérdezése</w:t>
+              <w:t>A profilhoz tartozó adatok lekérdezése</w:t>
             </w:r>
           </w:p>
         </w:tc>
@@ -5420,28 +4971,15 @@
           </w:tcPr>
           <w:p>
             <w:r>
-              <w:t xml:space="preserve">Felhasználói </w:t>
-            </w:r>
-            <w:proofErr w:type="gramStart"/>
-            <w:r>
-              <w:t>profil</w:t>
-            </w:r>
-            <w:proofErr w:type="gramEnd"/>
+              <w:t>Felhasználói profil</w:t>
+            </w:r>
           </w:p>
         </w:tc>
       </w:tr>
     </w:tbl>
     <w:p>
       <w:r>
-        <w:t xml:space="preserve">Az oldal </w:t>
-      </w:r>
-      <w:proofErr w:type="gramStart"/>
-      <w:r>
-        <w:t>kategóriáihoz</w:t>
-      </w:r>
-      <w:proofErr w:type="gramEnd"/>
-      <w:r>
-        <w:t xml:space="preserve"> tartozó végpontjai a következők:</w:t>
+        <w:t>Az oldal kategóriáihoz tartozó végpontjai a következők:</w:t>
       </w:r>
     </w:p>
     <w:tbl>
@@ -5659,13 +5197,8 @@
             <w:hideMark/>
           </w:tcPr>
           <w:p>
-            <w:proofErr w:type="gramStart"/>
-            <w:r>
-              <w:t>Kategóriák</w:t>
-            </w:r>
-            <w:proofErr w:type="gramEnd"/>
-            <w:r>
-              <w:t xml:space="preserve"> lekérdezése az oldal számára</w:t>
+            <w:r>
+              <w:t>Kategóriák lekérdezése az oldal számára</w:t>
             </w:r>
           </w:p>
         </w:tc>
@@ -5698,15 +5231,7 @@
     <w:p/>
     <w:p>
       <w:r>
-        <w:t xml:space="preserve">Az </w:t>
-      </w:r>
-      <w:proofErr w:type="gramStart"/>
-      <w:r>
-        <w:t>oldal rendelésekhez</w:t>
-      </w:r>
-      <w:proofErr w:type="gramEnd"/>
-      <w:r>
-        <w:t xml:space="preserve"> tartozó végpontjai a következők:</w:t>
+        <w:t>Az oldal rendelésekhez tartozó végpontjai a következők:</w:t>
       </w:r>
     </w:p>
     <w:tbl>
@@ -6331,14 +5856,9 @@
             </w:r>
             <w:proofErr w:type="spellStart"/>
             <w:r>
-              <w:t>search</w:t>
-            </w:r>
-            <w:proofErr w:type="gramStart"/>
-            <w:r>
-              <w:t>?szerz</w:t>
-            </w:r>
-            <w:proofErr w:type="spellEnd"/>
-            <w:proofErr w:type="gramEnd"/>
+              <w:t>search?szerz</w:t>
+            </w:r>
+            <w:proofErr w:type="spellEnd"/>
             <w:r>
               <w:t>=’’</w:t>
             </w:r>
@@ -6410,14 +5930,9 @@
             </w:r>
             <w:proofErr w:type="spellStart"/>
             <w:r>
-              <w:t>search</w:t>
-            </w:r>
-            <w:proofErr w:type="gramStart"/>
-            <w:r>
-              <w:t>?illusz</w:t>
-            </w:r>
-            <w:proofErr w:type="spellEnd"/>
-            <w:proofErr w:type="gramEnd"/>
+              <w:t>search?illusz</w:t>
+            </w:r>
+            <w:proofErr w:type="spellEnd"/>
             <w:r>
               <w:t>=’’</w:t>
             </w:r>
@@ -6489,14 +6004,9 @@
             </w:r>
             <w:proofErr w:type="spellStart"/>
             <w:r>
-              <w:t>search</w:t>
-            </w:r>
-            <w:proofErr w:type="gramStart"/>
-            <w:r>
-              <w:t>?nyelv</w:t>
-            </w:r>
-            <w:proofErr w:type="spellEnd"/>
-            <w:proofErr w:type="gramEnd"/>
+              <w:t>search?nyelv</w:t>
+            </w:r>
+            <w:proofErr w:type="spellEnd"/>
             <w:r>
               <w:t>=’’</w:t>
             </w:r>
@@ -6568,14 +6078,9 @@
             </w:r>
             <w:proofErr w:type="spellStart"/>
             <w:r>
-              <w:t>search</w:t>
-            </w:r>
-            <w:proofErr w:type="gramStart"/>
-            <w:r>
-              <w:t>?kat</w:t>
-            </w:r>
-            <w:proofErr w:type="spellEnd"/>
-            <w:proofErr w:type="gramEnd"/>
+              <w:t>search?kat</w:t>
+            </w:r>
+            <w:proofErr w:type="spellEnd"/>
             <w:r>
               <w:t>=’’</w:t>
             </w:r>
@@ -6599,15 +6104,7 @@
           </w:tcPr>
           <w:p>
             <w:r>
-              <w:t xml:space="preserve">A </w:t>
-            </w:r>
-            <w:proofErr w:type="gramStart"/>
-            <w:r>
-              <w:t>kategóriák</w:t>
-            </w:r>
-            <w:proofErr w:type="gramEnd"/>
-            <w:r>
-              <w:t xml:space="preserve"> alapján szűr. </w:t>
+              <w:t xml:space="preserve">A kategóriák alapján szűr. </w:t>
             </w:r>
           </w:p>
         </w:tc>
@@ -6655,14 +6152,9 @@
             </w:r>
             <w:proofErr w:type="spellStart"/>
             <w:r>
-              <w:t>search</w:t>
-            </w:r>
-            <w:proofErr w:type="gramStart"/>
-            <w:r>
-              <w:t>?kiado</w:t>
-            </w:r>
-            <w:proofErr w:type="spellEnd"/>
-            <w:proofErr w:type="gramEnd"/>
+              <w:t>search?kiado</w:t>
+            </w:r>
+            <w:proofErr w:type="spellEnd"/>
             <w:r>
               <w:t>=’’</w:t>
             </w:r>
@@ -6728,14 +6220,9 @@
             </w:r>
             <w:proofErr w:type="spellStart"/>
             <w:r>
-              <w:t>search</w:t>
-            </w:r>
-            <w:proofErr w:type="gramStart"/>
-            <w:r>
-              <w:t>?cim</w:t>
-            </w:r>
-            <w:proofErr w:type="spellEnd"/>
-            <w:proofErr w:type="gramEnd"/>
+              <w:t>search?cim</w:t>
+            </w:r>
+            <w:proofErr w:type="spellEnd"/>
             <w:r>
               <w:t>=’’</w:t>
             </w:r>
@@ -6948,7 +6435,7 @@
 </file>
 
 <file path=word/numbering.xml><?xml version="1.0" encoding="utf-8"?>
-<w:numbering xmlns:wpc="http://schemas.microsoft.com/office/word/2010/wordprocessingCanvas" xmlns:cx="http://schemas.microsoft.com/office/drawing/2014/chartex" xmlns:mc="http://schemas.openxmlformats.org/markup-compatibility/2006" xmlns:o="urn:schemas-microsoft-com:office:office" xmlns:r="http://schemas.openxmlformats.org/officeDocument/2006/relationships" xmlns:m="http://schemas.openxmlformats.org/officeDocument/2006/math" xmlns:v="urn:schemas-microsoft-com:vml" xmlns:wp14="http://schemas.microsoft.com/office/word/2010/wordprocessingDrawing" xmlns:wp="http://schemas.openxmlformats.org/drawingml/2006/wordprocessingDrawing" xmlns:w10="urn:schemas-microsoft-com:office:word" xmlns:w="http://schemas.openxmlformats.org/wordprocessingml/2006/main" xmlns:w14="http://schemas.microsoft.com/office/word/2010/wordml" xmlns:w15="http://schemas.microsoft.com/office/word/2012/wordml" xmlns:w16se="http://schemas.microsoft.com/office/word/2015/wordml/symex" xmlns:wpg="http://schemas.microsoft.com/office/word/2010/wordprocessingGroup" xmlns:wpi="http://schemas.microsoft.com/office/word/2010/wordprocessingInk" xmlns:wne="http://schemas.microsoft.com/office/word/2006/wordml" xmlns:wps="http://schemas.microsoft.com/office/word/2010/wordprocessingShape" mc:Ignorable="w14 w15 w16se wp14">
+<w:numbering xmlns:wpc="http://schemas.microsoft.com/office/word/2010/wordprocessingCanvas" xmlns:cx="http://schemas.microsoft.com/office/drawing/2014/chartex" xmlns:cx1="http://schemas.microsoft.com/office/drawing/2015/9/8/chartex" xmlns:cx2="http://schemas.microsoft.com/office/drawing/2015/10/21/chartex" xmlns:cx3="http://schemas.microsoft.com/office/drawing/2016/5/9/chartex" xmlns:cx4="http://schemas.microsoft.com/office/drawing/2016/5/10/chartex" xmlns:cx5="http://schemas.microsoft.com/office/drawing/2016/5/11/chartex" xmlns:cx6="http://schemas.microsoft.com/office/drawing/2016/5/12/chartex" xmlns:cx7="http://schemas.microsoft.com/office/drawing/2016/5/13/chartex" xmlns:cx8="http://schemas.microsoft.com/office/drawing/2016/5/14/chartex" xmlns:mc="http://schemas.openxmlformats.org/markup-compatibility/2006" xmlns:aink="http://schemas.microsoft.com/office/drawing/2016/ink" xmlns:am3d="http://schemas.microsoft.com/office/drawing/2017/model3d" xmlns:o="urn:schemas-microsoft-com:office:office" xmlns:r="http://schemas.openxmlformats.org/officeDocument/2006/relationships" xmlns:m="http://schemas.openxmlformats.org/officeDocument/2006/math" xmlns:v="urn:schemas-microsoft-com:vml" xmlns:wp14="http://schemas.microsoft.com/office/word/2010/wordprocessingDrawing" xmlns:wp="http://schemas.openxmlformats.org/drawingml/2006/wordprocessingDrawing" xmlns:w10="urn:schemas-microsoft-com:office:word" xmlns:w="http://schemas.openxmlformats.org/wordprocessingml/2006/main" xmlns:w14="http://schemas.microsoft.com/office/word/2010/wordml" xmlns:w15="http://schemas.microsoft.com/office/word/2012/wordml" xmlns:w16cid="http://schemas.microsoft.com/office/word/2016/wordml/cid" xmlns:w16se="http://schemas.microsoft.com/office/word/2015/wordml/symex" xmlns:wpg="http://schemas.microsoft.com/office/word/2010/wordprocessingGroup" xmlns:wpi="http://schemas.microsoft.com/office/word/2010/wordprocessingInk" xmlns:wne="http://schemas.microsoft.com/office/word/2006/wordml" xmlns:wps="http://schemas.microsoft.com/office/word/2010/wordprocessingShape" mc:Ignorable="w14 w15 w16se w16cid wp14">
   <w:abstractNum w:abstractNumId="0" w15:restartNumberingAfterBreak="0">
     <w:nsid w:val="0247155A"/>
     <w:multiLevelType w:val="hybridMultilevel"/>
@@ -7649,7 +7136,7 @@
 </file>
 
 <file path=word/styles.xml><?xml version="1.0" encoding="utf-8"?>
-<w:styles xmlns:mc="http://schemas.openxmlformats.org/markup-compatibility/2006" xmlns:r="http://schemas.openxmlformats.org/officeDocument/2006/relationships" xmlns:w="http://schemas.openxmlformats.org/wordprocessingml/2006/main" xmlns:w14="http://schemas.microsoft.com/office/word/2010/wordml" xmlns:w15="http://schemas.microsoft.com/office/word/2012/wordml" xmlns:w16se="http://schemas.microsoft.com/office/word/2015/wordml/symex" mc:Ignorable="w14 w15 w16se">
+<w:styles xmlns:mc="http://schemas.openxmlformats.org/markup-compatibility/2006" xmlns:r="http://schemas.openxmlformats.org/officeDocument/2006/relationships" xmlns:w="http://schemas.openxmlformats.org/wordprocessingml/2006/main" xmlns:w14="http://schemas.microsoft.com/office/word/2010/wordml" xmlns:w15="http://schemas.microsoft.com/office/word/2012/wordml" xmlns:w16cid="http://schemas.microsoft.com/office/word/2016/wordml/cid" xmlns:w16se="http://schemas.microsoft.com/office/word/2015/wordml/symex" mc:Ignorable="w14 w15 w16se w16cid">
   <w:docDefaults>
     <w:rPrDefault>
       <w:rPr>
@@ -7665,7 +7152,7 @@
       </w:pPr>
     </w:pPrDefault>
   </w:docDefaults>
-  <w:latentStyles w:defLockedState="0" w:defUIPriority="99" w:defSemiHidden="0" w:defUnhideWhenUsed="0" w:defQFormat="0" w:count="371">
+  <w:latentStyles w:defLockedState="0" w:defUIPriority="99" w:defSemiHidden="0" w:defUnhideWhenUsed="0" w:defQFormat="0" w:count="375">
     <w:lsdException w:name="Normal" w:uiPriority="0" w:qFormat="1"/>
     <w:lsdException w:name="heading 1" w:uiPriority="9" w:qFormat="1"/>
     <w:lsdException w:name="heading 2" w:semiHidden="1" w:uiPriority="9" w:unhideWhenUsed="1" w:qFormat="1"/>
@@ -7771,7 +7258,6 @@
     <w:lsdException w:name="HTML Sample" w:semiHidden="1" w:unhideWhenUsed="1"/>
     <w:lsdException w:name="HTML Typewriter" w:semiHidden="1" w:unhideWhenUsed="1"/>
     <w:lsdException w:name="HTML Variable" w:semiHidden="1" w:unhideWhenUsed="1"/>
-    <w:lsdException w:name="Normal Table" w:semiHidden="1" w:unhideWhenUsed="1"/>
     <w:lsdException w:name="annotation subject" w:semiHidden="1" w:unhideWhenUsed="1"/>
     <w:lsdException w:name="No List" w:semiHidden="1" w:unhideWhenUsed="1"/>
     <w:lsdException w:name="Outline List 1" w:semiHidden="1" w:unhideWhenUsed="1"/>
@@ -7815,10 +7301,8 @@
     <w:lsdException w:name="Table Elegant" w:semiHidden="1" w:unhideWhenUsed="1"/>
     <w:lsdException w:name="Table Professional" w:semiHidden="1" w:unhideWhenUsed="1"/>
     <w:lsdException w:name="Table Subtle 1" w:semiHidden="1" w:unhideWhenUsed="1"/>
-    <w:lsdException w:name="Table Subtle 2" w:semiHidden="1" w:unhideWhenUsed="1"/>
     <w:lsdException w:name="Table Web 1" w:semiHidden="1" w:unhideWhenUsed="1"/>
     <w:lsdException w:name="Table Web 2" w:semiHidden="1" w:unhideWhenUsed="1"/>
-    <w:lsdException w:name="Table Web 3" w:semiHidden="1" w:unhideWhenUsed="1"/>
     <w:lsdException w:name="Balloon Text" w:semiHidden="1" w:unhideWhenUsed="1"/>
     <w:lsdException w:name="Table Grid" w:uiPriority="39"/>
     <w:lsdException w:name="Table Theme" w:semiHidden="1" w:unhideWhenUsed="1"/>
@@ -8037,6 +7521,10 @@
     <w:lsdException w:name="List Table 5 Dark Accent 6" w:uiPriority="50"/>
     <w:lsdException w:name="List Table 6 Colorful Accent 6" w:uiPriority="51"/>
     <w:lsdException w:name="List Table 7 Colorful Accent 6" w:uiPriority="52"/>
+    <w:lsdException w:name="Mention" w:semiHidden="1" w:unhideWhenUsed="1"/>
+    <w:lsdException w:name="Smart Hyperlink" w:semiHidden="1" w:unhideWhenUsed="1"/>
+    <w:lsdException w:name="Hashtag" w:semiHidden="1" w:unhideWhenUsed="1"/>
+    <w:lsdException w:name="Unresolved Mention" w:semiHidden="1" w:unhideWhenUsed="1"/>
   </w:latentStyles>
   <w:style w:type="paragraph" w:default="1" w:styleId="Norml">
     <w:name w:val="Normal"/>

--- a/backend/Projekt feladat.docx
+++ b/backend/Projekt feladat.docx
@@ -25,270 +25,16 @@
     </w:p>
     <w:p>
       <w:pPr>
-        <w:pStyle w:val="Listaszerbekezds"/>
-        <w:numPr>
-          <w:ilvl w:val="0"/>
-          <w:numId w:val="1"/>
-        </w:numPr>
-      </w:pPr>
-      <w:r>
-        <w:t>Nyelv: Milyen nyelven áruljuk a könyvet (VARCHAR(150)),</w:t>
-      </w:r>
-      <w:r>
-        <w:t xml:space="preserve"> </w:t>
-      </w:r>
-      <w:r>
-        <w:t>egyedi azonosítóval (INT).</w:t>
-      </w:r>
-    </w:p>
-    <w:p>
-      <w:pPr>
-        <w:pStyle w:val="Listaszerbekezds"/>
-        <w:numPr>
-          <w:ilvl w:val="0"/>
-          <w:numId w:val="1"/>
-        </w:numPr>
-      </w:pPr>
-      <w:r>
-        <w:t>Kiadó: Ki adta ki a könyvet (VARCHAR(150)),</w:t>
-      </w:r>
-      <w:r>
-        <w:t xml:space="preserve"> </w:t>
-      </w:r>
-      <w:r>
-        <w:t>egyedi azonosítóval (INT).</w:t>
-      </w:r>
-    </w:p>
-    <w:p>
-      <w:pPr>
-        <w:pStyle w:val="Listaszerbekezds"/>
-        <w:numPr>
-          <w:ilvl w:val="0"/>
-          <w:numId w:val="1"/>
-        </w:numPr>
-      </w:pPr>
-      <w:r>
-        <w:t xml:space="preserve">Illusztráció: Milyen </w:t>
-      </w:r>
-      <w:r>
-        <w:t>illusztrációk találhatók a könyvben (VARCHAR(150)), egyedi azonosítóval (INT).</w:t>
-      </w:r>
-    </w:p>
-    <w:p>
-      <w:pPr>
-        <w:pStyle w:val="Listaszerbekezds"/>
-        <w:numPr>
-          <w:ilvl w:val="0"/>
-          <w:numId w:val="1"/>
-        </w:numPr>
-      </w:pPr>
-      <w:r>
-        <w:t xml:space="preserve">Kategória: Milyen kategóriában található a könyv (VARCHAR(150)) egyedi azonosítóval (INT) és önmagára mutató azonosítóval (INT). </w:t>
-      </w:r>
-    </w:p>
-    <w:p>
-      <w:pPr>
-        <w:pStyle w:val="Listaszerbekezds"/>
-        <w:numPr>
-          <w:ilvl w:val="0"/>
-          <w:numId w:val="1"/>
-        </w:numPr>
-      </w:pPr>
-      <w:r>
-        <w:t xml:space="preserve">Szerző: Ki(k) </w:t>
-      </w:r>
-      <w:r>
-        <w:t xml:space="preserve">a könyv szerzői </w:t>
-      </w:r>
-      <w:r>
-        <w:t>(VARCHAR(150)), egyedi azonosítóval (INT).</w:t>
-      </w:r>
-    </w:p>
-    <w:p>
-      <w:pPr>
-        <w:pStyle w:val="Listaszerbekezds"/>
-        <w:numPr>
-          <w:ilvl w:val="0"/>
-          <w:numId w:val="1"/>
-        </w:numPr>
-      </w:pPr>
-      <w:r>
-        <w:t xml:space="preserve">Fordító: Ki(k) </w:t>
-      </w:r>
-      <w:r>
-        <w:t xml:space="preserve">a könyv fordítói </w:t>
-      </w:r>
-      <w:r>
-        <w:t>(VARCHAR(150)), egyedi azonosítóval (INT).</w:t>
-      </w:r>
-    </w:p>
-    <w:p>
-      <w:pPr>
-        <w:pStyle w:val="Listaszerbekezds"/>
-        <w:numPr>
-          <w:ilvl w:val="0"/>
-          <w:numId w:val="1"/>
-        </w:numPr>
-      </w:pPr>
-      <w:r>
-        <w:t xml:space="preserve">Illusztrátor: Ki(k) </w:t>
-      </w:r>
-      <w:r>
-        <w:t>a könyv illusztrátorai</w:t>
-      </w:r>
-      <w:r>
-        <w:t xml:space="preserve"> (VARCHAR(150)), egyedi azonosítóval (INT).</w:t>
-      </w:r>
-    </w:p>
-    <w:p>
-      <w:pPr>
-        <w:pStyle w:val="Listaszerbekezds"/>
-        <w:numPr>
-          <w:ilvl w:val="0"/>
-          <w:numId w:val="1"/>
-        </w:numPr>
-      </w:pPr>
-      <w:r>
-        <w:t>Kapcsoló fordító: Egy fordító több művet is fordíthat és többen is fordíthatnak egy művet.</w:t>
-      </w:r>
-      <w:r>
-        <w:t xml:space="preserve"> A termék ISBN-jével kötjük fordító azonosítóját.</w:t>
-      </w:r>
-    </w:p>
-    <w:p>
-      <w:pPr>
-        <w:pStyle w:val="Listaszerbekezds"/>
-        <w:numPr>
-          <w:ilvl w:val="0"/>
-          <w:numId w:val="1"/>
-        </w:numPr>
-      </w:pPr>
-      <w:r>
-        <w:t>Kapcsoló Szerző: Egy szerző több művet is írhatott és egy művet több szerző is írhatott. A termék ISBN-jével kötjük a szerző azonosítóját.</w:t>
-      </w:r>
-    </w:p>
-    <w:p>
-      <w:pPr>
-        <w:pStyle w:val="Listaszerbekezds"/>
-        <w:numPr>
-          <w:ilvl w:val="0"/>
-          <w:numId w:val="1"/>
-        </w:numPr>
-      </w:pPr>
-      <w:r>
-        <w:t>Kapcsoló Illusztrátor: Egy illusztrátor több művet is illusztrálhatott és egy művet több illusztrátor is illusztrálhatott. A termék ISBN-jével kötjük az illusztrátor azonosítóját.</w:t>
-      </w:r>
-    </w:p>
-    <w:p>
-      <w:pPr>
-        <w:pStyle w:val="Listaszerbekezds"/>
-        <w:numPr>
-          <w:ilvl w:val="0"/>
-          <w:numId w:val="1"/>
-        </w:numPr>
-      </w:pPr>
-      <w:r>
-        <w:t xml:space="preserve">Termék: Egy könyv adatait tároljuk el a táblában. Egyedi azonosítója az ISBN (BIGINT). </w:t>
-      </w:r>
-    </w:p>
-    <w:p>
-      <w:pPr>
-        <w:pStyle w:val="Listaszerbekezds"/>
-        <w:numPr>
-          <w:ilvl w:val="0"/>
-          <w:numId w:val="1"/>
-        </w:numPr>
-      </w:pPr>
-      <w:r>
-        <w:t>Kapcsoló számla: Egy vevő több terméket is vehet és egy terméket több vevő is vásárolhat. A termék ISBN-jével kötjük a számla azonosítóját</w:t>
-      </w:r>
-      <w:r>
-        <w:t>.</w:t>
-      </w:r>
-    </w:p>
-    <w:p>
-      <w:pPr>
-        <w:pStyle w:val="Listaszerbekezds"/>
-        <w:numPr>
-          <w:ilvl w:val="0"/>
-          <w:numId w:val="1"/>
-        </w:numPr>
-      </w:pPr>
-      <w:r>
-        <w:t xml:space="preserve">Számla: A számla adatait tároljuk el. Egyedi azonosítója a </w:t>
-      </w:r>
-      <w:proofErr w:type="spellStart"/>
-      <w:r>
-        <w:t>Számla_id</w:t>
-      </w:r>
-      <w:proofErr w:type="spellEnd"/>
-      <w:r>
-        <w:t xml:space="preserve"> (INT). Számlaszám (VARCHAR) mivel </w:t>
-      </w:r>
-      <w:r>
-        <w:t>a formátuma DÁTUM/SZÁMLA_ID.</w:t>
-      </w:r>
-    </w:p>
-    <w:p>
-      <w:pPr>
-        <w:pStyle w:val="Listaszerbekezds"/>
-        <w:numPr>
-          <w:ilvl w:val="0"/>
-          <w:numId w:val="1"/>
-        </w:numPr>
-      </w:pPr>
-      <w:r>
-        <w:t xml:space="preserve">Vevő: A vásárló adatait tároljuk el. Egyedi azonosítója </w:t>
-      </w:r>
-      <w:proofErr w:type="spellStart"/>
-      <w:r>
-        <w:t>az_id</w:t>
-      </w:r>
-      <w:proofErr w:type="spellEnd"/>
-      <w:r>
-        <w:t xml:space="preserve"> (INT). Az adószám lehet NULL mivel magánszemélynek nem kell megadni az adószámát.</w:t>
-      </w:r>
-    </w:p>
-    <w:p>
-      <w:pPr>
-        <w:pStyle w:val="Listaszerbekezds"/>
-        <w:numPr>
-          <w:ilvl w:val="0"/>
-          <w:numId w:val="1"/>
-        </w:numPr>
         <w:rPr>
           <w:noProof/>
         </w:rPr>
       </w:pPr>
-      <w:r>
-        <w:t xml:space="preserve">Fizetési mód: Milyen módokon lehet fizetni. (VARCHAR(150)), Egyedi azonosítója az </w:t>
-      </w:r>
-      <w:proofErr w:type="spellStart"/>
-      <w:r>
-        <w:t>id</w:t>
-      </w:r>
-      <w:proofErr w:type="spellEnd"/>
-      <w:r>
-        <w:t xml:space="preserve"> (INT).</w:t>
-      </w:r>
       <w:r>
         <w:rPr>
           <w:noProof/>
         </w:rPr>
         <w:t xml:space="preserve"> </w:t>
       </w:r>
-    </w:p>
-    <w:p>
-      <w:pPr>
-        <w:pStyle w:val="Listaszerbekezds"/>
-        <w:numPr>
-          <w:ilvl w:val="0"/>
-          <w:numId w:val="1"/>
-        </w:numPr>
-        <w:rPr>
-          <w:noProof/>
-        </w:rPr>
-      </w:pPr>
       <w:r>
         <w:rPr>
           <w:noProof/>
@@ -350,12 +96,6 @@
           </wp:anchor>
         </w:drawing>
       </w:r>
-      <w:r>
-        <w:rPr>
-          <w:noProof/>
-        </w:rPr>
-        <w:t xml:space="preserve">Szállítás: Milyen szállítási módok vehetők igénybe (VARCHAR(150)), Egyedi azonosítója az id (INT) </w:t>
-      </w:r>
     </w:p>
     <w:p>
       <w:pPr>
@@ -370,6 +110,67 @@
           <w:noProof/>
         </w:rPr>
       </w:pPr>
+      <w:r>
+        <w:rPr>
+          <w:noProof/>
+          <w:lang w:eastAsia="hu-HU"/>
+        </w:rPr>
+        <w:drawing>
+          <wp:anchor distT="0" distB="0" distL="114300" distR="114300" simplePos="0" relativeHeight="251661312" behindDoc="1" locked="0" layoutInCell="1" allowOverlap="1" wp14:anchorId="6F05E83B">
+            <wp:simplePos x="0" y="0"/>
+            <wp:positionH relativeFrom="margin">
+              <wp:align>left</wp:align>
+            </wp:positionH>
+            <wp:positionV relativeFrom="paragraph">
+              <wp:posOffset>3629412</wp:posOffset>
+            </wp:positionV>
+            <wp:extent cx="5760720" cy="3640455"/>
+            <wp:effectExtent l="0" t="0" r="0" b="0"/>
+            <wp:wrapNone/>
+            <wp:docPr id="4" name="Kép 4"/>
+            <wp:cNvGraphicFramePr>
+              <a:graphicFrameLocks xmlns:a="http://schemas.openxmlformats.org/drawingml/2006/main" noChangeAspect="1"/>
+            </wp:cNvGraphicFramePr>
+            <a:graphic xmlns:a="http://schemas.openxmlformats.org/drawingml/2006/main">
+              <a:graphicData uri="http://schemas.openxmlformats.org/drawingml/2006/picture">
+                <pic:pic xmlns:pic="http://schemas.openxmlformats.org/drawingml/2006/picture">
+                  <pic:nvPicPr>
+                    <pic:cNvPr id="1" name=""/>
+                    <pic:cNvPicPr/>
+                  </pic:nvPicPr>
+                  <pic:blipFill>
+                    <a:blip r:embed="rId6">
+                      <a:extLst>
+                        <a:ext uri="{28A0092B-C50C-407E-A947-70E740481C1C}">
+                          <a14:useLocalDpi xmlns:a14="http://schemas.microsoft.com/office/drawing/2010/main" val="0"/>
+                        </a:ext>
+                      </a:extLst>
+                    </a:blip>
+                    <a:stretch>
+                      <a:fillRect/>
+                    </a:stretch>
+                  </pic:blipFill>
+                  <pic:spPr>
+                    <a:xfrm>
+                      <a:off x="0" y="0"/>
+                      <a:ext cx="5760720" cy="3640455"/>
+                    </a:xfrm>
+                    <a:prstGeom prst="rect">
+                      <a:avLst/>
+                    </a:prstGeom>
+                  </pic:spPr>
+                </pic:pic>
+              </a:graphicData>
+            </a:graphic>
+            <wp14:sizeRelH relativeFrom="margin">
+              <wp14:pctWidth>0</wp14:pctWidth>
+            </wp14:sizeRelH>
+            <wp14:sizeRelV relativeFrom="margin">
+              <wp14:pctHeight>0</wp14:pctHeight>
+            </wp14:sizeRelV>
+          </wp:anchor>
+        </w:drawing>
+      </w:r>
       <w:r>
         <w:rPr>
           <w:noProof/>
@@ -399,7 +200,7 @@
                     <pic:cNvPicPr/>
                   </pic:nvPicPr>
                   <pic:blipFill>
-                    <a:blip r:embed="rId6">
+                    <a:blip r:embed="rId7">
                       <a:extLst>
                         <a:ext uri="{28A0092B-C50C-407E-A947-70E740481C1C}">
                           <a14:useLocalDpi xmlns:a14="http://schemas.microsoft.com/office/drawing/2010/main" val="0"/>
@@ -449,90 +250,6 @@
           <w:noProof/>
         </w:rPr>
         <w:br/>
-      </w:r>
-      <w:r>
-        <w:rPr>
-          <w:noProof/>
-        </w:rPr>
-        <w:br/>
-      </w:r>
-      <w:r>
-        <w:rPr>
-          <w:noProof/>
-        </w:rPr>
-        <w:br/>
-      </w:r>
-      <w:r>
-        <w:rPr>
-          <w:noProof/>
-        </w:rPr>
-        <w:br/>
-      </w:r>
-      <w:r>
-        <w:rPr>
-          <w:noProof/>
-        </w:rPr>
-        <w:br/>
-      </w:r>
-      <w:r>
-        <w:rPr>
-          <w:noProof/>
-        </w:rPr>
-        <w:br/>
-      </w:r>
-      <w:r>
-        <w:rPr>
-          <w:noProof/>
-        </w:rPr>
-        <w:br/>
-      </w:r>
-      <w:r>
-        <w:rPr>
-          <w:noProof/>
-        </w:rPr>
-        <w:br/>
-      </w:r>
-      <w:r>
-        <w:rPr>
-          <w:noProof/>
-        </w:rPr>
-        <w:br/>
-      </w:r>
-      <w:r>
-        <w:rPr>
-          <w:noProof/>
-        </w:rPr>
-        <w:br/>
-      </w:r>
-      <w:r>
-        <w:rPr>
-          <w:noProof/>
-        </w:rPr>
-        <w:br/>
-      </w:r>
-      <w:r>
-        <w:rPr>
-          <w:noProof/>
-        </w:rPr>
-        <w:br/>
-      </w:r>
-      <w:r>
-        <w:rPr>
-          <w:noProof/>
-        </w:rPr>
-        <w:br/>
-      </w:r>
-      <w:r>
-        <w:rPr>
-          <w:noProof/>
-        </w:rPr>
-        <w:br/>
-      </w:r>
-      <w:r>
-        <w:rPr>
-          <w:noProof/>
-        </w:rPr>
-        <w:br/>
         <w:t>1.1. Borító tábla:</w:t>
       </w:r>
       <w:r>
@@ -540,67 +257,6 @@
           <w:noProof/>
         </w:rPr>
         <w:br/>
-      </w:r>
-      <w:r>
-        <w:rPr>
-          <w:noProof/>
-          <w:lang w:eastAsia="hu-HU"/>
-        </w:rPr>
-        <w:drawing>
-          <wp:anchor distT="0" distB="0" distL="114300" distR="114300" simplePos="0" relativeHeight="251661312" behindDoc="1" locked="0" layoutInCell="1" allowOverlap="1" wp14:anchorId="6F05E83B">
-            <wp:simplePos x="0" y="0"/>
-            <wp:positionH relativeFrom="margin">
-              <wp:posOffset>-101407</wp:posOffset>
-            </wp:positionH>
-            <wp:positionV relativeFrom="paragraph">
-              <wp:posOffset>-833617</wp:posOffset>
-            </wp:positionV>
-            <wp:extent cx="5760720" cy="3640455"/>
-            <wp:effectExtent l="0" t="0" r="0" b="0"/>
-            <wp:wrapNone/>
-            <wp:docPr id="4" name="Kép 4"/>
-            <wp:cNvGraphicFramePr>
-              <a:graphicFrameLocks xmlns:a="http://schemas.openxmlformats.org/drawingml/2006/main" noChangeAspect="1"/>
-            </wp:cNvGraphicFramePr>
-            <a:graphic xmlns:a="http://schemas.openxmlformats.org/drawingml/2006/main">
-              <a:graphicData uri="http://schemas.openxmlformats.org/drawingml/2006/picture">
-                <pic:pic xmlns:pic="http://schemas.openxmlformats.org/drawingml/2006/picture">
-                  <pic:nvPicPr>
-                    <pic:cNvPr id="1" name=""/>
-                    <pic:cNvPicPr/>
-                  </pic:nvPicPr>
-                  <pic:blipFill>
-                    <a:blip r:embed="rId7">
-                      <a:extLst>
-                        <a:ext uri="{28A0092B-C50C-407E-A947-70E740481C1C}">
-                          <a14:useLocalDpi xmlns:a14="http://schemas.microsoft.com/office/drawing/2010/main" val="0"/>
-                        </a:ext>
-                      </a:extLst>
-                    </a:blip>
-                    <a:stretch>
-                      <a:fillRect/>
-                    </a:stretch>
-                  </pic:blipFill>
-                  <pic:spPr>
-                    <a:xfrm>
-                      <a:off x="0" y="0"/>
-                      <a:ext cx="5760720" cy="3640455"/>
-                    </a:xfrm>
-                    <a:prstGeom prst="rect">
-                      <a:avLst/>
-                    </a:prstGeom>
-                  </pic:spPr>
-                </pic:pic>
-              </a:graphicData>
-            </a:graphic>
-            <wp14:sizeRelH relativeFrom="margin">
-              <wp14:pctWidth>0</wp14:pctWidth>
-            </wp14:sizeRelH>
-            <wp14:sizeRelV relativeFrom="margin">
-              <wp14:pctHeight>0</wp14:pctHeight>
-            </wp14:sizeRelV>
-          </wp:anchor>
-        </w:drawing>
       </w:r>
       <w:r>
         <w:t xml:space="preserve"> </w:t>
@@ -829,7 +485,7 @@
                         <pic:spPr>
                           <a:xfrm>
                             <a:off x="0" y="0"/>
-                            <a:ext cx="2086268" cy="1467056"/>
+                            <a:ext cx="2092003" cy="1471089"/>
                           </a:xfrm>
                           <a:prstGeom prst="rect">
                             <a:avLst/>
@@ -974,7 +630,6 @@
                 <w:noProof/>
                 <w:lang w:eastAsia="hu-HU"/>
               </w:rPr>
-              <w:lastRenderedPageBreak/>
               <w:drawing>
                 <wp:inline distT="0" distB="0" distL="0" distR="0" wp14:anchorId="232DDB79" wp14:editId="6A24EFDB">
                   <wp:extent cx="2029108" cy="1428949"/>
@@ -1128,6 +783,7 @@
                 <w:noProof/>
                 <w:lang w:eastAsia="hu-HU"/>
               </w:rPr>
+              <w:lastRenderedPageBreak/>
               <w:drawing>
                 <wp:inline distT="0" distB="0" distL="0" distR="0" wp14:anchorId="7A5D7023" wp14:editId="15D8A5EC">
                   <wp:extent cx="2048161" cy="1428949"/>
@@ -1564,7 +1220,6 @@
     <w:p/>
     <w:p>
       <w:r>
-        <w:lastRenderedPageBreak/>
         <w:t>1.7:</w:t>
       </w:r>
       <w:r>
@@ -1723,6 +1378,7 @@
     <w:p/>
     <w:p>
       <w:r>
+        <w:lastRenderedPageBreak/>
         <w:t>1.8:</w:t>
       </w:r>
       <w:r>
@@ -2214,7 +1870,6 @@
     </w:tbl>
     <w:p>
       <w:r>
-        <w:lastRenderedPageBreak/>
         <w:t>1.11: Kapcsoló Szerző</w:t>
       </w:r>
     </w:p>
@@ -2275,6 +1930,7 @@
                 <w:noProof/>
                 <w:lang w:eastAsia="hu-HU"/>
               </w:rPr>
+              <w:lastRenderedPageBreak/>
               <w:drawing>
                 <wp:inline distT="0" distB="0" distL="0" distR="0" wp14:anchorId="6E49B7DC" wp14:editId="5720CBF2">
                   <wp:extent cx="1867161" cy="2067213"/>
@@ -2957,19 +2613,13 @@
     <w:p/>
     <w:p>
       <w:r>
-        <w:t>1.14:</w:t>
+        <w:t>1.1</w:t>
       </w:r>
       <w:r>
-        <w:t xml:space="preserve"> </w:t>
+        <w:t>4</w:t>
       </w:r>
       <w:r>
-        <w:t>Kapcsoló szá</w:t>
-      </w:r>
-      <w:r>
-        <w:t>mla</w:t>
-      </w:r>
-      <w:r>
-        <w:t>:</w:t>
+        <w:t>: Számla:</w:t>
       </w:r>
     </w:p>
     <w:tbl>
@@ -2989,7 +2639,7 @@
           </w:tcPr>
           <w:p>
             <w:r>
-              <w:t>Kapcsoló számla</w:t>
+              <w:t>Számla</w:t>
             </w:r>
             <w:r>
               <w:t>:</w:t>
@@ -3019,13 +2669,12 @@
             <w:r>
               <w:rPr>
                 <w:noProof/>
-                <w:lang w:eastAsia="hu-HU"/>
               </w:rPr>
               <w:drawing>
-                <wp:inline distT="0" distB="0" distL="0" distR="0" wp14:anchorId="73E77F7D" wp14:editId="5529C7D5">
-                  <wp:extent cx="1638529" cy="2229161"/>
-                  <wp:effectExtent l="0" t="0" r="0" b="0"/>
-                  <wp:docPr id="9" name="Kép 9"/>
+                <wp:inline distT="0" distB="0" distL="0" distR="0" wp14:anchorId="6577FEF1" wp14:editId="22705461">
+                  <wp:extent cx="2038635" cy="2734057"/>
+                  <wp:effectExtent l="0" t="0" r="0" b="9525"/>
+                  <wp:docPr id="12" name="Kép 12"/>
                   <wp:cNvGraphicFramePr>
                     <a:graphicFrameLocks xmlns:a="http://schemas.openxmlformats.org/drawingml/2006/main" noChangeAspect="1"/>
                   </wp:cNvGraphicFramePr>
@@ -3045,7 +2694,7 @@
                         <pic:spPr>
                           <a:xfrm>
                             <a:off x="0" y="0"/>
-                            <a:ext cx="1638529" cy="2229161"/>
+                            <a:ext cx="2038635" cy="2734057"/>
                           </a:xfrm>
                           <a:prstGeom prst="rect">
                             <a:avLst/>
@@ -3065,7 +2714,7 @@
           </w:tcPr>
           <w:p>
             <w:r>
-              <w:t>Kapcsoló számla tábla:</w:t>
+              <w:t>Számla tábla:</w:t>
             </w:r>
           </w:p>
           <w:p>
@@ -3078,7 +2727,7 @@
             </w:pPr>
             <w:proofErr w:type="spellStart"/>
             <w:r>
-              <w:t>id</w:t>
+              <w:t>szamla_id</w:t>
             </w:r>
             <w:proofErr w:type="spellEnd"/>
             <w:r>
@@ -3109,8 +2758,21 @@
                 <w:numId w:val="5"/>
               </w:numPr>
             </w:pPr>
-            <w:r>
-              <w:t>ISBN BIGINT: A termék táblából származik. Így tudjuk azonosítani melyik könyv tartozik az adott számlához.</w:t>
+            <w:proofErr w:type="spellStart"/>
+            <w:r>
+              <w:t>fizetési_mód</w:t>
+            </w:r>
+            <w:proofErr w:type="spellEnd"/>
+            <w:r>
+              <w:t xml:space="preserve"> (INT): A fizetési mód táblából származik. Így tudjuk azonosítani hogy a vevő milyen fizetési </w:t>
+            </w:r>
+            <w:proofErr w:type="spellStart"/>
+            <w:r>
+              <w:t>móddot</w:t>
+            </w:r>
+            <w:proofErr w:type="spellEnd"/>
+            <w:r>
+              <w:t xml:space="preserve"> választott.</w:t>
             </w:r>
           </w:p>
           <w:p>
@@ -3123,19 +2785,11 @@
             </w:pPr>
             <w:proofErr w:type="spellStart"/>
             <w:r>
-              <w:t>szamla_id</w:t>
-            </w:r>
-            <w:proofErr w:type="spellEnd"/>
-            <w:r>
-              <w:t xml:space="preserve"> INT: Az számla táblából származik. Az számla </w:t>
-            </w:r>
-            <w:proofErr w:type="spellStart"/>
-            <w:r>
-              <w:t>id-jével</w:t>
-            </w:r>
-            <w:proofErr w:type="spellEnd"/>
-            <w:r>
-              <w:t xml:space="preserve"> tudjuk azonosítani a számlát.</w:t>
+              <w:t>teljesítés_kelte</w:t>
+            </w:r>
+            <w:proofErr w:type="spellEnd"/>
+            <w:r>
+              <w:t xml:space="preserve"> (DATE): Mikor teljesítették a fizetést.</w:t>
             </w:r>
           </w:p>
           <w:p>
@@ -3146,8 +2800,87 @@
                 <w:numId w:val="5"/>
               </w:numPr>
             </w:pPr>
-            <w:r>
-              <w:t>darab (INT): Hány darabot vásároltunk az adott könyvből.</w:t>
+            <w:proofErr w:type="spellStart"/>
+            <w:r>
+              <w:t>szamla</w:t>
+            </w:r>
+            <w:r>
+              <w:t>_kelte</w:t>
+            </w:r>
+            <w:proofErr w:type="spellEnd"/>
+            <w:r>
+              <w:t xml:space="preserve"> (DATE): Mikor </w:t>
+            </w:r>
+            <w:r>
+              <w:t xml:space="preserve">adták le </w:t>
+            </w:r>
+            <w:r>
+              <w:t xml:space="preserve">a </w:t>
+            </w:r>
+            <w:r>
+              <w:t>rendelést</w:t>
+            </w:r>
+            <w:r>
+              <w:t>.</w:t>
+            </w:r>
+          </w:p>
+          <w:p>
+            <w:pPr>
+              <w:pStyle w:val="Listaszerbekezds"/>
+              <w:numPr>
+                <w:ilvl w:val="0"/>
+                <w:numId w:val="5"/>
+              </w:numPr>
+            </w:pPr>
+            <w:proofErr w:type="spellStart"/>
+            <w:r>
+              <w:t>Fizetési</w:t>
+            </w:r>
+            <w:r>
+              <w:t>_</w:t>
+            </w:r>
+            <w:r>
+              <w:t>határido</w:t>
+            </w:r>
+            <w:proofErr w:type="spellEnd"/>
+            <w:r>
+              <w:t xml:space="preserve"> (DATE): M</w:t>
+            </w:r>
+            <w:r>
+              <w:t>eddig kell a fizetést végbe vinni</w:t>
+            </w:r>
+            <w:r>
+              <w:t>.</w:t>
+            </w:r>
+          </w:p>
+          <w:p>
+            <w:pPr>
+              <w:pStyle w:val="Listaszerbekezds"/>
+              <w:numPr>
+                <w:ilvl w:val="0"/>
+                <w:numId w:val="5"/>
+              </w:numPr>
+            </w:pPr>
+            <w:proofErr w:type="spellStart"/>
+            <w:r>
+              <w:t>vevo_id</w:t>
+            </w:r>
+            <w:proofErr w:type="spellEnd"/>
+            <w:r>
+              <w:t xml:space="preserve"> (INT): A vevő táblából származik. Így tudjuk azonosítani hogy melyik vevőhöz tartozik a  számla.</w:t>
+            </w:r>
+          </w:p>
+          <w:p>
+            <w:pPr>
+              <w:pStyle w:val="Listaszerbekezds"/>
+              <w:numPr>
+                <w:ilvl w:val="0"/>
+                <w:numId w:val="5"/>
+              </w:numPr>
+            </w:pPr>
+            <w:r>
+              <w:lastRenderedPageBreak/>
+              <w:t>számlaszám (VARCHAR): Az számla azonosítója így tudjuk azonosítani ha valaki több könyvet rendelt egy rendelésben. Felépítése: ÉV/VEVO_ID/HANYADIK SZÁMLA.</w:t>
             </w:r>
           </w:p>
         </w:tc>
@@ -3156,7 +2889,13 @@
     <w:p/>
     <w:p>
       <w:r>
-        <w:t>1.15: Számla:</w:t>
+        <w:t>1.1</w:t>
+      </w:r>
+      <w:r>
+        <w:t>5</w:t>
+      </w:r>
+      <w:r>
+        <w:t>: Vevő:</w:t>
       </w:r>
     </w:p>
     <w:tbl>
@@ -3176,7 +2915,7 @@
           </w:tcPr>
           <w:p>
             <w:r>
-              <w:t>Számla</w:t>
+              <w:t>Vevő</w:t>
             </w:r>
             <w:r>
               <w:t>:</w:t>
@@ -3207,12 +2946,11 @@
               <w:rPr>
                 <w:noProof/>
               </w:rPr>
-              <w:lastRenderedPageBreak/>
               <w:drawing>
-                <wp:inline distT="0" distB="0" distL="0" distR="0" wp14:anchorId="6577FEF1" wp14:editId="22705461">
-                  <wp:extent cx="2038635" cy="2734057"/>
-                  <wp:effectExtent l="0" t="0" r="0" b="9525"/>
-                  <wp:docPr id="12" name="Kép 12"/>
+                <wp:inline distT="0" distB="0" distL="0" distR="0" wp14:anchorId="11E4943E" wp14:editId="2F7FD457">
+                  <wp:extent cx="1800476" cy="2276793"/>
+                  <wp:effectExtent l="0" t="0" r="9525" b="9525"/>
+                  <wp:docPr id="16" name="Kép 16"/>
                   <wp:cNvGraphicFramePr>
                     <a:graphicFrameLocks xmlns:a="http://schemas.openxmlformats.org/drawingml/2006/main" noChangeAspect="1"/>
                   </wp:cNvGraphicFramePr>
@@ -3232,7 +2970,7 @@
                         <pic:spPr>
                           <a:xfrm>
                             <a:off x="0" y="0"/>
-                            <a:ext cx="2038635" cy="2734057"/>
+                            <a:ext cx="1800476" cy="2276793"/>
                           </a:xfrm>
                           <a:prstGeom prst="rect">
                             <a:avLst/>
@@ -3252,7 +2990,7 @@
           </w:tcPr>
           <w:p>
             <w:r>
-              <w:t>Számla tábla:</w:t>
+              <w:t>Vevő tábla:</w:t>
             </w:r>
           </w:p>
           <w:p>
@@ -3265,7 +3003,7 @@
             </w:pPr>
             <w:proofErr w:type="spellStart"/>
             <w:r>
-              <w:t>szamla_id</w:t>
+              <w:t>id</w:t>
             </w:r>
             <w:proofErr w:type="spellEnd"/>
             <w:r>
@@ -3296,21 +3034,8 @@
                 <w:numId w:val="5"/>
               </w:numPr>
             </w:pPr>
-            <w:proofErr w:type="spellStart"/>
-            <w:r>
-              <w:t>fizetési_mód</w:t>
-            </w:r>
-            <w:proofErr w:type="spellEnd"/>
-            <w:r>
-              <w:t xml:space="preserve"> (INT): A fizetési mód táblából származik. Így tudjuk azonosítani hogy a vevő milyen fizetési </w:t>
-            </w:r>
-            <w:proofErr w:type="spellStart"/>
-            <w:r>
-              <w:t>móddot</w:t>
-            </w:r>
-            <w:proofErr w:type="spellEnd"/>
-            <w:r>
-              <w:t xml:space="preserve"> választott.</w:t>
+            <w:r>
+              <w:t>Vevő Név (VARCHAR): A vevő neve.</w:t>
             </w:r>
           </w:p>
           <w:p>
@@ -3321,13 +3046,8 @@
                 <w:numId w:val="5"/>
               </w:numPr>
             </w:pPr>
-            <w:proofErr w:type="spellStart"/>
-            <w:r>
-              <w:t>teljesítés_kelte</w:t>
-            </w:r>
-            <w:proofErr w:type="spellEnd"/>
-            <w:r>
-              <w:t xml:space="preserve"> (DATE): Mikor teljesítették a fizetést.</w:t>
+            <w:r>
+              <w:t>Lakcím (VARCHAR): A vevő lakcíme.</w:t>
             </w:r>
           </w:p>
           <w:p>
@@ -3338,28 +3058,8 @@
                 <w:numId w:val="5"/>
               </w:numPr>
             </w:pPr>
-            <w:proofErr w:type="spellStart"/>
-            <w:r>
-              <w:t>szamla</w:t>
-            </w:r>
-            <w:r>
-              <w:t>_kelte</w:t>
-            </w:r>
-            <w:proofErr w:type="spellEnd"/>
-            <w:r>
-              <w:t xml:space="preserve"> (DATE): Mikor </w:t>
-            </w:r>
-            <w:r>
-              <w:t xml:space="preserve">adták le </w:t>
-            </w:r>
-            <w:r>
-              <w:t xml:space="preserve">a </w:t>
-            </w:r>
-            <w:r>
-              <w:t>rendelést</w:t>
-            </w:r>
-            <w:r>
-              <w:t>.</w:t>
+            <w:r>
+              <w:t>Email (VARCHAR): A vevő email címe. Nem lehet kettő ugyanolyan email cím az adatbázisban.</w:t>
             </w:r>
           </w:p>
           <w:p>
@@ -3370,25 +3070,11 @@
                 <w:numId w:val="5"/>
               </w:numPr>
             </w:pPr>
-            <w:proofErr w:type="spellStart"/>
-            <w:r>
-              <w:t>Fizetési</w:t>
-            </w:r>
-            <w:r>
-              <w:t>_</w:t>
-            </w:r>
-            <w:r>
-              <w:t>határido</w:t>
-            </w:r>
-            <w:proofErr w:type="spellEnd"/>
-            <w:r>
-              <w:t xml:space="preserve"> (DATE): M</w:t>
-            </w:r>
-            <w:r>
-              <w:t>eddig kell a fizetést végbe vinni</w:t>
-            </w:r>
-            <w:r>
-              <w:t>.</w:t>
+            <w:r>
+              <w:t xml:space="preserve">Adószám (VARCHAR): Ha a vásárló egy cég </w:t>
+            </w:r>
+            <w:r>
+              <w:t>akkor itt táróljuk az adószámát.</w:t>
             </w:r>
           </w:p>
           <w:p>
@@ -3399,13 +3085,24 @@
                 <w:numId w:val="5"/>
               </w:numPr>
             </w:pPr>
-            <w:proofErr w:type="spellStart"/>
-            <w:r>
-              <w:t>vevo_id</w:t>
-            </w:r>
-            <w:proofErr w:type="spellEnd"/>
-            <w:r>
-              <w:t xml:space="preserve"> (INT): A vevő táblából származik. Így tudjuk azonosítani hogy melyik vevőhöz tartozik a  számla.</w:t>
+            <w:r>
+              <w:t xml:space="preserve">jelszó (VARCHAR): A felhasználó </w:t>
+            </w:r>
+            <w:proofErr w:type="spellStart"/>
+            <w:r>
+              <w:t>jelszava</w:t>
+            </w:r>
+            <w:proofErr w:type="spellEnd"/>
+            <w:r>
+              <w:t xml:space="preserve"> </w:t>
+            </w:r>
+            <w:proofErr w:type="spellStart"/>
+            <w:r>
+              <w:t>elkódoltan</w:t>
+            </w:r>
+            <w:proofErr w:type="spellEnd"/>
+            <w:r>
+              <w:t xml:space="preserve">. </w:t>
             </w:r>
           </w:p>
           <w:p>
@@ -3416,8 +3113,29 @@
                 <w:numId w:val="5"/>
               </w:numPr>
             </w:pPr>
-            <w:r>
-              <w:t>számlaszám (VARCHAR): Az számla azonosítója így tudjuk azonosítani ha valaki több könyvet rendelt egy rendelésben. Felépítése: ÉV/VEVO_ID/HANYADIK SZÁMLA.</w:t>
+            <w:proofErr w:type="spellStart"/>
+            <w:r>
+              <w:t>jogosultsag</w:t>
+            </w:r>
+            <w:proofErr w:type="spellEnd"/>
+            <w:r>
+              <w:t xml:space="preserve"> (INT): Milyen jogosultsággal rendelkezik a felhasználó (</w:t>
+            </w:r>
+            <w:proofErr w:type="spellStart"/>
+            <w:r>
+              <w:t>Admin</w:t>
+            </w:r>
+            <w:proofErr w:type="spellEnd"/>
+            <w:r>
+              <w:t xml:space="preserve">, </w:t>
+            </w:r>
+            <w:proofErr w:type="spellStart"/>
+            <w:r>
+              <w:t>user</w:t>
+            </w:r>
+            <w:proofErr w:type="spellEnd"/>
+            <w:r>
+              <w:t>)</w:t>
             </w:r>
           </w:p>
         </w:tc>
@@ -3426,7 +3144,13 @@
     <w:p/>
     <w:p>
       <w:r>
-        <w:t>1.16: Vevő:</w:t>
+        <w:t>1.1</w:t>
+      </w:r>
+      <w:r>
+        <w:t>6</w:t>
+      </w:r>
+      <w:r>
+        <w:t>: Fizetési mód:</w:t>
       </w:r>
     </w:p>
     <w:tbl>
@@ -3446,10 +3170,7 @@
           </w:tcPr>
           <w:p>
             <w:r>
-              <w:t>Vevő</w:t>
-            </w:r>
-            <w:r>
-              <w:t>:</w:t>
+              <w:t>Fizetési mód:</w:t>
             </w:r>
           </w:p>
         </w:tc>
@@ -3478,10 +3199,10 @@
                 <w:noProof/>
               </w:rPr>
               <w:drawing>
-                <wp:inline distT="0" distB="0" distL="0" distR="0" wp14:anchorId="11E4943E" wp14:editId="2F7FD457">
-                  <wp:extent cx="1800476" cy="2276793"/>
-                  <wp:effectExtent l="0" t="0" r="9525" b="9525"/>
-                  <wp:docPr id="16" name="Kép 16"/>
+                <wp:inline distT="0" distB="0" distL="0" distR="0" wp14:anchorId="2F744834" wp14:editId="55FAF45F">
+                  <wp:extent cx="1733792" cy="1533739"/>
+                  <wp:effectExtent l="0" t="0" r="0" b="9525"/>
+                  <wp:docPr id="20" name="Kép 20"/>
                   <wp:cNvGraphicFramePr>
                     <a:graphicFrameLocks xmlns:a="http://schemas.openxmlformats.org/drawingml/2006/main" noChangeAspect="1"/>
                   </wp:cNvGraphicFramePr>
@@ -3501,7 +3222,7 @@
                         <pic:spPr>
                           <a:xfrm>
                             <a:off x="0" y="0"/>
-                            <a:ext cx="1800476" cy="2276793"/>
+                            <a:ext cx="1733792" cy="1533739"/>
                           </a:xfrm>
                           <a:prstGeom prst="rect">
                             <a:avLst/>
@@ -3521,7 +3242,7 @@
           </w:tcPr>
           <w:p>
             <w:r>
-              <w:t>Vevő tábla:</w:t>
+              <w:t>Fizetési mód tábla:</w:t>
             </w:r>
           </w:p>
           <w:p>
@@ -3566,116 +3287,38 @@
               </w:numPr>
             </w:pPr>
             <w:r>
-              <w:t>Vevő Név (VARCHAR): A vevő neve.</w:t>
+              <w:t>Fizetési név (VARCHAR): A fizetési mód neve (Kártya, utánvét stb.)</w:t>
             </w:r>
           </w:p>
           <w:p>
             <w:pPr>
               <w:pStyle w:val="Listaszerbekezds"/>
-              <w:numPr>
-                <w:ilvl w:val="0"/>
-                <w:numId w:val="5"/>
-              </w:numPr>
-            </w:pPr>
-            <w:r>
-              <w:t>Lakcím (VARCHAR): A vevő lakcíme.</w:t>
-            </w:r>
-          </w:p>
-          <w:p>
-            <w:pPr>
-              <w:pStyle w:val="Listaszerbekezds"/>
-              <w:numPr>
-                <w:ilvl w:val="0"/>
-                <w:numId w:val="5"/>
-              </w:numPr>
-            </w:pPr>
-            <w:r>
-              <w:t>Email (VARCHAR): A vevő email címe. Nem lehet kettő ugyanolyan email cím az adatbázisban.</w:t>
-            </w:r>
-          </w:p>
-          <w:p>
-            <w:pPr>
-              <w:pStyle w:val="Listaszerbekezds"/>
-              <w:numPr>
-                <w:ilvl w:val="0"/>
-                <w:numId w:val="5"/>
-              </w:numPr>
-            </w:pPr>
-            <w:r>
-              <w:t xml:space="preserve">Adószám (VARCHAR): Ha a vásárló egy cég </w:t>
-            </w:r>
-            <w:r>
-              <w:t>akkor itt táróljuk az adószámát.</w:t>
-            </w:r>
-          </w:p>
-          <w:p>
-            <w:pPr>
-              <w:pStyle w:val="Listaszerbekezds"/>
-              <w:numPr>
-                <w:ilvl w:val="0"/>
-                <w:numId w:val="5"/>
-              </w:numPr>
-            </w:pPr>
-            <w:r>
-              <w:t xml:space="preserve">jelszó (VARCHAR): A felhasználó </w:t>
-            </w:r>
-            <w:proofErr w:type="spellStart"/>
-            <w:r>
-              <w:t>jelszava</w:t>
-            </w:r>
-            <w:proofErr w:type="spellEnd"/>
-            <w:r>
-              <w:t xml:space="preserve"> </w:t>
-            </w:r>
-            <w:proofErr w:type="spellStart"/>
-            <w:r>
-              <w:t>elkódoltan</w:t>
-            </w:r>
-            <w:proofErr w:type="spellEnd"/>
-            <w:r>
-              <w:t xml:space="preserve">. </w:t>
-            </w:r>
-          </w:p>
-          <w:p>
-            <w:pPr>
-              <w:pStyle w:val="Listaszerbekezds"/>
-              <w:numPr>
-                <w:ilvl w:val="0"/>
-                <w:numId w:val="5"/>
-              </w:numPr>
-            </w:pPr>
-            <w:proofErr w:type="spellStart"/>
-            <w:r>
-              <w:t>jogosultsag</w:t>
-            </w:r>
-            <w:proofErr w:type="spellEnd"/>
-            <w:r>
-              <w:t xml:space="preserve"> (INT): Milyen jogosultsággal rendelkezik a felhasználó (</w:t>
-            </w:r>
-            <w:proofErr w:type="spellStart"/>
-            <w:r>
-              <w:t>Admin</w:t>
-            </w:r>
-            <w:proofErr w:type="spellEnd"/>
-            <w:r>
-              <w:t xml:space="preserve">, </w:t>
-            </w:r>
-            <w:proofErr w:type="spellStart"/>
-            <w:r>
-              <w:t>user</w:t>
-            </w:r>
-            <w:proofErr w:type="spellEnd"/>
-            <w:r>
-              <w:t>)</w:t>
-            </w:r>
+            </w:pPr>
           </w:p>
         </w:tc>
       </w:tr>
     </w:tbl>
     <w:p/>
     <w:p>
+      <w:pPr>
+        <w:rPr>
+          <w:noProof/>
+        </w:rPr>
+      </w:pPr>
       <w:r>
-        <w:t>1.17: Fizetési mód:</w:t>
+        <w:t>1.1</w:t>
+      </w:r>
+      <w:r>
+        <w:t>7</w:t>
+      </w:r>
+      <w:r>
+        <w:t xml:space="preserve">: </w:t>
+      </w:r>
+      <w:r>
+        <w:rPr>
+          <w:noProof/>
+        </w:rPr>
+        <w:t>Szállítás</w:t>
       </w:r>
     </w:p>
     <w:tbl>
@@ -3695,10 +3338,8 @@
           </w:tcPr>
           <w:p>
             <w:r>
-              <w:t>Fizetési mód:</w:t>
-            </w:r>
-            <w:bookmarkStart w:id="0" w:name="_GoBack"/>
-            <w:bookmarkEnd w:id="0"/>
+              <w:t>Szállítás:</w:t>
+            </w:r>
           </w:p>
         </w:tc>
         <w:tc>
@@ -3725,12 +3366,11 @@
               <w:rPr>
                 <w:noProof/>
               </w:rPr>
-              <w:lastRenderedPageBreak/>
               <w:drawing>
-                <wp:inline distT="0" distB="0" distL="0" distR="0" wp14:anchorId="2F744834" wp14:editId="55FAF45F">
-                  <wp:extent cx="1733792" cy="1533739"/>
-                  <wp:effectExtent l="0" t="0" r="0" b="9525"/>
-                  <wp:docPr id="20" name="Kép 20"/>
+                <wp:inline distT="0" distB="0" distL="0" distR="0" wp14:anchorId="179E66F8" wp14:editId="78ABDDDD">
+                  <wp:extent cx="2210108" cy="1066949"/>
+                  <wp:effectExtent l="0" t="0" r="0" b="0"/>
+                  <wp:docPr id="3" name="Kép 3"/>
                   <wp:cNvGraphicFramePr>
                     <a:graphicFrameLocks xmlns:a="http://schemas.openxmlformats.org/drawingml/2006/main" noChangeAspect="1"/>
                   </wp:cNvGraphicFramePr>
@@ -3750,7 +3390,7 @@
                         <pic:spPr>
                           <a:xfrm>
                             <a:off x="0" y="0"/>
-                            <a:ext cx="1733792" cy="1533739"/>
+                            <a:ext cx="2210108" cy="1066949"/>
                           </a:xfrm>
                           <a:prstGeom prst="rect">
                             <a:avLst/>
@@ -3770,7 +3410,7 @@
           </w:tcPr>
           <w:p>
             <w:r>
-              <w:t>Fizetési mód tábla:</w:t>
+              <w:t>Szállítás tábla:</w:t>
             </w:r>
           </w:p>
           <w:p>
@@ -3814,8 +3454,13 @@
                 <w:numId w:val="5"/>
               </w:numPr>
             </w:pPr>
-            <w:r>
-              <w:t>Fizetési név (VARCHAR): A fizetési mód neve (Kártya, utánvét stb.)</w:t>
+            <w:proofErr w:type="spellStart"/>
+            <w:r>
+              <w:t>szállítási_mód</w:t>
+            </w:r>
+            <w:proofErr w:type="spellEnd"/>
+            <w:r>
+              <w:t xml:space="preserve"> (VARCHAR): A szállítási mód neve (Házhoz szállítás, Személyes átvétel)</w:t>
             </w:r>
           </w:p>
           <w:p>
@@ -3826,6 +3471,7 @@
         </w:tc>
       </w:tr>
     </w:tbl>
+    <w:p/>
     <w:p/>
     <w:p>
       <w:pPr>
@@ -3834,13 +3480,26 @@
         </w:rPr>
       </w:pPr>
       <w:r>
-        <w:t xml:space="preserve">1.18: </w:t>
+        <w:lastRenderedPageBreak/>
+        <w:t>1.1</w:t>
+      </w:r>
+      <w:r>
+        <w:t>8</w:t>
+      </w:r>
+      <w:r>
+        <w:t xml:space="preserve">: </w:t>
       </w:r>
       <w:r>
         <w:rPr>
           <w:noProof/>
         </w:rPr>
-        <w:t>Szállítás</w:t>
+        <w:t>Rendelés státusz</w:t>
+      </w:r>
+      <w:r>
+        <w:rPr>
+          <w:noProof/>
+        </w:rPr>
+        <w:t>:</w:t>
       </w:r>
     </w:p>
     <w:tbl>
@@ -3859,8 +3518,19 @@
             <w:tcW w:w="4531" w:type="dxa"/>
           </w:tcPr>
           <w:p>
-            <w:r>
-              <w:t>Szállítás:</w:t>
+            <w:pPr>
+              <w:rPr>
+                <w:noProof/>
+              </w:rPr>
+            </w:pPr>
+            <w:r>
+              <w:rPr>
+                <w:noProof/>
+              </w:rPr>
+              <w:t>Rendelés státusz</w:t>
+            </w:r>
+            <w:r>
+              <w:t>:</w:t>
             </w:r>
           </w:p>
         </w:tc>
@@ -3886,10 +3556,10 @@
             </w:pPr>
             <w:r>
               <w:drawing>
-                <wp:inline distT="0" distB="0" distL="0" distR="0" wp14:anchorId="179E66F8" wp14:editId="78ABDDDD">
-                  <wp:extent cx="2210108" cy="1066949"/>
-                  <wp:effectExtent l="0" t="0" r="0" b="0"/>
-                  <wp:docPr id="3" name="Kép 3"/>
+                <wp:inline distT="0" distB="0" distL="0" distR="0" wp14:anchorId="62C88448" wp14:editId="7D5A590D">
+                  <wp:extent cx="1895740" cy="1124107"/>
+                  <wp:effectExtent l="0" t="0" r="9525" b="0"/>
+                  <wp:docPr id="14" name="Kép 14"/>
                   <wp:cNvGraphicFramePr>
                     <a:graphicFrameLocks xmlns:a="http://schemas.openxmlformats.org/drawingml/2006/main" noChangeAspect="1"/>
                   </wp:cNvGraphicFramePr>
@@ -3909,7 +3579,7 @@
                         <pic:spPr>
                           <a:xfrm>
                             <a:off x="0" y="0"/>
-                            <a:ext cx="2210108" cy="1066949"/>
+                            <a:ext cx="1895740" cy="1124107"/>
                           </a:xfrm>
                           <a:prstGeom prst="rect">
                             <a:avLst/>
@@ -3975,11 +3645,34 @@
             </w:pPr>
             <w:proofErr w:type="spellStart"/>
             <w:r>
-              <w:t>szállítási_mód</w:t>
-            </w:r>
-            <w:proofErr w:type="spellEnd"/>
-            <w:r>
-              <w:t xml:space="preserve"> (VARCHAR): A szállítási mód neve (Házhoz szállítás, Személyes átvétel)</w:t>
+              <w:t>statusz</w:t>
+            </w:r>
+            <w:proofErr w:type="spellEnd"/>
+            <w:r>
+              <w:t xml:space="preserve">(VARCHAR): A </w:t>
+            </w:r>
+            <w:r>
+              <w:t>rendelés státuszának</w:t>
+            </w:r>
+            <w:r>
+              <w:t xml:space="preserve"> neve (</w:t>
+            </w:r>
+            <w:proofErr w:type="spellStart"/>
+            <w:r>
+              <w:t>Pl</w:t>
+            </w:r>
+            <w:proofErr w:type="spellEnd"/>
+            <w:r>
+              <w:t>: Csomagolva</w:t>
+            </w:r>
+            <w:r>
+              <w:t xml:space="preserve">, </w:t>
+            </w:r>
+            <w:r>
+              <w:t xml:space="preserve">feladva </w:t>
+            </w:r>
+            <w:r>
+              <w:t>)</w:t>
             </w:r>
           </w:p>
           <w:p>
@@ -3990,6 +3683,236 @@
         </w:tc>
       </w:tr>
     </w:tbl>
+    <w:p/>
+    <w:p>
+      <w:r>
+        <w:t>1.19: Rendelés leadása:</w:t>
+      </w:r>
+    </w:p>
+    <w:tbl>
+      <w:tblPr>
+        <w:tblStyle w:val="Rcsostblzat"/>
+        <w:tblW w:w="0" w:type="auto"/>
+        <w:tblLook w:val="04A0" w:firstRow="1" w:lastRow="0" w:firstColumn="1" w:lastColumn="0" w:noHBand="0" w:noVBand="1"/>
+      </w:tblPr>
+      <w:tblGrid>
+        <w:gridCol w:w="4531"/>
+        <w:gridCol w:w="4531"/>
+      </w:tblGrid>
+      <w:tr>
+        <w:tc>
+          <w:tcPr>
+            <w:tcW w:w="4531" w:type="dxa"/>
+          </w:tcPr>
+          <w:p>
+            <w:pPr>
+              <w:rPr>
+                <w:noProof/>
+              </w:rPr>
+            </w:pPr>
+            <w:r>
+              <w:t>Rendelés leadása</w:t>
+            </w:r>
+            <w:r>
+              <w:rPr>
+                <w:noProof/>
+              </w:rPr>
+              <w:t xml:space="preserve"> státusz</w:t>
+            </w:r>
+            <w:r>
+              <w:t>:</w:t>
+            </w:r>
+          </w:p>
+        </w:tc>
+        <w:tc>
+          <w:tcPr>
+            <w:tcW w:w="4531" w:type="dxa"/>
+          </w:tcPr>
+          <w:p>
+            <w:r>
+              <w:t>Adatai:</w:t>
+            </w:r>
+          </w:p>
+        </w:tc>
+      </w:tr>
+      <w:tr>
+        <w:tc>
+          <w:tcPr>
+            <w:tcW w:w="4531" w:type="dxa"/>
+          </w:tcPr>
+          <w:p>
+            <w:pPr>
+              <w:jc w:val="center"/>
+            </w:pPr>
+            <w:r>
+              <w:drawing>
+                <wp:inline distT="0" distB="0" distL="0" distR="0" wp14:anchorId="6D3AC041" wp14:editId="6B27A5CE">
+                  <wp:extent cx="2114845" cy="2524477"/>
+                  <wp:effectExtent l="0" t="0" r="0" b="9525"/>
+                  <wp:docPr id="24" name="Kép 24"/>
+                  <wp:cNvGraphicFramePr>
+                    <a:graphicFrameLocks xmlns:a="http://schemas.openxmlformats.org/drawingml/2006/main" noChangeAspect="1"/>
+                  </wp:cNvGraphicFramePr>
+                  <a:graphic xmlns:a="http://schemas.openxmlformats.org/drawingml/2006/main">
+                    <a:graphicData uri="http://schemas.openxmlformats.org/drawingml/2006/picture">
+                      <pic:pic xmlns:pic="http://schemas.openxmlformats.org/drawingml/2006/picture">
+                        <pic:nvPicPr>
+                          <pic:cNvPr id="1" name=""/>
+                          <pic:cNvPicPr/>
+                        </pic:nvPicPr>
+                        <pic:blipFill>
+                          <a:blip r:embed="rId26"/>
+                          <a:stretch>
+                            <a:fillRect/>
+                          </a:stretch>
+                        </pic:blipFill>
+                        <pic:spPr>
+                          <a:xfrm>
+                            <a:off x="0" y="0"/>
+                            <a:ext cx="2114845" cy="2524477"/>
+                          </a:xfrm>
+                          <a:prstGeom prst="rect">
+                            <a:avLst/>
+                          </a:prstGeom>
+                        </pic:spPr>
+                      </pic:pic>
+                    </a:graphicData>
+                  </a:graphic>
+                </wp:inline>
+              </w:drawing>
+            </w:r>
+          </w:p>
+        </w:tc>
+        <w:tc>
+          <w:tcPr>
+            <w:tcW w:w="4531" w:type="dxa"/>
+          </w:tcPr>
+          <w:p>
+            <w:r>
+              <w:t>Szállítás tábla:</w:t>
+            </w:r>
+          </w:p>
+          <w:p>
+            <w:pPr>
+              <w:pStyle w:val="Listaszerbekezds"/>
+              <w:numPr>
+                <w:ilvl w:val="0"/>
+                <w:numId w:val="5"/>
+              </w:numPr>
+            </w:pPr>
+            <w:proofErr w:type="spellStart"/>
+            <w:r>
+              <w:t>id</w:t>
+            </w:r>
+            <w:proofErr w:type="spellEnd"/>
+            <w:r>
+              <w:t xml:space="preserve"> (INT): egyedi azonosító </w:t>
+            </w:r>
+            <w:proofErr w:type="spellStart"/>
+            <w:r>
+              <w:t>Auto</w:t>
+            </w:r>
+            <w:proofErr w:type="spellEnd"/>
+            <w:r>
+              <w:t xml:space="preserve"> </w:t>
+            </w:r>
+            <w:proofErr w:type="spellStart"/>
+            <w:r>
+              <w:t>incrementel</w:t>
+            </w:r>
+            <w:proofErr w:type="spellEnd"/>
+            <w:r>
+              <w:t xml:space="preserve"> növekszik.</w:t>
+            </w:r>
+          </w:p>
+          <w:p>
+            <w:pPr>
+              <w:pStyle w:val="Listaszerbekezds"/>
+              <w:numPr>
+                <w:ilvl w:val="0"/>
+                <w:numId w:val="5"/>
+              </w:numPr>
+            </w:pPr>
+            <w:r>
+              <w:t xml:space="preserve">cím </w:t>
+            </w:r>
+            <w:r>
+              <w:t xml:space="preserve">(VARCHAR): </w:t>
+            </w:r>
+            <w:r>
+              <w:t>A rendelt könyv címe.</w:t>
+            </w:r>
+          </w:p>
+          <w:p>
+            <w:pPr>
+              <w:pStyle w:val="Listaszerbekezds"/>
+              <w:numPr>
+                <w:ilvl w:val="0"/>
+                <w:numId w:val="5"/>
+              </w:numPr>
+            </w:pPr>
+            <w:proofErr w:type="spellStart"/>
+            <w:r>
+              <w:t>egysegar</w:t>
+            </w:r>
+            <w:proofErr w:type="spellEnd"/>
+            <w:r>
+              <w:t xml:space="preserve"> (INT) : A könyv ára a számla felvételének időpontjában. </w:t>
+            </w:r>
+          </w:p>
+          <w:p>
+            <w:pPr>
+              <w:pStyle w:val="Listaszerbekezds"/>
+              <w:numPr>
+                <w:ilvl w:val="0"/>
+                <w:numId w:val="5"/>
+              </w:numPr>
+            </w:pPr>
+            <w:r>
+              <w:t xml:space="preserve">ISBN (BIGINT): A könyv ISBN-je. </w:t>
+            </w:r>
+          </w:p>
+          <w:p>
+            <w:pPr>
+              <w:pStyle w:val="Listaszerbekezds"/>
+              <w:numPr>
+                <w:ilvl w:val="0"/>
+                <w:numId w:val="5"/>
+              </w:numPr>
+            </w:pPr>
+            <w:proofErr w:type="spellStart"/>
+            <w:r>
+              <w:t>szamla_id</w:t>
+            </w:r>
+            <w:proofErr w:type="spellEnd"/>
+            <w:r>
+              <w:t xml:space="preserve"> (INT): A kapcsolódó számlának az </w:t>
+            </w:r>
+            <w:proofErr w:type="spellStart"/>
+            <w:r>
+              <w:t>id</w:t>
+            </w:r>
+            <w:proofErr w:type="spellEnd"/>
+            <w:r>
+              <w:t>-je</w:t>
+            </w:r>
+          </w:p>
+          <w:p>
+            <w:pPr>
+              <w:pStyle w:val="Listaszerbekezds"/>
+              <w:numPr>
+                <w:ilvl w:val="0"/>
+                <w:numId w:val="5"/>
+              </w:numPr>
+            </w:pPr>
+            <w:r>
+              <w:t>darab (INT): A rendelt könyvből hány darabot vásárolt a vevő.</w:t>
+            </w:r>
+          </w:p>
+        </w:tc>
+      </w:tr>
+    </w:tbl>
+    <w:p/>
     <w:p/>
     <w:p>
       <w:r>
@@ -4715,6 +4638,7 @@
                 <w:rStyle w:val="HTML-kd"/>
                 <w:rFonts w:eastAsiaTheme="minorHAnsi"/>
               </w:rPr>
+              <w:lastRenderedPageBreak/>
               <w:t>/</w:t>
             </w:r>
             <w:proofErr w:type="spellStart"/>
@@ -5033,7 +4957,6 @@
                 <w:b/>
                 <w:bCs/>
               </w:rPr>
-              <w:lastRenderedPageBreak/>
               <w:t>Végpont</w:t>
             </w:r>
           </w:p>
@@ -5276,7 +5199,7 @@
                 <w:bCs/>
               </w:rPr>
             </w:pPr>
-            <w:bookmarkStart w:id="1" w:name="_Hlk220063673"/>
+            <w:bookmarkStart w:id="0" w:name="_Hlk220063673"/>
             <w:r>
               <w:rPr>
                 <w:b/>
@@ -5581,7 +5504,7 @@
           </w:p>
         </w:tc>
       </w:tr>
-      <w:bookmarkEnd w:id="1"/>
+      <w:bookmarkEnd w:id="0"/>
     </w:tbl>
     <w:p/>
     <w:p>
@@ -5594,6 +5517,10 @@
         <w:tblW w:w="0" w:type="auto"/>
         <w:tblCellSpacing w:w="15" w:type="dxa"/>
         <w:tblBorders>
+          <w:top w:val="single" w:sz="4" w:space="0" w:color="auto"/>
+          <w:left w:val="single" w:sz="4" w:space="0" w:color="auto"/>
+          <w:bottom w:val="single" w:sz="4" w:space="0" w:color="auto"/>
+          <w:right w:val="single" w:sz="4" w:space="0" w:color="auto"/>
           <w:insideH w:val="single" w:sz="4" w:space="0" w:color="auto"/>
           <w:insideV w:val="single" w:sz="4" w:space="0" w:color="auto"/>
         </w:tblBorders>
@@ -5606,11 +5533,11 @@
         <w:tblLook w:val="04A0" w:firstRow="1" w:lastRow="0" w:firstColumn="1" w:lastColumn="0" w:noHBand="0" w:noVBand="1"/>
       </w:tblPr>
       <w:tblGrid>
-        <w:gridCol w:w="2390"/>
-        <w:gridCol w:w="873"/>
-        <w:gridCol w:w="3177"/>
-        <w:gridCol w:w="909"/>
-        <w:gridCol w:w="1594"/>
+        <w:gridCol w:w="2856"/>
+        <w:gridCol w:w="814"/>
+        <w:gridCol w:w="1712"/>
+        <w:gridCol w:w="1239"/>
+        <w:gridCol w:w="2441"/>
       </w:tblGrid>
       <w:tr>
         <w:trPr>
@@ -5654,13 +5581,15 @@
                 <w:bCs/>
               </w:rPr>
             </w:pPr>
+            <w:proofErr w:type="spellStart"/>
             <w:r>
               <w:rPr>
                 <w:b/>
                 <w:bCs/>
               </w:rPr>
-              <w:t>Módszer</w:t>
-            </w:r>
+              <w:t>Method</w:t>
+            </w:r>
+            <w:proofErr w:type="spellEnd"/>
           </w:p>
         </w:tc>
         <w:tc>
@@ -5767,6 +5696,13 @@
               </w:rPr>
               <w:t>/</w:t>
             </w:r>
+            <w:r>
+              <w:rPr>
+                <w:rStyle w:val="HTML-kd"/>
+                <w:rFonts w:eastAsiaTheme="minorHAnsi"/>
+              </w:rPr>
+              <w:t>?</w:t>
+            </w:r>
             <w:proofErr w:type="spellStart"/>
             <w:r>
               <w:rPr>
@@ -5798,31 +5734,157 @@
           </w:tcPr>
           <w:p>
             <w:r>
-              <w:t>-</w:t>
-            </w:r>
-          </w:p>
-        </w:tc>
-        <w:tc>
-          <w:tcPr>
-            <w:tcW w:w="0" w:type="auto"/>
-            <w:vAlign w:val="center"/>
-            <w:hideMark/>
-          </w:tcPr>
-          <w:p>
-            <w:r>
-              <w:t>email</w:t>
-            </w:r>
-          </w:p>
-        </w:tc>
-        <w:tc>
-          <w:tcPr>
-            <w:tcW w:w="0" w:type="auto"/>
-            <w:vAlign w:val="center"/>
-            <w:hideMark/>
-          </w:tcPr>
-          <w:p>
-            <w:r>
-              <w:t>Előző rendelések</w:t>
+              <w:t>K</w:t>
+            </w:r>
+            <w:r>
+              <w:t>eresést végez a szerző neve vagy a könyv neve alapján.</w:t>
+            </w:r>
+          </w:p>
+        </w:tc>
+        <w:tc>
+          <w:tcPr>
+            <w:tcW w:w="0" w:type="auto"/>
+            <w:vAlign w:val="center"/>
+            <w:hideMark/>
+          </w:tcPr>
+          <w:p>
+            <w:r>
+              <w:t>Szerző név/Könyv név</w:t>
+            </w:r>
+          </w:p>
+        </w:tc>
+        <w:tc>
+          <w:tcPr>
+            <w:tcW w:w="0" w:type="auto"/>
+            <w:vAlign w:val="center"/>
+            <w:hideMark/>
+          </w:tcPr>
+          <w:p>
+            <w:r>
+              <w:t>Könyvek ezzel</w:t>
+            </w:r>
+            <w:r>
+              <w:t xml:space="preserve"> </w:t>
+            </w:r>
+            <w:r>
+              <w:t xml:space="preserve">a címmel vagy </w:t>
+            </w:r>
+            <w:r>
+              <w:t>szerző név</w:t>
+            </w:r>
+            <w:r>
+              <w:t>vel</w:t>
+            </w:r>
+            <w:r>
+              <w:t xml:space="preserve"> amiben található a bemenet</w:t>
+            </w:r>
+            <w:r>
+              <w:t>ben.</w:t>
+            </w:r>
+          </w:p>
+        </w:tc>
+      </w:tr>
+      <w:tr>
+        <w:trPr>
+          <w:trHeight w:val="911"/>
+          <w:tblCellSpacing w:w="15" w:type="dxa"/>
+        </w:trPr>
+        <w:tc>
+          <w:tcPr>
+            <w:tcW w:w="0" w:type="auto"/>
+            <w:vAlign w:val="center"/>
+          </w:tcPr>
+          <w:p>
+            <w:pPr>
+              <w:rPr>
+                <w:rStyle w:val="HTML-kd"/>
+                <w:rFonts w:eastAsiaTheme="minorHAnsi"/>
+              </w:rPr>
+            </w:pPr>
+            <w:r>
+              <w:rPr>
+                <w:rStyle w:val="HTML-kd"/>
+                <w:rFonts w:eastAsiaTheme="minorHAnsi"/>
+              </w:rPr>
+              <w:t>/</w:t>
+            </w:r>
+            <w:proofErr w:type="spellStart"/>
+            <w:r>
+              <w:rPr>
+                <w:rStyle w:val="HTML-kd"/>
+                <w:rFonts w:eastAsiaTheme="minorHAnsi"/>
+              </w:rPr>
+              <w:t>konyvek</w:t>
+            </w:r>
+            <w:proofErr w:type="spellEnd"/>
+            <w:r>
+              <w:rPr>
+                <w:rStyle w:val="HTML-kd"/>
+                <w:rFonts w:eastAsiaTheme="minorHAnsi"/>
+              </w:rPr>
+              <w:t>/?</w:t>
+            </w:r>
+            <w:proofErr w:type="spellStart"/>
+            <w:r>
+              <w:rPr>
+                <w:rStyle w:val="HTML-kd"/>
+                <w:rFonts w:eastAsiaTheme="minorHAnsi"/>
+              </w:rPr>
+              <w:t>search%kiado</w:t>
+            </w:r>
+            <w:proofErr w:type="spellEnd"/>
+          </w:p>
+        </w:tc>
+        <w:tc>
+          <w:tcPr>
+            <w:tcW w:w="0" w:type="auto"/>
+            <w:vAlign w:val="center"/>
+          </w:tcPr>
+          <w:p>
+            <w:r>
+              <w:t>GET</w:t>
+            </w:r>
+          </w:p>
+        </w:tc>
+        <w:tc>
+          <w:tcPr>
+            <w:tcW w:w="0" w:type="auto"/>
+            <w:vAlign w:val="center"/>
+          </w:tcPr>
+          <w:p>
+            <w:r>
+              <w:t>K</w:t>
+            </w:r>
+            <w:r>
+              <w:t xml:space="preserve">eresést végez a </w:t>
+            </w:r>
+            <w:r>
+              <w:t>kiadó</w:t>
+            </w:r>
+            <w:r>
+              <w:t xml:space="preserve"> neve alapján.</w:t>
+            </w:r>
+          </w:p>
+        </w:tc>
+        <w:tc>
+          <w:tcPr>
+            <w:tcW w:w="0" w:type="auto"/>
+            <w:vAlign w:val="center"/>
+          </w:tcPr>
+          <w:p>
+            <w:r>
+              <w:t>Kiadó név</w:t>
+            </w:r>
+          </w:p>
+        </w:tc>
+        <w:tc>
+          <w:tcPr>
+            <w:tcW w:w="0" w:type="auto"/>
+            <w:vAlign w:val="center"/>
+          </w:tcPr>
+          <w:p>
+            <w:r>
+              <w:t>Könyvek ezzel a kiadóval.</w:t>
             </w:r>
           </w:p>
         </w:tc>
@@ -5844,24 +5906,44 @@
               </w:rPr>
             </w:pPr>
             <w:r>
+              <w:rPr>
+                <w:rStyle w:val="HTML-kd"/>
+                <w:rFonts w:eastAsiaTheme="minorHAnsi"/>
+              </w:rPr>
               <w:t>/</w:t>
             </w:r>
             <w:proofErr w:type="spellStart"/>
             <w:r>
+              <w:rPr>
+                <w:rStyle w:val="HTML-kd"/>
+                <w:rFonts w:eastAsiaTheme="minorHAnsi"/>
+              </w:rPr>
               <w:t>konyvek</w:t>
             </w:r>
             <w:proofErr w:type="spellEnd"/>
             <w:r>
-              <w:t>/</w:t>
-            </w:r>
-            <w:proofErr w:type="spellStart"/>
-            <w:r>
-              <w:t>search?szerz</w:t>
-            </w:r>
-            <w:proofErr w:type="spellEnd"/>
-            <w:r>
-              <w:t>=’’</w:t>
-            </w:r>
+              <w:rPr>
+                <w:rStyle w:val="HTML-kd"/>
+                <w:rFonts w:eastAsiaTheme="minorHAnsi"/>
+              </w:rPr>
+              <w:t>/?</w:t>
+            </w:r>
+            <w:proofErr w:type="spellStart"/>
+            <w:r>
+              <w:rPr>
+                <w:rStyle w:val="HTML-kd"/>
+                <w:rFonts w:eastAsiaTheme="minorHAnsi"/>
+              </w:rPr>
+              <w:t>search%</w:t>
+            </w:r>
+            <w:r>
+              <w:rPr>
+                <w:rStyle w:val="HTML-kd"/>
+                <w:rFonts w:eastAsiaTheme="minorHAnsi"/>
+              </w:rPr>
+              <w:t>nyelv</w:t>
+            </w:r>
+            <w:proofErr w:type="spellEnd"/>
           </w:p>
         </w:tc>
         <w:tc>
@@ -5882,23 +5964,37 @@
           </w:tcPr>
           <w:p>
             <w:r>
-              <w:t xml:space="preserve">Az illusztrátorok neve alapján szűr. </w:t>
-            </w:r>
-          </w:p>
-        </w:tc>
-        <w:tc>
-          <w:tcPr>
-            <w:tcW w:w="0" w:type="auto"/>
-            <w:vAlign w:val="center"/>
-          </w:tcPr>
-          <w:p/>
-        </w:tc>
-        <w:tc>
-          <w:tcPr>
-            <w:tcW w:w="0" w:type="auto"/>
-            <w:vAlign w:val="center"/>
-          </w:tcPr>
-          <w:p/>
+              <w:t xml:space="preserve">Keresést végez a </w:t>
+            </w:r>
+            <w:r>
+              <w:t>nyelv</w:t>
+            </w:r>
+            <w:r>
+              <w:t xml:space="preserve"> alapján.</w:t>
+            </w:r>
+          </w:p>
+        </w:tc>
+        <w:tc>
+          <w:tcPr>
+            <w:tcW w:w="0" w:type="auto"/>
+            <w:vAlign w:val="center"/>
+          </w:tcPr>
+          <w:p>
+            <w:r>
+              <w:t>Nyelv név</w:t>
+            </w:r>
+          </w:p>
+        </w:tc>
+        <w:tc>
+          <w:tcPr>
+            <w:tcW w:w="0" w:type="auto"/>
+            <w:vAlign w:val="center"/>
+          </w:tcPr>
+          <w:p>
+            <w:r>
+              <w:t>Könyvek ezen a nyelven.</w:t>
+            </w:r>
+          </w:p>
         </w:tc>
       </w:tr>
       <w:tr>
@@ -5918,24 +6014,44 @@
               </w:rPr>
             </w:pPr>
             <w:r>
+              <w:rPr>
+                <w:rStyle w:val="HTML-kd"/>
+                <w:rFonts w:eastAsiaTheme="minorHAnsi"/>
+              </w:rPr>
               <w:t>/</w:t>
             </w:r>
             <w:proofErr w:type="spellStart"/>
             <w:r>
+              <w:rPr>
+                <w:rStyle w:val="HTML-kd"/>
+                <w:rFonts w:eastAsiaTheme="minorHAnsi"/>
+              </w:rPr>
               <w:t>konyvek</w:t>
             </w:r>
             <w:proofErr w:type="spellEnd"/>
             <w:r>
-              <w:t>/</w:t>
-            </w:r>
-            <w:proofErr w:type="spellStart"/>
-            <w:r>
-              <w:t>search?illusz</w:t>
-            </w:r>
-            <w:proofErr w:type="spellEnd"/>
-            <w:r>
-              <w:t>=’’</w:t>
-            </w:r>
+              <w:rPr>
+                <w:rStyle w:val="HTML-kd"/>
+                <w:rFonts w:eastAsiaTheme="minorHAnsi"/>
+              </w:rPr>
+              <w:t>/?</w:t>
+            </w:r>
+            <w:proofErr w:type="spellStart"/>
+            <w:r>
+              <w:rPr>
+                <w:rStyle w:val="HTML-kd"/>
+                <w:rFonts w:eastAsiaTheme="minorHAnsi"/>
+              </w:rPr>
+              <w:t>search%</w:t>
+            </w:r>
+            <w:r>
+              <w:rPr>
+                <w:rStyle w:val="HTML-kd"/>
+                <w:rFonts w:eastAsiaTheme="minorHAnsi"/>
+              </w:rPr>
+              <w:t>borito</w:t>
+            </w:r>
+            <w:proofErr w:type="spellEnd"/>
           </w:p>
         </w:tc>
         <w:tc>
@@ -5956,23 +6072,37 @@
           </w:tcPr>
           <w:p>
             <w:r>
-              <w:t xml:space="preserve">Az illusztrátorok neve alapján szűr. </w:t>
-            </w:r>
-          </w:p>
-        </w:tc>
-        <w:tc>
-          <w:tcPr>
-            <w:tcW w:w="0" w:type="auto"/>
-            <w:vAlign w:val="center"/>
-          </w:tcPr>
-          <w:p/>
-        </w:tc>
-        <w:tc>
-          <w:tcPr>
-            <w:tcW w:w="0" w:type="auto"/>
-            <w:vAlign w:val="center"/>
-          </w:tcPr>
-          <w:p/>
+              <w:t xml:space="preserve">Keresést végez a </w:t>
+            </w:r>
+            <w:r>
+              <w:t xml:space="preserve">borító </w:t>
+            </w:r>
+            <w:r>
+              <w:t>alapján.</w:t>
+            </w:r>
+          </w:p>
+        </w:tc>
+        <w:tc>
+          <w:tcPr>
+            <w:tcW w:w="0" w:type="auto"/>
+            <w:vAlign w:val="center"/>
+          </w:tcPr>
+          <w:p>
+            <w:r>
+              <w:t>Kiadó név</w:t>
+            </w:r>
+          </w:p>
+        </w:tc>
+        <w:tc>
+          <w:tcPr>
+            <w:tcW w:w="0" w:type="auto"/>
+            <w:vAlign w:val="center"/>
+          </w:tcPr>
+          <w:p>
+            <w:r>
+              <w:t>Könyvek ezzel a borítóval.</w:t>
+            </w:r>
+          </w:p>
         </w:tc>
       </w:tr>
       <w:tr>
@@ -5992,24 +6122,44 @@
               </w:rPr>
             </w:pPr>
             <w:r>
+              <w:rPr>
+                <w:rStyle w:val="HTML-kd"/>
+                <w:rFonts w:eastAsiaTheme="minorHAnsi"/>
+              </w:rPr>
               <w:t>/</w:t>
             </w:r>
             <w:proofErr w:type="spellStart"/>
             <w:r>
+              <w:rPr>
+                <w:rStyle w:val="HTML-kd"/>
+                <w:rFonts w:eastAsiaTheme="minorHAnsi"/>
+              </w:rPr>
               <w:t>konyvek</w:t>
             </w:r>
             <w:proofErr w:type="spellEnd"/>
             <w:r>
-              <w:t>/</w:t>
-            </w:r>
-            <w:proofErr w:type="spellStart"/>
-            <w:r>
-              <w:t>search?nyelv</w:t>
-            </w:r>
-            <w:proofErr w:type="spellEnd"/>
-            <w:r>
-              <w:t>=’’</w:t>
-            </w:r>
+              <w:rPr>
+                <w:rStyle w:val="HTML-kd"/>
+                <w:rFonts w:eastAsiaTheme="minorHAnsi"/>
+              </w:rPr>
+              <w:t>/?</w:t>
+            </w:r>
+            <w:proofErr w:type="spellStart"/>
+            <w:r>
+              <w:rPr>
+                <w:rStyle w:val="HTML-kd"/>
+                <w:rFonts w:eastAsiaTheme="minorHAnsi"/>
+              </w:rPr>
+              <w:t>search%</w:t>
+            </w:r>
+            <w:r>
+              <w:rPr>
+                <w:rStyle w:val="HTML-kd"/>
+                <w:rFonts w:eastAsiaTheme="minorHAnsi"/>
+              </w:rPr>
+              <w:t>tipus</w:t>
+            </w:r>
+            <w:proofErr w:type="spellEnd"/>
           </w:p>
         </w:tc>
         <w:tc>
@@ -6030,23 +6180,216 @@
           </w:tcPr>
           <w:p>
             <w:r>
-              <w:t>A nyelv alapján szűr.</w:t>
-            </w:r>
-          </w:p>
-        </w:tc>
-        <w:tc>
-          <w:tcPr>
-            <w:tcW w:w="0" w:type="auto"/>
-            <w:vAlign w:val="center"/>
-          </w:tcPr>
-          <w:p/>
-        </w:tc>
-        <w:tc>
-          <w:tcPr>
-            <w:tcW w:w="0" w:type="auto"/>
-            <w:vAlign w:val="center"/>
-          </w:tcPr>
-          <w:p/>
+              <w:t>Keresést végez a könyv típusa alapján.</w:t>
+            </w:r>
+          </w:p>
+        </w:tc>
+        <w:tc>
+          <w:tcPr>
+            <w:tcW w:w="0" w:type="auto"/>
+            <w:vAlign w:val="center"/>
+          </w:tcPr>
+          <w:p>
+            <w:r>
+              <w:t>Típus neve.</w:t>
+            </w:r>
+          </w:p>
+        </w:tc>
+        <w:tc>
+          <w:tcPr>
+            <w:tcW w:w="0" w:type="auto"/>
+            <w:vAlign w:val="center"/>
+          </w:tcPr>
+          <w:p>
+            <w:r>
+              <w:t>Az ilyen típusú könyvek.</w:t>
+            </w:r>
+          </w:p>
+        </w:tc>
+      </w:tr>
+    </w:tbl>
+    <w:p/>
+    <w:p>
+      <w:pPr>
+        <w:rPr>
+          <w:noProof/>
+        </w:rPr>
+      </w:pPr>
+      <w:r>
+        <w:rPr>
+          <w:noProof/>
+        </w:rPr>
+        <w:lastRenderedPageBreak/>
+        <w:br/>
+      </w:r>
+      <w:r>
+        <w:rPr>
+          <w:noProof/>
+        </w:rPr>
+        <w:t>Az oldal admin felülethez tartozó backend végpontjai</w:t>
+      </w:r>
+      <w:r>
+        <w:rPr>
+          <w:noProof/>
+        </w:rPr>
+        <w:t xml:space="preserve"> (Raktár)</w:t>
+      </w:r>
+      <w:r>
+        <w:rPr>
+          <w:noProof/>
+        </w:rPr>
+        <w:t>.</w:t>
+      </w:r>
+    </w:p>
+    <w:tbl>
+      <w:tblPr>
+        <w:tblW w:w="0" w:type="auto"/>
+        <w:tblCellSpacing w:w="15" w:type="dxa"/>
+        <w:tblBorders>
+          <w:top w:val="single" w:sz="4" w:space="0" w:color="auto"/>
+          <w:left w:val="single" w:sz="4" w:space="0" w:color="auto"/>
+          <w:bottom w:val="single" w:sz="4" w:space="0" w:color="auto"/>
+          <w:right w:val="single" w:sz="4" w:space="0" w:color="auto"/>
+          <w:insideH w:val="single" w:sz="4" w:space="0" w:color="auto"/>
+          <w:insideV w:val="single" w:sz="4" w:space="0" w:color="auto"/>
+        </w:tblBorders>
+        <w:tblLayout w:type="fixed"/>
+        <w:tblCellMar>
+          <w:top w:w="15" w:type="dxa"/>
+          <w:left w:w="15" w:type="dxa"/>
+          <w:bottom w:w="15" w:type="dxa"/>
+          <w:right w:w="15" w:type="dxa"/>
+        </w:tblCellMar>
+        <w:tblLook w:val="04A0" w:firstRow="1" w:lastRow="0" w:firstColumn="1" w:lastColumn="0" w:noHBand="0" w:noVBand="1"/>
+      </w:tblPr>
+      <w:tblGrid>
+        <w:gridCol w:w="3114"/>
+        <w:gridCol w:w="850"/>
+        <w:gridCol w:w="1853"/>
+        <w:gridCol w:w="1408"/>
+        <w:gridCol w:w="1837"/>
+      </w:tblGrid>
+      <w:tr>
+        <w:trPr>
+          <w:tblHeader/>
+          <w:tblCellSpacing w:w="15" w:type="dxa"/>
+        </w:trPr>
+        <w:tc>
+          <w:tcPr>
+            <w:tcW w:w="3069" w:type="dxa"/>
+            <w:vAlign w:val="center"/>
+            <w:hideMark/>
+          </w:tcPr>
+          <w:p>
+            <w:pPr>
+              <w:jc w:val="center"/>
+              <w:rPr>
+                <w:b/>
+                <w:bCs/>
+              </w:rPr>
+            </w:pPr>
+            <w:r>
+              <w:rPr>
+                <w:b/>
+                <w:bCs/>
+              </w:rPr>
+              <w:t>Végpont</w:t>
+            </w:r>
+          </w:p>
+        </w:tc>
+        <w:tc>
+          <w:tcPr>
+            <w:tcW w:w="820" w:type="dxa"/>
+            <w:vAlign w:val="center"/>
+            <w:hideMark/>
+          </w:tcPr>
+          <w:p>
+            <w:pPr>
+              <w:jc w:val="center"/>
+              <w:rPr>
+                <w:b/>
+                <w:bCs/>
+              </w:rPr>
+            </w:pPr>
+            <w:proofErr w:type="spellStart"/>
+            <w:r>
+              <w:rPr>
+                <w:b/>
+                <w:bCs/>
+              </w:rPr>
+              <w:t>Method</w:t>
+            </w:r>
+            <w:proofErr w:type="spellEnd"/>
+          </w:p>
+        </w:tc>
+        <w:tc>
+          <w:tcPr>
+            <w:tcW w:w="1823" w:type="dxa"/>
+            <w:vAlign w:val="center"/>
+            <w:hideMark/>
+          </w:tcPr>
+          <w:p>
+            <w:pPr>
+              <w:jc w:val="center"/>
+              <w:rPr>
+                <w:b/>
+                <w:bCs/>
+              </w:rPr>
+            </w:pPr>
+            <w:r>
+              <w:rPr>
+                <w:b/>
+                <w:bCs/>
+              </w:rPr>
+              <w:t>Leírás</w:t>
+            </w:r>
+          </w:p>
+        </w:tc>
+        <w:tc>
+          <w:tcPr>
+            <w:tcW w:w="1378" w:type="dxa"/>
+            <w:vAlign w:val="center"/>
+            <w:hideMark/>
+          </w:tcPr>
+          <w:p>
+            <w:pPr>
+              <w:jc w:val="center"/>
+              <w:rPr>
+                <w:b/>
+                <w:bCs/>
+              </w:rPr>
+            </w:pPr>
+            <w:r>
+              <w:rPr>
+                <w:b/>
+                <w:bCs/>
+              </w:rPr>
+              <w:t>Bemenet</w:t>
+            </w:r>
+          </w:p>
+        </w:tc>
+        <w:tc>
+          <w:tcPr>
+            <w:tcW w:w="1792" w:type="dxa"/>
+            <w:vAlign w:val="center"/>
+            <w:hideMark/>
+          </w:tcPr>
+          <w:p>
+            <w:pPr>
+              <w:jc w:val="center"/>
+              <w:rPr>
+                <w:b/>
+                <w:bCs/>
+              </w:rPr>
+            </w:pPr>
+            <w:r>
+              <w:rPr>
+                <w:b/>
+                <w:bCs/>
+              </w:rPr>
+              <w:t>Kimenet</w:t>
+            </w:r>
+          </w:p>
         </w:tc>
       </w:tr>
       <w:tr>
@@ -6055,41 +6398,50 @@
         </w:trPr>
         <w:tc>
           <w:tcPr>
-            <w:tcW w:w="0" w:type="auto"/>
-            <w:vAlign w:val="center"/>
-          </w:tcPr>
-          <w:p>
-            <w:pPr>
-              <w:rPr>
-                <w:rStyle w:val="HTML-kd"/>
-                <w:rFonts w:eastAsiaTheme="minorHAnsi"/>
-              </w:rPr>
-            </w:pPr>
-            <w:r>
+            <w:tcW w:w="3069" w:type="dxa"/>
+            <w:vAlign w:val="center"/>
+            <w:hideMark/>
+          </w:tcPr>
+          <w:p>
+            <w:r>
+              <w:rPr>
+                <w:rStyle w:val="HTML-kd"/>
+                <w:rFonts w:eastAsiaTheme="minorHAnsi"/>
+              </w:rPr>
               <w:t>/</w:t>
             </w:r>
             <w:proofErr w:type="spellStart"/>
             <w:r>
+              <w:rPr>
+                <w:rStyle w:val="HTML-kd"/>
+                <w:rFonts w:eastAsiaTheme="minorHAnsi"/>
+              </w:rPr>
               <w:t>konyvek</w:t>
             </w:r>
             <w:proofErr w:type="spellEnd"/>
             <w:r>
+              <w:rPr>
+                <w:rStyle w:val="HTML-kd"/>
+                <w:rFonts w:eastAsiaTheme="minorHAnsi"/>
+              </w:rPr>
               <w:t>/</w:t>
             </w:r>
             <w:proofErr w:type="spellStart"/>
             <w:r>
-              <w:t>search?kat</w:t>
-            </w:r>
-            <w:proofErr w:type="spellEnd"/>
-            <w:r>
-              <w:t>=’’</w:t>
-            </w:r>
-          </w:p>
-        </w:tc>
-        <w:tc>
-          <w:tcPr>
-            <w:tcW w:w="0" w:type="auto"/>
-            <w:vAlign w:val="center"/>
+              <w:rPr>
+                <w:rStyle w:val="HTML-kd"/>
+                <w:rFonts w:eastAsiaTheme="minorHAnsi"/>
+              </w:rPr>
+              <w:t>adminmodosit</w:t>
+            </w:r>
+            <w:proofErr w:type="spellEnd"/>
+          </w:p>
+        </w:tc>
+        <w:tc>
+          <w:tcPr>
+            <w:tcW w:w="820" w:type="dxa"/>
+            <w:vAlign w:val="center"/>
+            <w:hideMark/>
           </w:tcPr>
           <w:p>
             <w:r>
@@ -6099,28 +6451,150 @@
         </w:tc>
         <w:tc>
           <w:tcPr>
-            <w:tcW w:w="0" w:type="auto"/>
-            <w:vAlign w:val="center"/>
-          </w:tcPr>
-          <w:p>
-            <w:r>
-              <w:t xml:space="preserve">A kategóriák alapján szűr. </w:t>
-            </w:r>
-          </w:p>
-        </w:tc>
-        <w:tc>
-          <w:tcPr>
-            <w:tcW w:w="0" w:type="auto"/>
-            <w:vAlign w:val="center"/>
-          </w:tcPr>
-          <w:p/>
-        </w:tc>
-        <w:tc>
-          <w:tcPr>
-            <w:tcW w:w="0" w:type="auto"/>
-            <w:vAlign w:val="center"/>
-          </w:tcPr>
-          <w:p/>
+            <w:tcW w:w="1823" w:type="dxa"/>
+            <w:vAlign w:val="center"/>
+            <w:hideMark/>
+          </w:tcPr>
+          <w:p>
+            <w:r>
+              <w:t>Az összes rendelést kiadja.</w:t>
+            </w:r>
+          </w:p>
+        </w:tc>
+        <w:tc>
+          <w:tcPr>
+            <w:tcW w:w="1378" w:type="dxa"/>
+            <w:vAlign w:val="center"/>
+            <w:hideMark/>
+          </w:tcPr>
+          <w:p>
+            <w:proofErr w:type="spellStart"/>
+            <w:r>
+              <w:t>email,token</w:t>
+            </w:r>
+            <w:proofErr w:type="spellEnd"/>
+          </w:p>
+        </w:tc>
+        <w:tc>
+          <w:tcPr>
+            <w:tcW w:w="1792" w:type="dxa"/>
+            <w:vAlign w:val="center"/>
+            <w:hideMark/>
+          </w:tcPr>
+          <w:p>
+            <w:r>
+              <w:t xml:space="preserve">Az összes rendelést kiadja. </w:t>
+            </w:r>
+          </w:p>
+        </w:tc>
+      </w:tr>
+      <w:tr>
+        <w:trPr>
+          <w:trHeight w:val="911"/>
+          <w:tblCellSpacing w:w="15" w:type="dxa"/>
+        </w:trPr>
+        <w:tc>
+          <w:tcPr>
+            <w:tcW w:w="3069" w:type="dxa"/>
+            <w:vAlign w:val="center"/>
+          </w:tcPr>
+          <w:p>
+            <w:pPr>
+              <w:rPr>
+                <w:rStyle w:val="HTML-kd"/>
+                <w:rFonts w:eastAsiaTheme="minorHAnsi"/>
+              </w:rPr>
+            </w:pPr>
+            <w:r>
+              <w:rPr>
+                <w:rStyle w:val="HTML-kd"/>
+                <w:rFonts w:eastAsiaTheme="minorHAnsi"/>
+              </w:rPr>
+              <w:t>/</w:t>
+            </w:r>
+            <w:proofErr w:type="spellStart"/>
+            <w:r>
+              <w:rPr>
+                <w:rStyle w:val="HTML-kd"/>
+                <w:rFonts w:eastAsiaTheme="minorHAnsi"/>
+              </w:rPr>
+              <w:t>konyvek</w:t>
+            </w:r>
+            <w:proofErr w:type="spellEnd"/>
+            <w:r>
+              <w:rPr>
+                <w:rStyle w:val="HTML-kd"/>
+                <w:rFonts w:eastAsiaTheme="minorHAnsi"/>
+              </w:rPr>
+              <w:t>/</w:t>
+            </w:r>
+            <w:proofErr w:type="spellStart"/>
+            <w:r>
+              <w:rPr>
+                <w:rStyle w:val="HTML-kd"/>
+                <w:rFonts w:eastAsiaTheme="minorHAnsi"/>
+              </w:rPr>
+              <w:t>rendeles_statusz_modositas</w:t>
+            </w:r>
+            <w:proofErr w:type="spellEnd"/>
+          </w:p>
+        </w:tc>
+        <w:tc>
+          <w:tcPr>
+            <w:tcW w:w="820" w:type="dxa"/>
+            <w:vAlign w:val="center"/>
+          </w:tcPr>
+          <w:p>
+            <w:r>
+              <w:t>PUT</w:t>
+            </w:r>
+          </w:p>
+        </w:tc>
+        <w:tc>
+          <w:tcPr>
+            <w:tcW w:w="1823" w:type="dxa"/>
+            <w:vAlign w:val="center"/>
+          </w:tcPr>
+          <w:p>
+            <w:r>
+              <w:t>A rendelések státuszát lehet vele változtatni</w:t>
+            </w:r>
+          </w:p>
+        </w:tc>
+        <w:tc>
+          <w:tcPr>
+            <w:tcW w:w="1378" w:type="dxa"/>
+            <w:vAlign w:val="center"/>
+          </w:tcPr>
+          <w:p>
+            <w:r>
+              <w:t xml:space="preserve">email </w:t>
+            </w:r>
+            <w:proofErr w:type="spellStart"/>
+            <w:r>
+              <w:t>token</w:t>
+            </w:r>
+            <w:proofErr w:type="spellEnd"/>
+            <w:r>
+              <w:t xml:space="preserve"> </w:t>
+            </w:r>
+            <w:proofErr w:type="spellStart"/>
+            <w:r>
+              <w:t>statusz,szamlaszam</w:t>
+            </w:r>
+            <w:proofErr w:type="spellEnd"/>
+          </w:p>
+        </w:tc>
+        <w:tc>
+          <w:tcPr>
+            <w:tcW w:w="1792" w:type="dxa"/>
+            <w:vAlign w:val="center"/>
+          </w:tcPr>
+          <w:p>
+            <w:r>
+              <w:t>A kiválasztott rendelést megváltoztatja.</w:t>
+            </w:r>
+          </w:p>
         </w:tc>
       </w:tr>
       <w:tr>
@@ -6129,72 +6603,292 @@
         </w:trPr>
         <w:tc>
           <w:tcPr>
-            <w:tcW w:w="0" w:type="auto"/>
-            <w:vAlign w:val="center"/>
-          </w:tcPr>
-          <w:p>
-            <w:pPr>
-              <w:rPr>
-                <w:rStyle w:val="HTML-kd"/>
-                <w:rFonts w:eastAsiaTheme="minorHAnsi"/>
-              </w:rPr>
-            </w:pPr>
-            <w:r>
+            <w:tcW w:w="3069" w:type="dxa"/>
+            <w:vAlign w:val="center"/>
+          </w:tcPr>
+          <w:p>
+            <w:pPr>
+              <w:rPr>
+                <w:rStyle w:val="HTML-kd"/>
+                <w:rFonts w:eastAsiaTheme="minorHAnsi"/>
+              </w:rPr>
+            </w:pPr>
+            <w:r>
+              <w:rPr>
+                <w:rStyle w:val="HTML-kd"/>
+                <w:rFonts w:eastAsiaTheme="minorHAnsi"/>
+              </w:rPr>
               <w:t>/</w:t>
             </w:r>
             <w:proofErr w:type="spellStart"/>
             <w:r>
+              <w:rPr>
+                <w:rStyle w:val="HTML-kd"/>
+                <w:rFonts w:eastAsiaTheme="minorHAnsi"/>
+              </w:rPr>
               <w:t>konyvek</w:t>
             </w:r>
             <w:proofErr w:type="spellEnd"/>
             <w:r>
+              <w:rPr>
+                <w:rStyle w:val="HTML-kd"/>
+                <w:rFonts w:eastAsiaTheme="minorHAnsi"/>
+              </w:rPr>
               <w:t>/</w:t>
             </w:r>
             <w:proofErr w:type="spellStart"/>
             <w:r>
-              <w:t>search?kiado</w:t>
-            </w:r>
-            <w:proofErr w:type="spellEnd"/>
-            <w:r>
-              <w:t>=’’</w:t>
-            </w:r>
-          </w:p>
-        </w:tc>
-        <w:tc>
-          <w:tcPr>
-            <w:tcW w:w="0" w:type="auto"/>
-            <w:vAlign w:val="center"/>
-          </w:tcPr>
-          <w:p>
-            <w:r>
-              <w:t>GET</w:t>
-            </w:r>
-          </w:p>
-        </w:tc>
-        <w:tc>
-          <w:tcPr>
-            <w:tcW w:w="0" w:type="auto"/>
-            <w:vAlign w:val="center"/>
-          </w:tcPr>
-          <w:p>
-            <w:r>
-              <w:t xml:space="preserve">A kiadó alapján szűr. </w:t>
-            </w:r>
-          </w:p>
-        </w:tc>
-        <w:tc>
-          <w:tcPr>
-            <w:tcW w:w="0" w:type="auto"/>
-            <w:vAlign w:val="center"/>
-          </w:tcPr>
-          <w:p/>
-        </w:tc>
-        <w:tc>
-          <w:tcPr>
-            <w:tcW w:w="0" w:type="auto"/>
-            <w:vAlign w:val="center"/>
-          </w:tcPr>
-          <w:p/>
+              <w:rPr>
+                <w:rStyle w:val="HTML-kd"/>
+                <w:rFonts w:eastAsiaTheme="minorHAnsi"/>
+              </w:rPr>
+              <w:t>raktar_modosit</w:t>
+            </w:r>
+            <w:proofErr w:type="spellEnd"/>
+          </w:p>
+        </w:tc>
+        <w:tc>
+          <w:tcPr>
+            <w:tcW w:w="820" w:type="dxa"/>
+            <w:vAlign w:val="center"/>
+          </w:tcPr>
+          <w:p>
+            <w:r>
+              <w:t>PU</w:t>
+            </w:r>
+            <w:r>
+              <w:t>T</w:t>
+            </w:r>
+          </w:p>
+        </w:tc>
+        <w:tc>
+          <w:tcPr>
+            <w:tcW w:w="1823" w:type="dxa"/>
+            <w:vAlign w:val="center"/>
+          </w:tcPr>
+          <w:p>
+            <w:r>
+              <w:t>A raktárban található mennyiséget változtathatjuk.</w:t>
+            </w:r>
+          </w:p>
+        </w:tc>
+        <w:tc>
+          <w:tcPr>
+            <w:tcW w:w="1378" w:type="dxa"/>
+            <w:vAlign w:val="center"/>
+          </w:tcPr>
+          <w:p>
+            <w:r>
+              <w:t xml:space="preserve">email </w:t>
+            </w:r>
+            <w:proofErr w:type="spellStart"/>
+            <w:r>
+              <w:t>token</w:t>
+            </w:r>
+            <w:proofErr w:type="spellEnd"/>
+            <w:r>
+              <w:t xml:space="preserve"> ISBN </w:t>
+            </w:r>
+            <w:proofErr w:type="spellStart"/>
+            <w:r>
+              <w:t>raktar</w:t>
+            </w:r>
+            <w:proofErr w:type="spellEnd"/>
+          </w:p>
+        </w:tc>
+        <w:tc>
+          <w:tcPr>
+            <w:tcW w:w="1792" w:type="dxa"/>
+            <w:vAlign w:val="center"/>
+          </w:tcPr>
+          <w:p>
+            <w:r>
+              <w:t>Az adott termék raktáron lévő mezője megváltozik.</w:t>
+            </w:r>
+          </w:p>
+        </w:tc>
+      </w:tr>
+    </w:tbl>
+    <w:p>
+      <w:pPr>
+        <w:rPr>
+          <w:noProof/>
+        </w:rPr>
+      </w:pPr>
+      <w:r>
+        <w:rPr>
+          <w:noProof/>
+        </w:rPr>
+        <w:br/>
+      </w:r>
+      <w:r>
+        <w:rPr>
+          <w:noProof/>
+        </w:rPr>
+        <w:t>Az oldal admin felülethez tartozó backend végpontjai (</w:t>
+      </w:r>
+      <w:r>
+        <w:rPr>
+          <w:noProof/>
+        </w:rPr>
+        <w:t>Felhasználó</w:t>
+      </w:r>
+      <w:r>
+        <w:rPr>
+          <w:noProof/>
+        </w:rPr>
+        <w:t>).</w:t>
+      </w:r>
+    </w:p>
+    <w:tbl>
+      <w:tblPr>
+        <w:tblW w:w="0" w:type="auto"/>
+        <w:tblCellSpacing w:w="15" w:type="dxa"/>
+        <w:tblBorders>
+          <w:top w:val="single" w:sz="4" w:space="0" w:color="auto"/>
+          <w:left w:val="single" w:sz="4" w:space="0" w:color="auto"/>
+          <w:bottom w:val="single" w:sz="4" w:space="0" w:color="auto"/>
+          <w:right w:val="single" w:sz="4" w:space="0" w:color="auto"/>
+          <w:insideH w:val="single" w:sz="4" w:space="0" w:color="auto"/>
+          <w:insideV w:val="single" w:sz="4" w:space="0" w:color="auto"/>
+        </w:tblBorders>
+        <w:tblLayout w:type="fixed"/>
+        <w:tblCellMar>
+          <w:top w:w="15" w:type="dxa"/>
+          <w:left w:w="15" w:type="dxa"/>
+          <w:bottom w:w="15" w:type="dxa"/>
+          <w:right w:w="15" w:type="dxa"/>
+        </w:tblCellMar>
+        <w:tblLook w:val="04A0" w:firstRow="1" w:lastRow="0" w:firstColumn="1" w:lastColumn="0" w:noHBand="0" w:noVBand="1"/>
+      </w:tblPr>
+      <w:tblGrid>
+        <w:gridCol w:w="3256"/>
+        <w:gridCol w:w="708"/>
+        <w:gridCol w:w="1853"/>
+        <w:gridCol w:w="1408"/>
+        <w:gridCol w:w="1837"/>
+      </w:tblGrid>
+      <w:tr>
+        <w:trPr>
+          <w:tblHeader/>
+          <w:tblCellSpacing w:w="15" w:type="dxa"/>
+        </w:trPr>
+        <w:tc>
+          <w:tcPr>
+            <w:tcW w:w="3211" w:type="dxa"/>
+            <w:vAlign w:val="center"/>
+            <w:hideMark/>
+          </w:tcPr>
+          <w:p>
+            <w:pPr>
+              <w:jc w:val="center"/>
+              <w:rPr>
+                <w:b/>
+                <w:bCs/>
+              </w:rPr>
+            </w:pPr>
+            <w:r>
+              <w:rPr>
+                <w:b/>
+                <w:bCs/>
+              </w:rPr>
+              <w:t>Végpont</w:t>
+            </w:r>
+          </w:p>
+        </w:tc>
+        <w:tc>
+          <w:tcPr>
+            <w:tcW w:w="678" w:type="dxa"/>
+            <w:vAlign w:val="center"/>
+            <w:hideMark/>
+          </w:tcPr>
+          <w:p>
+            <w:pPr>
+              <w:jc w:val="center"/>
+              <w:rPr>
+                <w:b/>
+                <w:bCs/>
+              </w:rPr>
+            </w:pPr>
+            <w:proofErr w:type="spellStart"/>
+            <w:r>
+              <w:rPr>
+                <w:b/>
+                <w:bCs/>
+              </w:rPr>
+              <w:t>Method</w:t>
+            </w:r>
+            <w:proofErr w:type="spellEnd"/>
+          </w:p>
+        </w:tc>
+        <w:tc>
+          <w:tcPr>
+            <w:tcW w:w="1823" w:type="dxa"/>
+            <w:vAlign w:val="center"/>
+            <w:hideMark/>
+          </w:tcPr>
+          <w:p>
+            <w:pPr>
+              <w:jc w:val="center"/>
+              <w:rPr>
+                <w:b/>
+                <w:bCs/>
+              </w:rPr>
+            </w:pPr>
+            <w:r>
+              <w:rPr>
+                <w:b/>
+                <w:bCs/>
+              </w:rPr>
+              <w:t>Leírás</w:t>
+            </w:r>
+          </w:p>
+        </w:tc>
+        <w:tc>
+          <w:tcPr>
+            <w:tcW w:w="1378" w:type="dxa"/>
+            <w:vAlign w:val="center"/>
+            <w:hideMark/>
+          </w:tcPr>
+          <w:p>
+            <w:pPr>
+              <w:jc w:val="center"/>
+              <w:rPr>
+                <w:b/>
+                <w:bCs/>
+              </w:rPr>
+            </w:pPr>
+            <w:r>
+              <w:rPr>
+                <w:b/>
+                <w:bCs/>
+              </w:rPr>
+              <w:t>Bemenet</w:t>
+            </w:r>
+          </w:p>
+        </w:tc>
+        <w:tc>
+          <w:tcPr>
+            <w:tcW w:w="1792" w:type="dxa"/>
+            <w:vAlign w:val="center"/>
+            <w:hideMark/>
+          </w:tcPr>
+          <w:p>
+            <w:pPr>
+              <w:jc w:val="center"/>
+              <w:rPr>
+                <w:b/>
+                <w:bCs/>
+              </w:rPr>
+            </w:pPr>
+            <w:r>
+              <w:rPr>
+                <w:b/>
+                <w:bCs/>
+              </w:rPr>
+              <w:t>Kimenet</w:t>
+            </w:r>
+          </w:p>
         </w:tc>
       </w:tr>
       <w:tr>
@@ -6203,35 +6897,50 @@
         </w:trPr>
         <w:tc>
           <w:tcPr>
-            <w:tcW w:w="0" w:type="auto"/>
-            <w:vAlign w:val="center"/>
-          </w:tcPr>
-          <w:p>
-            <w:r>
+            <w:tcW w:w="3211" w:type="dxa"/>
+            <w:vAlign w:val="center"/>
+            <w:hideMark/>
+          </w:tcPr>
+          <w:p>
+            <w:r>
+              <w:rPr>
+                <w:rStyle w:val="HTML-kd"/>
+                <w:rFonts w:eastAsiaTheme="minorHAnsi"/>
+              </w:rPr>
               <w:t>/</w:t>
             </w:r>
             <w:proofErr w:type="spellStart"/>
             <w:r>
+              <w:rPr>
+                <w:rStyle w:val="HTML-kd"/>
+                <w:rFonts w:eastAsiaTheme="minorHAnsi"/>
+              </w:rPr>
               <w:t>konyvek</w:t>
             </w:r>
             <w:proofErr w:type="spellEnd"/>
             <w:r>
+              <w:rPr>
+                <w:rStyle w:val="HTML-kd"/>
+                <w:rFonts w:eastAsiaTheme="minorHAnsi"/>
+              </w:rPr>
               <w:t>/</w:t>
             </w:r>
             <w:proofErr w:type="spellStart"/>
             <w:r>
-              <w:t>search?cim</w:t>
-            </w:r>
-            <w:proofErr w:type="spellEnd"/>
-            <w:r>
-              <w:t>=’’</w:t>
-            </w:r>
-          </w:p>
-        </w:tc>
-        <w:tc>
-          <w:tcPr>
-            <w:tcW w:w="0" w:type="auto"/>
-            <w:vAlign w:val="center"/>
+              <w:rPr>
+                <w:rStyle w:val="HTML-kd"/>
+                <w:rFonts w:eastAsiaTheme="minorHAnsi"/>
+              </w:rPr>
+              <w:t>adminuser</w:t>
+            </w:r>
+            <w:proofErr w:type="spellEnd"/>
+          </w:p>
+        </w:tc>
+        <w:tc>
+          <w:tcPr>
+            <w:tcW w:w="678" w:type="dxa"/>
+            <w:vAlign w:val="center"/>
+            <w:hideMark/>
           </w:tcPr>
           <w:p>
             <w:r>
@@ -6241,34 +6950,829 @@
         </w:tc>
         <w:tc>
           <w:tcPr>
-            <w:tcW w:w="0" w:type="auto"/>
-            <w:vAlign w:val="center"/>
-          </w:tcPr>
-          <w:p>
-            <w:r>
-              <w:t xml:space="preserve"> A cím alapján szűr. </w:t>
-            </w:r>
-          </w:p>
-        </w:tc>
-        <w:tc>
-          <w:tcPr>
-            <w:tcW w:w="0" w:type="auto"/>
-            <w:vAlign w:val="center"/>
-          </w:tcPr>
-          <w:p/>
-        </w:tc>
-        <w:tc>
-          <w:tcPr>
-            <w:tcW w:w="0" w:type="auto"/>
-            <w:vAlign w:val="center"/>
-          </w:tcPr>
-          <w:p/>
+            <w:tcW w:w="1823" w:type="dxa"/>
+            <w:vAlign w:val="center"/>
+            <w:hideMark/>
+          </w:tcPr>
+          <w:p>
+            <w:r>
+              <w:t>Az összes felhasználót kiadja.</w:t>
+            </w:r>
+          </w:p>
+        </w:tc>
+        <w:tc>
+          <w:tcPr>
+            <w:tcW w:w="1378" w:type="dxa"/>
+            <w:vAlign w:val="center"/>
+            <w:hideMark/>
+          </w:tcPr>
+          <w:p>
+            <w:proofErr w:type="spellStart"/>
+            <w:r>
+              <w:t>email,token</w:t>
+            </w:r>
+            <w:proofErr w:type="spellEnd"/>
+          </w:p>
+        </w:tc>
+        <w:tc>
+          <w:tcPr>
+            <w:tcW w:w="1792" w:type="dxa"/>
+            <w:vAlign w:val="center"/>
+            <w:hideMark/>
+          </w:tcPr>
+          <w:p>
+            <w:r>
+              <w:t>Az összes felhasználó adatai.</w:t>
+            </w:r>
+          </w:p>
+        </w:tc>
+      </w:tr>
+      <w:tr>
+        <w:trPr>
+          <w:trHeight w:val="911"/>
+          <w:tblCellSpacing w:w="15" w:type="dxa"/>
+        </w:trPr>
+        <w:tc>
+          <w:tcPr>
+            <w:tcW w:w="3211" w:type="dxa"/>
+            <w:vAlign w:val="center"/>
+          </w:tcPr>
+          <w:p>
+            <w:pPr>
+              <w:rPr>
+                <w:rStyle w:val="HTML-kd"/>
+                <w:rFonts w:eastAsiaTheme="minorHAnsi"/>
+              </w:rPr>
+            </w:pPr>
+            <w:r>
+              <w:rPr>
+                <w:rStyle w:val="HTML-kd"/>
+                <w:rFonts w:eastAsiaTheme="minorHAnsi"/>
+              </w:rPr>
+              <w:t>/</w:t>
+            </w:r>
+            <w:proofErr w:type="spellStart"/>
+            <w:r>
+              <w:rPr>
+                <w:rStyle w:val="HTML-kd"/>
+                <w:rFonts w:eastAsiaTheme="minorHAnsi"/>
+              </w:rPr>
+              <w:t>konyvek</w:t>
+            </w:r>
+            <w:proofErr w:type="spellEnd"/>
+            <w:r>
+              <w:rPr>
+                <w:rStyle w:val="HTML-kd"/>
+                <w:rFonts w:eastAsiaTheme="minorHAnsi"/>
+              </w:rPr>
+              <w:t>/</w:t>
+            </w:r>
+            <w:proofErr w:type="spellStart"/>
+            <w:r>
+              <w:rPr>
+                <w:rStyle w:val="HTML-kd"/>
+                <w:rFonts w:eastAsiaTheme="minorHAnsi"/>
+              </w:rPr>
+              <w:t>adminuserdelete</w:t>
+            </w:r>
+            <w:proofErr w:type="spellEnd"/>
+          </w:p>
+        </w:tc>
+        <w:tc>
+          <w:tcPr>
+            <w:tcW w:w="678" w:type="dxa"/>
+            <w:vAlign w:val="center"/>
+          </w:tcPr>
+          <w:p>
+            <w:r>
+              <w:t>PUT</w:t>
+            </w:r>
+          </w:p>
+        </w:tc>
+        <w:tc>
+          <w:tcPr>
+            <w:tcW w:w="1823" w:type="dxa"/>
+            <w:vAlign w:val="center"/>
+          </w:tcPr>
+          <w:p>
+            <w:r>
+              <w:t xml:space="preserve">A </w:t>
+            </w:r>
+            <w:r>
+              <w:t xml:space="preserve">kiválasztott felhasználót törli. </w:t>
+            </w:r>
+          </w:p>
+        </w:tc>
+        <w:tc>
+          <w:tcPr>
+            <w:tcW w:w="1378" w:type="dxa"/>
+            <w:vAlign w:val="center"/>
+          </w:tcPr>
+          <w:p>
+            <w:r>
+              <w:t xml:space="preserve">email </w:t>
+            </w:r>
+            <w:proofErr w:type="spellStart"/>
+            <w:r>
+              <w:t>token</w:t>
+            </w:r>
+            <w:proofErr w:type="spellEnd"/>
+            <w:r>
+              <w:t>,</w:t>
+            </w:r>
+            <w:r>
+              <w:t xml:space="preserve"> </w:t>
+            </w:r>
+            <w:proofErr w:type="spellStart"/>
+            <w:r>
+              <w:t>felhasznalo_email</w:t>
+            </w:r>
+            <w:proofErr w:type="spellEnd"/>
+          </w:p>
+        </w:tc>
+        <w:tc>
+          <w:tcPr>
+            <w:tcW w:w="1792" w:type="dxa"/>
+            <w:vAlign w:val="center"/>
+          </w:tcPr>
+          <w:p>
+            <w:r>
+              <w:t xml:space="preserve">A kiválasztott </w:t>
+            </w:r>
+            <w:r>
+              <w:t>felhasználó nevét, lakcímét, adószámát, jelszavát és jogosultságát TÖRÖLT-re állítja.</w:t>
+            </w:r>
+          </w:p>
+        </w:tc>
+      </w:tr>
+      <w:tr>
+        <w:trPr>
+          <w:tblCellSpacing w:w="15" w:type="dxa"/>
+        </w:trPr>
+        <w:tc>
+          <w:tcPr>
+            <w:tcW w:w="3211" w:type="dxa"/>
+            <w:vAlign w:val="center"/>
+          </w:tcPr>
+          <w:p>
+            <w:pPr>
+              <w:rPr>
+                <w:rStyle w:val="HTML-kd"/>
+                <w:rFonts w:eastAsiaTheme="minorHAnsi"/>
+              </w:rPr>
+            </w:pPr>
+            <w:r>
+              <w:rPr>
+                <w:rStyle w:val="HTML-kd"/>
+                <w:rFonts w:eastAsiaTheme="minorHAnsi"/>
+              </w:rPr>
+              <w:t>/</w:t>
+            </w:r>
+            <w:proofErr w:type="spellStart"/>
+            <w:r>
+              <w:rPr>
+                <w:rStyle w:val="HTML-kd"/>
+                <w:rFonts w:eastAsiaTheme="minorHAnsi"/>
+              </w:rPr>
+              <w:t>konyvek</w:t>
+            </w:r>
+            <w:proofErr w:type="spellEnd"/>
+            <w:r>
+              <w:rPr>
+                <w:rStyle w:val="HTML-kd"/>
+                <w:rFonts w:eastAsiaTheme="minorHAnsi"/>
+              </w:rPr>
+              <w:t>/</w:t>
+            </w:r>
+            <w:proofErr w:type="spellStart"/>
+            <w:r>
+              <w:rPr>
+                <w:rStyle w:val="HTML-kd"/>
+                <w:rFonts w:eastAsiaTheme="minorHAnsi"/>
+              </w:rPr>
+              <w:t>updatejogosultsag</w:t>
+            </w:r>
+            <w:proofErr w:type="spellEnd"/>
+          </w:p>
+        </w:tc>
+        <w:tc>
+          <w:tcPr>
+            <w:tcW w:w="678" w:type="dxa"/>
+            <w:vAlign w:val="center"/>
+          </w:tcPr>
+          <w:p>
+            <w:r>
+              <w:t>PUT</w:t>
+            </w:r>
+          </w:p>
+        </w:tc>
+        <w:tc>
+          <w:tcPr>
+            <w:tcW w:w="1823" w:type="dxa"/>
+            <w:vAlign w:val="center"/>
+          </w:tcPr>
+          <w:p>
+            <w:r>
+              <w:t xml:space="preserve">A </w:t>
+            </w:r>
+            <w:r>
+              <w:t>kiválasztott felhasználó jogosultságát megváltoztatja.</w:t>
+            </w:r>
+          </w:p>
+        </w:tc>
+        <w:tc>
+          <w:tcPr>
+            <w:tcW w:w="1378" w:type="dxa"/>
+            <w:vAlign w:val="center"/>
+          </w:tcPr>
+          <w:p>
+            <w:r>
+              <w:t>email</w:t>
+            </w:r>
+            <w:r>
+              <w:t>,</w:t>
+            </w:r>
+            <w:r>
+              <w:t xml:space="preserve"> </w:t>
+            </w:r>
+            <w:proofErr w:type="spellStart"/>
+            <w:r>
+              <w:t>token</w:t>
+            </w:r>
+            <w:proofErr w:type="spellEnd"/>
+            <w:r>
+              <w:t xml:space="preserve">, </w:t>
+            </w:r>
+            <w:proofErr w:type="spellStart"/>
+            <w:r>
+              <w:t>felhasznalo_email</w:t>
+            </w:r>
+            <w:proofErr w:type="spellEnd"/>
+            <w:r>
+              <w:t xml:space="preserve">, </w:t>
+            </w:r>
+            <w:proofErr w:type="spellStart"/>
+            <w:r>
+              <w:t>jogosultsag</w:t>
+            </w:r>
+            <w:proofErr w:type="spellEnd"/>
+            <w:r>
+              <w:t xml:space="preserve"> </w:t>
+            </w:r>
+          </w:p>
+        </w:tc>
+        <w:tc>
+          <w:tcPr>
+            <w:tcW w:w="1792" w:type="dxa"/>
+            <w:vAlign w:val="center"/>
+          </w:tcPr>
+          <w:p>
+            <w:r>
+              <w:t xml:space="preserve">A kiválasztott felhasználó jogosultsága megváltozik. </w:t>
+            </w:r>
+          </w:p>
         </w:tc>
       </w:tr>
     </w:tbl>
-    <w:p/>
-    <w:p/>
-    <w:p/>
+    <w:p>
+      <w:pPr>
+        <w:rPr>
+          <w:noProof/>
+        </w:rPr>
+      </w:pPr>
+    </w:p>
+    <w:p>
+      <w:pPr>
+        <w:rPr>
+          <w:noProof/>
+        </w:rPr>
+      </w:pPr>
+      <w:r>
+        <w:rPr>
+          <w:noProof/>
+        </w:rPr>
+        <w:t>Az oldal admin felülethez tartozó backend végpontjai (Felhasználó).</w:t>
+      </w:r>
+      <w:r>
+        <w:rPr>
+          <w:noProof/>
+        </w:rPr>
+        <w:br/>
+      </w:r>
+    </w:p>
+    <w:p>
+      <w:pPr>
+        <w:rPr>
+          <w:noProof/>
+        </w:rPr>
+      </w:pPr>
+    </w:p>
+    <w:tbl>
+      <w:tblPr>
+        <w:tblW w:w="0" w:type="auto"/>
+        <w:tblCellSpacing w:w="15" w:type="dxa"/>
+        <w:tblBorders>
+          <w:top w:val="single" w:sz="4" w:space="0" w:color="auto"/>
+          <w:left w:val="single" w:sz="4" w:space="0" w:color="auto"/>
+          <w:bottom w:val="single" w:sz="4" w:space="0" w:color="auto"/>
+          <w:right w:val="single" w:sz="4" w:space="0" w:color="auto"/>
+          <w:insideH w:val="single" w:sz="4" w:space="0" w:color="auto"/>
+          <w:insideV w:val="single" w:sz="4" w:space="0" w:color="auto"/>
+        </w:tblBorders>
+        <w:tblLayout w:type="fixed"/>
+        <w:tblCellMar>
+          <w:top w:w="15" w:type="dxa"/>
+          <w:left w:w="15" w:type="dxa"/>
+          <w:bottom w:w="15" w:type="dxa"/>
+          <w:right w:w="15" w:type="dxa"/>
+        </w:tblCellMar>
+        <w:tblLook w:val="04A0" w:firstRow="1" w:lastRow="0" w:firstColumn="1" w:lastColumn="0" w:noHBand="0" w:noVBand="1"/>
+      </w:tblPr>
+      <w:tblGrid>
+        <w:gridCol w:w="3256"/>
+        <w:gridCol w:w="708"/>
+        <w:gridCol w:w="1853"/>
+        <w:gridCol w:w="1408"/>
+        <w:gridCol w:w="1837"/>
+      </w:tblGrid>
+      <w:tr>
+        <w:trPr>
+          <w:tblHeader/>
+          <w:tblCellSpacing w:w="15" w:type="dxa"/>
+        </w:trPr>
+        <w:tc>
+          <w:tcPr>
+            <w:tcW w:w="3211" w:type="dxa"/>
+            <w:vAlign w:val="center"/>
+            <w:hideMark/>
+          </w:tcPr>
+          <w:p>
+            <w:pPr>
+              <w:jc w:val="center"/>
+              <w:rPr>
+                <w:b/>
+                <w:bCs/>
+              </w:rPr>
+            </w:pPr>
+            <w:r>
+              <w:rPr>
+                <w:b/>
+                <w:bCs/>
+              </w:rPr>
+              <w:lastRenderedPageBreak/>
+              <w:t>Végpont</w:t>
+            </w:r>
+          </w:p>
+        </w:tc>
+        <w:tc>
+          <w:tcPr>
+            <w:tcW w:w="678" w:type="dxa"/>
+            <w:vAlign w:val="center"/>
+            <w:hideMark/>
+          </w:tcPr>
+          <w:p>
+            <w:pPr>
+              <w:jc w:val="center"/>
+              <w:rPr>
+                <w:b/>
+                <w:bCs/>
+              </w:rPr>
+            </w:pPr>
+            <w:proofErr w:type="spellStart"/>
+            <w:r>
+              <w:rPr>
+                <w:b/>
+                <w:bCs/>
+              </w:rPr>
+              <w:t>Method</w:t>
+            </w:r>
+            <w:proofErr w:type="spellEnd"/>
+          </w:p>
+        </w:tc>
+        <w:tc>
+          <w:tcPr>
+            <w:tcW w:w="1823" w:type="dxa"/>
+            <w:vAlign w:val="center"/>
+            <w:hideMark/>
+          </w:tcPr>
+          <w:p>
+            <w:pPr>
+              <w:jc w:val="center"/>
+              <w:rPr>
+                <w:b/>
+                <w:bCs/>
+              </w:rPr>
+            </w:pPr>
+            <w:r>
+              <w:rPr>
+                <w:b/>
+                <w:bCs/>
+              </w:rPr>
+              <w:t>Leírás</w:t>
+            </w:r>
+          </w:p>
+        </w:tc>
+        <w:tc>
+          <w:tcPr>
+            <w:tcW w:w="1378" w:type="dxa"/>
+            <w:vAlign w:val="center"/>
+            <w:hideMark/>
+          </w:tcPr>
+          <w:p>
+            <w:pPr>
+              <w:jc w:val="center"/>
+              <w:rPr>
+                <w:b/>
+                <w:bCs/>
+              </w:rPr>
+            </w:pPr>
+            <w:r>
+              <w:rPr>
+                <w:b/>
+                <w:bCs/>
+              </w:rPr>
+              <w:t>Bemenet</w:t>
+            </w:r>
+          </w:p>
+        </w:tc>
+        <w:tc>
+          <w:tcPr>
+            <w:tcW w:w="1792" w:type="dxa"/>
+            <w:vAlign w:val="center"/>
+            <w:hideMark/>
+          </w:tcPr>
+          <w:p>
+            <w:pPr>
+              <w:jc w:val="center"/>
+              <w:rPr>
+                <w:b/>
+                <w:bCs/>
+              </w:rPr>
+            </w:pPr>
+            <w:r>
+              <w:rPr>
+                <w:b/>
+                <w:bCs/>
+              </w:rPr>
+              <w:t>Kimenet</w:t>
+            </w:r>
+          </w:p>
+        </w:tc>
+      </w:tr>
+      <w:tr>
+        <w:trPr>
+          <w:tblCellSpacing w:w="15" w:type="dxa"/>
+        </w:trPr>
+        <w:tc>
+          <w:tcPr>
+            <w:tcW w:w="3211" w:type="dxa"/>
+            <w:vAlign w:val="center"/>
+            <w:hideMark/>
+          </w:tcPr>
+          <w:p>
+            <w:r>
+              <w:rPr>
+                <w:rStyle w:val="HTML-kd"/>
+                <w:rFonts w:eastAsiaTheme="minorHAnsi"/>
+              </w:rPr>
+              <w:t>/</w:t>
+            </w:r>
+            <w:proofErr w:type="spellStart"/>
+            <w:r>
+              <w:rPr>
+                <w:rStyle w:val="HTML-kd"/>
+                <w:rFonts w:eastAsiaTheme="minorHAnsi"/>
+              </w:rPr>
+              <w:t>konyvek</w:t>
+            </w:r>
+            <w:proofErr w:type="spellEnd"/>
+            <w:r>
+              <w:rPr>
+                <w:rStyle w:val="HTML-kd"/>
+                <w:rFonts w:eastAsiaTheme="minorHAnsi"/>
+              </w:rPr>
+              <w:t>/</w:t>
+            </w:r>
+            <w:proofErr w:type="spellStart"/>
+            <w:r>
+              <w:rPr>
+                <w:rStyle w:val="HTML-kd"/>
+                <w:rFonts w:eastAsiaTheme="minorHAnsi"/>
+              </w:rPr>
+              <w:t>adminosszeskonyv</w:t>
+            </w:r>
+            <w:proofErr w:type="spellEnd"/>
+          </w:p>
+        </w:tc>
+        <w:tc>
+          <w:tcPr>
+            <w:tcW w:w="678" w:type="dxa"/>
+            <w:vAlign w:val="center"/>
+            <w:hideMark/>
+          </w:tcPr>
+          <w:p>
+            <w:r>
+              <w:t>GET</w:t>
+            </w:r>
+          </w:p>
+        </w:tc>
+        <w:tc>
+          <w:tcPr>
+            <w:tcW w:w="1823" w:type="dxa"/>
+            <w:vAlign w:val="center"/>
+            <w:hideMark/>
+          </w:tcPr>
+          <w:p>
+            <w:r>
+              <w:t>Az összes könyv összes információját kiadja.</w:t>
+            </w:r>
+          </w:p>
+        </w:tc>
+        <w:tc>
+          <w:tcPr>
+            <w:tcW w:w="1378" w:type="dxa"/>
+            <w:vAlign w:val="center"/>
+            <w:hideMark/>
+          </w:tcPr>
+          <w:p>
+            <w:proofErr w:type="spellStart"/>
+            <w:r>
+              <w:t>email,</w:t>
+            </w:r>
+            <w:r>
+              <w:t>token</w:t>
+            </w:r>
+            <w:proofErr w:type="spellEnd"/>
+            <w:r>
+              <w:t>,</w:t>
+            </w:r>
+          </w:p>
+        </w:tc>
+        <w:tc>
+          <w:tcPr>
+            <w:tcW w:w="1792" w:type="dxa"/>
+            <w:vAlign w:val="center"/>
+            <w:hideMark/>
+          </w:tcPr>
+          <w:p>
+            <w:r>
+              <w:t xml:space="preserve">Az összes </w:t>
+            </w:r>
+            <w:r>
+              <w:t>könyv adatai</w:t>
+            </w:r>
+          </w:p>
+        </w:tc>
+      </w:tr>
+      <w:tr>
+        <w:trPr>
+          <w:trHeight w:val="911"/>
+          <w:tblCellSpacing w:w="15" w:type="dxa"/>
+        </w:trPr>
+        <w:tc>
+          <w:tcPr>
+            <w:tcW w:w="3211" w:type="dxa"/>
+            <w:vAlign w:val="center"/>
+          </w:tcPr>
+          <w:p>
+            <w:pPr>
+              <w:rPr>
+                <w:rStyle w:val="HTML-kd"/>
+                <w:rFonts w:eastAsiaTheme="minorHAnsi"/>
+              </w:rPr>
+            </w:pPr>
+            <w:r>
+              <w:rPr>
+                <w:rStyle w:val="HTML-kd"/>
+                <w:rFonts w:eastAsiaTheme="minorHAnsi"/>
+              </w:rPr>
+              <w:t>/</w:t>
+            </w:r>
+            <w:proofErr w:type="spellStart"/>
+            <w:r>
+              <w:rPr>
+                <w:rStyle w:val="HTML-kd"/>
+                <w:rFonts w:eastAsiaTheme="minorHAnsi"/>
+              </w:rPr>
+              <w:t>konyvek</w:t>
+            </w:r>
+            <w:proofErr w:type="spellEnd"/>
+            <w:r>
+              <w:rPr>
+                <w:rStyle w:val="HTML-kd"/>
+                <w:rFonts w:eastAsiaTheme="minorHAnsi"/>
+              </w:rPr>
+              <w:t>/</w:t>
+            </w:r>
+            <w:proofErr w:type="spellStart"/>
+            <w:r>
+              <w:rPr>
+                <w:rStyle w:val="HTML-kd"/>
+                <w:rFonts w:eastAsiaTheme="minorHAnsi"/>
+              </w:rPr>
+              <w:t>konyvmodositas</w:t>
+            </w:r>
+            <w:proofErr w:type="spellEnd"/>
+          </w:p>
+        </w:tc>
+        <w:tc>
+          <w:tcPr>
+            <w:tcW w:w="678" w:type="dxa"/>
+            <w:vAlign w:val="center"/>
+          </w:tcPr>
+          <w:p>
+            <w:r>
+              <w:t>PUT</w:t>
+            </w:r>
+          </w:p>
+        </w:tc>
+        <w:tc>
+          <w:tcPr>
+            <w:tcW w:w="1823" w:type="dxa"/>
+            <w:vAlign w:val="center"/>
+          </w:tcPr>
+          <w:p>
+            <w:r>
+              <w:t>A kiválasztott könyv adatainak módosítása.</w:t>
+            </w:r>
+          </w:p>
+        </w:tc>
+        <w:tc>
+          <w:tcPr>
+            <w:tcW w:w="1378" w:type="dxa"/>
+            <w:vAlign w:val="center"/>
+          </w:tcPr>
+          <w:p>
+            <w:r>
+              <w:t xml:space="preserve">email, </w:t>
+            </w:r>
+            <w:proofErr w:type="spellStart"/>
+            <w:r>
+              <w:t>token</w:t>
+            </w:r>
+            <w:proofErr w:type="spellEnd"/>
+            <w:r>
+              <w:t xml:space="preserve">, </w:t>
+            </w:r>
+            <w:proofErr w:type="spellStart"/>
+            <w:r>
+              <w:t>szerzo_ids</w:t>
+            </w:r>
+            <w:proofErr w:type="spellEnd"/>
+            <w:r>
+              <w:t xml:space="preserve">, </w:t>
+            </w:r>
+            <w:proofErr w:type="spellStart"/>
+            <w:r>
+              <w:t>illusztrator_ids</w:t>
+            </w:r>
+            <w:proofErr w:type="spellEnd"/>
+            <w:r>
+              <w:t xml:space="preserve">, </w:t>
+            </w:r>
+            <w:proofErr w:type="spellStart"/>
+            <w:r>
+              <w:t>fordito_ids</w:t>
+            </w:r>
+            <w:proofErr w:type="spellEnd"/>
+            <w:r>
+              <w:t>, adatok[], REGIISBN</w:t>
+            </w:r>
+          </w:p>
+        </w:tc>
+        <w:tc>
+          <w:tcPr>
+            <w:tcW w:w="1792" w:type="dxa"/>
+            <w:vAlign w:val="center"/>
+          </w:tcPr>
+          <w:p>
+            <w:r>
+              <w:t xml:space="preserve">A kiválasztott </w:t>
+            </w:r>
+            <w:r>
+              <w:t>könyv adatait változtatja az alapján amit megkap.(REGIISBN alapján azonosít)</w:t>
+            </w:r>
+          </w:p>
+        </w:tc>
+        <w:bookmarkStart w:id="1" w:name="_GoBack"/>
+        <w:bookmarkEnd w:id="1"/>
+      </w:tr>
+      <w:tr>
+        <w:trPr>
+          <w:tblCellSpacing w:w="15" w:type="dxa"/>
+        </w:trPr>
+        <w:tc>
+          <w:tcPr>
+            <w:tcW w:w="3211" w:type="dxa"/>
+            <w:vAlign w:val="center"/>
+          </w:tcPr>
+          <w:p>
+            <w:pPr>
+              <w:rPr>
+                <w:rStyle w:val="HTML-kd"/>
+                <w:rFonts w:eastAsiaTheme="minorHAnsi"/>
+              </w:rPr>
+            </w:pPr>
+            <w:r>
+              <w:rPr>
+                <w:rStyle w:val="HTML-kd"/>
+                <w:rFonts w:eastAsiaTheme="minorHAnsi"/>
+              </w:rPr>
+              <w:t>/</w:t>
+            </w:r>
+            <w:proofErr w:type="spellStart"/>
+            <w:r>
+              <w:rPr>
+                <w:rStyle w:val="HTML-kd"/>
+                <w:rFonts w:eastAsiaTheme="minorHAnsi"/>
+              </w:rPr>
+              <w:t>konyvek</w:t>
+            </w:r>
+            <w:proofErr w:type="spellEnd"/>
+            <w:r>
+              <w:rPr>
+                <w:rStyle w:val="HTML-kd"/>
+                <w:rFonts w:eastAsiaTheme="minorHAnsi"/>
+              </w:rPr>
+              <w:t>/</w:t>
+            </w:r>
+            <w:proofErr w:type="spellStart"/>
+            <w:r>
+              <w:rPr>
+                <w:rStyle w:val="HTML-kd"/>
+                <w:rFonts w:eastAsiaTheme="minorHAnsi"/>
+              </w:rPr>
+              <w:t>konyvtorol</w:t>
+            </w:r>
+            <w:proofErr w:type="spellEnd"/>
+          </w:p>
+        </w:tc>
+        <w:tc>
+          <w:tcPr>
+            <w:tcW w:w="678" w:type="dxa"/>
+            <w:vAlign w:val="center"/>
+          </w:tcPr>
+          <w:p>
+            <w:r>
+              <w:t>DELETE</w:t>
+            </w:r>
+          </w:p>
+        </w:tc>
+        <w:tc>
+          <w:tcPr>
+            <w:tcW w:w="1823" w:type="dxa"/>
+            <w:vAlign w:val="center"/>
+          </w:tcPr>
+          <w:p>
+            <w:r>
+              <w:t xml:space="preserve">A kiválasztott </w:t>
+            </w:r>
+            <w:r>
+              <w:t>könyv törlése.</w:t>
+            </w:r>
+          </w:p>
+        </w:tc>
+        <w:tc>
+          <w:tcPr>
+            <w:tcW w:w="1378" w:type="dxa"/>
+            <w:vAlign w:val="center"/>
+          </w:tcPr>
+          <w:p>
+            <w:r>
+              <w:t xml:space="preserve">email, </w:t>
+            </w:r>
+            <w:proofErr w:type="spellStart"/>
+            <w:r>
+              <w:t>token</w:t>
+            </w:r>
+            <w:proofErr w:type="spellEnd"/>
+            <w:r>
+              <w:t xml:space="preserve">, </w:t>
+            </w:r>
+            <w:r>
+              <w:t>ISBN</w:t>
+            </w:r>
+          </w:p>
+        </w:tc>
+        <w:tc>
+          <w:tcPr>
+            <w:tcW w:w="1792" w:type="dxa"/>
+            <w:vAlign w:val="center"/>
+          </w:tcPr>
+          <w:p>
+            <w:r>
+              <w:t xml:space="preserve">A kiválasztott </w:t>
+            </w:r>
+            <w:r>
+              <w:t>könyv törlése.</w:t>
+            </w:r>
+            <w:r>
+              <w:t xml:space="preserve"> </w:t>
+            </w:r>
+          </w:p>
+        </w:tc>
+      </w:tr>
+    </w:tbl>
     <w:p>
       <w:pPr>
         <w:rPr>
@@ -6303,49 +7807,6 @@
         <w:rPr>
           <w:noProof/>
         </w:rPr>
-        <w:br/>
-      </w:r>
-      <w:r>
-        <w:rPr>
-          <w:noProof/>
-        </w:rPr>
-        <w:br/>
-      </w:r>
-      <w:r>
-        <w:rPr>
-          <w:noProof/>
-        </w:rPr>
-        <w:br/>
-      </w:r>
-      <w:r>
-        <w:rPr>
-          <w:noProof/>
-        </w:rPr>
-        <w:br/>
-      </w:r>
-      <w:r>
-        <w:rPr>
-          <w:noProof/>
-        </w:rPr>
-        <w:br/>
-      </w:r>
-      <w:r>
-        <w:rPr>
-          <w:noProof/>
-        </w:rPr>
-        <w:br/>
-      </w:r>
-      <w:r>
-        <w:rPr>
-          <w:noProof/>
-        </w:rPr>
-        <w:br/>
-      </w:r>
-      <w:r>
-        <w:rPr>
-          <w:noProof/>
-        </w:rPr>
-        <w:lastRenderedPageBreak/>
         <w:br/>
       </w:r>
       <w:r>
@@ -7258,6 +8719,7 @@
     <w:lsdException w:name="HTML Sample" w:semiHidden="1" w:unhideWhenUsed="1"/>
     <w:lsdException w:name="HTML Typewriter" w:semiHidden="1" w:unhideWhenUsed="1"/>
     <w:lsdException w:name="HTML Variable" w:semiHidden="1" w:unhideWhenUsed="1"/>
+    <w:lsdException w:name="Normal Table" w:semiHidden="1" w:unhideWhenUsed="1"/>
     <w:lsdException w:name="annotation subject" w:semiHidden="1" w:unhideWhenUsed="1"/>
     <w:lsdException w:name="No List" w:semiHidden="1" w:unhideWhenUsed="1"/>
     <w:lsdException w:name="Outline List 1" w:semiHidden="1" w:unhideWhenUsed="1"/>
@@ -7301,8 +8763,10 @@
     <w:lsdException w:name="Table Elegant" w:semiHidden="1" w:unhideWhenUsed="1"/>
     <w:lsdException w:name="Table Professional" w:semiHidden="1" w:unhideWhenUsed="1"/>
     <w:lsdException w:name="Table Subtle 1" w:semiHidden="1" w:unhideWhenUsed="1"/>
+    <w:lsdException w:name="Table Subtle 2" w:semiHidden="1" w:unhideWhenUsed="1"/>
     <w:lsdException w:name="Table Web 1" w:semiHidden="1" w:unhideWhenUsed="1"/>
     <w:lsdException w:name="Table Web 2" w:semiHidden="1" w:unhideWhenUsed="1"/>
+    <w:lsdException w:name="Table Web 3" w:semiHidden="1" w:unhideWhenUsed="1"/>
     <w:lsdException w:name="Balloon Text" w:semiHidden="1" w:unhideWhenUsed="1"/>
     <w:lsdException w:name="Table Grid" w:uiPriority="39"/>
     <w:lsdException w:name="Table Theme" w:semiHidden="1" w:unhideWhenUsed="1"/>

--- a/backend/Projekt feladat.docx
+++ b/backend/Projekt feladat.docx
@@ -56,6 +56,8 @@
         </w:rPr>
         <w:t xml:space="preserve">Adatbázis: </w:t>
       </w:r>
+      <w:bookmarkStart w:id="0" w:name="_GoBack"/>
+      <w:bookmarkEnd w:id="0"/>
     </w:p>
     <w:p>
       <w:pPr>
@@ -287,13 +289,6 @@
       <w:r>
         <w:rPr>
           <w:rFonts w:cs="Times New Roman"/>
-          <w:noProof/>
-        </w:rPr>
-        <w:br/>
-      </w:r>
-      <w:r>
-        <w:rPr>
-          <w:rFonts w:cs="Times New Roman"/>
         </w:rPr>
         <w:t>1.1. Borító tábla:</w:t>
       </w:r>
@@ -1624,6 +1619,7 @@
             <w:r>
               <w:rPr>
                 <w:rFonts w:ascii="Times New Roman" w:hAnsi="Times New Roman" w:cs="Times New Roman"/>
+                <w:noProof/>
               </w:rPr>
               <w:drawing>
                 <wp:inline distT="0" distB="0" distL="0" distR="0" wp14:anchorId="24EB0FB7" wp14:editId="283F4D4D">
@@ -1804,6 +1800,12 @@
                 <w:rFonts w:ascii="Times New Roman" w:hAnsi="Times New Roman" w:cs="Times New Roman"/>
               </w:rPr>
               <w:t xml:space="preserve"> segítségével tudjuk eldönteni melyik fő/nagy kategóriába tartozik.</w:t>
+            </w:r>
+            <w:r>
+              <w:rPr>
+                <w:rFonts w:ascii="Times New Roman" w:hAnsi="Times New Roman" w:cs="Times New Roman"/>
+              </w:rPr>
+              <w:t xml:space="preserve"> Ha NULL értékű akkor egy fő kategóriáról beszélünk. </w:t>
             </w:r>
           </w:p>
         </w:tc>
@@ -1905,6 +1907,7 @@
             <w:r>
               <w:rPr>
                 <w:rFonts w:ascii="Times New Roman" w:hAnsi="Times New Roman" w:cs="Times New Roman"/>
+                <w:noProof/>
               </w:rPr>
               <w:drawing>
                 <wp:inline distT="0" distB="0" distL="0" distR="0" wp14:anchorId="0BF70714" wp14:editId="02953111">
@@ -2140,6 +2143,7 @@
             <w:r>
               <w:rPr>
                 <w:rFonts w:ascii="Times New Roman" w:hAnsi="Times New Roman" w:cs="Times New Roman"/>
+                <w:noProof/>
               </w:rPr>
               <w:drawing>
                 <wp:inline distT="0" distB="0" distL="0" distR="0" wp14:anchorId="2DC60D48" wp14:editId="4EBE63B3">
@@ -2375,6 +2379,7 @@
             <w:r>
               <w:rPr>
                 <w:rFonts w:ascii="Times New Roman" w:hAnsi="Times New Roman" w:cs="Times New Roman"/>
+                <w:noProof/>
               </w:rPr>
               <w:drawing>
                 <wp:inline distT="0" distB="0" distL="0" distR="0" wp14:anchorId="1FC5926C" wp14:editId="08FB05CF">
@@ -2603,6 +2608,7 @@
             <w:r>
               <w:rPr>
                 <w:rFonts w:ascii="Times New Roman" w:hAnsi="Times New Roman" w:cs="Times New Roman"/>
+                <w:noProof/>
               </w:rPr>
               <w:drawing>
                 <wp:inline distT="0" distB="0" distL="0" distR="0" wp14:anchorId="0DA268C5" wp14:editId="72CA81C9">
@@ -2736,7 +2742,67 @@
               <w:rPr>
                 <w:rFonts w:ascii="Times New Roman" w:hAnsi="Times New Roman" w:cs="Times New Roman"/>
               </w:rPr>
-              <w:t>ISBN BIGINT: A termék táblából származik. Így tudjuk azonosítani melyik könyv tartozik az adott fordító(k)hoz.</w:t>
+              <w:t xml:space="preserve">ISBN </w:t>
+            </w:r>
+            <w:r>
+              <w:rPr>
+                <w:rFonts w:ascii="Times New Roman" w:hAnsi="Times New Roman" w:cs="Times New Roman"/>
+              </w:rPr>
+              <w:t>(</w:t>
+            </w:r>
+            <w:r>
+              <w:rPr>
+                <w:rFonts w:ascii="Times New Roman" w:hAnsi="Times New Roman" w:cs="Times New Roman"/>
+              </w:rPr>
+              <w:t>BIGINT</w:t>
+            </w:r>
+            <w:r>
+              <w:rPr>
+                <w:rFonts w:ascii="Times New Roman" w:hAnsi="Times New Roman" w:cs="Times New Roman"/>
+              </w:rPr>
+              <w:t>)</w:t>
+            </w:r>
+            <w:r>
+              <w:rPr>
+                <w:rFonts w:ascii="Times New Roman" w:hAnsi="Times New Roman" w:cs="Times New Roman"/>
+              </w:rPr>
+              <w:t xml:space="preserve">: </w:t>
+            </w:r>
+            <w:r>
+              <w:rPr>
+                <w:rFonts w:ascii="Times New Roman" w:hAnsi="Times New Roman" w:cs="Times New Roman"/>
+              </w:rPr>
+              <w:t xml:space="preserve">Idegen kulcs, a </w:t>
+            </w:r>
+            <w:r>
+              <w:rPr>
+                <w:rFonts w:ascii="Times New Roman" w:hAnsi="Times New Roman" w:cs="Times New Roman"/>
+              </w:rPr>
+              <w:t>termek</w:t>
+            </w:r>
+            <w:r>
+              <w:rPr>
+                <w:rFonts w:ascii="Times New Roman" w:hAnsi="Times New Roman" w:cs="Times New Roman"/>
+              </w:rPr>
+              <w:t xml:space="preserve"> tábla </w:t>
+            </w:r>
+            <w:r>
+              <w:rPr>
+                <w:rFonts w:ascii="Times New Roman" w:hAnsi="Times New Roman" w:cs="Times New Roman"/>
+              </w:rPr>
+              <w:t>ISBN</w:t>
+            </w:r>
+            <w:r>
+              <w:rPr>
+                <w:rFonts w:ascii="Times New Roman" w:hAnsi="Times New Roman" w:cs="Times New Roman"/>
+              </w:rPr>
+              <w:t xml:space="preserve"> mezőjére</w:t>
+            </w:r>
+            <w:r>
+              <w:rPr>
+                <w:rFonts w:ascii="Times New Roman" w:hAnsi="Times New Roman" w:cs="Times New Roman"/>
+              </w:rPr>
+              <w:t xml:space="preserve"> Így tudjuk azonosítani melyik könyv tartozik az adott fordító(k)hoz.</w:t>
             </w:r>
           </w:p>
           <w:p>
@@ -2762,7 +2828,71 @@
               <w:rPr>
                 <w:rFonts w:ascii="Times New Roman" w:hAnsi="Times New Roman" w:cs="Times New Roman"/>
               </w:rPr>
-              <w:t xml:space="preserve"> INT: A fordító táblából származik. A fordítónak az </w:t>
+              <w:t xml:space="preserve"> </w:t>
+            </w:r>
+            <w:r>
+              <w:rPr>
+                <w:rFonts w:ascii="Times New Roman" w:hAnsi="Times New Roman" w:cs="Times New Roman"/>
+              </w:rPr>
+              <w:t>(</w:t>
+            </w:r>
+            <w:r>
+              <w:rPr>
+                <w:rFonts w:ascii="Times New Roman" w:hAnsi="Times New Roman" w:cs="Times New Roman"/>
+              </w:rPr>
+              <w:t>INT</w:t>
+            </w:r>
+            <w:r>
+              <w:rPr>
+                <w:rFonts w:ascii="Times New Roman" w:hAnsi="Times New Roman" w:cs="Times New Roman"/>
+              </w:rPr>
+              <w:t>)</w:t>
+            </w:r>
+            <w:r>
+              <w:rPr>
+                <w:rFonts w:ascii="Times New Roman" w:hAnsi="Times New Roman" w:cs="Times New Roman"/>
+              </w:rPr>
+              <w:t xml:space="preserve">: </w:t>
+            </w:r>
+            <w:r>
+              <w:rPr>
+                <w:rFonts w:ascii="Times New Roman" w:hAnsi="Times New Roman" w:cs="Times New Roman"/>
+              </w:rPr>
+              <w:t xml:space="preserve">Idegen kulcs, a </w:t>
+            </w:r>
+            <w:proofErr w:type="spellStart"/>
+            <w:r>
+              <w:rPr>
+                <w:rFonts w:ascii="Times New Roman" w:hAnsi="Times New Roman" w:cs="Times New Roman"/>
+              </w:rPr>
+              <w:t>fordito</w:t>
+            </w:r>
+            <w:proofErr w:type="spellEnd"/>
+            <w:r>
+              <w:rPr>
+                <w:rFonts w:ascii="Times New Roman" w:hAnsi="Times New Roman" w:cs="Times New Roman"/>
+              </w:rPr>
+              <w:t xml:space="preserve"> tábla </w:t>
+            </w:r>
+            <w:proofErr w:type="spellStart"/>
+            <w:r>
+              <w:rPr>
+                <w:rFonts w:ascii="Times New Roman" w:hAnsi="Times New Roman" w:cs="Times New Roman"/>
+              </w:rPr>
+              <w:t>id</w:t>
+            </w:r>
+            <w:proofErr w:type="spellEnd"/>
+            <w:r>
+              <w:rPr>
+                <w:rFonts w:ascii="Times New Roman" w:hAnsi="Times New Roman" w:cs="Times New Roman"/>
+              </w:rPr>
+              <w:t xml:space="preserve"> mezőjére</w:t>
+            </w:r>
+            <w:r>
+              <w:rPr>
+                <w:rFonts w:ascii="Times New Roman" w:hAnsi="Times New Roman" w:cs="Times New Roman"/>
+              </w:rPr>
+              <w:t xml:space="preserve"> A fordítónak az </w:t>
             </w:r>
             <w:proofErr w:type="spellStart"/>
             <w:r>
@@ -2911,6 +3041,7 @@
             <w:r>
               <w:rPr>
                 <w:rFonts w:ascii="Times New Roman" w:hAnsi="Times New Roman" w:cs="Times New Roman"/>
+                <w:noProof/>
               </w:rPr>
               <w:drawing>
                 <wp:inline distT="0" distB="0" distL="0" distR="0" wp14:anchorId="702853BC" wp14:editId="4B8D033E">
@@ -3036,7 +3167,79 @@
               <w:rPr>
                 <w:rFonts w:ascii="Times New Roman" w:hAnsi="Times New Roman" w:cs="Times New Roman"/>
               </w:rPr>
-              <w:t>ISBN BIGINT: A termék táblából származik. Így tudjuk azonosítani melyik könyv tartozik az adott író(k)hoz.</w:t>
+              <w:t xml:space="preserve">ISBN </w:t>
+            </w:r>
+            <w:r>
+              <w:rPr>
+                <w:rFonts w:ascii="Times New Roman" w:hAnsi="Times New Roman" w:cs="Times New Roman"/>
+              </w:rPr>
+              <w:t>(</w:t>
+            </w:r>
+            <w:r>
+              <w:rPr>
+                <w:rFonts w:ascii="Times New Roman" w:hAnsi="Times New Roman" w:cs="Times New Roman"/>
+              </w:rPr>
+              <w:t>BIGINT</w:t>
+            </w:r>
+            <w:r>
+              <w:rPr>
+                <w:rFonts w:ascii="Times New Roman" w:hAnsi="Times New Roman" w:cs="Times New Roman"/>
+              </w:rPr>
+              <w:t>)</w:t>
+            </w:r>
+            <w:r>
+              <w:rPr>
+                <w:rFonts w:ascii="Times New Roman" w:hAnsi="Times New Roman" w:cs="Times New Roman"/>
+              </w:rPr>
+              <w:t xml:space="preserve">: </w:t>
+            </w:r>
+            <w:r>
+              <w:rPr>
+                <w:rFonts w:ascii="Times New Roman" w:hAnsi="Times New Roman" w:cs="Times New Roman"/>
+              </w:rPr>
+              <w:t xml:space="preserve">Idegen kulcs, a </w:t>
+            </w:r>
+            <w:r>
+              <w:rPr>
+                <w:rFonts w:ascii="Times New Roman" w:hAnsi="Times New Roman" w:cs="Times New Roman"/>
+              </w:rPr>
+              <w:t>termek</w:t>
+            </w:r>
+            <w:r>
+              <w:rPr>
+                <w:rFonts w:ascii="Times New Roman" w:hAnsi="Times New Roman" w:cs="Times New Roman"/>
+              </w:rPr>
+              <w:t xml:space="preserve"> tábla </w:t>
+            </w:r>
+            <w:r>
+              <w:rPr>
+                <w:rFonts w:ascii="Times New Roman" w:hAnsi="Times New Roman" w:cs="Times New Roman"/>
+              </w:rPr>
+              <w:t>ISBN</w:t>
+            </w:r>
+            <w:r>
+              <w:rPr>
+                <w:rFonts w:ascii="Times New Roman" w:hAnsi="Times New Roman" w:cs="Times New Roman"/>
+              </w:rPr>
+              <w:t xml:space="preserve"> mezőjére</w:t>
+            </w:r>
+            <w:r>
+              <w:rPr>
+                <w:rFonts w:ascii="Times New Roman" w:hAnsi="Times New Roman" w:cs="Times New Roman"/>
+              </w:rPr>
+              <w:t>.</w:t>
+            </w:r>
+            <w:r>
+              <w:rPr>
+                <w:rFonts w:ascii="Times New Roman" w:hAnsi="Times New Roman" w:cs="Times New Roman"/>
+              </w:rPr>
+              <w:t xml:space="preserve"> </w:t>
+            </w:r>
+            <w:r>
+              <w:rPr>
+                <w:rFonts w:ascii="Times New Roman" w:hAnsi="Times New Roman" w:cs="Times New Roman"/>
+              </w:rPr>
+              <w:t>Így tudjuk azonosítani melyik könyv tartozik az adott író(k)hoz.</w:t>
             </w:r>
           </w:p>
           <w:p>
@@ -3062,13 +3265,75 @@
               <w:rPr>
                 <w:rFonts w:ascii="Times New Roman" w:hAnsi="Times New Roman" w:cs="Times New Roman"/>
               </w:rPr>
-              <w:t xml:space="preserve"> INT: A szerzők </w:t>
-            </w:r>
-            <w:r>
-              <w:rPr>
-                <w:rFonts w:ascii="Times New Roman" w:hAnsi="Times New Roman" w:cs="Times New Roman"/>
-              </w:rPr>
-              <w:t xml:space="preserve">táblából származik. A </w:t>
+              <w:t xml:space="preserve"> </w:t>
+            </w:r>
+            <w:r>
+              <w:rPr>
+                <w:rFonts w:ascii="Times New Roman" w:hAnsi="Times New Roman" w:cs="Times New Roman"/>
+              </w:rPr>
+              <w:t>(</w:t>
+            </w:r>
+            <w:r>
+              <w:rPr>
+                <w:rFonts w:ascii="Times New Roman" w:hAnsi="Times New Roman" w:cs="Times New Roman"/>
+              </w:rPr>
+              <w:t>INT</w:t>
+            </w:r>
+            <w:r>
+              <w:rPr>
+                <w:rFonts w:ascii="Times New Roman" w:hAnsi="Times New Roman" w:cs="Times New Roman"/>
+              </w:rPr>
+              <w:t>)</w:t>
+            </w:r>
+            <w:r>
+              <w:rPr>
+                <w:rFonts w:ascii="Times New Roman" w:hAnsi="Times New Roman" w:cs="Times New Roman"/>
+              </w:rPr>
+              <w:t xml:space="preserve">: </w:t>
+            </w:r>
+            <w:r>
+              <w:rPr>
+                <w:rFonts w:ascii="Times New Roman" w:hAnsi="Times New Roman" w:cs="Times New Roman"/>
+              </w:rPr>
+              <w:t xml:space="preserve">Idegen kulcs, a </w:t>
+            </w:r>
+            <w:r>
+              <w:rPr>
+                <w:rFonts w:ascii="Times New Roman" w:hAnsi="Times New Roman" w:cs="Times New Roman"/>
+              </w:rPr>
+              <w:t>szerző</w:t>
+            </w:r>
+            <w:r>
+              <w:rPr>
+                <w:rFonts w:ascii="Times New Roman" w:hAnsi="Times New Roman" w:cs="Times New Roman"/>
+              </w:rPr>
+              <w:t xml:space="preserve"> tábla </w:t>
+            </w:r>
+            <w:proofErr w:type="spellStart"/>
+            <w:r>
+              <w:rPr>
+                <w:rFonts w:ascii="Times New Roman" w:hAnsi="Times New Roman" w:cs="Times New Roman"/>
+              </w:rPr>
+              <w:t>id</w:t>
+            </w:r>
+            <w:proofErr w:type="spellEnd"/>
+            <w:r>
+              <w:rPr>
+                <w:rFonts w:ascii="Times New Roman" w:hAnsi="Times New Roman" w:cs="Times New Roman"/>
+              </w:rPr>
+              <w:t xml:space="preserve"> mezőjére</w:t>
+            </w:r>
+            <w:r>
+              <w:rPr>
+                <w:rFonts w:ascii="Times New Roman" w:hAnsi="Times New Roman" w:cs="Times New Roman"/>
+              </w:rPr>
+              <w:t xml:space="preserve"> </w:t>
+            </w:r>
+            <w:r>
+              <w:rPr>
+                <w:rFonts w:ascii="Times New Roman" w:hAnsi="Times New Roman" w:cs="Times New Roman"/>
+              </w:rPr>
+              <w:t xml:space="preserve">A </w:t>
             </w:r>
             <w:proofErr w:type="spellStart"/>
             <w:r>
@@ -3114,6 +3379,12 @@
           <w:rFonts w:ascii="Times New Roman" w:hAnsi="Times New Roman" w:cs="Times New Roman"/>
         </w:rPr>
       </w:pPr>
+      <w:r>
+        <w:rPr>
+          <w:rFonts w:ascii="Times New Roman" w:hAnsi="Times New Roman" w:cs="Times New Roman"/>
+        </w:rPr>
+        <w:br w:type="page"/>
+      </w:r>
     </w:p>
     <w:p>
       <w:pPr>
@@ -3126,6 +3397,7 @@
         <w:rPr>
           <w:rFonts w:cs="Times New Roman"/>
         </w:rPr>
+        <w:lastRenderedPageBreak/>
         <w:t xml:space="preserve"> Kapcsoló illusztrátor</w:t>
       </w:r>
     </w:p>
@@ -3221,7 +3493,6 @@
                 <w:noProof/>
                 <w:lang w:eastAsia="hu-HU"/>
               </w:rPr>
-              <w:lastRenderedPageBreak/>
               <w:drawing>
                 <wp:inline distT="0" distB="0" distL="0" distR="0" wp14:anchorId="011B27DF" wp14:editId="5677271E">
                   <wp:extent cx="2086266" cy="2162477"/>
@@ -3366,7 +3637,67 @@
               <w:rPr>
                 <w:rFonts w:ascii="Times New Roman" w:hAnsi="Times New Roman" w:cs="Times New Roman"/>
               </w:rPr>
-              <w:t xml:space="preserve">ISBN BIGINT: A termék táblából származik. Így tudjuk azonosítani melyik könyv tartozik az adott </w:t>
+              <w:t xml:space="preserve">ISBN </w:t>
+            </w:r>
+            <w:r>
+              <w:rPr>
+                <w:rFonts w:ascii="Times New Roman" w:hAnsi="Times New Roman" w:cs="Times New Roman"/>
+              </w:rPr>
+              <w:t>(</w:t>
+            </w:r>
+            <w:r>
+              <w:rPr>
+                <w:rFonts w:ascii="Times New Roman" w:hAnsi="Times New Roman" w:cs="Times New Roman"/>
+              </w:rPr>
+              <w:t>BIGINT</w:t>
+            </w:r>
+            <w:r>
+              <w:rPr>
+                <w:rFonts w:ascii="Times New Roman" w:hAnsi="Times New Roman" w:cs="Times New Roman"/>
+              </w:rPr>
+              <w:t>)</w:t>
+            </w:r>
+            <w:r>
+              <w:rPr>
+                <w:rFonts w:ascii="Times New Roman" w:hAnsi="Times New Roman" w:cs="Times New Roman"/>
+              </w:rPr>
+              <w:t xml:space="preserve">: </w:t>
+            </w:r>
+            <w:r>
+              <w:rPr>
+                <w:rFonts w:ascii="Times New Roman" w:hAnsi="Times New Roman" w:cs="Times New Roman"/>
+              </w:rPr>
+              <w:t xml:space="preserve">Idegen kulcs, a </w:t>
+            </w:r>
+            <w:r>
+              <w:rPr>
+                <w:rFonts w:ascii="Times New Roman" w:hAnsi="Times New Roman" w:cs="Times New Roman"/>
+              </w:rPr>
+              <w:t>termek</w:t>
+            </w:r>
+            <w:r>
+              <w:rPr>
+                <w:rFonts w:ascii="Times New Roman" w:hAnsi="Times New Roman" w:cs="Times New Roman"/>
+              </w:rPr>
+              <w:t xml:space="preserve"> tábla </w:t>
+            </w:r>
+            <w:r>
+              <w:rPr>
+                <w:rFonts w:ascii="Times New Roman" w:hAnsi="Times New Roman" w:cs="Times New Roman"/>
+              </w:rPr>
+              <w:t>ISBN</w:t>
+            </w:r>
+            <w:r>
+              <w:rPr>
+                <w:rFonts w:ascii="Times New Roman" w:hAnsi="Times New Roman" w:cs="Times New Roman"/>
+              </w:rPr>
+              <w:t xml:space="preserve"> mezőjére</w:t>
+            </w:r>
+            <w:r>
+              <w:rPr>
+                <w:rFonts w:ascii="Times New Roman" w:hAnsi="Times New Roman" w:cs="Times New Roman"/>
+              </w:rPr>
+              <w:t xml:space="preserve">. Így tudjuk azonosítani melyik könyv tartozik az adott </w:t>
             </w:r>
             <w:r>
               <w:rPr>
@@ -3422,7 +3753,95 @@
               <w:rPr>
                 <w:rFonts w:ascii="Times New Roman" w:hAnsi="Times New Roman" w:cs="Times New Roman"/>
               </w:rPr>
-              <w:t xml:space="preserve"> INT: Az illusztrátor táblából származik. A</w:t>
+              <w:t xml:space="preserve"> </w:t>
+            </w:r>
+            <w:r>
+              <w:rPr>
+                <w:rFonts w:ascii="Times New Roman" w:hAnsi="Times New Roman" w:cs="Times New Roman"/>
+              </w:rPr>
+              <w:t>(</w:t>
+            </w:r>
+            <w:r>
+              <w:rPr>
+                <w:rFonts w:ascii="Times New Roman" w:hAnsi="Times New Roman" w:cs="Times New Roman"/>
+              </w:rPr>
+              <w:t>INT</w:t>
+            </w:r>
+            <w:r>
+              <w:rPr>
+                <w:rFonts w:ascii="Times New Roman" w:hAnsi="Times New Roman" w:cs="Times New Roman"/>
+              </w:rPr>
+              <w:t>)</w:t>
+            </w:r>
+            <w:r>
+              <w:rPr>
+                <w:rFonts w:ascii="Times New Roman" w:hAnsi="Times New Roman" w:cs="Times New Roman"/>
+              </w:rPr>
+              <w:t xml:space="preserve">: </w:t>
+            </w:r>
+            <w:r>
+              <w:rPr>
+                <w:rFonts w:ascii="Times New Roman" w:hAnsi="Times New Roman" w:cs="Times New Roman"/>
+              </w:rPr>
+              <w:t>Idegen kulcs, a</w:t>
+            </w:r>
+            <w:r>
+              <w:rPr>
+                <w:rFonts w:ascii="Times New Roman" w:hAnsi="Times New Roman" w:cs="Times New Roman"/>
+              </w:rPr>
+              <w:t>z</w:t>
+            </w:r>
+            <w:r>
+              <w:rPr>
+                <w:rFonts w:ascii="Times New Roman" w:hAnsi="Times New Roman" w:cs="Times New Roman"/>
+              </w:rPr>
+              <w:t xml:space="preserve"> </w:t>
+            </w:r>
+            <w:proofErr w:type="spellStart"/>
+            <w:r>
+              <w:rPr>
+                <w:rFonts w:ascii="Times New Roman" w:hAnsi="Times New Roman" w:cs="Times New Roman"/>
+              </w:rPr>
+              <w:t>illusztrator</w:t>
+            </w:r>
+            <w:proofErr w:type="spellEnd"/>
+            <w:r>
+              <w:rPr>
+                <w:rFonts w:ascii="Times New Roman" w:hAnsi="Times New Roman" w:cs="Times New Roman"/>
+              </w:rPr>
+              <w:t xml:space="preserve"> </w:t>
+            </w:r>
+            <w:r>
+              <w:rPr>
+                <w:rFonts w:ascii="Times New Roman" w:hAnsi="Times New Roman" w:cs="Times New Roman"/>
+              </w:rPr>
+              <w:t xml:space="preserve">tábla </w:t>
+            </w:r>
+            <w:proofErr w:type="spellStart"/>
+            <w:r>
+              <w:rPr>
+                <w:rFonts w:ascii="Times New Roman" w:hAnsi="Times New Roman" w:cs="Times New Roman"/>
+              </w:rPr>
+              <w:t>id</w:t>
+            </w:r>
+            <w:proofErr w:type="spellEnd"/>
+            <w:r>
+              <w:rPr>
+                <w:rFonts w:ascii="Times New Roman" w:hAnsi="Times New Roman" w:cs="Times New Roman"/>
+              </w:rPr>
+              <w:t xml:space="preserve"> mezőjére</w:t>
+            </w:r>
+            <w:r>
+              <w:rPr>
+                <w:rFonts w:ascii="Times New Roman" w:hAnsi="Times New Roman" w:cs="Times New Roman"/>
+              </w:rPr>
+              <w:t xml:space="preserve"> </w:t>
+            </w:r>
+            <w:r>
+              <w:rPr>
+                <w:rFonts w:ascii="Times New Roman" w:hAnsi="Times New Roman" w:cs="Times New Roman"/>
+              </w:rPr>
+              <w:t>A</w:t>
             </w:r>
             <w:r>
               <w:rPr>
@@ -3694,7 +4113,47 @@
               <w:rPr>
                 <w:rFonts w:ascii="Times New Roman" w:hAnsi="Times New Roman" w:cs="Times New Roman"/>
               </w:rPr>
-              <w:t xml:space="preserve"> (INT): A kiadó táblából származik. Így azonosítjuk hogy ki a mű kiadója.</w:t>
+              <w:t xml:space="preserve"> (INT): </w:t>
+            </w:r>
+            <w:r>
+              <w:rPr>
+                <w:rFonts w:ascii="Times New Roman" w:hAnsi="Times New Roman" w:cs="Times New Roman"/>
+              </w:rPr>
+              <w:t xml:space="preserve">Idegen kulcs, a </w:t>
+            </w:r>
+            <w:proofErr w:type="spellStart"/>
+            <w:r>
+              <w:rPr>
+                <w:rFonts w:ascii="Times New Roman" w:hAnsi="Times New Roman" w:cs="Times New Roman"/>
+              </w:rPr>
+              <w:t>kiado</w:t>
+            </w:r>
+            <w:proofErr w:type="spellEnd"/>
+            <w:r>
+              <w:rPr>
+                <w:rFonts w:ascii="Times New Roman" w:hAnsi="Times New Roman" w:cs="Times New Roman"/>
+              </w:rPr>
+              <w:t xml:space="preserve"> tábla </w:t>
+            </w:r>
+            <w:proofErr w:type="spellStart"/>
+            <w:r>
+              <w:rPr>
+                <w:rFonts w:ascii="Times New Roman" w:hAnsi="Times New Roman" w:cs="Times New Roman"/>
+              </w:rPr>
+              <w:t>id</w:t>
+            </w:r>
+            <w:proofErr w:type="spellEnd"/>
+            <w:r>
+              <w:rPr>
+                <w:rFonts w:ascii="Times New Roman" w:hAnsi="Times New Roman" w:cs="Times New Roman"/>
+              </w:rPr>
+              <w:t xml:space="preserve"> mezőjére. </w:t>
+            </w:r>
+            <w:r>
+              <w:rPr>
+                <w:rFonts w:ascii="Times New Roman" w:hAnsi="Times New Roman" w:cs="Times New Roman"/>
+              </w:rPr>
+              <w:t>Így azonosítjuk hogy ki a mű kiadója.</w:t>
             </w:r>
           </w:p>
           <w:p>
@@ -3746,7 +4205,45 @@
               <w:rPr>
                 <w:rFonts w:ascii="Times New Roman" w:hAnsi="Times New Roman" w:cs="Times New Roman"/>
               </w:rPr>
-              <w:t xml:space="preserve"> (INT): A nyelv táblából származik. Így azonosítjuk hogy milyen nyelven érhető el a könyv.</w:t>
+              <w:t xml:space="preserve"> (INT): </w:t>
+            </w:r>
+            <w:r>
+              <w:rPr>
+                <w:rFonts w:ascii="Times New Roman" w:hAnsi="Times New Roman" w:cs="Times New Roman"/>
+              </w:rPr>
+              <w:t xml:space="preserve">Idegen kulcs, a </w:t>
+            </w:r>
+            <w:r>
+              <w:rPr>
+                <w:rFonts w:ascii="Times New Roman" w:hAnsi="Times New Roman" w:cs="Times New Roman"/>
+              </w:rPr>
+              <w:t>nyelv</w:t>
+            </w:r>
+            <w:r>
+              <w:rPr>
+                <w:rFonts w:ascii="Times New Roman" w:hAnsi="Times New Roman" w:cs="Times New Roman"/>
+              </w:rPr>
+              <w:t xml:space="preserve"> tábla </w:t>
+            </w:r>
+            <w:proofErr w:type="spellStart"/>
+            <w:r>
+              <w:rPr>
+                <w:rFonts w:ascii="Times New Roman" w:hAnsi="Times New Roman" w:cs="Times New Roman"/>
+              </w:rPr>
+              <w:t>id</w:t>
+            </w:r>
+            <w:proofErr w:type="spellEnd"/>
+            <w:r>
+              <w:rPr>
+                <w:rFonts w:ascii="Times New Roman" w:hAnsi="Times New Roman" w:cs="Times New Roman"/>
+              </w:rPr>
+              <w:t xml:space="preserve"> mezőjére.</w:t>
+            </w:r>
+            <w:r>
+              <w:rPr>
+                <w:rFonts w:ascii="Times New Roman" w:hAnsi="Times New Roman" w:cs="Times New Roman"/>
+              </w:rPr>
+              <w:t xml:space="preserve"> Így azonosítjuk hogy milyen nyelven érhető el a könyv.</w:t>
             </w:r>
           </w:p>
           <w:p>
@@ -3798,7 +4295,47 @@
               <w:rPr>
                 <w:rFonts w:ascii="Times New Roman" w:hAnsi="Times New Roman" w:cs="Times New Roman"/>
               </w:rPr>
-              <w:t xml:space="preserve"> (INT): A borító táblából származik. Így azonosítjuk hogy milyen borítóval rendelkezik a könyv.</w:t>
+              <w:t xml:space="preserve"> (INT): </w:t>
+            </w:r>
+            <w:r>
+              <w:rPr>
+                <w:rFonts w:ascii="Times New Roman" w:hAnsi="Times New Roman" w:cs="Times New Roman"/>
+              </w:rPr>
+              <w:t xml:space="preserve">Idegen kulcs, a </w:t>
+            </w:r>
+            <w:proofErr w:type="spellStart"/>
+            <w:r>
+              <w:rPr>
+                <w:rFonts w:ascii="Times New Roman" w:hAnsi="Times New Roman" w:cs="Times New Roman"/>
+              </w:rPr>
+              <w:t>borito</w:t>
+            </w:r>
+            <w:proofErr w:type="spellEnd"/>
+            <w:r>
+              <w:rPr>
+                <w:rFonts w:ascii="Times New Roman" w:hAnsi="Times New Roman" w:cs="Times New Roman"/>
+              </w:rPr>
+              <w:t xml:space="preserve"> tábla </w:t>
+            </w:r>
+            <w:proofErr w:type="spellStart"/>
+            <w:r>
+              <w:rPr>
+                <w:rFonts w:ascii="Times New Roman" w:hAnsi="Times New Roman" w:cs="Times New Roman"/>
+              </w:rPr>
+              <w:t>id</w:t>
+            </w:r>
+            <w:proofErr w:type="spellEnd"/>
+            <w:r>
+              <w:rPr>
+                <w:rFonts w:ascii="Times New Roman" w:hAnsi="Times New Roman" w:cs="Times New Roman"/>
+              </w:rPr>
+              <w:t xml:space="preserve"> mezőjére.</w:t>
+            </w:r>
+            <w:r>
+              <w:rPr>
+                <w:rFonts w:ascii="Times New Roman" w:hAnsi="Times New Roman" w:cs="Times New Roman"/>
+              </w:rPr>
+              <w:t xml:space="preserve"> Így azonosítjuk hogy milyen borítóval rendelkezik a könyv.</w:t>
             </w:r>
           </w:p>
           <w:p>
@@ -3876,7 +4413,47 @@
               <w:rPr>
                 <w:rFonts w:ascii="Times New Roman" w:hAnsi="Times New Roman" w:cs="Times New Roman"/>
               </w:rPr>
-              <w:t xml:space="preserve"> (INT): Kategória táblából származik. Így azonosítjuk hogy milyen kategóriából tartozik a könyv.</w:t>
+              <w:t xml:space="preserve"> (INT): </w:t>
+            </w:r>
+            <w:r>
+              <w:rPr>
+                <w:rFonts w:ascii="Times New Roman" w:hAnsi="Times New Roman" w:cs="Times New Roman"/>
+              </w:rPr>
+              <w:t xml:space="preserve">Idegen kulcs, a </w:t>
+            </w:r>
+            <w:proofErr w:type="spellStart"/>
+            <w:r>
+              <w:rPr>
+                <w:rFonts w:ascii="Times New Roman" w:hAnsi="Times New Roman" w:cs="Times New Roman"/>
+              </w:rPr>
+              <w:t>kategoria</w:t>
+            </w:r>
+            <w:proofErr w:type="spellEnd"/>
+            <w:r>
+              <w:rPr>
+                <w:rFonts w:ascii="Times New Roman" w:hAnsi="Times New Roman" w:cs="Times New Roman"/>
+              </w:rPr>
+              <w:t xml:space="preserve"> tábla </w:t>
+            </w:r>
+            <w:proofErr w:type="spellStart"/>
+            <w:r>
+              <w:rPr>
+                <w:rFonts w:ascii="Times New Roman" w:hAnsi="Times New Roman" w:cs="Times New Roman"/>
+              </w:rPr>
+              <w:t>id</w:t>
+            </w:r>
+            <w:proofErr w:type="spellEnd"/>
+            <w:r>
+              <w:rPr>
+                <w:rFonts w:ascii="Times New Roman" w:hAnsi="Times New Roman" w:cs="Times New Roman"/>
+              </w:rPr>
+              <w:t xml:space="preserve"> mezőjére.</w:t>
+            </w:r>
+            <w:r>
+              <w:rPr>
+                <w:rFonts w:ascii="Times New Roman" w:hAnsi="Times New Roman" w:cs="Times New Roman"/>
+              </w:rPr>
+              <w:t xml:space="preserve"> Így azonosítjuk hogy milyen kategóriából tartozik a könyv.</w:t>
             </w:r>
           </w:p>
           <w:p>
@@ -3902,7 +4479,47 @@
               <w:rPr>
                 <w:rFonts w:ascii="Times New Roman" w:hAnsi="Times New Roman" w:cs="Times New Roman"/>
               </w:rPr>
-              <w:t xml:space="preserve"> (INT): Típus táblából származik. Így azonosítjuk hogy milyen könyvet árulunk (E-könyv, antikvárium stb.)</w:t>
+              <w:t xml:space="preserve"> (INT): </w:t>
+            </w:r>
+            <w:r>
+              <w:rPr>
+                <w:rFonts w:ascii="Times New Roman" w:hAnsi="Times New Roman" w:cs="Times New Roman"/>
+              </w:rPr>
+              <w:t xml:space="preserve">Idegen kulcs, a </w:t>
+            </w:r>
+            <w:proofErr w:type="spellStart"/>
+            <w:r>
+              <w:rPr>
+                <w:rFonts w:ascii="Times New Roman" w:hAnsi="Times New Roman" w:cs="Times New Roman"/>
+              </w:rPr>
+              <w:t>tipus</w:t>
+            </w:r>
+            <w:proofErr w:type="spellEnd"/>
+            <w:r>
+              <w:rPr>
+                <w:rFonts w:ascii="Times New Roman" w:hAnsi="Times New Roman" w:cs="Times New Roman"/>
+              </w:rPr>
+              <w:t xml:space="preserve"> tábla </w:t>
+            </w:r>
+            <w:proofErr w:type="spellStart"/>
+            <w:r>
+              <w:rPr>
+                <w:rFonts w:ascii="Times New Roman" w:hAnsi="Times New Roman" w:cs="Times New Roman"/>
+              </w:rPr>
+              <w:t>id</w:t>
+            </w:r>
+            <w:proofErr w:type="spellEnd"/>
+            <w:r>
+              <w:rPr>
+                <w:rFonts w:ascii="Times New Roman" w:hAnsi="Times New Roman" w:cs="Times New Roman"/>
+              </w:rPr>
+              <w:t xml:space="preserve"> mezőjére.</w:t>
+            </w:r>
+            <w:r>
+              <w:rPr>
+                <w:rFonts w:ascii="Times New Roman" w:hAnsi="Times New Roman" w:cs="Times New Roman"/>
+              </w:rPr>
+              <w:t xml:space="preserve"> Így azonosítjuk hogy milyen könyvet árulunk (E-könyv, antikvárium stb.)</w:t>
             </w:r>
           </w:p>
           <w:p>
@@ -3954,7 +4571,65 @@
               <w:rPr>
                 <w:rFonts w:ascii="Times New Roman" w:hAnsi="Times New Roman" w:cs="Times New Roman"/>
               </w:rPr>
-              <w:t xml:space="preserve"> (INT): Illusztráció táblából származik. Milyen illusztráció található a könyvben. </w:t>
+              <w:t xml:space="preserve"> (INT):</w:t>
+            </w:r>
+            <w:r>
+              <w:rPr>
+                <w:rFonts w:ascii="Times New Roman" w:hAnsi="Times New Roman" w:cs="Times New Roman"/>
+              </w:rPr>
+              <w:t xml:space="preserve"> </w:t>
+            </w:r>
+            <w:r>
+              <w:rPr>
+                <w:rFonts w:ascii="Times New Roman" w:hAnsi="Times New Roman" w:cs="Times New Roman"/>
+              </w:rPr>
+              <w:t xml:space="preserve">Idegen kulcs, a </w:t>
+            </w:r>
+            <w:proofErr w:type="spellStart"/>
+            <w:r>
+              <w:rPr>
+                <w:rFonts w:ascii="Times New Roman" w:hAnsi="Times New Roman" w:cs="Times New Roman"/>
+              </w:rPr>
+              <w:t>i</w:t>
+            </w:r>
+            <w:r>
+              <w:rPr>
+                <w:rFonts w:ascii="Times New Roman" w:hAnsi="Times New Roman" w:cs="Times New Roman"/>
+              </w:rPr>
+              <w:t>llusztracio</w:t>
+            </w:r>
+            <w:proofErr w:type="spellEnd"/>
+            <w:r>
+              <w:rPr>
+                <w:rFonts w:ascii="Times New Roman" w:hAnsi="Times New Roman" w:cs="Times New Roman"/>
+              </w:rPr>
+              <w:t xml:space="preserve"> </w:t>
+            </w:r>
+            <w:r>
+              <w:rPr>
+                <w:rFonts w:ascii="Times New Roman" w:hAnsi="Times New Roman" w:cs="Times New Roman"/>
+              </w:rPr>
+              <w:t xml:space="preserve">tábla </w:t>
+            </w:r>
+            <w:proofErr w:type="spellStart"/>
+            <w:r>
+              <w:rPr>
+                <w:rFonts w:ascii="Times New Roman" w:hAnsi="Times New Roman" w:cs="Times New Roman"/>
+              </w:rPr>
+              <w:t>id</w:t>
+            </w:r>
+            <w:proofErr w:type="spellEnd"/>
+            <w:r>
+              <w:rPr>
+                <w:rFonts w:ascii="Times New Roman" w:hAnsi="Times New Roman" w:cs="Times New Roman"/>
+              </w:rPr>
+              <w:t xml:space="preserve"> mezőjére</w:t>
+            </w:r>
+            <w:r>
+              <w:rPr>
+                <w:rFonts w:ascii="Times New Roman" w:hAnsi="Times New Roman" w:cs="Times New Roman"/>
+              </w:rPr>
+              <w:t xml:space="preserve">. Milyen illusztráció található a könyvben. </w:t>
             </w:r>
           </w:p>
         </w:tc>
@@ -3978,6 +4653,7 @@
         <w:rPr>
           <w:rFonts w:cs="Times New Roman"/>
         </w:rPr>
+        <w:lastRenderedPageBreak/>
         <w:t>Számla:</w:t>
       </w:r>
     </w:p>
@@ -4056,14 +4732,12 @@
             <w:r>
               <w:rPr>
                 <w:rFonts w:ascii="Times New Roman" w:hAnsi="Times New Roman" w:cs="Times New Roman"/>
-                <w:noProof/>
-              </w:rPr>
-              <w:lastRenderedPageBreak/>
+              </w:rPr>
               <w:drawing>
-                <wp:inline distT="0" distB="0" distL="0" distR="0" wp14:anchorId="6577FEF1" wp14:editId="22705461">
-                  <wp:extent cx="2038635" cy="2734057"/>
-                  <wp:effectExtent l="0" t="0" r="0" b="9525"/>
-                  <wp:docPr id="12" name="Kép 12"/>
+                <wp:inline distT="0" distB="0" distL="0" distR="0" wp14:anchorId="1FDCCF62" wp14:editId="01EE6C06">
+                  <wp:extent cx="2400635" cy="4172532"/>
+                  <wp:effectExtent l="0" t="0" r="0" b="0"/>
+                  <wp:docPr id="17" name="Kép 17"/>
                   <wp:cNvGraphicFramePr>
                     <a:graphicFrameLocks xmlns:a="http://schemas.openxmlformats.org/drawingml/2006/main" noChangeAspect="1"/>
                   </wp:cNvGraphicFramePr>
@@ -4083,7 +4757,7 @@
                         <pic:spPr>
                           <a:xfrm>
                             <a:off x="0" y="0"/>
-                            <a:ext cx="2038635" cy="2734057"/>
+                            <a:ext cx="2400635" cy="4172532"/>
                           </a:xfrm>
                           <a:prstGeom prst="rect">
                             <a:avLst/>
@@ -4191,7 +4865,47 @@
               <w:rPr>
                 <w:rFonts w:ascii="Times New Roman" w:hAnsi="Times New Roman" w:cs="Times New Roman"/>
               </w:rPr>
-              <w:t xml:space="preserve"> (INT): A fizetési mód táblából származik. Így tudjuk azonosítani hogy a vevő milyen fizetési </w:t>
+              <w:t xml:space="preserve"> (INT): </w:t>
+            </w:r>
+            <w:r>
+              <w:rPr>
+                <w:rFonts w:ascii="Times New Roman" w:hAnsi="Times New Roman" w:cs="Times New Roman"/>
+              </w:rPr>
+              <w:t xml:space="preserve">Idegen kulcs, a </w:t>
+            </w:r>
+            <w:proofErr w:type="spellStart"/>
+            <w:r>
+              <w:rPr>
+                <w:rFonts w:ascii="Times New Roman" w:hAnsi="Times New Roman" w:cs="Times New Roman"/>
+              </w:rPr>
+              <w:t>fizetesi_mod</w:t>
+            </w:r>
+            <w:proofErr w:type="spellEnd"/>
+            <w:r>
+              <w:rPr>
+                <w:rFonts w:ascii="Times New Roman" w:hAnsi="Times New Roman" w:cs="Times New Roman"/>
+              </w:rPr>
+              <w:t xml:space="preserve"> tábla </w:t>
+            </w:r>
+            <w:proofErr w:type="spellStart"/>
+            <w:r>
+              <w:rPr>
+                <w:rFonts w:ascii="Times New Roman" w:hAnsi="Times New Roman" w:cs="Times New Roman"/>
+              </w:rPr>
+              <w:t>id</w:t>
+            </w:r>
+            <w:proofErr w:type="spellEnd"/>
+            <w:r>
+              <w:rPr>
+                <w:rFonts w:ascii="Times New Roman" w:hAnsi="Times New Roman" w:cs="Times New Roman"/>
+              </w:rPr>
+              <w:t xml:space="preserve"> mezőjére</w:t>
+            </w:r>
+            <w:r>
+              <w:rPr>
+                <w:rFonts w:ascii="Times New Roman" w:hAnsi="Times New Roman" w:cs="Times New Roman"/>
+              </w:rPr>
+              <w:t xml:space="preserve">. Így tudjuk azonosítani hogy a vevő milyen fizetési </w:t>
             </w:r>
             <w:proofErr w:type="spellStart"/>
             <w:r>
@@ -4233,6 +4947,12 @@
               </w:rPr>
               <w:t xml:space="preserve"> (DATE): Mikor teljesítették a fizetést.</w:t>
             </w:r>
+            <w:r>
+              <w:rPr>
+                <w:rFonts w:ascii="Times New Roman" w:hAnsi="Times New Roman" w:cs="Times New Roman"/>
+              </w:rPr>
+              <w:t xml:space="preserve"> Lehet null ha például utánvéttel fizettek így csak később teljesül a fizetés. </w:t>
+            </w:r>
           </w:p>
           <w:p>
             <w:pPr>
@@ -4263,7 +4983,19 @@
               <w:rPr>
                 <w:rFonts w:ascii="Times New Roman" w:hAnsi="Times New Roman" w:cs="Times New Roman"/>
               </w:rPr>
-              <w:t xml:space="preserve"> (DATE): Mikor </w:t>
+              <w:t xml:space="preserve"> (DATE</w:t>
+            </w:r>
+            <w:r>
+              <w:rPr>
+                <w:rFonts w:ascii="Times New Roman" w:hAnsi="Times New Roman" w:cs="Times New Roman"/>
+              </w:rPr>
+              <w:t>TIME</w:t>
+            </w:r>
+            <w:r>
+              <w:rPr>
+                <w:rFonts w:ascii="Times New Roman" w:hAnsi="Times New Roman" w:cs="Times New Roman"/>
+              </w:rPr>
+              <w:t xml:space="preserve">): Mikor </w:t>
             </w:r>
             <w:r>
               <w:rPr>
@@ -4288,6 +5020,12 @@
                 <w:rFonts w:ascii="Times New Roman" w:hAnsi="Times New Roman" w:cs="Times New Roman"/>
               </w:rPr>
               <w:t>.</w:t>
+            </w:r>
+            <w:r>
+              <w:rPr>
+                <w:rFonts w:ascii="Times New Roman" w:hAnsi="Times New Roman" w:cs="Times New Roman"/>
+              </w:rPr>
+              <w:t xml:space="preserve"> Másodpercre pontos idővel dolgozunk.</w:t>
             </w:r>
           </w:p>
           <w:p>
@@ -4339,6 +5077,12 @@
               </w:rPr>
               <w:t>.</w:t>
             </w:r>
+            <w:r>
+              <w:rPr>
+                <w:rFonts w:ascii="Times New Roman" w:hAnsi="Times New Roman" w:cs="Times New Roman"/>
+              </w:rPr>
+              <w:t xml:space="preserve"> A rendelés napjától számított 7 nap.</w:t>
+            </w:r>
           </w:p>
           <w:p>
             <w:pPr>
@@ -4363,7 +5107,47 @@
               <w:rPr>
                 <w:rFonts w:ascii="Times New Roman" w:hAnsi="Times New Roman" w:cs="Times New Roman"/>
               </w:rPr>
-              <w:t xml:space="preserve"> (INT): A vevő táblából származik. Így tudjuk azonosítani hogy melyik vevőhöz tartozik a  számla.</w:t>
+              <w:t xml:space="preserve"> (INT): </w:t>
+            </w:r>
+            <w:r>
+              <w:rPr>
+                <w:rFonts w:ascii="Times New Roman" w:hAnsi="Times New Roman" w:cs="Times New Roman"/>
+              </w:rPr>
+              <w:t xml:space="preserve">Idegen kulcs, a </w:t>
+            </w:r>
+            <w:proofErr w:type="spellStart"/>
+            <w:r>
+              <w:rPr>
+                <w:rFonts w:ascii="Times New Roman" w:hAnsi="Times New Roman" w:cs="Times New Roman"/>
+              </w:rPr>
+              <w:t>vevo</w:t>
+            </w:r>
+            <w:proofErr w:type="spellEnd"/>
+            <w:r>
+              <w:rPr>
+                <w:rFonts w:ascii="Times New Roman" w:hAnsi="Times New Roman" w:cs="Times New Roman"/>
+              </w:rPr>
+              <w:t xml:space="preserve"> tábla </w:t>
+            </w:r>
+            <w:proofErr w:type="spellStart"/>
+            <w:r>
+              <w:rPr>
+                <w:rFonts w:ascii="Times New Roman" w:hAnsi="Times New Roman" w:cs="Times New Roman"/>
+              </w:rPr>
+              <w:t>id</w:t>
+            </w:r>
+            <w:proofErr w:type="spellEnd"/>
+            <w:r>
+              <w:rPr>
+                <w:rFonts w:ascii="Times New Roman" w:hAnsi="Times New Roman" w:cs="Times New Roman"/>
+              </w:rPr>
+              <w:t xml:space="preserve"> mezőjére</w:t>
+            </w:r>
+            <w:r>
+              <w:rPr>
+                <w:rFonts w:ascii="Times New Roman" w:hAnsi="Times New Roman" w:cs="Times New Roman"/>
+              </w:rPr>
+              <w:t>. Így tudjuk azonosítani hogy melyik vevőhöz tartozik a  számla.</w:t>
             </w:r>
           </w:p>
           <w:p>
@@ -4382,6 +5166,184 @@
                 <w:rFonts w:ascii="Times New Roman" w:hAnsi="Times New Roman" w:cs="Times New Roman"/>
               </w:rPr>
               <w:t>számlaszám (VARCHAR): Az számla azonosítója így tudjuk azonosítani ha valaki több könyvet rendelt egy rendelésben. Felépítése: ÉV/VEVO_ID/HANYADIK SZÁMLA.</w:t>
+            </w:r>
+          </w:p>
+          <w:p>
+            <w:pPr>
+              <w:pStyle w:val="Listaszerbekezds"/>
+              <w:numPr>
+                <w:ilvl w:val="0"/>
+                <w:numId w:val="5"/>
+              </w:numPr>
+              <w:rPr>
+                <w:rFonts w:ascii="Times New Roman" w:hAnsi="Times New Roman" w:cs="Times New Roman"/>
+              </w:rPr>
+            </w:pPr>
+            <w:proofErr w:type="spellStart"/>
+            <w:r>
+              <w:rPr>
+                <w:rFonts w:ascii="Times New Roman" w:hAnsi="Times New Roman" w:cs="Times New Roman"/>
+              </w:rPr>
+              <w:t>szallitas_id</w:t>
+            </w:r>
+            <w:proofErr w:type="spellEnd"/>
+            <w:r>
+              <w:rPr>
+                <w:rFonts w:ascii="Times New Roman" w:hAnsi="Times New Roman" w:cs="Times New Roman"/>
+              </w:rPr>
+              <w:t xml:space="preserve">  (INT): </w:t>
+            </w:r>
+            <w:r>
+              <w:rPr>
+                <w:rFonts w:ascii="Times New Roman" w:hAnsi="Times New Roman" w:cs="Times New Roman"/>
+              </w:rPr>
+              <w:t xml:space="preserve">Idegen kulcs, a </w:t>
+            </w:r>
+            <w:proofErr w:type="spellStart"/>
+            <w:r>
+              <w:rPr>
+                <w:rFonts w:ascii="Times New Roman" w:hAnsi="Times New Roman" w:cs="Times New Roman"/>
+              </w:rPr>
+              <w:t>szallitas</w:t>
+            </w:r>
+            <w:proofErr w:type="spellEnd"/>
+            <w:r>
+              <w:rPr>
+                <w:rFonts w:ascii="Times New Roman" w:hAnsi="Times New Roman" w:cs="Times New Roman"/>
+              </w:rPr>
+              <w:t xml:space="preserve"> tábla </w:t>
+            </w:r>
+            <w:proofErr w:type="spellStart"/>
+            <w:r>
+              <w:rPr>
+                <w:rFonts w:ascii="Times New Roman" w:hAnsi="Times New Roman" w:cs="Times New Roman"/>
+              </w:rPr>
+              <w:t>id</w:t>
+            </w:r>
+            <w:proofErr w:type="spellEnd"/>
+            <w:r>
+              <w:rPr>
+                <w:rFonts w:ascii="Times New Roman" w:hAnsi="Times New Roman" w:cs="Times New Roman"/>
+              </w:rPr>
+              <w:t xml:space="preserve"> mezőjére</w:t>
+            </w:r>
+            <w:r>
+              <w:rPr>
+                <w:rFonts w:ascii="Times New Roman" w:hAnsi="Times New Roman" w:cs="Times New Roman"/>
+              </w:rPr>
+              <w:t>.</w:t>
+            </w:r>
+            <w:r>
+              <w:rPr>
+                <w:rFonts w:ascii="Times New Roman" w:hAnsi="Times New Roman" w:cs="Times New Roman"/>
+              </w:rPr>
+              <w:t xml:space="preserve"> Milyen szállítási módot választottak ki. </w:t>
+            </w:r>
+          </w:p>
+          <w:p>
+            <w:pPr>
+              <w:pStyle w:val="Listaszerbekezds"/>
+              <w:numPr>
+                <w:ilvl w:val="0"/>
+                <w:numId w:val="5"/>
+              </w:numPr>
+              <w:rPr>
+                <w:rFonts w:ascii="Times New Roman" w:hAnsi="Times New Roman" w:cs="Times New Roman"/>
+              </w:rPr>
+            </w:pPr>
+            <w:proofErr w:type="spellStart"/>
+            <w:r>
+              <w:rPr>
+                <w:rFonts w:ascii="Times New Roman" w:hAnsi="Times New Roman" w:cs="Times New Roman"/>
+              </w:rPr>
+              <w:t>r_statusz</w:t>
+            </w:r>
+            <w:proofErr w:type="spellEnd"/>
+            <w:r>
+              <w:rPr>
+                <w:rFonts w:ascii="Times New Roman" w:hAnsi="Times New Roman" w:cs="Times New Roman"/>
+              </w:rPr>
+              <w:t xml:space="preserve"> (INT): </w:t>
+            </w:r>
+            <w:r>
+              <w:rPr>
+                <w:rFonts w:ascii="Times New Roman" w:hAnsi="Times New Roman" w:cs="Times New Roman"/>
+              </w:rPr>
+              <w:t xml:space="preserve">Idegen kulcs, a </w:t>
+            </w:r>
+            <w:proofErr w:type="spellStart"/>
+            <w:r>
+              <w:rPr>
+                <w:rFonts w:ascii="Times New Roman" w:hAnsi="Times New Roman" w:cs="Times New Roman"/>
+              </w:rPr>
+              <w:t>rendeles_statusz</w:t>
+            </w:r>
+            <w:proofErr w:type="spellEnd"/>
+            <w:r>
+              <w:rPr>
+                <w:rFonts w:ascii="Times New Roman" w:hAnsi="Times New Roman" w:cs="Times New Roman"/>
+              </w:rPr>
+              <w:t xml:space="preserve"> tábla </w:t>
+            </w:r>
+            <w:proofErr w:type="spellStart"/>
+            <w:r>
+              <w:rPr>
+                <w:rFonts w:ascii="Times New Roman" w:hAnsi="Times New Roman" w:cs="Times New Roman"/>
+              </w:rPr>
+              <w:t>id</w:t>
+            </w:r>
+            <w:proofErr w:type="spellEnd"/>
+            <w:r>
+              <w:rPr>
+                <w:rFonts w:ascii="Times New Roman" w:hAnsi="Times New Roman" w:cs="Times New Roman"/>
+              </w:rPr>
+              <w:t xml:space="preserve"> mezőjére</w:t>
+            </w:r>
+            <w:r>
+              <w:rPr>
+                <w:rFonts w:ascii="Times New Roman" w:hAnsi="Times New Roman" w:cs="Times New Roman"/>
+              </w:rPr>
+              <w:t xml:space="preserve">. Melyik státuszban van jelenleg a </w:t>
+            </w:r>
+            <w:proofErr w:type="spellStart"/>
+            <w:r>
+              <w:rPr>
+                <w:rFonts w:ascii="Times New Roman" w:hAnsi="Times New Roman" w:cs="Times New Roman"/>
+              </w:rPr>
+              <w:t>rendeles</w:t>
+            </w:r>
+            <w:proofErr w:type="spellEnd"/>
+            <w:r>
+              <w:rPr>
+                <w:rFonts w:ascii="Times New Roman" w:hAnsi="Times New Roman" w:cs="Times New Roman"/>
+              </w:rPr>
+              <w:t xml:space="preserve"> (Feldolgozás alatt, feladva stb.)</w:t>
+            </w:r>
+          </w:p>
+          <w:p>
+            <w:pPr>
+              <w:pStyle w:val="Listaszerbekezds"/>
+              <w:numPr>
+                <w:ilvl w:val="0"/>
+                <w:numId w:val="5"/>
+              </w:numPr>
+              <w:rPr>
+                <w:rFonts w:ascii="Times New Roman" w:hAnsi="Times New Roman" w:cs="Times New Roman"/>
+              </w:rPr>
+            </w:pPr>
+            <w:proofErr w:type="spellStart"/>
+            <w:r>
+              <w:rPr>
+                <w:rFonts w:ascii="Times New Roman" w:hAnsi="Times New Roman" w:cs="Times New Roman"/>
+              </w:rPr>
+              <w:t>vegosszeg</w:t>
+            </w:r>
+            <w:proofErr w:type="spellEnd"/>
+            <w:r>
+              <w:rPr>
+                <w:rFonts w:ascii="Times New Roman" w:hAnsi="Times New Roman" w:cs="Times New Roman"/>
+              </w:rPr>
+              <w:t xml:space="preserve"> (INT): A rendelésünk teljes fizetendő ára. </w:t>
             </w:r>
           </w:p>
         </w:tc>
@@ -4393,6 +5355,12 @@
           <w:rFonts w:ascii="Times New Roman" w:hAnsi="Times New Roman" w:cs="Times New Roman"/>
         </w:rPr>
       </w:pPr>
+      <w:r>
+        <w:rPr>
+          <w:rFonts w:ascii="Times New Roman" w:hAnsi="Times New Roman" w:cs="Times New Roman"/>
+        </w:rPr>
+        <w:br w:type="page"/>
+      </w:r>
     </w:p>
     <w:p>
       <w:pPr>
@@ -4405,6 +5373,7 @@
         <w:rPr>
           <w:rFonts w:cs="Times New Roman"/>
         </w:rPr>
+        <w:lastRenderedPageBreak/>
         <w:t>Vevő:</w:t>
       </w:r>
     </w:p>
@@ -4871,6 +5840,7 @@
             <w:r>
               <w:rPr>
                 <w:rFonts w:ascii="Times New Roman" w:hAnsi="Times New Roman" w:cs="Times New Roman"/>
+                <w:noProof/>
               </w:rPr>
               <w:drawing>
                 <wp:inline distT="0" distB="0" distL="0" distR="0" wp14:anchorId="7B744AF3" wp14:editId="5287E7F1">
@@ -5030,7 +6000,6 @@
           <w:rFonts w:cs="Times New Roman"/>
           <w:noProof/>
         </w:rPr>
-        <w:lastRenderedPageBreak/>
         <w:t>Szállítás</w:t>
       </w:r>
     </w:p>
@@ -5816,8 +6785,6 @@
               </w:rPr>
               <w:t xml:space="preserve"> felvételének időpontjában</w:t>
             </w:r>
-            <w:bookmarkStart w:id="0" w:name="_GoBack"/>
-            <w:bookmarkEnd w:id="0"/>
             <w:r>
               <w:rPr>
                 <w:rFonts w:ascii="Times New Roman" w:hAnsi="Times New Roman" w:cs="Times New Roman"/>
@@ -5892,7 +6859,59 @@
               <w:rPr>
                 <w:rFonts w:ascii="Times New Roman" w:hAnsi="Times New Roman" w:cs="Times New Roman"/>
               </w:rPr>
-              <w:t xml:space="preserve"> (INT): A kapcsolódó számlának az </w:t>
+              <w:t xml:space="preserve"> (INT): </w:t>
+            </w:r>
+            <w:r>
+              <w:rPr>
+                <w:rFonts w:ascii="Times New Roman" w:hAnsi="Times New Roman" w:cs="Times New Roman"/>
+              </w:rPr>
+              <w:t xml:space="preserve">Idegen kulcs, a </w:t>
+            </w:r>
+            <w:proofErr w:type="spellStart"/>
+            <w:r>
+              <w:rPr>
+                <w:rFonts w:ascii="Times New Roman" w:hAnsi="Times New Roman" w:cs="Times New Roman"/>
+              </w:rPr>
+              <w:t>szamla</w:t>
+            </w:r>
+            <w:proofErr w:type="spellEnd"/>
+            <w:r>
+              <w:rPr>
+                <w:rFonts w:ascii="Times New Roman" w:hAnsi="Times New Roman" w:cs="Times New Roman"/>
+              </w:rPr>
+              <w:t xml:space="preserve"> tábla </w:t>
+            </w:r>
+            <w:proofErr w:type="spellStart"/>
+            <w:r>
+              <w:rPr>
+                <w:rFonts w:ascii="Times New Roman" w:hAnsi="Times New Roman" w:cs="Times New Roman"/>
+              </w:rPr>
+              <w:t>szamla_</w:t>
+            </w:r>
+            <w:r>
+              <w:rPr>
+                <w:rFonts w:ascii="Times New Roman" w:hAnsi="Times New Roman" w:cs="Times New Roman"/>
+              </w:rPr>
+              <w:t>id</w:t>
+            </w:r>
+            <w:proofErr w:type="spellEnd"/>
+            <w:r>
+              <w:rPr>
+                <w:rFonts w:ascii="Times New Roman" w:hAnsi="Times New Roman" w:cs="Times New Roman"/>
+              </w:rPr>
+              <w:t xml:space="preserve"> mezőjére</w:t>
+            </w:r>
+            <w:r>
+              <w:rPr>
+                <w:rFonts w:ascii="Times New Roman" w:hAnsi="Times New Roman" w:cs="Times New Roman"/>
+              </w:rPr>
+              <w:t xml:space="preserve">. </w:t>
+            </w:r>
+            <w:r>
+              <w:rPr>
+                <w:rFonts w:ascii="Times New Roman" w:hAnsi="Times New Roman" w:cs="Times New Roman"/>
+              </w:rPr>
+              <w:t xml:space="preserve">A kapcsolódó számlának az </w:t>
             </w:r>
             <w:proofErr w:type="spellStart"/>
             <w:r>
@@ -5949,6 +6968,14 @@
           <w:rFonts w:cs="Times New Roman"/>
         </w:rPr>
         <w:t>Backend végpontok:</w:t>
+      </w:r>
+    </w:p>
+    <w:p>
+      <w:pPr>
+        <w:pStyle w:val="Cmsor2"/>
+      </w:pPr>
+      <w:r>
+        <w:t xml:space="preserve"> Termékek:</w:t>
       </w:r>
     </w:p>
     <w:p>
@@ -6371,6 +7398,14 @@
     </w:p>
     <w:p>
       <w:pPr>
+        <w:pStyle w:val="Cmsor2"/>
+      </w:pPr>
+      <w:r>
+        <w:t xml:space="preserve"> Felhasználók:</w:t>
+      </w:r>
+    </w:p>
+    <w:p>
+      <w:pPr>
         <w:rPr>
           <w:rFonts w:ascii="Times New Roman" w:hAnsi="Times New Roman" w:cs="Times New Roman"/>
         </w:rPr>
@@ -6379,7 +7414,6 @@
         <w:rPr>
           <w:rFonts w:ascii="Times New Roman" w:hAnsi="Times New Roman" w:cs="Times New Roman"/>
         </w:rPr>
-        <w:lastRenderedPageBreak/>
         <w:t>Az oldal felhasználóhoz tartozó végpontjai a következők:</w:t>
       </w:r>
     </w:p>
@@ -7257,6 +8291,28 @@
         </w:tc>
       </w:tr>
     </w:tbl>
+    <w:p>
+      <w:pPr>
+        <w:rPr>
+          <w:rFonts w:ascii="Times New Roman" w:hAnsi="Times New Roman" w:cs="Times New Roman"/>
+        </w:rPr>
+      </w:pPr>
+      <w:r>
+        <w:rPr>
+          <w:rFonts w:ascii="Times New Roman" w:hAnsi="Times New Roman" w:cs="Times New Roman"/>
+        </w:rPr>
+        <w:br w:type="page"/>
+      </w:r>
+    </w:p>
+    <w:p>
+      <w:pPr>
+        <w:pStyle w:val="Cmsor2"/>
+      </w:pPr>
+      <w:r>
+        <w:lastRenderedPageBreak/>
+        <w:t xml:space="preserve"> Kategóriák:</w:t>
+      </w:r>
+    </w:p>
     <w:p>
       <w:pPr>
         <w:rPr>
@@ -7571,6 +8627,14 @@
     </w:p>
     <w:p>
       <w:pPr>
+        <w:pStyle w:val="Cmsor2"/>
+      </w:pPr>
+      <w:r>
+        <w:t xml:space="preserve"> Rendelések</w:t>
+      </w:r>
+    </w:p>
+    <w:p>
+      <w:pPr>
         <w:rPr>
           <w:rFonts w:ascii="Times New Roman" w:hAnsi="Times New Roman" w:cs="Times New Roman"/>
         </w:rPr>
@@ -8023,6 +9087,14 @@
           <w:rFonts w:ascii="Times New Roman" w:hAnsi="Times New Roman" w:cs="Times New Roman"/>
         </w:rPr>
       </w:pPr>
+    </w:p>
+    <w:p>
+      <w:pPr>
+        <w:pStyle w:val="Cmsor2"/>
+      </w:pPr>
+      <w:r>
+        <w:t xml:space="preserve"> Szűrés:</w:t>
+      </w:r>
     </w:p>
     <w:p>
       <w:pPr>
@@ -8767,7 +9839,6 @@
                 <w:rStyle w:val="HTML-kd"/>
                 <w:rFonts w:ascii="Times New Roman" w:eastAsiaTheme="minorHAnsi" w:hAnsi="Times New Roman" w:cs="Times New Roman"/>
               </w:rPr>
-              <w:lastRenderedPageBreak/>
               <w:t>/</w:t>
             </w:r>
             <w:proofErr w:type="spellStart"/>
@@ -8879,6 +9950,7 @@
       <w:pPr>
         <w:rPr>
           <w:rFonts w:ascii="Times New Roman" w:hAnsi="Times New Roman" w:cs="Times New Roman"/>
+          <w:noProof/>
         </w:rPr>
       </w:pPr>
     </w:p>
@@ -8894,8 +9966,39 @@
           <w:rFonts w:ascii="Times New Roman" w:hAnsi="Times New Roman" w:cs="Times New Roman"/>
           <w:noProof/>
         </w:rPr>
-        <w:br/>
+        <w:br w:type="page"/>
       </w:r>
+    </w:p>
+    <w:p>
+      <w:pPr>
+        <w:pStyle w:val="Cmsor2"/>
+        <w:rPr>
+          <w:noProof/>
+        </w:rPr>
+      </w:pPr>
+      <w:r>
+        <w:rPr>
+          <w:noProof/>
+        </w:rPr>
+        <w:lastRenderedPageBreak/>
+        <w:t xml:space="preserve"> Admin felület </w:t>
+      </w:r>
+    </w:p>
+    <w:p>
+      <w:pPr>
+        <w:pStyle w:val="Cmsor3"/>
+      </w:pPr>
+      <w:r>
+        <w:t xml:space="preserve">Raktár/rendelések </w:t>
+      </w:r>
+    </w:p>
+    <w:p>
+      <w:pPr>
+        <w:rPr>
+          <w:rFonts w:ascii="Times New Roman" w:hAnsi="Times New Roman" w:cs="Times New Roman"/>
+          <w:noProof/>
+        </w:rPr>
+      </w:pPr>
       <w:r>
         <w:rPr>
           <w:rFonts w:ascii="Times New Roman" w:hAnsi="Times New Roman" w:cs="Times New Roman"/>
@@ -9638,18 +10741,25 @@
     </w:tbl>
     <w:p>
       <w:pPr>
+        <w:pStyle w:val="Cmsor3"/>
+        <w:rPr>
+          <w:noProof/>
+        </w:rPr>
+      </w:pPr>
+      <w:r>
+        <w:rPr>
+          <w:noProof/>
+        </w:rPr>
+        <w:t>Felhasználók</w:t>
+      </w:r>
+    </w:p>
+    <w:p>
+      <w:pPr>
         <w:rPr>
           <w:rFonts w:ascii="Times New Roman" w:hAnsi="Times New Roman" w:cs="Times New Roman"/>
           <w:noProof/>
         </w:rPr>
       </w:pPr>
-      <w:r>
-        <w:rPr>
-          <w:rFonts w:ascii="Times New Roman" w:hAnsi="Times New Roman" w:cs="Times New Roman"/>
-          <w:noProof/>
-        </w:rPr>
-        <w:br/>
-      </w:r>
       <w:r>
         <w:rPr>
           <w:rFonts w:ascii="Times New Roman" w:hAnsi="Times New Roman" w:cs="Times New Roman"/>
@@ -10369,10 +11479,35 @@
     <w:p>
       <w:pPr>
         <w:rPr>
-          <w:rFonts w:ascii="Times New Roman" w:hAnsi="Times New Roman" w:cs="Times New Roman"/>
+          <w:rFonts w:ascii="Times New Roman" w:eastAsiaTheme="majorEastAsia" w:hAnsi="Times New Roman" w:cstheme="majorBidi"/>
+          <w:b/>
+          <w:noProof/>
+          <w:color w:val="000000" w:themeColor="text1"/>
+          <w:sz w:val="24"/>
+          <w:szCs w:val="24"/>
+        </w:rPr>
+      </w:pPr>
+      <w:r>
+        <w:rPr>
+          <w:noProof/>
+        </w:rPr>
+        <w:br w:type="page"/>
+      </w:r>
+    </w:p>
+    <w:p>
+      <w:pPr>
+        <w:pStyle w:val="Cmsor3"/>
+        <w:rPr>
           <w:noProof/>
         </w:rPr>
       </w:pPr>
+      <w:r>
+        <w:rPr>
+          <w:noProof/>
+        </w:rPr>
+        <w:lastRenderedPageBreak/>
+        <w:t>Termékek</w:t>
+      </w:r>
     </w:p>
     <w:p>
       <w:pPr>
@@ -10386,23 +11521,22 @@
           <w:rFonts w:ascii="Times New Roman" w:hAnsi="Times New Roman" w:cs="Times New Roman"/>
           <w:noProof/>
         </w:rPr>
-        <w:t>Az oldal admin felülethez tartozó backend végpontjai (Felhasználó).</w:t>
+        <w:t>Az oldal admin felülethez tartozó backend végpontjai (</w:t>
       </w:r>
       <w:r>
         <w:rPr>
           <w:rFonts w:ascii="Times New Roman" w:hAnsi="Times New Roman" w:cs="Times New Roman"/>
           <w:noProof/>
         </w:rPr>
-        <w:br/>
+        <w:t>termékek</w:t>
       </w:r>
-    </w:p>
-    <w:p>
-      <w:pPr>
+      <w:r>
         <w:rPr>
           <w:rFonts w:ascii="Times New Roman" w:hAnsi="Times New Roman" w:cs="Times New Roman"/>
           <w:noProof/>
         </w:rPr>
-      </w:pPr>
+        <w:t>).</w:t>
+      </w:r>
     </w:p>
     <w:tbl>
       <w:tblPr>
@@ -10458,7 +11592,6 @@
                 <w:b/>
                 <w:bCs/>
               </w:rPr>
-              <w:lastRenderedPageBreak/>
               <w:t>Végpont</w:t>
             </w:r>
           </w:p>
@@ -11055,128 +12188,6 @@
         </w:tc>
       </w:tr>
     </w:tbl>
-    <w:p>
-      <w:pPr>
-        <w:rPr>
-          <w:rFonts w:ascii="Times New Roman" w:hAnsi="Times New Roman" w:cs="Times New Roman"/>
-          <w:noProof/>
-        </w:rPr>
-      </w:pPr>
-      <w:r>
-        <w:rPr>
-          <w:rFonts w:ascii="Times New Roman" w:hAnsi="Times New Roman" w:cs="Times New Roman"/>
-          <w:noProof/>
-        </w:rPr>
-        <w:br/>
-      </w:r>
-      <w:r>
-        <w:rPr>
-          <w:rFonts w:ascii="Times New Roman" w:hAnsi="Times New Roman" w:cs="Times New Roman"/>
-          <w:noProof/>
-        </w:rPr>
-        <w:br/>
-      </w:r>
-      <w:r>
-        <w:rPr>
-          <w:rFonts w:ascii="Times New Roman" w:hAnsi="Times New Roman" w:cs="Times New Roman"/>
-          <w:noProof/>
-        </w:rPr>
-        <w:br/>
-      </w:r>
-      <w:r>
-        <w:rPr>
-          <w:rFonts w:ascii="Times New Roman" w:hAnsi="Times New Roman" w:cs="Times New Roman"/>
-          <w:noProof/>
-        </w:rPr>
-        <w:br/>
-      </w:r>
-      <w:r>
-        <w:rPr>
-          <w:rFonts w:ascii="Times New Roman" w:hAnsi="Times New Roman" w:cs="Times New Roman"/>
-          <w:noProof/>
-        </w:rPr>
-        <w:br/>
-      </w:r>
-      <w:r>
-        <w:rPr>
-          <w:rFonts w:ascii="Times New Roman" w:hAnsi="Times New Roman" w:cs="Times New Roman"/>
-          <w:noProof/>
-        </w:rPr>
-        <w:br/>
-      </w:r>
-      <w:r>
-        <w:rPr>
-          <w:rFonts w:ascii="Times New Roman" w:hAnsi="Times New Roman" w:cs="Times New Roman"/>
-          <w:noProof/>
-        </w:rPr>
-        <w:br/>
-      </w:r>
-      <w:r>
-        <w:rPr>
-          <w:rFonts w:ascii="Times New Roman" w:hAnsi="Times New Roman" w:cs="Times New Roman"/>
-          <w:noProof/>
-        </w:rPr>
-        <w:br/>
-      </w:r>
-      <w:r>
-        <w:rPr>
-          <w:rFonts w:ascii="Times New Roman" w:hAnsi="Times New Roman" w:cs="Times New Roman"/>
-          <w:noProof/>
-        </w:rPr>
-        <w:br/>
-      </w:r>
-      <w:r>
-        <w:rPr>
-          <w:rFonts w:ascii="Times New Roman" w:hAnsi="Times New Roman" w:cs="Times New Roman"/>
-          <w:noProof/>
-        </w:rPr>
-        <w:br/>
-      </w:r>
-      <w:r>
-        <w:rPr>
-          <w:rFonts w:ascii="Times New Roman" w:hAnsi="Times New Roman" w:cs="Times New Roman"/>
-          <w:noProof/>
-        </w:rPr>
-        <w:br/>
-      </w:r>
-      <w:r>
-        <w:rPr>
-          <w:rFonts w:ascii="Times New Roman" w:hAnsi="Times New Roman" w:cs="Times New Roman"/>
-          <w:noProof/>
-        </w:rPr>
-        <w:br/>
-      </w:r>
-      <w:r>
-        <w:rPr>
-          <w:rFonts w:ascii="Times New Roman" w:hAnsi="Times New Roman" w:cs="Times New Roman"/>
-          <w:noProof/>
-        </w:rPr>
-        <w:br/>
-      </w:r>
-      <w:r>
-        <w:rPr>
-          <w:rFonts w:ascii="Times New Roman" w:hAnsi="Times New Roman" w:cs="Times New Roman"/>
-          <w:noProof/>
-        </w:rPr>
-        <w:br/>
-      </w:r>
-    </w:p>
-    <w:p>
-      <w:pPr>
-        <w:rPr>
-          <w:rFonts w:ascii="Times New Roman" w:hAnsi="Times New Roman" w:cs="Times New Roman"/>
-          <w:noProof/>
-        </w:rPr>
-      </w:pPr>
-    </w:p>
-    <w:p>
-      <w:pPr>
-        <w:rPr>
-          <w:rFonts w:ascii="Times New Roman" w:hAnsi="Times New Roman" w:cs="Times New Roman"/>
-          <w:noProof/>
-        </w:rPr>
-      </w:pPr>
-    </w:p>
     <w:p>
       <w:pPr>
         <w:rPr>
@@ -11566,7 +12577,7 @@
         <w:ind w:left="432" w:hanging="432"/>
       </w:pPr>
       <w:rPr>
-        <w:rFonts w:ascii="times" w:hAnsi="times" w:hint="default"/>
+        <w:rFonts w:ascii="Times" w:hAnsi="Times" w:hint="default"/>
         <w:b/>
         <w:i w:val="0"/>
         <w:sz w:val="28"/>
@@ -12482,7 +13493,7 @@
     <w:uiPriority w:val="9"/>
     <w:unhideWhenUsed/>
     <w:qFormat/>
-    <w:rsid w:val="00511F08"/>
+    <w:rsid w:val="00B61C89"/>
     <w:pPr>
       <w:keepNext/>
       <w:keepLines/>
@@ -12495,6 +13506,7 @@
     </w:pPr>
     <w:rPr>
       <w:rFonts w:ascii="Times New Roman" w:eastAsiaTheme="majorEastAsia" w:hAnsi="Times New Roman" w:cstheme="majorBidi"/>
+      <w:b/>
       <w:color w:val="000000" w:themeColor="text1"/>
       <w:sz w:val="24"/>
       <w:szCs w:val="24"/>
@@ -12603,9 +13615,10 @@
     <w:basedOn w:val="Bekezdsalapbettpusa"/>
     <w:link w:val="Cmsor3"/>
     <w:uiPriority w:val="9"/>
-    <w:rsid w:val="00511F08"/>
+    <w:rsid w:val="00B61C89"/>
     <w:rPr>
       <w:rFonts w:ascii="Times New Roman" w:eastAsiaTheme="majorEastAsia" w:hAnsi="Times New Roman" w:cstheme="majorBidi"/>
+      <w:b/>
       <w:color w:val="000000" w:themeColor="text1"/>
       <w:sz w:val="24"/>
       <w:szCs w:val="24"/>
@@ -12914,7 +13927,7 @@
 </file>
 
 <file path=customXml/itemProps1.xml><?xml version="1.0" encoding="utf-8"?>
-<ds:datastoreItem xmlns:ds="http://schemas.openxmlformats.org/officeDocument/2006/customXml" ds:itemID="{36BB6629-734A-4F33-8BE8-F19CE5DE3D2B}">
+<ds:datastoreItem xmlns:ds="http://schemas.openxmlformats.org/officeDocument/2006/customXml" ds:itemID="{66E7B51F-38FC-4EB0-AE04-6042F8D08358}">
   <ds:schemaRefs>
     <ds:schemaRef ds:uri="http://schemas.openxmlformats.org/officeDocument/2006/bibliography"/>
   </ds:schemaRefs>

--- a/backend/Projekt feladat.docx
+++ b/backend/Projekt feladat.docx
@@ -42,20 +42,6 @@
         </w:rPr>
         <w:t xml:space="preserve">A projektünkben egy könyves boltot hoztunk létre. Egy valós webáruház alapján készítettünk el. Az adatbázisunk táblái és kapcsolatai a következők: </w:t>
       </w:r>
-    </w:p>
-    <w:p>
-      <w:pPr>
-        <w:pStyle w:val="Cmsor1"/>
-        <w:rPr>
-          <w:rFonts w:cs="Times New Roman"/>
-        </w:rPr>
-      </w:pPr>
-      <w:r>
-        <w:rPr>
-          <w:rFonts w:cs="Times New Roman"/>
-        </w:rPr>
-        <w:t xml:space="preserve">Adatbázis: </w:t>
-      </w:r>
       <w:bookmarkStart w:id="0" w:name="_GoBack"/>
       <w:bookmarkEnd w:id="0"/>
     </w:p>
@@ -63,35 +49,51 @@
       <w:pPr>
         <w:rPr>
           <w:rFonts w:ascii="Times New Roman" w:hAnsi="Times New Roman" w:cs="Times New Roman"/>
-          <w:noProof/>
         </w:rPr>
+        <w:sectPr>
+          <w:pgSz w:w="11906" w:h="16838"/>
+          <w:pgMar w:top="1417" w:right="1417" w:bottom="1417" w:left="1417" w:header="708" w:footer="708" w:gutter="0"/>
+          <w:cols w:space="708"/>
+          <w:docGrid w:linePitch="360"/>
+        </w:sectPr>
       </w:pPr>
       <w:r>
         <w:rPr>
           <w:rFonts w:ascii="Times New Roman" w:hAnsi="Times New Roman" w:cs="Times New Roman"/>
-          <w:noProof/>
         </w:rPr>
-        <w:t xml:space="preserve"> </w:t>
+        <w:br w:type="page"/>
       </w:r>
+    </w:p>
+    <w:p>
+      <w:pPr>
+        <w:rPr>
+          <w:rFonts w:ascii="Times New Roman" w:hAnsi="Times New Roman" w:cs="Times New Roman"/>
+        </w:rPr>
+        <w:sectPr>
+          <w:pgSz w:w="16838" w:h="11906" w:orient="landscape"/>
+          <w:pgMar w:top="1417" w:right="1417" w:bottom="1417" w:left="1417" w:header="708" w:footer="708" w:gutter="0"/>
+          <w:cols w:space="708"/>
+          <w:docGrid w:linePitch="360"/>
+        </w:sectPr>
+      </w:pPr>
       <w:r>
         <w:rPr>
           <w:rFonts w:ascii="Times New Roman" w:hAnsi="Times New Roman" w:cs="Times New Roman"/>
-          <w:noProof/>
-          <w:lang w:eastAsia="hu-HU"/>
         </w:rPr>
+        <w:lastRenderedPageBreak/>
         <w:drawing>
-          <wp:anchor distT="0" distB="0" distL="114300" distR="114300" simplePos="0" relativeHeight="251658240" behindDoc="1" locked="0" layoutInCell="1" allowOverlap="1" wp14:anchorId="1E0FCE13">
+          <wp:anchor distT="0" distB="0" distL="114300" distR="114300" simplePos="0" relativeHeight="251662336" behindDoc="0" locked="0" layoutInCell="1" allowOverlap="1" wp14:anchorId="3D44FDA9">
             <wp:simplePos x="0" y="0"/>
-            <wp:positionH relativeFrom="column">
-              <wp:posOffset>3202416</wp:posOffset>
+            <wp:positionH relativeFrom="margin">
+              <wp:posOffset>4920311</wp:posOffset>
             </wp:positionH>
             <wp:positionV relativeFrom="paragraph">
-              <wp:posOffset>207479</wp:posOffset>
+              <wp:posOffset>2471531</wp:posOffset>
             </wp:positionV>
-            <wp:extent cx="2695575" cy="3620625"/>
-            <wp:effectExtent l="0" t="0" r="0" b="0"/>
+            <wp:extent cx="1988047" cy="4091549"/>
+            <wp:effectExtent l="0" t="0" r="0" b="4445"/>
             <wp:wrapNone/>
-            <wp:docPr id="1" name="Kép 1"/>
+            <wp:docPr id="21" name="Kép 21"/>
             <wp:cNvGraphicFramePr>
               <a:graphicFrameLocks xmlns:a="http://schemas.openxmlformats.org/drawingml/2006/main" noChangeAspect="1"/>
             </wp:cNvGraphicFramePr>
@@ -117,7 +119,7 @@
                   <pic:spPr>
                     <a:xfrm>
                       <a:off x="0" y="0"/>
-                      <a:ext cx="2695575" cy="3620625"/>
+                      <a:ext cx="1988047" cy="4091549"/>
                     </a:xfrm>
                     <a:prstGeom prst="rect">
                       <a:avLst/>
@@ -135,37 +137,23 @@
           </wp:anchor>
         </w:drawing>
       </w:r>
-    </w:p>
-    <w:p>
-      <w:pPr>
-        <w:pStyle w:val="Cmsor2"/>
-        <w:numPr>
-          <w:ilvl w:val="0"/>
-          <w:numId w:val="0"/>
-        </w:numPr>
-        <w:rPr>
-          <w:rFonts w:cs="Times New Roman"/>
-        </w:rPr>
-      </w:pPr>
       <w:r>
         <w:rPr>
-          <w:rFonts w:cs="Times New Roman"/>
-          <w:noProof/>
-          <w:lang w:eastAsia="hu-HU"/>
+          <w:rFonts w:ascii="Times New Roman" w:hAnsi="Times New Roman" w:cs="Times New Roman"/>
         </w:rPr>
         <w:drawing>
-          <wp:anchor distT="0" distB="0" distL="114300" distR="114300" simplePos="0" relativeHeight="251661312" behindDoc="1" locked="0" layoutInCell="1" allowOverlap="1" wp14:anchorId="6F05E83B">
+          <wp:anchor distT="0" distB="0" distL="114300" distR="114300" simplePos="0" relativeHeight="251660288" behindDoc="0" locked="0" layoutInCell="1" allowOverlap="1" wp14:anchorId="04EC45B5">
             <wp:simplePos x="0" y="0"/>
             <wp:positionH relativeFrom="margin">
-              <wp:align>left</wp:align>
+              <wp:posOffset>4768712</wp:posOffset>
             </wp:positionH>
             <wp:positionV relativeFrom="paragraph">
-              <wp:posOffset>3629412</wp:posOffset>
+              <wp:posOffset>-900734</wp:posOffset>
             </wp:positionV>
-            <wp:extent cx="5760720" cy="3640455"/>
-            <wp:effectExtent l="0" t="0" r="0" b="0"/>
+            <wp:extent cx="4770783" cy="4453442"/>
+            <wp:effectExtent l="0" t="0" r="0" b="4445"/>
             <wp:wrapNone/>
-            <wp:docPr id="4" name="Kép 4"/>
+            <wp:docPr id="19" name="Kép 19"/>
             <wp:cNvGraphicFramePr>
               <a:graphicFrameLocks xmlns:a="http://schemas.openxmlformats.org/drawingml/2006/main" noChangeAspect="1"/>
             </wp:cNvGraphicFramePr>
@@ -191,7 +179,7 @@
                   <pic:spPr>
                     <a:xfrm>
                       <a:off x="0" y="0"/>
-                      <a:ext cx="5760720" cy="3640455"/>
+                      <a:ext cx="4770783" cy="4453442"/>
                     </a:xfrm>
                     <a:prstGeom prst="rect">
                       <a:avLst/>
@@ -211,23 +199,21 @@
       </w:r>
       <w:r>
         <w:rPr>
-          <w:rFonts w:cs="Times New Roman"/>
-          <w:noProof/>
-          <w:lang w:eastAsia="hu-HU"/>
+          <w:rFonts w:ascii="Times New Roman" w:hAnsi="Times New Roman" w:cs="Times New Roman"/>
         </w:rPr>
         <w:drawing>
-          <wp:anchor distT="0" distB="0" distL="114300" distR="114300" simplePos="0" relativeHeight="251659264" behindDoc="1" locked="0" layoutInCell="1" allowOverlap="1" wp14:anchorId="02DEFDFA">
+          <wp:anchor distT="0" distB="0" distL="114300" distR="114300" simplePos="0" relativeHeight="251659264" behindDoc="0" locked="0" layoutInCell="1" allowOverlap="1" wp14:anchorId="47C8FEA7">
             <wp:simplePos x="0" y="0"/>
-            <wp:positionH relativeFrom="margin">
-              <wp:posOffset>110546</wp:posOffset>
+            <wp:positionH relativeFrom="page">
+              <wp:posOffset>-15903</wp:posOffset>
             </wp:positionH>
             <wp:positionV relativeFrom="paragraph">
-              <wp:posOffset>33765</wp:posOffset>
+              <wp:posOffset>-868294</wp:posOffset>
             </wp:positionV>
-            <wp:extent cx="3114205" cy="2488412"/>
-            <wp:effectExtent l="0" t="0" r="0" b="7620"/>
+            <wp:extent cx="5732343" cy="4063116"/>
+            <wp:effectExtent l="0" t="0" r="1905" b="0"/>
             <wp:wrapNone/>
-            <wp:docPr id="2" name="Kép 2"/>
+            <wp:docPr id="1" name="Kép 1"/>
             <wp:cNvGraphicFramePr>
               <a:graphicFrameLocks xmlns:a="http://schemas.openxmlformats.org/drawingml/2006/main" noChangeAspect="1"/>
             </wp:cNvGraphicFramePr>
@@ -253,7 +239,7 @@
                   <pic:spPr>
                     <a:xfrm>
                       <a:off x="0" y="0"/>
-                      <a:ext cx="3114205" cy="2488412"/>
+                      <a:ext cx="5732343" cy="4063116"/>
                     </a:xfrm>
                     <a:prstGeom prst="rect">
                       <a:avLst/>
@@ -271,37 +257,45 @@
           </wp:anchor>
         </w:drawing>
       </w:r>
-      <w:r>
+    </w:p>
+    <w:p>
+      <w:pPr>
+        <w:rPr>
+          <w:rFonts w:ascii="Times New Roman" w:hAnsi="Times New Roman" w:cs="Times New Roman"/>
+        </w:rPr>
+      </w:pPr>
+    </w:p>
+    <w:p>
+      <w:pPr>
+        <w:pStyle w:val="Cmsor1"/>
         <w:rPr>
           <w:rFonts w:cs="Times New Roman"/>
-          <w:noProof/>
         </w:rPr>
-        <w:br w:type="page"/>
-      </w:r>
-      <w:r>
-        <w:rPr>
-          <w:rFonts w:cs="Times New Roman"/>
-          <w:noProof/>
-        </w:rPr>
-        <w:lastRenderedPageBreak/>
-        <w:br/>
-      </w:r>
+      </w:pPr>
       <w:r>
         <w:rPr>
           <w:rFonts w:cs="Times New Roman"/>
         </w:rPr>
-        <w:t>1.1. Borító tábla:</w:t>
+        <w:t xml:space="preserve">Adatbázis: </w:t>
+      </w:r>
+    </w:p>
+    <w:p>
+      <w:pPr>
+        <w:pStyle w:val="Cmsor2"/>
+        <w:rPr>
+          <w:noProof/>
+        </w:rPr>
+      </w:pPr>
+      <w:r>
+        <w:rPr>
+          <w:noProof/>
+        </w:rPr>
+        <w:t>Borító tábla</w:t>
       </w:r>
       <w:r>
-        <w:rPr>
-          <w:rFonts w:cs="Times New Roman"/>
-        </w:rPr>
         <w:br/>
       </w:r>
       <w:r>
-        <w:rPr>
-          <w:rFonts w:cs="Times New Roman"/>
-        </w:rPr>
         <w:t xml:space="preserve"> </w:t>
       </w:r>
     </w:p>
@@ -1303,7 +1297,6 @@
         <w:rPr>
           <w:rFonts w:cs="Times New Roman"/>
         </w:rPr>
-        <w:lastRenderedPageBreak/>
         <w:t>Illusztráció:</w:t>
       </w:r>
     </w:p>
@@ -2056,6 +2049,26 @@
     </w:p>
     <w:p>
       <w:pPr>
+        <w:rPr>
+          <w:rFonts w:ascii="Times New Roman" w:hAnsi="Times New Roman" w:cs="Times New Roman"/>
+        </w:rPr>
+      </w:pPr>
+      <w:r>
+        <w:rPr>
+          <w:rFonts w:ascii="Times New Roman" w:hAnsi="Times New Roman" w:cs="Times New Roman"/>
+        </w:rPr>
+        <w:br w:type="page"/>
+      </w:r>
+    </w:p>
+    <w:p>
+      <w:pPr>
+        <w:rPr>
+          <w:rFonts w:ascii="Times New Roman" w:hAnsi="Times New Roman" w:cs="Times New Roman"/>
+        </w:rPr>
+      </w:pPr>
+    </w:p>
+    <w:p>
+      <w:pPr>
         <w:pStyle w:val="Cmsor2"/>
         <w:rPr>
           <w:rFonts w:cs="Times New Roman"/>
@@ -2772,31 +2785,7 @@
               <w:rPr>
                 <w:rFonts w:ascii="Times New Roman" w:hAnsi="Times New Roman" w:cs="Times New Roman"/>
               </w:rPr>
-              <w:t xml:space="preserve">Idegen kulcs, a </w:t>
-            </w:r>
-            <w:r>
-              <w:rPr>
-                <w:rFonts w:ascii="Times New Roman" w:hAnsi="Times New Roman" w:cs="Times New Roman"/>
-              </w:rPr>
-              <w:t>termek</w:t>
-            </w:r>
-            <w:r>
-              <w:rPr>
-                <w:rFonts w:ascii="Times New Roman" w:hAnsi="Times New Roman" w:cs="Times New Roman"/>
-              </w:rPr>
-              <w:t xml:space="preserve"> tábla </w:t>
-            </w:r>
-            <w:r>
-              <w:rPr>
-                <w:rFonts w:ascii="Times New Roman" w:hAnsi="Times New Roman" w:cs="Times New Roman"/>
-              </w:rPr>
-              <w:t>ISBN</w:t>
-            </w:r>
-            <w:r>
-              <w:rPr>
-                <w:rFonts w:ascii="Times New Roman" w:hAnsi="Times New Roman" w:cs="Times New Roman"/>
-              </w:rPr>
-              <w:t xml:space="preserve"> mezőjére</w:t>
+              <w:t>Idegen kulcs, a termek tábla ISBN mezőjére</w:t>
             </w:r>
             <w:r>
               <w:rPr>
@@ -2926,15 +2915,29 @@
     </w:tbl>
     <w:p>
       <w:pPr>
-        <w:pStyle w:val="Cmsor2"/>
         <w:rPr>
-          <w:rFonts w:cs="Times New Roman"/>
+          <w:rFonts w:ascii="Times" w:eastAsiaTheme="majorEastAsia" w:hAnsi="Times" w:cs="Times New Roman"/>
+          <w:b/>
+          <w:color w:val="000000" w:themeColor="text1"/>
+          <w:sz w:val="28"/>
+          <w:szCs w:val="26"/>
+          <w:highlight w:val="lightGray"/>
         </w:rPr>
       </w:pPr>
       <w:r>
         <w:rPr>
-          <w:rFonts w:cs="Times New Roman"/>
+          <w:rFonts w:ascii="Times" w:hAnsi="Times" w:cs="Times New Roman"/>
+          <w:highlight w:val="lightGray"/>
         </w:rPr>
+        <w:br w:type="page"/>
+      </w:r>
+    </w:p>
+    <w:p>
+      <w:pPr>
+        <w:pStyle w:val="Cmsor2"/>
+      </w:pPr>
+      <w:r>
+        <w:lastRenderedPageBreak/>
         <w:t>Kapcsoló Szerző</w:t>
       </w:r>
     </w:p>
@@ -3197,37 +3200,7 @@
               <w:rPr>
                 <w:rFonts w:ascii="Times New Roman" w:hAnsi="Times New Roman" w:cs="Times New Roman"/>
               </w:rPr>
-              <w:t xml:space="preserve">Idegen kulcs, a </w:t>
-            </w:r>
-            <w:r>
-              <w:rPr>
-                <w:rFonts w:ascii="Times New Roman" w:hAnsi="Times New Roman" w:cs="Times New Roman"/>
-              </w:rPr>
-              <w:t>termek</w:t>
-            </w:r>
-            <w:r>
-              <w:rPr>
-                <w:rFonts w:ascii="Times New Roman" w:hAnsi="Times New Roman" w:cs="Times New Roman"/>
-              </w:rPr>
-              <w:t xml:space="preserve"> tábla </w:t>
-            </w:r>
-            <w:r>
-              <w:rPr>
-                <w:rFonts w:ascii="Times New Roman" w:hAnsi="Times New Roman" w:cs="Times New Roman"/>
-              </w:rPr>
-              <w:t>ISBN</w:t>
-            </w:r>
-            <w:r>
-              <w:rPr>
-                <w:rFonts w:ascii="Times New Roman" w:hAnsi="Times New Roman" w:cs="Times New Roman"/>
-              </w:rPr>
-              <w:t xml:space="preserve"> mezőjére</w:t>
-            </w:r>
-            <w:r>
-              <w:rPr>
-                <w:rFonts w:ascii="Times New Roman" w:hAnsi="Times New Roman" w:cs="Times New Roman"/>
-              </w:rPr>
-              <w:t>.</w:t>
+              <w:t>Idegen kulcs, a termek tábla ISBN mezőjére.</w:t>
             </w:r>
             <w:r>
               <w:rPr>
@@ -3295,19 +3268,7 @@
               <w:rPr>
                 <w:rFonts w:ascii="Times New Roman" w:hAnsi="Times New Roman" w:cs="Times New Roman"/>
               </w:rPr>
-              <w:t xml:space="preserve">Idegen kulcs, a </w:t>
-            </w:r>
-            <w:r>
-              <w:rPr>
-                <w:rFonts w:ascii="Times New Roman" w:hAnsi="Times New Roman" w:cs="Times New Roman"/>
-              </w:rPr>
-              <w:t>szerző</w:t>
-            </w:r>
-            <w:r>
-              <w:rPr>
-                <w:rFonts w:ascii="Times New Roman" w:hAnsi="Times New Roman" w:cs="Times New Roman"/>
-              </w:rPr>
-              <w:t xml:space="preserve"> tábla </w:t>
+              <w:t xml:space="preserve">Idegen kulcs, a szerző tábla </w:t>
             </w:r>
             <w:proofErr w:type="spellStart"/>
             <w:r>
@@ -3375,29 +3336,9 @@
     </w:tbl>
     <w:p>
       <w:pPr>
-        <w:rPr>
-          <w:rFonts w:ascii="Times New Roman" w:hAnsi="Times New Roman" w:cs="Times New Roman"/>
-        </w:rPr>
+        <w:pStyle w:val="Cmsor2"/>
       </w:pPr>
       <w:r>
-        <w:rPr>
-          <w:rFonts w:ascii="Times New Roman" w:hAnsi="Times New Roman" w:cs="Times New Roman"/>
-        </w:rPr>
-        <w:br w:type="page"/>
-      </w:r>
-    </w:p>
-    <w:p>
-      <w:pPr>
-        <w:pStyle w:val="Cmsor2"/>
-        <w:rPr>
-          <w:rFonts w:cs="Times New Roman"/>
-        </w:rPr>
-      </w:pPr>
-      <w:r>
-        <w:rPr>
-          <w:rFonts w:cs="Times New Roman"/>
-        </w:rPr>
-        <w:lastRenderedPageBreak/>
         <w:t xml:space="preserve"> Kapcsoló illusztrátor</w:t>
       </w:r>
     </w:p>
@@ -3667,31 +3608,7 @@
               <w:rPr>
                 <w:rFonts w:ascii="Times New Roman" w:hAnsi="Times New Roman" w:cs="Times New Roman"/>
               </w:rPr>
-              <w:t xml:space="preserve">Idegen kulcs, a </w:t>
-            </w:r>
-            <w:r>
-              <w:rPr>
-                <w:rFonts w:ascii="Times New Roman" w:hAnsi="Times New Roman" w:cs="Times New Roman"/>
-              </w:rPr>
-              <w:t>termek</w:t>
-            </w:r>
-            <w:r>
-              <w:rPr>
-                <w:rFonts w:ascii="Times New Roman" w:hAnsi="Times New Roman" w:cs="Times New Roman"/>
-              </w:rPr>
-              <w:t xml:space="preserve"> tábla </w:t>
-            </w:r>
-            <w:r>
-              <w:rPr>
-                <w:rFonts w:ascii="Times New Roman" w:hAnsi="Times New Roman" w:cs="Times New Roman"/>
-              </w:rPr>
-              <w:t>ISBN</w:t>
-            </w:r>
-            <w:r>
-              <w:rPr>
-                <w:rFonts w:ascii="Times New Roman" w:hAnsi="Times New Roman" w:cs="Times New Roman"/>
-              </w:rPr>
-              <w:t xml:space="preserve"> mezőjére</w:t>
+              <w:t>Idegen kulcs, a termek tábla ISBN mezőjére</w:t>
             </w:r>
             <w:r>
               <w:rPr>
@@ -3783,19 +3700,7 @@
               <w:rPr>
                 <w:rFonts w:ascii="Times New Roman" w:hAnsi="Times New Roman" w:cs="Times New Roman"/>
               </w:rPr>
-              <w:t>Idegen kulcs, a</w:t>
-            </w:r>
-            <w:r>
-              <w:rPr>
-                <w:rFonts w:ascii="Times New Roman" w:hAnsi="Times New Roman" w:cs="Times New Roman"/>
-              </w:rPr>
-              <w:t>z</w:t>
-            </w:r>
-            <w:r>
-              <w:rPr>
-                <w:rFonts w:ascii="Times New Roman" w:hAnsi="Times New Roman" w:cs="Times New Roman"/>
-              </w:rPr>
-              <w:t xml:space="preserve"> </w:t>
+              <w:t xml:space="preserve">Idegen kulcs, az </w:t>
             </w:r>
             <w:proofErr w:type="spellStart"/>
             <w:r>
@@ -3809,13 +3714,7 @@
               <w:rPr>
                 <w:rFonts w:ascii="Times New Roman" w:hAnsi="Times New Roman" w:cs="Times New Roman"/>
               </w:rPr>
-              <w:t xml:space="preserve"> </w:t>
-            </w:r>
-            <w:r>
-              <w:rPr>
-                <w:rFonts w:ascii="Times New Roman" w:hAnsi="Times New Roman" w:cs="Times New Roman"/>
-              </w:rPr>
-              <w:t xml:space="preserve">tábla </w:t>
+              <w:t xml:space="preserve"> tábla </w:t>
             </w:r>
             <w:proofErr w:type="spellStart"/>
             <w:r>
@@ -3885,6 +3784,26 @@
         </w:tc>
       </w:tr>
     </w:tbl>
+    <w:p>
+      <w:pPr>
+        <w:rPr>
+          <w:rFonts w:ascii="Times New Roman" w:hAnsi="Times New Roman" w:cs="Times New Roman"/>
+        </w:rPr>
+      </w:pPr>
+    </w:p>
+    <w:p>
+      <w:pPr>
+        <w:rPr>
+          <w:rFonts w:ascii="Times New Roman" w:hAnsi="Times New Roman" w:cs="Times New Roman"/>
+        </w:rPr>
+      </w:pPr>
+      <w:r>
+        <w:rPr>
+          <w:rFonts w:ascii="Times New Roman" w:hAnsi="Times New Roman" w:cs="Times New Roman"/>
+        </w:rPr>
+        <w:br w:type="page"/>
+      </w:r>
+    </w:p>
     <w:p>
       <w:pPr>
         <w:rPr>
@@ -3903,7 +3822,7 @@
         <w:rPr>
           <w:rFonts w:cs="Times New Roman"/>
         </w:rPr>
-        <w:t xml:space="preserve"> Termék</w:t>
+        <w:t>Termék</w:t>
       </w:r>
     </w:p>
     <w:tbl>
@@ -3941,17 +3860,8 @@
                 <w:rFonts w:ascii="Times New Roman" w:hAnsi="Times New Roman" w:cs="Times New Roman"/>
                 <w:i/>
               </w:rPr>
-              <w:t xml:space="preserve">Kapcsoló </w:t>
-            </w:r>
-            <w:proofErr w:type="spellStart"/>
-            <w:r>
-              <w:rPr>
-                <w:rFonts w:ascii="Times New Roman" w:hAnsi="Times New Roman" w:cs="Times New Roman"/>
-                <w:i/>
-              </w:rPr>
-              <w:t>illusztrator</w:t>
-            </w:r>
-            <w:proofErr w:type="spellEnd"/>
+              <w:t>Termék</w:t>
+            </w:r>
             <w:r>
               <w:rPr>
                 <w:rFonts w:ascii="Times New Roman" w:hAnsi="Times New Roman" w:cs="Times New Roman"/>
@@ -4211,19 +4121,7 @@
               <w:rPr>
                 <w:rFonts w:ascii="Times New Roman" w:hAnsi="Times New Roman" w:cs="Times New Roman"/>
               </w:rPr>
-              <w:t xml:space="preserve">Idegen kulcs, a </w:t>
-            </w:r>
-            <w:r>
-              <w:rPr>
-                <w:rFonts w:ascii="Times New Roman" w:hAnsi="Times New Roman" w:cs="Times New Roman"/>
-              </w:rPr>
-              <w:t>nyelv</w:t>
-            </w:r>
-            <w:r>
-              <w:rPr>
-                <w:rFonts w:ascii="Times New Roman" w:hAnsi="Times New Roman" w:cs="Times New Roman"/>
-              </w:rPr>
-              <w:t xml:space="preserve"> tábla </w:t>
+              <w:t xml:space="preserve">Idegen kulcs, a nyelv tábla </w:t>
             </w:r>
             <w:proofErr w:type="spellStart"/>
             <w:r>
@@ -4577,13 +4475,7 @@
               <w:rPr>
                 <w:rFonts w:ascii="Times New Roman" w:hAnsi="Times New Roman" w:cs="Times New Roman"/>
               </w:rPr>
-              <w:t xml:space="preserve"> </w:t>
-            </w:r>
-            <w:r>
-              <w:rPr>
-                <w:rFonts w:ascii="Times New Roman" w:hAnsi="Times New Roman" w:cs="Times New Roman"/>
-              </w:rPr>
-              <w:t xml:space="preserve">Idegen kulcs, a </w:t>
+              <w:t xml:space="preserve"> Idegen kulcs, a </w:t>
             </w:r>
             <w:proofErr w:type="spellStart"/>
             <w:r>
@@ -4635,6 +4527,26 @@
         </w:tc>
       </w:tr>
     </w:tbl>
+    <w:p>
+      <w:pPr>
+        <w:rPr>
+          <w:rFonts w:ascii="Times New Roman" w:hAnsi="Times New Roman" w:cs="Times New Roman"/>
+        </w:rPr>
+      </w:pPr>
+    </w:p>
+    <w:p>
+      <w:pPr>
+        <w:rPr>
+          <w:rFonts w:ascii="Times New Roman" w:hAnsi="Times New Roman" w:cs="Times New Roman"/>
+        </w:rPr>
+      </w:pPr>
+      <w:r>
+        <w:rPr>
+          <w:rFonts w:ascii="Times New Roman" w:hAnsi="Times New Roman" w:cs="Times New Roman"/>
+        </w:rPr>
+        <w:br w:type="page"/>
+      </w:r>
+    </w:p>
     <w:p>
       <w:pPr>
         <w:rPr>
@@ -4653,7 +4565,6 @@
         <w:rPr>
           <w:rFonts w:cs="Times New Roman"/>
         </w:rPr>
-        <w:lastRenderedPageBreak/>
         <w:t>Számla:</w:t>
       </w:r>
     </w:p>
@@ -4732,6 +4643,7 @@
             <w:r>
               <w:rPr>
                 <w:rFonts w:ascii="Times New Roman" w:hAnsi="Times New Roman" w:cs="Times New Roman"/>
+                <w:noProof/>
               </w:rPr>
               <w:drawing>
                 <wp:inline distT="0" distB="0" distL="0" distR="0" wp14:anchorId="1FDCCF62" wp14:editId="01EE6C06">
@@ -5225,13 +5137,7 @@
               <w:rPr>
                 <w:rFonts w:ascii="Times New Roman" w:hAnsi="Times New Roman" w:cs="Times New Roman"/>
               </w:rPr>
-              <w:t xml:space="preserve"> mezőjére</w:t>
-            </w:r>
-            <w:r>
-              <w:rPr>
-                <w:rFonts w:ascii="Times New Roman" w:hAnsi="Times New Roman" w:cs="Times New Roman"/>
-              </w:rPr>
-              <w:t>.</w:t>
+              <w:t xml:space="preserve"> mezőjére.</w:t>
             </w:r>
             <w:r>
               <w:rPr>
@@ -6886,26 +6792,14 @@
               <w:rPr>
                 <w:rFonts w:ascii="Times New Roman" w:hAnsi="Times New Roman" w:cs="Times New Roman"/>
               </w:rPr>
-              <w:t>szamla_</w:t>
-            </w:r>
-            <w:r>
-              <w:rPr>
-                <w:rFonts w:ascii="Times New Roman" w:hAnsi="Times New Roman" w:cs="Times New Roman"/>
-              </w:rPr>
-              <w:t>id</w:t>
-            </w:r>
-            <w:proofErr w:type="spellEnd"/>
-            <w:r>
-              <w:rPr>
-                <w:rFonts w:ascii="Times New Roman" w:hAnsi="Times New Roman" w:cs="Times New Roman"/>
-              </w:rPr>
-              <w:t xml:space="preserve"> mezőjére</w:t>
-            </w:r>
-            <w:r>
-              <w:rPr>
-                <w:rFonts w:ascii="Times New Roman" w:hAnsi="Times New Roman" w:cs="Times New Roman"/>
-              </w:rPr>
-              <w:t xml:space="preserve">. </w:t>
+              <w:t>szamla_id</w:t>
+            </w:r>
+            <w:proofErr w:type="spellEnd"/>
+            <w:r>
+              <w:rPr>
+                <w:rFonts w:ascii="Times New Roman" w:hAnsi="Times New Roman" w:cs="Times New Roman"/>
+              </w:rPr>
+              <w:t xml:space="preserve"> mezőjére. </w:t>
             </w:r>
             <w:r>
               <w:rPr>
@@ -13927,7 +13821,7 @@
 </file>
 
 <file path=customXml/itemProps1.xml><?xml version="1.0" encoding="utf-8"?>
-<ds:datastoreItem xmlns:ds="http://schemas.openxmlformats.org/officeDocument/2006/customXml" ds:itemID="{66E7B51F-38FC-4EB0-AE04-6042F8D08358}">
+<ds:datastoreItem xmlns:ds="http://schemas.openxmlformats.org/officeDocument/2006/customXml" ds:itemID="{74DE13F4-2F71-484B-B571-C7A9E25F5327}">
   <ds:schemaRefs>
     <ds:schemaRef ds:uri="http://schemas.openxmlformats.org/officeDocument/2006/bibliography"/>
   </ds:schemaRefs>
